--- a/documentacion/Informe.docx
+++ b/documentacion/Informe.docx
@@ -14,20 +14,120 @@
     </w:p>
     <w:p>
       <w:r>
+        <w:t>MARCAS:</w:t>
+      </w:r>
+    </w:p>
+    <w:p>
+      <w:r>
+        <w:t xml:space="preserve">Empecé diseñando la web con Figma. Para el índice, hice 3 bocetos (wireframe, esquema y mock-up). </w:t>
+      </w:r>
+    </w:p>
+    <w:p>
+      <w:r>
+        <w:rPr>
+          <w:noProof/>
+        </w:rPr>
+        <w:drawing>
+          <wp:inline distT="0" distB="0" distL="0" distR="0" wp14:anchorId="06DC628C" wp14:editId="04C20FA8">
+            <wp:extent cx="5400040" cy="2505710"/>
+            <wp:effectExtent l="0" t="0" r="0" b="8890"/>
+            <wp:docPr id="800713091" name="Imagen 1"/>
+            <wp:cNvGraphicFramePr>
+              <a:graphicFrameLocks xmlns:a="http://schemas.openxmlformats.org/drawingml/2006/main" noChangeAspect="1"/>
+            </wp:cNvGraphicFramePr>
+            <a:graphic xmlns:a="http://schemas.openxmlformats.org/drawingml/2006/main">
+              <a:graphicData uri="http://schemas.openxmlformats.org/drawingml/2006/picture">
+                <pic:pic xmlns:pic="http://schemas.openxmlformats.org/drawingml/2006/picture">
+                  <pic:nvPicPr>
+                    <pic:cNvPr id="800713091" name=""/>
+                    <pic:cNvPicPr/>
+                  </pic:nvPicPr>
+                  <pic:blipFill>
+                    <a:blip r:embed="rId4"/>
+                    <a:stretch>
+                      <a:fillRect/>
+                    </a:stretch>
+                  </pic:blipFill>
+                  <pic:spPr>
+                    <a:xfrm>
+                      <a:off x="0" y="0"/>
+                      <a:ext cx="5400040" cy="2505710"/>
+                    </a:xfrm>
+                    <a:prstGeom prst="rect">
+                      <a:avLst/>
+                    </a:prstGeom>
+                  </pic:spPr>
+                </pic:pic>
+              </a:graphicData>
+            </a:graphic>
+          </wp:inline>
+        </w:drawing>
+      </w:r>
+    </w:p>
+    <w:p>
+      <w:r>
+        <w:t>BASES:</w:t>
+      </w:r>
+    </w:p>
+    <w:p>
+      <w:r>
+        <w:t>Diagrama entidad relación:</w:t>
+      </w:r>
+    </w:p>
+    <w:p>
+      <w:r>
+        <w:rPr>
+          <w:noProof/>
+        </w:rPr>
+        <w:drawing>
+          <wp:inline distT="0" distB="0" distL="0" distR="0" wp14:anchorId="4E4B63B0" wp14:editId="434A3155">
+            <wp:extent cx="5400040" cy="4210050"/>
+            <wp:effectExtent l="0" t="0" r="0" b="0"/>
+            <wp:docPr id="635600855" name="Imagen 1"/>
+            <wp:cNvGraphicFramePr>
+              <a:graphicFrameLocks xmlns:a="http://schemas.openxmlformats.org/drawingml/2006/main" noChangeAspect="1"/>
+            </wp:cNvGraphicFramePr>
+            <a:graphic xmlns:a="http://schemas.openxmlformats.org/drawingml/2006/main">
+              <a:graphicData uri="http://schemas.openxmlformats.org/drawingml/2006/picture">
+                <pic:pic xmlns:pic="http://schemas.openxmlformats.org/drawingml/2006/picture">
+                  <pic:nvPicPr>
+                    <pic:cNvPr id="635600855" name=""/>
+                    <pic:cNvPicPr/>
+                  </pic:nvPicPr>
+                  <pic:blipFill>
+                    <a:blip r:embed="rId5"/>
+                    <a:stretch>
+                      <a:fillRect/>
+                    </a:stretch>
+                  </pic:blipFill>
+                  <pic:spPr>
+                    <a:xfrm>
+                      <a:off x="0" y="0"/>
+                      <a:ext cx="5400040" cy="4210050"/>
+                    </a:xfrm>
+                    <a:prstGeom prst="rect">
+                      <a:avLst/>
+                    </a:prstGeom>
+                  </pic:spPr>
+                </pic:pic>
+              </a:graphicData>
+            </a:graphic>
+          </wp:inline>
+        </w:drawing>
+      </w:r>
+    </w:p>
+    <w:p>
+      <w:r>
+        <w:lastRenderedPageBreak/>
         <w:t>PROGRAMACIÓN</w:t>
       </w:r>
-    </w:p>
-    <w:p>
-      <w:r>
-        <w:t>Clase App (</w:t>
-      </w:r>
-      <w:proofErr w:type="spellStart"/>
-      <w:r>
-        <w:t>main</w:t>
-      </w:r>
-      <w:proofErr w:type="spellEnd"/>
-      <w:r>
-        <w:t>):</w:t>
+      <w:r>
+        <w:t>:</w:t>
+      </w:r>
+    </w:p>
+    <w:p>
+      <w:r>
+        <w:t>Clase App (main):</w:t>
       </w:r>
     </w:p>
     <w:p>
@@ -56,7 +156,7 @@
                     <pic:cNvPicPr/>
                   </pic:nvPicPr>
                   <pic:blipFill>
-                    <a:blip r:embed="rId4"/>
+                    <a:blip r:embed="rId6"/>
                     <a:stretch>
                       <a:fillRect/>
                     </a:stretch>
@@ -109,7 +209,7 @@
                     <pic:cNvPicPr/>
                   </pic:nvPicPr>
                   <pic:blipFill>
-                    <a:blip r:embed="rId5"/>
+                    <a:blip r:embed="rId7"/>
                     <a:stretch>
                       <a:fillRect/>
                     </a:stretch>
@@ -132,22 +232,13 @@
     </w:p>
     <w:p>
       <w:r>
-        <w:lastRenderedPageBreak/>
         <w:t xml:space="preserve">Un ejemplo de los </w:t>
       </w:r>
       <w:r>
         <w:t>métodos</w:t>
       </w:r>
       <w:r>
-        <w:t xml:space="preserve"> que realicé es el de </w:t>
-      </w:r>
-      <w:proofErr w:type="spellStart"/>
-      <w:r>
-        <w:t>addGaleria</w:t>
-      </w:r>
-      <w:proofErr w:type="spellEnd"/>
-      <w:r>
-        <w:t>, el cual añade una galería a la colección de galerías de un evento seleccionado por el usuario:</w:t>
+        <w:t xml:space="preserve"> que realicé es el de addGaleria, el cual añade una galería a la colección de galerías de un evento seleccionado por el usuario:</w:t>
       </w:r>
     </w:p>
     <w:p>
@@ -155,6 +246,7 @@
         <w:rPr>
           <w:noProof/>
         </w:rPr>
+        <w:lastRenderedPageBreak/>
         <w:drawing>
           <wp:inline distT="0" distB="0" distL="0" distR="0" wp14:anchorId="145FCF91" wp14:editId="5B63ACDE">
             <wp:extent cx="5400040" cy="4801235"/>
@@ -171,7 +263,7 @@
                     <pic:cNvPicPr/>
                   </pic:nvPicPr>
                   <pic:blipFill>
-                    <a:blip r:embed="rId6"/>
+                    <a:blip r:embed="rId8"/>
                     <a:stretch>
                       <a:fillRect/>
                     </a:stretch>
@@ -218,7 +310,7 @@
                     <pic:cNvPicPr/>
                   </pic:nvPicPr>
                   <pic:blipFill>
-                    <a:blip r:embed="rId7"/>
+                    <a:blip r:embed="rId9"/>
                     <a:stretch>
                       <a:fillRect/>
                     </a:stretch>
@@ -247,17 +339,9 @@
         <w:t xml:space="preserve">inicialmente </w:t>
       </w:r>
       <w:r>
-        <w:t xml:space="preserve">no sabía cómo hacerlo. Encontré un comentario en Stack </w:t>
-      </w:r>
-      <w:proofErr w:type="spellStart"/>
-      <w:r>
-        <w:t>Overflow</w:t>
-      </w:r>
-      <w:proofErr w:type="spellEnd"/>
-      <w:r>
-        <w:t xml:space="preserve"> que explicaba cómo hacerlo (</w:t>
-      </w:r>
-      <w:hyperlink r:id="rId8" w:history="1">
+        <w:t>no sabía cómo hacerlo. Encontré un comentario en Stack Overflow que explicaba cómo hacerlo (</w:t>
+      </w:r>
+      <w:hyperlink r:id="rId10" w:history="1">
         <w:r>
           <w:rPr>
             <w:rStyle w:val="Hipervnculo"/>
@@ -290,7 +374,7 @@
                     <pic:cNvPicPr/>
                   </pic:nvPicPr>
                   <pic:blipFill>
-                    <a:blip r:embed="rId9"/>
+                    <a:blip r:embed="rId11"/>
                     <a:stretch>
                       <a:fillRect/>
                     </a:stretch>

--- a/documentacion/Informe.docx
+++ b/documentacion/Informe.docx
@@ -3,8 +3,57 @@
 <w:document xmlns:wpc="http://schemas.microsoft.com/office/word/2010/wordprocessingCanvas" xmlns:cx="http://schemas.microsoft.com/office/drawing/2014/chartex" xmlns:cx1="http://schemas.microsoft.com/office/drawing/2015/9/8/chartex" xmlns:cx2="http://schemas.microsoft.com/office/drawing/2015/10/21/chartex" xmlns:cx3="http://schemas.microsoft.com/office/drawing/2016/5/9/chartex" xmlns:cx4="http://schemas.microsoft.com/office/drawing/2016/5/10/chartex" xmlns:cx5="http://schemas.microsoft.com/office/drawing/2016/5/11/chartex" xmlns:cx6="http://schemas.microsoft.com/office/drawing/2016/5/12/chartex" xmlns:cx7="http://schemas.microsoft.com/office/drawing/2016/5/13/chartex" xmlns:cx8="http://schemas.microsoft.com/office/drawing/2016/5/14/chartex" xmlns:mc="http://schemas.openxmlformats.org/markup-compatibility/2006" xmlns:aink="http://schemas.microsoft.com/office/drawing/2016/ink" xmlns:am3d="http://schemas.microsoft.com/office/drawing/2017/model3d" xmlns:o="urn:schemas-microsoft-com:office:office" xmlns:oel="http://schemas.microsoft.com/office/2019/extlst" xmlns:r="http://schemas.openxmlformats.org/officeDocument/2006/relationships" xmlns:m="http://schemas.openxmlformats.org/officeDocument/2006/math" xmlns:v="urn:schemas-microsoft-com:vml" xmlns:wp14="http://schemas.microsoft.com/office/word/2010/wordprocessingDrawing" xmlns:wp="http://schemas.openxmlformats.org/drawingml/2006/wordprocessingDrawing" xmlns:w10="urn:schemas-microsoft-com:office:word" xmlns:w="http://schemas.openxmlformats.org/wordprocessingml/2006/main" xmlns:w14="http://schemas.microsoft.com/office/word/2010/wordml" xmlns:w15="http://schemas.microsoft.com/office/word/2012/wordml" xmlns:w16cex="http://schemas.microsoft.com/office/word/2018/wordml/cex" xmlns:w16cid="http://schemas.microsoft.com/office/word/2016/wordml/cid" xmlns:w16="http://schemas.microsoft.com/office/word/2018/wordml" xmlns:w16du="http://schemas.microsoft.com/office/word/2023/wordml/word16du" xmlns:w16sdtdh="http://schemas.microsoft.com/office/word/2020/wordml/sdtdatahash" xmlns:w16sdtfl="http://schemas.microsoft.com/office/word/2024/wordml/sdtformatlock" xmlns:w16se="http://schemas.microsoft.com/office/word/2015/wordml/symex" xmlns:wpg="http://schemas.microsoft.com/office/word/2010/wordprocessingGroup" xmlns:wpi="http://schemas.microsoft.com/office/word/2010/wordprocessingInk" xmlns:wne="http://schemas.microsoft.com/office/word/2006/wordml" xmlns:wps="http://schemas.microsoft.com/office/word/2010/wordprocessingShape" mc:Ignorable="w14 w15 w16se w16cid w16 w16cex w16sdtdh w16sdtfl w16du wp14">
   <w:body>
     <w:p>
-      <w:r>
+      <w:pPr>
+        <w:jc w:val="center"/>
+        <w:rPr>
+          <w:b/>
+          <w:bCs/>
+          <w:sz w:val="40"/>
+          <w:szCs w:val="40"/>
+          <w:u w:val="single"/>
+        </w:rPr>
+      </w:pPr>
+      <w:r>
+        <w:rPr>
+          <w:b/>
+          <w:bCs/>
+          <w:sz w:val="40"/>
+          <w:szCs w:val="40"/>
+          <w:u w:val="single"/>
+        </w:rPr>
         <w:t>INFORME</w:t>
+      </w:r>
+      <w:r>
+        <w:rPr>
+          <w:b/>
+          <w:bCs/>
+          <w:sz w:val="40"/>
+          <w:szCs w:val="40"/>
+          <w:u w:val="single"/>
+        </w:rPr>
+        <w:t xml:space="preserve"> DE PROYECTO</w:t>
+      </w:r>
+    </w:p>
+    <w:p>
+      <w:pPr>
+        <w:jc w:val="center"/>
+        <w:rPr>
+          <w:b/>
+          <w:bCs/>
+          <w:sz w:val="40"/>
+          <w:szCs w:val="40"/>
+          <w:u w:val="single"/>
+        </w:rPr>
+      </w:pPr>
+      <w:r>
+        <w:rPr>
+          <w:b/>
+          <w:bCs/>
+          <w:sz w:val="40"/>
+          <w:szCs w:val="40"/>
+          <w:u w:val="single"/>
+        </w:rPr>
+        <w:t>Héctor García Menéndez</w:t>
       </w:r>
     </w:p>
     <w:p>
@@ -79,6 +128,7 @@
         <w:rPr>
           <w:noProof/>
         </w:rPr>
+        <w:lastRenderedPageBreak/>
         <w:drawing>
           <wp:inline distT="0" distB="0" distL="0" distR="0" wp14:anchorId="4E4B63B0" wp14:editId="434A3155">
             <wp:extent cx="5400040" cy="4210050"/>
@@ -118,7 +168,6 @@
     </w:p>
     <w:p>
       <w:r>
-        <w:lastRenderedPageBreak/>
         <w:t>PROGRAMACIÓN</w:t>
       </w:r>
       <w:r>
@@ -193,6 +242,7 @@
         <w:rPr>
           <w:noProof/>
         </w:rPr>
+        <w:lastRenderedPageBreak/>
         <w:drawing>
           <wp:inline distT="0" distB="0" distL="0" distR="0" wp14:anchorId="12EE7F6D" wp14:editId="61B67B17">
             <wp:extent cx="3379845" cy="3840480"/>

--- a/documentacion/Informe.docx
+++ b/documentacion/Informe.docx
@@ -40,8 +40,8 @@
         <w:rPr>
           <w:b/>
           <w:bCs/>
-          <w:sz w:val="40"/>
-          <w:szCs w:val="40"/>
+          <w:sz w:val="32"/>
+          <w:szCs w:val="32"/>
           <w:u w:val="single"/>
         </w:rPr>
       </w:pPr>
@@ -49,8 +49,8 @@
         <w:rPr>
           <w:b/>
           <w:bCs/>
-          <w:sz w:val="40"/>
-          <w:szCs w:val="40"/>
+          <w:sz w:val="32"/>
+          <w:szCs w:val="32"/>
           <w:u w:val="single"/>
         </w:rPr>
         <w:t>Héctor García Menéndez</w:t>
@@ -58,6 +58,314 @@
     </w:p>
     <w:p>
       <w:r>
+        <w:t>Eventos que forman el proyecto:</w:t>
+      </w:r>
+    </w:p>
+    <w:p>
+      <w:pPr>
+        <w:pStyle w:val="Prrafodelista"/>
+        <w:numPr>
+          <w:ilvl w:val="0"/>
+          <w:numId w:val="2"/>
+        </w:numPr>
+      </w:pPr>
+      <w:r>
+        <w:t>Real Sporting vs Deportivo La Coruña</w:t>
+      </w:r>
+    </w:p>
+    <w:p>
+      <w:pPr>
+        <w:pStyle w:val="Prrafodelista"/>
+        <w:numPr>
+          <w:ilvl w:val="1"/>
+          <w:numId w:val="2"/>
+        </w:numPr>
+      </w:pPr>
+      <w:r>
+        <w:t>Categoría: Deportes</w:t>
+      </w:r>
+    </w:p>
+    <w:p>
+      <w:pPr>
+        <w:pStyle w:val="Prrafodelista"/>
+        <w:numPr>
+          <w:ilvl w:val="1"/>
+          <w:numId w:val="2"/>
+        </w:numPr>
+      </w:pPr>
+      <w:r>
+        <w:t>Fecha: 28 de marzo de 2026 21:00</w:t>
+      </w:r>
+    </w:p>
+    <w:p>
+      <w:pPr>
+        <w:pStyle w:val="Prrafodelista"/>
+        <w:numPr>
+          <w:ilvl w:val="1"/>
+          <w:numId w:val="2"/>
+        </w:numPr>
+      </w:pPr>
+      <w:r>
+        <w:t>Obicación: Estadio el Molinón, Gijón</w:t>
+      </w:r>
+    </w:p>
+    <w:p>
+      <w:pPr>
+        <w:pStyle w:val="Prrafodelista"/>
+        <w:numPr>
+          <w:ilvl w:val="0"/>
+          <w:numId w:val="2"/>
+        </w:numPr>
+      </w:pPr>
+      <w:r>
+        <w:t>Hoguera de San Juan 2026</w:t>
+      </w:r>
+    </w:p>
+    <w:p>
+      <w:pPr>
+        <w:pStyle w:val="Prrafodelista"/>
+        <w:numPr>
+          <w:ilvl w:val="1"/>
+          <w:numId w:val="2"/>
+        </w:numPr>
+      </w:pPr>
+      <w:r>
+        <w:t>Categoría: Celebraciones</w:t>
+      </w:r>
+    </w:p>
+    <w:p>
+      <w:pPr>
+        <w:pStyle w:val="Prrafodelista"/>
+        <w:numPr>
+          <w:ilvl w:val="1"/>
+          <w:numId w:val="2"/>
+        </w:numPr>
+      </w:pPr>
+      <w:r>
+        <w:t>Fecha: 23 de junio de 2026</w:t>
+      </w:r>
+    </w:p>
+    <w:p>
+      <w:pPr>
+        <w:pStyle w:val="Prrafodelista"/>
+        <w:numPr>
+          <w:ilvl w:val="0"/>
+          <w:numId w:val="2"/>
+        </w:numPr>
+      </w:pPr>
+      <w:r>
+        <w:t>Boombastic Asturias 2026</w:t>
+      </w:r>
+    </w:p>
+    <w:p>
+      <w:pPr>
+        <w:pStyle w:val="Prrafodelista"/>
+        <w:numPr>
+          <w:ilvl w:val="1"/>
+          <w:numId w:val="2"/>
+        </w:numPr>
+      </w:pPr>
+      <w:r>
+        <w:t>Categoría: Música</w:t>
+      </w:r>
+    </w:p>
+    <w:p>
+      <w:pPr>
+        <w:pStyle w:val="Prrafodelista"/>
+        <w:numPr>
+          <w:ilvl w:val="1"/>
+          <w:numId w:val="2"/>
+        </w:numPr>
+      </w:pPr>
+      <w:r>
+        <w:t xml:space="preserve">Fecha: </w:t>
+      </w:r>
+      <w:r>
+        <w:t>16 – 18 de julio de 2026</w:t>
+      </w:r>
+    </w:p>
+    <w:p>
+      <w:pPr>
+        <w:pStyle w:val="Prrafodelista"/>
+        <w:numPr>
+          <w:ilvl w:val="1"/>
+          <w:numId w:val="2"/>
+        </w:numPr>
+      </w:pPr>
+      <w:r>
+        <w:t>Ubicación: Llanera</w:t>
+      </w:r>
+    </w:p>
+    <w:p>
+      <w:pPr>
+        <w:pStyle w:val="Prrafodelista"/>
+        <w:numPr>
+          <w:ilvl w:val="0"/>
+          <w:numId w:val="2"/>
+        </w:numPr>
+      </w:pPr>
+      <w:r>
+        <w:t>Estreno: Super Mario Galaxy: La película</w:t>
+      </w:r>
+    </w:p>
+    <w:p>
+      <w:pPr>
+        <w:pStyle w:val="Prrafodelista"/>
+        <w:numPr>
+          <w:ilvl w:val="1"/>
+          <w:numId w:val="2"/>
+        </w:numPr>
+      </w:pPr>
+      <w:r>
+        <w:t>Categoría: Cine</w:t>
+      </w:r>
+    </w:p>
+    <w:p>
+      <w:pPr>
+        <w:pStyle w:val="Prrafodelista"/>
+        <w:numPr>
+          <w:ilvl w:val="1"/>
+          <w:numId w:val="2"/>
+        </w:numPr>
+      </w:pPr>
+      <w:r>
+        <w:t>Fecha: 1 de abril de 2026</w:t>
+      </w:r>
+    </w:p>
+    <w:p>
+      <w:pPr>
+        <w:pStyle w:val="Prrafodelista"/>
+        <w:numPr>
+          <w:ilvl w:val="0"/>
+          <w:numId w:val="2"/>
+        </w:numPr>
+      </w:pPr>
+      <w:r>
+        <w:t>Concierto La Oreja De Van Gogh Gijón</w:t>
+      </w:r>
+    </w:p>
+    <w:p>
+      <w:pPr>
+        <w:pStyle w:val="Prrafodelista"/>
+        <w:numPr>
+          <w:ilvl w:val="1"/>
+          <w:numId w:val="2"/>
+        </w:numPr>
+      </w:pPr>
+      <w:r>
+        <w:t>Categoría: Música</w:t>
+      </w:r>
+    </w:p>
+    <w:p>
+      <w:pPr>
+        <w:pStyle w:val="Prrafodelista"/>
+        <w:numPr>
+          <w:ilvl w:val="1"/>
+          <w:numId w:val="2"/>
+        </w:numPr>
+      </w:pPr>
+      <w:r>
+        <w:t>Fecha: 10 de julio de 2026</w:t>
+      </w:r>
+    </w:p>
+    <w:p>
+      <w:pPr>
+        <w:pStyle w:val="Prrafodelista"/>
+        <w:numPr>
+          <w:ilvl w:val="1"/>
+          <w:numId w:val="2"/>
+        </w:numPr>
+      </w:pPr>
+      <w:r>
+        <w:t>Ubicación: Gijón Life</w:t>
+      </w:r>
+    </w:p>
+    <w:p>
+      <w:pPr>
+        <w:pStyle w:val="Prrafodelista"/>
+        <w:numPr>
+          <w:ilvl w:val="0"/>
+          <w:numId w:val="2"/>
+        </w:numPr>
+      </w:pPr>
+      <w:r>
+        <w:t>Concierto Fito y Fitipaldis</w:t>
+      </w:r>
+    </w:p>
+    <w:p>
+      <w:pPr>
+        <w:pStyle w:val="Prrafodelista"/>
+        <w:numPr>
+          <w:ilvl w:val="1"/>
+          <w:numId w:val="2"/>
+        </w:numPr>
+      </w:pPr>
+      <w:r>
+        <w:t>Categoría: Música</w:t>
+      </w:r>
+    </w:p>
+    <w:p>
+      <w:pPr>
+        <w:pStyle w:val="Prrafodelista"/>
+        <w:numPr>
+          <w:ilvl w:val="1"/>
+          <w:numId w:val="2"/>
+        </w:numPr>
+      </w:pPr>
+      <w:r>
+        <w:t>Fecha: 20 de diciembre de 2025</w:t>
+      </w:r>
+    </w:p>
+    <w:p>
+      <w:pPr>
+        <w:pStyle w:val="Prrafodelista"/>
+        <w:numPr>
+          <w:ilvl w:val="1"/>
+          <w:numId w:val="2"/>
+        </w:numPr>
+      </w:pPr>
+      <w:r>
+        <w:t>Ubicación: Palacio de Deportes, Gijón</w:t>
+      </w:r>
+    </w:p>
+    <w:p>
+      <w:pPr>
+        <w:pStyle w:val="Prrafodelista"/>
+        <w:numPr>
+          <w:ilvl w:val="0"/>
+          <w:numId w:val="2"/>
+        </w:numPr>
+      </w:pPr>
+      <w:r>
+        <w:t>Carnaval 2026</w:t>
+      </w:r>
+    </w:p>
+    <w:p>
+      <w:pPr>
+        <w:pStyle w:val="Prrafodelista"/>
+        <w:numPr>
+          <w:ilvl w:val="1"/>
+          <w:numId w:val="2"/>
+        </w:numPr>
+      </w:pPr>
+      <w:r>
+        <w:t>Categoría: Celebraciones</w:t>
+      </w:r>
+    </w:p>
+    <w:p>
+      <w:pPr>
+        <w:pStyle w:val="Prrafodelista"/>
+        <w:numPr>
+          <w:ilvl w:val="1"/>
+          <w:numId w:val="2"/>
+        </w:numPr>
+      </w:pPr>
+      <w:r>
+        <w:t>Fecha: 12 – 18 de febrero de 2026</w:t>
+      </w:r>
+    </w:p>
+    <w:p>
+      <w:r>
         <w:t>WEB (HTML Y CSS)</w:t>
       </w:r>
     </w:p>
@@ -76,6 +384,7 @@
         <w:rPr>
           <w:noProof/>
         </w:rPr>
+        <w:lastRenderedPageBreak/>
         <w:drawing>
           <wp:inline distT="0" distB="0" distL="0" distR="0" wp14:anchorId="06DC628C" wp14:editId="04C20FA8">
             <wp:extent cx="5400040" cy="2505710"/>
@@ -92,7 +401,7 @@
                     <pic:cNvPicPr/>
                   </pic:nvPicPr>
                   <pic:blipFill>
-                    <a:blip r:embed="rId4"/>
+                    <a:blip r:embed="rId5"/>
                     <a:stretch>
                       <a:fillRect/>
                     </a:stretch>
@@ -128,7 +437,6 @@
         <w:rPr>
           <w:noProof/>
         </w:rPr>
-        <w:lastRenderedPageBreak/>
         <w:drawing>
           <wp:inline distT="0" distB="0" distL="0" distR="0" wp14:anchorId="4E4B63B0" wp14:editId="434A3155">
             <wp:extent cx="5400040" cy="4210050"/>
@@ -145,7 +453,7 @@
                     <pic:cNvPicPr/>
                   </pic:nvPicPr>
                   <pic:blipFill>
-                    <a:blip r:embed="rId5"/>
+                    <a:blip r:embed="rId6"/>
                     <a:stretch>
                       <a:fillRect/>
                     </a:stretch>
@@ -189,6 +497,7 @@
         <w:rPr>
           <w:noProof/>
         </w:rPr>
+        <w:lastRenderedPageBreak/>
         <w:drawing>
           <wp:inline distT="0" distB="0" distL="0" distR="0" wp14:anchorId="3F7A7E8B" wp14:editId="25EFC4C0">
             <wp:extent cx="3514786" cy="2758440"/>
@@ -205,7 +514,7 @@
                     <pic:cNvPicPr/>
                   </pic:nvPicPr>
                   <pic:blipFill>
-                    <a:blip r:embed="rId6"/>
+                    <a:blip r:embed="rId7"/>
                     <a:stretch>
                       <a:fillRect/>
                     </a:stretch>
@@ -242,7 +551,6 @@
         <w:rPr>
           <w:noProof/>
         </w:rPr>
-        <w:lastRenderedPageBreak/>
         <w:drawing>
           <wp:inline distT="0" distB="0" distL="0" distR="0" wp14:anchorId="12EE7F6D" wp14:editId="61B67B17">
             <wp:extent cx="3379845" cy="3840480"/>
@@ -259,7 +567,7 @@
                     <pic:cNvPicPr/>
                   </pic:nvPicPr>
                   <pic:blipFill>
-                    <a:blip r:embed="rId7"/>
+                    <a:blip r:embed="rId8"/>
                     <a:stretch>
                       <a:fillRect/>
                     </a:stretch>
@@ -313,7 +621,7 @@
                     <pic:cNvPicPr/>
                   </pic:nvPicPr>
                   <pic:blipFill>
-                    <a:blip r:embed="rId8"/>
+                    <a:blip r:embed="rId9"/>
                     <a:stretch>
                       <a:fillRect/>
                     </a:stretch>
@@ -360,7 +668,7 @@
                     <pic:cNvPicPr/>
                   </pic:nvPicPr>
                   <pic:blipFill>
-                    <a:blip r:embed="rId9"/>
+                    <a:blip r:embed="rId10"/>
                     <a:stretch>
                       <a:fillRect/>
                     </a:stretch>
@@ -391,7 +699,7 @@
       <w:r>
         <w:t>no sabía cómo hacerlo. Encontré un comentario en Stack Overflow que explicaba cómo hacerlo (</w:t>
       </w:r>
-      <w:hyperlink r:id="rId10" w:history="1">
+      <w:hyperlink r:id="rId11" w:history="1">
         <w:r>
           <w:rPr>
             <w:rStyle w:val="Hipervnculo"/>
@@ -424,7 +732,7 @@
                     <pic:cNvPicPr/>
                   </pic:nvPicPr>
                   <pic:blipFill>
-                    <a:blip r:embed="rId11"/>
+                    <a:blip r:embed="rId12"/>
                     <a:stretch>
                       <a:fillRect/>
                     </a:stretch>
@@ -453,6 +761,241 @@
     </w:sectPr>
   </w:body>
 </w:document>
+</file>
+
+<file path=word/numbering.xml><?xml version="1.0" encoding="utf-8"?>
+<w:numbering xmlns:wpc="http://schemas.microsoft.com/office/word/2010/wordprocessingCanvas" xmlns:cx="http://schemas.microsoft.com/office/drawing/2014/chartex" xmlns:cx1="http://schemas.microsoft.com/office/drawing/2015/9/8/chartex" xmlns:cx2="http://schemas.microsoft.com/office/drawing/2015/10/21/chartex" xmlns:cx3="http://schemas.microsoft.com/office/drawing/2016/5/9/chartex" xmlns:cx4="http://schemas.microsoft.com/office/drawing/2016/5/10/chartex" xmlns:cx5="http://schemas.microsoft.com/office/drawing/2016/5/11/chartex" xmlns:cx6="http://schemas.microsoft.com/office/drawing/2016/5/12/chartex" xmlns:cx7="http://schemas.microsoft.com/office/drawing/2016/5/13/chartex" xmlns:cx8="http://schemas.microsoft.com/office/drawing/2016/5/14/chartex" xmlns:mc="http://schemas.openxmlformats.org/markup-compatibility/2006" xmlns:aink="http://schemas.microsoft.com/office/drawing/2016/ink" xmlns:am3d="http://schemas.microsoft.com/office/drawing/2017/model3d" xmlns:o="urn:schemas-microsoft-com:office:office" xmlns:oel="http://schemas.microsoft.com/office/2019/extlst" xmlns:r="http://schemas.openxmlformats.org/officeDocument/2006/relationships" xmlns:m="http://schemas.openxmlformats.org/officeDocument/2006/math" xmlns:v="urn:schemas-microsoft-com:vml" xmlns:wp14="http://schemas.microsoft.com/office/word/2010/wordprocessingDrawing" xmlns:wp="http://schemas.openxmlformats.org/drawingml/2006/wordprocessingDrawing" xmlns:w10="urn:schemas-microsoft-com:office:word" xmlns:w="http://schemas.openxmlformats.org/wordprocessingml/2006/main" xmlns:w14="http://schemas.microsoft.com/office/word/2010/wordml" xmlns:w15="http://schemas.microsoft.com/office/word/2012/wordml" xmlns:w16cex="http://schemas.microsoft.com/office/word/2018/wordml/cex" xmlns:w16cid="http://schemas.microsoft.com/office/word/2016/wordml/cid" xmlns:w16="http://schemas.microsoft.com/office/word/2018/wordml" xmlns:w16du="http://schemas.microsoft.com/office/word/2023/wordml/word16du" xmlns:w16sdtdh="http://schemas.microsoft.com/office/word/2020/wordml/sdtdatahash" xmlns:w16sdtfl="http://schemas.microsoft.com/office/word/2024/wordml/sdtformatlock" xmlns:w16se="http://schemas.microsoft.com/office/word/2015/wordml/symex" xmlns:wpg="http://schemas.microsoft.com/office/word/2010/wordprocessingGroup" xmlns:wpi="http://schemas.microsoft.com/office/word/2010/wordprocessingInk" xmlns:wne="http://schemas.microsoft.com/office/word/2006/wordml" xmlns:wps="http://schemas.microsoft.com/office/word/2010/wordprocessingShape" mc:Ignorable="w14 w15 w16se w16cid w16 w16cex w16sdtdh w16sdtfl w16du wp14">
+  <w:abstractNum w:abstractNumId="0" w15:restartNumberingAfterBreak="0">
+    <w:nsid w:val="09D26CD4"/>
+    <w:multiLevelType w:val="hybridMultilevel"/>
+    <w:tmpl w:val="62AE327E"/>
+    <w:lvl w:ilvl="0" w:tplc="FCD29F44">
+      <w:numFmt w:val="bullet"/>
+      <w:lvlText w:val="-"/>
+      <w:lvlJc w:val="left"/>
+      <w:pPr>
+        <w:ind w:left="720" w:hanging="360"/>
+      </w:pPr>
+      <w:rPr>
+        <w:rFonts w:ascii="Calibri" w:eastAsiaTheme="minorHAnsi" w:hAnsi="Calibri" w:cs="Calibri" w:hint="default"/>
+      </w:rPr>
+    </w:lvl>
+    <w:lvl w:ilvl="1" w:tplc="0C0A0003" w:tentative="1">
+      <w:start w:val="1"/>
+      <w:numFmt w:val="bullet"/>
+      <w:lvlText w:val="o"/>
+      <w:lvlJc w:val="left"/>
+      <w:pPr>
+        <w:ind w:left="1440" w:hanging="360"/>
+      </w:pPr>
+      <w:rPr>
+        <w:rFonts w:ascii="Courier New" w:hAnsi="Courier New" w:cs="Courier New" w:hint="default"/>
+      </w:rPr>
+    </w:lvl>
+    <w:lvl w:ilvl="2" w:tplc="0C0A0005" w:tentative="1">
+      <w:start w:val="1"/>
+      <w:numFmt w:val="bullet"/>
+      <w:lvlText w:val=""/>
+      <w:lvlJc w:val="left"/>
+      <w:pPr>
+        <w:ind w:left="2160" w:hanging="360"/>
+      </w:pPr>
+      <w:rPr>
+        <w:rFonts w:ascii="Wingdings" w:hAnsi="Wingdings" w:hint="default"/>
+      </w:rPr>
+    </w:lvl>
+    <w:lvl w:ilvl="3" w:tplc="0C0A0001" w:tentative="1">
+      <w:start w:val="1"/>
+      <w:numFmt w:val="bullet"/>
+      <w:lvlText w:val=""/>
+      <w:lvlJc w:val="left"/>
+      <w:pPr>
+        <w:ind w:left="2880" w:hanging="360"/>
+      </w:pPr>
+      <w:rPr>
+        <w:rFonts w:ascii="Symbol" w:hAnsi="Symbol" w:hint="default"/>
+      </w:rPr>
+    </w:lvl>
+    <w:lvl w:ilvl="4" w:tplc="0C0A0003" w:tentative="1">
+      <w:start w:val="1"/>
+      <w:numFmt w:val="bullet"/>
+      <w:lvlText w:val="o"/>
+      <w:lvlJc w:val="left"/>
+      <w:pPr>
+        <w:ind w:left="3600" w:hanging="360"/>
+      </w:pPr>
+      <w:rPr>
+        <w:rFonts w:ascii="Courier New" w:hAnsi="Courier New" w:cs="Courier New" w:hint="default"/>
+      </w:rPr>
+    </w:lvl>
+    <w:lvl w:ilvl="5" w:tplc="0C0A0005" w:tentative="1">
+      <w:start w:val="1"/>
+      <w:numFmt w:val="bullet"/>
+      <w:lvlText w:val=""/>
+      <w:lvlJc w:val="left"/>
+      <w:pPr>
+        <w:ind w:left="4320" w:hanging="360"/>
+      </w:pPr>
+      <w:rPr>
+        <w:rFonts w:ascii="Wingdings" w:hAnsi="Wingdings" w:hint="default"/>
+      </w:rPr>
+    </w:lvl>
+    <w:lvl w:ilvl="6" w:tplc="0C0A0001" w:tentative="1">
+      <w:start w:val="1"/>
+      <w:numFmt w:val="bullet"/>
+      <w:lvlText w:val=""/>
+      <w:lvlJc w:val="left"/>
+      <w:pPr>
+        <w:ind w:left="5040" w:hanging="360"/>
+      </w:pPr>
+      <w:rPr>
+        <w:rFonts w:ascii="Symbol" w:hAnsi="Symbol" w:hint="default"/>
+      </w:rPr>
+    </w:lvl>
+    <w:lvl w:ilvl="7" w:tplc="0C0A0003" w:tentative="1">
+      <w:start w:val="1"/>
+      <w:numFmt w:val="bullet"/>
+      <w:lvlText w:val="o"/>
+      <w:lvlJc w:val="left"/>
+      <w:pPr>
+        <w:ind w:left="5760" w:hanging="360"/>
+      </w:pPr>
+      <w:rPr>
+        <w:rFonts w:ascii="Courier New" w:hAnsi="Courier New" w:cs="Courier New" w:hint="default"/>
+      </w:rPr>
+    </w:lvl>
+    <w:lvl w:ilvl="8" w:tplc="0C0A0005" w:tentative="1">
+      <w:start w:val="1"/>
+      <w:numFmt w:val="bullet"/>
+      <w:lvlText w:val=""/>
+      <w:lvlJc w:val="left"/>
+      <w:pPr>
+        <w:ind w:left="6480" w:hanging="360"/>
+      </w:pPr>
+      <w:rPr>
+        <w:rFonts w:ascii="Wingdings" w:hAnsi="Wingdings" w:hint="default"/>
+      </w:rPr>
+    </w:lvl>
+  </w:abstractNum>
+  <w:abstractNum w:abstractNumId="1" w15:restartNumberingAfterBreak="0">
+    <w:nsid w:val="0C5C4D06"/>
+    <w:multiLevelType w:val="hybridMultilevel"/>
+    <w:tmpl w:val="1E3E8522"/>
+    <w:lvl w:ilvl="0" w:tplc="A7225B2C">
+      <w:numFmt w:val="bullet"/>
+      <w:lvlText w:val="-"/>
+      <w:lvlJc w:val="left"/>
+      <w:pPr>
+        <w:ind w:left="720" w:hanging="360"/>
+      </w:pPr>
+      <w:rPr>
+        <w:rFonts w:ascii="Calibri" w:eastAsiaTheme="minorHAnsi" w:hAnsi="Calibri" w:cs="Calibri" w:hint="default"/>
+      </w:rPr>
+    </w:lvl>
+    <w:lvl w:ilvl="1" w:tplc="0C0A0003">
+      <w:start w:val="1"/>
+      <w:numFmt w:val="bullet"/>
+      <w:lvlText w:val="o"/>
+      <w:lvlJc w:val="left"/>
+      <w:pPr>
+        <w:ind w:left="1440" w:hanging="360"/>
+      </w:pPr>
+      <w:rPr>
+        <w:rFonts w:ascii="Courier New" w:hAnsi="Courier New" w:cs="Courier New" w:hint="default"/>
+      </w:rPr>
+    </w:lvl>
+    <w:lvl w:ilvl="2" w:tplc="0C0A0005" w:tentative="1">
+      <w:start w:val="1"/>
+      <w:numFmt w:val="bullet"/>
+      <w:lvlText w:val=""/>
+      <w:lvlJc w:val="left"/>
+      <w:pPr>
+        <w:ind w:left="2160" w:hanging="360"/>
+      </w:pPr>
+      <w:rPr>
+        <w:rFonts w:ascii="Wingdings" w:hAnsi="Wingdings" w:hint="default"/>
+      </w:rPr>
+    </w:lvl>
+    <w:lvl w:ilvl="3" w:tplc="0C0A0001" w:tentative="1">
+      <w:start w:val="1"/>
+      <w:numFmt w:val="bullet"/>
+      <w:lvlText w:val=""/>
+      <w:lvlJc w:val="left"/>
+      <w:pPr>
+        <w:ind w:left="2880" w:hanging="360"/>
+      </w:pPr>
+      <w:rPr>
+        <w:rFonts w:ascii="Symbol" w:hAnsi="Symbol" w:hint="default"/>
+      </w:rPr>
+    </w:lvl>
+    <w:lvl w:ilvl="4" w:tplc="0C0A0003" w:tentative="1">
+      <w:start w:val="1"/>
+      <w:numFmt w:val="bullet"/>
+      <w:lvlText w:val="o"/>
+      <w:lvlJc w:val="left"/>
+      <w:pPr>
+        <w:ind w:left="3600" w:hanging="360"/>
+      </w:pPr>
+      <w:rPr>
+        <w:rFonts w:ascii="Courier New" w:hAnsi="Courier New" w:cs="Courier New" w:hint="default"/>
+      </w:rPr>
+    </w:lvl>
+    <w:lvl w:ilvl="5" w:tplc="0C0A0005" w:tentative="1">
+      <w:start w:val="1"/>
+      <w:numFmt w:val="bullet"/>
+      <w:lvlText w:val=""/>
+      <w:lvlJc w:val="left"/>
+      <w:pPr>
+        <w:ind w:left="4320" w:hanging="360"/>
+      </w:pPr>
+      <w:rPr>
+        <w:rFonts w:ascii="Wingdings" w:hAnsi="Wingdings" w:hint="default"/>
+      </w:rPr>
+    </w:lvl>
+    <w:lvl w:ilvl="6" w:tplc="0C0A0001" w:tentative="1">
+      <w:start w:val="1"/>
+      <w:numFmt w:val="bullet"/>
+      <w:lvlText w:val=""/>
+      <w:lvlJc w:val="left"/>
+      <w:pPr>
+        <w:ind w:left="5040" w:hanging="360"/>
+      </w:pPr>
+      <w:rPr>
+        <w:rFonts w:ascii="Symbol" w:hAnsi="Symbol" w:hint="default"/>
+      </w:rPr>
+    </w:lvl>
+    <w:lvl w:ilvl="7" w:tplc="0C0A0003" w:tentative="1">
+      <w:start w:val="1"/>
+      <w:numFmt w:val="bullet"/>
+      <w:lvlText w:val="o"/>
+      <w:lvlJc w:val="left"/>
+      <w:pPr>
+        <w:ind w:left="5760" w:hanging="360"/>
+      </w:pPr>
+      <w:rPr>
+        <w:rFonts w:ascii="Courier New" w:hAnsi="Courier New" w:cs="Courier New" w:hint="default"/>
+      </w:rPr>
+    </w:lvl>
+    <w:lvl w:ilvl="8" w:tplc="0C0A0005" w:tentative="1">
+      <w:start w:val="1"/>
+      <w:numFmt w:val="bullet"/>
+      <w:lvlText w:val=""/>
+      <w:lvlJc w:val="left"/>
+      <w:pPr>
+        <w:ind w:left="6480" w:hanging="360"/>
+      </w:pPr>
+      <w:rPr>
+        <w:rFonts w:ascii="Wingdings" w:hAnsi="Wingdings" w:hint="default"/>
+      </w:rPr>
+    </w:lvl>
+  </w:abstractNum>
+  <w:num w:numId="1" w16cid:durableId="508104013">
+    <w:abstractNumId w:val="0"/>
+  </w:num>
+  <w:num w:numId="2" w16cid:durableId="1537544127">
+    <w:abstractNumId w:val="1"/>
+  </w:num>
+</w:numbering>
 </file>
 
 <file path=word/styles.xml><?xml version="1.0" encoding="utf-8"?>

--- a/documentacion/Informe.docx
+++ b/documentacion/Informe.docx
@@ -105,8 +105,21 @@
           <w:numId w:val="2"/>
         </w:numPr>
       </w:pPr>
-      <w:r>
-        <w:t>Obicación: Estadio el Molinón, Gijón</w:t>
+      <w:proofErr w:type="spellStart"/>
+      <w:r>
+        <w:t>Obicación</w:t>
+      </w:r>
+      <w:proofErr w:type="spellEnd"/>
+      <w:r>
+        <w:t xml:space="preserve">: Estadio el </w:t>
+      </w:r>
+      <w:proofErr w:type="spellStart"/>
+      <w:r>
+        <w:t>Molinón</w:t>
+      </w:r>
+      <w:proofErr w:type="spellEnd"/>
+      <w:r>
+        <w:t>, Gijón</w:t>
       </w:r>
     </w:p>
     <w:p>
@@ -153,8 +166,13 @@
           <w:numId w:val="2"/>
         </w:numPr>
       </w:pPr>
-      <w:r>
-        <w:t>Boombastic Asturias 2026</w:t>
+      <w:proofErr w:type="spellStart"/>
+      <w:r>
+        <w:t>Boombastic</w:t>
+      </w:r>
+      <w:proofErr w:type="spellEnd"/>
+      <w:r>
+        <w:t xml:space="preserve"> Asturias 2026</w:t>
       </w:r>
     </w:p>
     <w:p>
@@ -366,17 +384,42 @@
     </w:p>
     <w:p>
       <w:r>
-        <w:t>WEB (HTML Y CSS)</w:t>
-      </w:r>
-    </w:p>
-    <w:p>
-      <w:r>
+        <w:br w:type="page"/>
+      </w:r>
+    </w:p>
+    <w:p>
+      <w:r>
+        <w:lastRenderedPageBreak/>
         <w:t>MARCAS:</w:t>
       </w:r>
     </w:p>
     <w:p>
       <w:r>
-        <w:t xml:space="preserve">Empecé diseñando la web con Figma. Para el índice, hice 3 bocetos (wireframe, esquema y mock-up). </w:t>
+        <w:t xml:space="preserve">Empecé diseñando la web con </w:t>
+      </w:r>
+      <w:proofErr w:type="spellStart"/>
+      <w:r>
+        <w:t>Figma</w:t>
+      </w:r>
+      <w:proofErr w:type="spellEnd"/>
+      <w:r>
+        <w:t>. Para el índice, hice 3 bocetos (</w:t>
+      </w:r>
+      <w:proofErr w:type="spellStart"/>
+      <w:r>
+        <w:t>wireframe</w:t>
+      </w:r>
+      <w:proofErr w:type="spellEnd"/>
+      <w:r>
+        <w:t xml:space="preserve">, esquema y </w:t>
+      </w:r>
+      <w:proofErr w:type="spellStart"/>
+      <w:r>
+        <w:t>mock</w:t>
+      </w:r>
+      <w:proofErr w:type="spellEnd"/>
+      <w:r>
+        <w:t xml:space="preserve">-up). </w:t>
       </w:r>
     </w:p>
     <w:p>
@@ -384,7 +427,6 @@
         <w:rPr>
           <w:noProof/>
         </w:rPr>
-        <w:lastRenderedPageBreak/>
         <w:drawing>
           <wp:inline distT="0" distB="0" distL="0" distR="0" wp14:anchorId="06DC628C" wp14:editId="04C20FA8">
             <wp:extent cx="5400040" cy="2505710"/>
@@ -424,6 +466,12 @@
     </w:p>
     <w:p>
       <w:r>
+        <w:br w:type="page"/>
+      </w:r>
+    </w:p>
+    <w:p>
+      <w:r>
+        <w:lastRenderedPageBreak/>
         <w:t>BASES:</w:t>
       </w:r>
     </w:p>
@@ -484,7 +532,15 @@
     </w:p>
     <w:p>
       <w:r>
-        <w:t>Clase App (main):</w:t>
+        <w:t>Clase App (</w:t>
+      </w:r>
+      <w:proofErr w:type="spellStart"/>
+      <w:r>
+        <w:t>main</w:t>
+      </w:r>
+      <w:proofErr w:type="spellEnd"/>
+      <w:r>
+        <w:t>):</w:t>
       </w:r>
     </w:p>
     <w:p>
@@ -497,7 +553,6 @@
         <w:rPr>
           <w:noProof/>
         </w:rPr>
-        <w:lastRenderedPageBreak/>
         <w:drawing>
           <wp:inline distT="0" distB="0" distL="0" distR="0" wp14:anchorId="3F7A7E8B" wp14:editId="25EFC4C0">
             <wp:extent cx="3514786" cy="2758440"/>
@@ -537,6 +592,7 @@
     </w:p>
     <w:p>
       <w:r>
+        <w:lastRenderedPageBreak/>
         <w:t>Luego, la opción seleccionada pasará por un switch. Este llamará a el método responsable de realizar la opción. De momento solo creé las 5 primeras opciones</w:t>
       </w:r>
       <w:r>
@@ -596,7 +652,15 @@
         <w:t>métodos</w:t>
       </w:r>
       <w:r>
-        <w:t xml:space="preserve"> que realicé es el de addGaleria, el cual añade una galería a la colección de galerías de un evento seleccionado por el usuario:</w:t>
+        <w:t xml:space="preserve"> que realicé es el de </w:t>
+      </w:r>
+      <w:proofErr w:type="spellStart"/>
+      <w:r>
+        <w:t>addGaleria</w:t>
+      </w:r>
+      <w:proofErr w:type="spellEnd"/>
+      <w:r>
+        <w:t>, el cual añade una galería a la colección de galerías de un evento seleccionado por el usuario:</w:t>
       </w:r>
     </w:p>
     <w:p>
@@ -697,7 +761,15 @@
         <w:t xml:space="preserve">inicialmente </w:t>
       </w:r>
       <w:r>
-        <w:t>no sabía cómo hacerlo. Encontré un comentario en Stack Overflow que explicaba cómo hacerlo (</w:t>
+        <w:t xml:space="preserve">no sabía cómo hacerlo. Encontré un comentario en Stack </w:t>
+      </w:r>
+      <w:proofErr w:type="spellStart"/>
+      <w:r>
+        <w:t>Overflow</w:t>
+      </w:r>
+      <w:proofErr w:type="spellEnd"/>
+      <w:r>
+        <w:t xml:space="preserve"> que explicaba cómo hacerlo (</w:t>
       </w:r>
       <w:hyperlink r:id="rId11" w:history="1">
         <w:r>

--- a/documentacion/Informe.docx
+++ b/documentacion/Informe.docx
@@ -58,7 +58,13 @@
     </w:p>
     <w:p>
       <w:r>
-        <w:t>Eventos que forman el proyecto:</w:t>
+        <w:t xml:space="preserve">Eventos que forman </w:t>
+      </w:r>
+      <w:r>
+        <w:t>la web</w:t>
+      </w:r>
+      <w:r>
+        <w:t>:</w:t>
       </w:r>
     </w:p>
     <w:p>
@@ -464,14 +470,40 @@
         </w:drawing>
       </w:r>
     </w:p>
-    <w:p>
+    <w:p/>
+    <w:p>
+      <w:r>
+        <w:t>Para hacer el input para buscar eventos, consulté la siguiente página:</w:t>
+      </w:r>
+    </w:p>
+    <w:p>
+      <w:hyperlink r:id="rId6" w:history="1">
+        <w:r>
+          <w:rPr>
+            <w:rStyle w:val="Hipervnculo"/>
+          </w:rPr>
+          <w:t>HTML inp</w:t>
+        </w:r>
+        <w:r>
+          <w:rPr>
+            <w:rStyle w:val="Hipervnculo"/>
+          </w:rPr>
+          <w:t>u</w:t>
+        </w:r>
+        <w:r>
+          <w:rPr>
+            <w:rStyle w:val="Hipervnculo"/>
+          </w:rPr>
+          <w:t>t tag</w:t>
+        </w:r>
+      </w:hyperlink>
       <w:r>
         <w:br w:type="page"/>
       </w:r>
     </w:p>
-    <w:p>
-      <w:r>
-        <w:lastRenderedPageBreak/>
+    <w:p/>
+    <w:p>
+      <w:r>
         <w:t>BASES:</w:t>
       </w:r>
     </w:p>
@@ -501,7 +533,7 @@
                     <pic:cNvPicPr/>
                   </pic:nvPicPr>
                   <pic:blipFill>
-                    <a:blip r:embed="rId6"/>
+                    <a:blip r:embed="rId7"/>
                     <a:stretch>
                       <a:fillRect/>
                     </a:stretch>
@@ -569,7 +601,7 @@
                     <pic:cNvPicPr/>
                   </pic:nvPicPr>
                   <pic:blipFill>
-                    <a:blip r:embed="rId7"/>
+                    <a:blip r:embed="rId8"/>
                     <a:stretch>
                       <a:fillRect/>
                     </a:stretch>
@@ -623,7 +655,7 @@
                     <pic:cNvPicPr/>
                   </pic:nvPicPr>
                   <pic:blipFill>
-                    <a:blip r:embed="rId8"/>
+                    <a:blip r:embed="rId9"/>
                     <a:stretch>
                       <a:fillRect/>
                     </a:stretch>
@@ -685,7 +717,7 @@
                     <pic:cNvPicPr/>
                   </pic:nvPicPr>
                   <pic:blipFill>
-                    <a:blip r:embed="rId9"/>
+                    <a:blip r:embed="rId10"/>
                     <a:stretch>
                       <a:fillRect/>
                     </a:stretch>
@@ -732,7 +764,7 @@
                     <pic:cNvPicPr/>
                   </pic:nvPicPr>
                   <pic:blipFill>
-                    <a:blip r:embed="rId10"/>
+                    <a:blip r:embed="rId11"/>
                     <a:stretch>
                       <a:fillRect/>
                     </a:stretch>
@@ -771,7 +803,7 @@
       <w:r>
         <w:t xml:space="preserve"> que explicaba cómo hacerlo (</w:t>
       </w:r>
-      <w:hyperlink r:id="rId11" w:history="1">
+      <w:hyperlink r:id="rId12" w:history="1">
         <w:r>
           <w:rPr>
             <w:rStyle w:val="Hipervnculo"/>
@@ -804,7 +836,7 @@
                     <pic:cNvPicPr/>
                   </pic:nvPicPr>
                   <pic:blipFill>
-                    <a:blip r:embed="rId12"/>
+                    <a:blip r:embed="rId13"/>
                     <a:stretch>
                       <a:fillRect/>
                     </a:stretch>
@@ -1673,7 +1705,6 @@
   <w:style w:type="character" w:default="1" w:styleId="Fuentedeprrafopredeter">
     <w:name w:val="Default Paragraph Font"/>
     <w:uiPriority w:val="1"/>
-    <w:semiHidden/>
     <w:unhideWhenUsed/>
   </w:style>
   <w:style w:type="table" w:default="1" w:styleId="Tablanormal">
@@ -2008,6 +2039,18 @@
     <w:rPr>
       <w:color w:val="605E5C"/>
       <w:shd w:val="clear" w:color="auto" w:fill="E1DFDD"/>
+    </w:rPr>
+  </w:style>
+  <w:style w:type="character" w:styleId="Hipervnculovisitado">
+    <w:name w:val="FollowedHyperlink"/>
+    <w:basedOn w:val="Fuentedeprrafopredeter"/>
+    <w:uiPriority w:val="99"/>
+    <w:semiHidden/>
+    <w:unhideWhenUsed/>
+    <w:rsid w:val="00DE383A"/>
+    <w:rPr>
+      <w:color w:val="954F72" w:themeColor="followedHyperlink"/>
+      <w:u w:val="single"/>
     </w:rPr>
   </w:style>
 </w:styles>

--- a/documentacion/Informe.docx
+++ b/documentacion/Informe.docx
@@ -8,8 +8,8 @@
         <w:rPr>
           <w:b/>
           <w:bCs/>
-          <w:sz w:val="40"/>
-          <w:szCs w:val="40"/>
+          <w:sz w:val="24"/>
+          <w:szCs w:val="24"/>
           <w:u w:val="single"/>
         </w:rPr>
       </w:pPr>
@@ -17,8 +17,8 @@
         <w:rPr>
           <w:b/>
           <w:bCs/>
-          <w:sz w:val="40"/>
-          <w:szCs w:val="40"/>
+          <w:sz w:val="24"/>
+          <w:szCs w:val="24"/>
           <w:u w:val="single"/>
         </w:rPr>
         <w:t>INFORME</w:t>
@@ -27,8 +27,8 @@
         <w:rPr>
           <w:b/>
           <w:bCs/>
-          <w:sz w:val="40"/>
-          <w:szCs w:val="40"/>
+          <w:sz w:val="24"/>
+          <w:szCs w:val="24"/>
           <w:u w:val="single"/>
         </w:rPr>
         <w:t xml:space="preserve"> DE PROYECTO</w:t>
@@ -40,8 +40,8 @@
         <w:rPr>
           <w:b/>
           <w:bCs/>
-          <w:sz w:val="32"/>
-          <w:szCs w:val="32"/>
+          <w:sz w:val="24"/>
+          <w:szCs w:val="24"/>
           <w:u w:val="single"/>
         </w:rPr>
       </w:pPr>
@@ -49,21 +49,39 @@
         <w:rPr>
           <w:b/>
           <w:bCs/>
-          <w:sz w:val="32"/>
-          <w:szCs w:val="32"/>
+          <w:sz w:val="24"/>
+          <w:szCs w:val="24"/>
           <w:u w:val="single"/>
         </w:rPr>
         <w:t>Héctor García Menéndez</w:t>
       </w:r>
     </w:p>
     <w:p>
-      <w:r>
+      <w:pPr>
+        <w:rPr>
+          <w:sz w:val="24"/>
+          <w:szCs w:val="24"/>
+        </w:rPr>
+      </w:pPr>
+      <w:r>
+        <w:rPr>
+          <w:sz w:val="24"/>
+          <w:szCs w:val="24"/>
+        </w:rPr>
         <w:t xml:space="preserve">Eventos que forman </w:t>
       </w:r>
       <w:r>
+        <w:rPr>
+          <w:sz w:val="24"/>
+          <w:szCs w:val="24"/>
+        </w:rPr>
         <w:t>la web</w:t>
       </w:r>
       <w:r>
+        <w:rPr>
+          <w:sz w:val="24"/>
+          <w:szCs w:val="24"/>
+        </w:rPr>
         <w:t>:</w:t>
       </w:r>
     </w:p>
@@ -74,8 +92,16 @@
           <w:ilvl w:val="0"/>
           <w:numId w:val="2"/>
         </w:numPr>
-      </w:pPr>
-      <w:r>
+        <w:rPr>
+          <w:sz w:val="24"/>
+          <w:szCs w:val="24"/>
+        </w:rPr>
+      </w:pPr>
+      <w:r>
+        <w:rPr>
+          <w:sz w:val="24"/>
+          <w:szCs w:val="24"/>
+        </w:rPr>
         <w:t>Real Sporting vs Deportivo La Coruña</w:t>
       </w:r>
     </w:p>
@@ -86,8 +112,16 @@
           <w:ilvl w:val="1"/>
           <w:numId w:val="2"/>
         </w:numPr>
-      </w:pPr>
-      <w:r>
+        <w:rPr>
+          <w:sz w:val="24"/>
+          <w:szCs w:val="24"/>
+        </w:rPr>
+      </w:pPr>
+      <w:r>
+        <w:rPr>
+          <w:sz w:val="24"/>
+          <w:szCs w:val="24"/>
+        </w:rPr>
         <w:t>Categoría: Deportes</w:t>
       </w:r>
     </w:p>
@@ -98,8 +132,16 @@
           <w:ilvl w:val="1"/>
           <w:numId w:val="2"/>
         </w:numPr>
-      </w:pPr>
-      <w:r>
+        <w:rPr>
+          <w:sz w:val="24"/>
+          <w:szCs w:val="24"/>
+        </w:rPr>
+      </w:pPr>
+      <w:r>
+        <w:rPr>
+          <w:sz w:val="24"/>
+          <w:szCs w:val="24"/>
+        </w:rPr>
         <w:t>Fecha: 28 de marzo de 2026 21:00</w:t>
       </w:r>
     </w:p>
@@ -110,21 +152,41 @@
           <w:ilvl w:val="1"/>
           <w:numId w:val="2"/>
         </w:numPr>
+        <w:rPr>
+          <w:sz w:val="24"/>
+          <w:szCs w:val="24"/>
+        </w:rPr>
       </w:pPr>
       <w:proofErr w:type="spellStart"/>
       <w:r>
+        <w:rPr>
+          <w:sz w:val="24"/>
+          <w:szCs w:val="24"/>
+        </w:rPr>
         <w:t>Obicación</w:t>
       </w:r>
       <w:proofErr w:type="spellEnd"/>
       <w:r>
+        <w:rPr>
+          <w:sz w:val="24"/>
+          <w:szCs w:val="24"/>
+        </w:rPr>
         <w:t xml:space="preserve">: Estadio el </w:t>
       </w:r>
       <w:proofErr w:type="spellStart"/>
       <w:r>
+        <w:rPr>
+          <w:sz w:val="24"/>
+          <w:szCs w:val="24"/>
+        </w:rPr>
         <w:t>Molinón</w:t>
       </w:r>
       <w:proofErr w:type="spellEnd"/>
       <w:r>
+        <w:rPr>
+          <w:sz w:val="24"/>
+          <w:szCs w:val="24"/>
+        </w:rPr>
         <w:t>, Gijón</w:t>
       </w:r>
     </w:p>
@@ -135,8 +197,16 @@
           <w:ilvl w:val="0"/>
           <w:numId w:val="2"/>
         </w:numPr>
-      </w:pPr>
-      <w:r>
+        <w:rPr>
+          <w:sz w:val="24"/>
+          <w:szCs w:val="24"/>
+        </w:rPr>
+      </w:pPr>
+      <w:r>
+        <w:rPr>
+          <w:sz w:val="24"/>
+          <w:szCs w:val="24"/>
+        </w:rPr>
         <w:t>Hoguera de San Juan 2026</w:t>
       </w:r>
     </w:p>
@@ -147,8 +217,16 @@
           <w:ilvl w:val="1"/>
           <w:numId w:val="2"/>
         </w:numPr>
-      </w:pPr>
-      <w:r>
+        <w:rPr>
+          <w:sz w:val="24"/>
+          <w:szCs w:val="24"/>
+        </w:rPr>
+      </w:pPr>
+      <w:r>
+        <w:rPr>
+          <w:sz w:val="24"/>
+          <w:szCs w:val="24"/>
+        </w:rPr>
         <w:t>Categoría: Celebraciones</w:t>
       </w:r>
     </w:p>
@@ -159,8 +237,16 @@
           <w:ilvl w:val="1"/>
           <w:numId w:val="2"/>
         </w:numPr>
-      </w:pPr>
-      <w:r>
+        <w:rPr>
+          <w:sz w:val="24"/>
+          <w:szCs w:val="24"/>
+        </w:rPr>
+      </w:pPr>
+      <w:r>
+        <w:rPr>
+          <w:sz w:val="24"/>
+          <w:szCs w:val="24"/>
+        </w:rPr>
         <w:t>Fecha: 23 de junio de 2026</w:t>
       </w:r>
     </w:p>
@@ -171,13 +257,25 @@
           <w:ilvl w:val="0"/>
           <w:numId w:val="2"/>
         </w:numPr>
+        <w:rPr>
+          <w:sz w:val="24"/>
+          <w:szCs w:val="24"/>
+        </w:rPr>
       </w:pPr>
       <w:proofErr w:type="spellStart"/>
       <w:r>
+        <w:rPr>
+          <w:sz w:val="24"/>
+          <w:szCs w:val="24"/>
+        </w:rPr>
         <w:t>Boombastic</w:t>
       </w:r>
       <w:proofErr w:type="spellEnd"/>
       <w:r>
+        <w:rPr>
+          <w:sz w:val="24"/>
+          <w:szCs w:val="24"/>
+        </w:rPr>
         <w:t xml:space="preserve"> Asturias 2026</w:t>
       </w:r>
     </w:p>
@@ -188,8 +286,16 @@
           <w:ilvl w:val="1"/>
           <w:numId w:val="2"/>
         </w:numPr>
-      </w:pPr>
-      <w:r>
+        <w:rPr>
+          <w:sz w:val="24"/>
+          <w:szCs w:val="24"/>
+        </w:rPr>
+      </w:pPr>
+      <w:r>
+        <w:rPr>
+          <w:sz w:val="24"/>
+          <w:szCs w:val="24"/>
+        </w:rPr>
         <w:t>Categoría: Música</w:t>
       </w:r>
     </w:p>
@@ -200,11 +306,23 @@
           <w:ilvl w:val="1"/>
           <w:numId w:val="2"/>
         </w:numPr>
-      </w:pPr>
-      <w:r>
+        <w:rPr>
+          <w:sz w:val="24"/>
+          <w:szCs w:val="24"/>
+        </w:rPr>
+      </w:pPr>
+      <w:r>
+        <w:rPr>
+          <w:sz w:val="24"/>
+          <w:szCs w:val="24"/>
+        </w:rPr>
         <w:t xml:space="preserve">Fecha: </w:t>
       </w:r>
       <w:r>
+        <w:rPr>
+          <w:sz w:val="24"/>
+          <w:szCs w:val="24"/>
+        </w:rPr>
         <w:t>16 – 18 de julio de 2026</w:t>
       </w:r>
     </w:p>
@@ -215,8 +333,16 @@
           <w:ilvl w:val="1"/>
           <w:numId w:val="2"/>
         </w:numPr>
-      </w:pPr>
-      <w:r>
+        <w:rPr>
+          <w:sz w:val="24"/>
+          <w:szCs w:val="24"/>
+        </w:rPr>
+      </w:pPr>
+      <w:r>
+        <w:rPr>
+          <w:sz w:val="24"/>
+          <w:szCs w:val="24"/>
+        </w:rPr>
         <w:t>Ubicación: Llanera</w:t>
       </w:r>
     </w:p>
@@ -227,8 +353,16 @@
           <w:ilvl w:val="0"/>
           <w:numId w:val="2"/>
         </w:numPr>
-      </w:pPr>
-      <w:r>
+        <w:rPr>
+          <w:sz w:val="24"/>
+          <w:szCs w:val="24"/>
+        </w:rPr>
+      </w:pPr>
+      <w:r>
+        <w:rPr>
+          <w:sz w:val="24"/>
+          <w:szCs w:val="24"/>
+        </w:rPr>
         <w:t>Estreno: Super Mario Galaxy: La película</w:t>
       </w:r>
     </w:p>
@@ -239,8 +373,16 @@
           <w:ilvl w:val="1"/>
           <w:numId w:val="2"/>
         </w:numPr>
-      </w:pPr>
-      <w:r>
+        <w:rPr>
+          <w:sz w:val="24"/>
+          <w:szCs w:val="24"/>
+        </w:rPr>
+      </w:pPr>
+      <w:r>
+        <w:rPr>
+          <w:sz w:val="24"/>
+          <w:szCs w:val="24"/>
+        </w:rPr>
         <w:t>Categoría: Cine</w:t>
       </w:r>
     </w:p>
@@ -251,8 +393,16 @@
           <w:ilvl w:val="1"/>
           <w:numId w:val="2"/>
         </w:numPr>
-      </w:pPr>
-      <w:r>
+        <w:rPr>
+          <w:sz w:val="24"/>
+          <w:szCs w:val="24"/>
+        </w:rPr>
+      </w:pPr>
+      <w:r>
+        <w:rPr>
+          <w:sz w:val="24"/>
+          <w:szCs w:val="24"/>
+        </w:rPr>
         <w:t>Fecha: 1 de abril de 2026</w:t>
       </w:r>
     </w:p>
@@ -263,8 +413,16 @@
           <w:ilvl w:val="0"/>
           <w:numId w:val="2"/>
         </w:numPr>
-      </w:pPr>
-      <w:r>
+        <w:rPr>
+          <w:sz w:val="24"/>
+          <w:szCs w:val="24"/>
+        </w:rPr>
+      </w:pPr>
+      <w:r>
+        <w:rPr>
+          <w:sz w:val="24"/>
+          <w:szCs w:val="24"/>
+        </w:rPr>
         <w:t>Concierto La Oreja De Van Gogh Gijón</w:t>
       </w:r>
     </w:p>
@@ -275,8 +433,16 @@
           <w:ilvl w:val="1"/>
           <w:numId w:val="2"/>
         </w:numPr>
-      </w:pPr>
-      <w:r>
+        <w:rPr>
+          <w:sz w:val="24"/>
+          <w:szCs w:val="24"/>
+        </w:rPr>
+      </w:pPr>
+      <w:r>
+        <w:rPr>
+          <w:sz w:val="24"/>
+          <w:szCs w:val="24"/>
+        </w:rPr>
         <w:t>Categoría: Música</w:t>
       </w:r>
     </w:p>
@@ -287,8 +453,16 @@
           <w:ilvl w:val="1"/>
           <w:numId w:val="2"/>
         </w:numPr>
-      </w:pPr>
-      <w:r>
+        <w:rPr>
+          <w:sz w:val="24"/>
+          <w:szCs w:val="24"/>
+        </w:rPr>
+      </w:pPr>
+      <w:r>
+        <w:rPr>
+          <w:sz w:val="24"/>
+          <w:szCs w:val="24"/>
+        </w:rPr>
         <w:t>Fecha: 10 de julio de 2026</w:t>
       </w:r>
     </w:p>
@@ -299,8 +473,16 @@
           <w:ilvl w:val="1"/>
           <w:numId w:val="2"/>
         </w:numPr>
-      </w:pPr>
-      <w:r>
+        <w:rPr>
+          <w:sz w:val="24"/>
+          <w:szCs w:val="24"/>
+        </w:rPr>
+      </w:pPr>
+      <w:r>
+        <w:rPr>
+          <w:sz w:val="24"/>
+          <w:szCs w:val="24"/>
+        </w:rPr>
         <w:t>Ubicación: Gijón Life</w:t>
       </w:r>
     </w:p>
@@ -311,8 +493,16 @@
           <w:ilvl w:val="0"/>
           <w:numId w:val="2"/>
         </w:numPr>
-      </w:pPr>
-      <w:r>
+        <w:rPr>
+          <w:sz w:val="24"/>
+          <w:szCs w:val="24"/>
+        </w:rPr>
+      </w:pPr>
+      <w:r>
+        <w:rPr>
+          <w:sz w:val="24"/>
+          <w:szCs w:val="24"/>
+        </w:rPr>
         <w:t>Concierto Fito y Fitipaldis</w:t>
       </w:r>
     </w:p>
@@ -323,8 +513,16 @@
           <w:ilvl w:val="1"/>
           <w:numId w:val="2"/>
         </w:numPr>
-      </w:pPr>
-      <w:r>
+        <w:rPr>
+          <w:sz w:val="24"/>
+          <w:szCs w:val="24"/>
+        </w:rPr>
+      </w:pPr>
+      <w:r>
+        <w:rPr>
+          <w:sz w:val="24"/>
+          <w:szCs w:val="24"/>
+        </w:rPr>
         <w:t>Categoría: Música</w:t>
       </w:r>
     </w:p>
@@ -335,8 +533,16 @@
           <w:ilvl w:val="1"/>
           <w:numId w:val="2"/>
         </w:numPr>
-      </w:pPr>
-      <w:r>
+        <w:rPr>
+          <w:sz w:val="24"/>
+          <w:szCs w:val="24"/>
+        </w:rPr>
+      </w:pPr>
+      <w:r>
+        <w:rPr>
+          <w:sz w:val="24"/>
+          <w:szCs w:val="24"/>
+        </w:rPr>
         <w:t>Fecha: 20 de diciembre de 2025</w:t>
       </w:r>
     </w:p>
@@ -347,8 +553,16 @@
           <w:ilvl w:val="1"/>
           <w:numId w:val="2"/>
         </w:numPr>
-      </w:pPr>
-      <w:r>
+        <w:rPr>
+          <w:sz w:val="24"/>
+          <w:szCs w:val="24"/>
+        </w:rPr>
+      </w:pPr>
+      <w:r>
+        <w:rPr>
+          <w:sz w:val="24"/>
+          <w:szCs w:val="24"/>
+        </w:rPr>
         <w:t>Ubicación: Palacio de Deportes, Gijón</w:t>
       </w:r>
     </w:p>
@@ -359,8 +573,16 @@
           <w:ilvl w:val="0"/>
           <w:numId w:val="2"/>
         </w:numPr>
-      </w:pPr>
-      <w:r>
+        <w:rPr>
+          <w:sz w:val="24"/>
+          <w:szCs w:val="24"/>
+        </w:rPr>
+      </w:pPr>
+      <w:r>
+        <w:rPr>
+          <w:sz w:val="24"/>
+          <w:szCs w:val="24"/>
+        </w:rPr>
         <w:t>Carnaval 2026</w:t>
       </w:r>
     </w:p>
@@ -371,8 +593,16 @@
           <w:ilvl w:val="1"/>
           <w:numId w:val="2"/>
         </w:numPr>
-      </w:pPr>
-      <w:r>
+        <w:rPr>
+          <w:sz w:val="24"/>
+          <w:szCs w:val="24"/>
+        </w:rPr>
+      </w:pPr>
+      <w:r>
+        <w:rPr>
+          <w:sz w:val="24"/>
+          <w:szCs w:val="24"/>
+        </w:rPr>
         <w:t>Categoría: Celebraciones</w:t>
       </w:r>
     </w:p>
@@ -383,55 +613,132 @@
           <w:ilvl w:val="1"/>
           <w:numId w:val="2"/>
         </w:numPr>
-      </w:pPr>
-      <w:r>
+        <w:rPr>
+          <w:sz w:val="24"/>
+          <w:szCs w:val="24"/>
+        </w:rPr>
+      </w:pPr>
+      <w:r>
+        <w:rPr>
+          <w:sz w:val="24"/>
+          <w:szCs w:val="24"/>
+        </w:rPr>
         <w:t>Fecha: 12 – 18 de febrero de 2026</w:t>
       </w:r>
     </w:p>
     <w:p>
-      <w:r>
+      <w:pPr>
+        <w:rPr>
+          <w:sz w:val="24"/>
+          <w:szCs w:val="24"/>
+        </w:rPr>
+      </w:pPr>
+      <w:r>
+        <w:rPr>
+          <w:sz w:val="24"/>
+          <w:szCs w:val="24"/>
+        </w:rPr>
         <w:br w:type="page"/>
       </w:r>
     </w:p>
     <w:p>
-      <w:r>
+      <w:pPr>
+        <w:rPr>
+          <w:sz w:val="24"/>
+          <w:szCs w:val="24"/>
+        </w:rPr>
+      </w:pPr>
+      <w:r>
+        <w:rPr>
+          <w:sz w:val="24"/>
+          <w:szCs w:val="24"/>
+        </w:rPr>
         <w:lastRenderedPageBreak/>
-        <w:t>MARCAS:</w:t>
-      </w:r>
-    </w:p>
-    <w:p>
-      <w:r>
+        <w:t>DÍA 1 (23/3/2026)</w:t>
+      </w:r>
+      <w:r>
+        <w:rPr>
+          <w:sz w:val="24"/>
+          <w:szCs w:val="24"/>
+        </w:rPr>
+        <w:t>:</w:t>
+      </w:r>
+    </w:p>
+    <w:p>
+      <w:pPr>
+        <w:rPr>
+          <w:sz w:val="24"/>
+          <w:szCs w:val="24"/>
+        </w:rPr>
+      </w:pPr>
+      <w:r>
+        <w:rPr>
+          <w:sz w:val="24"/>
+          <w:szCs w:val="24"/>
+        </w:rPr>
         <w:t xml:space="preserve">Empecé diseñando la web con </w:t>
       </w:r>
       <w:proofErr w:type="spellStart"/>
       <w:r>
+        <w:rPr>
+          <w:sz w:val="24"/>
+          <w:szCs w:val="24"/>
+        </w:rPr>
         <w:t>Figma</w:t>
       </w:r>
       <w:proofErr w:type="spellEnd"/>
       <w:r>
+        <w:rPr>
+          <w:sz w:val="24"/>
+          <w:szCs w:val="24"/>
+        </w:rPr>
         <w:t>. Para el índice, hice 3 bocetos (</w:t>
       </w:r>
       <w:proofErr w:type="spellStart"/>
       <w:r>
+        <w:rPr>
+          <w:sz w:val="24"/>
+          <w:szCs w:val="24"/>
+        </w:rPr>
         <w:t>wireframe</w:t>
       </w:r>
       <w:proofErr w:type="spellEnd"/>
       <w:r>
+        <w:rPr>
+          <w:sz w:val="24"/>
+          <w:szCs w:val="24"/>
+        </w:rPr>
         <w:t xml:space="preserve">, esquema y </w:t>
       </w:r>
       <w:proofErr w:type="spellStart"/>
       <w:r>
+        <w:rPr>
+          <w:sz w:val="24"/>
+          <w:szCs w:val="24"/>
+        </w:rPr>
         <w:t>mock</w:t>
       </w:r>
       <w:proofErr w:type="spellEnd"/>
       <w:r>
+        <w:rPr>
+          <w:sz w:val="24"/>
+          <w:szCs w:val="24"/>
+        </w:rPr>
         <w:t xml:space="preserve">-up). </w:t>
       </w:r>
     </w:p>
     <w:p>
+      <w:pPr>
+        <w:rPr>
+          <w:sz w:val="24"/>
+          <w:szCs w:val="24"/>
+        </w:rPr>
+      </w:pPr>
       <w:r>
         <w:rPr>
           <w:noProof/>
+          <w:sz w:val="24"/>
+          <w:szCs w:val="24"/>
         </w:rPr>
         <w:drawing>
           <wp:inline distT="0" distB="0" distL="0" distR="0" wp14:anchorId="06DC628C" wp14:editId="04C20FA8">
@@ -469,56 +776,563 @@
           </wp:inline>
         </w:drawing>
       </w:r>
-    </w:p>
-    <w:p/>
-    <w:p>
-      <w:r>
-        <w:t>Para hacer el input para buscar eventos, consulté la siguiente página:</w:t>
-      </w:r>
-    </w:p>
-    <w:p>
-      <w:hyperlink r:id="rId6" w:history="1">
+      <w:r>
+        <w:rPr>
+          <w:sz w:val="24"/>
+          <w:szCs w:val="24"/>
+        </w:rPr>
+        <w:br w:type="page"/>
+      </w:r>
+    </w:p>
+    <w:p>
+      <w:pPr>
+        <w:rPr>
+          <w:sz w:val="24"/>
+          <w:szCs w:val="24"/>
+        </w:rPr>
+      </w:pPr>
+      <w:r>
+        <w:rPr>
+          <w:sz w:val="24"/>
+          <w:szCs w:val="24"/>
+        </w:rPr>
+        <w:lastRenderedPageBreak/>
+        <w:t>DÍA 2 (24/3/2026)</w:t>
+      </w:r>
+      <w:r>
+        <w:rPr>
+          <w:sz w:val="24"/>
+          <w:szCs w:val="24"/>
+        </w:rPr>
+        <w:t>:</w:t>
+      </w:r>
+    </w:p>
+    <w:p>
+      <w:pPr>
+        <w:rPr>
+          <w:sz w:val="24"/>
+          <w:szCs w:val="24"/>
+        </w:rPr>
+      </w:pPr>
+      <w:r>
+        <w:rPr>
+          <w:sz w:val="24"/>
+          <w:szCs w:val="24"/>
+        </w:rPr>
+        <w:t>Clase App (</w:t>
+      </w:r>
+      <w:proofErr w:type="spellStart"/>
+      <w:r>
+        <w:rPr>
+          <w:sz w:val="24"/>
+          <w:szCs w:val="24"/>
+        </w:rPr>
+        <w:t>main</w:t>
+      </w:r>
+      <w:proofErr w:type="spellEnd"/>
+      <w:r>
+        <w:rPr>
+          <w:sz w:val="24"/>
+          <w:szCs w:val="24"/>
+        </w:rPr>
+        <w:t>):</w:t>
+      </w:r>
+    </w:p>
+    <w:p>
+      <w:pPr>
+        <w:rPr>
+          <w:sz w:val="24"/>
+          <w:szCs w:val="24"/>
+        </w:rPr>
+      </w:pPr>
+      <w:r>
+        <w:rPr>
+          <w:sz w:val="24"/>
+          <w:szCs w:val="24"/>
+        </w:rPr>
+        <w:t>Hice que el programa diga las opciones disponibles para el menú</w:t>
+      </w:r>
+    </w:p>
+    <w:p>
+      <w:pPr>
+        <w:rPr>
+          <w:sz w:val="24"/>
+          <w:szCs w:val="24"/>
+        </w:rPr>
+      </w:pPr>
+      <w:r>
+        <w:rPr>
+          <w:noProof/>
+          <w:sz w:val="24"/>
+          <w:szCs w:val="24"/>
+        </w:rPr>
+        <w:drawing>
+          <wp:inline distT="0" distB="0" distL="0" distR="0" wp14:anchorId="3F7A7E8B" wp14:editId="25EFC4C0">
+            <wp:extent cx="3514786" cy="2758440"/>
+            <wp:effectExtent l="0" t="0" r="9525" b="3810"/>
+            <wp:docPr id="709837823" name="Imagen 1"/>
+            <wp:cNvGraphicFramePr>
+              <a:graphicFrameLocks xmlns:a="http://schemas.openxmlformats.org/drawingml/2006/main" noChangeAspect="1"/>
+            </wp:cNvGraphicFramePr>
+            <a:graphic xmlns:a="http://schemas.openxmlformats.org/drawingml/2006/main">
+              <a:graphicData uri="http://schemas.openxmlformats.org/drawingml/2006/picture">
+                <pic:pic xmlns:pic="http://schemas.openxmlformats.org/drawingml/2006/picture">
+                  <pic:nvPicPr>
+                    <pic:cNvPr id="709837823" name=""/>
+                    <pic:cNvPicPr/>
+                  </pic:nvPicPr>
+                  <pic:blipFill>
+                    <a:blip r:embed="rId6"/>
+                    <a:stretch>
+                      <a:fillRect/>
+                    </a:stretch>
+                  </pic:blipFill>
+                  <pic:spPr>
+                    <a:xfrm>
+                      <a:off x="0" y="0"/>
+                      <a:ext cx="3516867" cy="2760073"/>
+                    </a:xfrm>
+                    <a:prstGeom prst="rect">
+                      <a:avLst/>
+                    </a:prstGeom>
+                  </pic:spPr>
+                </pic:pic>
+              </a:graphicData>
+            </a:graphic>
+          </wp:inline>
+        </w:drawing>
+      </w:r>
+    </w:p>
+    <w:p>
+      <w:pPr>
+        <w:rPr>
+          <w:sz w:val="24"/>
+          <w:szCs w:val="24"/>
+        </w:rPr>
+      </w:pPr>
+      <w:r>
+        <w:rPr>
+          <w:sz w:val="24"/>
+          <w:szCs w:val="24"/>
+        </w:rPr>
+        <w:t>Luego, la opción seleccionada pasará por un switch. Este llamará a el método responsable de realizar la opción. De momento solo creé las 5 primeras opciones</w:t>
+      </w:r>
+      <w:r>
+        <w:rPr>
+          <w:sz w:val="24"/>
+          <w:szCs w:val="24"/>
+        </w:rPr>
+        <w:t xml:space="preserve"> y la de salir</w:t>
+      </w:r>
+      <w:r>
+        <w:rPr>
+          <w:sz w:val="24"/>
+          <w:szCs w:val="24"/>
+        </w:rPr>
+        <w:t>.</w:t>
+      </w:r>
+    </w:p>
+    <w:p>
+      <w:pPr>
+        <w:rPr>
+          <w:sz w:val="24"/>
+          <w:szCs w:val="24"/>
+        </w:rPr>
+      </w:pPr>
+      <w:r>
+        <w:rPr>
+          <w:noProof/>
+          <w:sz w:val="24"/>
+          <w:szCs w:val="24"/>
+        </w:rPr>
+        <w:drawing>
+          <wp:inline distT="0" distB="0" distL="0" distR="0" wp14:anchorId="12EE7F6D" wp14:editId="61B67B17">
+            <wp:extent cx="3379845" cy="3840480"/>
+            <wp:effectExtent l="0" t="0" r="0" b="7620"/>
+            <wp:docPr id="1596420707" name="Imagen 1"/>
+            <wp:cNvGraphicFramePr>
+              <a:graphicFrameLocks xmlns:a="http://schemas.openxmlformats.org/drawingml/2006/main" noChangeAspect="1"/>
+            </wp:cNvGraphicFramePr>
+            <a:graphic xmlns:a="http://schemas.openxmlformats.org/drawingml/2006/main">
+              <a:graphicData uri="http://schemas.openxmlformats.org/drawingml/2006/picture">
+                <pic:pic xmlns:pic="http://schemas.openxmlformats.org/drawingml/2006/picture">
+                  <pic:nvPicPr>
+                    <pic:cNvPr id="1596420707" name=""/>
+                    <pic:cNvPicPr/>
+                  </pic:nvPicPr>
+                  <pic:blipFill>
+                    <a:blip r:embed="rId7"/>
+                    <a:stretch>
+                      <a:fillRect/>
+                    </a:stretch>
+                  </pic:blipFill>
+                  <pic:spPr>
+                    <a:xfrm>
+                      <a:off x="0" y="0"/>
+                      <a:ext cx="3382324" cy="3843297"/>
+                    </a:xfrm>
+                    <a:prstGeom prst="rect">
+                      <a:avLst/>
+                    </a:prstGeom>
+                  </pic:spPr>
+                </pic:pic>
+              </a:graphicData>
+            </a:graphic>
+          </wp:inline>
+        </w:drawing>
+      </w:r>
+    </w:p>
+    <w:p>
+      <w:pPr>
+        <w:rPr>
+          <w:sz w:val="24"/>
+          <w:szCs w:val="24"/>
+        </w:rPr>
+      </w:pPr>
+      <w:r>
+        <w:rPr>
+          <w:sz w:val="24"/>
+          <w:szCs w:val="24"/>
+        </w:rPr>
+        <w:t xml:space="preserve">Un ejemplo de los métodos que realicé es el de </w:t>
+      </w:r>
+      <w:proofErr w:type="spellStart"/>
+      <w:r>
+        <w:rPr>
+          <w:sz w:val="24"/>
+          <w:szCs w:val="24"/>
+        </w:rPr>
+        <w:t>addGaleria</w:t>
+      </w:r>
+      <w:proofErr w:type="spellEnd"/>
+      <w:r>
+        <w:rPr>
+          <w:sz w:val="24"/>
+          <w:szCs w:val="24"/>
+        </w:rPr>
+        <w:t>, el cual añade una galería a la colección de galerías de un evento seleccionado por el usuario:</w:t>
+      </w:r>
+    </w:p>
+    <w:p>
+      <w:pPr>
+        <w:rPr>
+          <w:sz w:val="24"/>
+          <w:szCs w:val="24"/>
+        </w:rPr>
+      </w:pPr>
+      <w:r>
+        <w:rPr>
+          <w:noProof/>
+          <w:sz w:val="24"/>
+          <w:szCs w:val="24"/>
+        </w:rPr>
+        <w:lastRenderedPageBreak/>
+        <w:drawing>
+          <wp:inline distT="0" distB="0" distL="0" distR="0" wp14:anchorId="145FCF91" wp14:editId="5B63ACDE">
+            <wp:extent cx="5400040" cy="4801235"/>
+            <wp:effectExtent l="0" t="0" r="0" b="0"/>
+            <wp:docPr id="1310199855" name="Imagen 1"/>
+            <wp:cNvGraphicFramePr>
+              <a:graphicFrameLocks xmlns:a="http://schemas.openxmlformats.org/drawingml/2006/main" noChangeAspect="1"/>
+            </wp:cNvGraphicFramePr>
+            <a:graphic xmlns:a="http://schemas.openxmlformats.org/drawingml/2006/main">
+              <a:graphicData uri="http://schemas.openxmlformats.org/drawingml/2006/picture">
+                <pic:pic xmlns:pic="http://schemas.openxmlformats.org/drawingml/2006/picture">
+                  <pic:nvPicPr>
+                    <pic:cNvPr id="1310199855" name=""/>
+                    <pic:cNvPicPr/>
+                  </pic:nvPicPr>
+                  <pic:blipFill>
+                    <a:blip r:embed="rId8"/>
+                    <a:stretch>
+                      <a:fillRect/>
+                    </a:stretch>
+                  </pic:blipFill>
+                  <pic:spPr>
+                    <a:xfrm>
+                      <a:off x="0" y="0"/>
+                      <a:ext cx="5400040" cy="4801235"/>
+                    </a:xfrm>
+                    <a:prstGeom prst="rect">
+                      <a:avLst/>
+                    </a:prstGeom>
+                  </pic:spPr>
+                </pic:pic>
+              </a:graphicData>
+            </a:graphic>
+          </wp:inline>
+        </w:drawing>
+      </w:r>
+    </w:p>
+    <w:p>
+      <w:pPr>
+        <w:rPr>
+          <w:sz w:val="24"/>
+          <w:szCs w:val="24"/>
+        </w:rPr>
+      </w:pPr>
+      <w:r>
+        <w:rPr>
+          <w:sz w:val="24"/>
+          <w:szCs w:val="24"/>
+        </w:rPr>
+        <w:t>Empecé por hacer una comprobación rápida para ver si existe algún evento, ya que son necesarios.</w:t>
+      </w:r>
+    </w:p>
+    <w:p>
+      <w:pPr>
+        <w:rPr>
+          <w:sz w:val="24"/>
+          <w:szCs w:val="24"/>
+        </w:rPr>
+      </w:pPr>
+      <w:r>
+        <w:rPr>
+          <w:noProof/>
+          <w:sz w:val="24"/>
+          <w:szCs w:val="24"/>
+        </w:rPr>
+        <w:drawing>
+          <wp:inline distT="0" distB="0" distL="0" distR="0" wp14:anchorId="3AFBF8BC" wp14:editId="50E28C1E">
+            <wp:extent cx="4195216" cy="922020"/>
+            <wp:effectExtent l="0" t="0" r="0" b="0"/>
+            <wp:docPr id="1701060483" name="Imagen 1"/>
+            <wp:cNvGraphicFramePr>
+              <a:graphicFrameLocks xmlns:a="http://schemas.openxmlformats.org/drawingml/2006/main" noChangeAspect="1"/>
+            </wp:cNvGraphicFramePr>
+            <a:graphic xmlns:a="http://schemas.openxmlformats.org/drawingml/2006/main">
+              <a:graphicData uri="http://schemas.openxmlformats.org/drawingml/2006/picture">
+                <pic:pic xmlns:pic="http://schemas.openxmlformats.org/drawingml/2006/picture">
+                  <pic:nvPicPr>
+                    <pic:cNvPr id="1701060483" name=""/>
+                    <pic:cNvPicPr/>
+                  </pic:nvPicPr>
+                  <pic:blipFill>
+                    <a:blip r:embed="rId9"/>
+                    <a:stretch>
+                      <a:fillRect/>
+                    </a:stretch>
+                  </pic:blipFill>
+                  <pic:spPr>
+                    <a:xfrm>
+                      <a:off x="0" y="0"/>
+                      <a:ext cx="4231784" cy="930057"/>
+                    </a:xfrm>
+                    <a:prstGeom prst="rect">
+                      <a:avLst/>
+                    </a:prstGeom>
+                  </pic:spPr>
+                </pic:pic>
+              </a:graphicData>
+            </a:graphic>
+          </wp:inline>
+        </w:drawing>
+      </w:r>
+    </w:p>
+    <w:p>
+      <w:pPr>
+        <w:rPr>
+          <w:sz w:val="24"/>
+          <w:szCs w:val="24"/>
+        </w:rPr>
+      </w:pPr>
+      <w:r>
+        <w:rPr>
+          <w:sz w:val="24"/>
+          <w:szCs w:val="24"/>
+        </w:rPr>
+        <w:t xml:space="preserve">Luego, puse un bucle para mostrar todos los eventos disponibles. Tuve que investigar en el Internet porque </w:t>
+      </w:r>
+      <w:r>
+        <w:rPr>
+          <w:sz w:val="24"/>
+          <w:szCs w:val="24"/>
+        </w:rPr>
+        <w:t xml:space="preserve">inicialmente </w:t>
+      </w:r>
+      <w:r>
+        <w:rPr>
+          <w:sz w:val="24"/>
+          <w:szCs w:val="24"/>
+        </w:rPr>
+        <w:t xml:space="preserve">no sabía cómo hacerlo. Encontré un comentario en Stack </w:t>
+      </w:r>
+      <w:proofErr w:type="spellStart"/>
+      <w:r>
+        <w:rPr>
+          <w:sz w:val="24"/>
+          <w:szCs w:val="24"/>
+        </w:rPr>
+        <w:t>Overflow</w:t>
+      </w:r>
+      <w:proofErr w:type="spellEnd"/>
+      <w:r>
+        <w:rPr>
+          <w:sz w:val="24"/>
+          <w:szCs w:val="24"/>
+        </w:rPr>
+        <w:t xml:space="preserve"> que explicaba cómo hacerlo (</w:t>
+      </w:r>
+      <w:hyperlink r:id="rId10" w:history="1">
         <w:r>
           <w:rPr>
             <w:rStyle w:val="Hipervnculo"/>
+            <w:sz w:val="24"/>
+            <w:szCs w:val="24"/>
           </w:rPr>
-          <w:t>HTML inp</w:t>
-        </w:r>
-        <w:r>
-          <w:rPr>
-            <w:rStyle w:val="Hipervnculo"/>
-          </w:rPr>
-          <w:t>u</w:t>
-        </w:r>
-        <w:r>
-          <w:rPr>
-            <w:rStyle w:val="Hipervnculo"/>
-          </w:rPr>
-          <w:t>t tag</w:t>
+          <w:t>https://stackoverflow.com/a/17068246</w:t>
         </w:r>
       </w:hyperlink>
       <w:r>
+        <w:rPr>
+          <w:sz w:val="24"/>
+          <w:szCs w:val="24"/>
+        </w:rPr>
+        <w:t>) así que lo implementé:</w:t>
+      </w:r>
+    </w:p>
+    <w:p>
+      <w:pPr>
+        <w:rPr>
+          <w:sz w:val="24"/>
+          <w:szCs w:val="24"/>
+        </w:rPr>
+      </w:pPr>
+      <w:r>
+        <w:rPr>
+          <w:noProof/>
+          <w:sz w:val="24"/>
+          <w:szCs w:val="24"/>
+        </w:rPr>
+        <w:drawing>
+          <wp:inline distT="0" distB="0" distL="0" distR="0" wp14:anchorId="37945907" wp14:editId="7B723F22">
+            <wp:extent cx="5455920" cy="937335"/>
+            <wp:effectExtent l="0" t="0" r="0" b="0"/>
+            <wp:docPr id="1135605040" name="Imagen 1"/>
+            <wp:cNvGraphicFramePr>
+              <a:graphicFrameLocks xmlns:a="http://schemas.openxmlformats.org/drawingml/2006/main" noChangeAspect="1"/>
+            </wp:cNvGraphicFramePr>
+            <a:graphic xmlns:a="http://schemas.openxmlformats.org/drawingml/2006/main">
+              <a:graphicData uri="http://schemas.openxmlformats.org/drawingml/2006/picture">
+                <pic:pic xmlns:pic="http://schemas.openxmlformats.org/drawingml/2006/picture">
+                  <pic:nvPicPr>
+                    <pic:cNvPr id="1135605040" name=""/>
+                    <pic:cNvPicPr/>
+                  </pic:nvPicPr>
+                  <pic:blipFill>
+                    <a:blip r:embed="rId11"/>
+                    <a:stretch>
+                      <a:fillRect/>
+                    </a:stretch>
+                  </pic:blipFill>
+                  <pic:spPr>
+                    <a:xfrm>
+                      <a:off x="0" y="0"/>
+                      <a:ext cx="5463936" cy="938712"/>
+                    </a:xfrm>
+                    <a:prstGeom prst="rect">
+                      <a:avLst/>
+                    </a:prstGeom>
+                  </pic:spPr>
+                </pic:pic>
+              </a:graphicData>
+            </a:graphic>
+          </wp:inline>
+        </w:drawing>
+      </w:r>
+    </w:p>
+    <w:p>
+      <w:pPr>
+        <w:rPr>
+          <w:sz w:val="24"/>
+          <w:szCs w:val="24"/>
+        </w:rPr>
+      </w:pPr>
+      <w:r>
+        <w:rPr>
+          <w:sz w:val="24"/>
+          <w:szCs w:val="24"/>
+        </w:rPr>
         <w:br w:type="page"/>
       </w:r>
     </w:p>
-    <w:p/>
-    <w:p>
-      <w:r>
-        <w:t>BASES:</w:t>
-      </w:r>
-    </w:p>
-    <w:p>
-      <w:r>
-        <w:t>Diagrama entidad relación:</w:t>
-      </w:r>
-    </w:p>
-    <w:p>
+    <w:p>
+      <w:pPr>
+        <w:rPr>
+          <w:sz w:val="24"/>
+          <w:szCs w:val="24"/>
+        </w:rPr>
+      </w:pPr>
+      <w:r>
+        <w:rPr>
+          <w:sz w:val="24"/>
+          <w:szCs w:val="24"/>
+        </w:rPr>
+        <w:lastRenderedPageBreak/>
+        <w:t>DÍA 3 (25/3/2026):</w:t>
+      </w:r>
+    </w:p>
+    <w:p>
+      <w:pPr>
+        <w:rPr>
+          <w:sz w:val="24"/>
+          <w:szCs w:val="24"/>
+        </w:rPr>
+      </w:pPr>
+      <w:r>
+        <w:rPr>
+          <w:sz w:val="24"/>
+          <w:szCs w:val="24"/>
+        </w:rPr>
+        <w:t>Empecé con la web</w:t>
+      </w:r>
+    </w:p>
+    <w:p>
+      <w:pPr>
+        <w:rPr>
+          <w:sz w:val="24"/>
+          <w:szCs w:val="24"/>
+        </w:rPr>
+      </w:pPr>
+      <w:r>
+        <w:rPr>
+          <w:sz w:val="24"/>
+          <w:szCs w:val="24"/>
+        </w:rPr>
+        <w:t>Creé el d</w:t>
+      </w:r>
+      <w:r>
+        <w:rPr>
+          <w:sz w:val="24"/>
+          <w:szCs w:val="24"/>
+        </w:rPr>
+        <w:t>iagrama entidad relación:</w:t>
+      </w:r>
+    </w:p>
+    <w:p>
+      <w:pPr>
+        <w:rPr>
+          <w:sz w:val="24"/>
+          <w:szCs w:val="24"/>
+          <w:u w:val="single"/>
+        </w:rPr>
+      </w:pPr>
+    </w:p>
+    <w:p>
+      <w:pPr>
+        <w:rPr>
+          <w:sz w:val="24"/>
+          <w:szCs w:val="24"/>
+        </w:rPr>
+      </w:pPr>
       <w:r>
         <w:rPr>
           <w:noProof/>
+          <w:sz w:val="24"/>
+          <w:szCs w:val="24"/>
         </w:rPr>
         <w:drawing>
-          <wp:inline distT="0" distB="0" distL="0" distR="0" wp14:anchorId="4E4B63B0" wp14:editId="434A3155">
+          <wp:inline distT="0" distB="0" distL="0" distR="0" wp14:anchorId="264F9186" wp14:editId="558E96B9">
             <wp:extent cx="5400040" cy="4210050"/>
             <wp:effectExtent l="0" t="0" r="0" b="0"/>
             <wp:docPr id="635600855" name="Imagen 1"/>
@@ -533,7 +1347,7 @@
                     <pic:cNvPicPr/>
                   </pic:nvPicPr>
                   <pic:blipFill>
-                    <a:blip r:embed="rId7"/>
+                    <a:blip r:embed="rId12"/>
                     <a:stretch>
                       <a:fillRect/>
                     </a:stretch>
@@ -555,41 +1369,54 @@
       </w:r>
     </w:p>
     <w:p>
-      <w:r>
-        <w:t>PROGRAMACIÓN</w:t>
-      </w:r>
-      <w:r>
-        <w:t>:</w:t>
-      </w:r>
-    </w:p>
-    <w:p>
-      <w:r>
-        <w:t>Clase App (</w:t>
-      </w:r>
-      <w:proofErr w:type="spellStart"/>
-      <w:r>
-        <w:t>main</w:t>
-      </w:r>
-      <w:proofErr w:type="spellEnd"/>
-      <w:r>
-        <w:t>):</w:t>
-      </w:r>
-    </w:p>
-    <w:p>
-      <w:r>
-        <w:t>Hice que el programa diga las opciones disponibles para el menú</w:t>
-      </w:r>
-    </w:p>
-    <w:p>
+      <w:pPr>
+        <w:rPr>
+          <w:sz w:val="24"/>
+          <w:szCs w:val="24"/>
+        </w:rPr>
+      </w:pPr>
+      <w:r>
+        <w:rPr>
+          <w:sz w:val="24"/>
+          <w:szCs w:val="24"/>
+        </w:rPr>
+        <w:br w:type="page"/>
+      </w:r>
+    </w:p>
+    <w:p>
+      <w:pPr>
+        <w:rPr>
+          <w:sz w:val="24"/>
+          <w:szCs w:val="24"/>
+        </w:rPr>
+      </w:pPr>
+      <w:r>
+        <w:rPr>
+          <w:sz w:val="24"/>
+          <w:szCs w:val="24"/>
+        </w:rPr>
+        <w:lastRenderedPageBreak/>
+        <w:t>Creé el archivo SQL, haciendo las tablas.</w:t>
+      </w:r>
+    </w:p>
+    <w:p>
+      <w:pPr>
+        <w:rPr>
+          <w:sz w:val="24"/>
+          <w:szCs w:val="24"/>
+        </w:rPr>
+      </w:pPr>
       <w:r>
         <w:rPr>
           <w:noProof/>
+          <w:sz w:val="24"/>
+          <w:szCs w:val="24"/>
         </w:rPr>
         <w:drawing>
-          <wp:inline distT="0" distB="0" distL="0" distR="0" wp14:anchorId="3F7A7E8B" wp14:editId="25EFC4C0">
-            <wp:extent cx="3514786" cy="2758440"/>
-            <wp:effectExtent l="0" t="0" r="9525" b="3810"/>
-            <wp:docPr id="709837823" name="Imagen 1"/>
+          <wp:inline distT="0" distB="0" distL="0" distR="0" wp14:anchorId="2DC054FD" wp14:editId="644D5CA3">
+            <wp:extent cx="5400040" cy="5071745"/>
+            <wp:effectExtent l="0" t="0" r="0" b="0"/>
+            <wp:docPr id="1436278224" name="Imagen 1"/>
             <wp:cNvGraphicFramePr>
               <a:graphicFrameLocks xmlns:a="http://schemas.openxmlformats.org/drawingml/2006/main" noChangeAspect="1"/>
             </wp:cNvGraphicFramePr>
@@ -597,242 +1424,7 @@
               <a:graphicData uri="http://schemas.openxmlformats.org/drawingml/2006/picture">
                 <pic:pic xmlns:pic="http://schemas.openxmlformats.org/drawingml/2006/picture">
                   <pic:nvPicPr>
-                    <pic:cNvPr id="709837823" name=""/>
-                    <pic:cNvPicPr/>
-                  </pic:nvPicPr>
-                  <pic:blipFill>
-                    <a:blip r:embed="rId8"/>
-                    <a:stretch>
-                      <a:fillRect/>
-                    </a:stretch>
-                  </pic:blipFill>
-                  <pic:spPr>
-                    <a:xfrm>
-                      <a:off x="0" y="0"/>
-                      <a:ext cx="3516867" cy="2760073"/>
-                    </a:xfrm>
-                    <a:prstGeom prst="rect">
-                      <a:avLst/>
-                    </a:prstGeom>
-                  </pic:spPr>
-                </pic:pic>
-              </a:graphicData>
-            </a:graphic>
-          </wp:inline>
-        </w:drawing>
-      </w:r>
-    </w:p>
-    <w:p>
-      <w:r>
-        <w:lastRenderedPageBreak/>
-        <w:t>Luego, la opción seleccionada pasará por un switch. Este llamará a el método responsable de realizar la opción. De momento solo creé las 5 primeras opciones</w:t>
-      </w:r>
-      <w:r>
-        <w:t xml:space="preserve"> y la de salir</w:t>
-      </w:r>
-      <w:r>
-        <w:t>.</w:t>
-      </w:r>
-    </w:p>
-    <w:p>
-      <w:r>
-        <w:rPr>
-          <w:noProof/>
-        </w:rPr>
-        <w:drawing>
-          <wp:inline distT="0" distB="0" distL="0" distR="0" wp14:anchorId="12EE7F6D" wp14:editId="61B67B17">
-            <wp:extent cx="3379845" cy="3840480"/>
-            <wp:effectExtent l="0" t="0" r="0" b="7620"/>
-            <wp:docPr id="1596420707" name="Imagen 1"/>
-            <wp:cNvGraphicFramePr>
-              <a:graphicFrameLocks xmlns:a="http://schemas.openxmlformats.org/drawingml/2006/main" noChangeAspect="1"/>
-            </wp:cNvGraphicFramePr>
-            <a:graphic xmlns:a="http://schemas.openxmlformats.org/drawingml/2006/main">
-              <a:graphicData uri="http://schemas.openxmlformats.org/drawingml/2006/picture">
-                <pic:pic xmlns:pic="http://schemas.openxmlformats.org/drawingml/2006/picture">
-                  <pic:nvPicPr>
-                    <pic:cNvPr id="1596420707" name=""/>
-                    <pic:cNvPicPr/>
-                  </pic:nvPicPr>
-                  <pic:blipFill>
-                    <a:blip r:embed="rId9"/>
-                    <a:stretch>
-                      <a:fillRect/>
-                    </a:stretch>
-                  </pic:blipFill>
-                  <pic:spPr>
-                    <a:xfrm>
-                      <a:off x="0" y="0"/>
-                      <a:ext cx="3382324" cy="3843297"/>
-                    </a:xfrm>
-                    <a:prstGeom prst="rect">
-                      <a:avLst/>
-                    </a:prstGeom>
-                  </pic:spPr>
-                </pic:pic>
-              </a:graphicData>
-            </a:graphic>
-          </wp:inline>
-        </w:drawing>
-      </w:r>
-    </w:p>
-    <w:p>
-      <w:r>
-        <w:t xml:space="preserve">Un ejemplo de los </w:t>
-      </w:r>
-      <w:r>
-        <w:t>métodos</w:t>
-      </w:r>
-      <w:r>
-        <w:t xml:space="preserve"> que realicé es el de </w:t>
-      </w:r>
-      <w:proofErr w:type="spellStart"/>
-      <w:r>
-        <w:t>addGaleria</w:t>
-      </w:r>
-      <w:proofErr w:type="spellEnd"/>
-      <w:r>
-        <w:t>, el cual añade una galería a la colección de galerías de un evento seleccionado por el usuario:</w:t>
-      </w:r>
-    </w:p>
-    <w:p>
-      <w:r>
-        <w:rPr>
-          <w:noProof/>
-        </w:rPr>
-        <w:lastRenderedPageBreak/>
-        <w:drawing>
-          <wp:inline distT="0" distB="0" distL="0" distR="0" wp14:anchorId="145FCF91" wp14:editId="5B63ACDE">
-            <wp:extent cx="5400040" cy="4801235"/>
-            <wp:effectExtent l="0" t="0" r="0" b="0"/>
-            <wp:docPr id="1310199855" name="Imagen 1"/>
-            <wp:cNvGraphicFramePr>
-              <a:graphicFrameLocks xmlns:a="http://schemas.openxmlformats.org/drawingml/2006/main" noChangeAspect="1"/>
-            </wp:cNvGraphicFramePr>
-            <a:graphic xmlns:a="http://schemas.openxmlformats.org/drawingml/2006/main">
-              <a:graphicData uri="http://schemas.openxmlformats.org/drawingml/2006/picture">
-                <pic:pic xmlns:pic="http://schemas.openxmlformats.org/drawingml/2006/picture">
-                  <pic:nvPicPr>
-                    <pic:cNvPr id="1310199855" name=""/>
-                    <pic:cNvPicPr/>
-                  </pic:nvPicPr>
-                  <pic:blipFill>
-                    <a:blip r:embed="rId10"/>
-                    <a:stretch>
-                      <a:fillRect/>
-                    </a:stretch>
-                  </pic:blipFill>
-                  <pic:spPr>
-                    <a:xfrm>
-                      <a:off x="0" y="0"/>
-                      <a:ext cx="5400040" cy="4801235"/>
-                    </a:xfrm>
-                    <a:prstGeom prst="rect">
-                      <a:avLst/>
-                    </a:prstGeom>
-                  </pic:spPr>
-                </pic:pic>
-              </a:graphicData>
-            </a:graphic>
-          </wp:inline>
-        </w:drawing>
-      </w:r>
-    </w:p>
-    <w:p>
-      <w:r>
-        <w:t>Empecé por hacer una comprobación rápida para ver si existe algún evento, ya que son necesarios.</w:t>
-      </w:r>
-    </w:p>
-    <w:p>
-      <w:r>
-        <w:rPr>
-          <w:noProof/>
-        </w:rPr>
-        <w:drawing>
-          <wp:inline distT="0" distB="0" distL="0" distR="0" wp14:anchorId="3AFBF8BC" wp14:editId="50E28C1E">
-            <wp:extent cx="4195216" cy="922020"/>
-            <wp:effectExtent l="0" t="0" r="0" b="0"/>
-            <wp:docPr id="1701060483" name="Imagen 1"/>
-            <wp:cNvGraphicFramePr>
-              <a:graphicFrameLocks xmlns:a="http://schemas.openxmlformats.org/drawingml/2006/main" noChangeAspect="1"/>
-            </wp:cNvGraphicFramePr>
-            <a:graphic xmlns:a="http://schemas.openxmlformats.org/drawingml/2006/main">
-              <a:graphicData uri="http://schemas.openxmlformats.org/drawingml/2006/picture">
-                <pic:pic xmlns:pic="http://schemas.openxmlformats.org/drawingml/2006/picture">
-                  <pic:nvPicPr>
-                    <pic:cNvPr id="1701060483" name=""/>
-                    <pic:cNvPicPr/>
-                  </pic:nvPicPr>
-                  <pic:blipFill>
-                    <a:blip r:embed="rId11"/>
-                    <a:stretch>
-                      <a:fillRect/>
-                    </a:stretch>
-                  </pic:blipFill>
-                  <pic:spPr>
-                    <a:xfrm>
-                      <a:off x="0" y="0"/>
-                      <a:ext cx="4231784" cy="930057"/>
-                    </a:xfrm>
-                    <a:prstGeom prst="rect">
-                      <a:avLst/>
-                    </a:prstGeom>
-                  </pic:spPr>
-                </pic:pic>
-              </a:graphicData>
-            </a:graphic>
-          </wp:inline>
-        </w:drawing>
-      </w:r>
-    </w:p>
-    <w:p>
-      <w:r>
-        <w:t xml:space="preserve">Luego, puse un bucle para mostrar todos los eventos disponibles. Tuve que investigar en el Internet porque </w:t>
-      </w:r>
-      <w:r>
-        <w:t xml:space="preserve">inicialmente </w:t>
-      </w:r>
-      <w:r>
-        <w:t xml:space="preserve">no sabía cómo hacerlo. Encontré un comentario en Stack </w:t>
-      </w:r>
-      <w:proofErr w:type="spellStart"/>
-      <w:r>
-        <w:t>Overflow</w:t>
-      </w:r>
-      <w:proofErr w:type="spellEnd"/>
-      <w:r>
-        <w:t xml:space="preserve"> que explicaba cómo hacerlo (</w:t>
-      </w:r>
-      <w:hyperlink r:id="rId12" w:history="1">
-        <w:r>
-          <w:rPr>
-            <w:rStyle w:val="Hipervnculo"/>
-          </w:rPr>
-          <w:t>https://stackoverflow.com/a/17068246</w:t>
-        </w:r>
-      </w:hyperlink>
-      <w:r>
-        <w:t>) así que lo implementé:</w:t>
-      </w:r>
-    </w:p>
-    <w:p>
-      <w:r>
-        <w:rPr>
-          <w:noProof/>
-        </w:rPr>
-        <w:drawing>
-          <wp:inline distT="0" distB="0" distL="0" distR="0" wp14:anchorId="37945907" wp14:editId="7B723F22">
-            <wp:extent cx="5455920" cy="937335"/>
-            <wp:effectExtent l="0" t="0" r="0" b="0"/>
-            <wp:docPr id="1135605040" name="Imagen 1"/>
-            <wp:cNvGraphicFramePr>
-              <a:graphicFrameLocks xmlns:a="http://schemas.openxmlformats.org/drawingml/2006/main" noChangeAspect="1"/>
-            </wp:cNvGraphicFramePr>
-            <a:graphic xmlns:a="http://schemas.openxmlformats.org/drawingml/2006/main">
-              <a:graphicData uri="http://schemas.openxmlformats.org/drawingml/2006/picture">
-                <pic:pic xmlns:pic="http://schemas.openxmlformats.org/drawingml/2006/picture">
-                  <pic:nvPicPr>
-                    <pic:cNvPr id="1135605040" name=""/>
+                    <pic:cNvPr id="1436278224" name=""/>
                     <pic:cNvPicPr/>
                   </pic:nvPicPr>
                   <pic:blipFill>
@@ -844,7 +1436,7 @@
                   <pic:spPr>
                     <a:xfrm>
                       <a:off x="0" y="0"/>
-                      <a:ext cx="5463936" cy="938712"/>
+                      <a:ext cx="5400040" cy="5071745"/>
                     </a:xfrm>
                     <a:prstGeom prst="rect">
                       <a:avLst/>
@@ -855,6 +1447,1608 @@
             </a:graphic>
           </wp:inline>
         </w:drawing>
+      </w:r>
+    </w:p>
+    <w:p>
+      <w:pPr>
+        <w:rPr>
+          <w:sz w:val="24"/>
+          <w:szCs w:val="24"/>
+        </w:rPr>
+      </w:pPr>
+      <w:r>
+        <w:rPr>
+          <w:sz w:val="24"/>
+          <w:szCs w:val="24"/>
+        </w:rPr>
+        <w:br w:type="page"/>
+      </w:r>
+    </w:p>
+    <w:p>
+      <w:pPr>
+        <w:rPr>
+          <w:sz w:val="24"/>
+          <w:szCs w:val="24"/>
+        </w:rPr>
+      </w:pPr>
+      <w:r>
+        <w:rPr>
+          <w:sz w:val="24"/>
+          <w:szCs w:val="24"/>
+        </w:rPr>
+        <w:lastRenderedPageBreak/>
+        <w:t>DÍA 4 (26/3/2026):</w:t>
+      </w:r>
+    </w:p>
+    <w:p>
+      <w:pPr>
+        <w:rPr>
+          <w:sz w:val="24"/>
+          <w:szCs w:val="24"/>
+        </w:rPr>
+      </w:pPr>
+      <w:r>
+        <w:rPr>
+          <w:sz w:val="24"/>
+          <w:szCs w:val="24"/>
+        </w:rPr>
+        <w:t>Refactorización del código de Java. Creé varios métodos para facilitar la selección de eventos y galería y evitar redundancia.</w:t>
+      </w:r>
+    </w:p>
+    <w:p>
+      <w:pPr>
+        <w:rPr>
+          <w:sz w:val="24"/>
+          <w:szCs w:val="24"/>
+        </w:rPr>
+      </w:pPr>
+      <w:r>
+        <w:rPr>
+          <w:noProof/>
+          <w:sz w:val="24"/>
+          <w:szCs w:val="24"/>
+        </w:rPr>
+        <w:drawing>
+          <wp:inline distT="0" distB="0" distL="0" distR="0" wp14:anchorId="5A794656" wp14:editId="3AD9F6A1">
+            <wp:extent cx="5400040" cy="4271645"/>
+            <wp:effectExtent l="0" t="0" r="0" b="0"/>
+            <wp:docPr id="1026802461" name="Imagen 1"/>
+            <wp:cNvGraphicFramePr>
+              <a:graphicFrameLocks xmlns:a="http://schemas.openxmlformats.org/drawingml/2006/main" noChangeAspect="1"/>
+            </wp:cNvGraphicFramePr>
+            <a:graphic xmlns:a="http://schemas.openxmlformats.org/drawingml/2006/main">
+              <a:graphicData uri="http://schemas.openxmlformats.org/drawingml/2006/picture">
+                <pic:pic xmlns:pic="http://schemas.openxmlformats.org/drawingml/2006/picture">
+                  <pic:nvPicPr>
+                    <pic:cNvPr id="1026802461" name=""/>
+                    <pic:cNvPicPr/>
+                  </pic:nvPicPr>
+                  <pic:blipFill>
+                    <a:blip r:embed="rId14"/>
+                    <a:stretch>
+                      <a:fillRect/>
+                    </a:stretch>
+                  </pic:blipFill>
+                  <pic:spPr>
+                    <a:xfrm>
+                      <a:off x="0" y="0"/>
+                      <a:ext cx="5400040" cy="4271645"/>
+                    </a:xfrm>
+                    <a:prstGeom prst="rect">
+                      <a:avLst/>
+                    </a:prstGeom>
+                  </pic:spPr>
+                </pic:pic>
+              </a:graphicData>
+            </a:graphic>
+          </wp:inline>
+        </w:drawing>
+      </w:r>
+    </w:p>
+    <w:p>
+      <w:pPr>
+        <w:rPr>
+          <w:sz w:val="24"/>
+          <w:szCs w:val="24"/>
+        </w:rPr>
+      </w:pPr>
+    </w:p>
+    <w:p>
+      <w:pPr>
+        <w:rPr>
+          <w:sz w:val="24"/>
+          <w:szCs w:val="24"/>
+        </w:rPr>
+      </w:pPr>
+      <w:r>
+        <w:rPr>
+          <w:sz w:val="24"/>
+          <w:szCs w:val="24"/>
+        </w:rPr>
+        <w:t>Avance de la web:</w:t>
+      </w:r>
+    </w:p>
+    <w:p>
+      <w:pPr>
+        <w:rPr>
+          <w:sz w:val="24"/>
+          <w:szCs w:val="24"/>
+          <w:u w:val="single"/>
+        </w:rPr>
+      </w:pPr>
+      <w:r>
+        <w:rPr>
+          <w:noProof/>
+          <w:sz w:val="24"/>
+          <w:szCs w:val="24"/>
+        </w:rPr>
+        <w:drawing>
+          <wp:inline distT="0" distB="0" distL="0" distR="0" wp14:anchorId="7C66AD16" wp14:editId="02364258">
+            <wp:extent cx="5400040" cy="954405"/>
+            <wp:effectExtent l="0" t="0" r="0" b="0"/>
+            <wp:docPr id="1636500999" name="Imagen 1"/>
+            <wp:cNvGraphicFramePr>
+              <a:graphicFrameLocks xmlns:a="http://schemas.openxmlformats.org/drawingml/2006/main" noChangeAspect="1"/>
+            </wp:cNvGraphicFramePr>
+            <a:graphic xmlns:a="http://schemas.openxmlformats.org/drawingml/2006/main">
+              <a:graphicData uri="http://schemas.openxmlformats.org/drawingml/2006/picture">
+                <pic:pic xmlns:pic="http://schemas.openxmlformats.org/drawingml/2006/picture">
+                  <pic:nvPicPr>
+                    <pic:cNvPr id="1636500999" name=""/>
+                    <pic:cNvPicPr/>
+                  </pic:nvPicPr>
+                  <pic:blipFill>
+                    <a:blip r:embed="rId15"/>
+                    <a:stretch>
+                      <a:fillRect/>
+                    </a:stretch>
+                  </pic:blipFill>
+                  <pic:spPr>
+                    <a:xfrm>
+                      <a:off x="0" y="0"/>
+                      <a:ext cx="5400040" cy="954405"/>
+                    </a:xfrm>
+                    <a:prstGeom prst="rect">
+                      <a:avLst/>
+                    </a:prstGeom>
+                  </pic:spPr>
+                </pic:pic>
+              </a:graphicData>
+            </a:graphic>
+          </wp:inline>
+        </w:drawing>
+      </w:r>
+    </w:p>
+    <w:p>
+      <w:pPr>
+        <w:rPr>
+          <w:sz w:val="24"/>
+          <w:szCs w:val="24"/>
+          <w:u w:val="single"/>
+        </w:rPr>
+      </w:pPr>
+    </w:p>
+    <w:p>
+      <w:pPr>
+        <w:rPr>
+          <w:sz w:val="24"/>
+          <w:szCs w:val="24"/>
+          <w:u w:val="single"/>
+        </w:rPr>
+      </w:pPr>
+      <w:r>
+        <w:rPr>
+          <w:sz w:val="24"/>
+          <w:szCs w:val="24"/>
+          <w:u w:val="single"/>
+        </w:rPr>
+        <w:br w:type="page"/>
+      </w:r>
+    </w:p>
+    <w:p>
+      <w:pPr>
+        <w:rPr>
+          <w:sz w:val="24"/>
+          <w:szCs w:val="24"/>
+        </w:rPr>
+      </w:pPr>
+      <w:r>
+        <w:rPr>
+          <w:sz w:val="24"/>
+          <w:szCs w:val="24"/>
+        </w:rPr>
+        <w:lastRenderedPageBreak/>
+        <w:t>Continué con el archivo SQL. Añadí todos los valores:</w:t>
+      </w:r>
+    </w:p>
+    <w:p>
+      <w:pPr>
+        <w:rPr>
+          <w:sz w:val="24"/>
+          <w:szCs w:val="24"/>
+          <w:u w:val="single"/>
+        </w:rPr>
+      </w:pPr>
+      <w:r>
+        <w:rPr>
+          <w:noProof/>
+        </w:rPr>
+        <w:drawing>
+          <wp:inline distT="0" distB="0" distL="0" distR="0" wp14:anchorId="0A0D496C" wp14:editId="3AC65AD3">
+            <wp:extent cx="5400040" cy="2561590"/>
+            <wp:effectExtent l="0" t="0" r="0" b="0"/>
+            <wp:docPr id="820076990" name="Imagen 1"/>
+            <wp:cNvGraphicFramePr>
+              <a:graphicFrameLocks xmlns:a="http://schemas.openxmlformats.org/drawingml/2006/main" noChangeAspect="1"/>
+            </wp:cNvGraphicFramePr>
+            <a:graphic xmlns:a="http://schemas.openxmlformats.org/drawingml/2006/main">
+              <a:graphicData uri="http://schemas.openxmlformats.org/drawingml/2006/picture">
+                <pic:pic xmlns:pic="http://schemas.openxmlformats.org/drawingml/2006/picture">
+                  <pic:nvPicPr>
+                    <pic:cNvPr id="820076990" name=""/>
+                    <pic:cNvPicPr/>
+                  </pic:nvPicPr>
+                  <pic:blipFill>
+                    <a:blip r:embed="rId16"/>
+                    <a:stretch>
+                      <a:fillRect/>
+                    </a:stretch>
+                  </pic:blipFill>
+                  <pic:spPr>
+                    <a:xfrm>
+                      <a:off x="0" y="0"/>
+                      <a:ext cx="5400040" cy="2561590"/>
+                    </a:xfrm>
+                    <a:prstGeom prst="rect">
+                      <a:avLst/>
+                    </a:prstGeom>
+                  </pic:spPr>
+                </pic:pic>
+              </a:graphicData>
+            </a:graphic>
+          </wp:inline>
+        </w:drawing>
+      </w:r>
+      <w:r>
+        <w:rPr>
+          <w:sz w:val="24"/>
+          <w:szCs w:val="24"/>
+          <w:u w:val="single"/>
+        </w:rPr>
+        <w:t xml:space="preserve"> </w:t>
+      </w:r>
+    </w:p>
+    <w:p>
+      <w:pPr>
+        <w:rPr>
+          <w:sz w:val="24"/>
+          <w:szCs w:val="24"/>
+        </w:rPr>
+      </w:pPr>
+    </w:p>
+    <w:p>
+      <w:pPr>
+        <w:rPr>
+          <w:sz w:val="24"/>
+          <w:szCs w:val="24"/>
+        </w:rPr>
+      </w:pPr>
+    </w:p>
+    <w:p>
+      <w:pPr>
+        <w:rPr>
+          <w:sz w:val="24"/>
+          <w:szCs w:val="24"/>
+        </w:rPr>
+      </w:pPr>
+      <w:r>
+        <w:rPr>
+          <w:sz w:val="24"/>
+          <w:szCs w:val="24"/>
+        </w:rPr>
+        <w:t>Luego creé las vistas del archivo SQL:</w:t>
+      </w:r>
+    </w:p>
+    <w:p>
+      <w:pPr>
+        <w:rPr>
+          <w:sz w:val="24"/>
+          <w:szCs w:val="24"/>
+          <w:u w:val="single"/>
+        </w:rPr>
+      </w:pPr>
+      <w:r>
+        <w:rPr>
+          <w:noProof/>
+        </w:rPr>
+        <w:drawing>
+          <wp:inline distT="0" distB="0" distL="0" distR="0" wp14:anchorId="3853013E" wp14:editId="6EE8AA58">
+            <wp:extent cx="3955472" cy="4759683"/>
+            <wp:effectExtent l="0" t="0" r="6985" b="3175"/>
+            <wp:docPr id="508948121" name="Imagen 1"/>
+            <wp:cNvGraphicFramePr>
+              <a:graphicFrameLocks xmlns:a="http://schemas.openxmlformats.org/drawingml/2006/main" noChangeAspect="1"/>
+            </wp:cNvGraphicFramePr>
+            <a:graphic xmlns:a="http://schemas.openxmlformats.org/drawingml/2006/main">
+              <a:graphicData uri="http://schemas.openxmlformats.org/drawingml/2006/picture">
+                <pic:pic xmlns:pic="http://schemas.openxmlformats.org/drawingml/2006/picture">
+                  <pic:nvPicPr>
+                    <pic:cNvPr id="508948121" name=""/>
+                    <pic:cNvPicPr/>
+                  </pic:nvPicPr>
+                  <pic:blipFill>
+                    <a:blip r:embed="rId17"/>
+                    <a:stretch>
+                      <a:fillRect/>
+                    </a:stretch>
+                  </pic:blipFill>
+                  <pic:spPr>
+                    <a:xfrm>
+                      <a:off x="0" y="0"/>
+                      <a:ext cx="3957275" cy="4761852"/>
+                    </a:xfrm>
+                    <a:prstGeom prst="rect">
+                      <a:avLst/>
+                    </a:prstGeom>
+                  </pic:spPr>
+                </pic:pic>
+              </a:graphicData>
+            </a:graphic>
+          </wp:inline>
+        </w:drawing>
+      </w:r>
+      <w:r>
+        <w:rPr>
+          <w:sz w:val="24"/>
+          <w:szCs w:val="24"/>
+          <w:u w:val="single"/>
+        </w:rPr>
+        <w:t xml:space="preserve"> </w:t>
+      </w:r>
+      <w:r>
+        <w:rPr>
+          <w:sz w:val="24"/>
+          <w:szCs w:val="24"/>
+          <w:u w:val="single"/>
+        </w:rPr>
+        <w:br w:type="page"/>
+      </w:r>
+    </w:p>
+    <w:p>
+      <w:pPr>
+        <w:rPr>
+          <w:sz w:val="24"/>
+          <w:szCs w:val="24"/>
+        </w:rPr>
+      </w:pPr>
+      <w:r>
+        <w:rPr>
+          <w:sz w:val="24"/>
+          <w:szCs w:val="24"/>
+        </w:rPr>
+        <w:lastRenderedPageBreak/>
+        <w:t>DÍA 5 (27/3/2026):</w:t>
+      </w:r>
+    </w:p>
+    <w:p>
+      <w:pPr>
+        <w:rPr>
+          <w:noProof/>
+          <w:sz w:val="24"/>
+          <w:szCs w:val="24"/>
+        </w:rPr>
+      </w:pPr>
+      <w:r>
+        <w:rPr>
+          <w:noProof/>
+          <w:sz w:val="24"/>
+          <w:szCs w:val="24"/>
+        </w:rPr>
+        <w:t>Hecha la página de eventos:</w:t>
+      </w:r>
+    </w:p>
+    <w:p>
+      <w:pPr>
+        <w:rPr>
+          <w:sz w:val="24"/>
+          <w:szCs w:val="24"/>
+        </w:rPr>
+      </w:pPr>
+      <w:r>
+        <w:rPr>
+          <w:noProof/>
+          <w:sz w:val="24"/>
+          <w:szCs w:val="24"/>
+        </w:rPr>
+        <w:drawing>
+          <wp:inline distT="0" distB="0" distL="0" distR="0" wp14:anchorId="483CCD64" wp14:editId="6B781AC6">
+            <wp:extent cx="3874477" cy="1684377"/>
+            <wp:effectExtent l="0" t="0" r="0" b="0"/>
+            <wp:docPr id="173322734" name="Imagen 1"/>
+            <wp:cNvGraphicFramePr>
+              <a:graphicFrameLocks xmlns:a="http://schemas.openxmlformats.org/drawingml/2006/main" noChangeAspect="1"/>
+            </wp:cNvGraphicFramePr>
+            <a:graphic xmlns:a="http://schemas.openxmlformats.org/drawingml/2006/main">
+              <a:graphicData uri="http://schemas.openxmlformats.org/drawingml/2006/picture">
+                <pic:pic xmlns:pic="http://schemas.openxmlformats.org/drawingml/2006/picture">
+                  <pic:nvPicPr>
+                    <pic:cNvPr id="173322734" name=""/>
+                    <pic:cNvPicPr/>
+                  </pic:nvPicPr>
+                  <pic:blipFill>
+                    <a:blip r:embed="rId18"/>
+                    <a:stretch>
+                      <a:fillRect/>
+                    </a:stretch>
+                  </pic:blipFill>
+                  <pic:spPr>
+                    <a:xfrm>
+                      <a:off x="0" y="0"/>
+                      <a:ext cx="3877360" cy="1685630"/>
+                    </a:xfrm>
+                    <a:prstGeom prst="rect">
+                      <a:avLst/>
+                    </a:prstGeom>
+                  </pic:spPr>
+                </pic:pic>
+              </a:graphicData>
+            </a:graphic>
+          </wp:inline>
+        </w:drawing>
+      </w:r>
+    </w:p>
+    <w:p>
+      <w:pPr>
+        <w:rPr>
+          <w:sz w:val="24"/>
+          <w:szCs w:val="24"/>
+        </w:rPr>
+      </w:pPr>
+      <w:r>
+        <w:rPr>
+          <w:sz w:val="24"/>
+          <w:szCs w:val="24"/>
+        </w:rPr>
+        <w:t>Web hecha más responsiva:</w:t>
+      </w:r>
+    </w:p>
+    <w:p>
+      <w:pPr>
+        <w:rPr>
+          <w:sz w:val="24"/>
+          <w:szCs w:val="24"/>
+        </w:rPr>
+      </w:pPr>
+      <w:r>
+        <w:rPr>
+          <w:noProof/>
+          <w:sz w:val="24"/>
+          <w:szCs w:val="24"/>
+        </w:rPr>
+        <w:drawing>
+          <wp:inline distT="0" distB="0" distL="0" distR="0" wp14:anchorId="15DE352D" wp14:editId="1C39EB3C">
+            <wp:extent cx="2907323" cy="2648522"/>
+            <wp:effectExtent l="0" t="0" r="7620" b="0"/>
+            <wp:docPr id="1145495028" name="Imagen 1"/>
+            <wp:cNvGraphicFramePr>
+              <a:graphicFrameLocks xmlns:a="http://schemas.openxmlformats.org/drawingml/2006/main" noChangeAspect="1"/>
+            </wp:cNvGraphicFramePr>
+            <a:graphic xmlns:a="http://schemas.openxmlformats.org/drawingml/2006/main">
+              <a:graphicData uri="http://schemas.openxmlformats.org/drawingml/2006/picture">
+                <pic:pic xmlns:pic="http://schemas.openxmlformats.org/drawingml/2006/picture">
+                  <pic:nvPicPr>
+                    <pic:cNvPr id="1145495028" name=""/>
+                    <pic:cNvPicPr/>
+                  </pic:nvPicPr>
+                  <pic:blipFill>
+                    <a:blip r:embed="rId19"/>
+                    <a:stretch>
+                      <a:fillRect/>
+                    </a:stretch>
+                  </pic:blipFill>
+                  <pic:spPr>
+                    <a:xfrm>
+                      <a:off x="0" y="0"/>
+                      <a:ext cx="2911690" cy="2652500"/>
+                    </a:xfrm>
+                    <a:prstGeom prst="rect">
+                      <a:avLst/>
+                    </a:prstGeom>
+                  </pic:spPr>
+                </pic:pic>
+              </a:graphicData>
+            </a:graphic>
+          </wp:inline>
+        </w:drawing>
+      </w:r>
+    </w:p>
+    <w:p>
+      <w:pPr>
+        <w:rPr>
+          <w:sz w:val="24"/>
+          <w:szCs w:val="24"/>
+        </w:rPr>
+      </w:pPr>
+      <w:r>
+        <w:rPr>
+          <w:sz w:val="24"/>
+          <w:szCs w:val="24"/>
+        </w:rPr>
+        <w:t>Refactoricé el proyecto de java, añadiendo información sobre variables, clases y métodos:</w:t>
+      </w:r>
+    </w:p>
+    <w:p>
+      <w:pPr>
+        <w:rPr>
+          <w:sz w:val="24"/>
+          <w:szCs w:val="24"/>
+        </w:rPr>
+      </w:pPr>
+      <w:r>
+        <w:rPr>
+          <w:noProof/>
+          <w:sz w:val="24"/>
+          <w:szCs w:val="24"/>
+        </w:rPr>
+        <w:lastRenderedPageBreak/>
+        <w:drawing>
+          <wp:inline distT="0" distB="0" distL="0" distR="0" wp14:anchorId="7B6F819C" wp14:editId="41DAAB6E">
+            <wp:extent cx="3604846" cy="3080482"/>
+            <wp:effectExtent l="0" t="0" r="0" b="5715"/>
+            <wp:docPr id="308616671" name="Imagen 1"/>
+            <wp:cNvGraphicFramePr>
+              <a:graphicFrameLocks xmlns:a="http://schemas.openxmlformats.org/drawingml/2006/main" noChangeAspect="1"/>
+            </wp:cNvGraphicFramePr>
+            <a:graphic xmlns:a="http://schemas.openxmlformats.org/drawingml/2006/main">
+              <a:graphicData uri="http://schemas.openxmlformats.org/drawingml/2006/picture">
+                <pic:pic xmlns:pic="http://schemas.openxmlformats.org/drawingml/2006/picture">
+                  <pic:nvPicPr>
+                    <pic:cNvPr id="308616671" name=""/>
+                    <pic:cNvPicPr/>
+                  </pic:nvPicPr>
+                  <pic:blipFill>
+                    <a:blip r:embed="rId20"/>
+                    <a:stretch>
+                      <a:fillRect/>
+                    </a:stretch>
+                  </pic:blipFill>
+                  <pic:spPr>
+                    <a:xfrm>
+                      <a:off x="0" y="0"/>
+                      <a:ext cx="3606468" cy="3081868"/>
+                    </a:xfrm>
+                    <a:prstGeom prst="rect">
+                      <a:avLst/>
+                    </a:prstGeom>
+                  </pic:spPr>
+                </pic:pic>
+              </a:graphicData>
+            </a:graphic>
+          </wp:inline>
+        </w:drawing>
+      </w:r>
+    </w:p>
+    <w:p>
+      <w:pPr>
+        <w:rPr>
+          <w:sz w:val="24"/>
+          <w:szCs w:val="24"/>
+        </w:rPr>
+      </w:pPr>
+      <w:r>
+        <w:rPr>
+          <w:sz w:val="24"/>
+          <w:szCs w:val="24"/>
+        </w:rPr>
+        <w:br w:type="page"/>
+      </w:r>
+    </w:p>
+    <w:p>
+      <w:pPr>
+        <w:rPr>
+          <w:sz w:val="24"/>
+          <w:szCs w:val="24"/>
+        </w:rPr>
+      </w:pPr>
+      <w:r>
+        <w:rPr>
+          <w:sz w:val="24"/>
+          <w:szCs w:val="24"/>
+        </w:rPr>
+        <w:lastRenderedPageBreak/>
+        <w:t>DÍA 6 (6/4/2026):</w:t>
+      </w:r>
+    </w:p>
+    <w:p>
+      <w:pPr>
+        <w:rPr>
+          <w:sz w:val="24"/>
+          <w:szCs w:val="24"/>
+          <w:u w:val="single"/>
+        </w:rPr>
+      </w:pPr>
+      <w:r>
+        <w:rPr>
+          <w:sz w:val="24"/>
+          <w:szCs w:val="24"/>
+        </w:rPr>
+        <w:t xml:space="preserve">Footer hecho al completo, junto a su diseño en </w:t>
+      </w:r>
+      <w:proofErr w:type="spellStart"/>
+      <w:r>
+        <w:rPr>
+          <w:sz w:val="24"/>
+          <w:szCs w:val="24"/>
+        </w:rPr>
+        <w:t>figma</w:t>
+      </w:r>
+      <w:proofErr w:type="spellEnd"/>
+      <w:r>
+        <w:rPr>
+          <w:sz w:val="24"/>
+          <w:szCs w:val="24"/>
+          <w:u w:val="single"/>
+        </w:rPr>
+        <w:t>:</w:t>
+      </w:r>
+    </w:p>
+    <w:p>
+      <w:pPr>
+        <w:rPr>
+          <w:sz w:val="24"/>
+          <w:szCs w:val="24"/>
+          <w:u w:val="single"/>
+        </w:rPr>
+      </w:pPr>
+    </w:p>
+    <w:p>
+      <w:pPr>
+        <w:rPr>
+          <w:sz w:val="24"/>
+          <w:szCs w:val="24"/>
+          <w:u w:val="single"/>
+        </w:rPr>
+      </w:pPr>
+      <w:r>
+        <w:rPr>
+          <w:sz w:val="24"/>
+          <w:szCs w:val="24"/>
+          <w:u w:val="single"/>
+        </w:rPr>
+        <w:t xml:space="preserve">Parte de </w:t>
+      </w:r>
+      <w:proofErr w:type="spellStart"/>
+      <w:r>
+        <w:rPr>
+          <w:sz w:val="24"/>
+          <w:szCs w:val="24"/>
+          <w:u w:val="single"/>
+        </w:rPr>
+        <w:t>figma</w:t>
+      </w:r>
+      <w:proofErr w:type="spellEnd"/>
+    </w:p>
+    <w:p>
+      <w:pPr>
+        <w:rPr>
+          <w:sz w:val="24"/>
+          <w:szCs w:val="24"/>
+          <w:u w:val="single"/>
+        </w:rPr>
+      </w:pPr>
+      <w:r>
+        <w:rPr>
+          <w:noProof/>
+          <w:sz w:val="24"/>
+          <w:szCs w:val="24"/>
+        </w:rPr>
+        <w:drawing>
+          <wp:inline distT="0" distB="0" distL="0" distR="0" wp14:anchorId="7F009E38" wp14:editId="4458A08D">
+            <wp:extent cx="5400040" cy="1069975"/>
+            <wp:effectExtent l="0" t="0" r="0" b="0"/>
+            <wp:docPr id="381399511" name="Imagen 1"/>
+            <wp:cNvGraphicFramePr>
+              <a:graphicFrameLocks xmlns:a="http://schemas.openxmlformats.org/drawingml/2006/main" noChangeAspect="1"/>
+            </wp:cNvGraphicFramePr>
+            <a:graphic xmlns:a="http://schemas.openxmlformats.org/drawingml/2006/main">
+              <a:graphicData uri="http://schemas.openxmlformats.org/drawingml/2006/picture">
+                <pic:pic xmlns:pic="http://schemas.openxmlformats.org/drawingml/2006/picture">
+                  <pic:nvPicPr>
+                    <pic:cNvPr id="381399511" name=""/>
+                    <pic:cNvPicPr/>
+                  </pic:nvPicPr>
+                  <pic:blipFill>
+                    <a:blip r:embed="rId21"/>
+                    <a:stretch>
+                      <a:fillRect/>
+                    </a:stretch>
+                  </pic:blipFill>
+                  <pic:spPr>
+                    <a:xfrm>
+                      <a:off x="0" y="0"/>
+                      <a:ext cx="5400040" cy="1069975"/>
+                    </a:xfrm>
+                    <a:prstGeom prst="rect">
+                      <a:avLst/>
+                    </a:prstGeom>
+                  </pic:spPr>
+                </pic:pic>
+              </a:graphicData>
+            </a:graphic>
+          </wp:inline>
+        </w:drawing>
+      </w:r>
+    </w:p>
+    <w:p>
+      <w:pPr>
+        <w:rPr>
+          <w:sz w:val="24"/>
+          <w:szCs w:val="24"/>
+          <w:u w:val="single"/>
+        </w:rPr>
+      </w:pPr>
+    </w:p>
+    <w:p>
+      <w:pPr>
+        <w:rPr>
+          <w:sz w:val="24"/>
+          <w:szCs w:val="24"/>
+          <w:u w:val="single"/>
+        </w:rPr>
+      </w:pPr>
+      <w:r>
+        <w:rPr>
+          <w:sz w:val="24"/>
+          <w:szCs w:val="24"/>
+          <w:u w:val="single"/>
+        </w:rPr>
+        <w:t xml:space="preserve">Parte de </w:t>
+      </w:r>
+      <w:proofErr w:type="spellStart"/>
+      <w:r>
+        <w:rPr>
+          <w:sz w:val="24"/>
+          <w:szCs w:val="24"/>
+          <w:u w:val="single"/>
+        </w:rPr>
+        <w:t>html</w:t>
+      </w:r>
+      <w:proofErr w:type="spellEnd"/>
+    </w:p>
+    <w:p>
+      <w:pPr>
+        <w:rPr>
+          <w:sz w:val="24"/>
+          <w:szCs w:val="24"/>
+        </w:rPr>
+      </w:pPr>
+      <w:r>
+        <w:rPr>
+          <w:noProof/>
+          <w:sz w:val="24"/>
+          <w:szCs w:val="24"/>
+        </w:rPr>
+        <w:drawing>
+          <wp:inline distT="0" distB="0" distL="0" distR="0" wp14:anchorId="32236E7F" wp14:editId="1172BF43">
+            <wp:extent cx="5400040" cy="1419860"/>
+            <wp:effectExtent l="0" t="0" r="0" b="8890"/>
+            <wp:docPr id="2005574894" name="Imagen 1"/>
+            <wp:cNvGraphicFramePr>
+              <a:graphicFrameLocks xmlns:a="http://schemas.openxmlformats.org/drawingml/2006/main" noChangeAspect="1"/>
+            </wp:cNvGraphicFramePr>
+            <a:graphic xmlns:a="http://schemas.openxmlformats.org/drawingml/2006/main">
+              <a:graphicData uri="http://schemas.openxmlformats.org/drawingml/2006/picture">
+                <pic:pic xmlns:pic="http://schemas.openxmlformats.org/drawingml/2006/picture">
+                  <pic:nvPicPr>
+                    <pic:cNvPr id="2005574894" name=""/>
+                    <pic:cNvPicPr/>
+                  </pic:nvPicPr>
+                  <pic:blipFill>
+                    <a:blip r:embed="rId22"/>
+                    <a:stretch>
+                      <a:fillRect/>
+                    </a:stretch>
+                  </pic:blipFill>
+                  <pic:spPr>
+                    <a:xfrm>
+                      <a:off x="0" y="0"/>
+                      <a:ext cx="5400040" cy="1419860"/>
+                    </a:xfrm>
+                    <a:prstGeom prst="rect">
+                      <a:avLst/>
+                    </a:prstGeom>
+                  </pic:spPr>
+                </pic:pic>
+              </a:graphicData>
+            </a:graphic>
+          </wp:inline>
+        </w:drawing>
+      </w:r>
+    </w:p>
+    <w:p>
+      <w:pPr>
+        <w:rPr>
+          <w:sz w:val="24"/>
+          <w:szCs w:val="24"/>
+        </w:rPr>
+      </w:pPr>
+      <w:r>
+        <w:rPr>
+          <w:sz w:val="24"/>
+          <w:szCs w:val="24"/>
+        </w:rPr>
+        <w:t>También cambié la estructura de carpetas de la web.</w:t>
+      </w:r>
+    </w:p>
+    <w:p>
+      <w:pPr>
+        <w:rPr>
+          <w:sz w:val="24"/>
+          <w:szCs w:val="24"/>
+        </w:rPr>
+      </w:pPr>
+      <w:r>
+        <w:rPr>
+          <w:sz w:val="24"/>
+          <w:szCs w:val="24"/>
+        </w:rPr>
+        <w:br w:type="page"/>
+      </w:r>
+    </w:p>
+    <w:p>
+      <w:pPr>
+        <w:rPr>
+          <w:sz w:val="24"/>
+          <w:szCs w:val="24"/>
+        </w:rPr>
+      </w:pPr>
+      <w:r>
+        <w:rPr>
+          <w:sz w:val="24"/>
+          <w:szCs w:val="24"/>
+        </w:rPr>
+        <w:lastRenderedPageBreak/>
+        <w:t>DÍA 7 (7/4/2026):</w:t>
+      </w:r>
+    </w:p>
+    <w:p>
+      <w:pPr>
+        <w:rPr>
+          <w:sz w:val="24"/>
+          <w:szCs w:val="24"/>
+        </w:rPr>
+      </w:pPr>
+      <w:r>
+        <w:rPr>
+          <w:sz w:val="24"/>
+          <w:szCs w:val="24"/>
+        </w:rPr>
+        <w:t xml:space="preserve">Rehice la web en </w:t>
+      </w:r>
+      <w:proofErr w:type="spellStart"/>
+      <w:r>
+        <w:rPr>
+          <w:sz w:val="24"/>
+          <w:szCs w:val="24"/>
+        </w:rPr>
+        <w:t>React</w:t>
+      </w:r>
+      <w:proofErr w:type="spellEnd"/>
+      <w:r>
+        <w:rPr>
+          <w:sz w:val="24"/>
+          <w:szCs w:val="24"/>
+        </w:rPr>
+        <w:t xml:space="preserve">. No me llevó mucho ya que la mayoría del proceso era copiar y pegar código de la web ya hecha en nuevos componentes. </w:t>
+      </w:r>
+    </w:p>
+    <w:p>
+      <w:pPr>
+        <w:rPr>
+          <w:sz w:val="24"/>
+          <w:szCs w:val="24"/>
+        </w:rPr>
+      </w:pPr>
+    </w:p>
+    <w:p>
+      <w:pPr>
+        <w:rPr>
+          <w:sz w:val="24"/>
+          <w:szCs w:val="24"/>
+        </w:rPr>
+      </w:pPr>
+      <w:r>
+        <w:rPr>
+          <w:noProof/>
+          <w:sz w:val="24"/>
+          <w:szCs w:val="24"/>
+        </w:rPr>
+        <w:drawing>
+          <wp:inline distT="0" distB="0" distL="0" distR="0" wp14:anchorId="750BD0BE" wp14:editId="310CD81A">
+            <wp:extent cx="2423639" cy="4495800"/>
+            <wp:effectExtent l="0" t="0" r="0" b="0"/>
+            <wp:docPr id="592566613" name="Imagen 1"/>
+            <wp:cNvGraphicFramePr>
+              <a:graphicFrameLocks xmlns:a="http://schemas.openxmlformats.org/drawingml/2006/main" noChangeAspect="1"/>
+            </wp:cNvGraphicFramePr>
+            <a:graphic xmlns:a="http://schemas.openxmlformats.org/drawingml/2006/main">
+              <a:graphicData uri="http://schemas.openxmlformats.org/drawingml/2006/picture">
+                <pic:pic xmlns:pic="http://schemas.openxmlformats.org/drawingml/2006/picture">
+                  <pic:nvPicPr>
+                    <pic:cNvPr id="592566613" name=""/>
+                    <pic:cNvPicPr/>
+                  </pic:nvPicPr>
+                  <pic:blipFill>
+                    <a:blip r:embed="rId23"/>
+                    <a:stretch>
+                      <a:fillRect/>
+                    </a:stretch>
+                  </pic:blipFill>
+                  <pic:spPr>
+                    <a:xfrm>
+                      <a:off x="0" y="0"/>
+                      <a:ext cx="2434938" cy="4516760"/>
+                    </a:xfrm>
+                    <a:prstGeom prst="rect">
+                      <a:avLst/>
+                    </a:prstGeom>
+                  </pic:spPr>
+                </pic:pic>
+              </a:graphicData>
+            </a:graphic>
+          </wp:inline>
+        </w:drawing>
+      </w:r>
+    </w:p>
+    <w:p>
+      <w:pPr>
+        <w:rPr>
+          <w:sz w:val="24"/>
+          <w:szCs w:val="24"/>
+        </w:rPr>
+      </w:pPr>
+      <w:r>
+        <w:rPr>
+          <w:sz w:val="24"/>
+          <w:szCs w:val="24"/>
+        </w:rPr>
+        <w:br w:type="page"/>
+      </w:r>
+    </w:p>
+    <w:p>
+      <w:pPr>
+        <w:rPr>
+          <w:sz w:val="24"/>
+          <w:szCs w:val="24"/>
+        </w:rPr>
+      </w:pPr>
+      <w:r>
+        <w:rPr>
+          <w:sz w:val="24"/>
+          <w:szCs w:val="24"/>
+        </w:rPr>
+        <w:lastRenderedPageBreak/>
+        <w:t>DÍA 8 (8/4/2026):</w:t>
+      </w:r>
+    </w:p>
+    <w:p>
+      <w:pPr>
+        <w:rPr>
+          <w:sz w:val="24"/>
+          <w:szCs w:val="24"/>
+        </w:rPr>
+      </w:pPr>
+      <w:r>
+        <w:rPr>
+          <w:sz w:val="24"/>
+          <w:szCs w:val="24"/>
+        </w:rPr>
+        <w:t>Creé un archivo JSON con los eventos que creé. La web automáticamente lee el archivo y añade los eventos al HTML de la web.</w:t>
+      </w:r>
+    </w:p>
+    <w:p>
+      <w:pPr>
+        <w:rPr>
+          <w:sz w:val="24"/>
+          <w:szCs w:val="24"/>
+        </w:rPr>
+      </w:pPr>
+      <w:r>
+        <w:rPr>
+          <w:noProof/>
+          <w:sz w:val="24"/>
+          <w:szCs w:val="24"/>
+        </w:rPr>
+        <w:drawing>
+          <wp:inline distT="0" distB="0" distL="0" distR="0" wp14:anchorId="63834AB8" wp14:editId="6BDCC0D0">
+            <wp:extent cx="4454769" cy="2199097"/>
+            <wp:effectExtent l="0" t="0" r="3175" b="0"/>
+            <wp:docPr id="1028923622" name="Imagen 1"/>
+            <wp:cNvGraphicFramePr>
+              <a:graphicFrameLocks xmlns:a="http://schemas.openxmlformats.org/drawingml/2006/main" noChangeAspect="1"/>
+            </wp:cNvGraphicFramePr>
+            <a:graphic xmlns:a="http://schemas.openxmlformats.org/drawingml/2006/main">
+              <a:graphicData uri="http://schemas.openxmlformats.org/drawingml/2006/picture">
+                <pic:pic xmlns:pic="http://schemas.openxmlformats.org/drawingml/2006/picture">
+                  <pic:nvPicPr>
+                    <pic:cNvPr id="1028923622" name=""/>
+                    <pic:cNvPicPr/>
+                  </pic:nvPicPr>
+                  <pic:blipFill>
+                    <a:blip r:embed="rId24"/>
+                    <a:stretch>
+                      <a:fillRect/>
+                    </a:stretch>
+                  </pic:blipFill>
+                  <pic:spPr>
+                    <a:xfrm>
+                      <a:off x="0" y="0"/>
+                      <a:ext cx="4460065" cy="2201712"/>
+                    </a:xfrm>
+                    <a:prstGeom prst="rect">
+                      <a:avLst/>
+                    </a:prstGeom>
+                  </pic:spPr>
+                </pic:pic>
+              </a:graphicData>
+            </a:graphic>
+          </wp:inline>
+        </w:drawing>
+      </w:r>
+    </w:p>
+    <w:p>
+      <w:pPr>
+        <w:rPr>
+          <w:sz w:val="24"/>
+          <w:szCs w:val="24"/>
+        </w:rPr>
+      </w:pPr>
+      <w:r>
+        <w:rPr>
+          <w:sz w:val="24"/>
+          <w:szCs w:val="24"/>
+        </w:rPr>
+        <w:t xml:space="preserve">Al principio tenía pensado hacerlo con </w:t>
+      </w:r>
+      <w:proofErr w:type="gramStart"/>
+      <w:r>
+        <w:rPr>
+          <w:sz w:val="24"/>
+          <w:szCs w:val="24"/>
+        </w:rPr>
+        <w:t>XML</w:t>
+      </w:r>
+      <w:proofErr w:type="gramEnd"/>
+      <w:r>
+        <w:rPr>
+          <w:sz w:val="24"/>
+          <w:szCs w:val="24"/>
+        </w:rPr>
+        <w:t xml:space="preserve"> pero tras buscar en Google cómo hacerlo, llegué a la conclusión de que era demasiado complicado y viejo comparado con JSON. El JSON tiene los nombres de las imágenes.</w:t>
+      </w:r>
+    </w:p>
+    <w:p>
+      <w:pPr>
+        <w:rPr>
+          <w:sz w:val="24"/>
+          <w:szCs w:val="24"/>
+        </w:rPr>
+      </w:pPr>
+    </w:p>
+    <w:p>
+      <w:pPr>
+        <w:rPr>
+          <w:sz w:val="24"/>
+          <w:szCs w:val="24"/>
+        </w:rPr>
+      </w:pPr>
+      <w:r>
+        <w:rPr>
+          <w:sz w:val="24"/>
+          <w:szCs w:val="24"/>
+        </w:rPr>
+        <w:t>Debido a que ahora tengo la fecha de cada evento su campo correspondiente, la web podrá filtrar eventos por fecha. Esto sirve para ver eventos próximos o pasados.</w:t>
+      </w:r>
+      <w:r>
+        <w:rPr>
+          <w:sz w:val="24"/>
+          <w:szCs w:val="24"/>
+        </w:rPr>
+        <w:t xml:space="preserve"> Esto lo hice leyendo la fecha del evento y cambiando su formato a uno específico para poder compararla con otra fecha.</w:t>
+      </w:r>
+      <w:r>
+        <w:rPr>
+          <w:sz w:val="24"/>
+          <w:szCs w:val="24"/>
+        </w:rPr>
+        <w:t xml:space="preserve"> Al llamar el componente de la tarjeta del evento, se pasa la fecha que se quiere filtrar. Si el evento es </w:t>
+      </w:r>
+      <w:proofErr w:type="gramStart"/>
+      <w:r>
+        <w:rPr>
+          <w:sz w:val="24"/>
+          <w:szCs w:val="24"/>
+        </w:rPr>
+        <w:t>próximo</w:t>
+      </w:r>
+      <w:proofErr w:type="gramEnd"/>
+      <w:r>
+        <w:rPr>
+          <w:sz w:val="24"/>
+          <w:szCs w:val="24"/>
+        </w:rPr>
+        <w:t xml:space="preserve"> pero se quieren ver los pasados, el componente no devuelve nada.</w:t>
+      </w:r>
+      <w:r>
+        <w:rPr>
+          <w:sz w:val="24"/>
+          <w:szCs w:val="24"/>
+        </w:rPr>
+        <w:t xml:space="preserve"> Es lo mismo al revés.</w:t>
+      </w:r>
+    </w:p>
+    <w:p>
+      <w:pPr>
+        <w:rPr>
+          <w:sz w:val="24"/>
+          <w:szCs w:val="24"/>
+        </w:rPr>
+      </w:pPr>
+      <w:r>
+        <w:rPr>
+          <w:noProof/>
+          <w:sz w:val="24"/>
+          <w:szCs w:val="24"/>
+        </w:rPr>
+        <w:drawing>
+          <wp:inline distT="0" distB="0" distL="0" distR="0" wp14:anchorId="7F6B09F1" wp14:editId="0C4068D4">
+            <wp:extent cx="5400040" cy="2355850"/>
+            <wp:effectExtent l="0" t="0" r="0" b="6350"/>
+            <wp:docPr id="1171708704" name="Imagen 1"/>
+            <wp:cNvGraphicFramePr>
+              <a:graphicFrameLocks xmlns:a="http://schemas.openxmlformats.org/drawingml/2006/main" noChangeAspect="1"/>
+            </wp:cNvGraphicFramePr>
+            <a:graphic xmlns:a="http://schemas.openxmlformats.org/drawingml/2006/main">
+              <a:graphicData uri="http://schemas.openxmlformats.org/drawingml/2006/picture">
+                <pic:pic xmlns:pic="http://schemas.openxmlformats.org/drawingml/2006/picture">
+                  <pic:nvPicPr>
+                    <pic:cNvPr id="1171708704" name=""/>
+                    <pic:cNvPicPr/>
+                  </pic:nvPicPr>
+                  <pic:blipFill>
+                    <a:blip r:embed="rId25"/>
+                    <a:stretch>
+                      <a:fillRect/>
+                    </a:stretch>
+                  </pic:blipFill>
+                  <pic:spPr>
+                    <a:xfrm>
+                      <a:off x="0" y="0"/>
+                      <a:ext cx="5400040" cy="2355850"/>
+                    </a:xfrm>
+                    <a:prstGeom prst="rect">
+                      <a:avLst/>
+                    </a:prstGeom>
+                  </pic:spPr>
+                </pic:pic>
+              </a:graphicData>
+            </a:graphic>
+          </wp:inline>
+        </w:drawing>
+      </w:r>
+    </w:p>
+    <w:p>
+      <w:pPr>
+        <w:rPr>
+          <w:sz w:val="24"/>
+          <w:szCs w:val="24"/>
+        </w:rPr>
+      </w:pPr>
+      <w:r>
+        <w:rPr>
+          <w:sz w:val="24"/>
+          <w:szCs w:val="24"/>
+        </w:rPr>
+        <w:br w:type="page"/>
+      </w:r>
+    </w:p>
+    <w:p>
+      <w:pPr>
+        <w:rPr>
+          <w:sz w:val="24"/>
+          <w:szCs w:val="24"/>
+        </w:rPr>
+      </w:pPr>
+      <w:r>
+        <w:rPr>
+          <w:sz w:val="24"/>
+          <w:szCs w:val="24"/>
+        </w:rPr>
+        <w:lastRenderedPageBreak/>
+        <w:t>DÍA 9 (9/4/2026):</w:t>
+      </w:r>
+    </w:p>
+    <w:p>
+      <w:pPr>
+        <w:rPr>
+          <w:sz w:val="24"/>
+          <w:szCs w:val="24"/>
+        </w:rPr>
+      </w:pPr>
+      <w:r>
+        <w:rPr>
+          <w:sz w:val="24"/>
+          <w:szCs w:val="24"/>
+        </w:rPr>
+        <w:t>Terminé de crear las tarjetas de evento:</w:t>
+      </w:r>
+    </w:p>
+    <w:p>
+      <w:pPr>
+        <w:rPr>
+          <w:sz w:val="24"/>
+          <w:szCs w:val="24"/>
+        </w:rPr>
+      </w:pPr>
+      <w:r>
+        <w:rPr>
+          <w:noProof/>
+          <w:sz w:val="24"/>
+          <w:szCs w:val="24"/>
+        </w:rPr>
+        <w:drawing>
+          <wp:inline distT="0" distB="0" distL="0" distR="0" wp14:anchorId="43A2E79E" wp14:editId="70D6297E">
+            <wp:extent cx="5400040" cy="704850"/>
+            <wp:effectExtent l="0" t="0" r="0" b="0"/>
+            <wp:docPr id="1487067961" name="Imagen 1"/>
+            <wp:cNvGraphicFramePr>
+              <a:graphicFrameLocks xmlns:a="http://schemas.openxmlformats.org/drawingml/2006/main" noChangeAspect="1"/>
+            </wp:cNvGraphicFramePr>
+            <a:graphic xmlns:a="http://schemas.openxmlformats.org/drawingml/2006/main">
+              <a:graphicData uri="http://schemas.openxmlformats.org/drawingml/2006/picture">
+                <pic:pic xmlns:pic="http://schemas.openxmlformats.org/drawingml/2006/picture">
+                  <pic:nvPicPr>
+                    <pic:cNvPr id="1487067961" name=""/>
+                    <pic:cNvPicPr/>
+                  </pic:nvPicPr>
+                  <pic:blipFill>
+                    <a:blip r:embed="rId26"/>
+                    <a:stretch>
+                      <a:fillRect/>
+                    </a:stretch>
+                  </pic:blipFill>
+                  <pic:spPr>
+                    <a:xfrm>
+                      <a:off x="0" y="0"/>
+                      <a:ext cx="5400040" cy="704850"/>
+                    </a:xfrm>
+                    <a:prstGeom prst="rect">
+                      <a:avLst/>
+                    </a:prstGeom>
+                  </pic:spPr>
+                </pic:pic>
+              </a:graphicData>
+            </a:graphic>
+          </wp:inline>
+        </w:drawing>
+      </w:r>
+    </w:p>
+    <w:p>
+      <w:pPr>
+        <w:rPr>
+          <w:sz w:val="24"/>
+          <w:szCs w:val="24"/>
+        </w:rPr>
+      </w:pPr>
+      <w:r>
+        <w:rPr>
+          <w:sz w:val="24"/>
+          <w:szCs w:val="24"/>
+        </w:rPr>
+        <w:t>Las tarjetas de evento ahora tienen un botón de Ver más. En el futuro servirá para enlazar con la página del evento.</w:t>
+      </w:r>
+    </w:p>
+    <w:p>
+      <w:pPr>
+        <w:rPr>
+          <w:sz w:val="24"/>
+          <w:szCs w:val="24"/>
+        </w:rPr>
+      </w:pPr>
+    </w:p>
+    <w:p>
+      <w:pPr>
+        <w:rPr>
+          <w:sz w:val="24"/>
+          <w:szCs w:val="24"/>
+        </w:rPr>
+      </w:pPr>
+      <w:r>
+        <w:rPr>
+          <w:sz w:val="24"/>
+          <w:szCs w:val="24"/>
+        </w:rPr>
+        <w:t>Terminé de implementar y perfeccionar el sistema de filtrar eventos.</w:t>
+      </w:r>
+    </w:p>
+    <w:p>
+      <w:pPr>
+        <w:rPr>
+          <w:sz w:val="24"/>
+          <w:szCs w:val="24"/>
+        </w:rPr>
+      </w:pPr>
+      <w:r>
+        <w:rPr>
+          <w:sz w:val="24"/>
+          <w:szCs w:val="24"/>
+        </w:rPr>
+        <w:t>También creé la página de Historial de Eventos:</w:t>
+      </w:r>
+    </w:p>
+    <w:p>
+      <w:pPr>
+        <w:rPr>
+          <w:sz w:val="24"/>
+          <w:szCs w:val="24"/>
+        </w:rPr>
+      </w:pPr>
+      <w:r>
+        <w:rPr>
+          <w:noProof/>
+          <w:sz w:val="24"/>
+          <w:szCs w:val="24"/>
+        </w:rPr>
+        <w:drawing>
+          <wp:inline distT="0" distB="0" distL="0" distR="0" wp14:anchorId="20F79CE5" wp14:editId="6435FBDE">
+            <wp:extent cx="5400040" cy="1772285"/>
+            <wp:effectExtent l="0" t="0" r="0" b="0"/>
+            <wp:docPr id="1662333643" name="Imagen 1"/>
+            <wp:cNvGraphicFramePr>
+              <a:graphicFrameLocks xmlns:a="http://schemas.openxmlformats.org/drawingml/2006/main" noChangeAspect="1"/>
+            </wp:cNvGraphicFramePr>
+            <a:graphic xmlns:a="http://schemas.openxmlformats.org/drawingml/2006/main">
+              <a:graphicData uri="http://schemas.openxmlformats.org/drawingml/2006/picture">
+                <pic:pic xmlns:pic="http://schemas.openxmlformats.org/drawingml/2006/picture">
+                  <pic:nvPicPr>
+                    <pic:cNvPr id="1662333643" name=""/>
+                    <pic:cNvPicPr/>
+                  </pic:nvPicPr>
+                  <pic:blipFill>
+                    <a:blip r:embed="rId27"/>
+                    <a:stretch>
+                      <a:fillRect/>
+                    </a:stretch>
+                  </pic:blipFill>
+                  <pic:spPr>
+                    <a:xfrm>
+                      <a:off x="0" y="0"/>
+                      <a:ext cx="5400040" cy="1772285"/>
+                    </a:xfrm>
+                    <a:prstGeom prst="rect">
+                      <a:avLst/>
+                    </a:prstGeom>
+                  </pic:spPr>
+                </pic:pic>
+              </a:graphicData>
+            </a:graphic>
+          </wp:inline>
+        </w:drawing>
+      </w:r>
+    </w:p>
+    <w:p>
+      <w:pPr>
+        <w:rPr>
+          <w:sz w:val="24"/>
+          <w:szCs w:val="24"/>
+        </w:rPr>
+      </w:pPr>
+    </w:p>
+    <w:p>
+      <w:pPr>
+        <w:rPr>
+          <w:sz w:val="24"/>
+          <w:szCs w:val="24"/>
+        </w:rPr>
+      </w:pPr>
+      <w:r>
+        <w:rPr>
+          <w:sz w:val="24"/>
+          <w:szCs w:val="24"/>
+        </w:rPr>
+        <w:t xml:space="preserve">Creé la página de evento, la cual enseña la información del evento. Usa un sistema de </w:t>
+      </w:r>
+      <w:proofErr w:type="spellStart"/>
+      <w:r>
+        <w:rPr>
+          <w:sz w:val="24"/>
+          <w:szCs w:val="24"/>
+        </w:rPr>
+        <w:t>IDs</w:t>
+      </w:r>
+      <w:proofErr w:type="spellEnd"/>
+      <w:r>
+        <w:rPr>
+          <w:sz w:val="24"/>
+          <w:szCs w:val="24"/>
+        </w:rPr>
+        <w:t xml:space="preserve"> para buscar el evento y su información en el archivo JSON</w:t>
+      </w:r>
+      <w:r>
+        <w:rPr>
+          <w:sz w:val="24"/>
+          <w:szCs w:val="24"/>
+        </w:rPr>
+        <w:t>:</w:t>
+      </w:r>
+    </w:p>
+    <w:p>
+      <w:pPr>
+        <w:rPr>
+          <w:sz w:val="24"/>
+          <w:szCs w:val="24"/>
+        </w:rPr>
+      </w:pPr>
+      <w:r>
+        <w:rPr>
+          <w:noProof/>
+          <w:sz w:val="24"/>
+          <w:szCs w:val="24"/>
+        </w:rPr>
+        <w:drawing>
+          <wp:inline distT="0" distB="0" distL="0" distR="0" wp14:anchorId="69EFD88E" wp14:editId="0DD920A9">
+            <wp:extent cx="5400040" cy="2014220"/>
+            <wp:effectExtent l="0" t="0" r="0" b="5080"/>
+            <wp:docPr id="937861711" name="Imagen 1"/>
+            <wp:cNvGraphicFramePr>
+              <a:graphicFrameLocks xmlns:a="http://schemas.openxmlformats.org/drawingml/2006/main" noChangeAspect="1"/>
+            </wp:cNvGraphicFramePr>
+            <a:graphic xmlns:a="http://schemas.openxmlformats.org/drawingml/2006/main">
+              <a:graphicData uri="http://schemas.openxmlformats.org/drawingml/2006/picture">
+                <pic:pic xmlns:pic="http://schemas.openxmlformats.org/drawingml/2006/picture">
+                  <pic:nvPicPr>
+                    <pic:cNvPr id="937861711" name=""/>
+                    <pic:cNvPicPr/>
+                  </pic:nvPicPr>
+                  <pic:blipFill>
+                    <a:blip r:embed="rId28"/>
+                    <a:stretch>
+                      <a:fillRect/>
+                    </a:stretch>
+                  </pic:blipFill>
+                  <pic:spPr>
+                    <a:xfrm>
+                      <a:off x="0" y="0"/>
+                      <a:ext cx="5400040" cy="2014220"/>
+                    </a:xfrm>
+                    <a:prstGeom prst="rect">
+                      <a:avLst/>
+                    </a:prstGeom>
+                  </pic:spPr>
+                </pic:pic>
+              </a:graphicData>
+            </a:graphic>
+          </wp:inline>
+        </w:drawing>
+      </w:r>
+    </w:p>
+    <w:p>
+      <w:pPr>
+        <w:rPr>
+          <w:sz w:val="24"/>
+          <w:szCs w:val="24"/>
+        </w:rPr>
+      </w:pPr>
+      <w:r>
+        <w:rPr>
+          <w:sz w:val="24"/>
+          <w:szCs w:val="24"/>
+        </w:rPr>
+        <w:br w:type="page"/>
+      </w:r>
+    </w:p>
+    <w:p>
+      <w:pPr>
+        <w:rPr>
+          <w:sz w:val="24"/>
+          <w:szCs w:val="24"/>
+        </w:rPr>
+      </w:pPr>
+      <w:r>
+        <w:rPr>
+          <w:sz w:val="24"/>
+          <w:szCs w:val="24"/>
+        </w:rPr>
+        <w:lastRenderedPageBreak/>
+        <w:t>DÍA 10 (10/4/2026):</w:t>
+      </w:r>
+    </w:p>
+    <w:p>
+      <w:pPr>
+        <w:rPr>
+          <w:sz w:val="24"/>
+          <w:szCs w:val="24"/>
+        </w:rPr>
+      </w:pPr>
+      <w:r>
+        <w:rPr>
+          <w:sz w:val="24"/>
+          <w:szCs w:val="24"/>
+        </w:rPr>
+        <w:t>Añadí las galerías a la web:</w:t>
+      </w:r>
+    </w:p>
+    <w:p>
+      <w:pPr>
+        <w:rPr>
+          <w:sz w:val="24"/>
+          <w:szCs w:val="24"/>
+        </w:rPr>
+      </w:pPr>
+      <w:r>
+        <w:rPr>
+          <w:noProof/>
+          <w:sz w:val="24"/>
+          <w:szCs w:val="24"/>
+        </w:rPr>
+        <w:drawing>
+          <wp:inline distT="0" distB="0" distL="0" distR="0" wp14:anchorId="2063EFD8" wp14:editId="1E566E2A">
+            <wp:extent cx="5400040" cy="2596515"/>
+            <wp:effectExtent l="0" t="0" r="0" b="0"/>
+            <wp:docPr id="2038691581" name="Imagen 1"/>
+            <wp:cNvGraphicFramePr>
+              <a:graphicFrameLocks xmlns:a="http://schemas.openxmlformats.org/drawingml/2006/main" noChangeAspect="1"/>
+            </wp:cNvGraphicFramePr>
+            <a:graphic xmlns:a="http://schemas.openxmlformats.org/drawingml/2006/main">
+              <a:graphicData uri="http://schemas.openxmlformats.org/drawingml/2006/picture">
+                <pic:pic xmlns:pic="http://schemas.openxmlformats.org/drawingml/2006/picture">
+                  <pic:nvPicPr>
+                    <pic:cNvPr id="2038691581" name=""/>
+                    <pic:cNvPicPr/>
+                  </pic:nvPicPr>
+                  <pic:blipFill>
+                    <a:blip r:embed="rId29"/>
+                    <a:stretch>
+                      <a:fillRect/>
+                    </a:stretch>
+                  </pic:blipFill>
+                  <pic:spPr>
+                    <a:xfrm>
+                      <a:off x="0" y="0"/>
+                      <a:ext cx="5400040" cy="2596515"/>
+                    </a:xfrm>
+                    <a:prstGeom prst="rect">
+                      <a:avLst/>
+                    </a:prstGeom>
+                  </pic:spPr>
+                </pic:pic>
+              </a:graphicData>
+            </a:graphic>
+          </wp:inline>
+        </w:drawing>
+      </w:r>
+    </w:p>
+    <w:p>
+      <w:pPr>
+        <w:rPr>
+          <w:sz w:val="24"/>
+          <w:szCs w:val="24"/>
+        </w:rPr>
+      </w:pPr>
+    </w:p>
+    <w:p>
+      <w:pPr>
+        <w:rPr>
+          <w:sz w:val="24"/>
+          <w:szCs w:val="24"/>
+        </w:rPr>
+      </w:pPr>
+      <w:r>
+        <w:rPr>
+          <w:sz w:val="24"/>
+          <w:szCs w:val="24"/>
+        </w:rPr>
+        <w:t>También añadí nuevas imágenes a la web.</w:t>
       </w:r>
     </w:p>
     <w:sectPr>
@@ -1705,6 +3899,7 @@
   <w:style w:type="character" w:default="1" w:styleId="Fuentedeprrafopredeter">
     <w:name w:val="Default Paragraph Font"/>
     <w:uiPriority w:val="1"/>
+    <w:semiHidden/>
     <w:unhideWhenUsed/>
   </w:style>
   <w:style w:type="table" w:default="1" w:styleId="Tablanormal">

--- a/documentacion/Informe.docx
+++ b/documentacion/Informe.docx
@@ -157,37 +157,12 @@
           <w:szCs w:val="24"/>
         </w:rPr>
       </w:pPr>
-      <w:proofErr w:type="spellStart"/>
-      <w:r>
-        <w:rPr>
-          <w:sz w:val="24"/>
-          <w:szCs w:val="24"/>
-        </w:rPr>
-        <w:t>Obicación</w:t>
-      </w:r>
-      <w:proofErr w:type="spellEnd"/>
-      <w:r>
-        <w:rPr>
-          <w:sz w:val="24"/>
-          <w:szCs w:val="24"/>
-        </w:rPr>
-        <w:t xml:space="preserve">: Estadio el </w:t>
-      </w:r>
-      <w:proofErr w:type="spellStart"/>
-      <w:r>
-        <w:rPr>
-          <w:sz w:val="24"/>
-          <w:szCs w:val="24"/>
-        </w:rPr>
-        <w:t>Molinón</w:t>
-      </w:r>
-      <w:proofErr w:type="spellEnd"/>
-      <w:r>
-        <w:rPr>
-          <w:sz w:val="24"/>
-          <w:szCs w:val="24"/>
-        </w:rPr>
-        <w:t>, Gijón</w:t>
+      <w:r>
+        <w:rPr>
+          <w:sz w:val="24"/>
+          <w:szCs w:val="24"/>
+        </w:rPr>
+        <w:t>Obicación: Estadio el Molinón, Gijón</w:t>
       </w:r>
     </w:p>
     <w:p>
@@ -262,21 +237,12 @@
           <w:szCs w:val="24"/>
         </w:rPr>
       </w:pPr>
-      <w:proofErr w:type="spellStart"/>
-      <w:r>
-        <w:rPr>
-          <w:sz w:val="24"/>
-          <w:szCs w:val="24"/>
-        </w:rPr>
-        <w:t>Boombastic</w:t>
-      </w:r>
-      <w:proofErr w:type="spellEnd"/>
-      <w:r>
-        <w:rPr>
-          <w:sz w:val="24"/>
-          <w:szCs w:val="24"/>
-        </w:rPr>
-        <w:t xml:space="preserve"> Asturias 2026</w:t>
+      <w:r>
+        <w:rPr>
+          <w:sz w:val="24"/>
+          <w:szCs w:val="24"/>
+        </w:rPr>
+        <w:t>Boombastic Asturias 2026</w:t>
       </w:r>
     </w:p>
     <w:p>
@@ -643,88 +609,82 @@
     </w:p>
     <w:p>
       <w:pPr>
-        <w:rPr>
-          <w:sz w:val="24"/>
-          <w:szCs w:val="24"/>
-        </w:rPr>
-      </w:pPr>
-      <w:r>
-        <w:rPr>
-          <w:sz w:val="24"/>
-          <w:szCs w:val="24"/>
+        <w:jc w:val="center"/>
+        <w:rPr>
+          <w:b/>
+          <w:bCs/>
+          <w:sz w:val="40"/>
+          <w:szCs w:val="40"/>
+        </w:rPr>
+      </w:pPr>
+      <w:r>
+        <w:rPr>
+          <w:b/>
+          <w:bCs/>
+          <w:sz w:val="40"/>
+          <w:szCs w:val="40"/>
         </w:rPr>
         <w:lastRenderedPageBreak/>
-        <w:t>DÍA 1 (23/3/2026)</w:t>
-      </w:r>
-      <w:r>
-        <w:rPr>
-          <w:sz w:val="24"/>
-          <w:szCs w:val="24"/>
-        </w:rPr>
-        <w:t>:</w:t>
-      </w:r>
-    </w:p>
-    <w:p>
-      <w:pPr>
-        <w:rPr>
-          <w:sz w:val="24"/>
-          <w:szCs w:val="24"/>
-        </w:rPr>
-      </w:pPr>
-      <w:r>
-        <w:rPr>
-          <w:sz w:val="24"/>
-          <w:szCs w:val="24"/>
-        </w:rPr>
-        <w:t xml:space="preserve">Empecé diseñando la web con </w:t>
-      </w:r>
-      <w:proofErr w:type="spellStart"/>
-      <w:r>
-        <w:rPr>
-          <w:sz w:val="24"/>
-          <w:szCs w:val="24"/>
-        </w:rPr>
-        <w:t>Figma</w:t>
-      </w:r>
-      <w:proofErr w:type="spellEnd"/>
-      <w:r>
-        <w:rPr>
-          <w:sz w:val="24"/>
-          <w:szCs w:val="24"/>
-        </w:rPr>
-        <w:t>. Para el índice, hice 3 bocetos (</w:t>
-      </w:r>
-      <w:proofErr w:type="spellStart"/>
-      <w:r>
-        <w:rPr>
-          <w:sz w:val="24"/>
-          <w:szCs w:val="24"/>
-        </w:rPr>
-        <w:t>wireframe</w:t>
-      </w:r>
-      <w:proofErr w:type="spellEnd"/>
-      <w:r>
-        <w:rPr>
-          <w:sz w:val="24"/>
-          <w:szCs w:val="24"/>
-        </w:rPr>
-        <w:t xml:space="preserve">, esquema y </w:t>
-      </w:r>
-      <w:proofErr w:type="spellStart"/>
-      <w:r>
-        <w:rPr>
-          <w:sz w:val="24"/>
-          <w:szCs w:val="24"/>
-        </w:rPr>
-        <w:t>mock</w:t>
-      </w:r>
-      <w:proofErr w:type="spellEnd"/>
-      <w:r>
-        <w:rPr>
-          <w:sz w:val="24"/>
-          <w:szCs w:val="24"/>
-        </w:rPr>
-        <w:t xml:space="preserve">-up). </w:t>
+        <w:t>LENGUAJE DE MARCAS:</w:t>
+      </w:r>
+    </w:p>
+    <w:p>
+      <w:pPr>
+        <w:rPr>
+          <w:b/>
+          <w:bCs/>
+          <w:sz w:val="40"/>
+          <w:szCs w:val="40"/>
+        </w:rPr>
+      </w:pPr>
+      <w:r>
+        <w:rPr>
+          <w:b/>
+          <w:bCs/>
+          <w:sz w:val="40"/>
+          <w:szCs w:val="40"/>
+        </w:rPr>
+        <w:br w:type="page"/>
+      </w:r>
+    </w:p>
+    <w:p>
+      <w:pPr>
+        <w:jc w:val="center"/>
+        <w:rPr>
+          <w:b/>
+          <w:bCs/>
+          <w:sz w:val="40"/>
+          <w:szCs w:val="40"/>
+        </w:rPr>
+      </w:pPr>
+      <w:r>
+        <w:rPr>
+          <w:b/>
+          <w:bCs/>
+          <w:sz w:val="40"/>
+          <w:szCs w:val="40"/>
+        </w:rPr>
+        <w:lastRenderedPageBreak/>
+        <w:t>BASES DE DATOS</w:t>
+      </w:r>
+    </w:p>
+    <w:p>
+      <w:pPr>
+        <w:rPr>
+          <w:b/>
+          <w:bCs/>
+          <w:sz w:val="28"/>
+          <w:szCs w:val="28"/>
+        </w:rPr>
+      </w:pPr>
+      <w:r>
+        <w:rPr>
+          <w:b/>
+          <w:bCs/>
+          <w:sz w:val="28"/>
+          <w:szCs w:val="28"/>
+        </w:rPr>
+        <w:t>Esquema entidad-relación:</w:t>
       </w:r>
     </w:p>
     <w:p>
@@ -737,14 +697,12 @@
       <w:r>
         <w:rPr>
           <w:noProof/>
-          <w:sz w:val="24"/>
-          <w:szCs w:val="24"/>
         </w:rPr>
         <w:drawing>
-          <wp:inline distT="0" distB="0" distL="0" distR="0" wp14:anchorId="06DC628C" wp14:editId="04C20FA8">
-            <wp:extent cx="5400040" cy="2505710"/>
-            <wp:effectExtent l="0" t="0" r="0" b="8890"/>
-            <wp:docPr id="800713091" name="Imagen 1"/>
+          <wp:inline distT="0" distB="0" distL="0" distR="0" wp14:anchorId="4E855D64" wp14:editId="6D5CB040">
+            <wp:extent cx="5400040" cy="4208780"/>
+            <wp:effectExtent l="0" t="0" r="0" b="1270"/>
+            <wp:docPr id="440304045" name="Imagen 1"/>
             <wp:cNvGraphicFramePr>
               <a:graphicFrameLocks xmlns:a="http://schemas.openxmlformats.org/drawingml/2006/main" noChangeAspect="1"/>
             </wp:cNvGraphicFramePr>
@@ -752,7 +710,7 @@
               <a:graphicData uri="http://schemas.openxmlformats.org/drawingml/2006/picture">
                 <pic:pic xmlns:pic="http://schemas.openxmlformats.org/drawingml/2006/picture">
                   <pic:nvPicPr>
-                    <pic:cNvPr id="800713091" name=""/>
+                    <pic:cNvPr id="440304045" name=""/>
                     <pic:cNvPicPr/>
                   </pic:nvPicPr>
                   <pic:blipFill>
@@ -764,7 +722,7 @@
                   <pic:spPr>
                     <a:xfrm>
                       <a:off x="0" y="0"/>
-                      <a:ext cx="5400040" cy="2505710"/>
+                      <a:ext cx="5400040" cy="4208780"/>
                     </a:xfrm>
                     <a:prstGeom prst="rect">
                       <a:avLst/>
@@ -776,101 +734,186 @@
           </wp:inline>
         </w:drawing>
       </w:r>
-      <w:r>
-        <w:rPr>
-          <w:sz w:val="24"/>
-          <w:szCs w:val="24"/>
-        </w:rPr>
-        <w:br w:type="page"/>
-      </w:r>
-    </w:p>
-    <w:p>
-      <w:pPr>
-        <w:rPr>
-          <w:sz w:val="24"/>
-          <w:szCs w:val="24"/>
-        </w:rPr>
-      </w:pPr>
-      <w:r>
-        <w:rPr>
-          <w:sz w:val="24"/>
-          <w:szCs w:val="24"/>
+    </w:p>
+    <w:p>
+      <w:pPr>
+        <w:rPr>
+          <w:sz w:val="24"/>
+          <w:szCs w:val="24"/>
+        </w:rPr>
+      </w:pPr>
+    </w:p>
+    <w:p>
+      <w:pPr>
+        <w:rPr>
+          <w:sz w:val="24"/>
+          <w:szCs w:val="24"/>
+        </w:rPr>
+      </w:pPr>
+    </w:p>
+    <w:p>
+      <w:pPr>
+        <w:rPr>
+          <w:sz w:val="24"/>
+          <w:szCs w:val="24"/>
+        </w:rPr>
+      </w:pPr>
+      <w:r>
+        <w:rPr>
+          <w:b/>
+          <w:bCs/>
+          <w:sz w:val="28"/>
+          <w:szCs w:val="28"/>
+        </w:rPr>
+        <w:t>TABLAS</w:t>
+      </w:r>
+    </w:p>
+    <w:p>
+      <w:pPr>
+        <w:rPr>
+          <w:b/>
+          <w:bCs/>
+          <w:sz w:val="24"/>
+          <w:szCs w:val="24"/>
+        </w:rPr>
+      </w:pPr>
+      <w:r>
+        <w:rPr>
+          <w:b/>
+          <w:bCs/>
+          <w:sz w:val="24"/>
+          <w:szCs w:val="24"/>
+        </w:rPr>
+        <w:t>Tabla usuario:</w:t>
+      </w:r>
+    </w:p>
+    <w:p>
+      <w:pPr>
+        <w:rPr>
+          <w:sz w:val="24"/>
+          <w:szCs w:val="24"/>
+        </w:rPr>
+      </w:pPr>
+      <w:r>
+        <w:rPr>
+          <w:sz w:val="24"/>
+          <w:szCs w:val="24"/>
+        </w:rPr>
+        <w:t>Contiene:</w:t>
+      </w:r>
+    </w:p>
+    <w:p>
+      <w:pPr>
+        <w:pStyle w:val="Prrafodelista"/>
+        <w:numPr>
+          <w:ilvl w:val="0"/>
+          <w:numId w:val="2"/>
+        </w:numPr>
+        <w:rPr>
+          <w:sz w:val="24"/>
+          <w:szCs w:val="24"/>
+        </w:rPr>
+      </w:pPr>
+      <w:r>
+        <w:rPr>
+          <w:sz w:val="24"/>
+          <w:szCs w:val="24"/>
+        </w:rPr>
+        <w:t>ID del usuario</w:t>
+      </w:r>
+    </w:p>
+    <w:p>
+      <w:pPr>
+        <w:pStyle w:val="Prrafodelista"/>
+        <w:numPr>
+          <w:ilvl w:val="0"/>
+          <w:numId w:val="2"/>
+        </w:numPr>
+        <w:rPr>
+          <w:sz w:val="24"/>
+          <w:szCs w:val="24"/>
+        </w:rPr>
+      </w:pPr>
+      <w:r>
+        <w:rPr>
+          <w:sz w:val="24"/>
+          <w:szCs w:val="24"/>
+        </w:rPr>
+        <w:t>Nombre del usuario</w:t>
+      </w:r>
+    </w:p>
+    <w:p>
+      <w:pPr>
+        <w:pStyle w:val="Prrafodelista"/>
+        <w:numPr>
+          <w:ilvl w:val="0"/>
+          <w:numId w:val="2"/>
+        </w:numPr>
+        <w:rPr>
+          <w:sz w:val="24"/>
+          <w:szCs w:val="24"/>
+        </w:rPr>
+      </w:pPr>
+      <w:r>
+        <w:rPr>
+          <w:sz w:val="24"/>
+          <w:szCs w:val="24"/>
+        </w:rPr>
+        <w:t>Email del usuario</w:t>
+      </w:r>
+    </w:p>
+    <w:p>
+      <w:pPr>
+        <w:pStyle w:val="Prrafodelista"/>
+        <w:numPr>
+          <w:ilvl w:val="0"/>
+          <w:numId w:val="2"/>
+        </w:numPr>
+        <w:rPr>
+          <w:sz w:val="24"/>
+          <w:szCs w:val="24"/>
+        </w:rPr>
+      </w:pPr>
+      <w:r>
+        <w:rPr>
+          <w:sz w:val="24"/>
+          <w:szCs w:val="24"/>
+        </w:rPr>
+        <w:t>Contraseña del usuario</w:t>
+      </w:r>
+    </w:p>
+    <w:p>
+      <w:pPr>
+        <w:rPr>
+          <w:sz w:val="24"/>
+          <w:szCs w:val="24"/>
+        </w:rPr>
+      </w:pPr>
+      <w:r>
+        <w:rPr>
+          <w:sz w:val="24"/>
+          <w:szCs w:val="24"/>
+        </w:rPr>
+        <w:t>Su clave principal es el ID de usuario</w:t>
+      </w:r>
+    </w:p>
+    <w:p>
+      <w:pPr>
+        <w:rPr>
+          <w:sz w:val="24"/>
+          <w:szCs w:val="24"/>
+        </w:rPr>
+      </w:pPr>
+      <w:r>
+        <w:rPr>
+          <w:noProof/>
         </w:rPr>
         <w:lastRenderedPageBreak/>
-        <w:t>DÍA 2 (24/3/2026)</w:t>
-      </w:r>
-      <w:r>
-        <w:rPr>
-          <w:sz w:val="24"/>
-          <w:szCs w:val="24"/>
-        </w:rPr>
-        <w:t>:</w:t>
-      </w:r>
-    </w:p>
-    <w:p>
-      <w:pPr>
-        <w:rPr>
-          <w:sz w:val="24"/>
-          <w:szCs w:val="24"/>
-        </w:rPr>
-      </w:pPr>
-      <w:r>
-        <w:rPr>
-          <w:sz w:val="24"/>
-          <w:szCs w:val="24"/>
-        </w:rPr>
-        <w:t>Clase App (</w:t>
-      </w:r>
-      <w:proofErr w:type="spellStart"/>
-      <w:r>
-        <w:rPr>
-          <w:sz w:val="24"/>
-          <w:szCs w:val="24"/>
-        </w:rPr>
-        <w:t>main</w:t>
-      </w:r>
-      <w:proofErr w:type="spellEnd"/>
-      <w:r>
-        <w:rPr>
-          <w:sz w:val="24"/>
-          <w:szCs w:val="24"/>
-        </w:rPr>
-        <w:t>):</w:t>
-      </w:r>
-    </w:p>
-    <w:p>
-      <w:pPr>
-        <w:rPr>
-          <w:sz w:val="24"/>
-          <w:szCs w:val="24"/>
-        </w:rPr>
-      </w:pPr>
-      <w:r>
-        <w:rPr>
-          <w:sz w:val="24"/>
-          <w:szCs w:val="24"/>
-        </w:rPr>
-        <w:t>Hice que el programa diga las opciones disponibles para el menú</w:t>
-      </w:r>
-    </w:p>
-    <w:p>
-      <w:pPr>
-        <w:rPr>
-          <w:sz w:val="24"/>
-          <w:szCs w:val="24"/>
-        </w:rPr>
-      </w:pPr>
-      <w:r>
-        <w:rPr>
-          <w:noProof/>
-          <w:sz w:val="24"/>
-          <w:szCs w:val="24"/>
-        </w:rPr>
         <w:drawing>
-          <wp:inline distT="0" distB="0" distL="0" distR="0" wp14:anchorId="3F7A7E8B" wp14:editId="25EFC4C0">
-            <wp:extent cx="3514786" cy="2758440"/>
-            <wp:effectExtent l="0" t="0" r="9525" b="3810"/>
-            <wp:docPr id="709837823" name="Imagen 1"/>
+          <wp:inline distT="0" distB="0" distL="0" distR="0" wp14:anchorId="214CC3E3" wp14:editId="3E186424">
+            <wp:extent cx="4335780" cy="1701885"/>
+            <wp:effectExtent l="0" t="0" r="7620" b="0"/>
+            <wp:docPr id="265983726" name="Imagen 1"/>
             <wp:cNvGraphicFramePr>
               <a:graphicFrameLocks xmlns:a="http://schemas.openxmlformats.org/drawingml/2006/main" noChangeAspect="1"/>
             </wp:cNvGraphicFramePr>
@@ -878,7 +921,7 @@
               <a:graphicData uri="http://schemas.openxmlformats.org/drawingml/2006/picture">
                 <pic:pic xmlns:pic="http://schemas.openxmlformats.org/drawingml/2006/picture">
                   <pic:nvPicPr>
-                    <pic:cNvPr id="709837823" name=""/>
+                    <pic:cNvPr id="265983726" name=""/>
                     <pic:cNvPicPr/>
                   </pic:nvPicPr>
                   <pic:blipFill>
@@ -890,7 +933,7 @@
                   <pic:spPr>
                     <a:xfrm>
                       <a:off x="0" y="0"/>
-                      <a:ext cx="3516867" cy="2760073"/>
+                      <a:ext cx="4340613" cy="1703782"/>
                     </a:xfrm>
                     <a:prstGeom prst="rect">
                       <a:avLst/>
@@ -910,26 +953,154 @@
           <w:szCs w:val="24"/>
         </w:rPr>
       </w:pPr>
-      <w:r>
-        <w:rPr>
-          <w:sz w:val="24"/>
-          <w:szCs w:val="24"/>
-        </w:rPr>
-        <w:t>Luego, la opción seleccionada pasará por un switch. Este llamará a el método responsable de realizar la opción. De momento solo creé las 5 primeras opciones</w:t>
-      </w:r>
-      <w:r>
-        <w:rPr>
-          <w:sz w:val="24"/>
-          <w:szCs w:val="24"/>
-        </w:rPr>
-        <w:t xml:space="preserve"> y la de salir</w:t>
-      </w:r>
-      <w:r>
-        <w:rPr>
-          <w:sz w:val="24"/>
-          <w:szCs w:val="24"/>
-        </w:rPr>
-        <w:t>.</w:t>
+    </w:p>
+    <w:p>
+      <w:pPr>
+        <w:rPr>
+          <w:b/>
+          <w:bCs/>
+          <w:sz w:val="24"/>
+          <w:szCs w:val="24"/>
+        </w:rPr>
+      </w:pPr>
+      <w:r>
+        <w:rPr>
+          <w:b/>
+          <w:bCs/>
+          <w:sz w:val="24"/>
+          <w:szCs w:val="24"/>
+        </w:rPr>
+        <w:t>Tabla eventos:</w:t>
+      </w:r>
+    </w:p>
+    <w:p>
+      <w:pPr>
+        <w:rPr>
+          <w:sz w:val="24"/>
+          <w:szCs w:val="24"/>
+        </w:rPr>
+      </w:pPr>
+      <w:r>
+        <w:rPr>
+          <w:sz w:val="24"/>
+          <w:szCs w:val="24"/>
+        </w:rPr>
+        <w:t>Contiene:</w:t>
+      </w:r>
+    </w:p>
+    <w:p>
+      <w:pPr>
+        <w:pStyle w:val="Prrafodelista"/>
+        <w:numPr>
+          <w:ilvl w:val="0"/>
+          <w:numId w:val="2"/>
+        </w:numPr>
+        <w:rPr>
+          <w:sz w:val="24"/>
+          <w:szCs w:val="24"/>
+        </w:rPr>
+      </w:pPr>
+      <w:r>
+        <w:rPr>
+          <w:sz w:val="24"/>
+          <w:szCs w:val="24"/>
+        </w:rPr>
+        <w:t>ID del evento</w:t>
+      </w:r>
+    </w:p>
+    <w:p>
+      <w:pPr>
+        <w:pStyle w:val="Prrafodelista"/>
+        <w:numPr>
+          <w:ilvl w:val="0"/>
+          <w:numId w:val="2"/>
+        </w:numPr>
+        <w:rPr>
+          <w:sz w:val="24"/>
+          <w:szCs w:val="24"/>
+        </w:rPr>
+      </w:pPr>
+      <w:r>
+        <w:rPr>
+          <w:sz w:val="24"/>
+          <w:szCs w:val="24"/>
+        </w:rPr>
+        <w:t>Fecha del evento</w:t>
+      </w:r>
+    </w:p>
+    <w:p>
+      <w:pPr>
+        <w:pStyle w:val="Prrafodelista"/>
+        <w:numPr>
+          <w:ilvl w:val="0"/>
+          <w:numId w:val="2"/>
+        </w:numPr>
+        <w:rPr>
+          <w:sz w:val="24"/>
+          <w:szCs w:val="24"/>
+        </w:rPr>
+      </w:pPr>
+      <w:r>
+        <w:rPr>
+          <w:sz w:val="24"/>
+          <w:szCs w:val="24"/>
+        </w:rPr>
+        <w:t>Título del evento</w:t>
+      </w:r>
+    </w:p>
+    <w:p>
+      <w:pPr>
+        <w:pStyle w:val="Prrafodelista"/>
+        <w:numPr>
+          <w:ilvl w:val="0"/>
+          <w:numId w:val="2"/>
+        </w:numPr>
+        <w:rPr>
+          <w:sz w:val="24"/>
+          <w:szCs w:val="24"/>
+        </w:rPr>
+      </w:pPr>
+      <w:r>
+        <w:rPr>
+          <w:sz w:val="24"/>
+          <w:szCs w:val="24"/>
+        </w:rPr>
+        <w:t>Ubicación del evento</w:t>
+      </w:r>
+    </w:p>
+    <w:p>
+      <w:pPr>
+        <w:pStyle w:val="Prrafodelista"/>
+        <w:numPr>
+          <w:ilvl w:val="0"/>
+          <w:numId w:val="2"/>
+        </w:numPr>
+        <w:rPr>
+          <w:sz w:val="24"/>
+          <w:szCs w:val="24"/>
+        </w:rPr>
+      </w:pPr>
+      <w:r>
+        <w:rPr>
+          <w:sz w:val="24"/>
+          <w:szCs w:val="24"/>
+        </w:rPr>
+        <w:t>Descripción del evento</w:t>
+      </w:r>
+    </w:p>
+    <w:p>
+      <w:pPr>
+        <w:rPr>
+          <w:sz w:val="24"/>
+          <w:szCs w:val="24"/>
+        </w:rPr>
+      </w:pPr>
+      <w:r>
+        <w:rPr>
+          <w:sz w:val="24"/>
+          <w:szCs w:val="24"/>
+        </w:rPr>
+        <w:t>La clave principal es de ID del evento</w:t>
       </w:r>
     </w:p>
     <w:p>
@@ -942,14 +1113,12 @@
       <w:r>
         <w:rPr>
           <w:noProof/>
-          <w:sz w:val="24"/>
-          <w:szCs w:val="24"/>
         </w:rPr>
         <w:drawing>
-          <wp:inline distT="0" distB="0" distL="0" distR="0" wp14:anchorId="12EE7F6D" wp14:editId="61B67B17">
-            <wp:extent cx="3379845" cy="3840480"/>
-            <wp:effectExtent l="0" t="0" r="0" b="7620"/>
-            <wp:docPr id="1596420707" name="Imagen 1"/>
+          <wp:inline distT="0" distB="0" distL="0" distR="0" wp14:anchorId="788F4EA5" wp14:editId="64C613AF">
+            <wp:extent cx="4632960" cy="2021200"/>
+            <wp:effectExtent l="0" t="0" r="0" b="0"/>
+            <wp:docPr id="838195695" name="Imagen 1"/>
             <wp:cNvGraphicFramePr>
               <a:graphicFrameLocks xmlns:a="http://schemas.openxmlformats.org/drawingml/2006/main" noChangeAspect="1"/>
             </wp:cNvGraphicFramePr>
@@ -957,7 +1126,7 @@
               <a:graphicData uri="http://schemas.openxmlformats.org/drawingml/2006/picture">
                 <pic:pic xmlns:pic="http://schemas.openxmlformats.org/drawingml/2006/picture">
                   <pic:nvPicPr>
-                    <pic:cNvPr id="1596420707" name=""/>
+                    <pic:cNvPr id="838195695" name=""/>
                     <pic:cNvPicPr/>
                   </pic:nvPicPr>
                   <pic:blipFill>
@@ -969,7 +1138,7 @@
                   <pic:spPr>
                     <a:xfrm>
                       <a:off x="0" y="0"/>
-                      <a:ext cx="3382324" cy="3843297"/>
+                      <a:ext cx="4639431" cy="2024023"/>
                     </a:xfrm>
                     <a:prstGeom prst="rect">
                       <a:avLst/>
@@ -994,23 +1163,147 @@
           <w:sz w:val="24"/>
           <w:szCs w:val="24"/>
         </w:rPr>
-        <w:t xml:space="preserve">Un ejemplo de los métodos que realicé es el de </w:t>
-      </w:r>
-      <w:proofErr w:type="spellStart"/>
-      <w:r>
-        <w:rPr>
-          <w:sz w:val="24"/>
-          <w:szCs w:val="24"/>
-        </w:rPr>
-        <w:t>addGaleria</w:t>
-      </w:r>
-      <w:proofErr w:type="spellEnd"/>
-      <w:r>
-        <w:rPr>
-          <w:sz w:val="24"/>
-          <w:szCs w:val="24"/>
-        </w:rPr>
-        <w:t>, el cual añade una galería a la colección de galerías de un evento seleccionado por el usuario:</w:t>
+        <w:br w:type="page"/>
+      </w:r>
+    </w:p>
+    <w:p>
+      <w:pPr>
+        <w:rPr>
+          <w:b/>
+          <w:bCs/>
+          <w:sz w:val="24"/>
+          <w:szCs w:val="24"/>
+        </w:rPr>
+      </w:pPr>
+      <w:r>
+        <w:rPr>
+          <w:b/>
+          <w:bCs/>
+          <w:sz w:val="24"/>
+          <w:szCs w:val="24"/>
+        </w:rPr>
+        <w:lastRenderedPageBreak/>
+        <w:t>Tabla galerías:</w:t>
+      </w:r>
+    </w:p>
+    <w:p>
+      <w:pPr>
+        <w:rPr>
+          <w:sz w:val="24"/>
+          <w:szCs w:val="24"/>
+        </w:rPr>
+      </w:pPr>
+      <w:r>
+        <w:rPr>
+          <w:sz w:val="24"/>
+          <w:szCs w:val="24"/>
+        </w:rPr>
+        <w:t>Contiene:</w:t>
+      </w:r>
+    </w:p>
+    <w:p>
+      <w:pPr>
+        <w:pStyle w:val="Prrafodelista"/>
+        <w:numPr>
+          <w:ilvl w:val="0"/>
+          <w:numId w:val="2"/>
+        </w:numPr>
+        <w:rPr>
+          <w:sz w:val="24"/>
+          <w:szCs w:val="24"/>
+        </w:rPr>
+      </w:pPr>
+      <w:r>
+        <w:rPr>
+          <w:sz w:val="24"/>
+          <w:szCs w:val="24"/>
+        </w:rPr>
+        <w:t>ID de la galería</w:t>
+      </w:r>
+    </w:p>
+    <w:p>
+      <w:pPr>
+        <w:pStyle w:val="Prrafodelista"/>
+        <w:numPr>
+          <w:ilvl w:val="0"/>
+          <w:numId w:val="2"/>
+        </w:numPr>
+        <w:rPr>
+          <w:sz w:val="24"/>
+          <w:szCs w:val="24"/>
+        </w:rPr>
+      </w:pPr>
+      <w:r>
+        <w:rPr>
+          <w:sz w:val="24"/>
+          <w:szCs w:val="24"/>
+        </w:rPr>
+        <w:t>Título de la galería</w:t>
+      </w:r>
+    </w:p>
+    <w:p>
+      <w:pPr>
+        <w:pStyle w:val="Prrafodelista"/>
+        <w:numPr>
+          <w:ilvl w:val="0"/>
+          <w:numId w:val="2"/>
+        </w:numPr>
+        <w:rPr>
+          <w:sz w:val="24"/>
+          <w:szCs w:val="24"/>
+        </w:rPr>
+      </w:pPr>
+      <w:r>
+        <w:rPr>
+          <w:sz w:val="24"/>
+          <w:szCs w:val="24"/>
+        </w:rPr>
+        <w:t>ID del evento</w:t>
+      </w:r>
+    </w:p>
+    <w:p>
+      <w:pPr>
+        <w:pStyle w:val="Prrafodelista"/>
+        <w:rPr>
+          <w:sz w:val="24"/>
+          <w:szCs w:val="24"/>
+        </w:rPr>
+      </w:pPr>
+    </w:p>
+    <w:p>
+      <w:pPr>
+        <w:rPr>
+          <w:sz w:val="24"/>
+          <w:szCs w:val="24"/>
+        </w:rPr>
+      </w:pPr>
+      <w:r>
+        <w:rPr>
+          <w:sz w:val="24"/>
+          <w:szCs w:val="24"/>
+        </w:rPr>
+        <w:t>La clave principal es el ID de la galería</w:t>
+      </w:r>
+      <w:r>
+        <w:rPr>
+          <w:sz w:val="24"/>
+          <w:szCs w:val="24"/>
+        </w:rPr>
+        <w:t xml:space="preserve">. Tiene como clave foránea el ID de un </w:t>
+      </w:r>
+      <w:r>
+        <w:rPr>
+          <w:sz w:val="24"/>
+          <w:szCs w:val="24"/>
+        </w:rPr>
+        <w:t>evento</w:t>
+      </w:r>
+      <w:r>
+        <w:rPr>
+          <w:sz w:val="24"/>
+          <w:szCs w:val="24"/>
+        </w:rPr>
+        <w:t>.</w:t>
       </w:r>
     </w:p>
     <w:p>
@@ -1023,15 +1316,12 @@
       <w:r>
         <w:rPr>
           <w:noProof/>
-          <w:sz w:val="24"/>
-          <w:szCs w:val="24"/>
-        </w:rPr>
-        <w:lastRenderedPageBreak/>
+        </w:rPr>
         <w:drawing>
-          <wp:inline distT="0" distB="0" distL="0" distR="0" wp14:anchorId="145FCF91" wp14:editId="5B63ACDE">
-            <wp:extent cx="5400040" cy="4801235"/>
+          <wp:inline distT="0" distB="0" distL="0" distR="0" wp14:anchorId="5059EF38" wp14:editId="63D0BDB0">
+            <wp:extent cx="5400040" cy="1447800"/>
             <wp:effectExtent l="0" t="0" r="0" b="0"/>
-            <wp:docPr id="1310199855" name="Imagen 1"/>
+            <wp:docPr id="1903986546" name="Imagen 1"/>
             <wp:cNvGraphicFramePr>
               <a:graphicFrameLocks xmlns:a="http://schemas.openxmlformats.org/drawingml/2006/main" noChangeAspect="1"/>
             </wp:cNvGraphicFramePr>
@@ -1039,7 +1329,7 @@
               <a:graphicData uri="http://schemas.openxmlformats.org/drawingml/2006/picture">
                 <pic:pic xmlns:pic="http://schemas.openxmlformats.org/drawingml/2006/picture">
                   <pic:nvPicPr>
-                    <pic:cNvPr id="1310199855" name=""/>
+                    <pic:cNvPr id="1903986546" name=""/>
                     <pic:cNvPicPr/>
                   </pic:nvPicPr>
                   <pic:blipFill>
@@ -1051,7 +1341,7 @@
                   <pic:spPr>
                     <a:xfrm>
                       <a:off x="0" y="0"/>
-                      <a:ext cx="5400040" cy="4801235"/>
+                      <a:ext cx="5400040" cy="1447800"/>
                     </a:xfrm>
                     <a:prstGeom prst="rect">
                       <a:avLst/>
@@ -1067,16 +1357,130 @@
     <w:p>
       <w:pPr>
         <w:rPr>
-          <w:sz w:val="24"/>
-          <w:szCs w:val="24"/>
-        </w:rPr>
-      </w:pPr>
-      <w:r>
-        <w:rPr>
-          <w:sz w:val="24"/>
-          <w:szCs w:val="24"/>
-        </w:rPr>
-        <w:t>Empecé por hacer una comprobación rápida para ver si existe algún evento, ya que son necesarios.</w:t>
+          <w:b/>
+          <w:bCs/>
+          <w:sz w:val="24"/>
+          <w:szCs w:val="24"/>
+        </w:rPr>
+      </w:pPr>
+      <w:r>
+        <w:rPr>
+          <w:b/>
+          <w:bCs/>
+          <w:sz w:val="24"/>
+          <w:szCs w:val="24"/>
+        </w:rPr>
+        <w:t>Tabla imágenes:</w:t>
+      </w:r>
+    </w:p>
+    <w:p>
+      <w:pPr>
+        <w:rPr>
+          <w:sz w:val="24"/>
+          <w:szCs w:val="24"/>
+        </w:rPr>
+      </w:pPr>
+      <w:r>
+        <w:rPr>
+          <w:sz w:val="24"/>
+          <w:szCs w:val="24"/>
+        </w:rPr>
+        <w:t>Contiene:</w:t>
+      </w:r>
+    </w:p>
+    <w:p>
+      <w:pPr>
+        <w:pStyle w:val="Prrafodelista"/>
+        <w:numPr>
+          <w:ilvl w:val="0"/>
+          <w:numId w:val="2"/>
+        </w:numPr>
+        <w:rPr>
+          <w:sz w:val="24"/>
+          <w:szCs w:val="24"/>
+        </w:rPr>
+      </w:pPr>
+      <w:r>
+        <w:rPr>
+          <w:sz w:val="24"/>
+          <w:szCs w:val="24"/>
+        </w:rPr>
+        <w:t>ID de la imagen</w:t>
+      </w:r>
+    </w:p>
+    <w:p>
+      <w:pPr>
+        <w:pStyle w:val="Prrafodelista"/>
+        <w:numPr>
+          <w:ilvl w:val="0"/>
+          <w:numId w:val="2"/>
+        </w:numPr>
+        <w:rPr>
+          <w:sz w:val="24"/>
+          <w:szCs w:val="24"/>
+        </w:rPr>
+      </w:pPr>
+      <w:r>
+        <w:rPr>
+          <w:sz w:val="24"/>
+          <w:szCs w:val="24"/>
+        </w:rPr>
+        <w:t>Título de la imagen</w:t>
+      </w:r>
+    </w:p>
+    <w:p>
+      <w:pPr>
+        <w:pStyle w:val="Prrafodelista"/>
+        <w:numPr>
+          <w:ilvl w:val="0"/>
+          <w:numId w:val="2"/>
+        </w:numPr>
+        <w:rPr>
+          <w:sz w:val="24"/>
+          <w:szCs w:val="24"/>
+        </w:rPr>
+      </w:pPr>
+      <w:r>
+        <w:rPr>
+          <w:sz w:val="24"/>
+          <w:szCs w:val="24"/>
+        </w:rPr>
+        <w:t>Imagen</w:t>
+      </w:r>
+    </w:p>
+    <w:p>
+      <w:pPr>
+        <w:pStyle w:val="Prrafodelista"/>
+        <w:numPr>
+          <w:ilvl w:val="0"/>
+          <w:numId w:val="2"/>
+        </w:numPr>
+        <w:rPr>
+          <w:sz w:val="24"/>
+          <w:szCs w:val="24"/>
+        </w:rPr>
+      </w:pPr>
+      <w:r>
+        <w:rPr>
+          <w:sz w:val="24"/>
+          <w:szCs w:val="24"/>
+        </w:rPr>
+        <w:t>ID de la galería a la que pertenece la imagen</w:t>
+      </w:r>
+    </w:p>
+    <w:p>
+      <w:pPr>
+        <w:rPr>
+          <w:sz w:val="24"/>
+          <w:szCs w:val="24"/>
+        </w:rPr>
+      </w:pPr>
+      <w:r>
+        <w:rPr>
+          <w:sz w:val="24"/>
+          <w:szCs w:val="24"/>
+        </w:rPr>
+        <w:t>Tiene como clave principal el ID de la imagen. Tiene una clave foránea que toma como referencia un ID de galería.</w:t>
       </w:r>
     </w:p>
     <w:p>
@@ -1089,14 +1493,12 @@
       <w:r>
         <w:rPr>
           <w:noProof/>
-          <w:sz w:val="24"/>
-          <w:szCs w:val="24"/>
         </w:rPr>
         <w:drawing>
-          <wp:inline distT="0" distB="0" distL="0" distR="0" wp14:anchorId="3AFBF8BC" wp14:editId="50E28C1E">
-            <wp:extent cx="4195216" cy="922020"/>
-            <wp:effectExtent l="0" t="0" r="0" b="0"/>
-            <wp:docPr id="1701060483" name="Imagen 1"/>
+          <wp:inline distT="0" distB="0" distL="0" distR="0" wp14:anchorId="36676309" wp14:editId="34F7D8F0">
+            <wp:extent cx="5400040" cy="1464310"/>
+            <wp:effectExtent l="0" t="0" r="0" b="2540"/>
+            <wp:docPr id="807591961" name="Imagen 1"/>
             <wp:cNvGraphicFramePr>
               <a:graphicFrameLocks xmlns:a="http://schemas.openxmlformats.org/drawingml/2006/main" noChangeAspect="1"/>
             </wp:cNvGraphicFramePr>
@@ -1104,7 +1506,7 @@
               <a:graphicData uri="http://schemas.openxmlformats.org/drawingml/2006/picture">
                 <pic:pic xmlns:pic="http://schemas.openxmlformats.org/drawingml/2006/picture">
                   <pic:nvPicPr>
-                    <pic:cNvPr id="1701060483" name=""/>
+                    <pic:cNvPr id="807591961" name=""/>
                     <pic:cNvPicPr/>
                   </pic:nvPicPr>
                   <pic:blipFill>
@@ -1116,7 +1518,7 @@
                   <pic:spPr>
                     <a:xfrm>
                       <a:off x="0" y="0"/>
-                      <a:ext cx="4231784" cy="930057"/>
+                      <a:ext cx="5400040" cy="1464310"/>
                     </a:xfrm>
                     <a:prstGeom prst="rect">
                       <a:avLst/>
@@ -1141,54 +1543,97 @@
           <w:sz w:val="24"/>
           <w:szCs w:val="24"/>
         </w:rPr>
-        <w:t xml:space="preserve">Luego, puse un bucle para mostrar todos los eventos disponibles. Tuve que investigar en el Internet porque </w:t>
-      </w:r>
-      <w:r>
-        <w:rPr>
-          <w:sz w:val="24"/>
-          <w:szCs w:val="24"/>
-        </w:rPr>
-        <w:t xml:space="preserve">inicialmente </w:t>
-      </w:r>
-      <w:r>
-        <w:rPr>
-          <w:sz w:val="24"/>
-          <w:szCs w:val="24"/>
-        </w:rPr>
-        <w:t xml:space="preserve">no sabía cómo hacerlo. Encontré un comentario en Stack </w:t>
-      </w:r>
-      <w:proofErr w:type="spellStart"/>
-      <w:r>
-        <w:rPr>
-          <w:sz w:val="24"/>
-          <w:szCs w:val="24"/>
-        </w:rPr>
-        <w:t>Overflow</w:t>
-      </w:r>
-      <w:proofErr w:type="spellEnd"/>
-      <w:r>
-        <w:rPr>
-          <w:sz w:val="24"/>
-          <w:szCs w:val="24"/>
-        </w:rPr>
-        <w:t xml:space="preserve"> que explicaba cómo hacerlo (</w:t>
-      </w:r>
-      <w:hyperlink r:id="rId10" w:history="1">
-        <w:r>
-          <w:rPr>
-            <w:rStyle w:val="Hipervnculo"/>
-            <w:sz w:val="24"/>
-            <w:szCs w:val="24"/>
-          </w:rPr>
-          <w:t>https://stackoverflow.com/a/17068246</w:t>
-        </w:r>
-      </w:hyperlink>
-      <w:r>
-        <w:rPr>
-          <w:sz w:val="24"/>
-          <w:szCs w:val="24"/>
-        </w:rPr>
-        <w:t>) así que lo implementé:</w:t>
+        <w:br w:type="page"/>
+      </w:r>
+    </w:p>
+    <w:p>
+      <w:pPr>
+        <w:rPr>
+          <w:b/>
+          <w:bCs/>
+          <w:sz w:val="24"/>
+          <w:szCs w:val="24"/>
+        </w:rPr>
+      </w:pPr>
+      <w:r>
+        <w:rPr>
+          <w:b/>
+          <w:bCs/>
+          <w:sz w:val="24"/>
+          <w:szCs w:val="24"/>
+        </w:rPr>
+        <w:lastRenderedPageBreak/>
+        <w:t>Tabla favoritos:</w:t>
+      </w:r>
+    </w:p>
+    <w:p>
+      <w:pPr>
+        <w:rPr>
+          <w:sz w:val="24"/>
+          <w:szCs w:val="24"/>
+        </w:rPr>
+      </w:pPr>
+      <w:r>
+        <w:rPr>
+          <w:sz w:val="24"/>
+          <w:szCs w:val="24"/>
+        </w:rPr>
+        <w:t>Contiene:</w:t>
+      </w:r>
+    </w:p>
+    <w:p>
+      <w:pPr>
+        <w:pStyle w:val="Prrafodelista"/>
+        <w:numPr>
+          <w:ilvl w:val="0"/>
+          <w:numId w:val="2"/>
+        </w:numPr>
+        <w:rPr>
+          <w:sz w:val="24"/>
+          <w:szCs w:val="24"/>
+        </w:rPr>
+      </w:pPr>
+      <w:r>
+        <w:rPr>
+          <w:sz w:val="24"/>
+          <w:szCs w:val="24"/>
+        </w:rPr>
+        <w:t>ID del usuario</w:t>
+      </w:r>
+    </w:p>
+    <w:p>
+      <w:pPr>
+        <w:pStyle w:val="Prrafodelista"/>
+        <w:numPr>
+          <w:ilvl w:val="0"/>
+          <w:numId w:val="2"/>
+        </w:numPr>
+        <w:rPr>
+          <w:sz w:val="24"/>
+          <w:szCs w:val="24"/>
+        </w:rPr>
+      </w:pPr>
+      <w:r>
+        <w:rPr>
+          <w:sz w:val="24"/>
+          <w:szCs w:val="24"/>
+        </w:rPr>
+        <w:t>ID del evento</w:t>
+      </w:r>
+    </w:p>
+    <w:p>
+      <w:pPr>
+        <w:rPr>
+          <w:sz w:val="24"/>
+          <w:szCs w:val="24"/>
+        </w:rPr>
+      </w:pPr>
+      <w:r>
+        <w:rPr>
+          <w:sz w:val="24"/>
+          <w:szCs w:val="24"/>
+        </w:rPr>
+        <w:t>La clave principal es una combinación de los dos atributos. Tiene 2 claves foráneas que representan el ID del usuario y evento.</w:t>
       </w:r>
     </w:p>
     <w:p>
@@ -1201,14 +1646,12 @@
       <w:r>
         <w:rPr>
           <w:noProof/>
-          <w:sz w:val="24"/>
-          <w:szCs w:val="24"/>
         </w:rPr>
         <w:drawing>
-          <wp:inline distT="0" distB="0" distL="0" distR="0" wp14:anchorId="37945907" wp14:editId="7B723F22">
-            <wp:extent cx="5455920" cy="937335"/>
+          <wp:inline distT="0" distB="0" distL="0" distR="0" wp14:anchorId="0D1F7734" wp14:editId="2EC27A40">
+            <wp:extent cx="5400040" cy="1220470"/>
             <wp:effectExtent l="0" t="0" r="0" b="0"/>
-            <wp:docPr id="1135605040" name="Imagen 1"/>
+            <wp:docPr id="460030581" name="Imagen 1"/>
             <wp:cNvGraphicFramePr>
               <a:graphicFrameLocks xmlns:a="http://schemas.openxmlformats.org/drawingml/2006/main" noChangeAspect="1"/>
             </wp:cNvGraphicFramePr>
@@ -1216,7 +1659,113 @@
               <a:graphicData uri="http://schemas.openxmlformats.org/drawingml/2006/picture">
                 <pic:pic xmlns:pic="http://schemas.openxmlformats.org/drawingml/2006/picture">
                   <pic:nvPicPr>
-                    <pic:cNvPr id="1135605040" name=""/>
+                    <pic:cNvPr id="460030581" name=""/>
+                    <pic:cNvPicPr/>
+                  </pic:nvPicPr>
+                  <pic:blipFill>
+                    <a:blip r:embed="rId10"/>
+                    <a:stretch>
+                      <a:fillRect/>
+                    </a:stretch>
+                  </pic:blipFill>
+                  <pic:spPr>
+                    <a:xfrm>
+                      <a:off x="0" y="0"/>
+                      <a:ext cx="5400040" cy="1220470"/>
+                    </a:xfrm>
+                    <a:prstGeom prst="rect">
+                      <a:avLst/>
+                    </a:prstGeom>
+                  </pic:spPr>
+                </pic:pic>
+              </a:graphicData>
+            </a:graphic>
+          </wp:inline>
+        </w:drawing>
+      </w:r>
+    </w:p>
+    <w:p>
+      <w:pPr>
+        <w:rPr>
+          <w:sz w:val="24"/>
+          <w:szCs w:val="24"/>
+        </w:rPr>
+      </w:pPr>
+      <w:r>
+        <w:rPr>
+          <w:sz w:val="24"/>
+          <w:szCs w:val="24"/>
+        </w:rPr>
+        <w:br w:type="page"/>
+      </w:r>
+    </w:p>
+    <w:p>
+      <w:pPr>
+        <w:rPr>
+          <w:b/>
+          <w:bCs/>
+          <w:sz w:val="28"/>
+          <w:szCs w:val="28"/>
+        </w:rPr>
+      </w:pPr>
+      <w:r>
+        <w:rPr>
+          <w:b/>
+          <w:bCs/>
+          <w:sz w:val="28"/>
+          <w:szCs w:val="28"/>
+        </w:rPr>
+        <w:lastRenderedPageBreak/>
+        <w:t>VALORES</w:t>
+      </w:r>
+    </w:p>
+    <w:p>
+      <w:pPr>
+        <w:rPr>
+          <w:sz w:val="24"/>
+          <w:szCs w:val="24"/>
+        </w:rPr>
+      </w:pPr>
+    </w:p>
+    <w:p>
+      <w:pPr>
+        <w:rPr>
+          <w:sz w:val="24"/>
+          <w:szCs w:val="24"/>
+        </w:rPr>
+      </w:pPr>
+      <w:r>
+        <w:rPr>
+          <w:sz w:val="24"/>
+          <w:szCs w:val="24"/>
+        </w:rPr>
+        <w:t>Los eventos insertados en la base de datos son:</w:t>
+      </w:r>
+    </w:p>
+    <w:p>
+      <w:pPr>
+        <w:rPr>
+          <w:sz w:val="24"/>
+          <w:szCs w:val="24"/>
+        </w:rPr>
+      </w:pPr>
+      <w:r>
+        <w:rPr>
+          <w:noProof/>
+        </w:rPr>
+        <w:drawing>
+          <wp:inline distT="0" distB="0" distL="0" distR="0" wp14:anchorId="15EDC7FD" wp14:editId="17985D0D">
+            <wp:extent cx="5400040" cy="1286510"/>
+            <wp:effectExtent l="0" t="0" r="0" b="8890"/>
+            <wp:docPr id="1828177667" name="Imagen 1"/>
+            <wp:cNvGraphicFramePr>
+              <a:graphicFrameLocks xmlns:a="http://schemas.openxmlformats.org/drawingml/2006/main" noChangeAspect="1"/>
+            </wp:cNvGraphicFramePr>
+            <a:graphic xmlns:a="http://schemas.openxmlformats.org/drawingml/2006/main">
+              <a:graphicData uri="http://schemas.openxmlformats.org/drawingml/2006/picture">
+                <pic:pic xmlns:pic="http://schemas.openxmlformats.org/drawingml/2006/picture">
+                  <pic:nvPicPr>
+                    <pic:cNvPr id="1828177667" name=""/>
                     <pic:cNvPicPr/>
                   </pic:nvPicPr>
                   <pic:blipFill>
@@ -1228,7 +1777,7 @@
                   <pic:spPr>
                     <a:xfrm>
                       <a:off x="0" y="0"/>
-                      <a:ext cx="5463936" cy="938712"/>
+                      <a:ext cx="5400040" cy="1286510"/>
                     </a:xfrm>
                     <a:prstGeom prst="rect">
                       <a:avLst/>
@@ -1253,70 +1802,8 @@
           <w:sz w:val="24"/>
           <w:szCs w:val="24"/>
         </w:rPr>
-        <w:br w:type="page"/>
-      </w:r>
-    </w:p>
-    <w:p>
-      <w:pPr>
-        <w:rPr>
-          <w:sz w:val="24"/>
-          <w:szCs w:val="24"/>
-        </w:rPr>
-      </w:pPr>
-      <w:r>
-        <w:rPr>
-          <w:sz w:val="24"/>
-          <w:szCs w:val="24"/>
-        </w:rPr>
-        <w:lastRenderedPageBreak/>
-        <w:t>DÍA 3 (25/3/2026):</w:t>
-      </w:r>
-    </w:p>
-    <w:p>
-      <w:pPr>
-        <w:rPr>
-          <w:sz w:val="24"/>
-          <w:szCs w:val="24"/>
-        </w:rPr>
-      </w:pPr>
-      <w:r>
-        <w:rPr>
-          <w:sz w:val="24"/>
-          <w:szCs w:val="24"/>
-        </w:rPr>
-        <w:t>Empecé con la web</w:t>
-      </w:r>
-    </w:p>
-    <w:p>
-      <w:pPr>
-        <w:rPr>
-          <w:sz w:val="24"/>
-          <w:szCs w:val="24"/>
-        </w:rPr>
-      </w:pPr>
-      <w:r>
-        <w:rPr>
-          <w:sz w:val="24"/>
-          <w:szCs w:val="24"/>
-        </w:rPr>
-        <w:t>Creé el d</w:t>
-      </w:r>
-      <w:r>
-        <w:rPr>
-          <w:sz w:val="24"/>
-          <w:szCs w:val="24"/>
-        </w:rPr>
-        <w:t>iagrama entidad relación:</w:t>
-      </w:r>
-    </w:p>
-    <w:p>
-      <w:pPr>
-        <w:rPr>
-          <w:sz w:val="24"/>
-          <w:szCs w:val="24"/>
-          <w:u w:val="single"/>
-        </w:rPr>
-      </w:pPr>
+        <w:t>Los usuarios insertados en la base de datos son:</w:t>
+      </w:r>
     </w:p>
     <w:p>
       <w:pPr>
@@ -1328,14 +1815,12 @@
       <w:r>
         <w:rPr>
           <w:noProof/>
-          <w:sz w:val="24"/>
-          <w:szCs w:val="24"/>
         </w:rPr>
         <w:drawing>
-          <wp:inline distT="0" distB="0" distL="0" distR="0" wp14:anchorId="264F9186" wp14:editId="558E96B9">
-            <wp:extent cx="5400040" cy="4210050"/>
-            <wp:effectExtent l="0" t="0" r="0" b="0"/>
-            <wp:docPr id="635600855" name="Imagen 1"/>
+          <wp:inline distT="0" distB="0" distL="0" distR="0" wp14:anchorId="2B34114F" wp14:editId="47CF2467">
+            <wp:extent cx="5400040" cy="418465"/>
+            <wp:effectExtent l="0" t="0" r="0" b="635"/>
+            <wp:docPr id="921517919" name="Imagen 1"/>
             <wp:cNvGraphicFramePr>
               <a:graphicFrameLocks xmlns:a="http://schemas.openxmlformats.org/drawingml/2006/main" noChangeAspect="1"/>
             </wp:cNvGraphicFramePr>
@@ -1343,7 +1828,7 @@
               <a:graphicData uri="http://schemas.openxmlformats.org/drawingml/2006/picture">
                 <pic:pic xmlns:pic="http://schemas.openxmlformats.org/drawingml/2006/picture">
                   <pic:nvPicPr>
-                    <pic:cNvPr id="635600855" name=""/>
+                    <pic:cNvPr id="921517919" name=""/>
                     <pic:cNvPicPr/>
                   </pic:nvPicPr>
                   <pic:blipFill>
@@ -1355,7 +1840,7 @@
                   <pic:spPr>
                     <a:xfrm>
                       <a:off x="0" y="0"/>
-                      <a:ext cx="5400040" cy="4210050"/>
+                      <a:ext cx="5400040" cy="418465"/>
                     </a:xfrm>
                     <a:prstGeom prst="rect">
                       <a:avLst/>
@@ -1380,23 +1865,49 @@
           <w:sz w:val="24"/>
           <w:szCs w:val="24"/>
         </w:rPr>
-        <w:br w:type="page"/>
-      </w:r>
-    </w:p>
-    <w:p>
-      <w:pPr>
-        <w:rPr>
-          <w:sz w:val="24"/>
-          <w:szCs w:val="24"/>
-        </w:rPr>
-      </w:pPr>
-      <w:r>
-        <w:rPr>
-          <w:sz w:val="24"/>
-          <w:szCs w:val="24"/>
-        </w:rPr>
-        <w:lastRenderedPageBreak/>
-        <w:t>Creé el archivo SQL, haciendo las tablas.</w:t>
+        <w:t>L</w:t>
+      </w:r>
+      <w:r>
+        <w:rPr>
+          <w:sz w:val="24"/>
+          <w:szCs w:val="24"/>
+        </w:rPr>
+        <w:t>a</w:t>
+      </w:r>
+      <w:r>
+        <w:rPr>
+          <w:sz w:val="24"/>
+          <w:szCs w:val="24"/>
+        </w:rPr>
+        <w:t xml:space="preserve">s </w:t>
+      </w:r>
+      <w:r>
+        <w:rPr>
+          <w:sz w:val="24"/>
+          <w:szCs w:val="24"/>
+        </w:rPr>
+        <w:t xml:space="preserve">galerías </w:t>
+      </w:r>
+      <w:r>
+        <w:rPr>
+          <w:sz w:val="24"/>
+          <w:szCs w:val="24"/>
+        </w:rPr>
+        <w:t>insertad</w:t>
+      </w:r>
+      <w:r>
+        <w:rPr>
+          <w:sz w:val="24"/>
+          <w:szCs w:val="24"/>
+        </w:rPr>
+        <w:t xml:space="preserve">as </w:t>
+      </w:r>
+      <w:r>
+        <w:rPr>
+          <w:sz w:val="24"/>
+          <w:szCs w:val="24"/>
+        </w:rPr>
+        <w:t>en la base de datos son:</w:t>
       </w:r>
     </w:p>
     <w:p>
@@ -1409,14 +1920,12 @@
       <w:r>
         <w:rPr>
           <w:noProof/>
-          <w:sz w:val="24"/>
-          <w:szCs w:val="24"/>
         </w:rPr>
         <w:drawing>
-          <wp:inline distT="0" distB="0" distL="0" distR="0" wp14:anchorId="2DC054FD" wp14:editId="644D5CA3">
-            <wp:extent cx="5400040" cy="5071745"/>
+          <wp:inline distT="0" distB="0" distL="0" distR="0" wp14:anchorId="39C325F7" wp14:editId="5AA32254">
+            <wp:extent cx="5400040" cy="461010"/>
             <wp:effectExtent l="0" t="0" r="0" b="0"/>
-            <wp:docPr id="1436278224" name="Imagen 1"/>
+            <wp:docPr id="5051180" name="Imagen 1"/>
             <wp:cNvGraphicFramePr>
               <a:graphicFrameLocks xmlns:a="http://schemas.openxmlformats.org/drawingml/2006/main" noChangeAspect="1"/>
             </wp:cNvGraphicFramePr>
@@ -1424,7 +1933,7 @@
               <a:graphicData uri="http://schemas.openxmlformats.org/drawingml/2006/picture">
                 <pic:pic xmlns:pic="http://schemas.openxmlformats.org/drawingml/2006/picture">
                   <pic:nvPicPr>
-                    <pic:cNvPr id="1436278224" name=""/>
+                    <pic:cNvPr id="5051180" name=""/>
                     <pic:cNvPicPr/>
                   </pic:nvPicPr>
                   <pic:blipFill>
@@ -1436,7 +1945,7 @@
                   <pic:spPr>
                     <a:xfrm>
                       <a:off x="0" y="0"/>
-                      <a:ext cx="5400040" cy="5071745"/>
+                      <a:ext cx="5400040" cy="461010"/>
                     </a:xfrm>
                     <a:prstGeom prst="rect">
                       <a:avLst/>
@@ -1461,38 +1970,56 @@
           <w:sz w:val="24"/>
           <w:szCs w:val="24"/>
         </w:rPr>
-        <w:br w:type="page"/>
-      </w:r>
-    </w:p>
-    <w:p>
-      <w:pPr>
-        <w:rPr>
-          <w:sz w:val="24"/>
-          <w:szCs w:val="24"/>
-        </w:rPr>
-      </w:pPr>
-      <w:r>
-        <w:rPr>
-          <w:sz w:val="24"/>
-          <w:szCs w:val="24"/>
-        </w:rPr>
-        <w:lastRenderedPageBreak/>
-        <w:t>DÍA 4 (26/3/2026):</w:t>
-      </w:r>
-    </w:p>
-    <w:p>
-      <w:pPr>
-        <w:rPr>
-          <w:sz w:val="24"/>
-          <w:szCs w:val="24"/>
-        </w:rPr>
-      </w:pPr>
-      <w:r>
-        <w:rPr>
-          <w:sz w:val="24"/>
-          <w:szCs w:val="24"/>
-        </w:rPr>
-        <w:t>Refactorización del código de Java. Creé varios métodos para facilitar la selección de eventos y galería y evitar redundancia.</w:t>
+        <w:t>L</w:t>
+      </w:r>
+      <w:r>
+        <w:rPr>
+          <w:sz w:val="24"/>
+          <w:szCs w:val="24"/>
+        </w:rPr>
+        <w:t>as</w:t>
+      </w:r>
+      <w:r>
+        <w:rPr>
+          <w:sz w:val="24"/>
+          <w:szCs w:val="24"/>
+        </w:rPr>
+        <w:t xml:space="preserve"> </w:t>
+      </w:r>
+      <w:r>
+        <w:rPr>
+          <w:sz w:val="24"/>
+          <w:szCs w:val="24"/>
+        </w:rPr>
+        <w:t xml:space="preserve">imágenes </w:t>
+      </w:r>
+      <w:r>
+        <w:rPr>
+          <w:sz w:val="24"/>
+          <w:szCs w:val="24"/>
+        </w:rPr>
+        <w:t>insertad</w:t>
+      </w:r>
+      <w:r>
+        <w:rPr>
+          <w:sz w:val="24"/>
+          <w:szCs w:val="24"/>
+        </w:rPr>
+        <w:t>a</w:t>
+      </w:r>
+      <w:r>
+        <w:rPr>
+          <w:sz w:val="24"/>
+          <w:szCs w:val="24"/>
+        </w:rPr>
+        <w:t>s</w:t>
+      </w:r>
+      <w:r>
+        <w:rPr>
+          <w:sz w:val="24"/>
+          <w:szCs w:val="24"/>
+        </w:rPr>
+        <w:t xml:space="preserve"> en la base de datos son:</w:t>
       </w:r>
     </w:p>
     <w:p>
@@ -1505,14 +2032,12 @@
       <w:r>
         <w:rPr>
           <w:noProof/>
-          <w:sz w:val="24"/>
-          <w:szCs w:val="24"/>
         </w:rPr>
         <w:drawing>
-          <wp:inline distT="0" distB="0" distL="0" distR="0" wp14:anchorId="5A794656" wp14:editId="3AD9F6A1">
-            <wp:extent cx="5400040" cy="4271645"/>
+          <wp:inline distT="0" distB="0" distL="0" distR="0" wp14:anchorId="7A477416" wp14:editId="7E9ED481">
+            <wp:extent cx="5400040" cy="1624330"/>
             <wp:effectExtent l="0" t="0" r="0" b="0"/>
-            <wp:docPr id="1026802461" name="Imagen 1"/>
+            <wp:docPr id="1647584167" name="Imagen 1"/>
             <wp:cNvGraphicFramePr>
               <a:graphicFrameLocks xmlns:a="http://schemas.openxmlformats.org/drawingml/2006/main" noChangeAspect="1"/>
             </wp:cNvGraphicFramePr>
@@ -1520,7 +2045,7 @@
               <a:graphicData uri="http://schemas.openxmlformats.org/drawingml/2006/picture">
                 <pic:pic xmlns:pic="http://schemas.openxmlformats.org/drawingml/2006/picture">
                   <pic:nvPicPr>
-                    <pic:cNvPr id="1026802461" name=""/>
+                    <pic:cNvPr id="1647584167" name=""/>
                     <pic:cNvPicPr/>
                   </pic:nvPicPr>
                   <pic:blipFill>
@@ -1532,7 +2057,7 @@
                   <pic:spPr>
                     <a:xfrm>
                       <a:off x="0" y="0"/>
-                      <a:ext cx="5400040" cy="4271645"/>
+                      <a:ext cx="5400040" cy="1624330"/>
                     </a:xfrm>
                     <a:prstGeom prst="rect">
                       <a:avLst/>
@@ -1552,41 +2077,30 @@
           <w:szCs w:val="24"/>
         </w:rPr>
       </w:pPr>
-    </w:p>
-    <w:p>
-      <w:pPr>
-        <w:rPr>
-          <w:sz w:val="24"/>
-          <w:szCs w:val="24"/>
-        </w:rPr>
-      </w:pPr>
-      <w:r>
-        <w:rPr>
-          <w:sz w:val="24"/>
-          <w:szCs w:val="24"/>
-        </w:rPr>
-        <w:t>Avance de la web:</w:t>
-      </w:r>
-    </w:p>
-    <w:p>
-      <w:pPr>
-        <w:rPr>
-          <w:sz w:val="24"/>
-          <w:szCs w:val="24"/>
-          <w:u w:val="single"/>
+      <w:r>
+        <w:rPr>
+          <w:sz w:val="24"/>
+          <w:szCs w:val="24"/>
+        </w:rPr>
+        <w:t>Los favoritos insertados en la base de datos son:</w:t>
+      </w:r>
+    </w:p>
+    <w:p>
+      <w:pPr>
+        <w:rPr>
+          <w:sz w:val="24"/>
+          <w:szCs w:val="24"/>
         </w:rPr>
       </w:pPr>
       <w:r>
         <w:rPr>
           <w:noProof/>
-          <w:sz w:val="24"/>
-          <w:szCs w:val="24"/>
         </w:rPr>
         <w:drawing>
-          <wp:inline distT="0" distB="0" distL="0" distR="0" wp14:anchorId="7C66AD16" wp14:editId="02364258">
-            <wp:extent cx="5400040" cy="954405"/>
-            <wp:effectExtent l="0" t="0" r="0" b="0"/>
-            <wp:docPr id="1636500999" name="Imagen 1"/>
+          <wp:inline distT="0" distB="0" distL="0" distR="0" wp14:anchorId="7D4273E3" wp14:editId="6BD4631E">
+            <wp:extent cx="2529840" cy="1722444"/>
+            <wp:effectExtent l="0" t="0" r="3810" b="0"/>
+            <wp:docPr id="1812450712" name="Imagen 1"/>
             <wp:cNvGraphicFramePr>
               <a:graphicFrameLocks xmlns:a="http://schemas.openxmlformats.org/drawingml/2006/main" noChangeAspect="1"/>
             </wp:cNvGraphicFramePr>
@@ -1594,7 +2108,7 @@
               <a:graphicData uri="http://schemas.openxmlformats.org/drawingml/2006/picture">
                 <pic:pic xmlns:pic="http://schemas.openxmlformats.org/drawingml/2006/picture">
                   <pic:nvPicPr>
-                    <pic:cNvPr id="1636500999" name=""/>
+                    <pic:cNvPr id="1812450712" name=""/>
                     <pic:cNvPicPr/>
                   </pic:nvPicPr>
                   <pic:blipFill>
@@ -1606,7 +2120,7 @@
                   <pic:spPr>
                     <a:xfrm>
                       <a:off x="0" y="0"/>
-                      <a:ext cx="5400040" cy="954405"/>
+                      <a:ext cx="2538941" cy="1728640"/>
                     </a:xfrm>
                     <a:prstGeom prst="rect">
                       <a:avLst/>
@@ -1624,23 +2138,20 @@
         <w:rPr>
           <w:sz w:val="24"/>
           <w:szCs w:val="24"/>
-          <w:u w:val="single"/>
-        </w:rPr>
-      </w:pPr>
-    </w:p>
-    <w:p>
-      <w:pPr>
-        <w:rPr>
-          <w:sz w:val="24"/>
-          <w:szCs w:val="24"/>
-          <w:u w:val="single"/>
-        </w:rPr>
-      </w:pPr>
-      <w:r>
-        <w:rPr>
-          <w:sz w:val="24"/>
-          <w:szCs w:val="24"/>
-          <w:u w:val="single"/>
+        </w:rPr>
+      </w:pPr>
+    </w:p>
+    <w:p>
+      <w:pPr>
+        <w:rPr>
+          <w:sz w:val="24"/>
+          <w:szCs w:val="24"/>
+        </w:rPr>
+      </w:pPr>
+      <w:r>
+        <w:rPr>
+          <w:sz w:val="24"/>
+          <w:szCs w:val="24"/>
         </w:rPr>
         <w:br w:type="page"/>
       </w:r>
@@ -1648,25 +2159,56 @@
     <w:p>
       <w:pPr>
         <w:rPr>
-          <w:sz w:val="24"/>
-          <w:szCs w:val="24"/>
-        </w:rPr>
-      </w:pPr>
-      <w:r>
-        <w:rPr>
-          <w:sz w:val="24"/>
-          <w:szCs w:val="24"/>
+          <w:b/>
+          <w:bCs/>
+          <w:sz w:val="28"/>
+          <w:szCs w:val="28"/>
+        </w:rPr>
+      </w:pPr>
+      <w:r>
+        <w:rPr>
+          <w:b/>
+          <w:bCs/>
+          <w:sz w:val="28"/>
+          <w:szCs w:val="28"/>
         </w:rPr>
         <w:lastRenderedPageBreak/>
-        <w:t>Continué con el archivo SQL. Añadí todos los valores:</w:t>
-      </w:r>
-    </w:p>
-    <w:p>
-      <w:pPr>
-        <w:rPr>
-          <w:sz w:val="24"/>
-          <w:szCs w:val="24"/>
-          <w:u w:val="single"/>
+        <w:t>VISTAS</w:t>
+      </w:r>
+      <w:r>
+        <w:rPr>
+          <w:b/>
+          <w:bCs/>
+          <w:sz w:val="28"/>
+          <w:szCs w:val="28"/>
+        </w:rPr>
+        <w:t xml:space="preserve"> (Código + captura del resultado)</w:t>
+      </w:r>
+    </w:p>
+    <w:p>
+      <w:pPr>
+        <w:rPr>
+          <w:b/>
+          <w:bCs/>
+          <w:sz w:val="24"/>
+          <w:szCs w:val="24"/>
+        </w:rPr>
+      </w:pPr>
+      <w:r>
+        <w:rPr>
+          <w:b/>
+          <w:bCs/>
+          <w:sz w:val="24"/>
+          <w:szCs w:val="24"/>
+        </w:rPr>
+        <w:t xml:space="preserve">Vista 1 (Devolver las galerías anteriores al 28-02-2026): </w:t>
+      </w:r>
+    </w:p>
+    <w:p>
+      <w:pPr>
+        <w:rPr>
+          <w:sz w:val="24"/>
+          <w:szCs w:val="24"/>
         </w:rPr>
       </w:pPr>
       <w:r>
@@ -1674,10 +2216,10 @@
           <w:noProof/>
         </w:rPr>
         <w:drawing>
-          <wp:inline distT="0" distB="0" distL="0" distR="0" wp14:anchorId="0A0D496C" wp14:editId="3AC65AD3">
-            <wp:extent cx="5400040" cy="2561590"/>
-            <wp:effectExtent l="0" t="0" r="0" b="0"/>
-            <wp:docPr id="820076990" name="Imagen 1"/>
+          <wp:inline distT="0" distB="0" distL="0" distR="0" wp14:anchorId="57C401B4" wp14:editId="5334BD9E">
+            <wp:extent cx="4072041" cy="1409700"/>
+            <wp:effectExtent l="0" t="0" r="5080" b="0"/>
+            <wp:docPr id="2120884639" name="Imagen 1"/>
             <wp:cNvGraphicFramePr>
               <a:graphicFrameLocks xmlns:a="http://schemas.openxmlformats.org/drawingml/2006/main" noChangeAspect="1"/>
             </wp:cNvGraphicFramePr>
@@ -1685,7 +2227,7 @@
               <a:graphicData uri="http://schemas.openxmlformats.org/drawingml/2006/picture">
                 <pic:pic xmlns:pic="http://schemas.openxmlformats.org/drawingml/2006/picture">
                   <pic:nvPicPr>
-                    <pic:cNvPr id="820076990" name=""/>
+                    <pic:cNvPr id="2120884639" name=""/>
                     <pic:cNvPicPr/>
                   </pic:nvPicPr>
                   <pic:blipFill>
@@ -1697,7 +2239,7 @@
                   <pic:spPr>
                     <a:xfrm>
                       <a:off x="0" y="0"/>
-                      <a:ext cx="5400040" cy="2561590"/>
+                      <a:ext cx="4073270" cy="1410126"/>
                     </a:xfrm>
                     <a:prstGeom prst="rect">
                       <a:avLst/>
@@ -1709,52 +2251,12 @@
           </wp:inline>
         </w:drawing>
       </w:r>
-      <w:r>
-        <w:rPr>
-          <w:sz w:val="24"/>
-          <w:szCs w:val="24"/>
-          <w:u w:val="single"/>
-        </w:rPr>
-        <w:t xml:space="preserve"> </w:t>
-      </w:r>
-    </w:p>
-    <w:p>
-      <w:pPr>
-        <w:rPr>
-          <w:sz w:val="24"/>
-          <w:szCs w:val="24"/>
-        </w:rPr>
-      </w:pPr>
-    </w:p>
-    <w:p>
-      <w:pPr>
-        <w:rPr>
-          <w:sz w:val="24"/>
-          <w:szCs w:val="24"/>
-        </w:rPr>
-      </w:pPr>
-    </w:p>
-    <w:p>
-      <w:pPr>
-        <w:rPr>
-          <w:sz w:val="24"/>
-          <w:szCs w:val="24"/>
-        </w:rPr>
-      </w:pPr>
-      <w:r>
-        <w:rPr>
-          <w:sz w:val="24"/>
-          <w:szCs w:val="24"/>
-        </w:rPr>
-        <w:t>Luego creé las vistas del archivo SQL:</w:t>
-      </w:r>
-    </w:p>
-    <w:p>
-      <w:pPr>
-        <w:rPr>
-          <w:sz w:val="24"/>
-          <w:szCs w:val="24"/>
-          <w:u w:val="single"/>
+    </w:p>
+    <w:p>
+      <w:pPr>
+        <w:rPr>
+          <w:sz w:val="24"/>
+          <w:szCs w:val="24"/>
         </w:rPr>
       </w:pPr>
       <w:r>
@@ -1762,10 +2264,10 @@
           <w:noProof/>
         </w:rPr>
         <w:drawing>
-          <wp:inline distT="0" distB="0" distL="0" distR="0" wp14:anchorId="3853013E" wp14:editId="6EE8AA58">
-            <wp:extent cx="3955472" cy="4759683"/>
-            <wp:effectExtent l="0" t="0" r="6985" b="3175"/>
-            <wp:docPr id="508948121" name="Imagen 1"/>
+          <wp:inline distT="0" distB="0" distL="0" distR="0" wp14:anchorId="295D02DC" wp14:editId="21615BE3">
+            <wp:extent cx="5400040" cy="841375"/>
+            <wp:effectExtent l="0" t="0" r="0" b="0"/>
+            <wp:docPr id="1787179891" name="Imagen 1"/>
             <wp:cNvGraphicFramePr>
               <a:graphicFrameLocks xmlns:a="http://schemas.openxmlformats.org/drawingml/2006/main" noChangeAspect="1"/>
             </wp:cNvGraphicFramePr>
@@ -1773,7 +2275,7 @@
               <a:graphicData uri="http://schemas.openxmlformats.org/drawingml/2006/picture">
                 <pic:pic xmlns:pic="http://schemas.openxmlformats.org/drawingml/2006/picture">
                   <pic:nvPicPr>
-                    <pic:cNvPr id="508948121" name=""/>
+                    <pic:cNvPr id="1787179891" name=""/>
                     <pic:cNvPicPr/>
                   </pic:nvPicPr>
                   <pic:blipFill>
@@ -1785,7 +2287,7 @@
                   <pic:spPr>
                     <a:xfrm>
                       <a:off x="0" y="0"/>
-                      <a:ext cx="3957275" cy="4761852"/>
+                      <a:ext cx="5400040" cy="841375"/>
                     </a:xfrm>
                     <a:prstGeom prst="rect">
                       <a:avLst/>
@@ -1797,74 +2299,78 @@
           </wp:inline>
         </w:drawing>
       </w:r>
-      <w:r>
-        <w:rPr>
-          <w:sz w:val="24"/>
-          <w:szCs w:val="24"/>
-          <w:u w:val="single"/>
-        </w:rPr>
-        <w:t xml:space="preserve"> </w:t>
-      </w:r>
-      <w:r>
-        <w:rPr>
-          <w:sz w:val="24"/>
-          <w:szCs w:val="24"/>
-          <w:u w:val="single"/>
-        </w:rPr>
-        <w:br w:type="page"/>
-      </w:r>
-    </w:p>
-    <w:p>
-      <w:pPr>
-        <w:rPr>
-          <w:sz w:val="24"/>
-          <w:szCs w:val="24"/>
-        </w:rPr>
-      </w:pPr>
-      <w:r>
-        <w:rPr>
-          <w:sz w:val="24"/>
-          <w:szCs w:val="24"/>
-        </w:rPr>
-        <w:lastRenderedPageBreak/>
-        <w:t>DÍA 5 (27/3/2026):</w:t>
-      </w:r>
-    </w:p>
-    <w:p>
-      <w:pPr>
+    </w:p>
+    <w:p>
+      <w:pPr>
+        <w:rPr>
+          <w:b/>
+          <w:bCs/>
+          <w:sz w:val="24"/>
+          <w:szCs w:val="24"/>
+        </w:rPr>
+      </w:pPr>
+      <w:r>
+        <w:rPr>
+          <w:b/>
+          <w:bCs/>
+          <w:sz w:val="24"/>
+          <w:szCs w:val="24"/>
+        </w:rPr>
+        <w:t xml:space="preserve">Vista </w:t>
+      </w:r>
+      <w:r>
+        <w:rPr>
+          <w:b/>
+          <w:bCs/>
+          <w:sz w:val="24"/>
+          <w:szCs w:val="24"/>
+        </w:rPr>
+        <w:t>2</w:t>
+      </w:r>
+      <w:r>
+        <w:rPr>
+          <w:b/>
+          <w:bCs/>
+          <w:sz w:val="24"/>
+          <w:szCs w:val="24"/>
+        </w:rPr>
+        <w:t xml:space="preserve"> (Devolver </w:t>
+      </w:r>
+      <w:r>
+        <w:rPr>
+          <w:b/>
+          <w:bCs/>
+          <w:sz w:val="24"/>
+          <w:szCs w:val="24"/>
+        </w:rPr>
+        <w:t>los eventos favoritos del usuario 1</w:t>
+      </w:r>
+      <w:r>
+        <w:rPr>
+          <w:b/>
+          <w:bCs/>
+          <w:sz w:val="24"/>
+          <w:szCs w:val="24"/>
+        </w:rPr>
+        <w:t xml:space="preserve">): </w:t>
+      </w:r>
+    </w:p>
+    <w:p>
+      <w:pPr>
+        <w:rPr>
+          <w:sz w:val="24"/>
+          <w:szCs w:val="24"/>
+        </w:rPr>
+      </w:pPr>
+      <w:r>
         <w:rPr>
           <w:noProof/>
-          <w:sz w:val="24"/>
-          <w:szCs w:val="24"/>
-        </w:rPr>
-      </w:pPr>
-      <w:r>
-        <w:rPr>
-          <w:noProof/>
-          <w:sz w:val="24"/>
-          <w:szCs w:val="24"/>
-        </w:rPr>
-        <w:t>Hecha la página de eventos:</w:t>
-      </w:r>
-    </w:p>
-    <w:p>
-      <w:pPr>
-        <w:rPr>
-          <w:sz w:val="24"/>
-          <w:szCs w:val="24"/>
-        </w:rPr>
-      </w:pPr>
-      <w:r>
-        <w:rPr>
-          <w:noProof/>
-          <w:sz w:val="24"/>
-          <w:szCs w:val="24"/>
         </w:rPr>
         <w:drawing>
-          <wp:inline distT="0" distB="0" distL="0" distR="0" wp14:anchorId="483CCD64" wp14:editId="6B781AC6">
-            <wp:extent cx="3874477" cy="1684377"/>
+          <wp:inline distT="0" distB="0" distL="0" distR="0" wp14:anchorId="7C2A3FAC" wp14:editId="7E80A9EE">
+            <wp:extent cx="4274820" cy="1418573"/>
             <wp:effectExtent l="0" t="0" r="0" b="0"/>
-            <wp:docPr id="173322734" name="Imagen 1"/>
+            <wp:docPr id="902624929" name="Imagen 1"/>
             <wp:cNvGraphicFramePr>
               <a:graphicFrameLocks xmlns:a="http://schemas.openxmlformats.org/drawingml/2006/main" noChangeAspect="1"/>
             </wp:cNvGraphicFramePr>
@@ -1872,7 +2378,7 @@
               <a:graphicData uri="http://schemas.openxmlformats.org/drawingml/2006/picture">
                 <pic:pic xmlns:pic="http://schemas.openxmlformats.org/drawingml/2006/picture">
                   <pic:nvPicPr>
-                    <pic:cNvPr id="173322734" name=""/>
+                    <pic:cNvPr id="902624929" name=""/>
                     <pic:cNvPicPr/>
                   </pic:nvPicPr>
                   <pic:blipFill>
@@ -1884,7 +2390,7 @@
                   <pic:spPr>
                     <a:xfrm>
                       <a:off x="0" y="0"/>
-                      <a:ext cx="3877360" cy="1685630"/>
+                      <a:ext cx="4283551" cy="1421470"/>
                     </a:xfrm>
                     <a:prstGeom prst="rect">
                       <a:avLst/>
@@ -1906,30 +2412,13 @@
       </w:pPr>
       <w:r>
         <w:rPr>
-          <w:sz w:val="24"/>
-          <w:szCs w:val="24"/>
-        </w:rPr>
-        <w:t>Web hecha más responsiva:</w:t>
-      </w:r>
-    </w:p>
-    <w:p>
-      <w:pPr>
-        <w:rPr>
-          <w:sz w:val="24"/>
-          <w:szCs w:val="24"/>
-        </w:rPr>
-      </w:pPr>
-      <w:r>
-        <w:rPr>
           <w:noProof/>
-          <w:sz w:val="24"/>
-          <w:szCs w:val="24"/>
         </w:rPr>
         <w:drawing>
-          <wp:inline distT="0" distB="0" distL="0" distR="0" wp14:anchorId="15DE352D" wp14:editId="1C39EB3C">
-            <wp:extent cx="2907323" cy="2648522"/>
-            <wp:effectExtent l="0" t="0" r="7620" b="0"/>
-            <wp:docPr id="1145495028" name="Imagen 1"/>
+          <wp:inline distT="0" distB="0" distL="0" distR="0" wp14:anchorId="23E3556D" wp14:editId="78B1398D">
+            <wp:extent cx="4274820" cy="1017027"/>
+            <wp:effectExtent l="0" t="0" r="0" b="0"/>
+            <wp:docPr id="1746968717" name="Imagen 1"/>
             <wp:cNvGraphicFramePr>
               <a:graphicFrameLocks xmlns:a="http://schemas.openxmlformats.org/drawingml/2006/main" noChangeAspect="1"/>
             </wp:cNvGraphicFramePr>
@@ -1937,7 +2426,7 @@
               <a:graphicData uri="http://schemas.openxmlformats.org/drawingml/2006/picture">
                 <pic:pic xmlns:pic="http://schemas.openxmlformats.org/drawingml/2006/picture">
                   <pic:nvPicPr>
-                    <pic:cNvPr id="1145495028" name=""/>
+                    <pic:cNvPr id="1746968717" name=""/>
                     <pic:cNvPicPr/>
                   </pic:nvPicPr>
                   <pic:blipFill>
@@ -1949,7 +2438,7 @@
                   <pic:spPr>
                     <a:xfrm>
                       <a:off x="0" y="0"/>
-                      <a:ext cx="2911690" cy="2652500"/>
+                      <a:ext cx="4285652" cy="1019604"/>
                     </a:xfrm>
                     <a:prstGeom prst="rect">
                       <a:avLst/>
@@ -1965,16 +2454,56 @@
     <w:p>
       <w:pPr>
         <w:rPr>
-          <w:sz w:val="24"/>
-          <w:szCs w:val="24"/>
-        </w:rPr>
-      </w:pPr>
-      <w:r>
-        <w:rPr>
-          <w:sz w:val="24"/>
-          <w:szCs w:val="24"/>
-        </w:rPr>
-        <w:t>Refactoricé el proyecto de java, añadiendo información sobre variables, clases y métodos:</w:t>
+          <w:b/>
+          <w:bCs/>
+          <w:sz w:val="24"/>
+          <w:szCs w:val="24"/>
+        </w:rPr>
+      </w:pPr>
+      <w:r>
+        <w:rPr>
+          <w:b/>
+          <w:bCs/>
+          <w:sz w:val="24"/>
+          <w:szCs w:val="24"/>
+        </w:rPr>
+        <w:t xml:space="preserve">Vista </w:t>
+      </w:r>
+      <w:r>
+        <w:rPr>
+          <w:b/>
+          <w:bCs/>
+          <w:sz w:val="24"/>
+          <w:szCs w:val="24"/>
+        </w:rPr>
+        <w:t>3</w:t>
+      </w:r>
+      <w:r>
+        <w:rPr>
+          <w:b/>
+          <w:bCs/>
+          <w:sz w:val="24"/>
+          <w:szCs w:val="24"/>
+        </w:rPr>
+        <w:t xml:space="preserve"> (Devolver</w:t>
+      </w:r>
+      <w:r>
+        <w:rPr>
+          <w:b/>
+          <w:bCs/>
+          <w:sz w:val="24"/>
+          <w:szCs w:val="24"/>
+        </w:rPr>
+        <w:t xml:space="preserve"> las imágenes de la galería del evento del 12-01-2026</w:t>
+      </w:r>
+      <w:r>
+        <w:rPr>
+          <w:b/>
+          <w:bCs/>
+          <w:sz w:val="24"/>
+          <w:szCs w:val="24"/>
+        </w:rPr>
+        <w:t xml:space="preserve">): </w:t>
       </w:r>
     </w:p>
     <w:p>
@@ -1987,15 +2516,12 @@
       <w:r>
         <w:rPr>
           <w:noProof/>
-          <w:sz w:val="24"/>
-          <w:szCs w:val="24"/>
-        </w:rPr>
-        <w:lastRenderedPageBreak/>
+        </w:rPr>
         <w:drawing>
-          <wp:inline distT="0" distB="0" distL="0" distR="0" wp14:anchorId="7B6F819C" wp14:editId="41DAAB6E">
-            <wp:extent cx="3604846" cy="3080482"/>
-            <wp:effectExtent l="0" t="0" r="0" b="5715"/>
-            <wp:docPr id="308616671" name="Imagen 1"/>
+          <wp:inline distT="0" distB="0" distL="0" distR="0" wp14:anchorId="06151CEE" wp14:editId="5E83A791">
+            <wp:extent cx="4168140" cy="1370918"/>
+            <wp:effectExtent l="0" t="0" r="3810" b="1270"/>
+            <wp:docPr id="2018816636" name="Imagen 1"/>
             <wp:cNvGraphicFramePr>
               <a:graphicFrameLocks xmlns:a="http://schemas.openxmlformats.org/drawingml/2006/main" noChangeAspect="1"/>
             </wp:cNvGraphicFramePr>
@@ -2003,7 +2529,7 @@
               <a:graphicData uri="http://schemas.openxmlformats.org/drawingml/2006/picture">
                 <pic:pic xmlns:pic="http://schemas.openxmlformats.org/drawingml/2006/picture">
                   <pic:nvPicPr>
-                    <pic:cNvPr id="308616671" name=""/>
+                    <pic:cNvPr id="2018816636" name=""/>
                     <pic:cNvPicPr/>
                   </pic:nvPicPr>
                   <pic:blipFill>
@@ -2015,7 +2541,7 @@
                   <pic:spPr>
                     <a:xfrm>
                       <a:off x="0" y="0"/>
-                      <a:ext cx="3606468" cy="3081868"/>
+                      <a:ext cx="4172760" cy="1372438"/>
                     </a:xfrm>
                     <a:prstGeom prst="rect">
                       <a:avLst/>
@@ -2037,116 +2563,14 @@
       </w:pPr>
       <w:r>
         <w:rPr>
-          <w:sz w:val="24"/>
-          <w:szCs w:val="24"/>
-        </w:rPr>
-        <w:br w:type="page"/>
-      </w:r>
-    </w:p>
-    <w:p>
-      <w:pPr>
-        <w:rPr>
-          <w:sz w:val="24"/>
-          <w:szCs w:val="24"/>
-        </w:rPr>
-      </w:pPr>
-      <w:r>
-        <w:rPr>
-          <w:sz w:val="24"/>
-          <w:szCs w:val="24"/>
+          <w:noProof/>
         </w:rPr>
         <w:lastRenderedPageBreak/>
-        <w:t>DÍA 6 (6/4/2026):</w:t>
-      </w:r>
-    </w:p>
-    <w:p>
-      <w:pPr>
-        <w:rPr>
-          <w:sz w:val="24"/>
-          <w:szCs w:val="24"/>
-          <w:u w:val="single"/>
-        </w:rPr>
-      </w:pPr>
-      <w:r>
-        <w:rPr>
-          <w:sz w:val="24"/>
-          <w:szCs w:val="24"/>
-        </w:rPr>
-        <w:t xml:space="preserve">Footer hecho al completo, junto a su diseño en </w:t>
-      </w:r>
-      <w:proofErr w:type="spellStart"/>
-      <w:r>
-        <w:rPr>
-          <w:sz w:val="24"/>
-          <w:szCs w:val="24"/>
-        </w:rPr>
-        <w:t>figma</w:t>
-      </w:r>
-      <w:proofErr w:type="spellEnd"/>
-      <w:r>
-        <w:rPr>
-          <w:sz w:val="24"/>
-          <w:szCs w:val="24"/>
-          <w:u w:val="single"/>
-        </w:rPr>
-        <w:t>:</w:t>
-      </w:r>
-    </w:p>
-    <w:p>
-      <w:pPr>
-        <w:rPr>
-          <w:sz w:val="24"/>
-          <w:szCs w:val="24"/>
-          <w:u w:val="single"/>
-        </w:rPr>
-      </w:pPr>
-    </w:p>
-    <w:p>
-      <w:pPr>
-        <w:rPr>
-          <w:sz w:val="24"/>
-          <w:szCs w:val="24"/>
-          <w:u w:val="single"/>
-        </w:rPr>
-      </w:pPr>
-      <w:r>
-        <w:rPr>
-          <w:sz w:val="24"/>
-          <w:szCs w:val="24"/>
-          <w:u w:val="single"/>
-        </w:rPr>
-        <w:t xml:space="preserve">Parte de </w:t>
-      </w:r>
-      <w:proofErr w:type="spellStart"/>
-      <w:r>
-        <w:rPr>
-          <w:sz w:val="24"/>
-          <w:szCs w:val="24"/>
-          <w:u w:val="single"/>
-        </w:rPr>
-        <w:t>figma</w:t>
-      </w:r>
-      <w:proofErr w:type="spellEnd"/>
-    </w:p>
-    <w:p>
-      <w:pPr>
-        <w:rPr>
-          <w:sz w:val="24"/>
-          <w:szCs w:val="24"/>
-          <w:u w:val="single"/>
-        </w:rPr>
-      </w:pPr>
-      <w:r>
-        <w:rPr>
-          <w:noProof/>
-          <w:sz w:val="24"/>
-          <w:szCs w:val="24"/>
-        </w:rPr>
         <w:drawing>
-          <wp:inline distT="0" distB="0" distL="0" distR="0" wp14:anchorId="7F009E38" wp14:editId="4458A08D">
-            <wp:extent cx="5400040" cy="1069975"/>
-            <wp:effectExtent l="0" t="0" r="0" b="0"/>
-            <wp:docPr id="381399511" name="Imagen 1"/>
+          <wp:inline distT="0" distB="0" distL="0" distR="0" wp14:anchorId="32264947" wp14:editId="01D5F17A">
+            <wp:extent cx="4829175" cy="1047750"/>
+            <wp:effectExtent l="0" t="0" r="9525" b="0"/>
+            <wp:docPr id="1634788485" name="Imagen 1"/>
             <wp:cNvGraphicFramePr>
               <a:graphicFrameLocks xmlns:a="http://schemas.openxmlformats.org/drawingml/2006/main" noChangeAspect="1"/>
             </wp:cNvGraphicFramePr>
@@ -2154,7 +2578,7 @@
               <a:graphicData uri="http://schemas.openxmlformats.org/drawingml/2006/picture">
                 <pic:pic xmlns:pic="http://schemas.openxmlformats.org/drawingml/2006/picture">
                   <pic:nvPicPr>
-                    <pic:cNvPr id="381399511" name=""/>
+                    <pic:cNvPr id="1634788485" name=""/>
                     <pic:cNvPicPr/>
                   </pic:nvPicPr>
                   <pic:blipFill>
@@ -2166,7 +2590,7 @@
                   <pic:spPr>
                     <a:xfrm>
                       <a:off x="0" y="0"/>
-                      <a:ext cx="5400040" cy="1069975"/>
+                      <a:ext cx="4829175" cy="1047750"/>
                     </a:xfrm>
                     <a:prstGeom prst="rect">
                       <a:avLst/>
@@ -2182,38 +2606,39 @@
     <w:p>
       <w:pPr>
         <w:rPr>
-          <w:sz w:val="24"/>
-          <w:szCs w:val="24"/>
-          <w:u w:val="single"/>
-        </w:rPr>
-      </w:pPr>
-    </w:p>
-    <w:p>
-      <w:pPr>
-        <w:rPr>
-          <w:sz w:val="24"/>
-          <w:szCs w:val="24"/>
-          <w:u w:val="single"/>
-        </w:rPr>
-      </w:pPr>
-      <w:r>
-        <w:rPr>
-          <w:sz w:val="24"/>
-          <w:szCs w:val="24"/>
-          <w:u w:val="single"/>
-        </w:rPr>
-        <w:t xml:space="preserve">Parte de </w:t>
-      </w:r>
-      <w:proofErr w:type="spellStart"/>
-      <w:r>
-        <w:rPr>
-          <w:sz w:val="24"/>
-          <w:szCs w:val="24"/>
-          <w:u w:val="single"/>
-        </w:rPr>
-        <w:t>html</w:t>
-      </w:r>
-      <w:proofErr w:type="spellEnd"/>
+          <w:b/>
+          <w:bCs/>
+          <w:sz w:val="24"/>
+          <w:szCs w:val="24"/>
+        </w:rPr>
+      </w:pPr>
+      <w:r>
+        <w:rPr>
+          <w:b/>
+          <w:bCs/>
+          <w:sz w:val="24"/>
+          <w:szCs w:val="24"/>
+        </w:rPr>
+        <w:t xml:space="preserve">Vista </w:t>
+      </w:r>
+      <w:r>
+        <w:rPr>
+          <w:b/>
+          <w:bCs/>
+          <w:sz w:val="24"/>
+          <w:szCs w:val="24"/>
+        </w:rPr>
+        <w:t>4 (Devolver los eventos favoritos del usuario 2 posteriores al 28-02-2026</w:t>
+      </w:r>
+      <w:r>
+        <w:rPr>
+          <w:b/>
+          <w:bCs/>
+          <w:sz w:val="24"/>
+          <w:szCs w:val="24"/>
+        </w:rPr>
+        <w:t>):</w:t>
+      </w:r>
     </w:p>
     <w:p>
       <w:pPr>
@@ -2225,14 +2650,12 @@
       <w:r>
         <w:rPr>
           <w:noProof/>
-          <w:sz w:val="24"/>
-          <w:szCs w:val="24"/>
         </w:rPr>
         <w:drawing>
-          <wp:inline distT="0" distB="0" distL="0" distR="0" wp14:anchorId="32236E7F" wp14:editId="1172BF43">
-            <wp:extent cx="5400040" cy="1419860"/>
-            <wp:effectExtent l="0" t="0" r="0" b="8890"/>
-            <wp:docPr id="2005574894" name="Imagen 1"/>
+          <wp:inline distT="0" distB="0" distL="0" distR="0" wp14:anchorId="394BEE10" wp14:editId="3D94E0DF">
+            <wp:extent cx="4091940" cy="1452196"/>
+            <wp:effectExtent l="0" t="0" r="3810" b="0"/>
+            <wp:docPr id="1480426017" name="Imagen 1"/>
             <wp:cNvGraphicFramePr>
               <a:graphicFrameLocks xmlns:a="http://schemas.openxmlformats.org/drawingml/2006/main" noChangeAspect="1"/>
             </wp:cNvGraphicFramePr>
@@ -2240,7 +2663,7 @@
               <a:graphicData uri="http://schemas.openxmlformats.org/drawingml/2006/picture">
                 <pic:pic xmlns:pic="http://schemas.openxmlformats.org/drawingml/2006/picture">
                   <pic:nvPicPr>
-                    <pic:cNvPr id="2005574894" name=""/>
+                    <pic:cNvPr id="1480426017" name=""/>
                     <pic:cNvPicPr/>
                   </pic:nvPicPr>
                   <pic:blipFill>
@@ -2252,7 +2675,7 @@
                   <pic:spPr>
                     <a:xfrm>
                       <a:off x="0" y="0"/>
-                      <a:ext cx="5400040" cy="1419860"/>
+                      <a:ext cx="4097538" cy="1454183"/>
                     </a:xfrm>
                     <a:prstGeom prst="rect">
                       <a:avLst/>
@@ -2274,100 +2697,13 @@
       </w:pPr>
       <w:r>
         <w:rPr>
-          <w:sz w:val="24"/>
-          <w:szCs w:val="24"/>
-        </w:rPr>
-        <w:t>También cambié la estructura de carpetas de la web.</w:t>
-      </w:r>
-    </w:p>
-    <w:p>
-      <w:pPr>
-        <w:rPr>
-          <w:sz w:val="24"/>
-          <w:szCs w:val="24"/>
-        </w:rPr>
-      </w:pPr>
-      <w:r>
-        <w:rPr>
-          <w:sz w:val="24"/>
-          <w:szCs w:val="24"/>
-        </w:rPr>
-        <w:br w:type="page"/>
-      </w:r>
-    </w:p>
-    <w:p>
-      <w:pPr>
-        <w:rPr>
-          <w:sz w:val="24"/>
-          <w:szCs w:val="24"/>
-        </w:rPr>
-      </w:pPr>
-      <w:r>
-        <w:rPr>
-          <w:sz w:val="24"/>
-          <w:szCs w:val="24"/>
-        </w:rPr>
-        <w:lastRenderedPageBreak/>
-        <w:t>DÍA 7 (7/4/2026):</w:t>
-      </w:r>
-    </w:p>
-    <w:p>
-      <w:pPr>
-        <w:rPr>
-          <w:sz w:val="24"/>
-          <w:szCs w:val="24"/>
-        </w:rPr>
-      </w:pPr>
-      <w:r>
-        <w:rPr>
-          <w:sz w:val="24"/>
-          <w:szCs w:val="24"/>
-        </w:rPr>
-        <w:t xml:space="preserve">Rehice la web en </w:t>
-      </w:r>
-      <w:proofErr w:type="spellStart"/>
-      <w:r>
-        <w:rPr>
-          <w:sz w:val="24"/>
-          <w:szCs w:val="24"/>
-        </w:rPr>
-        <w:t>React</w:t>
-      </w:r>
-      <w:proofErr w:type="spellEnd"/>
-      <w:r>
-        <w:rPr>
-          <w:sz w:val="24"/>
-          <w:szCs w:val="24"/>
-        </w:rPr>
-        <w:t xml:space="preserve">. No me llevó mucho ya que la mayoría del proceso era copiar y pegar código de la web ya hecha en nuevos componentes. </w:t>
-      </w:r>
-    </w:p>
-    <w:p>
-      <w:pPr>
-        <w:rPr>
-          <w:sz w:val="24"/>
-          <w:szCs w:val="24"/>
-        </w:rPr>
-      </w:pPr>
-    </w:p>
-    <w:p>
-      <w:pPr>
-        <w:rPr>
-          <w:sz w:val="24"/>
-          <w:szCs w:val="24"/>
-        </w:rPr>
-      </w:pPr>
-      <w:r>
-        <w:rPr>
           <w:noProof/>
-          <w:sz w:val="24"/>
-          <w:szCs w:val="24"/>
         </w:rPr>
         <w:drawing>
-          <wp:inline distT="0" distB="0" distL="0" distR="0" wp14:anchorId="750BD0BE" wp14:editId="310CD81A">
-            <wp:extent cx="2423639" cy="4495800"/>
-            <wp:effectExtent l="0" t="0" r="0" b="0"/>
-            <wp:docPr id="592566613" name="Imagen 1"/>
+          <wp:inline distT="0" distB="0" distL="0" distR="0" wp14:anchorId="23665FD9" wp14:editId="20AD3494">
+            <wp:extent cx="5400040" cy="982345"/>
+            <wp:effectExtent l="0" t="0" r="0" b="8255"/>
+            <wp:docPr id="1819326095" name="Imagen 1"/>
             <wp:cNvGraphicFramePr>
               <a:graphicFrameLocks xmlns:a="http://schemas.openxmlformats.org/drawingml/2006/main" noChangeAspect="1"/>
             </wp:cNvGraphicFramePr>
@@ -2375,7 +2711,7 @@
               <a:graphicData uri="http://schemas.openxmlformats.org/drawingml/2006/picture">
                 <pic:pic xmlns:pic="http://schemas.openxmlformats.org/drawingml/2006/picture">
                   <pic:nvPicPr>
-                    <pic:cNvPr id="592566613" name=""/>
+                    <pic:cNvPr id="1819326095" name=""/>
                     <pic:cNvPicPr/>
                   </pic:nvPicPr>
                   <pic:blipFill>
@@ -2387,7 +2723,7 @@
                   <pic:spPr>
                     <a:xfrm>
                       <a:off x="0" y="0"/>
-                      <a:ext cx="2434938" cy="4516760"/>
+                      <a:ext cx="5400040" cy="982345"/>
                     </a:xfrm>
                     <a:prstGeom prst="rect">
                       <a:avLst/>
@@ -2417,33 +2753,57 @@
     </w:p>
     <w:p>
       <w:pPr>
-        <w:rPr>
-          <w:sz w:val="24"/>
-          <w:szCs w:val="24"/>
-        </w:rPr>
-      </w:pPr>
-      <w:r>
-        <w:rPr>
-          <w:sz w:val="24"/>
-          <w:szCs w:val="24"/>
+        <w:jc w:val="center"/>
+        <w:rPr>
+          <w:b/>
+          <w:bCs/>
+          <w:sz w:val="40"/>
+          <w:szCs w:val="40"/>
+        </w:rPr>
+      </w:pPr>
+      <w:r>
+        <w:rPr>
+          <w:b/>
+          <w:bCs/>
+          <w:sz w:val="40"/>
+          <w:szCs w:val="40"/>
         </w:rPr>
         <w:lastRenderedPageBreak/>
-        <w:t>DÍA 8 (8/4/2026):</w:t>
-      </w:r>
-    </w:p>
-    <w:p>
-      <w:pPr>
-        <w:rPr>
-          <w:sz w:val="24"/>
-          <w:szCs w:val="24"/>
-        </w:rPr>
-      </w:pPr>
-      <w:r>
-        <w:rPr>
-          <w:sz w:val="24"/>
-          <w:szCs w:val="24"/>
-        </w:rPr>
-        <w:t>Creé un archivo JSON con los eventos que creé. La web automáticamente lee el archivo y añade los eventos al HTML de la web.</w:t>
+        <w:t>PROGRAMACIÓN</w:t>
+      </w:r>
+    </w:p>
+    <w:p>
+      <w:pPr>
+        <w:rPr>
+          <w:b/>
+          <w:bCs/>
+          <w:sz w:val="28"/>
+          <w:szCs w:val="28"/>
+        </w:rPr>
+      </w:pPr>
+      <w:r>
+        <w:rPr>
+          <w:b/>
+          <w:bCs/>
+          <w:sz w:val="28"/>
+          <w:szCs w:val="28"/>
+        </w:rPr>
+        <w:t>El menú</w:t>
+      </w:r>
+    </w:p>
+    <w:p>
+      <w:pPr>
+        <w:rPr>
+          <w:sz w:val="24"/>
+          <w:szCs w:val="24"/>
+        </w:rPr>
+      </w:pPr>
+      <w:r>
+        <w:rPr>
+          <w:sz w:val="24"/>
+          <w:szCs w:val="24"/>
+        </w:rPr>
+        <w:t>Al iniciar el programa, el usuario se encuentra un menú con las siguientes opciones:</w:t>
       </w:r>
     </w:p>
     <w:p>
@@ -2456,14 +2816,12 @@
       <w:r>
         <w:rPr>
           <w:noProof/>
-          <w:sz w:val="24"/>
-          <w:szCs w:val="24"/>
         </w:rPr>
         <w:drawing>
-          <wp:inline distT="0" distB="0" distL="0" distR="0" wp14:anchorId="63834AB8" wp14:editId="6BDCC0D0">
-            <wp:extent cx="4454769" cy="2199097"/>
-            <wp:effectExtent l="0" t="0" r="3175" b="0"/>
-            <wp:docPr id="1028923622" name="Imagen 1"/>
+          <wp:inline distT="0" distB="0" distL="0" distR="0" wp14:anchorId="4CE8F0B7" wp14:editId="59075E7D">
+            <wp:extent cx="1775460" cy="2116139"/>
+            <wp:effectExtent l="0" t="0" r="0" b="0"/>
+            <wp:docPr id="1219167853" name="Imagen 1"/>
             <wp:cNvGraphicFramePr>
               <a:graphicFrameLocks xmlns:a="http://schemas.openxmlformats.org/drawingml/2006/main" noChangeAspect="1"/>
             </wp:cNvGraphicFramePr>
@@ -2471,7 +2829,7 @@
               <a:graphicData uri="http://schemas.openxmlformats.org/drawingml/2006/picture">
                 <pic:pic xmlns:pic="http://schemas.openxmlformats.org/drawingml/2006/picture">
                   <pic:nvPicPr>
-                    <pic:cNvPr id="1028923622" name=""/>
+                    <pic:cNvPr id="1219167853" name=""/>
                     <pic:cNvPicPr/>
                   </pic:nvPicPr>
                   <pic:blipFill>
@@ -2483,7 +2841,7 @@
                   <pic:spPr>
                     <a:xfrm>
                       <a:off x="0" y="0"/>
-                      <a:ext cx="4460065" cy="2201712"/>
+                      <a:ext cx="1779066" cy="2120437"/>
                     </a:xfrm>
                     <a:prstGeom prst="rect">
                       <a:avLst/>
@@ -2499,92 +2857,140 @@
     <w:p>
       <w:pPr>
         <w:rPr>
-          <w:sz w:val="24"/>
-          <w:szCs w:val="24"/>
-        </w:rPr>
-      </w:pPr>
-      <w:r>
-        <w:rPr>
-          <w:sz w:val="24"/>
-          <w:szCs w:val="24"/>
-        </w:rPr>
-        <w:t xml:space="preserve">Al principio tenía pensado hacerlo con </w:t>
-      </w:r>
-      <w:proofErr w:type="gramStart"/>
-      <w:r>
-        <w:rPr>
-          <w:sz w:val="24"/>
-          <w:szCs w:val="24"/>
-        </w:rPr>
-        <w:t>XML</w:t>
-      </w:r>
-      <w:proofErr w:type="gramEnd"/>
-      <w:r>
-        <w:rPr>
-          <w:sz w:val="24"/>
-          <w:szCs w:val="24"/>
-        </w:rPr>
-        <w:t xml:space="preserve"> pero tras buscar en Google cómo hacerlo, llegué a la conclusión de que era demasiado complicado y viejo comparado con JSON. El JSON tiene los nombres de las imágenes.</w:t>
-      </w:r>
-    </w:p>
-    <w:p>
-      <w:pPr>
-        <w:rPr>
-          <w:sz w:val="24"/>
-          <w:szCs w:val="24"/>
-        </w:rPr>
-      </w:pPr>
-    </w:p>
-    <w:p>
-      <w:pPr>
-        <w:rPr>
-          <w:sz w:val="24"/>
-          <w:szCs w:val="24"/>
-        </w:rPr>
-      </w:pPr>
-      <w:r>
-        <w:rPr>
-          <w:sz w:val="24"/>
-          <w:szCs w:val="24"/>
-        </w:rPr>
-        <w:t>Debido a que ahora tengo la fecha de cada evento su campo correspondiente, la web podrá filtrar eventos por fecha. Esto sirve para ver eventos próximos o pasados.</w:t>
-      </w:r>
-      <w:r>
-        <w:rPr>
-          <w:sz w:val="24"/>
-          <w:szCs w:val="24"/>
-        </w:rPr>
-        <w:t xml:space="preserve"> Esto lo hice leyendo la fecha del evento y cambiando su formato a uno específico para poder compararla con otra fecha.</w:t>
-      </w:r>
-      <w:r>
-        <w:rPr>
-          <w:sz w:val="24"/>
-          <w:szCs w:val="24"/>
-        </w:rPr>
-        <w:t xml:space="preserve"> Al llamar el componente de la tarjeta del evento, se pasa la fecha que se quiere filtrar. Si el evento es </w:t>
-      </w:r>
-      <w:proofErr w:type="gramStart"/>
-      <w:r>
-        <w:rPr>
-          <w:sz w:val="24"/>
-          <w:szCs w:val="24"/>
-        </w:rPr>
-        <w:t>próximo</w:t>
-      </w:r>
-      <w:proofErr w:type="gramEnd"/>
-      <w:r>
-        <w:rPr>
-          <w:sz w:val="24"/>
-          <w:szCs w:val="24"/>
-        </w:rPr>
-        <w:t xml:space="preserve"> pero se quieren ver los pasados, el componente no devuelve nada.</w:t>
-      </w:r>
-      <w:r>
-        <w:rPr>
-          <w:sz w:val="24"/>
-          <w:szCs w:val="24"/>
-        </w:rPr>
-        <w:t xml:space="preserve"> Es lo mismo al revés.</w:t>
+          <w:b/>
+          <w:bCs/>
+          <w:sz w:val="28"/>
+          <w:szCs w:val="28"/>
+        </w:rPr>
+      </w:pPr>
+    </w:p>
+    <w:p>
+      <w:pPr>
+        <w:rPr>
+          <w:b/>
+          <w:bCs/>
+          <w:sz w:val="28"/>
+          <w:szCs w:val="28"/>
+        </w:rPr>
+      </w:pPr>
+    </w:p>
+    <w:p>
+      <w:pPr>
+        <w:rPr>
+          <w:b/>
+          <w:bCs/>
+          <w:sz w:val="28"/>
+          <w:szCs w:val="28"/>
+        </w:rPr>
+      </w:pPr>
+    </w:p>
+    <w:p>
+      <w:pPr>
+        <w:rPr>
+          <w:b/>
+          <w:bCs/>
+          <w:sz w:val="28"/>
+          <w:szCs w:val="28"/>
+        </w:rPr>
+      </w:pPr>
+      <w:r>
+        <w:rPr>
+          <w:b/>
+          <w:bCs/>
+          <w:sz w:val="28"/>
+          <w:szCs w:val="28"/>
+        </w:rPr>
+        <w:t>Opción 1:</w:t>
+      </w:r>
+    </w:p>
+    <w:p>
+      <w:pPr>
+        <w:rPr>
+          <w:sz w:val="24"/>
+          <w:szCs w:val="24"/>
+        </w:rPr>
+      </w:pPr>
+      <w:r>
+        <w:rPr>
+          <w:sz w:val="24"/>
+          <w:szCs w:val="24"/>
+        </w:rPr>
+        <w:t>Se inicia el menú de creación de usuario.</w:t>
+      </w:r>
+    </w:p>
+    <w:p>
+      <w:pPr>
+        <w:rPr>
+          <w:sz w:val="24"/>
+          <w:szCs w:val="24"/>
+        </w:rPr>
+      </w:pPr>
+      <w:r>
+        <w:rPr>
+          <w:sz w:val="24"/>
+          <w:szCs w:val="24"/>
+        </w:rPr>
+        <w:t>La información requerida para crear un usuario es:</w:t>
+      </w:r>
+    </w:p>
+    <w:p>
+      <w:pPr>
+        <w:pStyle w:val="Prrafodelista"/>
+        <w:numPr>
+          <w:ilvl w:val="0"/>
+          <w:numId w:val="2"/>
+        </w:numPr>
+        <w:rPr>
+          <w:sz w:val="24"/>
+          <w:szCs w:val="24"/>
+        </w:rPr>
+      </w:pPr>
+      <w:r>
+        <w:rPr>
+          <w:sz w:val="24"/>
+          <w:szCs w:val="24"/>
+        </w:rPr>
+        <w:t>Nombre</w:t>
+      </w:r>
+    </w:p>
+    <w:p>
+      <w:pPr>
+        <w:pStyle w:val="Prrafodelista"/>
+        <w:numPr>
+          <w:ilvl w:val="0"/>
+          <w:numId w:val="2"/>
+        </w:numPr>
+        <w:rPr>
+          <w:sz w:val="24"/>
+          <w:szCs w:val="24"/>
+        </w:rPr>
+      </w:pPr>
+      <w:r>
+        <w:rPr>
+          <w:sz w:val="24"/>
+          <w:szCs w:val="24"/>
+        </w:rPr>
+        <w:t>Email del usuario (único)</w:t>
+      </w:r>
+    </w:p>
+    <w:p>
+      <w:pPr>
+        <w:pStyle w:val="Prrafodelista"/>
+        <w:numPr>
+          <w:ilvl w:val="0"/>
+          <w:numId w:val="2"/>
+        </w:numPr>
+        <w:rPr>
+          <w:sz w:val="24"/>
+          <w:szCs w:val="24"/>
+        </w:rPr>
+      </w:pPr>
+      <w:r>
+        <w:rPr>
+          <w:sz w:val="24"/>
+          <w:szCs w:val="24"/>
+        </w:rPr>
+        <w:t>Contraseña</w:t>
       </w:r>
     </w:p>
     <w:p>
@@ -2597,14 +3003,12 @@
       <w:r>
         <w:rPr>
           <w:noProof/>
-          <w:sz w:val="24"/>
-          <w:szCs w:val="24"/>
         </w:rPr>
         <w:drawing>
-          <wp:inline distT="0" distB="0" distL="0" distR="0" wp14:anchorId="7F6B09F1" wp14:editId="0C4068D4">
-            <wp:extent cx="5400040" cy="2355850"/>
-            <wp:effectExtent l="0" t="0" r="0" b="6350"/>
-            <wp:docPr id="1171708704" name="Imagen 1"/>
+          <wp:inline distT="0" distB="0" distL="0" distR="0" wp14:anchorId="17AB88B4" wp14:editId="07D96244">
+            <wp:extent cx="3589020" cy="1754983"/>
+            <wp:effectExtent l="0" t="0" r="0" b="0"/>
+            <wp:docPr id="1135892817" name="Imagen 1"/>
             <wp:cNvGraphicFramePr>
               <a:graphicFrameLocks xmlns:a="http://schemas.openxmlformats.org/drawingml/2006/main" noChangeAspect="1"/>
             </wp:cNvGraphicFramePr>
@@ -2612,7 +3016,7 @@
               <a:graphicData uri="http://schemas.openxmlformats.org/drawingml/2006/picture">
                 <pic:pic xmlns:pic="http://schemas.openxmlformats.org/drawingml/2006/picture">
                   <pic:nvPicPr>
-                    <pic:cNvPr id="1171708704" name=""/>
+                    <pic:cNvPr id="1135892817" name=""/>
                     <pic:cNvPicPr/>
                   </pic:nvPicPr>
                   <pic:blipFill>
@@ -2624,7 +3028,7 @@
                   <pic:spPr>
                     <a:xfrm>
                       <a:off x="0" y="0"/>
-                      <a:ext cx="5400040" cy="2355850"/>
+                      <a:ext cx="3595202" cy="1758006"/>
                     </a:xfrm>
                     <a:prstGeom prst="rect">
                       <a:avLst/>
@@ -2649,58 +3053,26 @@
           <w:sz w:val="24"/>
           <w:szCs w:val="24"/>
         </w:rPr>
-        <w:br w:type="page"/>
-      </w:r>
-    </w:p>
-    <w:p>
-      <w:pPr>
-        <w:rPr>
-          <w:sz w:val="24"/>
-          <w:szCs w:val="24"/>
-        </w:rPr>
-      </w:pPr>
-      <w:r>
-        <w:rPr>
-          <w:sz w:val="24"/>
-          <w:szCs w:val="24"/>
+        <w:t>En el caso de que se inserte un email ya registrado, el programa lanzará un error diciendo que el usuario ya existe, por lo que no podrá ser creado.</w:t>
+      </w:r>
+    </w:p>
+    <w:p>
+      <w:pPr>
+        <w:rPr>
+          <w:sz w:val="24"/>
+          <w:szCs w:val="24"/>
+        </w:rPr>
+      </w:pPr>
+      <w:r>
+        <w:rPr>
+          <w:noProof/>
         </w:rPr>
         <w:lastRenderedPageBreak/>
-        <w:t>DÍA 9 (9/4/2026):</w:t>
-      </w:r>
-    </w:p>
-    <w:p>
-      <w:pPr>
-        <w:rPr>
-          <w:sz w:val="24"/>
-          <w:szCs w:val="24"/>
-        </w:rPr>
-      </w:pPr>
-      <w:r>
-        <w:rPr>
-          <w:sz w:val="24"/>
-          <w:szCs w:val="24"/>
-        </w:rPr>
-        <w:t>Terminé de crear las tarjetas de evento:</w:t>
-      </w:r>
-    </w:p>
-    <w:p>
-      <w:pPr>
-        <w:rPr>
-          <w:sz w:val="24"/>
-          <w:szCs w:val="24"/>
-        </w:rPr>
-      </w:pPr>
-      <w:r>
-        <w:rPr>
-          <w:noProof/>
-          <w:sz w:val="24"/>
-          <w:szCs w:val="24"/>
-        </w:rPr>
         <w:drawing>
-          <wp:inline distT="0" distB="0" distL="0" distR="0" wp14:anchorId="43A2E79E" wp14:editId="70D6297E">
-            <wp:extent cx="5400040" cy="704850"/>
-            <wp:effectExtent l="0" t="0" r="0" b="0"/>
-            <wp:docPr id="1487067961" name="Imagen 1"/>
+          <wp:inline distT="0" distB="0" distL="0" distR="0" wp14:anchorId="324DBE2F" wp14:editId="702BE903">
+            <wp:extent cx="3291840" cy="1545007"/>
+            <wp:effectExtent l="0" t="0" r="3810" b="0"/>
+            <wp:docPr id="2049914446" name="Imagen 1"/>
             <wp:cNvGraphicFramePr>
               <a:graphicFrameLocks xmlns:a="http://schemas.openxmlformats.org/drawingml/2006/main" noChangeAspect="1"/>
             </wp:cNvGraphicFramePr>
@@ -2708,7 +3080,7 @@
               <a:graphicData uri="http://schemas.openxmlformats.org/drawingml/2006/picture">
                 <pic:pic xmlns:pic="http://schemas.openxmlformats.org/drawingml/2006/picture">
                   <pic:nvPicPr>
-                    <pic:cNvPr id="1487067961" name=""/>
+                    <pic:cNvPr id="2049914446" name=""/>
                     <pic:cNvPicPr/>
                   </pic:nvPicPr>
                   <pic:blipFill>
@@ -2720,7 +3092,7 @@
                   <pic:spPr>
                     <a:xfrm>
                       <a:off x="0" y="0"/>
-                      <a:ext cx="5400040" cy="704850"/>
+                      <a:ext cx="3297203" cy="1547524"/>
                     </a:xfrm>
                     <a:prstGeom prst="rect">
                       <a:avLst/>
@@ -2740,50 +3112,62 @@
           <w:szCs w:val="24"/>
         </w:rPr>
       </w:pPr>
-      <w:r>
-        <w:rPr>
-          <w:sz w:val="24"/>
-          <w:szCs w:val="24"/>
-        </w:rPr>
-        <w:t>Las tarjetas de evento ahora tienen un botón de Ver más. En el futuro servirá para enlazar con la página del evento.</w:t>
-      </w:r>
-    </w:p>
-    <w:p>
-      <w:pPr>
-        <w:rPr>
-          <w:sz w:val="24"/>
-          <w:szCs w:val="24"/>
-        </w:rPr>
-      </w:pPr>
-    </w:p>
-    <w:p>
-      <w:pPr>
-        <w:rPr>
-          <w:sz w:val="24"/>
-          <w:szCs w:val="24"/>
-        </w:rPr>
-      </w:pPr>
-      <w:r>
-        <w:rPr>
-          <w:sz w:val="24"/>
-          <w:szCs w:val="24"/>
-        </w:rPr>
-        <w:t>Terminé de implementar y perfeccionar el sistema de filtrar eventos.</w:t>
-      </w:r>
-    </w:p>
-    <w:p>
-      <w:pPr>
-        <w:rPr>
-          <w:sz w:val="24"/>
-          <w:szCs w:val="24"/>
-        </w:rPr>
-      </w:pPr>
-      <w:r>
-        <w:rPr>
-          <w:sz w:val="24"/>
-          <w:szCs w:val="24"/>
-        </w:rPr>
-        <w:t>También creé la página de Historial de Eventos:</w:t>
+    </w:p>
+    <w:p>
+      <w:pPr>
+        <w:rPr>
+          <w:sz w:val="24"/>
+          <w:szCs w:val="24"/>
+        </w:rPr>
+      </w:pPr>
+    </w:p>
+    <w:p>
+      <w:pPr>
+        <w:rPr>
+          <w:b/>
+          <w:bCs/>
+          <w:sz w:val="28"/>
+          <w:szCs w:val="28"/>
+        </w:rPr>
+      </w:pPr>
+      <w:r>
+        <w:rPr>
+          <w:b/>
+          <w:bCs/>
+          <w:sz w:val="28"/>
+          <w:szCs w:val="28"/>
+        </w:rPr>
+        <w:t>Opción 2:</w:t>
+      </w:r>
+    </w:p>
+    <w:p>
+      <w:pPr>
+        <w:rPr>
+          <w:sz w:val="24"/>
+          <w:szCs w:val="24"/>
+        </w:rPr>
+      </w:pPr>
+      <w:r>
+        <w:rPr>
+          <w:sz w:val="24"/>
+          <w:szCs w:val="24"/>
+        </w:rPr>
+        <w:t>Se inicia el menú de borrado de usuario.</w:t>
+      </w:r>
+    </w:p>
+    <w:p>
+      <w:pPr>
+        <w:rPr>
+          <w:sz w:val="24"/>
+          <w:szCs w:val="24"/>
+        </w:rPr>
+      </w:pPr>
+      <w:r>
+        <w:rPr>
+          <w:sz w:val="24"/>
+          <w:szCs w:val="24"/>
+        </w:rPr>
+        <w:t>La información requerida para eliminar un usuario es su email:</w:t>
       </w:r>
     </w:p>
     <w:p>
@@ -2796,14 +3180,12 @@
       <w:r>
         <w:rPr>
           <w:noProof/>
-          <w:sz w:val="24"/>
-          <w:szCs w:val="24"/>
         </w:rPr>
         <w:drawing>
-          <wp:inline distT="0" distB="0" distL="0" distR="0" wp14:anchorId="20F79CE5" wp14:editId="6435FBDE">
-            <wp:extent cx="5400040" cy="1772285"/>
-            <wp:effectExtent l="0" t="0" r="0" b="0"/>
-            <wp:docPr id="1662333643" name="Imagen 1"/>
+          <wp:inline distT="0" distB="0" distL="0" distR="0" wp14:anchorId="64B392D3" wp14:editId="16B6DB6B">
+            <wp:extent cx="5400040" cy="1065530"/>
+            <wp:effectExtent l="0" t="0" r="0" b="1270"/>
+            <wp:docPr id="597400221" name="Imagen 1"/>
             <wp:cNvGraphicFramePr>
               <a:graphicFrameLocks xmlns:a="http://schemas.openxmlformats.org/drawingml/2006/main" noChangeAspect="1"/>
             </wp:cNvGraphicFramePr>
@@ -2811,7 +3193,7 @@
               <a:graphicData uri="http://schemas.openxmlformats.org/drawingml/2006/picture">
                 <pic:pic xmlns:pic="http://schemas.openxmlformats.org/drawingml/2006/picture">
                   <pic:nvPicPr>
-                    <pic:cNvPr id="1662333643" name=""/>
+                    <pic:cNvPr id="597400221" name=""/>
                     <pic:cNvPicPr/>
                   </pic:nvPicPr>
                   <pic:blipFill>
@@ -2823,7 +3205,7 @@
                   <pic:spPr>
                     <a:xfrm>
                       <a:off x="0" y="0"/>
-                      <a:ext cx="5400040" cy="1772285"/>
+                      <a:ext cx="5400040" cy="1065530"/>
                     </a:xfrm>
                     <a:prstGeom prst="rect">
                       <a:avLst/>
@@ -2843,43 +3225,12 @@
           <w:szCs w:val="24"/>
         </w:rPr>
       </w:pPr>
-    </w:p>
-    <w:p>
-      <w:pPr>
-        <w:rPr>
-          <w:sz w:val="24"/>
-          <w:szCs w:val="24"/>
-        </w:rPr>
-      </w:pPr>
-      <w:r>
-        <w:rPr>
-          <w:sz w:val="24"/>
-          <w:szCs w:val="24"/>
-        </w:rPr>
-        <w:t xml:space="preserve">Creé la página de evento, la cual enseña la información del evento. Usa un sistema de </w:t>
-      </w:r>
-      <w:proofErr w:type="spellStart"/>
-      <w:r>
-        <w:rPr>
-          <w:sz w:val="24"/>
-          <w:szCs w:val="24"/>
-        </w:rPr>
-        <w:t>IDs</w:t>
-      </w:r>
-      <w:proofErr w:type="spellEnd"/>
-      <w:r>
-        <w:rPr>
-          <w:sz w:val="24"/>
-          <w:szCs w:val="24"/>
-        </w:rPr>
-        <w:t xml:space="preserve"> para buscar el evento y su información en el archivo JSON</w:t>
-      </w:r>
-      <w:r>
-        <w:rPr>
-          <w:sz w:val="24"/>
-          <w:szCs w:val="24"/>
-        </w:rPr>
-        <w:t>:</w:t>
+      <w:r>
+        <w:rPr>
+          <w:sz w:val="24"/>
+          <w:szCs w:val="24"/>
+        </w:rPr>
+        <w:t>Si no hay usuarios para eliminar, saltará el siguiente mensaje:</w:t>
       </w:r>
     </w:p>
     <w:p>
@@ -2892,14 +3243,12 @@
       <w:r>
         <w:rPr>
           <w:noProof/>
-          <w:sz w:val="24"/>
-          <w:szCs w:val="24"/>
         </w:rPr>
         <w:drawing>
-          <wp:inline distT="0" distB="0" distL="0" distR="0" wp14:anchorId="69EFD88E" wp14:editId="0DD920A9">
-            <wp:extent cx="5400040" cy="2014220"/>
-            <wp:effectExtent l="0" t="0" r="0" b="5080"/>
-            <wp:docPr id="937861711" name="Imagen 1"/>
+          <wp:inline distT="0" distB="0" distL="0" distR="0" wp14:anchorId="24455237" wp14:editId="126FD011">
+            <wp:extent cx="3657600" cy="933450"/>
+            <wp:effectExtent l="0" t="0" r="0" b="0"/>
+            <wp:docPr id="458587502" name="Imagen 1"/>
             <wp:cNvGraphicFramePr>
               <a:graphicFrameLocks xmlns:a="http://schemas.openxmlformats.org/drawingml/2006/main" noChangeAspect="1"/>
             </wp:cNvGraphicFramePr>
@@ -2907,7 +3256,7 @@
               <a:graphicData uri="http://schemas.openxmlformats.org/drawingml/2006/picture">
                 <pic:pic xmlns:pic="http://schemas.openxmlformats.org/drawingml/2006/picture">
                   <pic:nvPicPr>
-                    <pic:cNvPr id="937861711" name=""/>
+                    <pic:cNvPr id="458587502" name=""/>
                     <pic:cNvPicPr/>
                   </pic:nvPicPr>
                   <pic:blipFill>
@@ -2919,7 +3268,7 @@
                   <pic:spPr>
                     <a:xfrm>
                       <a:off x="0" y="0"/>
-                      <a:ext cx="5400040" cy="2014220"/>
+                      <a:ext cx="3657600" cy="933450"/>
                     </a:xfrm>
                     <a:prstGeom prst="rect">
                       <a:avLst/>
@@ -2944,38 +3293,7 @@
           <w:sz w:val="24"/>
           <w:szCs w:val="24"/>
         </w:rPr>
-        <w:br w:type="page"/>
-      </w:r>
-    </w:p>
-    <w:p>
-      <w:pPr>
-        <w:rPr>
-          <w:sz w:val="24"/>
-          <w:szCs w:val="24"/>
-        </w:rPr>
-      </w:pPr>
-      <w:r>
-        <w:rPr>
-          <w:sz w:val="24"/>
-          <w:szCs w:val="24"/>
-        </w:rPr>
-        <w:lastRenderedPageBreak/>
-        <w:t>DÍA 10 (10/4/2026):</w:t>
-      </w:r>
-    </w:p>
-    <w:p>
-      <w:pPr>
-        <w:rPr>
-          <w:sz w:val="24"/>
-          <w:szCs w:val="24"/>
-        </w:rPr>
-      </w:pPr>
-      <w:r>
-        <w:rPr>
-          <w:sz w:val="24"/>
-          <w:szCs w:val="24"/>
-        </w:rPr>
-        <w:t>Añadí las galerías a la web:</w:t>
+        <w:t>Si se intenta eliminar un usuario que no existe, saltará el siguiente error:</w:t>
       </w:r>
     </w:p>
     <w:p>
@@ -2988,14 +3306,12 @@
       <w:r>
         <w:rPr>
           <w:noProof/>
-          <w:sz w:val="24"/>
-          <w:szCs w:val="24"/>
         </w:rPr>
         <w:drawing>
-          <wp:inline distT="0" distB="0" distL="0" distR="0" wp14:anchorId="2063EFD8" wp14:editId="1E566E2A">
-            <wp:extent cx="5400040" cy="2596515"/>
+          <wp:inline distT="0" distB="0" distL="0" distR="0" wp14:anchorId="5FF77942" wp14:editId="48E259FB">
+            <wp:extent cx="5400040" cy="1069340"/>
             <wp:effectExtent l="0" t="0" r="0" b="0"/>
-            <wp:docPr id="2038691581" name="Imagen 1"/>
+            <wp:docPr id="1722643148" name="Imagen 1"/>
             <wp:cNvGraphicFramePr>
               <a:graphicFrameLocks xmlns:a="http://schemas.openxmlformats.org/drawingml/2006/main" noChangeAspect="1"/>
             </wp:cNvGraphicFramePr>
@@ -3003,7 +3319,7 @@
               <a:graphicData uri="http://schemas.openxmlformats.org/drawingml/2006/picture">
                 <pic:pic xmlns:pic="http://schemas.openxmlformats.org/drawingml/2006/picture">
                   <pic:nvPicPr>
-                    <pic:cNvPr id="2038691581" name=""/>
+                    <pic:cNvPr id="1722643148" name=""/>
                     <pic:cNvPicPr/>
                   </pic:nvPicPr>
                   <pic:blipFill>
@@ -3015,7 +3331,7 @@
                   <pic:spPr>
                     <a:xfrm>
                       <a:off x="0" y="0"/>
-                      <a:ext cx="5400040" cy="2596515"/>
+                      <a:ext cx="5400040" cy="1069340"/>
                     </a:xfrm>
                     <a:prstGeom prst="rect">
                       <a:avLst/>
@@ -3043,12 +3359,923 @@
           <w:szCs w:val="24"/>
         </w:rPr>
       </w:pPr>
-      <w:r>
-        <w:rPr>
-          <w:sz w:val="24"/>
-          <w:szCs w:val="24"/>
-        </w:rPr>
-        <w:t>También añadí nuevas imágenes a la web.</w:t>
+    </w:p>
+    <w:p>
+      <w:pPr>
+        <w:rPr>
+          <w:sz w:val="24"/>
+          <w:szCs w:val="24"/>
+        </w:rPr>
+      </w:pPr>
+      <w:r>
+        <w:rPr>
+          <w:sz w:val="24"/>
+          <w:szCs w:val="24"/>
+        </w:rPr>
+        <w:br w:type="page"/>
+      </w:r>
+    </w:p>
+    <w:p>
+      <w:pPr>
+        <w:rPr>
+          <w:b/>
+          <w:bCs/>
+          <w:sz w:val="28"/>
+          <w:szCs w:val="28"/>
+        </w:rPr>
+      </w:pPr>
+      <w:r>
+        <w:rPr>
+          <w:b/>
+          <w:bCs/>
+          <w:sz w:val="28"/>
+          <w:szCs w:val="28"/>
+        </w:rPr>
+        <w:lastRenderedPageBreak/>
+        <w:t>Opción 3:</w:t>
+      </w:r>
+    </w:p>
+    <w:p>
+      <w:pPr>
+        <w:rPr>
+          <w:sz w:val="24"/>
+          <w:szCs w:val="24"/>
+        </w:rPr>
+      </w:pPr>
+      <w:r>
+        <w:rPr>
+          <w:sz w:val="24"/>
+          <w:szCs w:val="24"/>
+        </w:rPr>
+        <w:t xml:space="preserve">Se inicia el menú de </w:t>
+      </w:r>
+      <w:r>
+        <w:rPr>
+          <w:sz w:val="24"/>
+          <w:szCs w:val="24"/>
+        </w:rPr>
+        <w:t>creación de evento</w:t>
+      </w:r>
+      <w:r>
+        <w:rPr>
+          <w:sz w:val="24"/>
+          <w:szCs w:val="24"/>
+        </w:rPr>
+        <w:t>.</w:t>
+      </w:r>
+    </w:p>
+    <w:p>
+      <w:pPr>
+        <w:rPr>
+          <w:sz w:val="24"/>
+          <w:szCs w:val="24"/>
+        </w:rPr>
+      </w:pPr>
+      <w:r>
+        <w:rPr>
+          <w:sz w:val="24"/>
+          <w:szCs w:val="24"/>
+        </w:rPr>
+        <w:t>La información requerida para crear un evento es:</w:t>
+      </w:r>
+    </w:p>
+    <w:p>
+      <w:pPr>
+        <w:pStyle w:val="Prrafodelista"/>
+        <w:numPr>
+          <w:ilvl w:val="0"/>
+          <w:numId w:val="2"/>
+        </w:numPr>
+        <w:rPr>
+          <w:sz w:val="24"/>
+          <w:szCs w:val="24"/>
+        </w:rPr>
+      </w:pPr>
+      <w:r>
+        <w:rPr>
+          <w:sz w:val="24"/>
+          <w:szCs w:val="24"/>
+        </w:rPr>
+        <w:t>Fecha</w:t>
+      </w:r>
+    </w:p>
+    <w:p>
+      <w:pPr>
+        <w:pStyle w:val="Prrafodelista"/>
+        <w:numPr>
+          <w:ilvl w:val="0"/>
+          <w:numId w:val="2"/>
+        </w:numPr>
+        <w:rPr>
+          <w:sz w:val="24"/>
+          <w:szCs w:val="24"/>
+        </w:rPr>
+      </w:pPr>
+      <w:r>
+        <w:rPr>
+          <w:sz w:val="24"/>
+          <w:szCs w:val="24"/>
+        </w:rPr>
+        <w:t>Título</w:t>
+      </w:r>
+    </w:p>
+    <w:p>
+      <w:pPr>
+        <w:pStyle w:val="Prrafodelista"/>
+        <w:numPr>
+          <w:ilvl w:val="0"/>
+          <w:numId w:val="2"/>
+        </w:numPr>
+        <w:rPr>
+          <w:sz w:val="24"/>
+          <w:szCs w:val="24"/>
+        </w:rPr>
+      </w:pPr>
+      <w:r>
+        <w:rPr>
+          <w:sz w:val="24"/>
+          <w:szCs w:val="24"/>
+        </w:rPr>
+        <w:t>Ubicación</w:t>
+      </w:r>
+    </w:p>
+    <w:p>
+      <w:pPr>
+        <w:pStyle w:val="Prrafodelista"/>
+        <w:numPr>
+          <w:ilvl w:val="0"/>
+          <w:numId w:val="2"/>
+        </w:numPr>
+        <w:rPr>
+          <w:sz w:val="24"/>
+          <w:szCs w:val="24"/>
+        </w:rPr>
+      </w:pPr>
+      <w:r>
+        <w:rPr>
+          <w:sz w:val="24"/>
+          <w:szCs w:val="24"/>
+        </w:rPr>
+        <w:t>Descripción</w:t>
+      </w:r>
+    </w:p>
+    <w:p>
+      <w:pPr>
+        <w:rPr>
+          <w:sz w:val="24"/>
+          <w:szCs w:val="24"/>
+        </w:rPr>
+      </w:pPr>
+      <w:r>
+        <w:rPr>
+          <w:sz w:val="24"/>
+          <w:szCs w:val="24"/>
+        </w:rPr>
+        <w:t>Adicionalmente, se crea automáticamente un ID único para cada evento.</w:t>
+      </w:r>
+    </w:p>
+    <w:p>
+      <w:pPr>
+        <w:rPr>
+          <w:sz w:val="24"/>
+          <w:szCs w:val="24"/>
+        </w:rPr>
+      </w:pPr>
+      <w:r>
+        <w:rPr>
+          <w:noProof/>
+        </w:rPr>
+        <w:drawing>
+          <wp:inline distT="0" distB="0" distL="0" distR="0" wp14:anchorId="7D78A2A9" wp14:editId="1805317F">
+            <wp:extent cx="4486275" cy="2752725"/>
+            <wp:effectExtent l="0" t="0" r="9525" b="9525"/>
+            <wp:docPr id="994480538" name="Imagen 1"/>
+            <wp:cNvGraphicFramePr>
+              <a:graphicFrameLocks xmlns:a="http://schemas.openxmlformats.org/drawingml/2006/main" noChangeAspect="1"/>
+            </wp:cNvGraphicFramePr>
+            <a:graphic xmlns:a="http://schemas.openxmlformats.org/drawingml/2006/main">
+              <a:graphicData uri="http://schemas.openxmlformats.org/drawingml/2006/picture">
+                <pic:pic xmlns:pic="http://schemas.openxmlformats.org/drawingml/2006/picture">
+                  <pic:nvPicPr>
+                    <pic:cNvPr id="994480538" name=""/>
+                    <pic:cNvPicPr/>
+                  </pic:nvPicPr>
+                  <pic:blipFill>
+                    <a:blip r:embed="rId30"/>
+                    <a:stretch>
+                      <a:fillRect/>
+                    </a:stretch>
+                  </pic:blipFill>
+                  <pic:spPr>
+                    <a:xfrm>
+                      <a:off x="0" y="0"/>
+                      <a:ext cx="4486275" cy="2752725"/>
+                    </a:xfrm>
+                    <a:prstGeom prst="rect">
+                      <a:avLst/>
+                    </a:prstGeom>
+                  </pic:spPr>
+                </pic:pic>
+              </a:graphicData>
+            </a:graphic>
+          </wp:inline>
+        </w:drawing>
+      </w:r>
+    </w:p>
+    <w:p>
+      <w:pPr>
+        <w:rPr>
+          <w:sz w:val="24"/>
+          <w:szCs w:val="24"/>
+        </w:rPr>
+      </w:pPr>
+    </w:p>
+    <w:p>
+      <w:pPr>
+        <w:rPr>
+          <w:sz w:val="24"/>
+          <w:szCs w:val="24"/>
+        </w:rPr>
+      </w:pPr>
+    </w:p>
+    <w:p>
+      <w:pPr>
+        <w:rPr>
+          <w:b/>
+          <w:bCs/>
+          <w:sz w:val="28"/>
+          <w:szCs w:val="28"/>
+        </w:rPr>
+      </w:pPr>
+      <w:r>
+        <w:rPr>
+          <w:b/>
+          <w:bCs/>
+          <w:sz w:val="28"/>
+          <w:szCs w:val="28"/>
+        </w:rPr>
+        <w:t>Opción 4:</w:t>
+      </w:r>
+    </w:p>
+    <w:p>
+      <w:pPr>
+        <w:rPr>
+          <w:sz w:val="24"/>
+          <w:szCs w:val="24"/>
+        </w:rPr>
+      </w:pPr>
+      <w:r>
+        <w:rPr>
+          <w:sz w:val="24"/>
+          <w:szCs w:val="24"/>
+        </w:rPr>
+        <w:t xml:space="preserve">Se inicia el menú de </w:t>
+      </w:r>
+      <w:r>
+        <w:rPr>
+          <w:sz w:val="24"/>
+          <w:szCs w:val="24"/>
+        </w:rPr>
+        <w:t>borrado</w:t>
+      </w:r>
+      <w:r>
+        <w:rPr>
+          <w:sz w:val="24"/>
+          <w:szCs w:val="24"/>
+        </w:rPr>
+        <w:t xml:space="preserve"> de evento.</w:t>
+      </w:r>
+    </w:p>
+    <w:p>
+      <w:pPr>
+        <w:rPr>
+          <w:sz w:val="24"/>
+          <w:szCs w:val="24"/>
+        </w:rPr>
+      </w:pPr>
+      <w:r>
+        <w:rPr>
+          <w:sz w:val="24"/>
+          <w:szCs w:val="24"/>
+        </w:rPr>
+        <w:t>Se muestra una tabla con los eventos disponibles , mostrando sus ID y título</w:t>
+      </w:r>
+      <w:r>
+        <w:rPr>
+          <w:sz w:val="24"/>
+          <w:szCs w:val="24"/>
+        </w:rPr>
+        <w:t>.</w:t>
+      </w:r>
+    </w:p>
+    <w:p>
+      <w:pPr>
+        <w:rPr>
+          <w:sz w:val="24"/>
+          <w:szCs w:val="24"/>
+        </w:rPr>
+      </w:pPr>
+      <w:r>
+        <w:rPr>
+          <w:sz w:val="24"/>
+          <w:szCs w:val="24"/>
+        </w:rPr>
+        <w:t>Solamente hace falta introducir el ID del evento que se quiere eliminar.</w:t>
+      </w:r>
+    </w:p>
+    <w:p>
+      <w:pPr>
+        <w:rPr>
+          <w:sz w:val="24"/>
+          <w:szCs w:val="24"/>
+        </w:rPr>
+      </w:pPr>
+      <w:r>
+        <w:rPr>
+          <w:noProof/>
+        </w:rPr>
+        <w:drawing>
+          <wp:inline distT="0" distB="0" distL="0" distR="0" wp14:anchorId="4D194F94" wp14:editId="6481485B">
+            <wp:extent cx="5400040" cy="1558290"/>
+            <wp:effectExtent l="0" t="0" r="0" b="3810"/>
+            <wp:docPr id="358596131" name="Imagen 1"/>
+            <wp:cNvGraphicFramePr>
+              <a:graphicFrameLocks xmlns:a="http://schemas.openxmlformats.org/drawingml/2006/main" noChangeAspect="1"/>
+            </wp:cNvGraphicFramePr>
+            <a:graphic xmlns:a="http://schemas.openxmlformats.org/drawingml/2006/main">
+              <a:graphicData uri="http://schemas.openxmlformats.org/drawingml/2006/picture">
+                <pic:pic xmlns:pic="http://schemas.openxmlformats.org/drawingml/2006/picture">
+                  <pic:nvPicPr>
+                    <pic:cNvPr id="358596131" name=""/>
+                    <pic:cNvPicPr/>
+                  </pic:nvPicPr>
+                  <pic:blipFill>
+                    <a:blip r:embed="rId31"/>
+                    <a:stretch>
+                      <a:fillRect/>
+                    </a:stretch>
+                  </pic:blipFill>
+                  <pic:spPr>
+                    <a:xfrm>
+                      <a:off x="0" y="0"/>
+                      <a:ext cx="5400040" cy="1558290"/>
+                    </a:xfrm>
+                    <a:prstGeom prst="rect">
+                      <a:avLst/>
+                    </a:prstGeom>
+                  </pic:spPr>
+                </pic:pic>
+              </a:graphicData>
+            </a:graphic>
+          </wp:inline>
+        </w:drawing>
+      </w:r>
+    </w:p>
+    <w:p>
+      <w:pPr>
+        <w:rPr>
+          <w:sz w:val="24"/>
+          <w:szCs w:val="24"/>
+        </w:rPr>
+      </w:pPr>
+    </w:p>
+    <w:p>
+      <w:pPr>
+        <w:rPr>
+          <w:sz w:val="24"/>
+          <w:szCs w:val="24"/>
+        </w:rPr>
+      </w:pPr>
+      <w:r>
+        <w:rPr>
+          <w:sz w:val="24"/>
+          <w:szCs w:val="24"/>
+        </w:rPr>
+        <w:lastRenderedPageBreak/>
+        <w:t>Si no hay eventos disponibles para eliminar, se mostrará el siguiente mensaje:</w:t>
+      </w:r>
+    </w:p>
+    <w:p>
+      <w:pPr>
+        <w:rPr>
+          <w:sz w:val="24"/>
+          <w:szCs w:val="24"/>
+        </w:rPr>
+      </w:pPr>
+      <w:r>
+        <w:rPr>
+          <w:noProof/>
+        </w:rPr>
+        <w:drawing>
+          <wp:inline distT="0" distB="0" distL="0" distR="0" wp14:anchorId="58665548" wp14:editId="68E296D3">
+            <wp:extent cx="3714750" cy="676275"/>
+            <wp:effectExtent l="0" t="0" r="0" b="9525"/>
+            <wp:docPr id="1932251765" name="Imagen 1"/>
+            <wp:cNvGraphicFramePr>
+              <a:graphicFrameLocks xmlns:a="http://schemas.openxmlformats.org/drawingml/2006/main" noChangeAspect="1"/>
+            </wp:cNvGraphicFramePr>
+            <a:graphic xmlns:a="http://schemas.openxmlformats.org/drawingml/2006/main">
+              <a:graphicData uri="http://schemas.openxmlformats.org/drawingml/2006/picture">
+                <pic:pic xmlns:pic="http://schemas.openxmlformats.org/drawingml/2006/picture">
+                  <pic:nvPicPr>
+                    <pic:cNvPr id="1932251765" name=""/>
+                    <pic:cNvPicPr/>
+                  </pic:nvPicPr>
+                  <pic:blipFill>
+                    <a:blip r:embed="rId32"/>
+                    <a:stretch>
+                      <a:fillRect/>
+                    </a:stretch>
+                  </pic:blipFill>
+                  <pic:spPr>
+                    <a:xfrm>
+                      <a:off x="0" y="0"/>
+                      <a:ext cx="3714750" cy="676275"/>
+                    </a:xfrm>
+                    <a:prstGeom prst="rect">
+                      <a:avLst/>
+                    </a:prstGeom>
+                  </pic:spPr>
+                </pic:pic>
+              </a:graphicData>
+            </a:graphic>
+          </wp:inline>
+        </w:drawing>
+      </w:r>
+    </w:p>
+    <w:p>
+      <w:pPr>
+        <w:rPr>
+          <w:sz w:val="24"/>
+          <w:szCs w:val="24"/>
+        </w:rPr>
+      </w:pPr>
+      <w:r>
+        <w:rPr>
+          <w:sz w:val="24"/>
+          <w:szCs w:val="24"/>
+        </w:rPr>
+        <w:t>Asimismo, si se intenta eliminar un evento que no existe, el siguiente mensaje será mostrado:</w:t>
+      </w:r>
+    </w:p>
+    <w:p>
+      <w:pPr>
+        <w:rPr>
+          <w:sz w:val="24"/>
+          <w:szCs w:val="24"/>
+        </w:rPr>
+      </w:pPr>
+      <w:r>
+        <w:rPr>
+          <w:noProof/>
+        </w:rPr>
+        <w:drawing>
+          <wp:inline distT="0" distB="0" distL="0" distR="0" wp14:anchorId="3BE70D47" wp14:editId="5B01BD71">
+            <wp:extent cx="4826000" cy="1424419"/>
+            <wp:effectExtent l="0" t="0" r="0" b="4445"/>
+            <wp:docPr id="1349619701" name="Imagen 1"/>
+            <wp:cNvGraphicFramePr>
+              <a:graphicFrameLocks xmlns:a="http://schemas.openxmlformats.org/drawingml/2006/main" noChangeAspect="1"/>
+            </wp:cNvGraphicFramePr>
+            <a:graphic xmlns:a="http://schemas.openxmlformats.org/drawingml/2006/main">
+              <a:graphicData uri="http://schemas.openxmlformats.org/drawingml/2006/picture">
+                <pic:pic xmlns:pic="http://schemas.openxmlformats.org/drawingml/2006/picture">
+                  <pic:nvPicPr>
+                    <pic:cNvPr id="1349619701" name=""/>
+                    <pic:cNvPicPr/>
+                  </pic:nvPicPr>
+                  <pic:blipFill>
+                    <a:blip r:embed="rId33"/>
+                    <a:stretch>
+                      <a:fillRect/>
+                    </a:stretch>
+                  </pic:blipFill>
+                  <pic:spPr>
+                    <a:xfrm>
+                      <a:off x="0" y="0"/>
+                      <a:ext cx="4835430" cy="1427202"/>
+                    </a:xfrm>
+                    <a:prstGeom prst="rect">
+                      <a:avLst/>
+                    </a:prstGeom>
+                  </pic:spPr>
+                </pic:pic>
+              </a:graphicData>
+            </a:graphic>
+          </wp:inline>
+        </w:drawing>
+      </w:r>
+    </w:p>
+    <w:p>
+      <w:pPr>
+        <w:rPr>
+          <w:b/>
+          <w:bCs/>
+          <w:sz w:val="28"/>
+          <w:szCs w:val="28"/>
+        </w:rPr>
+      </w:pPr>
+      <w:r>
+        <w:rPr>
+          <w:b/>
+          <w:bCs/>
+          <w:sz w:val="28"/>
+          <w:szCs w:val="28"/>
+        </w:rPr>
+        <w:t>Opción 5:</w:t>
+      </w:r>
+    </w:p>
+    <w:p>
+      <w:pPr>
+        <w:rPr>
+          <w:sz w:val="24"/>
+          <w:szCs w:val="24"/>
+        </w:rPr>
+      </w:pPr>
+      <w:r>
+        <w:rPr>
+          <w:sz w:val="24"/>
+          <w:szCs w:val="24"/>
+        </w:rPr>
+        <w:t>Se inicia el menú de creación de galerías</w:t>
+      </w:r>
+    </w:p>
+    <w:p>
+      <w:pPr>
+        <w:rPr>
+          <w:sz w:val="24"/>
+          <w:szCs w:val="24"/>
+        </w:rPr>
+      </w:pPr>
+      <w:r>
+        <w:rPr>
+          <w:sz w:val="24"/>
+          <w:szCs w:val="24"/>
+        </w:rPr>
+        <w:t xml:space="preserve">Para crear una galería hace falta como mínimo un evento disponible. </w:t>
+      </w:r>
+      <w:r>
+        <w:rPr>
+          <w:sz w:val="24"/>
+          <w:szCs w:val="24"/>
+        </w:rPr>
+        <w:t>Tras elegir el evento donde se quiere crear la galería, se deberá introducir el título de dicha galería.</w:t>
+      </w:r>
+    </w:p>
+    <w:p>
+      <w:pPr>
+        <w:rPr>
+          <w:sz w:val="24"/>
+          <w:szCs w:val="24"/>
+        </w:rPr>
+      </w:pPr>
+      <w:r>
+        <w:rPr>
+          <w:noProof/>
+        </w:rPr>
+        <w:drawing>
+          <wp:inline distT="0" distB="0" distL="0" distR="0" wp14:anchorId="651D669F" wp14:editId="78435372">
+            <wp:extent cx="5400040" cy="2617470"/>
+            <wp:effectExtent l="0" t="0" r="0" b="0"/>
+            <wp:docPr id="1751370057" name="Imagen 1"/>
+            <wp:cNvGraphicFramePr>
+              <a:graphicFrameLocks xmlns:a="http://schemas.openxmlformats.org/drawingml/2006/main" noChangeAspect="1"/>
+            </wp:cNvGraphicFramePr>
+            <a:graphic xmlns:a="http://schemas.openxmlformats.org/drawingml/2006/main">
+              <a:graphicData uri="http://schemas.openxmlformats.org/drawingml/2006/picture">
+                <pic:pic xmlns:pic="http://schemas.openxmlformats.org/drawingml/2006/picture">
+                  <pic:nvPicPr>
+                    <pic:cNvPr id="1751370057" name=""/>
+                    <pic:cNvPicPr/>
+                  </pic:nvPicPr>
+                  <pic:blipFill>
+                    <a:blip r:embed="rId34"/>
+                    <a:stretch>
+                      <a:fillRect/>
+                    </a:stretch>
+                  </pic:blipFill>
+                  <pic:spPr>
+                    <a:xfrm>
+                      <a:off x="0" y="0"/>
+                      <a:ext cx="5400040" cy="2617470"/>
+                    </a:xfrm>
+                    <a:prstGeom prst="rect">
+                      <a:avLst/>
+                    </a:prstGeom>
+                  </pic:spPr>
+                </pic:pic>
+              </a:graphicData>
+            </a:graphic>
+          </wp:inline>
+        </w:drawing>
+      </w:r>
+    </w:p>
+    <w:p>
+      <w:pPr>
+        <w:rPr>
+          <w:sz w:val="24"/>
+          <w:szCs w:val="24"/>
+        </w:rPr>
+      </w:pPr>
+    </w:p>
+    <w:p>
+      <w:pPr>
+        <w:rPr>
+          <w:sz w:val="24"/>
+          <w:szCs w:val="24"/>
+        </w:rPr>
+      </w:pPr>
+      <w:r>
+        <w:rPr>
+          <w:sz w:val="24"/>
+          <w:szCs w:val="24"/>
+        </w:rPr>
+        <w:t>En el caso de que no haya eventos disponibles, se mostrará el siguiente mensaje:</w:t>
+      </w:r>
+    </w:p>
+    <w:p>
+      <w:pPr>
+        <w:rPr>
+          <w:sz w:val="24"/>
+          <w:szCs w:val="24"/>
+        </w:rPr>
+      </w:pPr>
+      <w:r>
+        <w:rPr>
+          <w:noProof/>
+        </w:rPr>
+        <w:drawing>
+          <wp:inline distT="0" distB="0" distL="0" distR="0" wp14:anchorId="26787093" wp14:editId="75838759">
+            <wp:extent cx="4762500" cy="962025"/>
+            <wp:effectExtent l="0" t="0" r="0" b="9525"/>
+            <wp:docPr id="687857313" name="Imagen 1"/>
+            <wp:cNvGraphicFramePr>
+              <a:graphicFrameLocks xmlns:a="http://schemas.openxmlformats.org/drawingml/2006/main" noChangeAspect="1"/>
+            </wp:cNvGraphicFramePr>
+            <a:graphic xmlns:a="http://schemas.openxmlformats.org/drawingml/2006/main">
+              <a:graphicData uri="http://schemas.openxmlformats.org/drawingml/2006/picture">
+                <pic:pic xmlns:pic="http://schemas.openxmlformats.org/drawingml/2006/picture">
+                  <pic:nvPicPr>
+                    <pic:cNvPr id="687857313" name=""/>
+                    <pic:cNvPicPr/>
+                  </pic:nvPicPr>
+                  <pic:blipFill>
+                    <a:blip r:embed="rId35"/>
+                    <a:stretch>
+                      <a:fillRect/>
+                    </a:stretch>
+                  </pic:blipFill>
+                  <pic:spPr>
+                    <a:xfrm>
+                      <a:off x="0" y="0"/>
+                      <a:ext cx="4762500" cy="962025"/>
+                    </a:xfrm>
+                    <a:prstGeom prst="rect">
+                      <a:avLst/>
+                    </a:prstGeom>
+                  </pic:spPr>
+                </pic:pic>
+              </a:graphicData>
+            </a:graphic>
+          </wp:inline>
+        </w:drawing>
+      </w:r>
+    </w:p>
+    <w:p>
+      <w:pPr>
+        <w:rPr>
+          <w:sz w:val="24"/>
+          <w:szCs w:val="24"/>
+        </w:rPr>
+      </w:pPr>
+      <w:r>
+        <w:rPr>
+          <w:sz w:val="24"/>
+          <w:szCs w:val="24"/>
+        </w:rPr>
+        <w:lastRenderedPageBreak/>
+        <w:t>En el caso de que el evento seleccionado no exista, se mostrará el siguiente mensaje:</w:t>
+      </w:r>
+    </w:p>
+    <w:p>
+      <w:pPr>
+        <w:rPr>
+          <w:sz w:val="24"/>
+          <w:szCs w:val="24"/>
+        </w:rPr>
+      </w:pPr>
+      <w:r>
+        <w:rPr>
+          <w:noProof/>
+        </w:rPr>
+        <w:drawing>
+          <wp:inline distT="0" distB="0" distL="0" distR="0" wp14:anchorId="703A17C6" wp14:editId="07A31F45">
+            <wp:extent cx="5400040" cy="2224405"/>
+            <wp:effectExtent l="0" t="0" r="0" b="4445"/>
+            <wp:docPr id="834235790" name="Imagen 1"/>
+            <wp:cNvGraphicFramePr>
+              <a:graphicFrameLocks xmlns:a="http://schemas.openxmlformats.org/drawingml/2006/main" noChangeAspect="1"/>
+            </wp:cNvGraphicFramePr>
+            <a:graphic xmlns:a="http://schemas.openxmlformats.org/drawingml/2006/main">
+              <a:graphicData uri="http://schemas.openxmlformats.org/drawingml/2006/picture">
+                <pic:pic xmlns:pic="http://schemas.openxmlformats.org/drawingml/2006/picture">
+                  <pic:nvPicPr>
+                    <pic:cNvPr id="834235790" name=""/>
+                    <pic:cNvPicPr/>
+                  </pic:nvPicPr>
+                  <pic:blipFill>
+                    <a:blip r:embed="rId36"/>
+                    <a:stretch>
+                      <a:fillRect/>
+                    </a:stretch>
+                  </pic:blipFill>
+                  <pic:spPr>
+                    <a:xfrm>
+                      <a:off x="0" y="0"/>
+                      <a:ext cx="5400040" cy="2224405"/>
+                    </a:xfrm>
+                    <a:prstGeom prst="rect">
+                      <a:avLst/>
+                    </a:prstGeom>
+                  </pic:spPr>
+                </pic:pic>
+              </a:graphicData>
+            </a:graphic>
+          </wp:inline>
+        </w:drawing>
+      </w:r>
+    </w:p>
+    <w:p>
+      <w:pPr>
+        <w:rPr>
+          <w:sz w:val="24"/>
+          <w:szCs w:val="24"/>
+        </w:rPr>
+      </w:pPr>
+    </w:p>
+    <w:p>
+      <w:pPr>
+        <w:rPr>
+          <w:sz w:val="24"/>
+          <w:szCs w:val="24"/>
+        </w:rPr>
+      </w:pPr>
+    </w:p>
+    <w:p>
+      <w:pPr>
+        <w:rPr>
+          <w:sz w:val="24"/>
+          <w:szCs w:val="24"/>
+        </w:rPr>
+      </w:pPr>
+    </w:p>
+    <w:p>
+      <w:pPr>
+        <w:rPr>
+          <w:sz w:val="24"/>
+          <w:szCs w:val="24"/>
+        </w:rPr>
+      </w:pPr>
+    </w:p>
+    <w:p>
+      <w:pPr>
+        <w:rPr>
+          <w:sz w:val="24"/>
+          <w:szCs w:val="24"/>
+        </w:rPr>
+      </w:pPr>
+      <w:r>
+        <w:rPr>
+          <w:b/>
+          <w:bCs/>
+          <w:sz w:val="28"/>
+          <w:szCs w:val="28"/>
+        </w:rPr>
+        <w:t xml:space="preserve">Opción </w:t>
+      </w:r>
+      <w:r>
+        <w:rPr>
+          <w:b/>
+          <w:bCs/>
+          <w:sz w:val="28"/>
+          <w:szCs w:val="28"/>
+        </w:rPr>
+        <w:t>6</w:t>
+      </w:r>
+      <w:r>
+        <w:rPr>
+          <w:b/>
+          <w:bCs/>
+          <w:sz w:val="28"/>
+          <w:szCs w:val="28"/>
+        </w:rPr>
+        <w:t>:</w:t>
+      </w:r>
+    </w:p>
+    <w:p>
+      <w:pPr>
+        <w:rPr>
+          <w:sz w:val="24"/>
+          <w:szCs w:val="24"/>
+        </w:rPr>
+      </w:pPr>
+      <w:r>
+        <w:rPr>
+          <w:sz w:val="24"/>
+          <w:szCs w:val="24"/>
+        </w:rPr>
+        <w:t xml:space="preserve">Se inicia el menú de </w:t>
+      </w:r>
+      <w:r>
+        <w:rPr>
+          <w:sz w:val="24"/>
+          <w:szCs w:val="24"/>
+        </w:rPr>
+        <w:t>borrado</w:t>
+      </w:r>
+      <w:r>
+        <w:rPr>
+          <w:sz w:val="24"/>
+          <w:szCs w:val="24"/>
+        </w:rPr>
+        <w:t xml:space="preserve"> de galerías</w:t>
+      </w:r>
+      <w:r>
+        <w:rPr>
+          <w:sz w:val="24"/>
+          <w:szCs w:val="24"/>
+        </w:rPr>
+        <w:t>.</w:t>
+      </w:r>
+    </w:p>
+    <w:p>
+      <w:pPr>
+        <w:rPr>
+          <w:sz w:val="24"/>
+          <w:szCs w:val="24"/>
+        </w:rPr>
+      </w:pPr>
+      <w:r>
+        <w:rPr>
+          <w:sz w:val="24"/>
+          <w:szCs w:val="24"/>
+        </w:rPr>
+        <w:t>Tras abrir el menú, se mostrará una tabla con los eventos disponibles. Tras seleccionar el evento, se mostrarán las galerías que tiene.</w:t>
+      </w:r>
+      <w:r>
+        <w:rPr>
+          <w:sz w:val="24"/>
+          <w:szCs w:val="24"/>
+        </w:rPr>
+        <w:t xml:space="preserve"> Si se selecciona una galería esta será borrada.</w:t>
+      </w:r>
+    </w:p>
+    <w:p>
+      <w:pPr>
+        <w:rPr>
+          <w:sz w:val="24"/>
+          <w:szCs w:val="24"/>
+        </w:rPr>
+      </w:pPr>
+      <w:r>
+        <w:rPr>
+          <w:noProof/>
+        </w:rPr>
+        <w:drawing>
+          <wp:inline distT="0" distB="0" distL="0" distR="0" wp14:anchorId="64476E28" wp14:editId="556B43F7">
+            <wp:extent cx="5400040" cy="2949575"/>
+            <wp:effectExtent l="0" t="0" r="0" b="3175"/>
+            <wp:docPr id="686857859" name="Imagen 1"/>
+            <wp:cNvGraphicFramePr>
+              <a:graphicFrameLocks xmlns:a="http://schemas.openxmlformats.org/drawingml/2006/main" noChangeAspect="1"/>
+            </wp:cNvGraphicFramePr>
+            <a:graphic xmlns:a="http://schemas.openxmlformats.org/drawingml/2006/main">
+              <a:graphicData uri="http://schemas.openxmlformats.org/drawingml/2006/picture">
+                <pic:pic xmlns:pic="http://schemas.openxmlformats.org/drawingml/2006/picture">
+                  <pic:nvPicPr>
+                    <pic:cNvPr id="686857859" name=""/>
+                    <pic:cNvPicPr/>
+                  </pic:nvPicPr>
+                  <pic:blipFill>
+                    <a:blip r:embed="rId37"/>
+                    <a:stretch>
+                      <a:fillRect/>
+                    </a:stretch>
+                  </pic:blipFill>
+                  <pic:spPr>
+                    <a:xfrm>
+                      <a:off x="0" y="0"/>
+                      <a:ext cx="5400040" cy="2949575"/>
+                    </a:xfrm>
+                    <a:prstGeom prst="rect">
+                      <a:avLst/>
+                    </a:prstGeom>
+                  </pic:spPr>
+                </pic:pic>
+              </a:graphicData>
+            </a:graphic>
+          </wp:inline>
+        </w:drawing>
       </w:r>
     </w:p>
     <w:sectPr>
@@ -3899,7 +5126,6 @@
   <w:style w:type="character" w:default="1" w:styleId="Fuentedeprrafopredeter">
     <w:name w:val="Default Paragraph Font"/>
     <w:uiPriority w:val="1"/>
-    <w:semiHidden/>
     <w:unhideWhenUsed/>
   </w:style>
   <w:style w:type="table" w:default="1" w:styleId="Tablanormal">

--- a/documentacion/Informe.docx
+++ b/documentacion/Informe.docx
@@ -157,12 +157,37 @@
           <w:szCs w:val="24"/>
         </w:rPr>
       </w:pPr>
-      <w:r>
-        <w:rPr>
-          <w:sz w:val="24"/>
-          <w:szCs w:val="24"/>
-        </w:rPr>
-        <w:t>Obicación: Estadio el Molinón, Gijón</w:t>
+      <w:proofErr w:type="spellStart"/>
+      <w:r>
+        <w:rPr>
+          <w:sz w:val="24"/>
+          <w:szCs w:val="24"/>
+        </w:rPr>
+        <w:t>Obicación</w:t>
+      </w:r>
+      <w:proofErr w:type="spellEnd"/>
+      <w:r>
+        <w:rPr>
+          <w:sz w:val="24"/>
+          <w:szCs w:val="24"/>
+        </w:rPr>
+        <w:t xml:space="preserve">: Estadio el </w:t>
+      </w:r>
+      <w:proofErr w:type="spellStart"/>
+      <w:r>
+        <w:rPr>
+          <w:sz w:val="24"/>
+          <w:szCs w:val="24"/>
+        </w:rPr>
+        <w:t>Molinón</w:t>
+      </w:r>
+      <w:proofErr w:type="spellEnd"/>
+      <w:r>
+        <w:rPr>
+          <w:sz w:val="24"/>
+          <w:szCs w:val="24"/>
+        </w:rPr>
+        <w:t>, Gijón</w:t>
       </w:r>
     </w:p>
     <w:p>
@@ -237,12 +262,21 @@
           <w:szCs w:val="24"/>
         </w:rPr>
       </w:pPr>
-      <w:r>
-        <w:rPr>
-          <w:sz w:val="24"/>
-          <w:szCs w:val="24"/>
-        </w:rPr>
-        <w:t>Boombastic Asturias 2026</w:t>
+      <w:proofErr w:type="spellStart"/>
+      <w:r>
+        <w:rPr>
+          <w:sz w:val="24"/>
+          <w:szCs w:val="24"/>
+        </w:rPr>
+        <w:t>Boombastic</w:t>
+      </w:r>
+      <w:proofErr w:type="spellEnd"/>
+      <w:r>
+        <w:rPr>
+          <w:sz w:val="24"/>
+          <w:szCs w:val="24"/>
+        </w:rPr>
+        <w:t xml:space="preserve"> Asturias 2026</w:t>
       </w:r>
     </w:p>
     <w:p>
@@ -630,6 +664,7 @@
     </w:p>
     <w:p>
       <w:pPr>
+        <w:jc w:val="center"/>
         <w:rPr>
           <w:b/>
           <w:bCs/>
@@ -637,12 +672,1188 @@
           <w:szCs w:val="40"/>
         </w:rPr>
       </w:pPr>
-      <w:r>
+    </w:p>
+    <w:p>
+      <w:pPr>
+        <w:rPr>
+          <w:sz w:val="24"/>
+          <w:szCs w:val="24"/>
+        </w:rPr>
+      </w:pPr>
+      <w:r>
+        <w:rPr>
+          <w:sz w:val="24"/>
+          <w:szCs w:val="24"/>
+        </w:rPr>
+        <w:t xml:space="preserve">El apartado de lenguaje de marcas (la web) se creó usando </w:t>
+      </w:r>
+      <w:proofErr w:type="spellStart"/>
+      <w:r>
+        <w:rPr>
+          <w:sz w:val="24"/>
+          <w:szCs w:val="24"/>
+        </w:rPr>
+        <w:t>React</w:t>
+      </w:r>
+      <w:proofErr w:type="spellEnd"/>
+      <w:r>
+        <w:rPr>
+          <w:sz w:val="24"/>
+          <w:szCs w:val="24"/>
+        </w:rPr>
+        <w:t xml:space="preserve"> y por tanto debe ejecutarse en un servidor local de Node.js. Es necesario tener Node.js instalado en el equipo.</w:t>
+      </w:r>
+    </w:p>
+    <w:p>
+      <w:pPr>
+        <w:rPr>
+          <w:sz w:val="24"/>
+          <w:szCs w:val="24"/>
+        </w:rPr>
+      </w:pPr>
+      <w:r>
+        <w:rPr>
+          <w:sz w:val="24"/>
+          <w:szCs w:val="24"/>
+        </w:rPr>
+        <w:t xml:space="preserve">Para consultar si tiene Node.js instalado, ejecute el </w:t>
+      </w:r>
+      <w:proofErr w:type="spellStart"/>
+      <w:r>
+        <w:rPr>
+          <w:sz w:val="24"/>
+          <w:szCs w:val="24"/>
+        </w:rPr>
+        <w:t>sigiuente</w:t>
+      </w:r>
+      <w:proofErr w:type="spellEnd"/>
+      <w:r>
+        <w:rPr>
+          <w:sz w:val="24"/>
+          <w:szCs w:val="24"/>
+        </w:rPr>
+        <w:t xml:space="preserve"> comando en </w:t>
+      </w:r>
+      <w:proofErr w:type="spellStart"/>
+      <w:r>
+        <w:rPr>
+          <w:sz w:val="24"/>
+          <w:szCs w:val="24"/>
+        </w:rPr>
+        <w:t>command</w:t>
+      </w:r>
+      <w:proofErr w:type="spellEnd"/>
+      <w:r>
+        <w:rPr>
+          <w:sz w:val="24"/>
+          <w:szCs w:val="24"/>
+        </w:rPr>
+        <w:t xml:space="preserve"> </w:t>
+      </w:r>
+      <w:proofErr w:type="spellStart"/>
+      <w:r>
+        <w:rPr>
+          <w:sz w:val="24"/>
+          <w:szCs w:val="24"/>
+        </w:rPr>
+        <w:t>prompt</w:t>
+      </w:r>
+      <w:proofErr w:type="spellEnd"/>
+      <w:r>
+        <w:rPr>
+          <w:sz w:val="24"/>
+          <w:szCs w:val="24"/>
+        </w:rPr>
+        <w:t>:</w:t>
+      </w:r>
+      <w:r>
+        <w:rPr>
+          <w:sz w:val="24"/>
+          <w:szCs w:val="24"/>
+        </w:rPr>
+        <w:t xml:space="preserve"> </w:t>
+      </w:r>
+      <w:proofErr w:type="spellStart"/>
+      <w:r>
+        <w:rPr>
+          <w:rStyle w:val="codigoCar"/>
+          <w:rFonts w:ascii="Consolas" w:hAnsi="Consolas"/>
+          <w:b w:val="0"/>
+          <w:bCs/>
+          <w:highlight w:val="lightGray"/>
+        </w:rPr>
+        <w:t>node</w:t>
+      </w:r>
+      <w:proofErr w:type="spellEnd"/>
+      <w:r>
+        <w:rPr>
+          <w:rStyle w:val="codigoCar"/>
+          <w:rFonts w:ascii="Consolas" w:hAnsi="Consolas"/>
+          <w:b w:val="0"/>
+          <w:bCs/>
+          <w:highlight w:val="lightGray"/>
+        </w:rPr>
+        <w:t xml:space="preserve"> -v</w:t>
+      </w:r>
+    </w:p>
+    <w:p>
+      <w:pPr>
+        <w:rPr>
+          <w:b/>
+          <w:bCs/>
+          <w:sz w:val="32"/>
+          <w:szCs w:val="32"/>
+        </w:rPr>
+      </w:pPr>
+      <w:r>
+        <w:rPr>
+          <w:b/>
+          <w:bCs/>
+          <w:sz w:val="32"/>
+          <w:szCs w:val="32"/>
+        </w:rPr>
+        <w:t>INSTALACIÓN Y USO:</w:t>
+      </w:r>
+    </w:p>
+    <w:p>
+      <w:pPr>
+        <w:rPr>
+          <w:sz w:val="24"/>
+          <w:szCs w:val="24"/>
+        </w:rPr>
+      </w:pPr>
+      <w:r>
+        <w:rPr>
+          <w:sz w:val="24"/>
+          <w:szCs w:val="24"/>
+        </w:rPr>
+        <w:t xml:space="preserve">1. Descargar </w:t>
+      </w:r>
+      <w:proofErr w:type="spellStart"/>
+      <w:r>
+        <w:rPr>
+          <w:sz w:val="24"/>
+          <w:szCs w:val="24"/>
+        </w:rPr>
+        <w:t>el</w:t>
+      </w:r>
+      <w:proofErr w:type="spellEnd"/>
+      <w:r>
+        <w:rPr>
+          <w:sz w:val="24"/>
+          <w:szCs w:val="24"/>
+        </w:rPr>
+        <w:t xml:space="preserve"> .zip del repositorio.</w:t>
+      </w:r>
+    </w:p>
+    <w:p>
+      <w:pPr>
+        <w:rPr>
+          <w:sz w:val="24"/>
+          <w:szCs w:val="24"/>
+        </w:rPr>
+      </w:pPr>
+      <w:r>
+        <w:rPr>
+          <w:sz w:val="24"/>
+          <w:szCs w:val="24"/>
+        </w:rPr>
+        <w:t>2. Extraer el zip.</w:t>
+      </w:r>
+    </w:p>
+    <w:p>
+      <w:pPr>
+        <w:rPr>
+          <w:sz w:val="24"/>
+          <w:szCs w:val="24"/>
+        </w:rPr>
+      </w:pPr>
+      <w:r>
+        <w:rPr>
+          <w:sz w:val="24"/>
+          <w:szCs w:val="24"/>
+        </w:rPr>
+        <w:t xml:space="preserve">3. Desde un </w:t>
+      </w:r>
+      <w:proofErr w:type="spellStart"/>
+      <w:r>
+        <w:rPr>
+          <w:sz w:val="24"/>
+          <w:szCs w:val="24"/>
+        </w:rPr>
+        <w:t>command</w:t>
+      </w:r>
+      <w:proofErr w:type="spellEnd"/>
+      <w:r>
+        <w:rPr>
+          <w:sz w:val="24"/>
+          <w:szCs w:val="24"/>
+        </w:rPr>
+        <w:t xml:space="preserve"> </w:t>
+      </w:r>
+      <w:proofErr w:type="spellStart"/>
+      <w:r>
+        <w:rPr>
+          <w:sz w:val="24"/>
+          <w:szCs w:val="24"/>
+        </w:rPr>
+        <w:t>prompt</w:t>
+      </w:r>
+      <w:proofErr w:type="spellEnd"/>
+      <w:r>
+        <w:rPr>
+          <w:sz w:val="24"/>
+          <w:szCs w:val="24"/>
+        </w:rPr>
+        <w:t xml:space="preserve"> (recomendado el de </w:t>
+      </w:r>
+      <w:proofErr w:type="spellStart"/>
+      <w:r>
+        <w:rPr>
+          <w:sz w:val="24"/>
+          <w:szCs w:val="24"/>
+        </w:rPr>
+        <w:t>vscode</w:t>
+      </w:r>
+      <w:proofErr w:type="spellEnd"/>
+      <w:r>
+        <w:rPr>
+          <w:sz w:val="24"/>
+          <w:szCs w:val="24"/>
+        </w:rPr>
+        <w:t>), ubicarse en el directorio "web2.0".</w:t>
+      </w:r>
+    </w:p>
+    <w:p>
+      <w:pPr>
+        <w:rPr>
+          <w:sz w:val="24"/>
+          <w:szCs w:val="24"/>
+        </w:rPr>
+      </w:pPr>
+      <w:r>
+        <w:rPr>
+          <w:noProof/>
+        </w:rPr>
+        <w:drawing>
+          <wp:inline distT="0" distB="0" distL="0" distR="0" wp14:anchorId="4DBAEFF9" wp14:editId="66BCCA36">
+            <wp:extent cx="4831080" cy="1227653"/>
+            <wp:effectExtent l="0" t="0" r="7620" b="0"/>
+            <wp:docPr id="1720984851" name="Imagen 7"/>
+            <wp:cNvGraphicFramePr>
+              <a:graphicFrameLocks xmlns:a="http://schemas.openxmlformats.org/drawingml/2006/main" noChangeAspect="1"/>
+            </wp:cNvGraphicFramePr>
+            <a:graphic xmlns:a="http://schemas.openxmlformats.org/drawingml/2006/main">
+              <a:graphicData uri="http://schemas.openxmlformats.org/drawingml/2006/picture">
+                <pic:pic xmlns:pic="http://schemas.openxmlformats.org/drawingml/2006/picture">
+                  <pic:nvPicPr>
+                    <pic:cNvPr id="0" name="Picture 13"/>
+                    <pic:cNvPicPr>
+                      <a:picLocks noChangeAspect="1" noChangeArrowheads="1"/>
+                    </pic:cNvPicPr>
+                  </pic:nvPicPr>
+                  <pic:blipFill>
+                    <a:blip r:embed="rId5">
+                      <a:extLst>
+                        <a:ext uri="{28A0092B-C50C-407E-A947-70E740481C1C}">
+                          <a14:useLocalDpi xmlns:a14="http://schemas.microsoft.com/office/drawing/2010/main" val="0"/>
+                        </a:ext>
+                      </a:extLst>
+                    </a:blip>
+                    <a:srcRect/>
+                    <a:stretch>
+                      <a:fillRect/>
+                    </a:stretch>
+                  </pic:blipFill>
+                  <pic:spPr bwMode="auto">
+                    <a:xfrm>
+                      <a:off x="0" y="0"/>
+                      <a:ext cx="4836901" cy="1229132"/>
+                    </a:xfrm>
+                    <a:prstGeom prst="rect">
+                      <a:avLst/>
+                    </a:prstGeom>
+                    <a:noFill/>
+                    <a:ln>
+                      <a:noFill/>
+                    </a:ln>
+                  </pic:spPr>
+                </pic:pic>
+              </a:graphicData>
+            </a:graphic>
+          </wp:inline>
+        </w:drawing>
+      </w:r>
+    </w:p>
+    <w:p>
+      <w:pPr>
+        <w:rPr>
+          <w:sz w:val="24"/>
+          <w:szCs w:val="24"/>
+        </w:rPr>
+      </w:pPr>
+      <w:r>
+        <w:rPr>
+          <w:sz w:val="24"/>
+          <w:szCs w:val="24"/>
+        </w:rPr>
+        <w:t>4. Ejecutar el siguiente comando:</w:t>
+      </w:r>
+    </w:p>
+    <w:p>
+      <w:pPr>
+        <w:pStyle w:val="codigo"/>
+        <w:rPr>
+          <w:rFonts w:ascii="Consolas" w:hAnsi="Consolas"/>
+        </w:rPr>
+      </w:pPr>
+      <w:proofErr w:type="spellStart"/>
+      <w:r>
+        <w:rPr>
+          <w:rFonts w:ascii="Consolas" w:hAnsi="Consolas"/>
+          <w:highlight w:val="lightGray"/>
+        </w:rPr>
+        <w:t>npm</w:t>
+      </w:r>
+      <w:proofErr w:type="spellEnd"/>
+      <w:r>
+        <w:rPr>
+          <w:rFonts w:ascii="Consolas" w:hAnsi="Consolas"/>
+          <w:highlight w:val="lightGray"/>
+        </w:rPr>
+        <w:t xml:space="preserve"> run </w:t>
+      </w:r>
+      <w:proofErr w:type="spellStart"/>
+      <w:r>
+        <w:rPr>
+          <w:rFonts w:ascii="Consolas" w:hAnsi="Consolas"/>
+          <w:highlight w:val="lightGray"/>
+        </w:rPr>
+        <w:t>dev</w:t>
+      </w:r>
+      <w:proofErr w:type="spellEnd"/>
+    </w:p>
+    <w:p>
+      <w:pPr>
+        <w:rPr>
+          <w:sz w:val="24"/>
+          <w:szCs w:val="24"/>
+        </w:rPr>
+      </w:pPr>
+      <w:r>
+        <w:rPr>
+          <w:sz w:val="24"/>
+          <w:szCs w:val="24"/>
+        </w:rPr>
+        <w:t xml:space="preserve">5. Hacer </w:t>
+      </w:r>
+      <w:proofErr w:type="spellStart"/>
+      <w:r>
+        <w:rPr>
+          <w:sz w:val="24"/>
+          <w:szCs w:val="24"/>
+        </w:rPr>
+        <w:t>click</w:t>
+      </w:r>
+      <w:proofErr w:type="spellEnd"/>
+      <w:r>
+        <w:rPr>
+          <w:sz w:val="24"/>
+          <w:szCs w:val="24"/>
+        </w:rPr>
+        <w:t xml:space="preserve"> en el enlace que aparece en el </w:t>
+      </w:r>
+      <w:proofErr w:type="spellStart"/>
+      <w:r>
+        <w:rPr>
+          <w:sz w:val="24"/>
+          <w:szCs w:val="24"/>
+        </w:rPr>
+        <w:t>cmd</w:t>
+      </w:r>
+      <w:proofErr w:type="spellEnd"/>
+      <w:r>
+        <w:rPr>
+          <w:sz w:val="24"/>
+          <w:szCs w:val="24"/>
+        </w:rPr>
+        <w:t xml:space="preserve">. Si no deja hacer </w:t>
+      </w:r>
+      <w:proofErr w:type="spellStart"/>
+      <w:r>
+        <w:rPr>
+          <w:sz w:val="24"/>
+          <w:szCs w:val="24"/>
+        </w:rPr>
+        <w:t>click</w:t>
+      </w:r>
+      <w:proofErr w:type="spellEnd"/>
+      <w:r>
+        <w:rPr>
+          <w:sz w:val="24"/>
+          <w:szCs w:val="24"/>
+        </w:rPr>
+        <w:t>, puede copiar y pegar el enlace en su navegador.</w:t>
+      </w:r>
+    </w:p>
+    <w:p>
+      <w:pPr>
+        <w:rPr>
+          <w:sz w:val="24"/>
+          <w:szCs w:val="24"/>
+        </w:rPr>
+      </w:pPr>
+      <w:r>
+        <w:rPr>
+          <w:noProof/>
+        </w:rPr>
+        <w:drawing>
+          <wp:inline distT="0" distB="0" distL="0" distR="0" wp14:anchorId="2F7AD7DA" wp14:editId="21CE1DB4">
+            <wp:extent cx="2659380" cy="1109505"/>
+            <wp:effectExtent l="0" t="0" r="7620" b="0"/>
+            <wp:docPr id="13514111" name="Imagen 1"/>
+            <wp:cNvGraphicFramePr>
+              <a:graphicFrameLocks xmlns:a="http://schemas.openxmlformats.org/drawingml/2006/main" noChangeAspect="1"/>
+            </wp:cNvGraphicFramePr>
+            <a:graphic xmlns:a="http://schemas.openxmlformats.org/drawingml/2006/main">
+              <a:graphicData uri="http://schemas.openxmlformats.org/drawingml/2006/picture">
+                <pic:pic xmlns:pic="http://schemas.openxmlformats.org/drawingml/2006/picture">
+                  <pic:nvPicPr>
+                    <pic:cNvPr id="13514111" name=""/>
+                    <pic:cNvPicPr/>
+                  </pic:nvPicPr>
+                  <pic:blipFill>
+                    <a:blip r:embed="rId6"/>
+                    <a:stretch>
+                      <a:fillRect/>
+                    </a:stretch>
+                  </pic:blipFill>
+                  <pic:spPr>
+                    <a:xfrm>
+                      <a:off x="0" y="0"/>
+                      <a:ext cx="2670350" cy="1114082"/>
+                    </a:xfrm>
+                    <a:prstGeom prst="rect">
+                      <a:avLst/>
+                    </a:prstGeom>
+                  </pic:spPr>
+                </pic:pic>
+              </a:graphicData>
+            </a:graphic>
+          </wp:inline>
+        </w:drawing>
+      </w:r>
+    </w:p>
+    <w:p>
+      <w:pPr>
+        <w:rPr>
+          <w:b/>
+          <w:bCs/>
+          <w:sz w:val="32"/>
+          <w:szCs w:val="32"/>
+        </w:rPr>
+      </w:pPr>
+      <w:r>
+        <w:rPr>
+          <w:b/>
+          <w:bCs/>
+          <w:sz w:val="32"/>
+          <w:szCs w:val="32"/>
+        </w:rPr>
+        <w:br w:type="page"/>
+      </w:r>
+    </w:p>
+    <w:p>
+      <w:pPr>
+        <w:rPr>
+          <w:b/>
+          <w:bCs/>
+          <w:sz w:val="32"/>
+          <w:szCs w:val="32"/>
+        </w:rPr>
+      </w:pPr>
+      <w:r>
+        <w:rPr>
+          <w:b/>
+          <w:bCs/>
+          <w:sz w:val="32"/>
+          <w:szCs w:val="32"/>
+        </w:rPr>
+        <w:lastRenderedPageBreak/>
+        <w:t>FUNCIONAMIENTO DE LA WEB:</w:t>
+      </w:r>
+    </w:p>
+    <w:p>
+      <w:pPr>
         <w:rPr>
           <w:b/>
           <w:bCs/>
           <w:sz w:val="40"/>
           <w:szCs w:val="40"/>
+        </w:rPr>
+      </w:pPr>
+      <w:r>
+        <w:rPr>
+          <w:b/>
+          <w:bCs/>
+          <w:sz w:val="28"/>
+          <w:szCs w:val="28"/>
+        </w:rPr>
+        <w:t>Archivo JSON</w:t>
+      </w:r>
+    </w:p>
+    <w:p>
+      <w:pPr>
+        <w:rPr>
+          <w:sz w:val="24"/>
+          <w:szCs w:val="24"/>
+        </w:rPr>
+      </w:pPr>
+      <w:r>
+        <w:rPr>
+          <w:sz w:val="24"/>
+          <w:szCs w:val="24"/>
+        </w:rPr>
+        <w:t xml:space="preserve">Los eventos disponibles, lo cuales corresponden a los del apartado de bases de datos, </w:t>
+      </w:r>
+    </w:p>
+    <w:p>
+      <w:pPr>
+        <w:rPr>
+          <w:sz w:val="24"/>
+          <w:szCs w:val="24"/>
+        </w:rPr>
+      </w:pPr>
+      <w:r>
+        <w:rPr>
+          <w:sz w:val="24"/>
+          <w:szCs w:val="24"/>
+        </w:rPr>
+        <w:t xml:space="preserve">son registrados en un archivo JSON para evitar redundancia de componentes (no tener que crear un archivo </w:t>
+      </w:r>
+      <w:proofErr w:type="spellStart"/>
+      <w:r>
+        <w:rPr>
+          <w:sz w:val="24"/>
+          <w:szCs w:val="24"/>
+        </w:rPr>
+        <w:t>html</w:t>
+      </w:r>
+      <w:proofErr w:type="spellEnd"/>
+      <w:r>
+        <w:rPr>
+          <w:sz w:val="24"/>
+          <w:szCs w:val="24"/>
+        </w:rPr>
+        <w:t xml:space="preserve"> para cada evento).</w:t>
+      </w:r>
+    </w:p>
+    <w:p>
+      <w:pPr>
+        <w:rPr>
+          <w:sz w:val="24"/>
+          <w:szCs w:val="24"/>
+        </w:rPr>
+      </w:pPr>
+      <w:proofErr w:type="spellStart"/>
+      <w:r>
+        <w:rPr>
+          <w:sz w:val="24"/>
+          <w:szCs w:val="24"/>
+        </w:rPr>
+        <w:t>dqqq</w:t>
+      </w:r>
+      <w:proofErr w:type="spellEnd"/>
+    </w:p>
+    <w:p>
+      <w:pPr>
+        <w:rPr>
+          <w:sz w:val="24"/>
+          <w:szCs w:val="24"/>
+        </w:rPr>
+      </w:pPr>
+      <w:r>
+        <w:rPr>
+          <w:sz w:val="24"/>
+          <w:szCs w:val="24"/>
+        </w:rPr>
+        <w:t>El JSON está compuesto por objectos, cada uno representando un evento. Cada evento tiene las siguientes propiedades:</w:t>
+      </w:r>
+      <w:r>
+        <w:rPr>
+          <w:sz w:val="24"/>
+          <w:szCs w:val="24"/>
+        </w:rPr>
+        <w:t xml:space="preserve"> </w:t>
+      </w:r>
+    </w:p>
+    <w:p>
+      <w:pPr>
+        <w:rPr>
+          <w:sz w:val="24"/>
+          <w:szCs w:val="24"/>
+        </w:rPr>
+      </w:pPr>
+      <w:r>
+        <w:rPr>
+          <w:noProof/>
+        </w:rPr>
+        <w:drawing>
+          <wp:inline distT="0" distB="0" distL="0" distR="0" wp14:anchorId="37AC3DA4" wp14:editId="48623456">
+            <wp:extent cx="5400040" cy="1916430"/>
+            <wp:effectExtent l="0" t="0" r="0" b="7620"/>
+            <wp:docPr id="1125118928" name="Imagen 1"/>
+            <wp:cNvGraphicFramePr>
+              <a:graphicFrameLocks xmlns:a="http://schemas.openxmlformats.org/drawingml/2006/main" noChangeAspect="1"/>
+            </wp:cNvGraphicFramePr>
+            <a:graphic xmlns:a="http://schemas.openxmlformats.org/drawingml/2006/main">
+              <a:graphicData uri="http://schemas.openxmlformats.org/drawingml/2006/picture">
+                <pic:pic xmlns:pic="http://schemas.openxmlformats.org/drawingml/2006/picture">
+                  <pic:nvPicPr>
+                    <pic:cNvPr id="0" name="Picture 1"/>
+                    <pic:cNvPicPr>
+                      <a:picLocks noChangeAspect="1" noChangeArrowheads="1"/>
+                    </pic:cNvPicPr>
+                  </pic:nvPicPr>
+                  <pic:blipFill>
+                    <a:blip r:embed="rId7" cstate="print">
+                      <a:extLst>
+                        <a:ext uri="{28A0092B-C50C-407E-A947-70E740481C1C}">
+                          <a14:useLocalDpi xmlns:a14="http://schemas.microsoft.com/office/drawing/2010/main" val="0"/>
+                        </a:ext>
+                      </a:extLst>
+                    </a:blip>
+                    <a:srcRect/>
+                    <a:stretch>
+                      <a:fillRect/>
+                    </a:stretch>
+                  </pic:blipFill>
+                  <pic:spPr bwMode="auto">
+                    <a:xfrm>
+                      <a:off x="0" y="0"/>
+                      <a:ext cx="5400040" cy="1916430"/>
+                    </a:xfrm>
+                    <a:prstGeom prst="rect">
+                      <a:avLst/>
+                    </a:prstGeom>
+                    <a:noFill/>
+                    <a:ln>
+                      <a:noFill/>
+                    </a:ln>
+                  </pic:spPr>
+                </pic:pic>
+              </a:graphicData>
+            </a:graphic>
+          </wp:inline>
+        </w:drawing>
+      </w:r>
+    </w:p>
+    <w:p>
+      <w:pPr>
+        <w:rPr>
+          <w:sz w:val="24"/>
+          <w:szCs w:val="24"/>
+        </w:rPr>
+      </w:pPr>
+      <w:r>
+        <w:rPr>
+          <w:sz w:val="24"/>
+          <w:szCs w:val="24"/>
+        </w:rPr>
+        <w:t>La propiedad "galería" puede ser en algunos caso</w:t>
+      </w:r>
+      <w:r>
+        <w:rPr>
+          <w:sz w:val="24"/>
+          <w:szCs w:val="24"/>
+        </w:rPr>
+        <w:t>s</w:t>
+      </w:r>
+      <w:r>
+        <w:rPr>
+          <w:sz w:val="24"/>
+          <w:szCs w:val="24"/>
+        </w:rPr>
+        <w:t xml:space="preserve"> "</w:t>
+      </w:r>
+      <w:proofErr w:type="spellStart"/>
+      <w:r>
+        <w:rPr>
+          <w:sz w:val="24"/>
+          <w:szCs w:val="24"/>
+        </w:rPr>
+        <w:t>null</w:t>
+      </w:r>
+      <w:proofErr w:type="spellEnd"/>
+      <w:r>
+        <w:rPr>
+          <w:sz w:val="24"/>
+          <w:szCs w:val="24"/>
+        </w:rPr>
+        <w:t>" si el evento aún no tiene una. Lo mismo se aplica al poster, en cuyo caso se usará una imagen temporal.</w:t>
+      </w:r>
+    </w:p>
+    <w:p>
+      <w:pPr>
+        <w:rPr>
+          <w:sz w:val="24"/>
+          <w:szCs w:val="24"/>
+        </w:rPr>
+      </w:pPr>
+    </w:p>
+    <w:p>
+      <w:pPr>
+        <w:rPr>
+          <w:sz w:val="24"/>
+          <w:szCs w:val="24"/>
+        </w:rPr>
+      </w:pPr>
+    </w:p>
+    <w:p>
+      <w:pPr>
+        <w:rPr>
+          <w:b/>
+          <w:bCs/>
+          <w:sz w:val="28"/>
+          <w:szCs w:val="28"/>
+        </w:rPr>
+      </w:pPr>
+      <w:r>
+        <w:rPr>
+          <w:b/>
+          <w:bCs/>
+          <w:sz w:val="28"/>
+          <w:szCs w:val="28"/>
+        </w:rPr>
+        <w:t>Sistema de eventos</w:t>
+      </w:r>
+    </w:p>
+    <w:p>
+      <w:pPr>
+        <w:rPr>
+          <w:sz w:val="24"/>
+          <w:szCs w:val="24"/>
+        </w:rPr>
+      </w:pPr>
+      <w:r>
+        <w:rPr>
+          <w:sz w:val="24"/>
+          <w:szCs w:val="24"/>
+        </w:rPr>
+        <w:t xml:space="preserve">Al entrar a cualquier página de la web que muestre eventos, la web hace un bucle iterando por cada evento en el JSON. La función le </w:t>
+      </w:r>
+    </w:p>
+    <w:p>
+      <w:pPr>
+        <w:rPr>
+          <w:sz w:val="24"/>
+          <w:szCs w:val="24"/>
+        </w:rPr>
+      </w:pPr>
+      <w:r>
+        <w:rPr>
+          <w:sz w:val="24"/>
+          <w:szCs w:val="24"/>
+        </w:rPr>
+        <w:t>pasa el evento junto a sus atributos al componente necesario para que él muestre la información del evento.</w:t>
+      </w:r>
+    </w:p>
+    <w:p>
+      <w:pPr>
+        <w:rPr>
+          <w:b/>
+          <w:bCs/>
+          <w:sz w:val="24"/>
+          <w:szCs w:val="24"/>
+        </w:rPr>
+      </w:pPr>
+      <w:r>
+        <w:rPr>
+          <w:b/>
+          <w:bCs/>
+          <w:sz w:val="24"/>
+          <w:szCs w:val="24"/>
+        </w:rPr>
+        <w:t>Ejemplo:</w:t>
+      </w:r>
+    </w:p>
+    <w:p>
+      <w:pPr>
+        <w:rPr>
+          <w:sz w:val="24"/>
+          <w:szCs w:val="24"/>
+        </w:rPr>
+      </w:pPr>
+      <w:r>
+        <w:rPr>
+          <w:sz w:val="24"/>
+          <w:szCs w:val="24"/>
+        </w:rPr>
+        <w:t>Para las tarjetas de evento, la web lee los eventos uno por uno y llama al componente "</w:t>
+      </w:r>
+      <w:proofErr w:type="spellStart"/>
+      <w:r>
+        <w:rPr>
+          <w:sz w:val="24"/>
+          <w:szCs w:val="24"/>
+        </w:rPr>
+        <w:t>TarjetaEvento</w:t>
+      </w:r>
+      <w:proofErr w:type="spellEnd"/>
+      <w:r>
+        <w:rPr>
+          <w:sz w:val="24"/>
+          <w:szCs w:val="24"/>
+        </w:rPr>
+        <w:t xml:space="preserve">" uno por uno, pasándole 3 </w:t>
+      </w:r>
+      <w:proofErr w:type="spellStart"/>
+      <w:r>
+        <w:rPr>
+          <w:sz w:val="24"/>
+          <w:szCs w:val="24"/>
+        </w:rPr>
+        <w:t>parámentros</w:t>
+      </w:r>
+      <w:proofErr w:type="spellEnd"/>
+      <w:r>
+        <w:rPr>
+          <w:sz w:val="24"/>
+          <w:szCs w:val="24"/>
+        </w:rPr>
+        <w:t>, uno de ellos siendo el objeto evento.</w:t>
+      </w:r>
+    </w:p>
+    <w:p>
+      <w:pPr>
+        <w:rPr>
+          <w:sz w:val="24"/>
+          <w:szCs w:val="24"/>
+        </w:rPr>
+      </w:pPr>
+      <w:r>
+        <w:rPr>
+          <w:noProof/>
+        </w:rPr>
+        <w:lastRenderedPageBreak/>
+        <w:drawing>
+          <wp:inline distT="0" distB="0" distL="0" distR="0" wp14:anchorId="35A94AEB" wp14:editId="5CC642C6">
+            <wp:extent cx="5400040" cy="1188085"/>
+            <wp:effectExtent l="0" t="0" r="0" b="0"/>
+            <wp:docPr id="2100922790" name="Imagen 2"/>
+            <wp:cNvGraphicFramePr>
+              <a:graphicFrameLocks xmlns:a="http://schemas.openxmlformats.org/drawingml/2006/main" noChangeAspect="1"/>
+            </wp:cNvGraphicFramePr>
+            <a:graphic xmlns:a="http://schemas.openxmlformats.org/drawingml/2006/main">
+              <a:graphicData uri="http://schemas.openxmlformats.org/drawingml/2006/picture">
+                <pic:pic xmlns:pic="http://schemas.openxmlformats.org/drawingml/2006/picture">
+                  <pic:nvPicPr>
+                    <pic:cNvPr id="0" name="Picture 3"/>
+                    <pic:cNvPicPr>
+                      <a:picLocks noChangeAspect="1" noChangeArrowheads="1"/>
+                    </pic:cNvPicPr>
+                  </pic:nvPicPr>
+                  <pic:blipFill>
+                    <a:blip r:embed="rId8">
+                      <a:extLst>
+                        <a:ext uri="{28A0092B-C50C-407E-A947-70E740481C1C}">
+                          <a14:useLocalDpi xmlns:a14="http://schemas.microsoft.com/office/drawing/2010/main" val="0"/>
+                        </a:ext>
+                      </a:extLst>
+                    </a:blip>
+                    <a:srcRect/>
+                    <a:stretch>
+                      <a:fillRect/>
+                    </a:stretch>
+                  </pic:blipFill>
+                  <pic:spPr bwMode="auto">
+                    <a:xfrm>
+                      <a:off x="0" y="0"/>
+                      <a:ext cx="5400040" cy="1188085"/>
+                    </a:xfrm>
+                    <a:prstGeom prst="rect">
+                      <a:avLst/>
+                    </a:prstGeom>
+                    <a:noFill/>
+                    <a:ln>
+                      <a:noFill/>
+                    </a:ln>
+                  </pic:spPr>
+                </pic:pic>
+              </a:graphicData>
+            </a:graphic>
+          </wp:inline>
+        </w:drawing>
+      </w:r>
+    </w:p>
+    <w:p>
+      <w:pPr>
+        <w:rPr>
+          <w:sz w:val="24"/>
+          <w:szCs w:val="24"/>
+        </w:rPr>
+      </w:pPr>
+    </w:p>
+    <w:p>
+      <w:pPr>
+        <w:rPr>
+          <w:sz w:val="24"/>
+          <w:szCs w:val="24"/>
+        </w:rPr>
+      </w:pPr>
+      <w:r>
+        <w:rPr>
+          <w:sz w:val="24"/>
+          <w:szCs w:val="24"/>
+        </w:rPr>
+        <w:t>El componente recibe el parámetro del evento. Este es un objeto que contiene todas las propiedades disponibles del archivo JSON.</w:t>
+      </w:r>
+    </w:p>
+    <w:p>
+      <w:pPr>
+        <w:rPr>
+          <w:sz w:val="24"/>
+          <w:szCs w:val="24"/>
+        </w:rPr>
+      </w:pPr>
+    </w:p>
+    <w:p>
+      <w:pPr>
+        <w:rPr>
+          <w:sz w:val="24"/>
+          <w:szCs w:val="24"/>
+        </w:rPr>
+      </w:pPr>
+      <w:r>
+        <w:rPr>
+          <w:noProof/>
+        </w:rPr>
+        <w:drawing>
+          <wp:inline distT="0" distB="0" distL="0" distR="0" wp14:anchorId="014C3B6D" wp14:editId="3672E794">
+            <wp:extent cx="5400040" cy="2065655"/>
+            <wp:effectExtent l="0" t="0" r="0" b="0"/>
+            <wp:docPr id="1821971236" name="Imagen 3"/>
+            <wp:cNvGraphicFramePr>
+              <a:graphicFrameLocks xmlns:a="http://schemas.openxmlformats.org/drawingml/2006/main" noChangeAspect="1"/>
+            </wp:cNvGraphicFramePr>
+            <a:graphic xmlns:a="http://schemas.openxmlformats.org/drawingml/2006/main">
+              <a:graphicData uri="http://schemas.openxmlformats.org/drawingml/2006/picture">
+                <pic:pic xmlns:pic="http://schemas.openxmlformats.org/drawingml/2006/picture">
+                  <pic:nvPicPr>
+                    <pic:cNvPr id="0" name="Picture 5"/>
+                    <pic:cNvPicPr>
+                      <a:picLocks noChangeAspect="1" noChangeArrowheads="1"/>
+                    </pic:cNvPicPr>
+                  </pic:nvPicPr>
+                  <pic:blipFill>
+                    <a:blip r:embed="rId9">
+                      <a:extLst>
+                        <a:ext uri="{28A0092B-C50C-407E-A947-70E740481C1C}">
+                          <a14:useLocalDpi xmlns:a14="http://schemas.microsoft.com/office/drawing/2010/main" val="0"/>
+                        </a:ext>
+                      </a:extLst>
+                    </a:blip>
+                    <a:srcRect/>
+                    <a:stretch>
+                      <a:fillRect/>
+                    </a:stretch>
+                  </pic:blipFill>
+                  <pic:spPr bwMode="auto">
+                    <a:xfrm>
+                      <a:off x="0" y="0"/>
+                      <a:ext cx="5400040" cy="2065655"/>
+                    </a:xfrm>
+                    <a:prstGeom prst="rect">
+                      <a:avLst/>
+                    </a:prstGeom>
+                    <a:noFill/>
+                    <a:ln>
+                      <a:noFill/>
+                    </a:ln>
+                  </pic:spPr>
+                </pic:pic>
+              </a:graphicData>
+            </a:graphic>
+          </wp:inline>
+        </w:drawing>
+      </w:r>
+    </w:p>
+    <w:p>
+      <w:pPr>
+        <w:rPr>
+          <w:sz w:val="24"/>
+          <w:szCs w:val="24"/>
+        </w:rPr>
+      </w:pPr>
+    </w:p>
+    <w:p>
+      <w:pPr>
+        <w:rPr>
+          <w:b/>
+          <w:bCs/>
+          <w:sz w:val="28"/>
+          <w:szCs w:val="28"/>
+        </w:rPr>
+      </w:pPr>
+      <w:r>
+        <w:rPr>
+          <w:b/>
+          <w:bCs/>
+          <w:sz w:val="28"/>
+          <w:szCs w:val="28"/>
+        </w:rPr>
+        <w:t>Colores dinámicos</w:t>
+      </w:r>
+    </w:p>
+    <w:p>
+      <w:pPr>
+        <w:rPr>
+          <w:sz w:val="24"/>
+          <w:szCs w:val="24"/>
+        </w:rPr>
+      </w:pPr>
+      <w:r>
+        <w:rPr>
+          <w:sz w:val="24"/>
+          <w:szCs w:val="24"/>
+        </w:rPr>
+        <w:t>Para mostrar el color característico del evento (el cual depende de la categoría), la web lee la propiedad de "categoría" en el evento, y</w:t>
+      </w:r>
+    </w:p>
+    <w:p>
+      <w:pPr>
+        <w:rPr>
+          <w:sz w:val="24"/>
+          <w:szCs w:val="24"/>
+        </w:rPr>
+      </w:pPr>
+      <w:r>
+        <w:rPr>
+          <w:sz w:val="24"/>
+          <w:szCs w:val="24"/>
+        </w:rPr>
+        <w:t xml:space="preserve">dependiendo de </w:t>
+      </w:r>
+      <w:proofErr w:type="spellStart"/>
+      <w:r>
+        <w:rPr>
+          <w:sz w:val="24"/>
+          <w:szCs w:val="24"/>
+        </w:rPr>
+        <w:t>cúal</w:t>
+      </w:r>
+      <w:proofErr w:type="spellEnd"/>
+      <w:r>
+        <w:rPr>
+          <w:sz w:val="24"/>
+          <w:szCs w:val="24"/>
+        </w:rPr>
+        <w:t xml:space="preserve"> es, se le asignará un color. Para lograr esto, existe una función JavaScript que devuelve un color dependiendo de la categoría dada.</w:t>
+      </w:r>
+    </w:p>
+    <w:p>
+      <w:pPr>
+        <w:rPr>
+          <w:sz w:val="24"/>
+          <w:szCs w:val="24"/>
+        </w:rPr>
+      </w:pPr>
+      <w:r>
+        <w:rPr>
+          <w:noProof/>
+        </w:rPr>
+        <w:lastRenderedPageBreak/>
+        <w:drawing>
+          <wp:inline distT="0" distB="0" distL="0" distR="0" wp14:anchorId="5D42E818" wp14:editId="7543E2D6">
+            <wp:extent cx="5400040" cy="3970655"/>
+            <wp:effectExtent l="0" t="0" r="0" b="0"/>
+            <wp:docPr id="457586136" name="Imagen 6"/>
+            <wp:cNvGraphicFramePr>
+              <a:graphicFrameLocks xmlns:a="http://schemas.openxmlformats.org/drawingml/2006/main" noChangeAspect="1"/>
+            </wp:cNvGraphicFramePr>
+            <a:graphic xmlns:a="http://schemas.openxmlformats.org/drawingml/2006/main">
+              <a:graphicData uri="http://schemas.openxmlformats.org/drawingml/2006/picture">
+                <pic:pic xmlns:pic="http://schemas.openxmlformats.org/drawingml/2006/picture">
+                  <pic:nvPicPr>
+                    <pic:cNvPr id="0" name="Picture 11"/>
+                    <pic:cNvPicPr>
+                      <a:picLocks noChangeAspect="1" noChangeArrowheads="1"/>
+                    </pic:cNvPicPr>
+                  </pic:nvPicPr>
+                  <pic:blipFill>
+                    <a:blip r:embed="rId10">
+                      <a:extLst>
+                        <a:ext uri="{28A0092B-C50C-407E-A947-70E740481C1C}">
+                          <a14:useLocalDpi xmlns:a14="http://schemas.microsoft.com/office/drawing/2010/main" val="0"/>
+                        </a:ext>
+                      </a:extLst>
+                    </a:blip>
+                    <a:srcRect/>
+                    <a:stretch>
+                      <a:fillRect/>
+                    </a:stretch>
+                  </pic:blipFill>
+                  <pic:spPr bwMode="auto">
+                    <a:xfrm>
+                      <a:off x="0" y="0"/>
+                      <a:ext cx="5400040" cy="3970655"/>
+                    </a:xfrm>
+                    <a:prstGeom prst="rect">
+                      <a:avLst/>
+                    </a:prstGeom>
+                    <a:noFill/>
+                    <a:ln>
+                      <a:noFill/>
+                    </a:ln>
+                  </pic:spPr>
+                </pic:pic>
+              </a:graphicData>
+            </a:graphic>
+          </wp:inline>
+        </w:drawing>
+      </w:r>
+    </w:p>
+    <w:p>
+      <w:pPr>
+        <w:rPr>
+          <w:sz w:val="24"/>
+          <w:szCs w:val="24"/>
+        </w:rPr>
+      </w:pPr>
+      <w:r>
+        <w:rPr>
+          <w:sz w:val="24"/>
+          <w:szCs w:val="24"/>
+        </w:rPr>
+        <w:t>Este sistema aporta una gran facilidad a la hora de crear eventos nuevos.</w:t>
+      </w:r>
+    </w:p>
+    <w:p>
+      <w:pPr>
+        <w:rPr>
+          <w:sz w:val="24"/>
+          <w:szCs w:val="24"/>
+        </w:rPr>
+      </w:pPr>
+    </w:p>
+    <w:p>
+      <w:pPr>
+        <w:rPr>
+          <w:sz w:val="24"/>
+          <w:szCs w:val="24"/>
+        </w:rPr>
+      </w:pPr>
+      <w:r>
+        <w:rPr>
+          <w:sz w:val="24"/>
+          <w:szCs w:val="24"/>
+        </w:rPr>
+        <w:tab/>
+      </w:r>
+      <w:r>
+        <w:rPr>
+          <w:sz w:val="24"/>
+          <w:szCs w:val="24"/>
         </w:rPr>
         <w:br w:type="page"/>
       </w:r>
@@ -714,7 +1925,7 @@
                     <pic:cNvPicPr/>
                   </pic:nvPicPr>
                   <pic:blipFill>
-                    <a:blip r:embed="rId5"/>
+                    <a:blip r:embed="rId11"/>
                     <a:stretch>
                       <a:fillRect/>
                     </a:stretch>
@@ -925,7 +2136,7 @@
                     <pic:cNvPicPr/>
                   </pic:nvPicPr>
                   <pic:blipFill>
-                    <a:blip r:embed="rId6"/>
+                    <a:blip r:embed="rId12"/>
                     <a:stretch>
                       <a:fillRect/>
                     </a:stretch>
@@ -1130,7 +2341,7 @@
                     <pic:cNvPicPr/>
                   </pic:nvPicPr>
                   <pic:blipFill>
-                    <a:blip r:embed="rId7"/>
+                    <a:blip r:embed="rId13"/>
                     <a:stretch>
                       <a:fillRect/>
                     </a:stretch>
@@ -1333,7 +2544,7 @@
                     <pic:cNvPicPr/>
                   </pic:nvPicPr>
                   <pic:blipFill>
-                    <a:blip r:embed="rId8"/>
+                    <a:blip r:embed="rId14"/>
                     <a:stretch>
                       <a:fillRect/>
                     </a:stretch>
@@ -1510,7 +2721,7 @@
                     <pic:cNvPicPr/>
                   </pic:nvPicPr>
                   <pic:blipFill>
-                    <a:blip r:embed="rId9"/>
+                    <a:blip r:embed="rId15"/>
                     <a:stretch>
                       <a:fillRect/>
                     </a:stretch>
@@ -1663,7 +2874,7 @@
                     <pic:cNvPicPr/>
                   </pic:nvPicPr>
                   <pic:blipFill>
-                    <a:blip r:embed="rId10"/>
+                    <a:blip r:embed="rId16"/>
                     <a:stretch>
                       <a:fillRect/>
                     </a:stretch>
@@ -1739,7 +2950,21 @@
           <w:sz w:val="24"/>
           <w:szCs w:val="24"/>
         </w:rPr>
-        <w:t>Los eventos insertados en la base de datos son:</w:t>
+        <w:t>Los eventos insertados en la base de datos son</w:t>
+      </w:r>
+      <w:r>
+        <w:rPr>
+          <w:sz w:val="24"/>
+          <w:szCs w:val="24"/>
+        </w:rPr>
+        <w:t xml:space="preserve"> (corresponden a los de la lista al principio del informe)</w:t>
+      </w:r>
+      <w:r>
+        <w:rPr>
+          <w:sz w:val="24"/>
+          <w:szCs w:val="24"/>
+        </w:rPr>
+        <w:t>:</w:t>
       </w:r>
     </w:p>
     <w:p>
@@ -1769,7 +2994,7 @@
                     <pic:cNvPicPr/>
                   </pic:nvPicPr>
                   <pic:blipFill>
-                    <a:blip r:embed="rId11"/>
+                    <a:blip r:embed="rId17"/>
                     <a:stretch>
                       <a:fillRect/>
                     </a:stretch>
@@ -1832,7 +3057,7 @@
                     <pic:cNvPicPr/>
                   </pic:nvPicPr>
                   <pic:blipFill>
-                    <a:blip r:embed="rId12"/>
+                    <a:blip r:embed="rId18"/>
                     <a:stretch>
                       <a:fillRect/>
                     </a:stretch>
@@ -1937,7 +3162,7 @@
                     <pic:cNvPicPr/>
                   </pic:nvPicPr>
                   <pic:blipFill>
-                    <a:blip r:embed="rId13"/>
+                    <a:blip r:embed="rId19"/>
                     <a:stretch>
                       <a:fillRect/>
                     </a:stretch>
@@ -2049,7 +3274,7 @@
                     <pic:cNvPicPr/>
                   </pic:nvPicPr>
                   <pic:blipFill>
-                    <a:blip r:embed="rId14"/>
+                    <a:blip r:embed="rId20"/>
                     <a:stretch>
                       <a:fillRect/>
                     </a:stretch>
@@ -2112,7 +3337,7 @@
                     <pic:cNvPicPr/>
                   </pic:nvPicPr>
                   <pic:blipFill>
-                    <a:blip r:embed="rId15"/>
+                    <a:blip r:embed="rId21"/>
                     <a:stretch>
                       <a:fillRect/>
                     </a:stretch>
@@ -2153,6 +3378,7 @@
           <w:sz w:val="24"/>
           <w:szCs w:val="24"/>
         </w:rPr>
+        <w:lastRenderedPageBreak/>
         <w:br w:type="page"/>
       </w:r>
     </w:p>
@@ -2231,7 +3457,7 @@
                     <pic:cNvPicPr/>
                   </pic:nvPicPr>
                   <pic:blipFill>
-                    <a:blip r:embed="rId16"/>
+                    <a:blip r:embed="rId22"/>
                     <a:stretch>
                       <a:fillRect/>
                     </a:stretch>
@@ -2279,7 +3505,7 @@
                     <pic:cNvPicPr/>
                   </pic:nvPicPr>
                   <pic:blipFill>
-                    <a:blip r:embed="rId17"/>
+                    <a:blip r:embed="rId23"/>
                     <a:stretch>
                       <a:fillRect/>
                     </a:stretch>
@@ -2316,43 +3542,7 @@
           <w:sz w:val="24"/>
           <w:szCs w:val="24"/>
         </w:rPr>
-        <w:t xml:space="preserve">Vista </w:t>
-      </w:r>
-      <w:r>
-        <w:rPr>
-          <w:b/>
-          <w:bCs/>
-          <w:sz w:val="24"/>
-          <w:szCs w:val="24"/>
-        </w:rPr>
-        <w:t>2</w:t>
-      </w:r>
-      <w:r>
-        <w:rPr>
-          <w:b/>
-          <w:bCs/>
-          <w:sz w:val="24"/>
-          <w:szCs w:val="24"/>
-        </w:rPr>
-        <w:t xml:space="preserve"> (Devolver </w:t>
-      </w:r>
-      <w:r>
-        <w:rPr>
-          <w:b/>
-          <w:bCs/>
-          <w:sz w:val="24"/>
-          <w:szCs w:val="24"/>
-        </w:rPr>
-        <w:t>los eventos favoritos del usuario 1</w:t>
-      </w:r>
-      <w:r>
-        <w:rPr>
-          <w:b/>
-          <w:bCs/>
-          <w:sz w:val="24"/>
-          <w:szCs w:val="24"/>
-        </w:rPr>
-        <w:t xml:space="preserve">): </w:t>
+        <w:t xml:space="preserve">Vista 2 (Devolver los eventos favoritos del usuario 1): </w:t>
       </w:r>
     </w:p>
     <w:p>
@@ -2382,7 +3572,7 @@
                     <pic:cNvPicPr/>
                   </pic:nvPicPr>
                   <pic:blipFill>
-                    <a:blip r:embed="rId18"/>
+                    <a:blip r:embed="rId24"/>
                     <a:stretch>
                       <a:fillRect/>
                     </a:stretch>
@@ -2430,7 +3620,7 @@
                     <pic:cNvPicPr/>
                   </pic:nvPicPr>
                   <pic:blipFill>
-                    <a:blip r:embed="rId19"/>
+                    <a:blip r:embed="rId25"/>
                     <a:stretch>
                       <a:fillRect/>
                     </a:stretch>
@@ -2467,43 +3657,7 @@
           <w:sz w:val="24"/>
           <w:szCs w:val="24"/>
         </w:rPr>
-        <w:t xml:space="preserve">Vista </w:t>
-      </w:r>
-      <w:r>
-        <w:rPr>
-          <w:b/>
-          <w:bCs/>
-          <w:sz w:val="24"/>
-          <w:szCs w:val="24"/>
-        </w:rPr>
-        <w:t>3</w:t>
-      </w:r>
-      <w:r>
-        <w:rPr>
-          <w:b/>
-          <w:bCs/>
-          <w:sz w:val="24"/>
-          <w:szCs w:val="24"/>
-        </w:rPr>
-        <w:t xml:space="preserve"> (Devolver</w:t>
-      </w:r>
-      <w:r>
-        <w:rPr>
-          <w:b/>
-          <w:bCs/>
-          <w:sz w:val="24"/>
-          <w:szCs w:val="24"/>
-        </w:rPr>
-        <w:t xml:space="preserve"> las imágenes de la galería del evento del 12-01-2026</w:t>
-      </w:r>
-      <w:r>
-        <w:rPr>
-          <w:b/>
-          <w:bCs/>
-          <w:sz w:val="24"/>
-          <w:szCs w:val="24"/>
-        </w:rPr>
-        <w:t xml:space="preserve">): </w:t>
+        <w:t xml:space="preserve">Vista 3 (Devolver las imágenes de la galería del evento del 12-01-2026): </w:t>
       </w:r>
     </w:p>
     <w:p>
@@ -2533,7 +3687,7 @@
                     <pic:cNvPicPr/>
                   </pic:nvPicPr>
                   <pic:blipFill>
-                    <a:blip r:embed="rId20"/>
+                    <a:blip r:embed="rId26"/>
                     <a:stretch>
                       <a:fillRect/>
                     </a:stretch>
@@ -2582,7 +3736,7 @@
                     <pic:cNvPicPr/>
                   </pic:nvPicPr>
                   <pic:blipFill>
-                    <a:blip r:embed="rId21"/>
+                    <a:blip r:embed="rId27"/>
                     <a:stretch>
                       <a:fillRect/>
                     </a:stretch>
@@ -2619,25 +3773,7 @@
           <w:sz w:val="24"/>
           <w:szCs w:val="24"/>
         </w:rPr>
-        <w:t xml:space="preserve">Vista </w:t>
-      </w:r>
-      <w:r>
-        <w:rPr>
-          <w:b/>
-          <w:bCs/>
-          <w:sz w:val="24"/>
-          <w:szCs w:val="24"/>
-        </w:rPr>
-        <w:t>4 (Devolver los eventos favoritos del usuario 2 posteriores al 28-02-2026</w:t>
-      </w:r>
-      <w:r>
-        <w:rPr>
-          <w:b/>
-          <w:bCs/>
-          <w:sz w:val="24"/>
-          <w:szCs w:val="24"/>
-        </w:rPr>
-        <w:t>):</w:t>
+        <w:t>Vista 4 (Devolver los eventos favoritos del usuario 2 posteriores al 28-02-2026):</w:t>
       </w:r>
     </w:p>
     <w:p>
@@ -2667,7 +3803,7 @@
                     <pic:cNvPicPr/>
                   </pic:nvPicPr>
                   <pic:blipFill>
-                    <a:blip r:embed="rId22"/>
+                    <a:blip r:embed="rId28"/>
                     <a:stretch>
                       <a:fillRect/>
                     </a:stretch>
@@ -2715,7 +3851,7 @@
                     <pic:cNvPicPr/>
                   </pic:nvPicPr>
                   <pic:blipFill>
-                    <a:blip r:embed="rId23"/>
+                    <a:blip r:embed="rId29"/>
                     <a:stretch>
                       <a:fillRect/>
                     </a:stretch>
@@ -2818,10 +3954,10 @@
           <w:noProof/>
         </w:rPr>
         <w:drawing>
-          <wp:inline distT="0" distB="0" distL="0" distR="0" wp14:anchorId="4CE8F0B7" wp14:editId="59075E7D">
-            <wp:extent cx="1775460" cy="2116139"/>
-            <wp:effectExtent l="0" t="0" r="0" b="0"/>
-            <wp:docPr id="1219167853" name="Imagen 1"/>
+          <wp:inline distT="0" distB="0" distL="0" distR="0" wp14:anchorId="22EB812E" wp14:editId="1636F27A">
+            <wp:extent cx="2094582" cy="1981200"/>
+            <wp:effectExtent l="0" t="0" r="1270" b="0"/>
+            <wp:docPr id="1899701912" name="Imagen 1"/>
             <wp:cNvGraphicFramePr>
               <a:graphicFrameLocks xmlns:a="http://schemas.openxmlformats.org/drawingml/2006/main" noChangeAspect="1"/>
             </wp:cNvGraphicFramePr>
@@ -2829,735 +3965,7 @@
               <a:graphicData uri="http://schemas.openxmlformats.org/drawingml/2006/picture">
                 <pic:pic xmlns:pic="http://schemas.openxmlformats.org/drawingml/2006/picture">
                   <pic:nvPicPr>
-                    <pic:cNvPr id="1219167853" name=""/>
-                    <pic:cNvPicPr/>
-                  </pic:nvPicPr>
-                  <pic:blipFill>
-                    <a:blip r:embed="rId24"/>
-                    <a:stretch>
-                      <a:fillRect/>
-                    </a:stretch>
-                  </pic:blipFill>
-                  <pic:spPr>
-                    <a:xfrm>
-                      <a:off x="0" y="0"/>
-                      <a:ext cx="1779066" cy="2120437"/>
-                    </a:xfrm>
-                    <a:prstGeom prst="rect">
-                      <a:avLst/>
-                    </a:prstGeom>
-                  </pic:spPr>
-                </pic:pic>
-              </a:graphicData>
-            </a:graphic>
-          </wp:inline>
-        </w:drawing>
-      </w:r>
-    </w:p>
-    <w:p>
-      <w:pPr>
-        <w:rPr>
-          <w:b/>
-          <w:bCs/>
-          <w:sz w:val="28"/>
-          <w:szCs w:val="28"/>
-        </w:rPr>
-      </w:pPr>
-    </w:p>
-    <w:p>
-      <w:pPr>
-        <w:rPr>
-          <w:b/>
-          <w:bCs/>
-          <w:sz w:val="28"/>
-          <w:szCs w:val="28"/>
-        </w:rPr>
-      </w:pPr>
-    </w:p>
-    <w:p>
-      <w:pPr>
-        <w:rPr>
-          <w:b/>
-          <w:bCs/>
-          <w:sz w:val="28"/>
-          <w:szCs w:val="28"/>
-        </w:rPr>
-      </w:pPr>
-    </w:p>
-    <w:p>
-      <w:pPr>
-        <w:rPr>
-          <w:b/>
-          <w:bCs/>
-          <w:sz w:val="28"/>
-          <w:szCs w:val="28"/>
-        </w:rPr>
-      </w:pPr>
-      <w:r>
-        <w:rPr>
-          <w:b/>
-          <w:bCs/>
-          <w:sz w:val="28"/>
-          <w:szCs w:val="28"/>
-        </w:rPr>
-        <w:t>Opción 1:</w:t>
-      </w:r>
-    </w:p>
-    <w:p>
-      <w:pPr>
-        <w:rPr>
-          <w:sz w:val="24"/>
-          <w:szCs w:val="24"/>
-        </w:rPr>
-      </w:pPr>
-      <w:r>
-        <w:rPr>
-          <w:sz w:val="24"/>
-          <w:szCs w:val="24"/>
-        </w:rPr>
-        <w:t>Se inicia el menú de creación de usuario.</w:t>
-      </w:r>
-    </w:p>
-    <w:p>
-      <w:pPr>
-        <w:rPr>
-          <w:sz w:val="24"/>
-          <w:szCs w:val="24"/>
-        </w:rPr>
-      </w:pPr>
-      <w:r>
-        <w:rPr>
-          <w:sz w:val="24"/>
-          <w:szCs w:val="24"/>
-        </w:rPr>
-        <w:t>La información requerida para crear un usuario es:</w:t>
-      </w:r>
-    </w:p>
-    <w:p>
-      <w:pPr>
-        <w:pStyle w:val="Prrafodelista"/>
-        <w:numPr>
-          <w:ilvl w:val="0"/>
-          <w:numId w:val="2"/>
-        </w:numPr>
-        <w:rPr>
-          <w:sz w:val="24"/>
-          <w:szCs w:val="24"/>
-        </w:rPr>
-      </w:pPr>
-      <w:r>
-        <w:rPr>
-          <w:sz w:val="24"/>
-          <w:szCs w:val="24"/>
-        </w:rPr>
-        <w:t>Nombre</w:t>
-      </w:r>
-    </w:p>
-    <w:p>
-      <w:pPr>
-        <w:pStyle w:val="Prrafodelista"/>
-        <w:numPr>
-          <w:ilvl w:val="0"/>
-          <w:numId w:val="2"/>
-        </w:numPr>
-        <w:rPr>
-          <w:sz w:val="24"/>
-          <w:szCs w:val="24"/>
-        </w:rPr>
-      </w:pPr>
-      <w:r>
-        <w:rPr>
-          <w:sz w:val="24"/>
-          <w:szCs w:val="24"/>
-        </w:rPr>
-        <w:t>Email del usuario (único)</w:t>
-      </w:r>
-    </w:p>
-    <w:p>
-      <w:pPr>
-        <w:pStyle w:val="Prrafodelista"/>
-        <w:numPr>
-          <w:ilvl w:val="0"/>
-          <w:numId w:val="2"/>
-        </w:numPr>
-        <w:rPr>
-          <w:sz w:val="24"/>
-          <w:szCs w:val="24"/>
-        </w:rPr>
-      </w:pPr>
-      <w:r>
-        <w:rPr>
-          <w:sz w:val="24"/>
-          <w:szCs w:val="24"/>
-        </w:rPr>
-        <w:t>Contraseña</w:t>
-      </w:r>
-    </w:p>
-    <w:p>
-      <w:pPr>
-        <w:rPr>
-          <w:sz w:val="24"/>
-          <w:szCs w:val="24"/>
-        </w:rPr>
-      </w:pPr>
-      <w:r>
-        <w:rPr>
-          <w:noProof/>
-        </w:rPr>
-        <w:drawing>
-          <wp:inline distT="0" distB="0" distL="0" distR="0" wp14:anchorId="17AB88B4" wp14:editId="07D96244">
-            <wp:extent cx="3589020" cy="1754983"/>
-            <wp:effectExtent l="0" t="0" r="0" b="0"/>
-            <wp:docPr id="1135892817" name="Imagen 1"/>
-            <wp:cNvGraphicFramePr>
-              <a:graphicFrameLocks xmlns:a="http://schemas.openxmlformats.org/drawingml/2006/main" noChangeAspect="1"/>
-            </wp:cNvGraphicFramePr>
-            <a:graphic xmlns:a="http://schemas.openxmlformats.org/drawingml/2006/main">
-              <a:graphicData uri="http://schemas.openxmlformats.org/drawingml/2006/picture">
-                <pic:pic xmlns:pic="http://schemas.openxmlformats.org/drawingml/2006/picture">
-                  <pic:nvPicPr>
-                    <pic:cNvPr id="1135892817" name=""/>
-                    <pic:cNvPicPr/>
-                  </pic:nvPicPr>
-                  <pic:blipFill>
-                    <a:blip r:embed="rId25"/>
-                    <a:stretch>
-                      <a:fillRect/>
-                    </a:stretch>
-                  </pic:blipFill>
-                  <pic:spPr>
-                    <a:xfrm>
-                      <a:off x="0" y="0"/>
-                      <a:ext cx="3595202" cy="1758006"/>
-                    </a:xfrm>
-                    <a:prstGeom prst="rect">
-                      <a:avLst/>
-                    </a:prstGeom>
-                  </pic:spPr>
-                </pic:pic>
-              </a:graphicData>
-            </a:graphic>
-          </wp:inline>
-        </w:drawing>
-      </w:r>
-    </w:p>
-    <w:p>
-      <w:pPr>
-        <w:rPr>
-          <w:sz w:val="24"/>
-          <w:szCs w:val="24"/>
-        </w:rPr>
-      </w:pPr>
-      <w:r>
-        <w:rPr>
-          <w:sz w:val="24"/>
-          <w:szCs w:val="24"/>
-        </w:rPr>
-        <w:t>En el caso de que se inserte un email ya registrado, el programa lanzará un error diciendo que el usuario ya existe, por lo que no podrá ser creado.</w:t>
-      </w:r>
-    </w:p>
-    <w:p>
-      <w:pPr>
-        <w:rPr>
-          <w:sz w:val="24"/>
-          <w:szCs w:val="24"/>
-        </w:rPr>
-      </w:pPr>
-      <w:r>
-        <w:rPr>
-          <w:noProof/>
-        </w:rPr>
-        <w:lastRenderedPageBreak/>
-        <w:drawing>
-          <wp:inline distT="0" distB="0" distL="0" distR="0" wp14:anchorId="324DBE2F" wp14:editId="702BE903">
-            <wp:extent cx="3291840" cy="1545007"/>
-            <wp:effectExtent l="0" t="0" r="3810" b="0"/>
-            <wp:docPr id="2049914446" name="Imagen 1"/>
-            <wp:cNvGraphicFramePr>
-              <a:graphicFrameLocks xmlns:a="http://schemas.openxmlformats.org/drawingml/2006/main" noChangeAspect="1"/>
-            </wp:cNvGraphicFramePr>
-            <a:graphic xmlns:a="http://schemas.openxmlformats.org/drawingml/2006/main">
-              <a:graphicData uri="http://schemas.openxmlformats.org/drawingml/2006/picture">
-                <pic:pic xmlns:pic="http://schemas.openxmlformats.org/drawingml/2006/picture">
-                  <pic:nvPicPr>
-                    <pic:cNvPr id="2049914446" name=""/>
-                    <pic:cNvPicPr/>
-                  </pic:nvPicPr>
-                  <pic:blipFill>
-                    <a:blip r:embed="rId26"/>
-                    <a:stretch>
-                      <a:fillRect/>
-                    </a:stretch>
-                  </pic:blipFill>
-                  <pic:spPr>
-                    <a:xfrm>
-                      <a:off x="0" y="0"/>
-                      <a:ext cx="3297203" cy="1547524"/>
-                    </a:xfrm>
-                    <a:prstGeom prst="rect">
-                      <a:avLst/>
-                    </a:prstGeom>
-                  </pic:spPr>
-                </pic:pic>
-              </a:graphicData>
-            </a:graphic>
-          </wp:inline>
-        </w:drawing>
-      </w:r>
-    </w:p>
-    <w:p>
-      <w:pPr>
-        <w:rPr>
-          <w:sz w:val="24"/>
-          <w:szCs w:val="24"/>
-        </w:rPr>
-      </w:pPr>
-    </w:p>
-    <w:p>
-      <w:pPr>
-        <w:rPr>
-          <w:sz w:val="24"/>
-          <w:szCs w:val="24"/>
-        </w:rPr>
-      </w:pPr>
-    </w:p>
-    <w:p>
-      <w:pPr>
-        <w:rPr>
-          <w:b/>
-          <w:bCs/>
-          <w:sz w:val="28"/>
-          <w:szCs w:val="28"/>
-        </w:rPr>
-      </w:pPr>
-      <w:r>
-        <w:rPr>
-          <w:b/>
-          <w:bCs/>
-          <w:sz w:val="28"/>
-          <w:szCs w:val="28"/>
-        </w:rPr>
-        <w:t>Opción 2:</w:t>
-      </w:r>
-    </w:p>
-    <w:p>
-      <w:pPr>
-        <w:rPr>
-          <w:sz w:val="24"/>
-          <w:szCs w:val="24"/>
-        </w:rPr>
-      </w:pPr>
-      <w:r>
-        <w:rPr>
-          <w:sz w:val="24"/>
-          <w:szCs w:val="24"/>
-        </w:rPr>
-        <w:t>Se inicia el menú de borrado de usuario.</w:t>
-      </w:r>
-    </w:p>
-    <w:p>
-      <w:pPr>
-        <w:rPr>
-          <w:sz w:val="24"/>
-          <w:szCs w:val="24"/>
-        </w:rPr>
-      </w:pPr>
-      <w:r>
-        <w:rPr>
-          <w:sz w:val="24"/>
-          <w:szCs w:val="24"/>
-        </w:rPr>
-        <w:t>La información requerida para eliminar un usuario es su email:</w:t>
-      </w:r>
-    </w:p>
-    <w:p>
-      <w:pPr>
-        <w:rPr>
-          <w:sz w:val="24"/>
-          <w:szCs w:val="24"/>
-        </w:rPr>
-      </w:pPr>
-      <w:r>
-        <w:rPr>
-          <w:noProof/>
-        </w:rPr>
-        <w:drawing>
-          <wp:inline distT="0" distB="0" distL="0" distR="0" wp14:anchorId="64B392D3" wp14:editId="16B6DB6B">
-            <wp:extent cx="5400040" cy="1065530"/>
-            <wp:effectExtent l="0" t="0" r="0" b="1270"/>
-            <wp:docPr id="597400221" name="Imagen 1"/>
-            <wp:cNvGraphicFramePr>
-              <a:graphicFrameLocks xmlns:a="http://schemas.openxmlformats.org/drawingml/2006/main" noChangeAspect="1"/>
-            </wp:cNvGraphicFramePr>
-            <a:graphic xmlns:a="http://schemas.openxmlformats.org/drawingml/2006/main">
-              <a:graphicData uri="http://schemas.openxmlformats.org/drawingml/2006/picture">
-                <pic:pic xmlns:pic="http://schemas.openxmlformats.org/drawingml/2006/picture">
-                  <pic:nvPicPr>
-                    <pic:cNvPr id="597400221" name=""/>
-                    <pic:cNvPicPr/>
-                  </pic:nvPicPr>
-                  <pic:blipFill>
-                    <a:blip r:embed="rId27"/>
-                    <a:stretch>
-                      <a:fillRect/>
-                    </a:stretch>
-                  </pic:blipFill>
-                  <pic:spPr>
-                    <a:xfrm>
-                      <a:off x="0" y="0"/>
-                      <a:ext cx="5400040" cy="1065530"/>
-                    </a:xfrm>
-                    <a:prstGeom prst="rect">
-                      <a:avLst/>
-                    </a:prstGeom>
-                  </pic:spPr>
-                </pic:pic>
-              </a:graphicData>
-            </a:graphic>
-          </wp:inline>
-        </w:drawing>
-      </w:r>
-    </w:p>
-    <w:p>
-      <w:pPr>
-        <w:rPr>
-          <w:sz w:val="24"/>
-          <w:szCs w:val="24"/>
-        </w:rPr>
-      </w:pPr>
-      <w:r>
-        <w:rPr>
-          <w:sz w:val="24"/>
-          <w:szCs w:val="24"/>
-        </w:rPr>
-        <w:t>Si no hay usuarios para eliminar, saltará el siguiente mensaje:</w:t>
-      </w:r>
-    </w:p>
-    <w:p>
-      <w:pPr>
-        <w:rPr>
-          <w:sz w:val="24"/>
-          <w:szCs w:val="24"/>
-        </w:rPr>
-      </w:pPr>
-      <w:r>
-        <w:rPr>
-          <w:noProof/>
-        </w:rPr>
-        <w:drawing>
-          <wp:inline distT="0" distB="0" distL="0" distR="0" wp14:anchorId="24455237" wp14:editId="126FD011">
-            <wp:extent cx="3657600" cy="933450"/>
-            <wp:effectExtent l="0" t="0" r="0" b="0"/>
-            <wp:docPr id="458587502" name="Imagen 1"/>
-            <wp:cNvGraphicFramePr>
-              <a:graphicFrameLocks xmlns:a="http://schemas.openxmlformats.org/drawingml/2006/main" noChangeAspect="1"/>
-            </wp:cNvGraphicFramePr>
-            <a:graphic xmlns:a="http://schemas.openxmlformats.org/drawingml/2006/main">
-              <a:graphicData uri="http://schemas.openxmlformats.org/drawingml/2006/picture">
-                <pic:pic xmlns:pic="http://schemas.openxmlformats.org/drawingml/2006/picture">
-                  <pic:nvPicPr>
-                    <pic:cNvPr id="458587502" name=""/>
-                    <pic:cNvPicPr/>
-                  </pic:nvPicPr>
-                  <pic:blipFill>
-                    <a:blip r:embed="rId28"/>
-                    <a:stretch>
-                      <a:fillRect/>
-                    </a:stretch>
-                  </pic:blipFill>
-                  <pic:spPr>
-                    <a:xfrm>
-                      <a:off x="0" y="0"/>
-                      <a:ext cx="3657600" cy="933450"/>
-                    </a:xfrm>
-                    <a:prstGeom prst="rect">
-                      <a:avLst/>
-                    </a:prstGeom>
-                  </pic:spPr>
-                </pic:pic>
-              </a:graphicData>
-            </a:graphic>
-          </wp:inline>
-        </w:drawing>
-      </w:r>
-    </w:p>
-    <w:p>
-      <w:pPr>
-        <w:rPr>
-          <w:sz w:val="24"/>
-          <w:szCs w:val="24"/>
-        </w:rPr>
-      </w:pPr>
-      <w:r>
-        <w:rPr>
-          <w:sz w:val="24"/>
-          <w:szCs w:val="24"/>
-        </w:rPr>
-        <w:t>Si se intenta eliminar un usuario que no existe, saltará el siguiente error:</w:t>
-      </w:r>
-    </w:p>
-    <w:p>
-      <w:pPr>
-        <w:rPr>
-          <w:sz w:val="24"/>
-          <w:szCs w:val="24"/>
-        </w:rPr>
-      </w:pPr>
-      <w:r>
-        <w:rPr>
-          <w:noProof/>
-        </w:rPr>
-        <w:drawing>
-          <wp:inline distT="0" distB="0" distL="0" distR="0" wp14:anchorId="5FF77942" wp14:editId="48E259FB">
-            <wp:extent cx="5400040" cy="1069340"/>
-            <wp:effectExtent l="0" t="0" r="0" b="0"/>
-            <wp:docPr id="1722643148" name="Imagen 1"/>
-            <wp:cNvGraphicFramePr>
-              <a:graphicFrameLocks xmlns:a="http://schemas.openxmlformats.org/drawingml/2006/main" noChangeAspect="1"/>
-            </wp:cNvGraphicFramePr>
-            <a:graphic xmlns:a="http://schemas.openxmlformats.org/drawingml/2006/main">
-              <a:graphicData uri="http://schemas.openxmlformats.org/drawingml/2006/picture">
-                <pic:pic xmlns:pic="http://schemas.openxmlformats.org/drawingml/2006/picture">
-                  <pic:nvPicPr>
-                    <pic:cNvPr id="1722643148" name=""/>
-                    <pic:cNvPicPr/>
-                  </pic:nvPicPr>
-                  <pic:blipFill>
-                    <a:blip r:embed="rId29"/>
-                    <a:stretch>
-                      <a:fillRect/>
-                    </a:stretch>
-                  </pic:blipFill>
-                  <pic:spPr>
-                    <a:xfrm>
-                      <a:off x="0" y="0"/>
-                      <a:ext cx="5400040" cy="1069340"/>
-                    </a:xfrm>
-                    <a:prstGeom prst="rect">
-                      <a:avLst/>
-                    </a:prstGeom>
-                  </pic:spPr>
-                </pic:pic>
-              </a:graphicData>
-            </a:graphic>
-          </wp:inline>
-        </w:drawing>
-      </w:r>
-    </w:p>
-    <w:p>
-      <w:pPr>
-        <w:rPr>
-          <w:sz w:val="24"/>
-          <w:szCs w:val="24"/>
-        </w:rPr>
-      </w:pPr>
-    </w:p>
-    <w:p>
-      <w:pPr>
-        <w:rPr>
-          <w:sz w:val="24"/>
-          <w:szCs w:val="24"/>
-        </w:rPr>
-      </w:pPr>
-    </w:p>
-    <w:p>
-      <w:pPr>
-        <w:rPr>
-          <w:sz w:val="24"/>
-          <w:szCs w:val="24"/>
-        </w:rPr>
-      </w:pPr>
-      <w:r>
-        <w:rPr>
-          <w:sz w:val="24"/>
-          <w:szCs w:val="24"/>
-        </w:rPr>
-        <w:br w:type="page"/>
-      </w:r>
-    </w:p>
-    <w:p>
-      <w:pPr>
-        <w:rPr>
-          <w:b/>
-          <w:bCs/>
-          <w:sz w:val="28"/>
-          <w:szCs w:val="28"/>
-        </w:rPr>
-      </w:pPr>
-      <w:r>
-        <w:rPr>
-          <w:b/>
-          <w:bCs/>
-          <w:sz w:val="28"/>
-          <w:szCs w:val="28"/>
-        </w:rPr>
-        <w:lastRenderedPageBreak/>
-        <w:t>Opción 3:</w:t>
-      </w:r>
-    </w:p>
-    <w:p>
-      <w:pPr>
-        <w:rPr>
-          <w:sz w:val="24"/>
-          <w:szCs w:val="24"/>
-        </w:rPr>
-      </w:pPr>
-      <w:r>
-        <w:rPr>
-          <w:sz w:val="24"/>
-          <w:szCs w:val="24"/>
-        </w:rPr>
-        <w:t xml:space="preserve">Se inicia el menú de </w:t>
-      </w:r>
-      <w:r>
-        <w:rPr>
-          <w:sz w:val="24"/>
-          <w:szCs w:val="24"/>
-        </w:rPr>
-        <w:t>creación de evento</w:t>
-      </w:r>
-      <w:r>
-        <w:rPr>
-          <w:sz w:val="24"/>
-          <w:szCs w:val="24"/>
-        </w:rPr>
-        <w:t>.</w:t>
-      </w:r>
-    </w:p>
-    <w:p>
-      <w:pPr>
-        <w:rPr>
-          <w:sz w:val="24"/>
-          <w:szCs w:val="24"/>
-        </w:rPr>
-      </w:pPr>
-      <w:r>
-        <w:rPr>
-          <w:sz w:val="24"/>
-          <w:szCs w:val="24"/>
-        </w:rPr>
-        <w:t>La información requerida para crear un evento es:</w:t>
-      </w:r>
-    </w:p>
-    <w:p>
-      <w:pPr>
-        <w:pStyle w:val="Prrafodelista"/>
-        <w:numPr>
-          <w:ilvl w:val="0"/>
-          <w:numId w:val="2"/>
-        </w:numPr>
-        <w:rPr>
-          <w:sz w:val="24"/>
-          <w:szCs w:val="24"/>
-        </w:rPr>
-      </w:pPr>
-      <w:r>
-        <w:rPr>
-          <w:sz w:val="24"/>
-          <w:szCs w:val="24"/>
-        </w:rPr>
-        <w:t>Fecha</w:t>
-      </w:r>
-    </w:p>
-    <w:p>
-      <w:pPr>
-        <w:pStyle w:val="Prrafodelista"/>
-        <w:numPr>
-          <w:ilvl w:val="0"/>
-          <w:numId w:val="2"/>
-        </w:numPr>
-        <w:rPr>
-          <w:sz w:val="24"/>
-          <w:szCs w:val="24"/>
-        </w:rPr>
-      </w:pPr>
-      <w:r>
-        <w:rPr>
-          <w:sz w:val="24"/>
-          <w:szCs w:val="24"/>
-        </w:rPr>
-        <w:t>Título</w:t>
-      </w:r>
-    </w:p>
-    <w:p>
-      <w:pPr>
-        <w:pStyle w:val="Prrafodelista"/>
-        <w:numPr>
-          <w:ilvl w:val="0"/>
-          <w:numId w:val="2"/>
-        </w:numPr>
-        <w:rPr>
-          <w:sz w:val="24"/>
-          <w:szCs w:val="24"/>
-        </w:rPr>
-      </w:pPr>
-      <w:r>
-        <w:rPr>
-          <w:sz w:val="24"/>
-          <w:szCs w:val="24"/>
-        </w:rPr>
-        <w:t>Ubicación</w:t>
-      </w:r>
-    </w:p>
-    <w:p>
-      <w:pPr>
-        <w:pStyle w:val="Prrafodelista"/>
-        <w:numPr>
-          <w:ilvl w:val="0"/>
-          <w:numId w:val="2"/>
-        </w:numPr>
-        <w:rPr>
-          <w:sz w:val="24"/>
-          <w:szCs w:val="24"/>
-        </w:rPr>
-      </w:pPr>
-      <w:r>
-        <w:rPr>
-          <w:sz w:val="24"/>
-          <w:szCs w:val="24"/>
-        </w:rPr>
-        <w:t>Descripción</w:t>
-      </w:r>
-    </w:p>
-    <w:p>
-      <w:pPr>
-        <w:rPr>
-          <w:sz w:val="24"/>
-          <w:szCs w:val="24"/>
-        </w:rPr>
-      </w:pPr>
-      <w:r>
-        <w:rPr>
-          <w:sz w:val="24"/>
-          <w:szCs w:val="24"/>
-        </w:rPr>
-        <w:t>Adicionalmente, se crea automáticamente un ID único para cada evento.</w:t>
-      </w:r>
-    </w:p>
-    <w:p>
-      <w:pPr>
-        <w:rPr>
-          <w:sz w:val="24"/>
-          <w:szCs w:val="24"/>
-        </w:rPr>
-      </w:pPr>
-      <w:r>
-        <w:rPr>
-          <w:noProof/>
-        </w:rPr>
-        <w:drawing>
-          <wp:inline distT="0" distB="0" distL="0" distR="0" wp14:anchorId="7D78A2A9" wp14:editId="1805317F">
-            <wp:extent cx="4486275" cy="2752725"/>
-            <wp:effectExtent l="0" t="0" r="9525" b="9525"/>
-            <wp:docPr id="994480538" name="Imagen 1"/>
-            <wp:cNvGraphicFramePr>
-              <a:graphicFrameLocks xmlns:a="http://schemas.openxmlformats.org/drawingml/2006/main" noChangeAspect="1"/>
-            </wp:cNvGraphicFramePr>
-            <a:graphic xmlns:a="http://schemas.openxmlformats.org/drawingml/2006/main">
-              <a:graphicData uri="http://schemas.openxmlformats.org/drawingml/2006/picture">
-                <pic:pic xmlns:pic="http://schemas.openxmlformats.org/drawingml/2006/picture">
-                  <pic:nvPicPr>
-                    <pic:cNvPr id="994480538" name=""/>
+                    <pic:cNvPr id="1899701912" name=""/>
                     <pic:cNvPicPr/>
                   </pic:nvPicPr>
                   <pic:blipFill>
@@ -3569,7 +3977,7 @@
                   <pic:spPr>
                     <a:xfrm>
                       <a:off x="0" y="0"/>
-                      <a:ext cx="4486275" cy="2752725"/>
+                      <a:ext cx="2103217" cy="1989368"/>
                     </a:xfrm>
                     <a:prstGeom prst="rect">
                       <a:avLst/>
@@ -3585,102 +3993,124 @@
     <w:p>
       <w:pPr>
         <w:rPr>
-          <w:sz w:val="24"/>
-          <w:szCs w:val="24"/>
-        </w:rPr>
-      </w:pPr>
-    </w:p>
-    <w:p>
-      <w:pPr>
-        <w:rPr>
-          <w:sz w:val="24"/>
-          <w:szCs w:val="24"/>
-        </w:rPr>
-      </w:pPr>
-    </w:p>
-    <w:p>
-      <w:pPr>
-        <w:rPr>
           <w:b/>
           <w:bCs/>
           <w:sz w:val="28"/>
           <w:szCs w:val="28"/>
         </w:rPr>
       </w:pPr>
-      <w:r>
+    </w:p>
+    <w:p>
+      <w:pPr>
         <w:rPr>
           <w:b/>
           <w:bCs/>
           <w:sz w:val="28"/>
           <w:szCs w:val="28"/>
         </w:rPr>
-        <w:t>Opción 4:</w:t>
-      </w:r>
-    </w:p>
-    <w:p>
-      <w:pPr>
-        <w:rPr>
-          <w:sz w:val="24"/>
-          <w:szCs w:val="24"/>
-        </w:rPr>
-      </w:pPr>
-      <w:r>
-        <w:rPr>
-          <w:sz w:val="24"/>
-          <w:szCs w:val="24"/>
-        </w:rPr>
-        <w:t xml:space="preserve">Se inicia el menú de </w:t>
-      </w:r>
-      <w:r>
-        <w:rPr>
-          <w:sz w:val="24"/>
-          <w:szCs w:val="24"/>
-        </w:rPr>
-        <w:t>borrado</w:t>
-      </w:r>
-      <w:r>
-        <w:rPr>
-          <w:sz w:val="24"/>
-          <w:szCs w:val="24"/>
-        </w:rPr>
-        <w:t xml:space="preserve"> de evento.</w:t>
-      </w:r>
-    </w:p>
-    <w:p>
-      <w:pPr>
-        <w:rPr>
-          <w:sz w:val="24"/>
-          <w:szCs w:val="24"/>
-        </w:rPr>
-      </w:pPr>
-      <w:r>
-        <w:rPr>
-          <w:sz w:val="24"/>
-          <w:szCs w:val="24"/>
-        </w:rPr>
-        <w:t>Se muestra una tabla con los eventos disponibles , mostrando sus ID y título</w:t>
-      </w:r>
-      <w:r>
-        <w:rPr>
-          <w:sz w:val="24"/>
-          <w:szCs w:val="24"/>
-        </w:rPr>
-        <w:t>.</w:t>
-      </w:r>
-    </w:p>
-    <w:p>
-      <w:pPr>
-        <w:rPr>
-          <w:sz w:val="24"/>
-          <w:szCs w:val="24"/>
-        </w:rPr>
-      </w:pPr>
-      <w:r>
-        <w:rPr>
-          <w:sz w:val="24"/>
-          <w:szCs w:val="24"/>
-        </w:rPr>
-        <w:t>Solamente hace falta introducir el ID del evento que se quiere eliminar.</w:t>
+      </w:pPr>
+      <w:r>
+        <w:rPr>
+          <w:b/>
+          <w:bCs/>
+          <w:sz w:val="28"/>
+          <w:szCs w:val="28"/>
+        </w:rPr>
+        <w:t>Opción 1:</w:t>
+      </w:r>
+    </w:p>
+    <w:p>
+      <w:pPr>
+        <w:rPr>
+          <w:b/>
+          <w:bCs/>
+          <w:sz w:val="24"/>
+          <w:szCs w:val="24"/>
+        </w:rPr>
+      </w:pPr>
+      <w:r>
+        <w:rPr>
+          <w:b/>
+          <w:bCs/>
+          <w:sz w:val="24"/>
+          <w:szCs w:val="24"/>
+        </w:rPr>
+        <w:t>Se inicia el menú de creación de usuario.</w:t>
+      </w:r>
+    </w:p>
+    <w:p>
+      <w:pPr>
+        <w:rPr>
+          <w:sz w:val="24"/>
+          <w:szCs w:val="24"/>
+        </w:rPr>
+      </w:pPr>
+      <w:r>
+        <w:rPr>
+          <w:sz w:val="24"/>
+          <w:szCs w:val="24"/>
+        </w:rPr>
+        <w:t>La información requerida para crear un usuario es:</w:t>
+      </w:r>
+    </w:p>
+    <w:p>
+      <w:pPr>
+        <w:pStyle w:val="Prrafodelista"/>
+        <w:numPr>
+          <w:ilvl w:val="0"/>
+          <w:numId w:val="2"/>
+        </w:numPr>
+        <w:rPr>
+          <w:sz w:val="24"/>
+          <w:szCs w:val="24"/>
+        </w:rPr>
+      </w:pPr>
+      <w:r>
+        <w:rPr>
+          <w:sz w:val="24"/>
+          <w:szCs w:val="24"/>
+        </w:rPr>
+        <w:t>Nombre</w:t>
+      </w:r>
+    </w:p>
+    <w:p>
+      <w:pPr>
+        <w:pStyle w:val="Prrafodelista"/>
+        <w:numPr>
+          <w:ilvl w:val="0"/>
+          <w:numId w:val="2"/>
+        </w:numPr>
+        <w:rPr>
+          <w:sz w:val="24"/>
+          <w:szCs w:val="24"/>
+        </w:rPr>
+      </w:pPr>
+      <w:r>
+        <w:rPr>
+          <w:sz w:val="24"/>
+          <w:szCs w:val="24"/>
+        </w:rPr>
+        <w:t>Email del usuario (único)</w:t>
+      </w:r>
+    </w:p>
+    <w:p>
+      <w:pPr>
+        <w:pStyle w:val="Prrafodelista"/>
+        <w:numPr>
+          <w:ilvl w:val="0"/>
+          <w:numId w:val="2"/>
+        </w:numPr>
+        <w:rPr>
+          <w:sz w:val="24"/>
+          <w:szCs w:val="24"/>
+        </w:rPr>
+      </w:pPr>
+      <w:r>
+        <w:rPr>
+          <w:sz w:val="24"/>
+          <w:szCs w:val="24"/>
+        </w:rPr>
+        <w:t>Contraseña</w:t>
       </w:r>
     </w:p>
     <w:p>
@@ -3695,10 +4125,10 @@
           <w:noProof/>
         </w:rPr>
         <w:drawing>
-          <wp:inline distT="0" distB="0" distL="0" distR="0" wp14:anchorId="4D194F94" wp14:editId="6481485B">
-            <wp:extent cx="5400040" cy="1558290"/>
-            <wp:effectExtent l="0" t="0" r="0" b="3810"/>
-            <wp:docPr id="358596131" name="Imagen 1"/>
+          <wp:inline distT="0" distB="0" distL="0" distR="0" wp14:anchorId="53691401" wp14:editId="46AACE6A">
+            <wp:extent cx="3207327" cy="1380202"/>
+            <wp:effectExtent l="0" t="0" r="0" b="0"/>
+            <wp:docPr id="1900748383" name="Imagen 1"/>
             <wp:cNvGraphicFramePr>
               <a:graphicFrameLocks xmlns:a="http://schemas.openxmlformats.org/drawingml/2006/main" noChangeAspect="1"/>
             </wp:cNvGraphicFramePr>
@@ -3706,7 +4136,7 @@
               <a:graphicData uri="http://schemas.openxmlformats.org/drawingml/2006/picture">
                 <pic:pic xmlns:pic="http://schemas.openxmlformats.org/drawingml/2006/picture">
                   <pic:nvPicPr>
-                    <pic:cNvPr id="358596131" name=""/>
+                    <pic:cNvPr id="1900748383" name=""/>
                     <pic:cNvPicPr/>
                   </pic:nvPicPr>
                   <pic:blipFill>
@@ -3718,7 +4148,7 @@
                   <pic:spPr>
                     <a:xfrm>
                       <a:off x="0" y="0"/>
-                      <a:ext cx="5400040" cy="1558290"/>
+                      <a:ext cx="3216209" cy="1384024"/>
                     </a:xfrm>
                     <a:prstGeom prst="rect">
                       <a:avLst/>
@@ -3738,21 +4168,12 @@
           <w:szCs w:val="24"/>
         </w:rPr>
       </w:pPr>
-    </w:p>
-    <w:p>
-      <w:pPr>
-        <w:rPr>
-          <w:sz w:val="24"/>
-          <w:szCs w:val="24"/>
-        </w:rPr>
-      </w:pPr>
-      <w:r>
-        <w:rPr>
-          <w:sz w:val="24"/>
-          <w:szCs w:val="24"/>
-        </w:rPr>
-        <w:lastRenderedPageBreak/>
-        <w:t>Si no hay eventos disponibles para eliminar, se mostrará el siguiente mensaje:</w:t>
+      <w:r>
+        <w:rPr>
+          <w:sz w:val="24"/>
+          <w:szCs w:val="24"/>
+        </w:rPr>
+        <w:t>En el caso de que se inserte un email ya registrado, el programa lanzará un error diciendo que el usuario ya existe, por lo que no podrá ser creado.</w:t>
       </w:r>
     </w:p>
     <w:p>
@@ -3767,10 +4188,10 @@
           <w:noProof/>
         </w:rPr>
         <w:drawing>
-          <wp:inline distT="0" distB="0" distL="0" distR="0" wp14:anchorId="58665548" wp14:editId="68E296D3">
-            <wp:extent cx="3714750" cy="676275"/>
-            <wp:effectExtent l="0" t="0" r="0" b="9525"/>
-            <wp:docPr id="1932251765" name="Imagen 1"/>
+          <wp:inline distT="0" distB="0" distL="0" distR="0" wp14:anchorId="32760DC4" wp14:editId="73FBD0E6">
+            <wp:extent cx="2930807" cy="1309254"/>
+            <wp:effectExtent l="0" t="0" r="3175" b="5715"/>
+            <wp:docPr id="1297009547" name="Imagen 1"/>
             <wp:cNvGraphicFramePr>
               <a:graphicFrameLocks xmlns:a="http://schemas.openxmlformats.org/drawingml/2006/main" noChangeAspect="1"/>
             </wp:cNvGraphicFramePr>
@@ -3778,7 +4199,7 @@
               <a:graphicData uri="http://schemas.openxmlformats.org/drawingml/2006/picture">
                 <pic:pic xmlns:pic="http://schemas.openxmlformats.org/drawingml/2006/picture">
                   <pic:nvPicPr>
-                    <pic:cNvPr id="1932251765" name=""/>
+                    <pic:cNvPr id="1297009547" name=""/>
                     <pic:cNvPicPr/>
                   </pic:nvPicPr>
                   <pic:blipFill>
@@ -3790,7 +4211,7 @@
                   <pic:spPr>
                     <a:xfrm>
                       <a:off x="0" y="0"/>
-                      <a:ext cx="3714750" cy="676275"/>
+                      <a:ext cx="2940909" cy="1313767"/>
                     </a:xfrm>
                     <a:prstGeom prst="rect">
                       <a:avLst/>
@@ -3810,12 +4231,66 @@
           <w:szCs w:val="24"/>
         </w:rPr>
       </w:pPr>
-      <w:r>
-        <w:rPr>
-          <w:sz w:val="24"/>
-          <w:szCs w:val="24"/>
-        </w:rPr>
-        <w:t>Asimismo, si se intenta eliminar un evento que no existe, el siguiente mensaje será mostrado:</w:t>
+    </w:p>
+    <w:p>
+      <w:pPr>
+        <w:rPr>
+          <w:sz w:val="24"/>
+          <w:szCs w:val="24"/>
+        </w:rPr>
+      </w:pPr>
+    </w:p>
+    <w:p>
+      <w:pPr>
+        <w:rPr>
+          <w:b/>
+          <w:bCs/>
+          <w:sz w:val="28"/>
+          <w:szCs w:val="28"/>
+        </w:rPr>
+      </w:pPr>
+      <w:r>
+        <w:rPr>
+          <w:b/>
+          <w:bCs/>
+          <w:sz w:val="28"/>
+          <w:szCs w:val="28"/>
+        </w:rPr>
+        <w:t>Opción 2:</w:t>
+      </w:r>
+    </w:p>
+    <w:p>
+      <w:pPr>
+        <w:rPr>
+          <w:b/>
+          <w:bCs/>
+          <w:sz w:val="24"/>
+          <w:szCs w:val="24"/>
+        </w:rPr>
+      </w:pPr>
+      <w:r>
+        <w:rPr>
+          <w:b/>
+          <w:bCs/>
+          <w:sz w:val="24"/>
+          <w:szCs w:val="24"/>
+        </w:rPr>
+        <w:t>Se inicia el menú de borrado de usuario.</w:t>
+      </w:r>
+    </w:p>
+    <w:p>
+      <w:pPr>
+        <w:rPr>
+          <w:sz w:val="24"/>
+          <w:szCs w:val="24"/>
+        </w:rPr>
+      </w:pPr>
+      <w:r>
+        <w:rPr>
+          <w:sz w:val="24"/>
+          <w:szCs w:val="24"/>
+        </w:rPr>
+        <w:t>La información requerida para eliminar un usuario es su email:</w:t>
       </w:r>
     </w:p>
     <w:p>
@@ -3830,10 +4305,10 @@
           <w:noProof/>
         </w:rPr>
         <w:drawing>
-          <wp:inline distT="0" distB="0" distL="0" distR="0" wp14:anchorId="3BE70D47" wp14:editId="5B01BD71">
-            <wp:extent cx="4826000" cy="1424419"/>
-            <wp:effectExtent l="0" t="0" r="0" b="4445"/>
-            <wp:docPr id="1349619701" name="Imagen 1"/>
+          <wp:inline distT="0" distB="0" distL="0" distR="0" wp14:anchorId="5E913236" wp14:editId="4DF69020">
+            <wp:extent cx="4918363" cy="1082109"/>
+            <wp:effectExtent l="0" t="0" r="0" b="3810"/>
+            <wp:docPr id="173266650" name="Imagen 1"/>
             <wp:cNvGraphicFramePr>
               <a:graphicFrameLocks xmlns:a="http://schemas.openxmlformats.org/drawingml/2006/main" noChangeAspect="1"/>
             </wp:cNvGraphicFramePr>
@@ -3841,7 +4316,7 @@
               <a:graphicData uri="http://schemas.openxmlformats.org/drawingml/2006/picture">
                 <pic:pic xmlns:pic="http://schemas.openxmlformats.org/drawingml/2006/picture">
                   <pic:nvPicPr>
-                    <pic:cNvPr id="1349619701" name=""/>
+                    <pic:cNvPr id="173266650" name=""/>
                     <pic:cNvPicPr/>
                   </pic:nvPicPr>
                   <pic:blipFill>
@@ -3853,7 +4328,7 @@
                   <pic:spPr>
                     <a:xfrm>
                       <a:off x="0" y="0"/>
-                      <a:ext cx="4835430" cy="1427202"/>
+                      <a:ext cx="4922445" cy="1083007"/>
                     </a:xfrm>
                     <a:prstGeom prst="rect">
                       <a:avLst/>
@@ -3869,57 +4344,16 @@
     <w:p>
       <w:pPr>
         <w:rPr>
-          <w:b/>
-          <w:bCs/>
-          <w:sz w:val="28"/>
-          <w:szCs w:val="28"/>
-        </w:rPr>
-      </w:pPr>
-      <w:r>
-        <w:rPr>
-          <w:b/>
-          <w:bCs/>
-          <w:sz w:val="28"/>
-          <w:szCs w:val="28"/>
-        </w:rPr>
-        <w:t>Opción 5:</w:t>
-      </w:r>
-    </w:p>
-    <w:p>
-      <w:pPr>
-        <w:rPr>
-          <w:sz w:val="24"/>
-          <w:szCs w:val="24"/>
-        </w:rPr>
-      </w:pPr>
-      <w:r>
-        <w:rPr>
-          <w:sz w:val="24"/>
-          <w:szCs w:val="24"/>
-        </w:rPr>
-        <w:t>Se inicia el menú de creación de galerías</w:t>
-      </w:r>
-    </w:p>
-    <w:p>
-      <w:pPr>
-        <w:rPr>
-          <w:sz w:val="24"/>
-          <w:szCs w:val="24"/>
-        </w:rPr>
-      </w:pPr>
-      <w:r>
-        <w:rPr>
-          <w:sz w:val="24"/>
-          <w:szCs w:val="24"/>
-        </w:rPr>
-        <w:t xml:space="preserve">Para crear una galería hace falta como mínimo un evento disponible. </w:t>
-      </w:r>
-      <w:r>
-        <w:rPr>
-          <w:sz w:val="24"/>
-          <w:szCs w:val="24"/>
-        </w:rPr>
-        <w:t>Tras elegir el evento donde se quiere crear la galería, se deberá introducir el título de dicha galería.</w:t>
+          <w:sz w:val="24"/>
+          <w:szCs w:val="24"/>
+        </w:rPr>
+      </w:pPr>
+      <w:r>
+        <w:rPr>
+          <w:sz w:val="24"/>
+          <w:szCs w:val="24"/>
+        </w:rPr>
+        <w:t>Si no hay usuarios para eliminar, saltará el siguiente mensaje:</w:t>
       </w:r>
     </w:p>
     <w:p>
@@ -3934,10 +4368,10 @@
           <w:noProof/>
         </w:rPr>
         <w:drawing>
-          <wp:inline distT="0" distB="0" distL="0" distR="0" wp14:anchorId="651D669F" wp14:editId="78435372">
-            <wp:extent cx="5400040" cy="2617470"/>
-            <wp:effectExtent l="0" t="0" r="0" b="0"/>
-            <wp:docPr id="1751370057" name="Imagen 1"/>
+          <wp:inline distT="0" distB="0" distL="0" distR="0" wp14:anchorId="0B11118A" wp14:editId="1459A8DF">
+            <wp:extent cx="3997036" cy="562848"/>
+            <wp:effectExtent l="0" t="0" r="3810" b="8890"/>
+            <wp:docPr id="1092781828" name="Imagen 1"/>
             <wp:cNvGraphicFramePr>
               <a:graphicFrameLocks xmlns:a="http://schemas.openxmlformats.org/drawingml/2006/main" noChangeAspect="1"/>
             </wp:cNvGraphicFramePr>
@@ -3945,7 +4379,7 @@
               <a:graphicData uri="http://schemas.openxmlformats.org/drawingml/2006/picture">
                 <pic:pic xmlns:pic="http://schemas.openxmlformats.org/drawingml/2006/picture">
                   <pic:nvPicPr>
-                    <pic:cNvPr id="1751370057" name=""/>
+                    <pic:cNvPr id="1092781828" name=""/>
                     <pic:cNvPicPr/>
                   </pic:nvPicPr>
                   <pic:blipFill>
@@ -3957,7 +4391,7 @@
                   <pic:spPr>
                     <a:xfrm>
                       <a:off x="0" y="0"/>
-                      <a:ext cx="5400040" cy="2617470"/>
+                      <a:ext cx="4015770" cy="565486"/>
                     </a:xfrm>
                     <a:prstGeom prst="rect">
                       <a:avLst/>
@@ -3977,20 +4411,12 @@
           <w:szCs w:val="24"/>
         </w:rPr>
       </w:pPr>
-    </w:p>
-    <w:p>
-      <w:pPr>
-        <w:rPr>
-          <w:sz w:val="24"/>
-          <w:szCs w:val="24"/>
-        </w:rPr>
-      </w:pPr>
-      <w:r>
-        <w:rPr>
-          <w:sz w:val="24"/>
-          <w:szCs w:val="24"/>
-        </w:rPr>
-        <w:t>En el caso de que no haya eventos disponibles, se mostrará el siguiente mensaje:</w:t>
+      <w:r>
+        <w:rPr>
+          <w:sz w:val="24"/>
+          <w:szCs w:val="24"/>
+        </w:rPr>
+        <w:t>Si se intenta eliminar un usuario que no existe, saltará el siguiente error:</w:t>
       </w:r>
     </w:p>
     <w:p>
@@ -4005,10 +4431,10 @@
           <w:noProof/>
         </w:rPr>
         <w:drawing>
-          <wp:inline distT="0" distB="0" distL="0" distR="0" wp14:anchorId="26787093" wp14:editId="75838759">
-            <wp:extent cx="4762500" cy="962025"/>
-            <wp:effectExtent l="0" t="0" r="0" b="9525"/>
-            <wp:docPr id="687857313" name="Imagen 1"/>
+          <wp:inline distT="0" distB="0" distL="0" distR="0" wp14:anchorId="414BE9CC" wp14:editId="0D4B782B">
+            <wp:extent cx="3803072" cy="756679"/>
+            <wp:effectExtent l="0" t="0" r="6985" b="5715"/>
+            <wp:docPr id="1933687151" name="Imagen 1"/>
             <wp:cNvGraphicFramePr>
               <a:graphicFrameLocks xmlns:a="http://schemas.openxmlformats.org/drawingml/2006/main" noChangeAspect="1"/>
             </wp:cNvGraphicFramePr>
@@ -4016,7 +4442,7 @@
               <a:graphicData uri="http://schemas.openxmlformats.org/drawingml/2006/picture">
                 <pic:pic xmlns:pic="http://schemas.openxmlformats.org/drawingml/2006/picture">
                   <pic:nvPicPr>
-                    <pic:cNvPr id="687857313" name=""/>
+                    <pic:cNvPr id="1933687151" name=""/>
                     <pic:cNvPicPr/>
                   </pic:nvPicPr>
                   <pic:blipFill>
@@ -4028,7 +4454,7 @@
                   <pic:spPr>
                     <a:xfrm>
                       <a:off x="0" y="0"/>
-                      <a:ext cx="4762500" cy="962025"/>
+                      <a:ext cx="3835305" cy="763092"/>
                     </a:xfrm>
                     <a:prstGeom prst="rect">
                       <a:avLst/>
@@ -4048,13 +4474,177 @@
           <w:szCs w:val="24"/>
         </w:rPr>
       </w:pPr>
-      <w:r>
-        <w:rPr>
-          <w:sz w:val="24"/>
-          <w:szCs w:val="24"/>
+    </w:p>
+    <w:p>
+      <w:pPr>
+        <w:rPr>
+          <w:sz w:val="24"/>
+          <w:szCs w:val="24"/>
+        </w:rPr>
+      </w:pPr>
+    </w:p>
+    <w:p>
+      <w:pPr>
+        <w:rPr>
+          <w:sz w:val="24"/>
+          <w:szCs w:val="24"/>
+        </w:rPr>
+      </w:pPr>
+      <w:r>
+        <w:rPr>
+          <w:sz w:val="24"/>
+          <w:szCs w:val="24"/>
+        </w:rPr>
+        <w:br w:type="page"/>
+      </w:r>
+    </w:p>
+    <w:p>
+      <w:pPr>
+        <w:rPr>
+          <w:b/>
+          <w:bCs/>
+          <w:sz w:val="28"/>
+          <w:szCs w:val="28"/>
+        </w:rPr>
+      </w:pPr>
+      <w:r>
+        <w:rPr>
+          <w:b/>
+          <w:bCs/>
+          <w:sz w:val="28"/>
+          <w:szCs w:val="28"/>
         </w:rPr>
         <w:lastRenderedPageBreak/>
-        <w:t>En el caso de que el evento seleccionado no exista, se mostrará el siguiente mensaje:</w:t>
+        <w:t>Opción 3:</w:t>
+      </w:r>
+    </w:p>
+    <w:p>
+      <w:pPr>
+        <w:rPr>
+          <w:b/>
+          <w:bCs/>
+          <w:sz w:val="24"/>
+          <w:szCs w:val="24"/>
+        </w:rPr>
+      </w:pPr>
+      <w:r>
+        <w:rPr>
+          <w:b/>
+          <w:bCs/>
+          <w:sz w:val="24"/>
+          <w:szCs w:val="24"/>
+        </w:rPr>
+        <w:t>Se inicia el menú de creación de evento.</w:t>
+      </w:r>
+    </w:p>
+    <w:p>
+      <w:pPr>
+        <w:rPr>
+          <w:sz w:val="24"/>
+          <w:szCs w:val="24"/>
+        </w:rPr>
+      </w:pPr>
+      <w:r>
+        <w:rPr>
+          <w:sz w:val="24"/>
+          <w:szCs w:val="24"/>
+        </w:rPr>
+        <w:t>La información requerida para crear un evento es:</w:t>
+      </w:r>
+    </w:p>
+    <w:p>
+      <w:pPr>
+        <w:pStyle w:val="Prrafodelista"/>
+        <w:numPr>
+          <w:ilvl w:val="0"/>
+          <w:numId w:val="2"/>
+        </w:numPr>
+        <w:rPr>
+          <w:sz w:val="24"/>
+          <w:szCs w:val="24"/>
+        </w:rPr>
+      </w:pPr>
+      <w:r>
+        <w:rPr>
+          <w:sz w:val="24"/>
+          <w:szCs w:val="24"/>
+        </w:rPr>
+        <w:t>Fecha</w:t>
+      </w:r>
+    </w:p>
+    <w:p>
+      <w:pPr>
+        <w:pStyle w:val="Prrafodelista"/>
+        <w:numPr>
+          <w:ilvl w:val="0"/>
+          <w:numId w:val="2"/>
+        </w:numPr>
+        <w:rPr>
+          <w:sz w:val="24"/>
+          <w:szCs w:val="24"/>
+        </w:rPr>
+      </w:pPr>
+      <w:r>
+        <w:rPr>
+          <w:sz w:val="24"/>
+          <w:szCs w:val="24"/>
+        </w:rPr>
+        <w:t>Título</w:t>
+      </w:r>
+    </w:p>
+    <w:p>
+      <w:pPr>
+        <w:pStyle w:val="Prrafodelista"/>
+        <w:numPr>
+          <w:ilvl w:val="0"/>
+          <w:numId w:val="2"/>
+        </w:numPr>
+        <w:rPr>
+          <w:sz w:val="24"/>
+          <w:szCs w:val="24"/>
+        </w:rPr>
+      </w:pPr>
+      <w:r>
+        <w:rPr>
+          <w:sz w:val="24"/>
+          <w:szCs w:val="24"/>
+        </w:rPr>
+        <w:t>Ubicación</w:t>
+      </w:r>
+    </w:p>
+    <w:p>
+      <w:pPr>
+        <w:pStyle w:val="Prrafodelista"/>
+        <w:numPr>
+          <w:ilvl w:val="0"/>
+          <w:numId w:val="2"/>
+        </w:numPr>
+        <w:rPr>
+          <w:sz w:val="24"/>
+          <w:szCs w:val="24"/>
+        </w:rPr>
+      </w:pPr>
+      <w:r>
+        <w:rPr>
+          <w:sz w:val="24"/>
+          <w:szCs w:val="24"/>
+        </w:rPr>
+        <w:t>Descripción</w:t>
+      </w:r>
+    </w:p>
+    <w:p>
+      <w:pPr>
+        <w:rPr>
+          <w:sz w:val="24"/>
+          <w:szCs w:val="24"/>
+        </w:rPr>
+      </w:pPr>
+      <w:r>
+        <w:rPr>
+          <w:sz w:val="24"/>
+          <w:szCs w:val="24"/>
+        </w:rPr>
+        <w:t>Adicionalmente, se crea automáticamente un ID único para cada evento.</w:t>
       </w:r>
     </w:p>
     <w:p>
@@ -4069,10 +4659,10 @@
           <w:noProof/>
         </w:rPr>
         <w:drawing>
-          <wp:inline distT="0" distB="0" distL="0" distR="0" wp14:anchorId="703A17C6" wp14:editId="07A31F45">
-            <wp:extent cx="5400040" cy="2224405"/>
-            <wp:effectExtent l="0" t="0" r="0" b="4445"/>
-            <wp:docPr id="834235790" name="Imagen 1"/>
+          <wp:inline distT="0" distB="0" distL="0" distR="0" wp14:anchorId="19482CDA" wp14:editId="419E68B5">
+            <wp:extent cx="2964872" cy="1661564"/>
+            <wp:effectExtent l="0" t="0" r="6985" b="0"/>
+            <wp:docPr id="1956343125" name="Imagen 1"/>
             <wp:cNvGraphicFramePr>
               <a:graphicFrameLocks xmlns:a="http://schemas.openxmlformats.org/drawingml/2006/main" noChangeAspect="1"/>
             </wp:cNvGraphicFramePr>
@@ -4080,7 +4670,7 @@
               <a:graphicData uri="http://schemas.openxmlformats.org/drawingml/2006/picture">
                 <pic:pic xmlns:pic="http://schemas.openxmlformats.org/drawingml/2006/picture">
                   <pic:nvPicPr>
-                    <pic:cNvPr id="834235790" name=""/>
+                    <pic:cNvPr id="1956343125" name=""/>
                     <pic:cNvPicPr/>
                   </pic:nvPicPr>
                   <pic:blipFill>
@@ -4092,7 +4682,7 @@
                   <pic:spPr>
                     <a:xfrm>
                       <a:off x="0" y="0"/>
-                      <a:ext cx="5400040" cy="2224405"/>
+                      <a:ext cx="2969197" cy="1663988"/>
                     </a:xfrm>
                     <a:prstGeom prst="rect">
                       <a:avLst/>
@@ -4124,35 +4714,12 @@
     <w:p>
       <w:pPr>
         <w:rPr>
-          <w:sz w:val="24"/>
-          <w:szCs w:val="24"/>
-        </w:rPr>
-      </w:pPr>
-    </w:p>
-    <w:p>
-      <w:pPr>
-        <w:rPr>
-          <w:sz w:val="24"/>
-          <w:szCs w:val="24"/>
-        </w:rPr>
-      </w:pPr>
-    </w:p>
-    <w:p>
-      <w:pPr>
-        <w:rPr>
-          <w:sz w:val="24"/>
-          <w:szCs w:val="24"/>
-        </w:rPr>
-      </w:pPr>
-      <w:r>
-        <w:rPr>
           <w:b/>
           <w:bCs/>
           <w:sz w:val="28"/>
           <w:szCs w:val="28"/>
         </w:rPr>
-        <w:t xml:space="preserve">Opción </w:t>
-      </w:r>
+      </w:pPr>
       <w:r>
         <w:rPr>
           <w:b/>
@@ -4160,45 +4727,41 @@
           <w:sz w:val="28"/>
           <w:szCs w:val="28"/>
         </w:rPr>
-        <w:t>6</w:t>
-      </w:r>
-      <w:r>
-        <w:rPr>
-          <w:b/>
-          <w:bCs/>
-          <w:sz w:val="28"/>
-          <w:szCs w:val="28"/>
-        </w:rPr>
-        <w:t>:</w:t>
-      </w:r>
-    </w:p>
-    <w:p>
-      <w:pPr>
-        <w:rPr>
-          <w:sz w:val="24"/>
-          <w:szCs w:val="24"/>
-        </w:rPr>
-      </w:pPr>
-      <w:r>
-        <w:rPr>
-          <w:sz w:val="24"/>
-          <w:szCs w:val="24"/>
-        </w:rPr>
-        <w:t xml:space="preserve">Se inicia el menú de </w:t>
-      </w:r>
-      <w:r>
-        <w:rPr>
-          <w:sz w:val="24"/>
-          <w:szCs w:val="24"/>
-        </w:rPr>
-        <w:t>borrado</w:t>
-      </w:r>
-      <w:r>
-        <w:rPr>
-          <w:sz w:val="24"/>
-          <w:szCs w:val="24"/>
-        </w:rPr>
-        <w:t xml:space="preserve"> de galerías</w:t>
+        <w:t>Opción 4:</w:t>
+      </w:r>
+    </w:p>
+    <w:p>
+      <w:pPr>
+        <w:rPr>
+          <w:b/>
+          <w:bCs/>
+          <w:sz w:val="24"/>
+          <w:szCs w:val="24"/>
+        </w:rPr>
+      </w:pPr>
+      <w:r>
+        <w:rPr>
+          <w:b/>
+          <w:bCs/>
+          <w:sz w:val="24"/>
+          <w:szCs w:val="24"/>
+        </w:rPr>
+        <w:t>Se inicia el menú de borrado de evento.</w:t>
+      </w:r>
+    </w:p>
+    <w:p>
+      <w:pPr>
+        <w:rPr>
+          <w:sz w:val="24"/>
+          <w:szCs w:val="24"/>
+        </w:rPr>
+      </w:pPr>
+      <w:r>
+        <w:rPr>
+          <w:sz w:val="24"/>
+          <w:szCs w:val="24"/>
+        </w:rPr>
+        <w:t>Se muestra una tabla con los eventos disponibles , mostrando sus ID y título</w:t>
       </w:r>
       <w:r>
         <w:rPr>
@@ -4220,14 +4783,7 @@
           <w:sz w:val="24"/>
           <w:szCs w:val="24"/>
         </w:rPr>
-        <w:t>Tras abrir el menú, se mostrará una tabla con los eventos disponibles. Tras seleccionar el evento, se mostrarán las galerías que tiene.</w:t>
-      </w:r>
-      <w:r>
-        <w:rPr>
-          <w:sz w:val="24"/>
-          <w:szCs w:val="24"/>
-        </w:rPr>
-        <w:t xml:space="preserve"> Si se selecciona una galería esta será borrada.</w:t>
+        <w:t>Solamente hace falta introducir el ID del evento que se quiere eliminar.</w:t>
       </w:r>
     </w:p>
     <w:p>
@@ -4242,10 +4798,10 @@
           <w:noProof/>
         </w:rPr>
         <w:drawing>
-          <wp:inline distT="0" distB="0" distL="0" distR="0" wp14:anchorId="64476E28" wp14:editId="556B43F7">
-            <wp:extent cx="5400040" cy="2949575"/>
-            <wp:effectExtent l="0" t="0" r="0" b="3175"/>
-            <wp:docPr id="686857859" name="Imagen 1"/>
+          <wp:inline distT="0" distB="0" distL="0" distR="0" wp14:anchorId="5CB73698" wp14:editId="62A3BB29">
+            <wp:extent cx="4777740" cy="1406804"/>
+            <wp:effectExtent l="0" t="0" r="3810" b="3175"/>
+            <wp:docPr id="1546679247" name="Imagen 1"/>
             <wp:cNvGraphicFramePr>
               <a:graphicFrameLocks xmlns:a="http://schemas.openxmlformats.org/drawingml/2006/main" noChangeAspect="1"/>
             </wp:cNvGraphicFramePr>
@@ -4253,7 +4809,7 @@
               <a:graphicData uri="http://schemas.openxmlformats.org/drawingml/2006/picture">
                 <pic:pic xmlns:pic="http://schemas.openxmlformats.org/drawingml/2006/picture">
                   <pic:nvPicPr>
-                    <pic:cNvPr id="686857859" name=""/>
+                    <pic:cNvPr id="1546679247" name=""/>
                     <pic:cNvPicPr/>
                   </pic:nvPicPr>
                   <pic:blipFill>
@@ -4265,7 +4821,7 @@
                   <pic:spPr>
                     <a:xfrm>
                       <a:off x="0" y="0"/>
-                      <a:ext cx="5400040" cy="2949575"/>
+                      <a:ext cx="4781409" cy="1407884"/>
                     </a:xfrm>
                     <a:prstGeom prst="rect">
                       <a:avLst/>
@@ -4276,6 +4832,1283 @@
             </a:graphic>
           </wp:inline>
         </w:drawing>
+      </w:r>
+    </w:p>
+    <w:p>
+      <w:pPr>
+        <w:rPr>
+          <w:sz w:val="24"/>
+          <w:szCs w:val="24"/>
+        </w:rPr>
+      </w:pPr>
+    </w:p>
+    <w:p>
+      <w:pPr>
+        <w:rPr>
+          <w:sz w:val="24"/>
+          <w:szCs w:val="24"/>
+        </w:rPr>
+      </w:pPr>
+      <w:r>
+        <w:rPr>
+          <w:sz w:val="24"/>
+          <w:szCs w:val="24"/>
+        </w:rPr>
+        <w:t>Si no hay eventos disponibles para eliminar, se mostrará el siguiente mensaje:</w:t>
+      </w:r>
+    </w:p>
+    <w:p>
+      <w:pPr>
+        <w:rPr>
+          <w:sz w:val="24"/>
+          <w:szCs w:val="24"/>
+        </w:rPr>
+      </w:pPr>
+      <w:r>
+        <w:rPr>
+          <w:noProof/>
+        </w:rPr>
+        <w:drawing>
+          <wp:inline distT="0" distB="0" distL="0" distR="0" wp14:anchorId="53F80DDA" wp14:editId="7955AC24">
+            <wp:extent cx="3886200" cy="568712"/>
+            <wp:effectExtent l="0" t="0" r="0" b="3175"/>
+            <wp:docPr id="1933619318" name="Imagen 1"/>
+            <wp:cNvGraphicFramePr>
+              <a:graphicFrameLocks xmlns:a="http://schemas.openxmlformats.org/drawingml/2006/main" noChangeAspect="1"/>
+            </wp:cNvGraphicFramePr>
+            <a:graphic xmlns:a="http://schemas.openxmlformats.org/drawingml/2006/main">
+              <a:graphicData uri="http://schemas.openxmlformats.org/drawingml/2006/picture">
+                <pic:pic xmlns:pic="http://schemas.openxmlformats.org/drawingml/2006/picture">
+                  <pic:nvPicPr>
+                    <pic:cNvPr id="1933619318" name=""/>
+                    <pic:cNvPicPr/>
+                  </pic:nvPicPr>
+                  <pic:blipFill>
+                    <a:blip r:embed="rId38"/>
+                    <a:stretch>
+                      <a:fillRect/>
+                    </a:stretch>
+                  </pic:blipFill>
+                  <pic:spPr>
+                    <a:xfrm>
+                      <a:off x="0" y="0"/>
+                      <a:ext cx="3894426" cy="569916"/>
+                    </a:xfrm>
+                    <a:prstGeom prst="rect">
+                      <a:avLst/>
+                    </a:prstGeom>
+                  </pic:spPr>
+                </pic:pic>
+              </a:graphicData>
+            </a:graphic>
+          </wp:inline>
+        </w:drawing>
+      </w:r>
+    </w:p>
+    <w:p>
+      <w:pPr>
+        <w:rPr>
+          <w:sz w:val="24"/>
+          <w:szCs w:val="24"/>
+        </w:rPr>
+      </w:pPr>
+      <w:r>
+        <w:rPr>
+          <w:sz w:val="24"/>
+          <w:szCs w:val="24"/>
+        </w:rPr>
+        <w:lastRenderedPageBreak/>
+        <w:t>Asimismo, si se intenta eliminar un evento que no existe, el siguiente mensaje será mostrado:</w:t>
+      </w:r>
+    </w:p>
+    <w:p>
+      <w:pPr>
+        <w:rPr>
+          <w:sz w:val="24"/>
+          <w:szCs w:val="24"/>
+        </w:rPr>
+      </w:pPr>
+      <w:r>
+        <w:rPr>
+          <w:noProof/>
+        </w:rPr>
+        <w:drawing>
+          <wp:inline distT="0" distB="0" distL="0" distR="0" wp14:anchorId="0333722E" wp14:editId="67DB3617">
+            <wp:extent cx="3870960" cy="1102022"/>
+            <wp:effectExtent l="0" t="0" r="0" b="3175"/>
+            <wp:docPr id="1893107187" name="Imagen 1"/>
+            <wp:cNvGraphicFramePr>
+              <a:graphicFrameLocks xmlns:a="http://schemas.openxmlformats.org/drawingml/2006/main" noChangeAspect="1"/>
+            </wp:cNvGraphicFramePr>
+            <a:graphic xmlns:a="http://schemas.openxmlformats.org/drawingml/2006/main">
+              <a:graphicData uri="http://schemas.openxmlformats.org/drawingml/2006/picture">
+                <pic:pic xmlns:pic="http://schemas.openxmlformats.org/drawingml/2006/picture">
+                  <pic:nvPicPr>
+                    <pic:cNvPr id="1893107187" name=""/>
+                    <pic:cNvPicPr/>
+                  </pic:nvPicPr>
+                  <pic:blipFill>
+                    <a:blip r:embed="rId39"/>
+                    <a:stretch>
+                      <a:fillRect/>
+                    </a:stretch>
+                  </pic:blipFill>
+                  <pic:spPr>
+                    <a:xfrm>
+                      <a:off x="0" y="0"/>
+                      <a:ext cx="3879958" cy="1104584"/>
+                    </a:xfrm>
+                    <a:prstGeom prst="rect">
+                      <a:avLst/>
+                    </a:prstGeom>
+                  </pic:spPr>
+                </pic:pic>
+              </a:graphicData>
+            </a:graphic>
+          </wp:inline>
+        </w:drawing>
+      </w:r>
+    </w:p>
+    <w:p>
+      <w:pPr>
+        <w:rPr>
+          <w:b/>
+          <w:bCs/>
+          <w:sz w:val="28"/>
+          <w:szCs w:val="28"/>
+        </w:rPr>
+      </w:pPr>
+      <w:r>
+        <w:rPr>
+          <w:b/>
+          <w:bCs/>
+          <w:sz w:val="28"/>
+          <w:szCs w:val="28"/>
+        </w:rPr>
+        <w:t>Opción 5:</w:t>
+      </w:r>
+    </w:p>
+    <w:p>
+      <w:pPr>
+        <w:rPr>
+          <w:b/>
+          <w:bCs/>
+          <w:sz w:val="24"/>
+          <w:szCs w:val="24"/>
+        </w:rPr>
+      </w:pPr>
+      <w:r>
+        <w:rPr>
+          <w:b/>
+          <w:bCs/>
+          <w:sz w:val="24"/>
+          <w:szCs w:val="24"/>
+        </w:rPr>
+        <w:t>Se inicia el menú de creación de galerías</w:t>
+      </w:r>
+    </w:p>
+    <w:p>
+      <w:pPr>
+        <w:rPr>
+          <w:sz w:val="24"/>
+          <w:szCs w:val="24"/>
+        </w:rPr>
+      </w:pPr>
+      <w:r>
+        <w:rPr>
+          <w:sz w:val="24"/>
+          <w:szCs w:val="24"/>
+        </w:rPr>
+        <w:t xml:space="preserve">Para crear una galería hace falta como mínimo un evento disponible. </w:t>
+      </w:r>
+      <w:r>
+        <w:rPr>
+          <w:sz w:val="24"/>
+          <w:szCs w:val="24"/>
+        </w:rPr>
+        <w:t>Tras elegir el evento donde se quiere crear la galería, se deberá introducir el título de dicha galería.</w:t>
+      </w:r>
+    </w:p>
+    <w:p>
+      <w:pPr>
+        <w:rPr>
+          <w:sz w:val="24"/>
+          <w:szCs w:val="24"/>
+        </w:rPr>
+      </w:pPr>
+      <w:r>
+        <w:rPr>
+          <w:noProof/>
+        </w:rPr>
+        <w:drawing>
+          <wp:inline distT="0" distB="0" distL="0" distR="0" wp14:anchorId="2AD86971" wp14:editId="44052C80">
+            <wp:extent cx="3747654" cy="1478966"/>
+            <wp:effectExtent l="0" t="0" r="5715" b="6985"/>
+            <wp:docPr id="974951193" name="Imagen 1"/>
+            <wp:cNvGraphicFramePr>
+              <a:graphicFrameLocks xmlns:a="http://schemas.openxmlformats.org/drawingml/2006/main" noChangeAspect="1"/>
+            </wp:cNvGraphicFramePr>
+            <a:graphic xmlns:a="http://schemas.openxmlformats.org/drawingml/2006/main">
+              <a:graphicData uri="http://schemas.openxmlformats.org/drawingml/2006/picture">
+                <pic:pic xmlns:pic="http://schemas.openxmlformats.org/drawingml/2006/picture">
+                  <pic:nvPicPr>
+                    <pic:cNvPr id="974951193" name=""/>
+                    <pic:cNvPicPr/>
+                  </pic:nvPicPr>
+                  <pic:blipFill>
+                    <a:blip r:embed="rId40"/>
+                    <a:stretch>
+                      <a:fillRect/>
+                    </a:stretch>
+                  </pic:blipFill>
+                  <pic:spPr>
+                    <a:xfrm>
+                      <a:off x="0" y="0"/>
+                      <a:ext cx="3759196" cy="1483521"/>
+                    </a:xfrm>
+                    <a:prstGeom prst="rect">
+                      <a:avLst/>
+                    </a:prstGeom>
+                  </pic:spPr>
+                </pic:pic>
+              </a:graphicData>
+            </a:graphic>
+          </wp:inline>
+        </w:drawing>
+      </w:r>
+    </w:p>
+    <w:p>
+      <w:pPr>
+        <w:rPr>
+          <w:sz w:val="24"/>
+          <w:szCs w:val="24"/>
+        </w:rPr>
+      </w:pPr>
+    </w:p>
+    <w:p>
+      <w:pPr>
+        <w:rPr>
+          <w:sz w:val="24"/>
+          <w:szCs w:val="24"/>
+        </w:rPr>
+      </w:pPr>
+      <w:r>
+        <w:rPr>
+          <w:sz w:val="24"/>
+          <w:szCs w:val="24"/>
+        </w:rPr>
+        <w:t>En el caso de que no haya eventos disponibles, se mostrará el siguiente mensaje:</w:t>
+      </w:r>
+    </w:p>
+    <w:p>
+      <w:pPr>
+        <w:rPr>
+          <w:sz w:val="24"/>
+          <w:szCs w:val="24"/>
+        </w:rPr>
+      </w:pPr>
+      <w:r>
+        <w:rPr>
+          <w:noProof/>
+        </w:rPr>
+        <w:drawing>
+          <wp:inline distT="0" distB="0" distL="0" distR="0" wp14:anchorId="2B34DB94" wp14:editId="6164F0C6">
+            <wp:extent cx="3470563" cy="480861"/>
+            <wp:effectExtent l="0" t="0" r="0" b="0"/>
+            <wp:docPr id="1144619541" name="Imagen 1"/>
+            <wp:cNvGraphicFramePr>
+              <a:graphicFrameLocks xmlns:a="http://schemas.openxmlformats.org/drawingml/2006/main" noChangeAspect="1"/>
+            </wp:cNvGraphicFramePr>
+            <a:graphic xmlns:a="http://schemas.openxmlformats.org/drawingml/2006/main">
+              <a:graphicData uri="http://schemas.openxmlformats.org/drawingml/2006/picture">
+                <pic:pic xmlns:pic="http://schemas.openxmlformats.org/drawingml/2006/picture">
+                  <pic:nvPicPr>
+                    <pic:cNvPr id="1144619541" name=""/>
+                    <pic:cNvPicPr/>
+                  </pic:nvPicPr>
+                  <pic:blipFill>
+                    <a:blip r:embed="rId41"/>
+                    <a:stretch>
+                      <a:fillRect/>
+                    </a:stretch>
+                  </pic:blipFill>
+                  <pic:spPr>
+                    <a:xfrm>
+                      <a:off x="0" y="0"/>
+                      <a:ext cx="3487941" cy="483269"/>
+                    </a:xfrm>
+                    <a:prstGeom prst="rect">
+                      <a:avLst/>
+                    </a:prstGeom>
+                  </pic:spPr>
+                </pic:pic>
+              </a:graphicData>
+            </a:graphic>
+          </wp:inline>
+        </w:drawing>
+      </w:r>
+    </w:p>
+    <w:p>
+      <w:pPr>
+        <w:rPr>
+          <w:sz w:val="24"/>
+          <w:szCs w:val="24"/>
+        </w:rPr>
+      </w:pPr>
+      <w:r>
+        <w:rPr>
+          <w:sz w:val="24"/>
+          <w:szCs w:val="24"/>
+        </w:rPr>
+        <w:t>En el caso de que el evento seleccionado no exista, se mostrará el siguiente mensaje:</w:t>
+      </w:r>
+    </w:p>
+    <w:p>
+      <w:pPr>
+        <w:rPr>
+          <w:sz w:val="24"/>
+          <w:szCs w:val="24"/>
+        </w:rPr>
+      </w:pPr>
+      <w:r>
+        <w:rPr>
+          <w:noProof/>
+        </w:rPr>
+        <w:drawing>
+          <wp:inline distT="0" distB="0" distL="0" distR="0" wp14:anchorId="0DA270DB" wp14:editId="002145CD">
+            <wp:extent cx="4232563" cy="1344327"/>
+            <wp:effectExtent l="0" t="0" r="0" b="8255"/>
+            <wp:docPr id="1110289721" name="Imagen 1"/>
+            <wp:cNvGraphicFramePr>
+              <a:graphicFrameLocks xmlns:a="http://schemas.openxmlformats.org/drawingml/2006/main" noChangeAspect="1"/>
+            </wp:cNvGraphicFramePr>
+            <a:graphic xmlns:a="http://schemas.openxmlformats.org/drawingml/2006/main">
+              <a:graphicData uri="http://schemas.openxmlformats.org/drawingml/2006/picture">
+                <pic:pic xmlns:pic="http://schemas.openxmlformats.org/drawingml/2006/picture">
+                  <pic:nvPicPr>
+                    <pic:cNvPr id="1110289721" name=""/>
+                    <pic:cNvPicPr/>
+                  </pic:nvPicPr>
+                  <pic:blipFill>
+                    <a:blip r:embed="rId42"/>
+                    <a:stretch>
+                      <a:fillRect/>
+                    </a:stretch>
+                  </pic:blipFill>
+                  <pic:spPr>
+                    <a:xfrm>
+                      <a:off x="0" y="0"/>
+                      <a:ext cx="4241292" cy="1347099"/>
+                    </a:xfrm>
+                    <a:prstGeom prst="rect">
+                      <a:avLst/>
+                    </a:prstGeom>
+                  </pic:spPr>
+                </pic:pic>
+              </a:graphicData>
+            </a:graphic>
+          </wp:inline>
+        </w:drawing>
+      </w:r>
+    </w:p>
+    <w:p>
+      <w:pPr>
+        <w:rPr>
+          <w:sz w:val="24"/>
+          <w:szCs w:val="24"/>
+        </w:rPr>
+      </w:pPr>
+    </w:p>
+    <w:p>
+      <w:pPr>
+        <w:rPr>
+          <w:sz w:val="24"/>
+          <w:szCs w:val="24"/>
+        </w:rPr>
+      </w:pPr>
+    </w:p>
+    <w:p>
+      <w:pPr>
+        <w:rPr>
+          <w:sz w:val="24"/>
+          <w:szCs w:val="24"/>
+        </w:rPr>
+      </w:pPr>
+    </w:p>
+    <w:p>
+      <w:pPr>
+        <w:rPr>
+          <w:sz w:val="24"/>
+          <w:szCs w:val="24"/>
+        </w:rPr>
+      </w:pPr>
+    </w:p>
+    <w:p>
+      <w:pPr>
+        <w:rPr>
+          <w:b/>
+          <w:bCs/>
+          <w:sz w:val="28"/>
+          <w:szCs w:val="28"/>
+        </w:rPr>
+      </w:pPr>
+      <w:r>
+        <w:rPr>
+          <w:b/>
+          <w:bCs/>
+          <w:sz w:val="28"/>
+          <w:szCs w:val="28"/>
+        </w:rPr>
+        <w:br w:type="page"/>
+      </w:r>
+    </w:p>
+    <w:p>
+      <w:pPr>
+        <w:rPr>
+          <w:sz w:val="24"/>
+          <w:szCs w:val="24"/>
+        </w:rPr>
+      </w:pPr>
+      <w:r>
+        <w:rPr>
+          <w:b/>
+          <w:bCs/>
+          <w:sz w:val="28"/>
+          <w:szCs w:val="28"/>
+        </w:rPr>
+        <w:lastRenderedPageBreak/>
+        <w:t xml:space="preserve">Opción </w:t>
+      </w:r>
+      <w:r>
+        <w:rPr>
+          <w:b/>
+          <w:bCs/>
+          <w:sz w:val="28"/>
+          <w:szCs w:val="28"/>
+        </w:rPr>
+        <w:t>6</w:t>
+      </w:r>
+      <w:r>
+        <w:rPr>
+          <w:b/>
+          <w:bCs/>
+          <w:sz w:val="28"/>
+          <w:szCs w:val="28"/>
+        </w:rPr>
+        <w:t>:</w:t>
+      </w:r>
+    </w:p>
+    <w:p>
+      <w:pPr>
+        <w:rPr>
+          <w:b/>
+          <w:bCs/>
+          <w:sz w:val="24"/>
+          <w:szCs w:val="24"/>
+        </w:rPr>
+      </w:pPr>
+      <w:r>
+        <w:rPr>
+          <w:b/>
+          <w:bCs/>
+          <w:sz w:val="24"/>
+          <w:szCs w:val="24"/>
+        </w:rPr>
+        <w:t>Se inicia el menú de borrado de galerías</w:t>
+      </w:r>
+      <w:r>
+        <w:rPr>
+          <w:b/>
+          <w:bCs/>
+          <w:sz w:val="24"/>
+          <w:szCs w:val="24"/>
+        </w:rPr>
+        <w:t>.</w:t>
+      </w:r>
+    </w:p>
+    <w:p>
+      <w:pPr>
+        <w:rPr>
+          <w:sz w:val="24"/>
+          <w:szCs w:val="24"/>
+        </w:rPr>
+      </w:pPr>
+      <w:r>
+        <w:rPr>
+          <w:sz w:val="24"/>
+          <w:szCs w:val="24"/>
+        </w:rPr>
+        <w:t>Tras abrir el menú, se mostrará una tabla con los eventos disponibles. Tras seleccionar el evento, se mostrarán las galerías que tiene.</w:t>
+      </w:r>
+      <w:r>
+        <w:rPr>
+          <w:sz w:val="24"/>
+          <w:szCs w:val="24"/>
+        </w:rPr>
+        <w:t xml:space="preserve"> Si se selecciona una galería</w:t>
+      </w:r>
+      <w:r>
+        <w:rPr>
+          <w:sz w:val="24"/>
+          <w:szCs w:val="24"/>
+        </w:rPr>
+        <w:t>,</w:t>
+      </w:r>
+      <w:r>
+        <w:rPr>
+          <w:sz w:val="24"/>
+          <w:szCs w:val="24"/>
+        </w:rPr>
+        <w:t xml:space="preserve"> esta será borrada.</w:t>
+      </w:r>
+    </w:p>
+    <w:p>
+      <w:pPr>
+        <w:rPr>
+          <w:sz w:val="24"/>
+          <w:szCs w:val="24"/>
+        </w:rPr>
+      </w:pPr>
+      <w:r>
+        <w:rPr>
+          <w:noProof/>
+        </w:rPr>
+        <w:drawing>
+          <wp:inline distT="0" distB="0" distL="0" distR="0" wp14:anchorId="171699FE" wp14:editId="79AA593A">
+            <wp:extent cx="4236720" cy="1858796"/>
+            <wp:effectExtent l="0" t="0" r="0" b="8255"/>
+            <wp:docPr id="914907368" name="Imagen 1"/>
+            <wp:cNvGraphicFramePr>
+              <a:graphicFrameLocks xmlns:a="http://schemas.openxmlformats.org/drawingml/2006/main" noChangeAspect="1"/>
+            </wp:cNvGraphicFramePr>
+            <a:graphic xmlns:a="http://schemas.openxmlformats.org/drawingml/2006/main">
+              <a:graphicData uri="http://schemas.openxmlformats.org/drawingml/2006/picture">
+                <pic:pic xmlns:pic="http://schemas.openxmlformats.org/drawingml/2006/picture">
+                  <pic:nvPicPr>
+                    <pic:cNvPr id="914907368" name=""/>
+                    <pic:cNvPicPr/>
+                  </pic:nvPicPr>
+                  <pic:blipFill>
+                    <a:blip r:embed="rId43"/>
+                    <a:stretch>
+                      <a:fillRect/>
+                    </a:stretch>
+                  </pic:blipFill>
+                  <pic:spPr>
+                    <a:xfrm>
+                      <a:off x="0" y="0"/>
+                      <a:ext cx="4244876" cy="1862374"/>
+                    </a:xfrm>
+                    <a:prstGeom prst="rect">
+                      <a:avLst/>
+                    </a:prstGeom>
+                  </pic:spPr>
+                </pic:pic>
+              </a:graphicData>
+            </a:graphic>
+          </wp:inline>
+        </w:drawing>
+      </w:r>
+    </w:p>
+    <w:p>
+      <w:pPr>
+        <w:rPr>
+          <w:sz w:val="24"/>
+          <w:szCs w:val="24"/>
+        </w:rPr>
+      </w:pPr>
+      <w:r>
+        <w:rPr>
+          <w:sz w:val="24"/>
+          <w:szCs w:val="24"/>
+        </w:rPr>
+        <w:t>Si no hay eventos disponibles, el siguiente error saldrá:</w:t>
+      </w:r>
+    </w:p>
+    <w:p>
+      <w:pPr>
+        <w:rPr>
+          <w:sz w:val="24"/>
+          <w:szCs w:val="24"/>
+        </w:rPr>
+      </w:pPr>
+      <w:r>
+        <w:rPr>
+          <w:noProof/>
+        </w:rPr>
+        <w:drawing>
+          <wp:inline distT="0" distB="0" distL="0" distR="0" wp14:anchorId="55764C27" wp14:editId="12955950">
+            <wp:extent cx="3703320" cy="470148"/>
+            <wp:effectExtent l="0" t="0" r="0" b="6350"/>
+            <wp:docPr id="1524109309" name="Imagen 1"/>
+            <wp:cNvGraphicFramePr>
+              <a:graphicFrameLocks xmlns:a="http://schemas.openxmlformats.org/drawingml/2006/main" noChangeAspect="1"/>
+            </wp:cNvGraphicFramePr>
+            <a:graphic xmlns:a="http://schemas.openxmlformats.org/drawingml/2006/main">
+              <a:graphicData uri="http://schemas.openxmlformats.org/drawingml/2006/picture">
+                <pic:pic xmlns:pic="http://schemas.openxmlformats.org/drawingml/2006/picture">
+                  <pic:nvPicPr>
+                    <pic:cNvPr id="1524109309" name=""/>
+                    <pic:cNvPicPr/>
+                  </pic:nvPicPr>
+                  <pic:blipFill>
+                    <a:blip r:embed="rId44"/>
+                    <a:stretch>
+                      <a:fillRect/>
+                    </a:stretch>
+                  </pic:blipFill>
+                  <pic:spPr>
+                    <a:xfrm>
+                      <a:off x="0" y="0"/>
+                      <a:ext cx="3738076" cy="474560"/>
+                    </a:xfrm>
+                    <a:prstGeom prst="rect">
+                      <a:avLst/>
+                    </a:prstGeom>
+                  </pic:spPr>
+                </pic:pic>
+              </a:graphicData>
+            </a:graphic>
+          </wp:inline>
+        </w:drawing>
+      </w:r>
+    </w:p>
+    <w:p>
+      <w:pPr>
+        <w:rPr>
+          <w:sz w:val="24"/>
+          <w:szCs w:val="24"/>
+        </w:rPr>
+      </w:pPr>
+      <w:r>
+        <w:rPr>
+          <w:sz w:val="24"/>
+          <w:szCs w:val="24"/>
+        </w:rPr>
+        <w:t>Si se selecciona un evento que no existe, el siguiente mensaje saldrá:</w:t>
+      </w:r>
+    </w:p>
+    <w:p>
+      <w:pPr>
+        <w:rPr>
+          <w:sz w:val="24"/>
+          <w:szCs w:val="24"/>
+        </w:rPr>
+      </w:pPr>
+      <w:r>
+        <w:rPr>
+          <w:noProof/>
+        </w:rPr>
+        <w:drawing>
+          <wp:inline distT="0" distB="0" distL="0" distR="0" wp14:anchorId="210C6192" wp14:editId="253FBE98">
+            <wp:extent cx="3672840" cy="1018410"/>
+            <wp:effectExtent l="0" t="0" r="3810" b="0"/>
+            <wp:docPr id="1460240258" name="Imagen 1"/>
+            <wp:cNvGraphicFramePr>
+              <a:graphicFrameLocks xmlns:a="http://schemas.openxmlformats.org/drawingml/2006/main" noChangeAspect="1"/>
+            </wp:cNvGraphicFramePr>
+            <a:graphic xmlns:a="http://schemas.openxmlformats.org/drawingml/2006/main">
+              <a:graphicData uri="http://schemas.openxmlformats.org/drawingml/2006/picture">
+                <pic:pic xmlns:pic="http://schemas.openxmlformats.org/drawingml/2006/picture">
+                  <pic:nvPicPr>
+                    <pic:cNvPr id="1460240258" name=""/>
+                    <pic:cNvPicPr/>
+                  </pic:nvPicPr>
+                  <pic:blipFill>
+                    <a:blip r:embed="rId45"/>
+                    <a:stretch>
+                      <a:fillRect/>
+                    </a:stretch>
+                  </pic:blipFill>
+                  <pic:spPr>
+                    <a:xfrm>
+                      <a:off x="0" y="0"/>
+                      <a:ext cx="3679591" cy="1020282"/>
+                    </a:xfrm>
+                    <a:prstGeom prst="rect">
+                      <a:avLst/>
+                    </a:prstGeom>
+                  </pic:spPr>
+                </pic:pic>
+              </a:graphicData>
+            </a:graphic>
+          </wp:inline>
+        </w:drawing>
+      </w:r>
+    </w:p>
+    <w:p>
+      <w:pPr>
+        <w:rPr>
+          <w:sz w:val="24"/>
+          <w:szCs w:val="24"/>
+        </w:rPr>
+      </w:pPr>
+    </w:p>
+    <w:p>
+      <w:pPr>
+        <w:rPr>
+          <w:sz w:val="24"/>
+          <w:szCs w:val="24"/>
+        </w:rPr>
+      </w:pPr>
+      <w:r>
+        <w:rPr>
+          <w:sz w:val="24"/>
+          <w:szCs w:val="24"/>
+        </w:rPr>
+        <w:t xml:space="preserve">Si </w:t>
+      </w:r>
+      <w:r>
+        <w:rPr>
+          <w:sz w:val="24"/>
+          <w:szCs w:val="24"/>
+        </w:rPr>
+        <w:t>después de seleccionar un evento válido se</w:t>
+      </w:r>
+      <w:r>
+        <w:rPr>
+          <w:sz w:val="24"/>
+          <w:szCs w:val="24"/>
+        </w:rPr>
+        <w:t xml:space="preserve"> introduce un ID de galería que no existe, el siguiente mensaje saldrá:</w:t>
+      </w:r>
+    </w:p>
+    <w:p>
+      <w:pPr>
+        <w:rPr>
+          <w:sz w:val="24"/>
+          <w:szCs w:val="24"/>
+        </w:rPr>
+      </w:pPr>
+      <w:r>
+        <w:rPr>
+          <w:noProof/>
+        </w:rPr>
+        <w:drawing>
+          <wp:inline distT="0" distB="0" distL="0" distR="0" wp14:anchorId="2C938EB3" wp14:editId="4AD97204">
+            <wp:extent cx="4545159" cy="1897380"/>
+            <wp:effectExtent l="0" t="0" r="8255" b="7620"/>
+            <wp:docPr id="2030502079" name="Imagen 1"/>
+            <wp:cNvGraphicFramePr>
+              <a:graphicFrameLocks xmlns:a="http://schemas.openxmlformats.org/drawingml/2006/main" noChangeAspect="1"/>
+            </wp:cNvGraphicFramePr>
+            <a:graphic xmlns:a="http://schemas.openxmlformats.org/drawingml/2006/main">
+              <a:graphicData uri="http://schemas.openxmlformats.org/drawingml/2006/picture">
+                <pic:pic xmlns:pic="http://schemas.openxmlformats.org/drawingml/2006/picture">
+                  <pic:nvPicPr>
+                    <pic:cNvPr id="2030502079" name=""/>
+                    <pic:cNvPicPr/>
+                  </pic:nvPicPr>
+                  <pic:blipFill>
+                    <a:blip r:embed="rId46"/>
+                    <a:stretch>
+                      <a:fillRect/>
+                    </a:stretch>
+                  </pic:blipFill>
+                  <pic:spPr>
+                    <a:xfrm>
+                      <a:off x="0" y="0"/>
+                      <a:ext cx="4551807" cy="1900155"/>
+                    </a:xfrm>
+                    <a:prstGeom prst="rect">
+                      <a:avLst/>
+                    </a:prstGeom>
+                  </pic:spPr>
+                </pic:pic>
+              </a:graphicData>
+            </a:graphic>
+          </wp:inline>
+        </w:drawing>
+      </w:r>
+    </w:p>
+    <w:p>
+      <w:pPr>
+        <w:rPr>
+          <w:b/>
+          <w:bCs/>
+          <w:sz w:val="28"/>
+          <w:szCs w:val="28"/>
+        </w:rPr>
+      </w:pPr>
+    </w:p>
+    <w:p>
+      <w:pPr>
+        <w:rPr>
+          <w:b/>
+          <w:bCs/>
+          <w:sz w:val="28"/>
+          <w:szCs w:val="28"/>
+        </w:rPr>
+      </w:pPr>
+      <w:r>
+        <w:rPr>
+          <w:b/>
+          <w:bCs/>
+          <w:sz w:val="28"/>
+          <w:szCs w:val="28"/>
+        </w:rPr>
+        <w:lastRenderedPageBreak/>
+        <w:t>Opción 7</w:t>
+      </w:r>
+      <w:r>
+        <w:rPr>
+          <w:b/>
+          <w:bCs/>
+          <w:sz w:val="28"/>
+          <w:szCs w:val="28"/>
+        </w:rPr>
+        <w:t>:</w:t>
+      </w:r>
+    </w:p>
+    <w:p>
+      <w:pPr>
+        <w:rPr>
+          <w:b/>
+          <w:bCs/>
+          <w:sz w:val="24"/>
+          <w:szCs w:val="24"/>
+        </w:rPr>
+      </w:pPr>
+      <w:r>
+        <w:rPr>
+          <w:b/>
+          <w:bCs/>
+          <w:sz w:val="24"/>
+          <w:szCs w:val="24"/>
+        </w:rPr>
+        <w:t>Se inicia el menú de creación de favoritos</w:t>
+      </w:r>
+    </w:p>
+    <w:p>
+      <w:pPr>
+        <w:rPr>
+          <w:sz w:val="24"/>
+          <w:szCs w:val="24"/>
+        </w:rPr>
+      </w:pPr>
+      <w:r>
+        <w:rPr>
+          <w:sz w:val="24"/>
+          <w:szCs w:val="24"/>
+        </w:rPr>
+        <w:t>Tras introducir un ID de evento y un email de usuario, se creará un favorito mediando esos datos.</w:t>
+      </w:r>
+    </w:p>
+    <w:p>
+      <w:pPr>
+        <w:rPr>
+          <w:sz w:val="24"/>
+          <w:szCs w:val="24"/>
+        </w:rPr>
+      </w:pPr>
+      <w:r>
+        <w:rPr>
+          <w:noProof/>
+        </w:rPr>
+        <w:drawing>
+          <wp:inline distT="0" distB="0" distL="0" distR="0" wp14:anchorId="13E36B81" wp14:editId="6D438669">
+            <wp:extent cx="4777740" cy="2010763"/>
+            <wp:effectExtent l="0" t="0" r="3810" b="8890"/>
+            <wp:docPr id="589006267" name="Imagen 1"/>
+            <wp:cNvGraphicFramePr>
+              <a:graphicFrameLocks xmlns:a="http://schemas.openxmlformats.org/drawingml/2006/main" noChangeAspect="1"/>
+            </wp:cNvGraphicFramePr>
+            <a:graphic xmlns:a="http://schemas.openxmlformats.org/drawingml/2006/main">
+              <a:graphicData uri="http://schemas.openxmlformats.org/drawingml/2006/picture">
+                <pic:pic xmlns:pic="http://schemas.openxmlformats.org/drawingml/2006/picture">
+                  <pic:nvPicPr>
+                    <pic:cNvPr id="589006267" name=""/>
+                    <pic:cNvPicPr/>
+                  </pic:nvPicPr>
+                  <pic:blipFill>
+                    <a:blip r:embed="rId47"/>
+                    <a:stretch>
+                      <a:fillRect/>
+                    </a:stretch>
+                  </pic:blipFill>
+                  <pic:spPr>
+                    <a:xfrm>
+                      <a:off x="0" y="0"/>
+                      <a:ext cx="4781999" cy="2012555"/>
+                    </a:xfrm>
+                    <a:prstGeom prst="rect">
+                      <a:avLst/>
+                    </a:prstGeom>
+                  </pic:spPr>
+                </pic:pic>
+              </a:graphicData>
+            </a:graphic>
+          </wp:inline>
+        </w:drawing>
+      </w:r>
+    </w:p>
+    <w:p>
+      <w:pPr>
+        <w:rPr>
+          <w:sz w:val="24"/>
+          <w:szCs w:val="24"/>
+        </w:rPr>
+      </w:pPr>
+      <w:r>
+        <w:rPr>
+          <w:sz w:val="24"/>
+          <w:szCs w:val="24"/>
+        </w:rPr>
+        <w:t>Si se selecciona un evento que no existe, el siguiente error saldrá:</w:t>
+      </w:r>
+    </w:p>
+    <w:p>
+      <w:pPr>
+        <w:rPr>
+          <w:sz w:val="24"/>
+          <w:szCs w:val="24"/>
+        </w:rPr>
+      </w:pPr>
+      <w:r>
+        <w:rPr>
+          <w:noProof/>
+        </w:rPr>
+        <w:drawing>
+          <wp:anchor distT="0" distB="0" distL="114300" distR="114300" simplePos="0" relativeHeight="251658240" behindDoc="0" locked="0" layoutInCell="1" allowOverlap="1" wp14:anchorId="51194746" wp14:editId="3E265832">
+            <wp:simplePos x="1082040" y="4480560"/>
+            <wp:positionH relativeFrom="column">
+              <wp:align>left</wp:align>
+            </wp:positionH>
+            <wp:positionV relativeFrom="paragraph">
+              <wp:align>top</wp:align>
+            </wp:positionV>
+            <wp:extent cx="4282401" cy="629920"/>
+            <wp:effectExtent l="0" t="0" r="4445" b="0"/>
+            <wp:wrapSquare wrapText="bothSides"/>
+            <wp:docPr id="1946187921" name="Imagen 1"/>
+            <wp:cNvGraphicFramePr>
+              <a:graphicFrameLocks xmlns:a="http://schemas.openxmlformats.org/drawingml/2006/main" noChangeAspect="1"/>
+            </wp:cNvGraphicFramePr>
+            <a:graphic xmlns:a="http://schemas.openxmlformats.org/drawingml/2006/main">
+              <a:graphicData uri="http://schemas.openxmlformats.org/drawingml/2006/picture">
+                <pic:pic xmlns:pic="http://schemas.openxmlformats.org/drawingml/2006/picture">
+                  <pic:nvPicPr>
+                    <pic:cNvPr id="1946187921" name=""/>
+                    <pic:cNvPicPr/>
+                  </pic:nvPicPr>
+                  <pic:blipFill rotWithShape="1">
+                    <a:blip r:embed="rId48">
+                      <a:extLst>
+                        <a:ext uri="{28A0092B-C50C-407E-A947-70E740481C1C}">
+                          <a14:useLocalDpi xmlns:a14="http://schemas.microsoft.com/office/drawing/2010/main" val="0"/>
+                        </a:ext>
+                      </a:extLst>
+                    </a:blip>
+                    <a:srcRect t="56415"/>
+                    <a:stretch>
+                      <a:fillRect/>
+                    </a:stretch>
+                  </pic:blipFill>
+                  <pic:spPr bwMode="auto">
+                    <a:xfrm>
+                      <a:off x="0" y="0"/>
+                      <a:ext cx="4282401" cy="629920"/>
+                    </a:xfrm>
+                    <a:prstGeom prst="rect">
+                      <a:avLst/>
+                    </a:prstGeom>
+                    <a:ln>
+                      <a:noFill/>
+                    </a:ln>
+                    <a:extLst>
+                      <a:ext uri="{53640926-AAD7-44D8-BBD7-CCE9431645EC}">
+                        <a14:shadowObscured xmlns:a14="http://schemas.microsoft.com/office/drawing/2010/main"/>
+                      </a:ext>
+                    </a:extLst>
+                  </pic:spPr>
+                </pic:pic>
+              </a:graphicData>
+            </a:graphic>
+          </wp:anchor>
+        </w:drawing>
+      </w:r>
+      <w:r>
+        <w:rPr>
+          <w:sz w:val="24"/>
+          <w:szCs w:val="24"/>
+        </w:rPr>
+        <w:br w:type="textWrapping" w:clear="all"/>
+      </w:r>
+    </w:p>
+    <w:p>
+      <w:pPr>
+        <w:rPr>
+          <w:sz w:val="24"/>
+          <w:szCs w:val="24"/>
+        </w:rPr>
+      </w:pPr>
+      <w:r>
+        <w:rPr>
+          <w:sz w:val="24"/>
+          <w:szCs w:val="24"/>
+        </w:rPr>
+        <w:t>Si se selecciona un usuario que no existe, el siguiente error saldrá:</w:t>
+      </w:r>
+    </w:p>
+    <w:p>
+      <w:pPr>
+        <w:rPr>
+          <w:sz w:val="24"/>
+          <w:szCs w:val="24"/>
+        </w:rPr>
+      </w:pPr>
+      <w:r>
+        <w:rPr>
+          <w:noProof/>
+        </w:rPr>
+        <w:drawing>
+          <wp:inline distT="0" distB="0" distL="0" distR="0" wp14:anchorId="66EBE816" wp14:editId="000CF427">
+            <wp:extent cx="4289601" cy="970280"/>
+            <wp:effectExtent l="0" t="0" r="0" b="1270"/>
+            <wp:docPr id="1850394881" name="Imagen 1"/>
+            <wp:cNvGraphicFramePr>
+              <a:graphicFrameLocks xmlns:a="http://schemas.openxmlformats.org/drawingml/2006/main" noChangeAspect="1"/>
+            </wp:cNvGraphicFramePr>
+            <a:graphic xmlns:a="http://schemas.openxmlformats.org/drawingml/2006/main">
+              <a:graphicData uri="http://schemas.openxmlformats.org/drawingml/2006/picture">
+                <pic:pic xmlns:pic="http://schemas.openxmlformats.org/drawingml/2006/picture">
+                  <pic:nvPicPr>
+                    <pic:cNvPr id="1850394881" name=""/>
+                    <pic:cNvPicPr/>
+                  </pic:nvPicPr>
+                  <pic:blipFill rotWithShape="1">
+                    <a:blip r:embed="rId49"/>
+                    <a:srcRect t="47885"/>
+                    <a:stretch>
+                      <a:fillRect/>
+                    </a:stretch>
+                  </pic:blipFill>
+                  <pic:spPr bwMode="auto">
+                    <a:xfrm>
+                      <a:off x="0" y="0"/>
+                      <a:ext cx="4308648" cy="974588"/>
+                    </a:xfrm>
+                    <a:prstGeom prst="rect">
+                      <a:avLst/>
+                    </a:prstGeom>
+                    <a:ln>
+                      <a:noFill/>
+                    </a:ln>
+                    <a:extLst>
+                      <a:ext uri="{53640926-AAD7-44D8-BBD7-CCE9431645EC}">
+                        <a14:shadowObscured xmlns:a14="http://schemas.microsoft.com/office/drawing/2010/main"/>
+                      </a:ext>
+                    </a:extLst>
+                  </pic:spPr>
+                </pic:pic>
+              </a:graphicData>
+            </a:graphic>
+          </wp:inline>
+        </w:drawing>
+      </w:r>
+    </w:p>
+    <w:p>
+      <w:pPr>
+        <w:rPr>
+          <w:sz w:val="24"/>
+          <w:szCs w:val="24"/>
+        </w:rPr>
+      </w:pPr>
+    </w:p>
+    <w:p>
+      <w:pPr>
+        <w:rPr>
+          <w:sz w:val="24"/>
+          <w:szCs w:val="24"/>
+        </w:rPr>
+      </w:pPr>
+      <w:r>
+        <w:rPr>
+          <w:sz w:val="24"/>
+          <w:szCs w:val="24"/>
+        </w:rPr>
+        <w:br w:type="page"/>
+      </w:r>
+    </w:p>
+    <w:p>
+      <w:pPr>
+        <w:rPr>
+          <w:b/>
+          <w:bCs/>
+          <w:sz w:val="28"/>
+          <w:szCs w:val="28"/>
+        </w:rPr>
+      </w:pPr>
+      <w:r>
+        <w:rPr>
+          <w:b/>
+          <w:bCs/>
+          <w:sz w:val="28"/>
+          <w:szCs w:val="28"/>
+        </w:rPr>
+        <w:lastRenderedPageBreak/>
+        <w:t>Opción 8:</w:t>
+      </w:r>
+    </w:p>
+    <w:p>
+      <w:pPr>
+        <w:rPr>
+          <w:b/>
+          <w:bCs/>
+          <w:sz w:val="24"/>
+          <w:szCs w:val="24"/>
+        </w:rPr>
+      </w:pPr>
+      <w:r>
+        <w:rPr>
+          <w:b/>
+          <w:bCs/>
+          <w:sz w:val="24"/>
+          <w:szCs w:val="24"/>
+        </w:rPr>
+        <w:t>Se inicia el menú de borrado de favoritos.</w:t>
+      </w:r>
+    </w:p>
+    <w:p>
+      <w:pPr>
+        <w:rPr>
+          <w:sz w:val="24"/>
+          <w:szCs w:val="24"/>
+        </w:rPr>
+      </w:pPr>
+      <w:r>
+        <w:rPr>
+          <w:sz w:val="24"/>
+          <w:szCs w:val="24"/>
+        </w:rPr>
+        <w:t>Para eliminar un favorito, hacen falta los mismos datos que para crearlo:</w:t>
+      </w:r>
+    </w:p>
+    <w:p>
+      <w:pPr>
+        <w:pStyle w:val="Prrafodelista"/>
+        <w:numPr>
+          <w:ilvl w:val="0"/>
+          <w:numId w:val="2"/>
+        </w:numPr>
+        <w:rPr>
+          <w:sz w:val="24"/>
+          <w:szCs w:val="24"/>
+        </w:rPr>
+      </w:pPr>
+      <w:r>
+        <w:rPr>
+          <w:sz w:val="24"/>
+          <w:szCs w:val="24"/>
+        </w:rPr>
+        <w:t>ID de evento</w:t>
+      </w:r>
+    </w:p>
+    <w:p>
+      <w:pPr>
+        <w:pStyle w:val="Prrafodelista"/>
+        <w:numPr>
+          <w:ilvl w:val="0"/>
+          <w:numId w:val="2"/>
+        </w:numPr>
+        <w:rPr>
+          <w:sz w:val="24"/>
+          <w:szCs w:val="24"/>
+        </w:rPr>
+      </w:pPr>
+      <w:r>
+        <w:rPr>
+          <w:sz w:val="24"/>
+          <w:szCs w:val="24"/>
+        </w:rPr>
+        <w:t>Email del usuario</w:t>
+      </w:r>
+    </w:p>
+    <w:p>
+      <w:pPr>
+        <w:ind w:left="360"/>
+        <w:rPr>
+          <w:sz w:val="24"/>
+          <w:szCs w:val="24"/>
+        </w:rPr>
+      </w:pPr>
+    </w:p>
+    <w:p>
+      <w:pPr>
+        <w:rPr>
+          <w:sz w:val="24"/>
+          <w:szCs w:val="24"/>
+        </w:rPr>
+      </w:pPr>
+      <w:r>
+        <w:rPr>
+          <w:noProof/>
+        </w:rPr>
+        <w:drawing>
+          <wp:inline distT="0" distB="0" distL="0" distR="0" wp14:anchorId="559A3A08" wp14:editId="247783A2">
+            <wp:extent cx="5400040" cy="1978660"/>
+            <wp:effectExtent l="0" t="0" r="0" b="2540"/>
+            <wp:docPr id="1489977083" name="Imagen 1"/>
+            <wp:cNvGraphicFramePr>
+              <a:graphicFrameLocks xmlns:a="http://schemas.openxmlformats.org/drawingml/2006/main" noChangeAspect="1"/>
+            </wp:cNvGraphicFramePr>
+            <a:graphic xmlns:a="http://schemas.openxmlformats.org/drawingml/2006/main">
+              <a:graphicData uri="http://schemas.openxmlformats.org/drawingml/2006/picture">
+                <pic:pic xmlns:pic="http://schemas.openxmlformats.org/drawingml/2006/picture">
+                  <pic:nvPicPr>
+                    <pic:cNvPr id="1489977083" name=""/>
+                    <pic:cNvPicPr/>
+                  </pic:nvPicPr>
+                  <pic:blipFill>
+                    <a:blip r:embed="rId50"/>
+                    <a:stretch>
+                      <a:fillRect/>
+                    </a:stretch>
+                  </pic:blipFill>
+                  <pic:spPr>
+                    <a:xfrm>
+                      <a:off x="0" y="0"/>
+                      <a:ext cx="5400040" cy="1978660"/>
+                    </a:xfrm>
+                    <a:prstGeom prst="rect">
+                      <a:avLst/>
+                    </a:prstGeom>
+                  </pic:spPr>
+                </pic:pic>
+              </a:graphicData>
+            </a:graphic>
+          </wp:inline>
+        </w:drawing>
+      </w:r>
+    </w:p>
+    <w:p>
+      <w:pPr>
+        <w:rPr>
+          <w:sz w:val="24"/>
+          <w:szCs w:val="24"/>
+        </w:rPr>
+      </w:pPr>
+    </w:p>
+    <w:p>
+      <w:pPr>
+        <w:rPr>
+          <w:sz w:val="24"/>
+          <w:szCs w:val="24"/>
+        </w:rPr>
+      </w:pPr>
+      <w:r>
+        <w:rPr>
+          <w:sz w:val="24"/>
+          <w:szCs w:val="24"/>
+        </w:rPr>
+        <w:t>Si alguno de lo datos no es correcto, saltará un erro</w:t>
+      </w:r>
+      <w:r>
+        <w:rPr>
+          <w:sz w:val="24"/>
+          <w:szCs w:val="24"/>
+        </w:rPr>
+        <w:t>r.</w:t>
       </w:r>
     </w:p>
     <w:sectPr>
@@ -5474,6 +7307,38 @@
       <w:u w:val="single"/>
     </w:rPr>
   </w:style>
+  <w:style w:type="paragraph" w:customStyle="1" w:styleId="codigo">
+    <w:name w:val="codigo"/>
+    <w:basedOn w:val="Normal"/>
+    <w:link w:val="codigoCar"/>
+    <w:qFormat/>
+    <w:rsid w:val="00BE530C"/>
+    <w:pPr>
+      <w:spacing w:line="240" w:lineRule="auto"/>
+    </w:pPr>
+    <w:rPr>
+      <w:rFonts w:ascii="Courier New" w:hAnsi="Courier New"/>
+      <w:b/>
+      <w:color w:val="000000" w:themeColor="text1"/>
+      <w:spacing w:val="-20"/>
+      <w:sz w:val="24"/>
+      <w:szCs w:val="24"/>
+    </w:rPr>
+  </w:style>
+  <w:style w:type="character" w:customStyle="1" w:styleId="codigoCar">
+    <w:name w:val="codigo Car"/>
+    <w:basedOn w:val="Fuentedeprrafopredeter"/>
+    <w:link w:val="codigo"/>
+    <w:rsid w:val="00BE530C"/>
+    <w:rPr>
+      <w:rFonts w:ascii="Courier New" w:hAnsi="Courier New"/>
+      <w:b/>
+      <w:color w:val="000000" w:themeColor="text1"/>
+      <w:spacing w:val="-20"/>
+      <w:sz w:val="24"/>
+      <w:szCs w:val="24"/>
+    </w:rPr>
+  </w:style>
 </w:styles>
 </file>
 

--- a/documentacion/Informe.docx
+++ b/documentacion/Informe.docx
@@ -8,35 +8,122 @@
         <w:rPr>
           <w:b/>
           <w:bCs/>
-          <w:sz w:val="24"/>
-          <w:szCs w:val="24"/>
-          <w:u w:val="single"/>
-        </w:rPr>
-      </w:pPr>
-      <w:r>
+          <w:sz w:val="48"/>
+          <w:szCs w:val="48"/>
+        </w:rPr>
+      </w:pPr>
+      <w:r>
+        <w:rPr>
+          <w:noProof/>
+        </w:rPr>
+        <w:drawing>
+          <wp:inline distT="0" distB="0" distL="0" distR="0" wp14:anchorId="01200590" wp14:editId="5512B8AA">
+            <wp:extent cx="3864325" cy="605732"/>
+            <wp:effectExtent l="0" t="0" r="3175" b="4445"/>
+            <wp:docPr id="2067095786" name="Imagen 8"/>
+            <wp:cNvGraphicFramePr>
+              <a:graphicFrameLocks xmlns:a="http://schemas.openxmlformats.org/drawingml/2006/main" noChangeAspect="1"/>
+            </wp:cNvGraphicFramePr>
+            <a:graphic xmlns:a="http://schemas.openxmlformats.org/drawingml/2006/main">
+              <a:graphicData uri="http://schemas.openxmlformats.org/drawingml/2006/picture">
+                <pic:pic xmlns:pic="http://schemas.openxmlformats.org/drawingml/2006/picture">
+                  <pic:nvPicPr>
+                    <pic:cNvPr id="0" name="Picture 15"/>
+                    <pic:cNvPicPr>
+                      <a:picLocks noChangeAspect="1" noChangeArrowheads="1"/>
+                    </pic:cNvPicPr>
+                  </pic:nvPicPr>
+                  <pic:blipFill>
+                    <a:blip r:embed="rId6">
+                      <a:extLst>
+                        <a:ext uri="{28A0092B-C50C-407E-A947-70E740481C1C}">
+                          <a14:useLocalDpi xmlns:a14="http://schemas.microsoft.com/office/drawing/2010/main" val="0"/>
+                        </a:ext>
+                      </a:extLst>
+                    </a:blip>
+                    <a:srcRect/>
+                    <a:stretch>
+                      <a:fillRect/>
+                    </a:stretch>
+                  </pic:blipFill>
+                  <pic:spPr bwMode="auto">
+                    <a:xfrm>
+                      <a:off x="0" y="0"/>
+                      <a:ext cx="3957779" cy="620381"/>
+                    </a:xfrm>
+                    <a:prstGeom prst="rect">
+                      <a:avLst/>
+                    </a:prstGeom>
+                    <a:noFill/>
+                    <a:ln>
+                      <a:noFill/>
+                    </a:ln>
+                  </pic:spPr>
+                </pic:pic>
+              </a:graphicData>
+            </a:graphic>
+          </wp:inline>
+        </w:drawing>
+      </w:r>
+    </w:p>
+    <w:p>
+      <w:pPr>
+        <w:jc w:val="center"/>
         <w:rPr>
           <w:b/>
           <w:bCs/>
-          <w:sz w:val="24"/>
-          <w:szCs w:val="24"/>
-          <w:u w:val="single"/>
-        </w:rPr>
-        <w:t>INFORME</w:t>
-      </w:r>
+          <w:sz w:val="48"/>
+          <w:szCs w:val="48"/>
+        </w:rPr>
+      </w:pPr>
       <w:r>
         <w:rPr>
           <w:b/>
           <w:bCs/>
-          <w:sz w:val="24"/>
-          <w:szCs w:val="24"/>
-          <w:u w:val="single"/>
-        </w:rPr>
-        <w:t xml:space="preserve"> DE PROYECTO</w:t>
+          <w:sz w:val="48"/>
+          <w:szCs w:val="48"/>
+        </w:rPr>
+        <w:t>INFORME DE PROYECTO</w:t>
       </w:r>
     </w:p>
     <w:p>
       <w:pPr>
         <w:jc w:val="center"/>
+        <w:rPr>
+          <w:color w:val="C00000"/>
+          <w:sz w:val="36"/>
+          <w:szCs w:val="36"/>
+        </w:rPr>
+      </w:pPr>
+      <w:r>
+        <w:rPr>
+          <w:color w:val="C00000"/>
+          <w:sz w:val="36"/>
+          <w:szCs w:val="36"/>
+        </w:rPr>
+        <w:t>Héctor García Menéndez</w:t>
+      </w:r>
+    </w:p>
+    <w:p>
+      <w:pPr>
+        <w:jc w:val="center"/>
+        <w:rPr>
+          <w:color w:val="C00000"/>
+          <w:sz w:val="28"/>
+          <w:szCs w:val="28"/>
+        </w:rPr>
+      </w:pPr>
+      <w:r>
+        <w:rPr>
+          <w:color w:val="C00000"/>
+          <w:sz w:val="28"/>
+          <w:szCs w:val="28"/>
+        </w:rPr>
+        <w:t>1ºDAM</w:t>
+      </w:r>
+    </w:p>
+    <w:p>
+      <w:pPr>
         <w:rPr>
           <w:b/>
           <w:bCs/>
@@ -45,45 +132,2506 @@
           <w:u w:val="single"/>
         </w:rPr>
       </w:pPr>
-      <w:r>
+    </w:p>
+    <w:p>
+      <w:pPr>
         <w:rPr>
           <w:b/>
           <w:bCs/>
-          <w:sz w:val="24"/>
-          <w:szCs w:val="24"/>
-          <w:u w:val="single"/>
-        </w:rPr>
-        <w:t>Héctor García Menéndez</w:t>
-      </w:r>
-    </w:p>
-    <w:p>
-      <w:pPr>
-        <w:rPr>
-          <w:sz w:val="24"/>
-          <w:szCs w:val="24"/>
-        </w:rPr>
-      </w:pPr>
-      <w:r>
-        <w:rPr>
-          <w:sz w:val="24"/>
-          <w:szCs w:val="24"/>
-        </w:rPr>
-        <w:t xml:space="preserve">Eventos que forman </w:t>
-      </w:r>
-      <w:r>
-        <w:rPr>
-          <w:sz w:val="24"/>
-          <w:szCs w:val="24"/>
-        </w:rPr>
-        <w:t>la web</w:t>
-      </w:r>
-      <w:r>
-        <w:rPr>
-          <w:sz w:val="24"/>
-          <w:szCs w:val="24"/>
-        </w:rPr>
+          <w:sz w:val="40"/>
+          <w:szCs w:val="40"/>
+        </w:rPr>
+      </w:pPr>
+      <w:r>
+        <w:rPr>
+          <w:b/>
+          <w:bCs/>
+          <w:sz w:val="40"/>
+          <w:szCs w:val="40"/>
+        </w:rPr>
+        <w:br w:type="page"/>
+      </w:r>
+    </w:p>
+    <w:p>
+      <w:pPr>
+        <w:rPr>
+          <w:b/>
+          <w:bCs/>
+          <w:sz w:val="24"/>
+          <w:szCs w:val="24"/>
+        </w:rPr>
+      </w:pPr>
+      <w:r>
+        <w:rPr>
+          <w:b/>
+          <w:bCs/>
+          <w:sz w:val="40"/>
+          <w:szCs w:val="40"/>
+        </w:rPr>
+        <w:lastRenderedPageBreak/>
+        <w:t>Índice</w:t>
+      </w:r>
+    </w:p>
+    <w:sdt>
+      <w:sdtPr>
+        <w:id w:val="289411660"/>
+        <w:docPartObj>
+          <w:docPartGallery w:val="Table of Contents"/>
+          <w:docPartUnique/>
+        </w:docPartObj>
+      </w:sdtPr>
+      <w:sdtEndPr>
+        <w:rPr>
+          <w:rFonts w:asciiTheme="minorHAnsi" w:eastAsiaTheme="minorHAnsi" w:hAnsiTheme="minorHAnsi" w:cstheme="minorBidi"/>
+          <w:b/>
+          <w:bCs/>
+          <w:color w:val="auto"/>
+          <w:kern w:val="2"/>
+          <w:sz w:val="22"/>
+          <w:szCs w:val="22"/>
+          <w:lang w:eastAsia="en-US"/>
+          <w14:ligatures w14:val="standardContextual"/>
+        </w:rPr>
+      </w:sdtEndPr>
+      <w:sdtContent>
+        <w:p>
+          <w:pPr>
+            <w:pStyle w:val="TtuloTDC"/>
+            <w:rPr>
+              <w:b/>
+              <w:bCs/>
+              <w:color w:val="auto"/>
+            </w:rPr>
+          </w:pPr>
+        </w:p>
+        <w:p>
+          <w:pPr>
+            <w:pStyle w:val="TDC1"/>
+            <w:tabs>
+              <w:tab w:val="right" w:leader="dot" w:pos="8494"/>
+            </w:tabs>
+            <w:rPr>
+              <w:rFonts w:eastAsiaTheme="minorEastAsia"/>
+              <w:noProof/>
+              <w:sz w:val="24"/>
+              <w:szCs w:val="24"/>
+              <w:lang w:eastAsia="es-ES"/>
+            </w:rPr>
+          </w:pPr>
+          <w:r>
+            <w:fldChar w:fldCharType="begin"/>
+          </w:r>
+          <w:r>
+            <w:instrText xml:space="preserve"> TOC \o "1-3" \h \z \u </w:instrText>
+          </w:r>
+          <w:r>
+            <w:fldChar w:fldCharType="separate"/>
+          </w:r>
+          <w:hyperlink w:anchor="_Toc227315228" w:history="1">
+            <w:r>
+              <w:rPr>
+                <w:rStyle w:val="Hipervnculo"/>
+                <w:noProof/>
+              </w:rPr>
+              <w:t>INTRODUCCIÓN</w:t>
+            </w:r>
+            <w:r>
+              <w:rPr>
+                <w:noProof/>
+                <w:webHidden/>
+              </w:rPr>
+              <w:tab/>
+            </w:r>
+            <w:r>
+              <w:rPr>
+                <w:noProof/>
+                <w:webHidden/>
+              </w:rPr>
+              <w:fldChar w:fldCharType="begin"/>
+            </w:r>
+            <w:r>
+              <w:rPr>
+                <w:noProof/>
+                <w:webHidden/>
+              </w:rPr>
+              <w:instrText xml:space="preserve"> PAGEREF _Toc227315228 \h </w:instrText>
+            </w:r>
+            <w:r>
+              <w:rPr>
+                <w:noProof/>
+                <w:webHidden/>
+              </w:rPr>
+            </w:r>
+            <w:r>
+              <w:rPr>
+                <w:noProof/>
+                <w:webHidden/>
+              </w:rPr>
+              <w:fldChar w:fldCharType="separate"/>
+            </w:r>
+            <w:r>
+              <w:rPr>
+                <w:noProof/>
+                <w:webHidden/>
+              </w:rPr>
+              <w:t>3</w:t>
+            </w:r>
+            <w:r>
+              <w:rPr>
+                <w:noProof/>
+                <w:webHidden/>
+              </w:rPr>
+              <w:fldChar w:fldCharType="end"/>
+            </w:r>
+          </w:hyperlink>
+        </w:p>
+        <w:p>
+          <w:pPr>
+            <w:pStyle w:val="TDC1"/>
+            <w:tabs>
+              <w:tab w:val="right" w:leader="dot" w:pos="8494"/>
+            </w:tabs>
+            <w:rPr>
+              <w:rFonts w:eastAsiaTheme="minorEastAsia"/>
+              <w:noProof/>
+              <w:sz w:val="24"/>
+              <w:szCs w:val="24"/>
+              <w:lang w:eastAsia="es-ES"/>
+            </w:rPr>
+          </w:pPr>
+          <w:hyperlink w:anchor="_Toc227315229" w:history="1">
+            <w:r>
+              <w:rPr>
+                <w:rStyle w:val="Hipervnculo"/>
+                <w:noProof/>
+              </w:rPr>
+              <w:t>REPOSITORIO DE GITHUB</w:t>
+            </w:r>
+            <w:r>
+              <w:rPr>
+                <w:noProof/>
+                <w:webHidden/>
+              </w:rPr>
+              <w:tab/>
+            </w:r>
+            <w:r>
+              <w:rPr>
+                <w:noProof/>
+                <w:webHidden/>
+              </w:rPr>
+              <w:fldChar w:fldCharType="begin"/>
+            </w:r>
+            <w:r>
+              <w:rPr>
+                <w:noProof/>
+                <w:webHidden/>
+              </w:rPr>
+              <w:instrText xml:space="preserve"> PAGEREF _Toc227315229 \h </w:instrText>
+            </w:r>
+            <w:r>
+              <w:rPr>
+                <w:noProof/>
+                <w:webHidden/>
+              </w:rPr>
+            </w:r>
+            <w:r>
+              <w:rPr>
+                <w:noProof/>
+                <w:webHidden/>
+              </w:rPr>
+              <w:fldChar w:fldCharType="separate"/>
+            </w:r>
+            <w:r>
+              <w:rPr>
+                <w:noProof/>
+                <w:webHidden/>
+              </w:rPr>
+              <w:t>3</w:t>
+            </w:r>
+            <w:r>
+              <w:rPr>
+                <w:noProof/>
+                <w:webHidden/>
+              </w:rPr>
+              <w:fldChar w:fldCharType="end"/>
+            </w:r>
+          </w:hyperlink>
+        </w:p>
+        <w:p>
+          <w:pPr>
+            <w:pStyle w:val="TDC1"/>
+            <w:tabs>
+              <w:tab w:val="right" w:leader="dot" w:pos="8494"/>
+            </w:tabs>
+            <w:rPr>
+              <w:rFonts w:eastAsiaTheme="minorEastAsia"/>
+              <w:noProof/>
+              <w:sz w:val="24"/>
+              <w:szCs w:val="24"/>
+              <w:lang w:eastAsia="es-ES"/>
+            </w:rPr>
+          </w:pPr>
+          <w:hyperlink w:anchor="_Toc227315230" w:history="1">
+            <w:r>
+              <w:rPr>
+                <w:rStyle w:val="Hipervnculo"/>
+                <w:noProof/>
+              </w:rPr>
+              <w:t>EVENTOS</w:t>
+            </w:r>
+            <w:r>
+              <w:rPr>
+                <w:noProof/>
+                <w:webHidden/>
+              </w:rPr>
+              <w:tab/>
+            </w:r>
+            <w:r>
+              <w:rPr>
+                <w:noProof/>
+                <w:webHidden/>
+              </w:rPr>
+              <w:fldChar w:fldCharType="begin"/>
+            </w:r>
+            <w:r>
+              <w:rPr>
+                <w:noProof/>
+                <w:webHidden/>
+              </w:rPr>
+              <w:instrText xml:space="preserve"> PAGEREF _Toc227315230 \h </w:instrText>
+            </w:r>
+            <w:r>
+              <w:rPr>
+                <w:noProof/>
+                <w:webHidden/>
+              </w:rPr>
+            </w:r>
+            <w:r>
+              <w:rPr>
+                <w:noProof/>
+                <w:webHidden/>
+              </w:rPr>
+              <w:fldChar w:fldCharType="separate"/>
+            </w:r>
+            <w:r>
+              <w:rPr>
+                <w:noProof/>
+                <w:webHidden/>
+              </w:rPr>
+              <w:t>4</w:t>
+            </w:r>
+            <w:r>
+              <w:rPr>
+                <w:noProof/>
+                <w:webHidden/>
+              </w:rPr>
+              <w:fldChar w:fldCharType="end"/>
+            </w:r>
+          </w:hyperlink>
+        </w:p>
+        <w:p>
+          <w:pPr>
+            <w:pStyle w:val="TDC1"/>
+            <w:tabs>
+              <w:tab w:val="right" w:leader="dot" w:pos="8494"/>
+            </w:tabs>
+            <w:rPr>
+              <w:rFonts w:eastAsiaTheme="minorEastAsia"/>
+              <w:noProof/>
+              <w:sz w:val="24"/>
+              <w:szCs w:val="24"/>
+              <w:lang w:eastAsia="es-ES"/>
+            </w:rPr>
+          </w:pPr>
+          <w:hyperlink w:anchor="_Toc227315231" w:history="1">
+            <w:r>
+              <w:rPr>
+                <w:rStyle w:val="Hipervnculo"/>
+                <w:noProof/>
+              </w:rPr>
+              <w:t>LENGUAJE DE MARCAS</w:t>
+            </w:r>
+            <w:r>
+              <w:rPr>
+                <w:noProof/>
+                <w:webHidden/>
+              </w:rPr>
+              <w:tab/>
+            </w:r>
+            <w:r>
+              <w:rPr>
+                <w:noProof/>
+                <w:webHidden/>
+              </w:rPr>
+              <w:fldChar w:fldCharType="begin"/>
+            </w:r>
+            <w:r>
+              <w:rPr>
+                <w:noProof/>
+                <w:webHidden/>
+              </w:rPr>
+              <w:instrText xml:space="preserve"> PAGEREF _Toc227315231 \h </w:instrText>
+            </w:r>
+            <w:r>
+              <w:rPr>
+                <w:noProof/>
+                <w:webHidden/>
+              </w:rPr>
+            </w:r>
+            <w:r>
+              <w:rPr>
+                <w:noProof/>
+                <w:webHidden/>
+              </w:rPr>
+              <w:fldChar w:fldCharType="separate"/>
+            </w:r>
+            <w:r>
+              <w:rPr>
+                <w:noProof/>
+                <w:webHidden/>
+              </w:rPr>
+              <w:t>5</w:t>
+            </w:r>
+            <w:r>
+              <w:rPr>
+                <w:noProof/>
+                <w:webHidden/>
+              </w:rPr>
+              <w:fldChar w:fldCharType="end"/>
+            </w:r>
+          </w:hyperlink>
+        </w:p>
+        <w:p>
+          <w:pPr>
+            <w:pStyle w:val="TDC2"/>
+            <w:tabs>
+              <w:tab w:val="right" w:leader="dot" w:pos="8494"/>
+            </w:tabs>
+            <w:rPr>
+              <w:rFonts w:eastAsiaTheme="minorEastAsia"/>
+              <w:noProof/>
+              <w:sz w:val="24"/>
+              <w:szCs w:val="24"/>
+              <w:lang w:eastAsia="es-ES"/>
+            </w:rPr>
+          </w:pPr>
+          <w:hyperlink w:anchor="_Toc227315232" w:history="1">
+            <w:r>
+              <w:rPr>
+                <w:rStyle w:val="Hipervnculo"/>
+                <w:noProof/>
+              </w:rPr>
+              <w:t>TECNOLOGÍAS USADAS (Stack)</w:t>
+            </w:r>
+            <w:r>
+              <w:rPr>
+                <w:noProof/>
+                <w:webHidden/>
+              </w:rPr>
+              <w:tab/>
+            </w:r>
+            <w:r>
+              <w:rPr>
+                <w:noProof/>
+                <w:webHidden/>
+              </w:rPr>
+              <w:fldChar w:fldCharType="begin"/>
+            </w:r>
+            <w:r>
+              <w:rPr>
+                <w:noProof/>
+                <w:webHidden/>
+              </w:rPr>
+              <w:instrText xml:space="preserve"> PAGEREF _Toc227315232 \h </w:instrText>
+            </w:r>
+            <w:r>
+              <w:rPr>
+                <w:noProof/>
+                <w:webHidden/>
+              </w:rPr>
+            </w:r>
+            <w:r>
+              <w:rPr>
+                <w:noProof/>
+                <w:webHidden/>
+              </w:rPr>
+              <w:fldChar w:fldCharType="separate"/>
+            </w:r>
+            <w:r>
+              <w:rPr>
+                <w:noProof/>
+                <w:webHidden/>
+              </w:rPr>
+              <w:t>5</w:t>
+            </w:r>
+            <w:r>
+              <w:rPr>
+                <w:noProof/>
+                <w:webHidden/>
+              </w:rPr>
+              <w:fldChar w:fldCharType="end"/>
+            </w:r>
+          </w:hyperlink>
+        </w:p>
+        <w:p>
+          <w:pPr>
+            <w:pStyle w:val="TDC2"/>
+            <w:tabs>
+              <w:tab w:val="right" w:leader="dot" w:pos="8494"/>
+            </w:tabs>
+            <w:rPr>
+              <w:rFonts w:eastAsiaTheme="minorEastAsia"/>
+              <w:noProof/>
+              <w:sz w:val="24"/>
+              <w:szCs w:val="24"/>
+              <w:lang w:eastAsia="es-ES"/>
+            </w:rPr>
+          </w:pPr>
+          <w:hyperlink w:anchor="_Toc227315233" w:history="1">
+            <w:r>
+              <w:rPr>
+                <w:rStyle w:val="Hipervnculo"/>
+                <w:noProof/>
+              </w:rPr>
+              <w:t>DISEÑO</w:t>
+            </w:r>
+            <w:r>
+              <w:rPr>
+                <w:noProof/>
+                <w:webHidden/>
+              </w:rPr>
+              <w:tab/>
+            </w:r>
+            <w:r>
+              <w:rPr>
+                <w:noProof/>
+                <w:webHidden/>
+              </w:rPr>
+              <w:fldChar w:fldCharType="begin"/>
+            </w:r>
+            <w:r>
+              <w:rPr>
+                <w:noProof/>
+                <w:webHidden/>
+              </w:rPr>
+              <w:instrText xml:space="preserve"> PAGEREF _Toc227315233 \h </w:instrText>
+            </w:r>
+            <w:r>
+              <w:rPr>
+                <w:noProof/>
+                <w:webHidden/>
+              </w:rPr>
+            </w:r>
+            <w:r>
+              <w:rPr>
+                <w:noProof/>
+                <w:webHidden/>
+              </w:rPr>
+              <w:fldChar w:fldCharType="separate"/>
+            </w:r>
+            <w:r>
+              <w:rPr>
+                <w:noProof/>
+                <w:webHidden/>
+              </w:rPr>
+              <w:t>5</w:t>
+            </w:r>
+            <w:r>
+              <w:rPr>
+                <w:noProof/>
+                <w:webHidden/>
+              </w:rPr>
+              <w:fldChar w:fldCharType="end"/>
+            </w:r>
+          </w:hyperlink>
+        </w:p>
+        <w:p>
+          <w:pPr>
+            <w:pStyle w:val="TDC3"/>
+            <w:tabs>
+              <w:tab w:val="right" w:leader="dot" w:pos="8494"/>
+            </w:tabs>
+            <w:rPr>
+              <w:rFonts w:eastAsiaTheme="minorEastAsia"/>
+              <w:noProof/>
+              <w:sz w:val="24"/>
+              <w:szCs w:val="24"/>
+              <w:lang w:eastAsia="es-ES"/>
+            </w:rPr>
+          </w:pPr>
+          <w:hyperlink w:anchor="_Toc227315234" w:history="1">
+            <w:r>
+              <w:rPr>
+                <w:rStyle w:val="Hipervnculo"/>
+                <w:noProof/>
+              </w:rPr>
+              <w:t>WIREFRAME</w:t>
+            </w:r>
+            <w:r>
+              <w:rPr>
+                <w:noProof/>
+                <w:webHidden/>
+              </w:rPr>
+              <w:tab/>
+            </w:r>
+            <w:r>
+              <w:rPr>
+                <w:noProof/>
+                <w:webHidden/>
+              </w:rPr>
+              <w:fldChar w:fldCharType="begin"/>
+            </w:r>
+            <w:r>
+              <w:rPr>
+                <w:noProof/>
+                <w:webHidden/>
+              </w:rPr>
+              <w:instrText xml:space="preserve"> PAGEREF _Toc227315234 \h </w:instrText>
+            </w:r>
+            <w:r>
+              <w:rPr>
+                <w:noProof/>
+                <w:webHidden/>
+              </w:rPr>
+            </w:r>
+            <w:r>
+              <w:rPr>
+                <w:noProof/>
+                <w:webHidden/>
+              </w:rPr>
+              <w:fldChar w:fldCharType="separate"/>
+            </w:r>
+            <w:r>
+              <w:rPr>
+                <w:noProof/>
+                <w:webHidden/>
+              </w:rPr>
+              <w:t>5</w:t>
+            </w:r>
+            <w:r>
+              <w:rPr>
+                <w:noProof/>
+                <w:webHidden/>
+              </w:rPr>
+              <w:fldChar w:fldCharType="end"/>
+            </w:r>
+          </w:hyperlink>
+        </w:p>
+        <w:p>
+          <w:pPr>
+            <w:pStyle w:val="TDC3"/>
+            <w:tabs>
+              <w:tab w:val="right" w:leader="dot" w:pos="8494"/>
+            </w:tabs>
+            <w:rPr>
+              <w:rFonts w:eastAsiaTheme="minorEastAsia"/>
+              <w:noProof/>
+              <w:sz w:val="24"/>
+              <w:szCs w:val="24"/>
+              <w:lang w:eastAsia="es-ES"/>
+            </w:rPr>
+          </w:pPr>
+          <w:hyperlink w:anchor="_Toc227315235" w:history="1">
+            <w:r>
+              <w:rPr>
+                <w:rStyle w:val="Hipervnculo"/>
+                <w:noProof/>
+              </w:rPr>
+              <w:t>ESQUEMA</w:t>
+            </w:r>
+            <w:r>
+              <w:rPr>
+                <w:noProof/>
+                <w:webHidden/>
+              </w:rPr>
+              <w:tab/>
+            </w:r>
+            <w:r>
+              <w:rPr>
+                <w:noProof/>
+                <w:webHidden/>
+              </w:rPr>
+              <w:fldChar w:fldCharType="begin"/>
+            </w:r>
+            <w:r>
+              <w:rPr>
+                <w:noProof/>
+                <w:webHidden/>
+              </w:rPr>
+              <w:instrText xml:space="preserve"> PAGEREF _Toc227315235 \h </w:instrText>
+            </w:r>
+            <w:r>
+              <w:rPr>
+                <w:noProof/>
+                <w:webHidden/>
+              </w:rPr>
+            </w:r>
+            <w:r>
+              <w:rPr>
+                <w:noProof/>
+                <w:webHidden/>
+              </w:rPr>
+              <w:fldChar w:fldCharType="separate"/>
+            </w:r>
+            <w:r>
+              <w:rPr>
+                <w:noProof/>
+                <w:webHidden/>
+              </w:rPr>
+              <w:t>7</w:t>
+            </w:r>
+            <w:r>
+              <w:rPr>
+                <w:noProof/>
+                <w:webHidden/>
+              </w:rPr>
+              <w:fldChar w:fldCharType="end"/>
+            </w:r>
+          </w:hyperlink>
+        </w:p>
+        <w:p>
+          <w:pPr>
+            <w:pStyle w:val="TDC3"/>
+            <w:tabs>
+              <w:tab w:val="right" w:leader="dot" w:pos="8494"/>
+            </w:tabs>
+            <w:rPr>
+              <w:rFonts w:eastAsiaTheme="minorEastAsia"/>
+              <w:noProof/>
+              <w:sz w:val="24"/>
+              <w:szCs w:val="24"/>
+              <w:lang w:eastAsia="es-ES"/>
+            </w:rPr>
+          </w:pPr>
+          <w:hyperlink w:anchor="_Toc227315236" w:history="1">
+            <w:r>
+              <w:rPr>
+                <w:rStyle w:val="Hipervnculo"/>
+                <w:noProof/>
+              </w:rPr>
+              <w:t>MOCK-UP</w:t>
+            </w:r>
+            <w:r>
+              <w:rPr>
+                <w:noProof/>
+                <w:webHidden/>
+              </w:rPr>
+              <w:tab/>
+            </w:r>
+            <w:r>
+              <w:rPr>
+                <w:noProof/>
+                <w:webHidden/>
+              </w:rPr>
+              <w:fldChar w:fldCharType="begin"/>
+            </w:r>
+            <w:r>
+              <w:rPr>
+                <w:noProof/>
+                <w:webHidden/>
+              </w:rPr>
+              <w:instrText xml:space="preserve"> PAGEREF _Toc227315236 \h </w:instrText>
+            </w:r>
+            <w:r>
+              <w:rPr>
+                <w:noProof/>
+                <w:webHidden/>
+              </w:rPr>
+            </w:r>
+            <w:r>
+              <w:rPr>
+                <w:noProof/>
+                <w:webHidden/>
+              </w:rPr>
+              <w:fldChar w:fldCharType="separate"/>
+            </w:r>
+            <w:r>
+              <w:rPr>
+                <w:noProof/>
+                <w:webHidden/>
+              </w:rPr>
+              <w:t>8</w:t>
+            </w:r>
+            <w:r>
+              <w:rPr>
+                <w:noProof/>
+                <w:webHidden/>
+              </w:rPr>
+              <w:fldChar w:fldCharType="end"/>
+            </w:r>
+          </w:hyperlink>
+        </w:p>
+        <w:p>
+          <w:pPr>
+            <w:pStyle w:val="TDC2"/>
+            <w:tabs>
+              <w:tab w:val="right" w:leader="dot" w:pos="8494"/>
+            </w:tabs>
+            <w:rPr>
+              <w:rFonts w:eastAsiaTheme="minorEastAsia"/>
+              <w:noProof/>
+              <w:sz w:val="24"/>
+              <w:szCs w:val="24"/>
+              <w:lang w:eastAsia="es-ES"/>
+            </w:rPr>
+          </w:pPr>
+          <w:hyperlink w:anchor="_Toc227315237" w:history="1">
+            <w:r>
+              <w:rPr>
+                <w:rStyle w:val="Hipervnculo"/>
+                <w:noProof/>
+              </w:rPr>
+              <w:t>INSTALACIÓN Y USO</w:t>
+            </w:r>
+            <w:r>
+              <w:rPr>
+                <w:noProof/>
+                <w:webHidden/>
+              </w:rPr>
+              <w:tab/>
+            </w:r>
+            <w:r>
+              <w:rPr>
+                <w:noProof/>
+                <w:webHidden/>
+              </w:rPr>
+              <w:fldChar w:fldCharType="begin"/>
+            </w:r>
+            <w:r>
+              <w:rPr>
+                <w:noProof/>
+                <w:webHidden/>
+              </w:rPr>
+              <w:instrText xml:space="preserve"> PAGEREF _Toc227315237 \h </w:instrText>
+            </w:r>
+            <w:r>
+              <w:rPr>
+                <w:noProof/>
+                <w:webHidden/>
+              </w:rPr>
+            </w:r>
+            <w:r>
+              <w:rPr>
+                <w:noProof/>
+                <w:webHidden/>
+              </w:rPr>
+              <w:fldChar w:fldCharType="separate"/>
+            </w:r>
+            <w:r>
+              <w:rPr>
+                <w:noProof/>
+                <w:webHidden/>
+              </w:rPr>
+              <w:t>9</w:t>
+            </w:r>
+            <w:r>
+              <w:rPr>
+                <w:noProof/>
+                <w:webHidden/>
+              </w:rPr>
+              <w:fldChar w:fldCharType="end"/>
+            </w:r>
+          </w:hyperlink>
+        </w:p>
+        <w:p>
+          <w:pPr>
+            <w:pStyle w:val="TDC2"/>
+            <w:tabs>
+              <w:tab w:val="right" w:leader="dot" w:pos="8494"/>
+            </w:tabs>
+            <w:rPr>
+              <w:rFonts w:eastAsiaTheme="minorEastAsia"/>
+              <w:noProof/>
+              <w:sz w:val="24"/>
+              <w:szCs w:val="24"/>
+              <w:lang w:eastAsia="es-ES"/>
+            </w:rPr>
+          </w:pPr>
+          <w:hyperlink w:anchor="_Toc227315238" w:history="1">
+            <w:r>
+              <w:rPr>
+                <w:rStyle w:val="Hipervnculo"/>
+                <w:noProof/>
+              </w:rPr>
+              <w:t>FUNCIONAMIENTO DE LA WEB</w:t>
+            </w:r>
+            <w:r>
+              <w:rPr>
+                <w:noProof/>
+                <w:webHidden/>
+              </w:rPr>
+              <w:tab/>
+            </w:r>
+            <w:r>
+              <w:rPr>
+                <w:noProof/>
+                <w:webHidden/>
+              </w:rPr>
+              <w:fldChar w:fldCharType="begin"/>
+            </w:r>
+            <w:r>
+              <w:rPr>
+                <w:noProof/>
+                <w:webHidden/>
+              </w:rPr>
+              <w:instrText xml:space="preserve"> PAGEREF _Toc227315238 \h </w:instrText>
+            </w:r>
+            <w:r>
+              <w:rPr>
+                <w:noProof/>
+                <w:webHidden/>
+              </w:rPr>
+            </w:r>
+            <w:r>
+              <w:rPr>
+                <w:noProof/>
+                <w:webHidden/>
+              </w:rPr>
+              <w:fldChar w:fldCharType="separate"/>
+            </w:r>
+            <w:r>
+              <w:rPr>
+                <w:noProof/>
+                <w:webHidden/>
+              </w:rPr>
+              <w:t>10</w:t>
+            </w:r>
+            <w:r>
+              <w:rPr>
+                <w:noProof/>
+                <w:webHidden/>
+              </w:rPr>
+              <w:fldChar w:fldCharType="end"/>
+            </w:r>
+          </w:hyperlink>
+        </w:p>
+        <w:p>
+          <w:pPr>
+            <w:pStyle w:val="TDC3"/>
+            <w:tabs>
+              <w:tab w:val="right" w:leader="dot" w:pos="8494"/>
+            </w:tabs>
+            <w:rPr>
+              <w:rFonts w:eastAsiaTheme="minorEastAsia"/>
+              <w:noProof/>
+              <w:sz w:val="24"/>
+              <w:szCs w:val="24"/>
+              <w:lang w:eastAsia="es-ES"/>
+            </w:rPr>
+          </w:pPr>
+          <w:hyperlink w:anchor="_Toc227315239" w:history="1">
+            <w:r>
+              <w:rPr>
+                <w:rStyle w:val="Hipervnculo"/>
+                <w:noProof/>
+              </w:rPr>
+              <w:t>Archivo JSON</w:t>
+            </w:r>
+            <w:r>
+              <w:rPr>
+                <w:noProof/>
+                <w:webHidden/>
+              </w:rPr>
+              <w:tab/>
+            </w:r>
+            <w:r>
+              <w:rPr>
+                <w:noProof/>
+                <w:webHidden/>
+              </w:rPr>
+              <w:fldChar w:fldCharType="begin"/>
+            </w:r>
+            <w:r>
+              <w:rPr>
+                <w:noProof/>
+                <w:webHidden/>
+              </w:rPr>
+              <w:instrText xml:space="preserve"> PAGEREF _Toc227315239 \h </w:instrText>
+            </w:r>
+            <w:r>
+              <w:rPr>
+                <w:noProof/>
+                <w:webHidden/>
+              </w:rPr>
+            </w:r>
+            <w:r>
+              <w:rPr>
+                <w:noProof/>
+                <w:webHidden/>
+              </w:rPr>
+              <w:fldChar w:fldCharType="separate"/>
+            </w:r>
+            <w:r>
+              <w:rPr>
+                <w:noProof/>
+                <w:webHidden/>
+              </w:rPr>
+              <w:t>10</w:t>
+            </w:r>
+            <w:r>
+              <w:rPr>
+                <w:noProof/>
+                <w:webHidden/>
+              </w:rPr>
+              <w:fldChar w:fldCharType="end"/>
+            </w:r>
+          </w:hyperlink>
+        </w:p>
+        <w:p>
+          <w:pPr>
+            <w:pStyle w:val="TDC3"/>
+            <w:tabs>
+              <w:tab w:val="right" w:leader="dot" w:pos="8494"/>
+            </w:tabs>
+            <w:rPr>
+              <w:rFonts w:eastAsiaTheme="minorEastAsia"/>
+              <w:noProof/>
+              <w:sz w:val="24"/>
+              <w:szCs w:val="24"/>
+              <w:lang w:eastAsia="es-ES"/>
+            </w:rPr>
+          </w:pPr>
+          <w:hyperlink w:anchor="_Toc227315240" w:history="1">
+            <w:r>
+              <w:rPr>
+                <w:rStyle w:val="Hipervnculo"/>
+                <w:noProof/>
+              </w:rPr>
+              <w:t>Sistema de eventos</w:t>
+            </w:r>
+            <w:r>
+              <w:rPr>
+                <w:noProof/>
+                <w:webHidden/>
+              </w:rPr>
+              <w:tab/>
+            </w:r>
+            <w:r>
+              <w:rPr>
+                <w:noProof/>
+                <w:webHidden/>
+              </w:rPr>
+              <w:fldChar w:fldCharType="begin"/>
+            </w:r>
+            <w:r>
+              <w:rPr>
+                <w:noProof/>
+                <w:webHidden/>
+              </w:rPr>
+              <w:instrText xml:space="preserve"> PAGEREF _Toc227315240 \h </w:instrText>
+            </w:r>
+            <w:r>
+              <w:rPr>
+                <w:noProof/>
+                <w:webHidden/>
+              </w:rPr>
+            </w:r>
+            <w:r>
+              <w:rPr>
+                <w:noProof/>
+                <w:webHidden/>
+              </w:rPr>
+              <w:fldChar w:fldCharType="separate"/>
+            </w:r>
+            <w:r>
+              <w:rPr>
+                <w:noProof/>
+                <w:webHidden/>
+              </w:rPr>
+              <w:t>10</w:t>
+            </w:r>
+            <w:r>
+              <w:rPr>
+                <w:noProof/>
+                <w:webHidden/>
+              </w:rPr>
+              <w:fldChar w:fldCharType="end"/>
+            </w:r>
+          </w:hyperlink>
+        </w:p>
+        <w:p>
+          <w:pPr>
+            <w:pStyle w:val="TDC3"/>
+            <w:tabs>
+              <w:tab w:val="right" w:leader="dot" w:pos="8494"/>
+            </w:tabs>
+            <w:rPr>
+              <w:rFonts w:eastAsiaTheme="minorEastAsia"/>
+              <w:noProof/>
+              <w:sz w:val="24"/>
+              <w:szCs w:val="24"/>
+              <w:lang w:eastAsia="es-ES"/>
+            </w:rPr>
+          </w:pPr>
+          <w:hyperlink w:anchor="_Toc227315241" w:history="1">
+            <w:r>
+              <w:rPr>
+                <w:rStyle w:val="Hipervnculo"/>
+                <w:noProof/>
+              </w:rPr>
+              <w:t>Colores dinámicos</w:t>
+            </w:r>
+            <w:r>
+              <w:rPr>
+                <w:noProof/>
+                <w:webHidden/>
+              </w:rPr>
+              <w:tab/>
+            </w:r>
+            <w:r>
+              <w:rPr>
+                <w:noProof/>
+                <w:webHidden/>
+              </w:rPr>
+              <w:fldChar w:fldCharType="begin"/>
+            </w:r>
+            <w:r>
+              <w:rPr>
+                <w:noProof/>
+                <w:webHidden/>
+              </w:rPr>
+              <w:instrText xml:space="preserve"> PAGEREF _Toc227315241 \h </w:instrText>
+            </w:r>
+            <w:r>
+              <w:rPr>
+                <w:noProof/>
+                <w:webHidden/>
+              </w:rPr>
+            </w:r>
+            <w:r>
+              <w:rPr>
+                <w:noProof/>
+                <w:webHidden/>
+              </w:rPr>
+              <w:fldChar w:fldCharType="separate"/>
+            </w:r>
+            <w:r>
+              <w:rPr>
+                <w:noProof/>
+                <w:webHidden/>
+              </w:rPr>
+              <w:t>11</w:t>
+            </w:r>
+            <w:r>
+              <w:rPr>
+                <w:noProof/>
+                <w:webHidden/>
+              </w:rPr>
+              <w:fldChar w:fldCharType="end"/>
+            </w:r>
+          </w:hyperlink>
+        </w:p>
+        <w:p>
+          <w:pPr>
+            <w:pStyle w:val="TDC1"/>
+            <w:tabs>
+              <w:tab w:val="right" w:leader="dot" w:pos="8494"/>
+            </w:tabs>
+            <w:rPr>
+              <w:rFonts w:eastAsiaTheme="minorEastAsia"/>
+              <w:noProof/>
+              <w:sz w:val="24"/>
+              <w:szCs w:val="24"/>
+              <w:lang w:eastAsia="es-ES"/>
+            </w:rPr>
+          </w:pPr>
+          <w:hyperlink w:anchor="_Toc227315242" w:history="1">
+            <w:r>
+              <w:rPr>
+                <w:rStyle w:val="Hipervnculo"/>
+                <w:noProof/>
+              </w:rPr>
+              <w:t>BASES DE DATOS</w:t>
+            </w:r>
+            <w:r>
+              <w:rPr>
+                <w:noProof/>
+                <w:webHidden/>
+              </w:rPr>
+              <w:tab/>
+            </w:r>
+            <w:r>
+              <w:rPr>
+                <w:noProof/>
+                <w:webHidden/>
+              </w:rPr>
+              <w:fldChar w:fldCharType="begin"/>
+            </w:r>
+            <w:r>
+              <w:rPr>
+                <w:noProof/>
+                <w:webHidden/>
+              </w:rPr>
+              <w:instrText xml:space="preserve"> PAGEREF _Toc227315242 \h </w:instrText>
+            </w:r>
+            <w:r>
+              <w:rPr>
+                <w:noProof/>
+                <w:webHidden/>
+              </w:rPr>
+            </w:r>
+            <w:r>
+              <w:rPr>
+                <w:noProof/>
+                <w:webHidden/>
+              </w:rPr>
+              <w:fldChar w:fldCharType="separate"/>
+            </w:r>
+            <w:r>
+              <w:rPr>
+                <w:noProof/>
+                <w:webHidden/>
+              </w:rPr>
+              <w:t>13</w:t>
+            </w:r>
+            <w:r>
+              <w:rPr>
+                <w:noProof/>
+                <w:webHidden/>
+              </w:rPr>
+              <w:fldChar w:fldCharType="end"/>
+            </w:r>
+          </w:hyperlink>
+        </w:p>
+        <w:p>
+          <w:pPr>
+            <w:pStyle w:val="TDC2"/>
+            <w:tabs>
+              <w:tab w:val="right" w:leader="dot" w:pos="8494"/>
+            </w:tabs>
+            <w:rPr>
+              <w:rFonts w:eastAsiaTheme="minorEastAsia"/>
+              <w:noProof/>
+              <w:sz w:val="24"/>
+              <w:szCs w:val="24"/>
+              <w:lang w:eastAsia="es-ES"/>
+            </w:rPr>
+          </w:pPr>
+          <w:hyperlink w:anchor="_Toc227315243" w:history="1">
+            <w:r>
+              <w:rPr>
+                <w:rStyle w:val="Hipervnculo"/>
+                <w:noProof/>
+              </w:rPr>
+              <w:t>Esquema entidad-relación:</w:t>
+            </w:r>
+            <w:r>
+              <w:rPr>
+                <w:noProof/>
+                <w:webHidden/>
+              </w:rPr>
+              <w:tab/>
+            </w:r>
+            <w:r>
+              <w:rPr>
+                <w:noProof/>
+                <w:webHidden/>
+              </w:rPr>
+              <w:fldChar w:fldCharType="begin"/>
+            </w:r>
+            <w:r>
+              <w:rPr>
+                <w:noProof/>
+                <w:webHidden/>
+              </w:rPr>
+              <w:instrText xml:space="preserve"> PAGEREF _Toc227315243 \h </w:instrText>
+            </w:r>
+            <w:r>
+              <w:rPr>
+                <w:noProof/>
+                <w:webHidden/>
+              </w:rPr>
+            </w:r>
+            <w:r>
+              <w:rPr>
+                <w:noProof/>
+                <w:webHidden/>
+              </w:rPr>
+              <w:fldChar w:fldCharType="separate"/>
+            </w:r>
+            <w:r>
+              <w:rPr>
+                <w:noProof/>
+                <w:webHidden/>
+              </w:rPr>
+              <w:t>13</w:t>
+            </w:r>
+            <w:r>
+              <w:rPr>
+                <w:noProof/>
+                <w:webHidden/>
+              </w:rPr>
+              <w:fldChar w:fldCharType="end"/>
+            </w:r>
+          </w:hyperlink>
+        </w:p>
+        <w:p>
+          <w:pPr>
+            <w:pStyle w:val="TDC2"/>
+            <w:tabs>
+              <w:tab w:val="right" w:leader="dot" w:pos="8494"/>
+            </w:tabs>
+            <w:rPr>
+              <w:rFonts w:eastAsiaTheme="minorEastAsia"/>
+              <w:noProof/>
+              <w:sz w:val="24"/>
+              <w:szCs w:val="24"/>
+              <w:lang w:eastAsia="es-ES"/>
+            </w:rPr>
+          </w:pPr>
+          <w:hyperlink w:anchor="_Toc227315244" w:history="1">
+            <w:r>
+              <w:rPr>
+                <w:rStyle w:val="Hipervnculo"/>
+                <w:noProof/>
+              </w:rPr>
+              <w:t>Archivo SQL</w:t>
+            </w:r>
+            <w:r>
+              <w:rPr>
+                <w:noProof/>
+                <w:webHidden/>
+              </w:rPr>
+              <w:tab/>
+            </w:r>
+            <w:r>
+              <w:rPr>
+                <w:noProof/>
+                <w:webHidden/>
+              </w:rPr>
+              <w:fldChar w:fldCharType="begin"/>
+            </w:r>
+            <w:r>
+              <w:rPr>
+                <w:noProof/>
+                <w:webHidden/>
+              </w:rPr>
+              <w:instrText xml:space="preserve"> PAGEREF _Toc227315244 \h </w:instrText>
+            </w:r>
+            <w:r>
+              <w:rPr>
+                <w:noProof/>
+                <w:webHidden/>
+              </w:rPr>
+            </w:r>
+            <w:r>
+              <w:rPr>
+                <w:noProof/>
+                <w:webHidden/>
+              </w:rPr>
+              <w:fldChar w:fldCharType="separate"/>
+            </w:r>
+            <w:r>
+              <w:rPr>
+                <w:noProof/>
+                <w:webHidden/>
+              </w:rPr>
+              <w:t>13</w:t>
+            </w:r>
+            <w:r>
+              <w:rPr>
+                <w:noProof/>
+                <w:webHidden/>
+              </w:rPr>
+              <w:fldChar w:fldCharType="end"/>
+            </w:r>
+          </w:hyperlink>
+        </w:p>
+        <w:p>
+          <w:pPr>
+            <w:pStyle w:val="TDC3"/>
+            <w:tabs>
+              <w:tab w:val="right" w:leader="dot" w:pos="8494"/>
+            </w:tabs>
+            <w:rPr>
+              <w:rFonts w:eastAsiaTheme="minorEastAsia"/>
+              <w:noProof/>
+              <w:sz w:val="24"/>
+              <w:szCs w:val="24"/>
+              <w:lang w:eastAsia="es-ES"/>
+            </w:rPr>
+          </w:pPr>
+          <w:hyperlink w:anchor="_Toc227315245" w:history="1">
+            <w:r>
+              <w:rPr>
+                <w:rStyle w:val="Hipervnculo"/>
+                <w:noProof/>
+              </w:rPr>
+              <w:t>TABLAS</w:t>
+            </w:r>
+            <w:r>
+              <w:rPr>
+                <w:noProof/>
+                <w:webHidden/>
+              </w:rPr>
+              <w:tab/>
+            </w:r>
+            <w:r>
+              <w:rPr>
+                <w:noProof/>
+                <w:webHidden/>
+              </w:rPr>
+              <w:fldChar w:fldCharType="begin"/>
+            </w:r>
+            <w:r>
+              <w:rPr>
+                <w:noProof/>
+                <w:webHidden/>
+              </w:rPr>
+              <w:instrText xml:space="preserve"> PAGEREF _Toc227315245 \h </w:instrText>
+            </w:r>
+            <w:r>
+              <w:rPr>
+                <w:noProof/>
+                <w:webHidden/>
+              </w:rPr>
+            </w:r>
+            <w:r>
+              <w:rPr>
+                <w:noProof/>
+                <w:webHidden/>
+              </w:rPr>
+              <w:fldChar w:fldCharType="separate"/>
+            </w:r>
+            <w:r>
+              <w:rPr>
+                <w:noProof/>
+                <w:webHidden/>
+              </w:rPr>
+              <w:t>13</w:t>
+            </w:r>
+            <w:r>
+              <w:rPr>
+                <w:noProof/>
+                <w:webHidden/>
+              </w:rPr>
+              <w:fldChar w:fldCharType="end"/>
+            </w:r>
+          </w:hyperlink>
+        </w:p>
+        <w:p>
+          <w:pPr>
+            <w:pStyle w:val="TDC3"/>
+            <w:tabs>
+              <w:tab w:val="right" w:leader="dot" w:pos="8494"/>
+            </w:tabs>
+            <w:rPr>
+              <w:rFonts w:eastAsiaTheme="minorEastAsia"/>
+              <w:noProof/>
+              <w:sz w:val="24"/>
+              <w:szCs w:val="24"/>
+              <w:lang w:eastAsia="es-ES"/>
+            </w:rPr>
+          </w:pPr>
+          <w:hyperlink w:anchor="_Toc227315246" w:history="1">
+            <w:r>
+              <w:rPr>
+                <w:rStyle w:val="Hipervnculo"/>
+                <w:noProof/>
+              </w:rPr>
+              <w:t>VALORES</w:t>
+            </w:r>
+            <w:r>
+              <w:rPr>
+                <w:noProof/>
+                <w:webHidden/>
+              </w:rPr>
+              <w:tab/>
+            </w:r>
+            <w:r>
+              <w:rPr>
+                <w:noProof/>
+                <w:webHidden/>
+              </w:rPr>
+              <w:fldChar w:fldCharType="begin"/>
+            </w:r>
+            <w:r>
+              <w:rPr>
+                <w:noProof/>
+                <w:webHidden/>
+              </w:rPr>
+              <w:instrText xml:space="preserve"> PAGEREF _Toc227315246 \h </w:instrText>
+            </w:r>
+            <w:r>
+              <w:rPr>
+                <w:noProof/>
+                <w:webHidden/>
+              </w:rPr>
+            </w:r>
+            <w:r>
+              <w:rPr>
+                <w:noProof/>
+                <w:webHidden/>
+              </w:rPr>
+              <w:fldChar w:fldCharType="separate"/>
+            </w:r>
+            <w:r>
+              <w:rPr>
+                <w:noProof/>
+                <w:webHidden/>
+              </w:rPr>
+              <w:t>17</w:t>
+            </w:r>
+            <w:r>
+              <w:rPr>
+                <w:noProof/>
+                <w:webHidden/>
+              </w:rPr>
+              <w:fldChar w:fldCharType="end"/>
+            </w:r>
+          </w:hyperlink>
+        </w:p>
+        <w:p>
+          <w:pPr>
+            <w:pStyle w:val="TDC3"/>
+            <w:tabs>
+              <w:tab w:val="right" w:leader="dot" w:pos="8494"/>
+            </w:tabs>
+            <w:rPr>
+              <w:rFonts w:eastAsiaTheme="minorEastAsia"/>
+              <w:noProof/>
+              <w:sz w:val="24"/>
+              <w:szCs w:val="24"/>
+              <w:lang w:eastAsia="es-ES"/>
+            </w:rPr>
+          </w:pPr>
+          <w:hyperlink w:anchor="_Toc227315247" w:history="1">
+            <w:r>
+              <w:rPr>
+                <w:rStyle w:val="Hipervnculo"/>
+                <w:noProof/>
+              </w:rPr>
+              <w:t>VISTAS (Código + captura del resultado)</w:t>
+            </w:r>
+            <w:r>
+              <w:rPr>
+                <w:noProof/>
+                <w:webHidden/>
+              </w:rPr>
+              <w:tab/>
+            </w:r>
+            <w:r>
+              <w:rPr>
+                <w:noProof/>
+                <w:webHidden/>
+              </w:rPr>
+              <w:fldChar w:fldCharType="begin"/>
+            </w:r>
+            <w:r>
+              <w:rPr>
+                <w:noProof/>
+                <w:webHidden/>
+              </w:rPr>
+              <w:instrText xml:space="preserve"> PAGEREF _Toc227315247 \h </w:instrText>
+            </w:r>
+            <w:r>
+              <w:rPr>
+                <w:noProof/>
+                <w:webHidden/>
+              </w:rPr>
+            </w:r>
+            <w:r>
+              <w:rPr>
+                <w:noProof/>
+                <w:webHidden/>
+              </w:rPr>
+              <w:fldChar w:fldCharType="separate"/>
+            </w:r>
+            <w:r>
+              <w:rPr>
+                <w:noProof/>
+                <w:webHidden/>
+              </w:rPr>
+              <w:t>18</w:t>
+            </w:r>
+            <w:r>
+              <w:rPr>
+                <w:noProof/>
+                <w:webHidden/>
+              </w:rPr>
+              <w:fldChar w:fldCharType="end"/>
+            </w:r>
+          </w:hyperlink>
+        </w:p>
+        <w:p>
+          <w:pPr>
+            <w:pStyle w:val="TDC1"/>
+            <w:tabs>
+              <w:tab w:val="right" w:leader="dot" w:pos="8494"/>
+            </w:tabs>
+            <w:rPr>
+              <w:rFonts w:eastAsiaTheme="minorEastAsia"/>
+              <w:noProof/>
+              <w:sz w:val="24"/>
+              <w:szCs w:val="24"/>
+              <w:lang w:eastAsia="es-ES"/>
+            </w:rPr>
+          </w:pPr>
+          <w:hyperlink w:anchor="_Toc227315248" w:history="1">
+            <w:r>
+              <w:rPr>
+                <w:rStyle w:val="Hipervnculo"/>
+                <w:noProof/>
+              </w:rPr>
+              <w:t>PROGRAMACIÓN</w:t>
+            </w:r>
+            <w:r>
+              <w:rPr>
+                <w:noProof/>
+                <w:webHidden/>
+              </w:rPr>
+              <w:tab/>
+            </w:r>
+            <w:r>
+              <w:rPr>
+                <w:noProof/>
+                <w:webHidden/>
+              </w:rPr>
+              <w:fldChar w:fldCharType="begin"/>
+            </w:r>
+            <w:r>
+              <w:rPr>
+                <w:noProof/>
+                <w:webHidden/>
+              </w:rPr>
+              <w:instrText xml:space="preserve"> PAGEREF _Toc227315248 \h </w:instrText>
+            </w:r>
+            <w:r>
+              <w:rPr>
+                <w:noProof/>
+                <w:webHidden/>
+              </w:rPr>
+            </w:r>
+            <w:r>
+              <w:rPr>
+                <w:noProof/>
+                <w:webHidden/>
+              </w:rPr>
+              <w:fldChar w:fldCharType="separate"/>
+            </w:r>
+            <w:r>
+              <w:rPr>
+                <w:noProof/>
+                <w:webHidden/>
+              </w:rPr>
+              <w:t>20</w:t>
+            </w:r>
+            <w:r>
+              <w:rPr>
+                <w:noProof/>
+                <w:webHidden/>
+              </w:rPr>
+              <w:fldChar w:fldCharType="end"/>
+            </w:r>
+          </w:hyperlink>
+        </w:p>
+        <w:p>
+          <w:pPr>
+            <w:pStyle w:val="TDC2"/>
+            <w:tabs>
+              <w:tab w:val="right" w:leader="dot" w:pos="8494"/>
+            </w:tabs>
+            <w:rPr>
+              <w:rFonts w:eastAsiaTheme="minorEastAsia"/>
+              <w:noProof/>
+              <w:sz w:val="24"/>
+              <w:szCs w:val="24"/>
+              <w:lang w:eastAsia="es-ES"/>
+            </w:rPr>
+          </w:pPr>
+          <w:hyperlink w:anchor="_Toc227315249" w:history="1">
+            <w:r>
+              <w:rPr>
+                <w:rStyle w:val="Hipervnculo"/>
+                <w:noProof/>
+              </w:rPr>
+              <w:t>El menú</w:t>
+            </w:r>
+            <w:r>
+              <w:rPr>
+                <w:noProof/>
+                <w:webHidden/>
+              </w:rPr>
+              <w:tab/>
+            </w:r>
+            <w:r>
+              <w:rPr>
+                <w:noProof/>
+                <w:webHidden/>
+              </w:rPr>
+              <w:fldChar w:fldCharType="begin"/>
+            </w:r>
+            <w:r>
+              <w:rPr>
+                <w:noProof/>
+                <w:webHidden/>
+              </w:rPr>
+              <w:instrText xml:space="preserve"> PAGEREF _Toc227315249 \h </w:instrText>
+            </w:r>
+            <w:r>
+              <w:rPr>
+                <w:noProof/>
+                <w:webHidden/>
+              </w:rPr>
+            </w:r>
+            <w:r>
+              <w:rPr>
+                <w:noProof/>
+                <w:webHidden/>
+              </w:rPr>
+              <w:fldChar w:fldCharType="separate"/>
+            </w:r>
+            <w:r>
+              <w:rPr>
+                <w:noProof/>
+                <w:webHidden/>
+              </w:rPr>
+              <w:t>20</w:t>
+            </w:r>
+            <w:r>
+              <w:rPr>
+                <w:noProof/>
+                <w:webHidden/>
+              </w:rPr>
+              <w:fldChar w:fldCharType="end"/>
+            </w:r>
+          </w:hyperlink>
+        </w:p>
+        <w:p>
+          <w:pPr>
+            <w:pStyle w:val="TDC2"/>
+            <w:tabs>
+              <w:tab w:val="right" w:leader="dot" w:pos="8494"/>
+            </w:tabs>
+            <w:rPr>
+              <w:rFonts w:eastAsiaTheme="minorEastAsia"/>
+              <w:noProof/>
+              <w:sz w:val="24"/>
+              <w:szCs w:val="24"/>
+              <w:lang w:eastAsia="es-ES"/>
+            </w:rPr>
+          </w:pPr>
+          <w:hyperlink w:anchor="_Toc227315250" w:history="1">
+            <w:r>
+              <w:rPr>
+                <w:rStyle w:val="Hipervnculo"/>
+                <w:noProof/>
+              </w:rPr>
+              <w:t>Crear usuario (Opción 1)</w:t>
+            </w:r>
+            <w:r>
+              <w:rPr>
+                <w:noProof/>
+                <w:webHidden/>
+              </w:rPr>
+              <w:tab/>
+            </w:r>
+            <w:r>
+              <w:rPr>
+                <w:noProof/>
+                <w:webHidden/>
+              </w:rPr>
+              <w:fldChar w:fldCharType="begin"/>
+            </w:r>
+            <w:r>
+              <w:rPr>
+                <w:noProof/>
+                <w:webHidden/>
+              </w:rPr>
+              <w:instrText xml:space="preserve"> PAGEREF _Toc227315250 \h </w:instrText>
+            </w:r>
+            <w:r>
+              <w:rPr>
+                <w:noProof/>
+                <w:webHidden/>
+              </w:rPr>
+            </w:r>
+            <w:r>
+              <w:rPr>
+                <w:noProof/>
+                <w:webHidden/>
+              </w:rPr>
+              <w:fldChar w:fldCharType="separate"/>
+            </w:r>
+            <w:r>
+              <w:rPr>
+                <w:noProof/>
+                <w:webHidden/>
+              </w:rPr>
+              <w:t>20</w:t>
+            </w:r>
+            <w:r>
+              <w:rPr>
+                <w:noProof/>
+                <w:webHidden/>
+              </w:rPr>
+              <w:fldChar w:fldCharType="end"/>
+            </w:r>
+          </w:hyperlink>
+        </w:p>
+        <w:p>
+          <w:pPr>
+            <w:pStyle w:val="TDC2"/>
+            <w:tabs>
+              <w:tab w:val="right" w:leader="dot" w:pos="8494"/>
+            </w:tabs>
+            <w:rPr>
+              <w:rFonts w:eastAsiaTheme="minorEastAsia"/>
+              <w:noProof/>
+              <w:sz w:val="24"/>
+              <w:szCs w:val="24"/>
+              <w:lang w:eastAsia="es-ES"/>
+            </w:rPr>
+          </w:pPr>
+          <w:hyperlink w:anchor="_Toc227315251" w:history="1">
+            <w:r>
+              <w:rPr>
+                <w:rStyle w:val="Hipervnculo"/>
+                <w:noProof/>
+              </w:rPr>
+              <w:t>Borrar usuario (Opción 2)</w:t>
+            </w:r>
+            <w:r>
+              <w:rPr>
+                <w:noProof/>
+                <w:webHidden/>
+              </w:rPr>
+              <w:tab/>
+            </w:r>
+            <w:r>
+              <w:rPr>
+                <w:noProof/>
+                <w:webHidden/>
+              </w:rPr>
+              <w:fldChar w:fldCharType="begin"/>
+            </w:r>
+            <w:r>
+              <w:rPr>
+                <w:noProof/>
+                <w:webHidden/>
+              </w:rPr>
+              <w:instrText xml:space="preserve"> PAGEREF _Toc227315251 \h </w:instrText>
+            </w:r>
+            <w:r>
+              <w:rPr>
+                <w:noProof/>
+                <w:webHidden/>
+              </w:rPr>
+            </w:r>
+            <w:r>
+              <w:rPr>
+                <w:noProof/>
+                <w:webHidden/>
+              </w:rPr>
+              <w:fldChar w:fldCharType="separate"/>
+            </w:r>
+            <w:r>
+              <w:rPr>
+                <w:noProof/>
+                <w:webHidden/>
+              </w:rPr>
+              <w:t>21</w:t>
+            </w:r>
+            <w:r>
+              <w:rPr>
+                <w:noProof/>
+                <w:webHidden/>
+              </w:rPr>
+              <w:fldChar w:fldCharType="end"/>
+            </w:r>
+          </w:hyperlink>
+        </w:p>
+        <w:p>
+          <w:pPr>
+            <w:pStyle w:val="TDC2"/>
+            <w:tabs>
+              <w:tab w:val="right" w:leader="dot" w:pos="8494"/>
+            </w:tabs>
+            <w:rPr>
+              <w:rFonts w:eastAsiaTheme="minorEastAsia"/>
+              <w:noProof/>
+              <w:sz w:val="24"/>
+              <w:szCs w:val="24"/>
+              <w:lang w:eastAsia="es-ES"/>
+            </w:rPr>
+          </w:pPr>
+          <w:hyperlink w:anchor="_Toc227315252" w:history="1">
+            <w:r>
+              <w:rPr>
+                <w:rStyle w:val="Hipervnculo"/>
+                <w:noProof/>
+              </w:rPr>
+              <w:t>Crear evento (Opción 3)</w:t>
+            </w:r>
+            <w:r>
+              <w:rPr>
+                <w:noProof/>
+                <w:webHidden/>
+              </w:rPr>
+              <w:tab/>
+            </w:r>
+            <w:r>
+              <w:rPr>
+                <w:noProof/>
+                <w:webHidden/>
+              </w:rPr>
+              <w:fldChar w:fldCharType="begin"/>
+            </w:r>
+            <w:r>
+              <w:rPr>
+                <w:noProof/>
+                <w:webHidden/>
+              </w:rPr>
+              <w:instrText xml:space="preserve"> PAGEREF _Toc227315252 \h </w:instrText>
+            </w:r>
+            <w:r>
+              <w:rPr>
+                <w:noProof/>
+                <w:webHidden/>
+              </w:rPr>
+            </w:r>
+            <w:r>
+              <w:rPr>
+                <w:noProof/>
+                <w:webHidden/>
+              </w:rPr>
+              <w:fldChar w:fldCharType="separate"/>
+            </w:r>
+            <w:r>
+              <w:rPr>
+                <w:noProof/>
+                <w:webHidden/>
+              </w:rPr>
+              <w:t>22</w:t>
+            </w:r>
+            <w:r>
+              <w:rPr>
+                <w:noProof/>
+                <w:webHidden/>
+              </w:rPr>
+              <w:fldChar w:fldCharType="end"/>
+            </w:r>
+          </w:hyperlink>
+        </w:p>
+        <w:p>
+          <w:pPr>
+            <w:pStyle w:val="TDC2"/>
+            <w:tabs>
+              <w:tab w:val="right" w:leader="dot" w:pos="8494"/>
+            </w:tabs>
+            <w:rPr>
+              <w:rFonts w:eastAsiaTheme="minorEastAsia"/>
+              <w:noProof/>
+              <w:sz w:val="24"/>
+              <w:szCs w:val="24"/>
+              <w:lang w:eastAsia="es-ES"/>
+            </w:rPr>
+          </w:pPr>
+          <w:hyperlink w:anchor="_Toc227315253" w:history="1">
+            <w:r>
+              <w:rPr>
+                <w:rStyle w:val="Hipervnculo"/>
+                <w:noProof/>
+              </w:rPr>
+              <w:t>Borrar evento (Opción 4)</w:t>
+            </w:r>
+            <w:r>
+              <w:rPr>
+                <w:noProof/>
+                <w:webHidden/>
+              </w:rPr>
+              <w:tab/>
+            </w:r>
+            <w:r>
+              <w:rPr>
+                <w:noProof/>
+                <w:webHidden/>
+              </w:rPr>
+              <w:fldChar w:fldCharType="begin"/>
+            </w:r>
+            <w:r>
+              <w:rPr>
+                <w:noProof/>
+                <w:webHidden/>
+              </w:rPr>
+              <w:instrText xml:space="preserve"> PAGEREF _Toc227315253 \h </w:instrText>
+            </w:r>
+            <w:r>
+              <w:rPr>
+                <w:noProof/>
+                <w:webHidden/>
+              </w:rPr>
+            </w:r>
+            <w:r>
+              <w:rPr>
+                <w:noProof/>
+                <w:webHidden/>
+              </w:rPr>
+              <w:fldChar w:fldCharType="separate"/>
+            </w:r>
+            <w:r>
+              <w:rPr>
+                <w:noProof/>
+                <w:webHidden/>
+              </w:rPr>
+              <w:t>23</w:t>
+            </w:r>
+            <w:r>
+              <w:rPr>
+                <w:noProof/>
+                <w:webHidden/>
+              </w:rPr>
+              <w:fldChar w:fldCharType="end"/>
+            </w:r>
+          </w:hyperlink>
+        </w:p>
+        <w:p>
+          <w:pPr>
+            <w:pStyle w:val="TDC2"/>
+            <w:tabs>
+              <w:tab w:val="right" w:leader="dot" w:pos="8494"/>
+            </w:tabs>
+            <w:rPr>
+              <w:rFonts w:eastAsiaTheme="minorEastAsia"/>
+              <w:noProof/>
+              <w:sz w:val="24"/>
+              <w:szCs w:val="24"/>
+              <w:lang w:eastAsia="es-ES"/>
+            </w:rPr>
+          </w:pPr>
+          <w:hyperlink w:anchor="_Toc227315254" w:history="1">
+            <w:r>
+              <w:rPr>
+                <w:rStyle w:val="Hipervnculo"/>
+                <w:noProof/>
+              </w:rPr>
+              <w:t>Crear galería (Opción 5)</w:t>
+            </w:r>
+            <w:r>
+              <w:rPr>
+                <w:noProof/>
+                <w:webHidden/>
+              </w:rPr>
+              <w:tab/>
+            </w:r>
+            <w:r>
+              <w:rPr>
+                <w:noProof/>
+                <w:webHidden/>
+              </w:rPr>
+              <w:fldChar w:fldCharType="begin"/>
+            </w:r>
+            <w:r>
+              <w:rPr>
+                <w:noProof/>
+                <w:webHidden/>
+              </w:rPr>
+              <w:instrText xml:space="preserve"> PAGEREF _Toc227315254 \h </w:instrText>
+            </w:r>
+            <w:r>
+              <w:rPr>
+                <w:noProof/>
+                <w:webHidden/>
+              </w:rPr>
+            </w:r>
+            <w:r>
+              <w:rPr>
+                <w:noProof/>
+                <w:webHidden/>
+              </w:rPr>
+              <w:fldChar w:fldCharType="separate"/>
+            </w:r>
+            <w:r>
+              <w:rPr>
+                <w:noProof/>
+                <w:webHidden/>
+              </w:rPr>
+              <w:t>24</w:t>
+            </w:r>
+            <w:r>
+              <w:rPr>
+                <w:noProof/>
+                <w:webHidden/>
+              </w:rPr>
+              <w:fldChar w:fldCharType="end"/>
+            </w:r>
+          </w:hyperlink>
+        </w:p>
+        <w:p>
+          <w:pPr>
+            <w:pStyle w:val="TDC2"/>
+            <w:tabs>
+              <w:tab w:val="right" w:leader="dot" w:pos="8494"/>
+            </w:tabs>
+            <w:rPr>
+              <w:rFonts w:eastAsiaTheme="minorEastAsia"/>
+              <w:noProof/>
+              <w:sz w:val="24"/>
+              <w:szCs w:val="24"/>
+              <w:lang w:eastAsia="es-ES"/>
+            </w:rPr>
+          </w:pPr>
+          <w:hyperlink w:anchor="_Toc227315255" w:history="1">
+            <w:r>
+              <w:rPr>
+                <w:rStyle w:val="Hipervnculo"/>
+                <w:noProof/>
+              </w:rPr>
+              <w:t>Borrar galería (Opción 6)</w:t>
+            </w:r>
+            <w:r>
+              <w:rPr>
+                <w:noProof/>
+                <w:webHidden/>
+              </w:rPr>
+              <w:tab/>
+            </w:r>
+            <w:r>
+              <w:rPr>
+                <w:noProof/>
+                <w:webHidden/>
+              </w:rPr>
+              <w:fldChar w:fldCharType="begin"/>
+            </w:r>
+            <w:r>
+              <w:rPr>
+                <w:noProof/>
+                <w:webHidden/>
+              </w:rPr>
+              <w:instrText xml:space="preserve"> PAGEREF _Toc227315255 \h </w:instrText>
+            </w:r>
+            <w:r>
+              <w:rPr>
+                <w:noProof/>
+                <w:webHidden/>
+              </w:rPr>
+            </w:r>
+            <w:r>
+              <w:rPr>
+                <w:noProof/>
+                <w:webHidden/>
+              </w:rPr>
+              <w:fldChar w:fldCharType="separate"/>
+            </w:r>
+            <w:r>
+              <w:rPr>
+                <w:noProof/>
+                <w:webHidden/>
+              </w:rPr>
+              <w:t>25</w:t>
+            </w:r>
+            <w:r>
+              <w:rPr>
+                <w:noProof/>
+                <w:webHidden/>
+              </w:rPr>
+              <w:fldChar w:fldCharType="end"/>
+            </w:r>
+          </w:hyperlink>
+        </w:p>
+        <w:p>
+          <w:pPr>
+            <w:pStyle w:val="TDC2"/>
+            <w:tabs>
+              <w:tab w:val="right" w:leader="dot" w:pos="8494"/>
+            </w:tabs>
+            <w:rPr>
+              <w:rFonts w:eastAsiaTheme="minorEastAsia"/>
+              <w:noProof/>
+              <w:sz w:val="24"/>
+              <w:szCs w:val="24"/>
+              <w:lang w:eastAsia="es-ES"/>
+            </w:rPr>
+          </w:pPr>
+          <w:hyperlink w:anchor="_Toc227315256" w:history="1">
+            <w:r>
+              <w:rPr>
+                <w:rStyle w:val="Hipervnculo"/>
+                <w:noProof/>
+              </w:rPr>
+              <w:t>Crear favorito (Opción 7)</w:t>
+            </w:r>
+            <w:r>
+              <w:rPr>
+                <w:noProof/>
+                <w:webHidden/>
+              </w:rPr>
+              <w:tab/>
+            </w:r>
+            <w:r>
+              <w:rPr>
+                <w:noProof/>
+                <w:webHidden/>
+              </w:rPr>
+              <w:fldChar w:fldCharType="begin"/>
+            </w:r>
+            <w:r>
+              <w:rPr>
+                <w:noProof/>
+                <w:webHidden/>
+              </w:rPr>
+              <w:instrText xml:space="preserve"> PAGEREF _Toc227315256 \h </w:instrText>
+            </w:r>
+            <w:r>
+              <w:rPr>
+                <w:noProof/>
+                <w:webHidden/>
+              </w:rPr>
+            </w:r>
+            <w:r>
+              <w:rPr>
+                <w:noProof/>
+                <w:webHidden/>
+              </w:rPr>
+              <w:fldChar w:fldCharType="separate"/>
+            </w:r>
+            <w:r>
+              <w:rPr>
+                <w:noProof/>
+                <w:webHidden/>
+              </w:rPr>
+              <w:t>26</w:t>
+            </w:r>
+            <w:r>
+              <w:rPr>
+                <w:noProof/>
+                <w:webHidden/>
+              </w:rPr>
+              <w:fldChar w:fldCharType="end"/>
+            </w:r>
+          </w:hyperlink>
+        </w:p>
+        <w:p>
+          <w:pPr>
+            <w:pStyle w:val="TDC2"/>
+            <w:tabs>
+              <w:tab w:val="right" w:leader="dot" w:pos="8494"/>
+            </w:tabs>
+            <w:rPr>
+              <w:rFonts w:eastAsiaTheme="minorEastAsia"/>
+              <w:noProof/>
+              <w:sz w:val="24"/>
+              <w:szCs w:val="24"/>
+              <w:lang w:eastAsia="es-ES"/>
+            </w:rPr>
+          </w:pPr>
+          <w:hyperlink w:anchor="_Toc227315257" w:history="1">
+            <w:r>
+              <w:rPr>
+                <w:rStyle w:val="Hipervnculo"/>
+                <w:noProof/>
+              </w:rPr>
+              <w:t>Borrar favorito (Opción 8)</w:t>
+            </w:r>
+            <w:r>
+              <w:rPr>
+                <w:noProof/>
+                <w:webHidden/>
+              </w:rPr>
+              <w:tab/>
+            </w:r>
+            <w:r>
+              <w:rPr>
+                <w:noProof/>
+                <w:webHidden/>
+              </w:rPr>
+              <w:fldChar w:fldCharType="begin"/>
+            </w:r>
+            <w:r>
+              <w:rPr>
+                <w:noProof/>
+                <w:webHidden/>
+              </w:rPr>
+              <w:instrText xml:space="preserve"> PAGEREF _Toc227315257 \h </w:instrText>
+            </w:r>
+            <w:r>
+              <w:rPr>
+                <w:noProof/>
+                <w:webHidden/>
+              </w:rPr>
+            </w:r>
+            <w:r>
+              <w:rPr>
+                <w:noProof/>
+                <w:webHidden/>
+              </w:rPr>
+              <w:fldChar w:fldCharType="separate"/>
+            </w:r>
+            <w:r>
+              <w:rPr>
+                <w:noProof/>
+                <w:webHidden/>
+              </w:rPr>
+              <w:t>27</w:t>
+            </w:r>
+            <w:r>
+              <w:rPr>
+                <w:noProof/>
+                <w:webHidden/>
+              </w:rPr>
+              <w:fldChar w:fldCharType="end"/>
+            </w:r>
+          </w:hyperlink>
+        </w:p>
+        <w:p>
+          <w:r>
+            <w:rPr>
+              <w:b/>
+              <w:bCs/>
+            </w:rPr>
+            <w:fldChar w:fldCharType="end"/>
+          </w:r>
+        </w:p>
+      </w:sdtContent>
+    </w:sdt>
+    <w:p>
+      <w:pPr>
+        <w:rPr>
+          <w:b/>
+          <w:bCs/>
+          <w:sz w:val="24"/>
+          <w:szCs w:val="24"/>
+        </w:rPr>
+      </w:pPr>
+      <w:r>
+        <w:rPr>
+          <w:b/>
+          <w:bCs/>
+          <w:sz w:val="24"/>
+          <w:szCs w:val="24"/>
+        </w:rPr>
+        <w:br w:type="page"/>
+      </w:r>
+    </w:p>
+    <w:p>
+      <w:pPr>
+        <w:pStyle w:val="Ttulo1"/>
+      </w:pPr>
+      <w:bookmarkStart w:id="0" w:name="_Toc227315228"/>
+      <w:r>
+        <w:lastRenderedPageBreak/>
+        <w:t>INTRODUCCIÓN</w:t>
+      </w:r>
+      <w:bookmarkEnd w:id="0"/>
+    </w:p>
+    <w:p>
+      <w:pPr>
+        <w:rPr>
+          <w:sz w:val="24"/>
+          <w:szCs w:val="24"/>
+        </w:rPr>
+      </w:pPr>
+      <w:r>
+        <w:rPr>
+          <w:sz w:val="24"/>
+          <w:szCs w:val="24"/>
+        </w:rPr>
+        <w:t>HAPPINESS&amp;Co es una empresa joven y din</w:t>
+      </w:r>
+      <w:r>
+        <w:rPr>
+          <w:sz w:val="24"/>
+          <w:szCs w:val="24"/>
+        </w:rPr>
+        <w:t>á</w:t>
+      </w:r>
+      <w:r>
+        <w:rPr>
+          <w:sz w:val="24"/>
+          <w:szCs w:val="24"/>
+        </w:rPr>
+        <w:t>mica que se dedica, en cuerpo y alma, al mundo del ocio.</w:t>
+      </w:r>
+    </w:p>
+    <w:p>
+      <w:pPr>
+        <w:rPr>
+          <w:sz w:val="24"/>
+          <w:szCs w:val="24"/>
+        </w:rPr>
+      </w:pPr>
+      <w:r>
+        <w:rPr>
+          <w:sz w:val="24"/>
+          <w:szCs w:val="24"/>
+        </w:rPr>
+        <w:t>Perdidos entre la inmensa marea de actividades culturales que existen cada d</w:t>
+      </w:r>
+      <w:r>
+        <w:rPr>
+          <w:sz w:val="24"/>
+          <w:szCs w:val="24"/>
+        </w:rPr>
+        <w:t>í</w:t>
+      </w:r>
+      <w:r>
+        <w:rPr>
+          <w:sz w:val="24"/>
+          <w:szCs w:val="24"/>
+        </w:rPr>
+        <w:t>a en nuestra ciudad, nos dimos cuenta de que hac</w:t>
+      </w:r>
+      <w:r>
+        <w:rPr>
+          <w:sz w:val="24"/>
+          <w:szCs w:val="24"/>
+        </w:rPr>
+        <w:t>ía</w:t>
+      </w:r>
+      <w:r>
+        <w:rPr>
+          <w:sz w:val="24"/>
+          <w:szCs w:val="24"/>
+        </w:rPr>
+        <w:t xml:space="preserve"> falta buscar un poco de orden y estructura en este inmenso oc</w:t>
+      </w:r>
+      <w:r>
+        <w:rPr>
+          <w:sz w:val="24"/>
+          <w:szCs w:val="24"/>
+        </w:rPr>
+        <w:t>é</w:t>
+      </w:r>
+      <w:r>
+        <w:rPr>
+          <w:sz w:val="24"/>
+          <w:szCs w:val="24"/>
+        </w:rPr>
+        <w:t>ano de posibilidades. Y así surgi</w:t>
+      </w:r>
+      <w:r>
+        <w:rPr>
+          <w:sz w:val="24"/>
+          <w:szCs w:val="24"/>
+        </w:rPr>
+        <w:t>ó</w:t>
+      </w:r>
+      <w:r>
+        <w:rPr>
+          <w:sz w:val="24"/>
+          <w:szCs w:val="24"/>
+        </w:rPr>
+        <w:t xml:space="preserve"> HAPPINESS&amp;Co: una agenda cultural que intenta recopilar y organizar todos los eventos culturales, de cualquier tipo, que tienen lugar en nuestra localidad e inmediaciones.</w:t>
+      </w:r>
+    </w:p>
+    <w:p>
+      <w:pPr>
+        <w:rPr>
+          <w:sz w:val="24"/>
+          <w:szCs w:val="24"/>
+        </w:rPr>
+      </w:pPr>
+      <w:r>
+        <w:rPr>
+          <w:sz w:val="24"/>
+          <w:szCs w:val="24"/>
+        </w:rPr>
+        <w:t>M</w:t>
+      </w:r>
+      <w:r>
+        <w:rPr>
+          <w:sz w:val="24"/>
+          <w:szCs w:val="24"/>
+        </w:rPr>
+        <w:t>ús</w:t>
+      </w:r>
+      <w:r>
+        <w:rPr>
+          <w:sz w:val="24"/>
+          <w:szCs w:val="24"/>
+        </w:rPr>
+        <w:t>ica, teatro, exposiciones… Todo tiene cabida en nuestra agenda.</w:t>
+      </w:r>
+    </w:p>
+    <w:p>
+      <w:pPr>
+        <w:rPr>
+          <w:sz w:val="24"/>
+          <w:szCs w:val="24"/>
+        </w:rPr>
+      </w:pPr>
+      <w:r>
+        <w:rPr>
+          <w:sz w:val="24"/>
+          <w:szCs w:val="24"/>
+        </w:rPr>
+        <w:t>Así que… ¡Bienvenidos a HAPPINESS&amp;Co</w:t>
+      </w:r>
+      <w:r>
+        <w:rPr>
+          <w:sz w:val="24"/>
+          <w:szCs w:val="24"/>
+        </w:rPr>
+        <w:t>!</w:t>
+      </w:r>
+    </w:p>
+    <w:p>
+      <w:pPr>
+        <w:rPr>
+          <w:sz w:val="24"/>
+          <w:szCs w:val="24"/>
+        </w:rPr>
+      </w:pPr>
+    </w:p>
+    <w:p>
+      <w:pPr>
+        <w:pStyle w:val="Ttulo1"/>
+      </w:pPr>
+      <w:bookmarkStart w:id="1" w:name="_Toc227315229"/>
+      <w:r>
+        <w:t>REPOSITORIO DE GITHUB</w:t>
+      </w:r>
+      <w:bookmarkEnd w:id="1"/>
+    </w:p>
+    <w:p>
+      <w:r>
+        <w:t>En el repositorio se encuentra el README, que cuenta con información técnica</w:t>
+      </w:r>
+      <w:r>
+        <w:t>,</w:t>
+      </w:r>
+      <w:r>
+        <w:t xml:space="preserve"> y el enlace al Figma</w:t>
+      </w:r>
+      <w:r>
+        <w:t>. Además, cuenta con un índice con la localización de archivos importantes, como el RSS o el SQL</w:t>
+      </w:r>
+      <w:r>
         <w:t>:</w:t>
       </w:r>
+    </w:p>
+    <w:p>
+      <w:pPr>
+        <w:rPr>
+          <w:sz w:val="24"/>
+          <w:szCs w:val="24"/>
+        </w:rPr>
+      </w:pPr>
+      <w:hyperlink r:id="rId7" w:history="1">
+        <w:r>
+          <w:rPr>
+            <w:rStyle w:val="Hipervnculo"/>
+          </w:rPr>
+          <w:t>thorghy/proyecto</w:t>
+        </w:r>
+      </w:hyperlink>
+      <w:r>
+        <w:t xml:space="preserve"> </w:t>
+      </w:r>
+      <w:r>
+        <w:br w:type="page"/>
+      </w:r>
+    </w:p>
+    <w:p>
+      <w:pPr>
+        <w:pStyle w:val="Ttulo1"/>
+      </w:pPr>
+      <w:bookmarkStart w:id="2" w:name="_Toc227315230"/>
+      <w:r>
+        <w:lastRenderedPageBreak/>
+        <w:t>EVENTOS</w:t>
+      </w:r>
+      <w:bookmarkEnd w:id="2"/>
     </w:p>
     <w:p>
       <w:pPr>
@@ -157,37 +2705,12 @@
           <w:szCs w:val="24"/>
         </w:rPr>
       </w:pPr>
-      <w:proofErr w:type="spellStart"/>
-      <w:r>
-        <w:rPr>
-          <w:sz w:val="24"/>
-          <w:szCs w:val="24"/>
-        </w:rPr>
-        <w:t>Obicación</w:t>
-      </w:r>
-      <w:proofErr w:type="spellEnd"/>
-      <w:r>
-        <w:rPr>
-          <w:sz w:val="24"/>
-          <w:szCs w:val="24"/>
-        </w:rPr>
-        <w:t xml:space="preserve">: Estadio el </w:t>
-      </w:r>
-      <w:proofErr w:type="spellStart"/>
-      <w:r>
-        <w:rPr>
-          <w:sz w:val="24"/>
-          <w:szCs w:val="24"/>
-        </w:rPr>
-        <w:t>Molinón</w:t>
-      </w:r>
-      <w:proofErr w:type="spellEnd"/>
-      <w:r>
-        <w:rPr>
-          <w:sz w:val="24"/>
-          <w:szCs w:val="24"/>
-        </w:rPr>
-        <w:t>, Gijón</w:t>
+      <w:r>
+        <w:rPr>
+          <w:sz w:val="24"/>
+          <w:szCs w:val="24"/>
+        </w:rPr>
+        <w:t>Obicación: Estadio el Molinón, Gijón</w:t>
       </w:r>
     </w:p>
     <w:p>
@@ -262,21 +2785,12 @@
           <w:szCs w:val="24"/>
         </w:rPr>
       </w:pPr>
-      <w:proofErr w:type="spellStart"/>
-      <w:r>
-        <w:rPr>
-          <w:sz w:val="24"/>
-          <w:szCs w:val="24"/>
-        </w:rPr>
-        <w:t>Boombastic</w:t>
-      </w:r>
-      <w:proofErr w:type="spellEnd"/>
-      <w:r>
-        <w:rPr>
-          <w:sz w:val="24"/>
-          <w:szCs w:val="24"/>
-        </w:rPr>
-        <w:t xml:space="preserve"> Asturias 2026</w:t>
+      <w:r>
+        <w:rPr>
+          <w:sz w:val="24"/>
+          <w:szCs w:val="24"/>
+        </w:rPr>
+        <w:t>Boombastic Asturias 2026</w:t>
       </w:r>
     </w:p>
     <w:p>
@@ -643,6 +3157,17 @@
     </w:p>
     <w:p>
       <w:pPr>
+        <w:pStyle w:val="Ttulo1"/>
+      </w:pPr>
+      <w:bookmarkStart w:id="3" w:name="_Toc227315231"/>
+      <w:r>
+        <w:lastRenderedPageBreak/>
+        <w:t>LENGUAJE DE MARCAS</w:t>
+      </w:r>
+      <w:bookmarkEnd w:id="3"/>
+    </w:p>
+    <w:p>
+      <w:pPr>
         <w:jc w:val="center"/>
         <w:rPr>
           <w:b/>
@@ -651,98 +3176,193 @@
           <w:szCs w:val="40"/>
         </w:rPr>
       </w:pPr>
+    </w:p>
+    <w:p>
+      <w:pPr>
+        <w:pStyle w:val="Ttulo2"/>
+      </w:pPr>
+      <w:bookmarkStart w:id="4" w:name="_Toc227315232"/>
+      <w:r>
+        <w:t>TECNOLOGÍAS USADAS</w:t>
+      </w:r>
+      <w:r>
+        <w:t xml:space="preserve"> (Stack)</w:t>
+      </w:r>
+      <w:bookmarkEnd w:id="4"/>
+    </w:p>
+    <w:p>
+      <w:pPr>
+        <w:rPr>
+          <w:sz w:val="24"/>
+          <w:szCs w:val="24"/>
+        </w:rPr>
+      </w:pPr>
       <w:r>
         <w:rPr>
           <w:b/>
           <w:bCs/>
-          <w:sz w:val="40"/>
-          <w:szCs w:val="40"/>
-        </w:rPr>
-        <w:lastRenderedPageBreak/>
-        <w:t>LENGUAJE DE MARCAS:</w:t>
-      </w:r>
-    </w:p>
-    <w:p>
-      <w:pPr>
-        <w:jc w:val="center"/>
+          <w:sz w:val="24"/>
+          <w:szCs w:val="24"/>
+        </w:rPr>
+        <w:t>Framework</w:t>
+      </w:r>
+      <w:r>
+        <w:rPr>
+          <w:sz w:val="24"/>
+          <w:szCs w:val="24"/>
+        </w:rPr>
+        <w:t>: React + Vite</w:t>
+      </w:r>
+    </w:p>
+    <w:p>
+      <w:pPr>
+        <w:rPr>
+          <w:sz w:val="24"/>
+          <w:szCs w:val="24"/>
+        </w:rPr>
+      </w:pPr>
+      <w:r>
         <w:rPr>
           <w:b/>
           <w:bCs/>
-          <w:sz w:val="40"/>
-          <w:szCs w:val="40"/>
-        </w:rPr>
-      </w:pPr>
-    </w:p>
-    <w:p>
-      <w:pPr>
-        <w:rPr>
-          <w:sz w:val="24"/>
-          <w:szCs w:val="24"/>
-        </w:rPr>
-      </w:pPr>
-      <w:r>
-        <w:rPr>
-          <w:sz w:val="24"/>
-          <w:szCs w:val="24"/>
-        </w:rPr>
-        <w:t xml:space="preserve">El apartado de lenguaje de marcas (la web) se creó usando </w:t>
-      </w:r>
-      <w:proofErr w:type="spellStart"/>
-      <w:r>
-        <w:rPr>
-          <w:sz w:val="24"/>
-          <w:szCs w:val="24"/>
-        </w:rPr>
-        <w:t>React</w:t>
-      </w:r>
-      <w:proofErr w:type="spellEnd"/>
-      <w:r>
-        <w:rPr>
-          <w:sz w:val="24"/>
-          <w:szCs w:val="24"/>
-        </w:rPr>
-        <w:t xml:space="preserve"> y por tanto debe ejecutarse en un servidor local de Node.js. Es necesario tener Node.js instalado en el equipo.</w:t>
-      </w:r>
-    </w:p>
-    <w:p>
-      <w:pPr>
-        <w:rPr>
-          <w:sz w:val="24"/>
-          <w:szCs w:val="24"/>
-        </w:rPr>
-      </w:pPr>
-      <w:r>
-        <w:rPr>
-          <w:sz w:val="24"/>
-          <w:szCs w:val="24"/>
-        </w:rPr>
-        <w:t xml:space="preserve">Para consultar si tiene Node.js instalado, ejecute el </w:t>
-      </w:r>
-      <w:proofErr w:type="spellStart"/>
-      <w:r>
-        <w:rPr>
-          <w:sz w:val="24"/>
-          <w:szCs w:val="24"/>
-        </w:rPr>
-        <w:t>sigiuente</w:t>
-      </w:r>
-      <w:proofErr w:type="spellEnd"/>
-      <w:r>
-        <w:rPr>
-          <w:sz w:val="24"/>
-          <w:szCs w:val="24"/>
-        </w:rPr>
-        <w:t xml:space="preserve"> comando en </w:t>
-      </w:r>
-      <w:proofErr w:type="spellStart"/>
-      <w:r>
-        <w:rPr>
-          <w:sz w:val="24"/>
-          <w:szCs w:val="24"/>
-        </w:rPr>
-        <w:t>command</w:t>
-      </w:r>
-      <w:proofErr w:type="spellEnd"/>
+          <w:sz w:val="24"/>
+          <w:szCs w:val="24"/>
+        </w:rPr>
+        <w:t>Estructura</w:t>
+      </w:r>
+      <w:r>
+        <w:rPr>
+          <w:sz w:val="24"/>
+          <w:szCs w:val="24"/>
+        </w:rPr>
+        <w:t>: HTML</w:t>
+      </w:r>
+    </w:p>
+    <w:p>
+      <w:pPr>
+        <w:rPr>
+          <w:sz w:val="24"/>
+          <w:szCs w:val="24"/>
+        </w:rPr>
+      </w:pPr>
+      <w:r>
+        <w:rPr>
+          <w:b/>
+          <w:bCs/>
+          <w:sz w:val="24"/>
+          <w:szCs w:val="24"/>
+        </w:rPr>
+        <w:t>Apariencia</w:t>
+      </w:r>
+      <w:r>
+        <w:rPr>
+          <w:sz w:val="24"/>
+          <w:szCs w:val="24"/>
+        </w:rPr>
+        <w:t>: Tailwind + CSS</w:t>
+      </w:r>
+    </w:p>
+    <w:p>
+      <w:pPr>
+        <w:rPr>
+          <w:sz w:val="24"/>
+          <w:szCs w:val="24"/>
+        </w:rPr>
+      </w:pPr>
+      <w:r>
+        <w:rPr>
+          <w:b/>
+          <w:bCs/>
+          <w:sz w:val="24"/>
+          <w:szCs w:val="24"/>
+        </w:rPr>
+        <w:t>Gestión de datos:</w:t>
+      </w:r>
+      <w:r>
+        <w:rPr>
+          <w:sz w:val="24"/>
+          <w:szCs w:val="24"/>
+        </w:rPr>
+        <w:t xml:space="preserve"> JSON</w:t>
+      </w:r>
+    </w:p>
+    <w:p>
+      <w:pPr>
+        <w:rPr>
+          <w:sz w:val="24"/>
+          <w:szCs w:val="24"/>
+        </w:rPr>
+      </w:pPr>
+      <w:r>
+        <w:rPr>
+          <w:b/>
+          <w:bCs/>
+          <w:sz w:val="24"/>
+          <w:szCs w:val="24"/>
+        </w:rPr>
+        <w:t>Programación:</w:t>
+      </w:r>
+      <w:r>
+        <w:rPr>
+          <w:sz w:val="24"/>
+          <w:szCs w:val="24"/>
+        </w:rPr>
+        <w:t xml:space="preserve"> JavaScript</w:t>
+      </w:r>
+    </w:p>
+    <w:p>
+      <w:pPr>
+        <w:rPr>
+          <w:sz w:val="24"/>
+          <w:szCs w:val="24"/>
+        </w:rPr>
+      </w:pPr>
+    </w:p>
+    <w:p>
+      <w:pPr>
+        <w:rPr>
+          <w:sz w:val="24"/>
+          <w:szCs w:val="24"/>
+        </w:rPr>
+      </w:pPr>
+      <w:r>
+        <w:rPr>
+          <w:sz w:val="24"/>
+          <w:szCs w:val="24"/>
+        </w:rPr>
+        <w:t>El apartado de lenguaje de marcas (la web) se creó usando React y por tanto debe ejecutarse en un servidor local de Node.js. Es necesario tener Node.js instalado en el equipo.</w:t>
+      </w:r>
+    </w:p>
+    <w:p>
+      <w:pPr>
+        <w:rPr>
+          <w:rStyle w:val="codigoCar"/>
+          <w:rFonts w:ascii="Consolas" w:hAnsi="Consolas"/>
+          <w:b w:val="0"/>
+          <w:bCs/>
+        </w:rPr>
+      </w:pPr>
+      <w:r>
+        <w:rPr>
+          <w:sz w:val="24"/>
+          <w:szCs w:val="24"/>
+        </w:rPr>
+        <w:t>Para consultar si tiene Node.js instalado, ejecute el sigu</w:t>
+      </w:r>
+      <w:r>
+        <w:rPr>
+          <w:sz w:val="24"/>
+          <w:szCs w:val="24"/>
+        </w:rPr>
+        <w:t>i</w:t>
+      </w:r>
+      <w:r>
+        <w:rPr>
+          <w:sz w:val="24"/>
+          <w:szCs w:val="24"/>
+        </w:rPr>
+        <w:t>ente comando en command prompt:</w:t>
+      </w:r>
       <w:r>
         <w:rPr>
           <w:sz w:val="24"/>
@@ -750,30 +3370,6 @@
         </w:rPr>
         <w:t xml:space="preserve"> </w:t>
       </w:r>
-      <w:proofErr w:type="spellStart"/>
-      <w:r>
-        <w:rPr>
-          <w:sz w:val="24"/>
-          <w:szCs w:val="24"/>
-        </w:rPr>
-        <w:t>prompt</w:t>
-      </w:r>
-      <w:proofErr w:type="spellEnd"/>
-      <w:r>
-        <w:rPr>
-          <w:sz w:val="24"/>
-          <w:szCs w:val="24"/>
-        </w:rPr>
-        <w:t>:</w:t>
-      </w:r>
-      <w:r>
-        <w:rPr>
-          <w:sz w:val="24"/>
-          <w:szCs w:val="24"/>
-        </w:rPr>
-        <w:t xml:space="preserve"> </w:t>
-      </w:r>
-      <w:proofErr w:type="spellStart"/>
       <w:r>
         <w:rPr>
           <w:rStyle w:val="codigoCar"/>
@@ -782,18 +3378,7 @@
           <w:bCs/>
           <w:highlight w:val="lightGray"/>
         </w:rPr>
-        <w:t>node</w:t>
-      </w:r>
-      <w:proofErr w:type="spellEnd"/>
-      <w:r>
-        <w:rPr>
-          <w:rStyle w:val="codigoCar"/>
-          <w:rFonts w:ascii="Consolas" w:hAnsi="Consolas"/>
-          <w:b w:val="0"/>
-          <w:bCs/>
-          <w:highlight w:val="lightGray"/>
-        </w:rPr>
-        <w:t xml:space="preserve"> -v</w:t>
+        <w:t>node -v</w:t>
       </w:r>
     </w:p>
     <w:p>
@@ -805,45 +3390,270 @@
           <w:szCs w:val="32"/>
         </w:rPr>
       </w:pPr>
-      <w:r>
+    </w:p>
+    <w:p>
+      <w:pPr>
+        <w:pStyle w:val="Ttulo2"/>
+      </w:pPr>
+      <w:bookmarkStart w:id="5" w:name="_Toc227315233"/>
+      <w:r>
+        <w:t>DISEÑO</w:t>
+      </w:r>
+      <w:bookmarkEnd w:id="5"/>
+    </w:p>
+    <w:p>
+      <w:pPr>
+        <w:rPr>
+          <w:sz w:val="24"/>
+          <w:szCs w:val="24"/>
+        </w:rPr>
+      </w:pPr>
+      <w:r>
+        <w:rPr>
+          <w:sz w:val="24"/>
+          <w:szCs w:val="24"/>
+        </w:rPr>
+        <w:t>El menú de inicio tiene los siguientes diseños:</w:t>
+      </w:r>
+    </w:p>
+    <w:p>
+      <w:pPr>
+        <w:pStyle w:val="Ttulo3"/>
+      </w:pPr>
+      <w:bookmarkStart w:id="6" w:name="_Toc227315234"/>
+      <w:r>
+        <w:t>WIREFRAME</w:t>
+      </w:r>
+      <w:bookmarkEnd w:id="6"/>
+    </w:p>
+    <w:p>
+      <w:pPr>
+        <w:rPr>
+          <w:sz w:val="24"/>
+          <w:szCs w:val="24"/>
+        </w:rPr>
+      </w:pPr>
+      <w:r>
+        <w:rPr>
+          <w:noProof/>
+        </w:rPr>
+        <w:lastRenderedPageBreak/>
+        <w:drawing>
+          <wp:inline distT="0" distB="0" distL="0" distR="0" wp14:anchorId="57BB7EC0" wp14:editId="57F887F4">
+            <wp:extent cx="4576253" cy="5661660"/>
+            <wp:effectExtent l="0" t="0" r="0" b="0"/>
+            <wp:docPr id="960472923" name="Imagen 1"/>
+            <wp:cNvGraphicFramePr>
+              <a:graphicFrameLocks xmlns:a="http://schemas.openxmlformats.org/drawingml/2006/main" noChangeAspect="1"/>
+            </wp:cNvGraphicFramePr>
+            <a:graphic xmlns:a="http://schemas.openxmlformats.org/drawingml/2006/main">
+              <a:graphicData uri="http://schemas.openxmlformats.org/drawingml/2006/picture">
+                <pic:pic xmlns:pic="http://schemas.openxmlformats.org/drawingml/2006/picture">
+                  <pic:nvPicPr>
+                    <pic:cNvPr id="960472923" name=""/>
+                    <pic:cNvPicPr/>
+                  </pic:nvPicPr>
+                  <pic:blipFill>
+                    <a:blip r:embed="rId8"/>
+                    <a:stretch>
+                      <a:fillRect/>
+                    </a:stretch>
+                  </pic:blipFill>
+                  <pic:spPr>
+                    <a:xfrm>
+                      <a:off x="0" y="0"/>
+                      <a:ext cx="4578849" cy="5664872"/>
+                    </a:xfrm>
+                    <a:prstGeom prst="rect">
+                      <a:avLst/>
+                    </a:prstGeom>
+                  </pic:spPr>
+                </pic:pic>
+              </a:graphicData>
+            </a:graphic>
+          </wp:inline>
+        </w:drawing>
+      </w:r>
+    </w:p>
+    <w:p>
+      <w:pPr>
+        <w:pStyle w:val="Ttulo3"/>
+      </w:pPr>
+      <w:r>
+        <w:br w:type="page"/>
+      </w:r>
+      <w:bookmarkStart w:id="7" w:name="_Toc227315235"/>
+      <w:r>
+        <w:lastRenderedPageBreak/>
+        <w:t>ESQUEMA</w:t>
+      </w:r>
+      <w:bookmarkEnd w:id="7"/>
+    </w:p>
+    <w:p>
+      <w:pPr>
+        <w:rPr>
+          <w:sz w:val="24"/>
+          <w:szCs w:val="24"/>
+        </w:rPr>
+      </w:pPr>
+      <w:r>
+        <w:rPr>
+          <w:noProof/>
+        </w:rPr>
+        <w:drawing>
+          <wp:inline distT="0" distB="0" distL="0" distR="0" wp14:anchorId="6527F569" wp14:editId="5C975CCF">
+            <wp:extent cx="5400040" cy="5467985"/>
+            <wp:effectExtent l="0" t="0" r="0" b="0"/>
+            <wp:docPr id="1229052203" name="Imagen 1"/>
+            <wp:cNvGraphicFramePr>
+              <a:graphicFrameLocks xmlns:a="http://schemas.openxmlformats.org/drawingml/2006/main" noChangeAspect="1"/>
+            </wp:cNvGraphicFramePr>
+            <a:graphic xmlns:a="http://schemas.openxmlformats.org/drawingml/2006/main">
+              <a:graphicData uri="http://schemas.openxmlformats.org/drawingml/2006/picture">
+                <pic:pic xmlns:pic="http://schemas.openxmlformats.org/drawingml/2006/picture">
+                  <pic:nvPicPr>
+                    <pic:cNvPr id="1229052203" name=""/>
+                    <pic:cNvPicPr/>
+                  </pic:nvPicPr>
+                  <pic:blipFill>
+                    <a:blip r:embed="rId9"/>
+                    <a:stretch>
+                      <a:fillRect/>
+                    </a:stretch>
+                  </pic:blipFill>
+                  <pic:spPr>
+                    <a:xfrm>
+                      <a:off x="0" y="0"/>
+                      <a:ext cx="5400040" cy="5467985"/>
+                    </a:xfrm>
+                    <a:prstGeom prst="rect">
+                      <a:avLst/>
+                    </a:prstGeom>
+                  </pic:spPr>
+                </pic:pic>
+              </a:graphicData>
+            </a:graphic>
+          </wp:inline>
+        </w:drawing>
+      </w:r>
+    </w:p>
+    <w:p>
+      <w:pPr>
+        <w:rPr>
+          <w:sz w:val="24"/>
+          <w:szCs w:val="24"/>
+        </w:rPr>
+      </w:pPr>
+      <w:r>
+        <w:rPr>
+          <w:sz w:val="24"/>
+          <w:szCs w:val="24"/>
+        </w:rPr>
+        <w:br w:type="page"/>
+      </w:r>
+    </w:p>
+    <w:p>
+      <w:pPr>
+        <w:pStyle w:val="Ttulo3"/>
+      </w:pPr>
+      <w:bookmarkStart w:id="8" w:name="_Toc227315236"/>
+      <w:r>
+        <w:lastRenderedPageBreak/>
+        <w:t>MOCK-UP</w:t>
+      </w:r>
+      <w:bookmarkEnd w:id="8"/>
+    </w:p>
+    <w:p>
+      <w:pPr>
+        <w:rPr>
+          <w:sz w:val="24"/>
+          <w:szCs w:val="24"/>
+        </w:rPr>
+      </w:pPr>
+      <w:r>
+        <w:rPr>
+          <w:noProof/>
+        </w:rPr>
+        <w:drawing>
+          <wp:inline distT="0" distB="0" distL="0" distR="0" wp14:anchorId="244D0B48" wp14:editId="1BB1C32B">
+            <wp:extent cx="5400040" cy="5861685"/>
+            <wp:effectExtent l="0" t="0" r="0" b="5715"/>
+            <wp:docPr id="1876132722" name="Imagen 1"/>
+            <wp:cNvGraphicFramePr>
+              <a:graphicFrameLocks xmlns:a="http://schemas.openxmlformats.org/drawingml/2006/main" noChangeAspect="1"/>
+            </wp:cNvGraphicFramePr>
+            <a:graphic xmlns:a="http://schemas.openxmlformats.org/drawingml/2006/main">
+              <a:graphicData uri="http://schemas.openxmlformats.org/drawingml/2006/picture">
+                <pic:pic xmlns:pic="http://schemas.openxmlformats.org/drawingml/2006/picture">
+                  <pic:nvPicPr>
+                    <pic:cNvPr id="1876132722" name=""/>
+                    <pic:cNvPicPr/>
+                  </pic:nvPicPr>
+                  <pic:blipFill>
+                    <a:blip r:embed="rId10"/>
+                    <a:stretch>
+                      <a:fillRect/>
+                    </a:stretch>
+                  </pic:blipFill>
+                  <pic:spPr>
+                    <a:xfrm>
+                      <a:off x="0" y="0"/>
+                      <a:ext cx="5400040" cy="5861685"/>
+                    </a:xfrm>
+                    <a:prstGeom prst="rect">
+                      <a:avLst/>
+                    </a:prstGeom>
+                  </pic:spPr>
+                </pic:pic>
+              </a:graphicData>
+            </a:graphic>
+          </wp:inline>
+        </w:drawing>
+      </w:r>
+    </w:p>
+    <w:p>
+      <w:pPr>
         <w:rPr>
           <w:b/>
           <w:bCs/>
           <w:sz w:val="32"/>
           <w:szCs w:val="32"/>
         </w:rPr>
-        <w:t>INSTALACIÓN Y USO:</w:t>
-      </w:r>
-    </w:p>
-    <w:p>
-      <w:pPr>
-        <w:rPr>
-          <w:sz w:val="24"/>
-          <w:szCs w:val="24"/>
-        </w:rPr>
-      </w:pPr>
-      <w:r>
-        <w:rPr>
-          <w:sz w:val="24"/>
-          <w:szCs w:val="24"/>
-        </w:rPr>
-        <w:t xml:space="preserve">1. Descargar </w:t>
-      </w:r>
-      <w:proofErr w:type="spellStart"/>
-      <w:r>
-        <w:rPr>
-          <w:sz w:val="24"/>
-          <w:szCs w:val="24"/>
-        </w:rPr>
-        <w:t>el</w:t>
-      </w:r>
-      <w:proofErr w:type="spellEnd"/>
-      <w:r>
-        <w:rPr>
-          <w:sz w:val="24"/>
-          <w:szCs w:val="24"/>
-        </w:rPr>
-        <w:t xml:space="preserve"> .zip del repositorio.</w:t>
+      </w:pPr>
+      <w:r>
+        <w:rPr>
+          <w:b/>
+          <w:bCs/>
+          <w:sz w:val="32"/>
+          <w:szCs w:val="32"/>
+        </w:rPr>
+        <w:br w:type="page"/>
+      </w:r>
+    </w:p>
+    <w:p>
+      <w:pPr>
+        <w:pStyle w:val="Ttulo2"/>
+      </w:pPr>
+      <w:bookmarkStart w:id="9" w:name="_Toc227315237"/>
+      <w:r>
+        <w:lastRenderedPageBreak/>
+        <w:t>INSTALACIÓN Y USO</w:t>
+      </w:r>
+      <w:bookmarkEnd w:id="9"/>
+    </w:p>
+    <w:p>
+      <w:pPr>
+        <w:rPr>
+          <w:sz w:val="24"/>
+          <w:szCs w:val="24"/>
+        </w:rPr>
+      </w:pPr>
+      <w:r>
+        <w:rPr>
+          <w:sz w:val="24"/>
+          <w:szCs w:val="24"/>
+        </w:rPr>
+        <w:t>1. Descargar el .zip del repositorio.</w:t>
       </w:r>
     </w:p>
     <w:p>
@@ -873,55 +3683,7 @@
           <w:sz w:val="24"/>
           <w:szCs w:val="24"/>
         </w:rPr>
-        <w:t xml:space="preserve">3. Desde un </w:t>
-      </w:r>
-      <w:proofErr w:type="spellStart"/>
-      <w:r>
-        <w:rPr>
-          <w:sz w:val="24"/>
-          <w:szCs w:val="24"/>
-        </w:rPr>
-        <w:t>command</w:t>
-      </w:r>
-      <w:proofErr w:type="spellEnd"/>
-      <w:r>
-        <w:rPr>
-          <w:sz w:val="24"/>
-          <w:szCs w:val="24"/>
-        </w:rPr>
-        <w:t xml:space="preserve"> </w:t>
-      </w:r>
-      <w:proofErr w:type="spellStart"/>
-      <w:r>
-        <w:rPr>
-          <w:sz w:val="24"/>
-          <w:szCs w:val="24"/>
-        </w:rPr>
-        <w:t>prompt</w:t>
-      </w:r>
-      <w:proofErr w:type="spellEnd"/>
-      <w:r>
-        <w:rPr>
-          <w:sz w:val="24"/>
-          <w:szCs w:val="24"/>
-        </w:rPr>
-        <w:t xml:space="preserve"> (recomendado el de </w:t>
-      </w:r>
-      <w:proofErr w:type="spellStart"/>
-      <w:r>
-        <w:rPr>
-          <w:sz w:val="24"/>
-          <w:szCs w:val="24"/>
-        </w:rPr>
-        <w:t>vscode</w:t>
-      </w:r>
-      <w:proofErr w:type="spellEnd"/>
-      <w:r>
-        <w:rPr>
-          <w:sz w:val="24"/>
-          <w:szCs w:val="24"/>
-        </w:rPr>
-        <w:t>), ubicarse en el directorio "web2.0".</w:t>
+        <w:t>3. Desde un command prompt (recomendado el de vscode), ubicarse en el directorio "web2.0".</w:t>
       </w:r>
     </w:p>
     <w:p>
@@ -953,7 +3715,7 @@
                     </pic:cNvPicPr>
                   </pic:nvPicPr>
                   <pic:blipFill>
-                    <a:blip r:embed="rId5">
+                    <a:blip r:embed="rId11">
                       <a:extLst>
                         <a:ext uri="{28A0092B-C50C-407E-A947-70E740481C1C}">
                           <a14:useLocalDpi xmlns:a14="http://schemas.microsoft.com/office/drawing/2010/main" val="0"/>
@@ -1007,93 +3769,27 @@
           <w:rFonts w:ascii="Consolas" w:hAnsi="Consolas"/>
         </w:rPr>
       </w:pPr>
-      <w:proofErr w:type="spellStart"/>
       <w:r>
         <w:rPr>
           <w:rFonts w:ascii="Consolas" w:hAnsi="Consolas"/>
           <w:highlight w:val="lightGray"/>
         </w:rPr>
-        <w:t>npm</w:t>
-      </w:r>
-      <w:proofErr w:type="spellEnd"/>
-      <w:r>
-        <w:rPr>
-          <w:rFonts w:ascii="Consolas" w:hAnsi="Consolas"/>
-          <w:highlight w:val="lightGray"/>
-        </w:rPr>
-        <w:t xml:space="preserve"> run </w:t>
-      </w:r>
-      <w:proofErr w:type="spellStart"/>
-      <w:r>
-        <w:rPr>
-          <w:rFonts w:ascii="Consolas" w:hAnsi="Consolas"/>
-          <w:highlight w:val="lightGray"/>
-        </w:rPr>
-        <w:t>dev</w:t>
-      </w:r>
-      <w:proofErr w:type="spellEnd"/>
-    </w:p>
-    <w:p>
-      <w:pPr>
-        <w:rPr>
-          <w:sz w:val="24"/>
-          <w:szCs w:val="24"/>
-        </w:rPr>
-      </w:pPr>
-      <w:r>
-        <w:rPr>
-          <w:sz w:val="24"/>
-          <w:szCs w:val="24"/>
-        </w:rPr>
-        <w:t xml:space="preserve">5. Hacer </w:t>
-      </w:r>
-      <w:proofErr w:type="spellStart"/>
-      <w:r>
-        <w:rPr>
-          <w:sz w:val="24"/>
-          <w:szCs w:val="24"/>
-        </w:rPr>
-        <w:t>click</w:t>
-      </w:r>
-      <w:proofErr w:type="spellEnd"/>
-      <w:r>
-        <w:rPr>
-          <w:sz w:val="24"/>
-          <w:szCs w:val="24"/>
-        </w:rPr>
-        <w:t xml:space="preserve"> en el enlace que aparece en el </w:t>
-      </w:r>
-      <w:proofErr w:type="spellStart"/>
-      <w:r>
-        <w:rPr>
-          <w:sz w:val="24"/>
-          <w:szCs w:val="24"/>
-        </w:rPr>
-        <w:t>cmd</w:t>
-      </w:r>
-      <w:proofErr w:type="spellEnd"/>
-      <w:r>
-        <w:rPr>
-          <w:sz w:val="24"/>
-          <w:szCs w:val="24"/>
-        </w:rPr>
-        <w:t xml:space="preserve">. Si no deja hacer </w:t>
-      </w:r>
-      <w:proofErr w:type="spellStart"/>
-      <w:r>
-        <w:rPr>
-          <w:sz w:val="24"/>
-          <w:szCs w:val="24"/>
-        </w:rPr>
-        <w:t>click</w:t>
-      </w:r>
-      <w:proofErr w:type="spellEnd"/>
-      <w:r>
-        <w:rPr>
-          <w:sz w:val="24"/>
-          <w:szCs w:val="24"/>
-        </w:rPr>
-        <w:t>, puede copiar y pegar el enlace en su navegador.</w:t>
+        <w:t>npm run dev</w:t>
+      </w:r>
+    </w:p>
+    <w:p>
+      <w:pPr>
+        <w:rPr>
+          <w:sz w:val="24"/>
+          <w:szCs w:val="24"/>
+        </w:rPr>
+      </w:pPr>
+      <w:r>
+        <w:rPr>
+          <w:sz w:val="24"/>
+          <w:szCs w:val="24"/>
+        </w:rPr>
+        <w:t>5. Hacer click en el enlace que aparece en el cmd. Si no deja hacer click, puede copiar y pegar el enlace en su navegador.</w:t>
       </w:r>
     </w:p>
     <w:p>
@@ -1123,7 +3819,7 @@
                     <pic:cNvPicPr/>
                   </pic:nvPicPr>
                   <pic:blipFill>
-                    <a:blip r:embed="rId6"/>
+                    <a:blip r:embed="rId12"/>
                     <a:stretch>
                       <a:fillRect/>
                     </a:stretch>
@@ -1165,42 +3861,24 @@
     </w:p>
     <w:p>
       <w:pPr>
-        <w:rPr>
-          <w:b/>
-          <w:bCs/>
-          <w:sz w:val="32"/>
-          <w:szCs w:val="32"/>
-        </w:rPr>
-      </w:pPr>
-      <w:r>
-        <w:rPr>
-          <w:b/>
-          <w:bCs/>
-          <w:sz w:val="32"/>
-          <w:szCs w:val="32"/>
-        </w:rPr>
+        <w:pStyle w:val="Ttulo2"/>
+      </w:pPr>
+      <w:bookmarkStart w:id="10" w:name="_Toc227315238"/>
+      <w:r>
         <w:lastRenderedPageBreak/>
-        <w:t>FUNCIONAMIENTO DE LA WEB:</w:t>
-      </w:r>
-    </w:p>
-    <w:p>
-      <w:pPr>
-        <w:rPr>
-          <w:b/>
-          <w:bCs/>
-          <w:sz w:val="40"/>
-          <w:szCs w:val="40"/>
-        </w:rPr>
-      </w:pPr>
-      <w:r>
-        <w:rPr>
-          <w:b/>
-          <w:bCs/>
-          <w:sz w:val="28"/>
-          <w:szCs w:val="28"/>
-        </w:rPr>
+        <w:t>FUNCIONAMIENTO DE LA WEB</w:t>
+      </w:r>
+      <w:bookmarkEnd w:id="10"/>
+    </w:p>
+    <w:p>
+      <w:pPr>
+        <w:pStyle w:val="Ttulo3"/>
+      </w:pPr>
+      <w:bookmarkStart w:id="11" w:name="_Toc227315239"/>
+      <w:r>
         <w:t>Archivo JSON</w:t>
       </w:r>
+      <w:bookmarkEnd w:id="11"/>
     </w:p>
     <w:p>
       <w:pPr>
@@ -1229,41 +3907,17 @@
           <w:sz w:val="24"/>
           <w:szCs w:val="24"/>
         </w:rPr>
-        <w:t xml:space="preserve">son registrados en un archivo JSON para evitar redundancia de componentes (no tener que crear un archivo </w:t>
-      </w:r>
-      <w:proofErr w:type="spellStart"/>
-      <w:r>
-        <w:rPr>
-          <w:sz w:val="24"/>
-          <w:szCs w:val="24"/>
-        </w:rPr>
-        <w:t>html</w:t>
-      </w:r>
-      <w:proofErr w:type="spellEnd"/>
-      <w:r>
-        <w:rPr>
-          <w:sz w:val="24"/>
-          <w:szCs w:val="24"/>
-        </w:rPr>
-        <w:t xml:space="preserve"> para cada evento).</w:t>
-      </w:r>
-    </w:p>
-    <w:p>
-      <w:pPr>
-        <w:rPr>
-          <w:sz w:val="24"/>
-          <w:szCs w:val="24"/>
-        </w:rPr>
-      </w:pPr>
-      <w:proofErr w:type="spellStart"/>
-      <w:r>
-        <w:rPr>
-          <w:sz w:val="24"/>
-          <w:szCs w:val="24"/>
-        </w:rPr>
-        <w:t>dqqq</w:t>
-      </w:r>
-      <w:proofErr w:type="spellEnd"/>
+        <w:t>son registrados en un archivo JSON para evitar redundancia de componentes (no tener que crear un archivo html para cada evento).</w:t>
+      </w:r>
+    </w:p>
+    <w:p>
+      <w:pPr>
+        <w:rPr>
+          <w:sz w:val="24"/>
+          <w:szCs w:val="24"/>
+          <w:u w:val="single"/>
+        </w:rPr>
+      </w:pPr>
     </w:p>
     <w:p>
       <w:pPr>
@@ -1316,7 +3970,7 @@
                     </pic:cNvPicPr>
                   </pic:nvPicPr>
                   <pic:blipFill>
-                    <a:blip r:embed="rId7" cstate="print">
+                    <a:blip r:embed="rId13" cstate="print">
                       <a:extLst>
                         <a:ext uri="{28A0092B-C50C-407E-A947-70E740481C1C}">
                           <a14:useLocalDpi xmlns:a14="http://schemas.microsoft.com/office/drawing/2010/main" val="0"/>
@@ -1374,103 +4028,70 @@
           <w:sz w:val="24"/>
           <w:szCs w:val="24"/>
         </w:rPr>
-        <w:t xml:space="preserve"> "</w:t>
-      </w:r>
-      <w:proofErr w:type="spellStart"/>
-      <w:r>
-        <w:rPr>
-          <w:sz w:val="24"/>
-          <w:szCs w:val="24"/>
-        </w:rPr>
-        <w:t>null</w:t>
-      </w:r>
-      <w:proofErr w:type="spellEnd"/>
-      <w:r>
-        <w:rPr>
-          <w:sz w:val="24"/>
-          <w:szCs w:val="24"/>
-        </w:rPr>
-        <w:t>" si el evento aún no tiene una. Lo mismo se aplica al poster, en cuyo caso se usará una imagen temporal.</w:t>
-      </w:r>
-    </w:p>
-    <w:p>
-      <w:pPr>
-        <w:rPr>
-          <w:sz w:val="24"/>
-          <w:szCs w:val="24"/>
-        </w:rPr>
-      </w:pPr>
-    </w:p>
-    <w:p>
-      <w:pPr>
-        <w:rPr>
-          <w:sz w:val="24"/>
-          <w:szCs w:val="24"/>
-        </w:rPr>
-      </w:pPr>
+        <w:t xml:space="preserve"> "null" si el evento aún no tiene una. Lo mismo se aplica al poster, en cuyo caso se usará una imagen temporal.</w:t>
+      </w:r>
+    </w:p>
+    <w:p>
+      <w:pPr>
+        <w:rPr>
+          <w:sz w:val="24"/>
+          <w:szCs w:val="24"/>
+        </w:rPr>
+      </w:pPr>
+    </w:p>
+    <w:p>
+      <w:pPr>
+        <w:pStyle w:val="Ttulo3"/>
+      </w:pPr>
+      <w:bookmarkStart w:id="12" w:name="_Toc227315240"/>
+      <w:r>
+        <w:t>Sistema de eventos</w:t>
+      </w:r>
+      <w:bookmarkEnd w:id="12"/>
+    </w:p>
+    <w:p>
+      <w:pPr>
+        <w:rPr>
+          <w:sz w:val="24"/>
+          <w:szCs w:val="24"/>
+        </w:rPr>
+      </w:pPr>
+      <w:r>
+        <w:rPr>
+          <w:sz w:val="24"/>
+          <w:szCs w:val="24"/>
+        </w:rPr>
+        <w:t xml:space="preserve">Al entrar a cualquier página de la web que muestre eventos, la web hace un bucle iterando por cada evento en el JSON. La función le </w:t>
+      </w:r>
+    </w:p>
+    <w:p>
+      <w:pPr>
+        <w:rPr>
+          <w:sz w:val="24"/>
+          <w:szCs w:val="24"/>
+        </w:rPr>
+      </w:pPr>
+      <w:r>
+        <w:rPr>
+          <w:sz w:val="24"/>
+          <w:szCs w:val="24"/>
+        </w:rPr>
+        <w:t>pasa el evento junto a sus atributos al componente necesario para que él muestre la información del evento.</w:t>
+      </w:r>
     </w:p>
     <w:p>
       <w:pPr>
         <w:rPr>
           <w:b/>
           <w:bCs/>
-          <w:sz w:val="28"/>
-          <w:szCs w:val="28"/>
+          <w:sz w:val="24"/>
+          <w:szCs w:val="24"/>
         </w:rPr>
       </w:pPr>
       <w:r>
         <w:rPr>
           <w:b/>
           <w:bCs/>
-          <w:sz w:val="28"/>
-          <w:szCs w:val="28"/>
-        </w:rPr>
-        <w:t>Sistema de eventos</w:t>
-      </w:r>
-    </w:p>
-    <w:p>
-      <w:pPr>
-        <w:rPr>
-          <w:sz w:val="24"/>
-          <w:szCs w:val="24"/>
-        </w:rPr>
-      </w:pPr>
-      <w:r>
-        <w:rPr>
-          <w:sz w:val="24"/>
-          <w:szCs w:val="24"/>
-        </w:rPr>
-        <w:t xml:space="preserve">Al entrar a cualquier página de la web que muestre eventos, la web hace un bucle iterando por cada evento en el JSON. La función le </w:t>
-      </w:r>
-    </w:p>
-    <w:p>
-      <w:pPr>
-        <w:rPr>
-          <w:sz w:val="24"/>
-          <w:szCs w:val="24"/>
-        </w:rPr>
-      </w:pPr>
-      <w:r>
-        <w:rPr>
-          <w:sz w:val="24"/>
-          <w:szCs w:val="24"/>
-        </w:rPr>
-        <w:t>pasa el evento junto a sus atributos al componente necesario para que él muestre la información del evento.</w:t>
-      </w:r>
-    </w:p>
-    <w:p>
-      <w:pPr>
-        <w:rPr>
-          <w:b/>
-          <w:bCs/>
-          <w:sz w:val="24"/>
-          <w:szCs w:val="24"/>
-        </w:rPr>
-      </w:pPr>
-      <w:r>
-        <w:rPr>
-          <w:b/>
-          <w:bCs/>
           <w:sz w:val="24"/>
           <w:szCs w:val="24"/>
         </w:rPr>
@@ -1489,39 +4110,7 @@
           <w:sz w:val="24"/>
           <w:szCs w:val="24"/>
         </w:rPr>
-        <w:t>Para las tarjetas de evento, la web lee los eventos uno por uno y llama al componente "</w:t>
-      </w:r>
-      <w:proofErr w:type="spellStart"/>
-      <w:r>
-        <w:rPr>
-          <w:sz w:val="24"/>
-          <w:szCs w:val="24"/>
-        </w:rPr>
-        <w:t>TarjetaEvento</w:t>
-      </w:r>
-      <w:proofErr w:type="spellEnd"/>
-      <w:r>
-        <w:rPr>
-          <w:sz w:val="24"/>
-          <w:szCs w:val="24"/>
-        </w:rPr>
-        <w:t xml:space="preserve">" uno por uno, pasándole 3 </w:t>
-      </w:r>
-      <w:proofErr w:type="spellStart"/>
-      <w:r>
-        <w:rPr>
-          <w:sz w:val="24"/>
-          <w:szCs w:val="24"/>
-        </w:rPr>
-        <w:t>parámentros</w:t>
-      </w:r>
-      <w:proofErr w:type="spellEnd"/>
-      <w:r>
-        <w:rPr>
-          <w:sz w:val="24"/>
-          <w:szCs w:val="24"/>
-        </w:rPr>
-        <w:t>, uno de ellos siendo el objeto evento.</w:t>
+        <w:t>Para las tarjetas de evento, la web lee los eventos uno por uno y llama al componente "TarjetaEvento" uno por uno, pasándole 3 parámentros, uno de ellos siendo el objeto evento.</w:t>
       </w:r>
     </w:p>
     <w:p>
@@ -1535,7 +4124,6 @@
         <w:rPr>
           <w:noProof/>
         </w:rPr>
-        <w:lastRenderedPageBreak/>
         <w:drawing>
           <wp:inline distT="0" distB="0" distL="0" distR="0" wp14:anchorId="35A94AEB" wp14:editId="5CC642C6">
             <wp:extent cx="5400040" cy="1188085"/>
@@ -1554,7 +4142,7 @@
                     </pic:cNvPicPr>
                   </pic:nvPicPr>
                   <pic:blipFill>
-                    <a:blip r:embed="rId8">
+                    <a:blip r:embed="rId14">
                       <a:extLst>
                         <a:ext uri="{28A0092B-C50C-407E-A947-70E740481C1C}">
                           <a14:useLocalDpi xmlns:a14="http://schemas.microsoft.com/office/drawing/2010/main" val="0"/>
@@ -1646,7 +4234,7 @@
                     </pic:cNvPicPr>
                   </pic:nvPicPr>
                   <pic:blipFill>
-                    <a:blip r:embed="rId9">
+                    <a:blip r:embed="rId15">
                       <a:extLst>
                         <a:ext uri="{28A0092B-C50C-407E-A947-70E740481C1C}">
                           <a14:useLocalDpi xmlns:a14="http://schemas.microsoft.com/office/drawing/2010/main" val="0"/>
@@ -1688,67 +4276,254 @@
     </w:p>
     <w:p>
       <w:pPr>
+        <w:pStyle w:val="Ttulo3"/>
+      </w:pPr>
+      <w:bookmarkStart w:id="13" w:name="_Toc227315241"/>
+      <w:r>
+        <w:t>Colores dinámicos</w:t>
+      </w:r>
+      <w:bookmarkEnd w:id="13"/>
+    </w:p>
+    <w:p>
+      <w:pPr>
+        <w:rPr>
+          <w:sz w:val="24"/>
+          <w:szCs w:val="24"/>
+        </w:rPr>
+      </w:pPr>
+      <w:r>
+        <w:rPr>
+          <w:sz w:val="24"/>
+          <w:szCs w:val="24"/>
+        </w:rPr>
+        <w:t>Para mostrar el color característico del evento (el cual depende de la categoría), la web lee la propiedad de "categoría" en el evento, y</w:t>
+      </w:r>
+    </w:p>
+    <w:p>
+      <w:pPr>
+        <w:rPr>
+          <w:sz w:val="24"/>
+          <w:szCs w:val="24"/>
+        </w:rPr>
+      </w:pPr>
+      <w:r>
+        <w:rPr>
+          <w:sz w:val="24"/>
+          <w:szCs w:val="24"/>
+        </w:rPr>
+        <w:t>dependiendo de cúal es, se le asignará un color. Para lograr esto, existe una función JavaScript que devuelve un color dependiendo de la categoría dada.</w:t>
+      </w:r>
+    </w:p>
+    <w:p>
+      <w:pPr>
+        <w:rPr>
+          <w:sz w:val="24"/>
+          <w:szCs w:val="24"/>
+        </w:rPr>
+      </w:pPr>
+      <w:r>
+        <w:rPr>
+          <w:sz w:val="24"/>
+          <w:szCs w:val="24"/>
+        </w:rPr>
+        <w:t>En el archivo CSS se almacenan unas variables de colores para poder aplicarlos con facilidad a lo largo del proyecto con tailwind.</w:t>
+      </w:r>
+      <w:r>
+        <w:rPr>
+          <w:sz w:val="24"/>
+          <w:szCs w:val="24"/>
+        </w:rPr>
+        <w:t xml:space="preserve"> Los colores están en formato “oklch”. </w:t>
+      </w:r>
+    </w:p>
+    <w:p>
+      <w:pPr>
+        <w:rPr>
+          <w:sz w:val="24"/>
+          <w:szCs w:val="24"/>
+        </w:rPr>
+      </w:pPr>
+      <w:r>
+        <w:rPr>
+          <w:noProof/>
+        </w:rPr>
+        <w:drawing>
+          <wp:inline distT="0" distB="0" distL="0" distR="0" wp14:anchorId="2387CCA3" wp14:editId="1336052F">
+            <wp:extent cx="4335780" cy="1564735"/>
+            <wp:effectExtent l="0" t="0" r="7620" b="0"/>
+            <wp:docPr id="1314254525" name="Imagen 1"/>
+            <wp:cNvGraphicFramePr>
+              <a:graphicFrameLocks xmlns:a="http://schemas.openxmlformats.org/drawingml/2006/main" noChangeAspect="1"/>
+            </wp:cNvGraphicFramePr>
+            <a:graphic xmlns:a="http://schemas.openxmlformats.org/drawingml/2006/main">
+              <a:graphicData uri="http://schemas.openxmlformats.org/drawingml/2006/picture">
+                <pic:pic xmlns:pic="http://schemas.openxmlformats.org/drawingml/2006/picture">
+                  <pic:nvPicPr>
+                    <pic:cNvPr id="1314254525" name=""/>
+                    <pic:cNvPicPr/>
+                  </pic:nvPicPr>
+                  <pic:blipFill>
+                    <a:blip r:embed="rId16"/>
+                    <a:stretch>
+                      <a:fillRect/>
+                    </a:stretch>
+                  </pic:blipFill>
+                  <pic:spPr>
+                    <a:xfrm>
+                      <a:off x="0" y="0"/>
+                      <a:ext cx="4342372" cy="1567114"/>
+                    </a:xfrm>
+                    <a:prstGeom prst="rect">
+                      <a:avLst/>
+                    </a:prstGeom>
+                  </pic:spPr>
+                </pic:pic>
+              </a:graphicData>
+            </a:graphic>
+          </wp:inline>
+        </w:drawing>
+      </w:r>
+    </w:p>
+    <w:p>
+      <w:pPr>
+        <w:rPr>
+          <w:sz w:val="24"/>
+          <w:szCs w:val="24"/>
+        </w:rPr>
+      </w:pPr>
+    </w:p>
+    <w:p>
+      <w:pPr>
+        <w:rPr>
+          <w:sz w:val="24"/>
+          <w:szCs w:val="24"/>
+        </w:rPr>
+      </w:pPr>
+      <w:r>
+        <w:rPr>
+          <w:sz w:val="24"/>
+          <w:szCs w:val="24"/>
+        </w:rPr>
+        <w:t>Para crear un</w:t>
+      </w:r>
+      <w:r>
+        <w:rPr>
+          <w:sz w:val="24"/>
+          <w:szCs w:val="24"/>
+        </w:rPr>
+        <w:t>a variable de</w:t>
+      </w:r>
+      <w:r>
+        <w:rPr>
+          <w:sz w:val="24"/>
+          <w:szCs w:val="24"/>
+        </w:rPr>
+        <w:t xml:space="preserve"> color solo hay que poner una línea</w:t>
+      </w:r>
+      <w:r>
+        <w:rPr>
+          <w:sz w:val="24"/>
+          <w:szCs w:val="24"/>
+        </w:rPr>
+        <w:t xml:space="preserve"> así:</w:t>
+      </w:r>
+    </w:p>
+    <w:p>
+      <w:pPr>
+        <w:rPr>
+          <w:sz w:val="24"/>
+          <w:szCs w:val="24"/>
+        </w:rPr>
+      </w:pPr>
+      <w:r>
+        <w:rPr>
+          <w:noProof/>
+        </w:rPr>
+        <w:drawing>
+          <wp:inline distT="0" distB="0" distL="0" distR="0" wp14:anchorId="3BCC85CD" wp14:editId="528A0A81">
+            <wp:extent cx="3893820" cy="400948"/>
+            <wp:effectExtent l="0" t="0" r="0" b="0"/>
+            <wp:docPr id="1461854989" name="Imagen 1"/>
+            <wp:cNvGraphicFramePr>
+              <a:graphicFrameLocks xmlns:a="http://schemas.openxmlformats.org/drawingml/2006/main" noChangeAspect="1"/>
+            </wp:cNvGraphicFramePr>
+            <a:graphic xmlns:a="http://schemas.openxmlformats.org/drawingml/2006/main">
+              <a:graphicData uri="http://schemas.openxmlformats.org/drawingml/2006/picture">
+                <pic:pic xmlns:pic="http://schemas.openxmlformats.org/drawingml/2006/picture">
+                  <pic:nvPicPr>
+                    <pic:cNvPr id="1461854989" name=""/>
+                    <pic:cNvPicPr/>
+                  </pic:nvPicPr>
+                  <pic:blipFill>
+                    <a:blip r:embed="rId17"/>
+                    <a:stretch>
+                      <a:fillRect/>
+                    </a:stretch>
+                  </pic:blipFill>
+                  <pic:spPr>
+                    <a:xfrm>
+                      <a:off x="0" y="0"/>
+                      <a:ext cx="3901283" cy="401717"/>
+                    </a:xfrm>
+                    <a:prstGeom prst="rect">
+                      <a:avLst/>
+                    </a:prstGeom>
+                  </pic:spPr>
+                </pic:pic>
+              </a:graphicData>
+            </a:graphic>
+          </wp:inline>
+        </w:drawing>
+      </w:r>
+    </w:p>
+    <w:p>
+      <w:pPr>
+        <w:rPr>
+          <w:sz w:val="24"/>
+          <w:szCs w:val="24"/>
+        </w:rPr>
+      </w:pPr>
+      <w:r>
+        <w:rPr>
+          <w:sz w:val="24"/>
+          <w:szCs w:val="24"/>
+        </w:rPr>
+        <w:t>Para usar una variable de color solo hay que poner el nombre de dicho color donde se quiera aplicar junto a tailwind.</w:t>
+      </w:r>
+    </w:p>
+    <w:p>
+      <w:pPr>
         <w:rPr>
           <w:b/>
           <w:bCs/>
-          <w:sz w:val="28"/>
-          <w:szCs w:val="28"/>
+          <w:sz w:val="24"/>
+          <w:szCs w:val="24"/>
         </w:rPr>
       </w:pPr>
       <w:r>
         <w:rPr>
           <w:b/>
           <w:bCs/>
-          <w:sz w:val="28"/>
-          <w:szCs w:val="28"/>
-        </w:rPr>
-        <w:t>Colores dinámicos</w:t>
-      </w:r>
-    </w:p>
-    <w:p>
-      <w:pPr>
-        <w:rPr>
-          <w:sz w:val="24"/>
-          <w:szCs w:val="24"/>
-        </w:rPr>
-      </w:pPr>
-      <w:r>
-        <w:rPr>
-          <w:sz w:val="24"/>
-          <w:szCs w:val="24"/>
-        </w:rPr>
-        <w:t>Para mostrar el color característico del evento (el cual depende de la categoría), la web lee la propiedad de "categoría" en el evento, y</w:t>
-      </w:r>
-    </w:p>
-    <w:p>
-      <w:pPr>
-        <w:rPr>
-          <w:sz w:val="24"/>
-          <w:szCs w:val="24"/>
-        </w:rPr>
-      </w:pPr>
-      <w:r>
-        <w:rPr>
-          <w:sz w:val="24"/>
-          <w:szCs w:val="24"/>
-        </w:rPr>
-        <w:t xml:space="preserve">dependiendo de </w:t>
-      </w:r>
-      <w:proofErr w:type="spellStart"/>
-      <w:r>
-        <w:rPr>
-          <w:sz w:val="24"/>
-          <w:szCs w:val="24"/>
-        </w:rPr>
-        <w:t>cúal</w:t>
-      </w:r>
-      <w:proofErr w:type="spellEnd"/>
-      <w:r>
-        <w:rPr>
-          <w:sz w:val="24"/>
-          <w:szCs w:val="24"/>
-        </w:rPr>
-        <w:t xml:space="preserve"> es, se le asignará un color. Para lograr esto, existe una función JavaScript que devuelve un color dependiendo de la categoría dada.</w:t>
+          <w:sz w:val="24"/>
+          <w:szCs w:val="24"/>
+        </w:rPr>
+        <w:lastRenderedPageBreak/>
+        <w:t>Ejemplo:</w:t>
+      </w:r>
+    </w:p>
+    <w:p>
+      <w:pPr>
+        <w:rPr>
+          <w:sz w:val="24"/>
+          <w:szCs w:val="24"/>
+        </w:rPr>
+      </w:pPr>
+      <w:r>
+        <w:rPr>
+          <w:sz w:val="24"/>
+          <w:szCs w:val="24"/>
+        </w:rPr>
+        <w:t>Código:</w:t>
       </w:r>
     </w:p>
     <w:p>
@@ -1762,7 +4537,185 @@
         <w:rPr>
           <w:noProof/>
         </w:rPr>
-        <w:lastRenderedPageBreak/>
+        <w:drawing>
+          <wp:inline distT="0" distB="0" distL="0" distR="0" wp14:anchorId="70B853D3" wp14:editId="351F7CD3">
+            <wp:extent cx="5400040" cy="805180"/>
+            <wp:effectExtent l="0" t="0" r="0" b="0"/>
+            <wp:docPr id="49048113" name="Imagen 1"/>
+            <wp:cNvGraphicFramePr>
+              <a:graphicFrameLocks xmlns:a="http://schemas.openxmlformats.org/drawingml/2006/main" noChangeAspect="1"/>
+            </wp:cNvGraphicFramePr>
+            <a:graphic xmlns:a="http://schemas.openxmlformats.org/drawingml/2006/main">
+              <a:graphicData uri="http://schemas.openxmlformats.org/drawingml/2006/picture">
+                <pic:pic xmlns:pic="http://schemas.openxmlformats.org/drawingml/2006/picture">
+                  <pic:nvPicPr>
+                    <pic:cNvPr id="49048113" name=""/>
+                    <pic:cNvPicPr/>
+                  </pic:nvPicPr>
+                  <pic:blipFill>
+                    <a:blip r:embed="rId18"/>
+                    <a:stretch>
+                      <a:fillRect/>
+                    </a:stretch>
+                  </pic:blipFill>
+                  <pic:spPr>
+                    <a:xfrm>
+                      <a:off x="0" y="0"/>
+                      <a:ext cx="5400040" cy="805180"/>
+                    </a:xfrm>
+                    <a:prstGeom prst="rect">
+                      <a:avLst/>
+                    </a:prstGeom>
+                  </pic:spPr>
+                </pic:pic>
+              </a:graphicData>
+            </a:graphic>
+          </wp:inline>
+        </w:drawing>
+      </w:r>
+    </w:p>
+    <w:p>
+      <w:pPr>
+        <w:rPr>
+          <w:sz w:val="24"/>
+          <w:szCs w:val="24"/>
+        </w:rPr>
+      </w:pPr>
+      <w:r>
+        <w:rPr>
+          <w:sz w:val="24"/>
+          <w:szCs w:val="24"/>
+        </w:rPr>
+        <w:t>Resultado:</w:t>
+      </w:r>
+    </w:p>
+    <w:p>
+      <w:pPr>
+        <w:rPr>
+          <w:sz w:val="24"/>
+          <w:szCs w:val="24"/>
+        </w:rPr>
+      </w:pPr>
+      <w:r>
+        <w:rPr>
+          <w:noProof/>
+        </w:rPr>
+        <w:drawing>
+          <wp:inline distT="0" distB="0" distL="0" distR="0" wp14:anchorId="509AF804" wp14:editId="6D52A995">
+            <wp:extent cx="5391150" cy="676275"/>
+            <wp:effectExtent l="38100" t="38100" r="38100" b="47625"/>
+            <wp:docPr id="1892364412" name="Imagen 1"/>
+            <wp:cNvGraphicFramePr>
+              <a:graphicFrameLocks xmlns:a="http://schemas.openxmlformats.org/drawingml/2006/main" noChangeAspect="1"/>
+            </wp:cNvGraphicFramePr>
+            <a:graphic xmlns:a="http://schemas.openxmlformats.org/drawingml/2006/main">
+              <a:graphicData uri="http://schemas.openxmlformats.org/drawingml/2006/picture">
+                <pic:pic xmlns:pic="http://schemas.openxmlformats.org/drawingml/2006/picture">
+                  <pic:nvPicPr>
+                    <pic:cNvPr id="1892364412" name=""/>
+                    <pic:cNvPicPr/>
+                  </pic:nvPicPr>
+                  <pic:blipFill>
+                    <a:blip r:embed="rId19"/>
+                    <a:stretch>
+                      <a:fillRect/>
+                    </a:stretch>
+                  </pic:blipFill>
+                  <pic:spPr>
+                    <a:xfrm>
+                      <a:off x="0" y="0"/>
+                      <a:ext cx="5391150" cy="676275"/>
+                    </a:xfrm>
+                    <a:prstGeom prst="rect">
+                      <a:avLst/>
+                    </a:prstGeom>
+                    <a:ln w="38100">
+                      <a:solidFill>
+                        <a:schemeClr val="tx1"/>
+                      </a:solidFill>
+                      <a:prstDash val="sysDot"/>
+                    </a:ln>
+                  </pic:spPr>
+                </pic:pic>
+              </a:graphicData>
+            </a:graphic>
+          </wp:inline>
+        </w:drawing>
+      </w:r>
+    </w:p>
+    <w:p>
+      <w:pPr>
+        <w:rPr>
+          <w:sz w:val="24"/>
+          <w:szCs w:val="24"/>
+        </w:rPr>
+      </w:pPr>
+      <w:r>
+        <w:rPr>
+          <w:sz w:val="24"/>
+          <w:szCs w:val="24"/>
+        </w:rPr>
+        <w:t xml:space="preserve">Para más información sobre variables de colores en </w:t>
+      </w:r>
+      <w:r>
+        <w:rPr>
+          <w:sz w:val="24"/>
+          <w:szCs w:val="24"/>
+        </w:rPr>
+        <w:t>T</w:t>
+      </w:r>
+      <w:r>
+        <w:rPr>
+          <w:sz w:val="24"/>
+          <w:szCs w:val="24"/>
+        </w:rPr>
+        <w:t xml:space="preserve">ailwind, consulte su </w:t>
+      </w:r>
+      <w:hyperlink r:id="rId20" w:history="1">
+        <w:r>
+          <w:rPr>
+            <w:rStyle w:val="Hipervnculo"/>
+            <w:sz w:val="24"/>
+            <w:szCs w:val="24"/>
+          </w:rPr>
+          <w:t>documentación</w:t>
+        </w:r>
+      </w:hyperlink>
+      <w:r>
+        <w:rPr>
+          <w:sz w:val="24"/>
+          <w:szCs w:val="24"/>
+        </w:rPr>
+        <w:t>.</w:t>
+      </w:r>
+    </w:p>
+    <w:p>
+      <w:pPr>
+        <w:rPr>
+          <w:sz w:val="24"/>
+          <w:szCs w:val="24"/>
+        </w:rPr>
+      </w:pPr>
+    </w:p>
+    <w:p>
+      <w:pPr>
+        <w:rPr>
+          <w:sz w:val="24"/>
+          <w:szCs w:val="24"/>
+        </w:rPr>
+      </w:pPr>
+    </w:p>
+    <w:p>
+      <w:pPr>
+        <w:rPr>
+          <w:sz w:val="24"/>
+          <w:szCs w:val="24"/>
+        </w:rPr>
+      </w:pPr>
+      <w:r>
+        <w:rPr>
+          <w:noProof/>
+        </w:rPr>
         <w:drawing>
           <wp:inline distT="0" distB="0" distL="0" distR="0" wp14:anchorId="5D42E818" wp14:editId="7543E2D6">
             <wp:extent cx="5400040" cy="3970655"/>
@@ -1781,7 +4734,7 @@
                     </pic:cNvPicPr>
                   </pic:nvPicPr>
                   <pic:blipFill>
-                    <a:blip r:embed="rId10">
+                    <a:blip r:embed="rId21">
                       <a:extLst>
                         <a:ext uri="{28A0092B-C50C-407E-A947-70E740481C1C}">
                           <a14:useLocalDpi xmlns:a14="http://schemas.microsoft.com/office/drawing/2010/main" val="0"/>
@@ -1860,7 +4813,16 @@
     </w:p>
     <w:p>
       <w:pPr>
-        <w:jc w:val="center"/>
+        <w:pStyle w:val="Ttulo1"/>
+      </w:pPr>
+      <w:bookmarkStart w:id="14" w:name="_Toc227315242"/>
+      <w:r>
+        <w:lastRenderedPageBreak/>
+        <w:t>RSS</w:t>
+      </w:r>
+    </w:p>
+    <w:p>
+      <w:pPr>
         <w:rPr>
           <w:b/>
           <w:bCs/>
@@ -1869,34 +4831,31 @@
         </w:rPr>
       </w:pPr>
       <w:r>
-        <w:rPr>
-          <w:b/>
-          <w:bCs/>
-          <w:sz w:val="40"/>
-          <w:szCs w:val="40"/>
-        </w:rPr>
+        <w:t>El RSS de la web hace referencia a las tarjetas de los próximos eventos disponibles. Tiene como canal la página de eventos.</w:t>
+      </w:r>
+      <w:r>
+        <w:br w:type="page"/>
+      </w:r>
+    </w:p>
+    <w:p>
+      <w:pPr>
+        <w:pStyle w:val="Ttulo1"/>
+      </w:pPr>
+      <w:r>
         <w:lastRenderedPageBreak/>
         <w:t>BASES DE DATOS</w:t>
       </w:r>
-    </w:p>
-    <w:p>
-      <w:pPr>
-        <w:rPr>
-          <w:b/>
-          <w:bCs/>
-          <w:sz w:val="28"/>
-          <w:szCs w:val="28"/>
-        </w:rPr>
-      </w:pPr>
-      <w:r>
-        <w:rPr>
-          <w:b/>
-          <w:bCs/>
-          <w:sz w:val="28"/>
-          <w:szCs w:val="28"/>
-        </w:rPr>
+      <w:bookmarkEnd w:id="14"/>
+    </w:p>
+    <w:p>
+      <w:pPr>
+        <w:pStyle w:val="Ttulo2"/>
+      </w:pPr>
+      <w:bookmarkStart w:id="15" w:name="_Toc227315243"/>
+      <w:r>
         <w:t>Esquema entidad-relación:</w:t>
       </w:r>
+      <w:bookmarkEnd w:id="15"/>
     </w:p>
     <w:p>
       <w:pPr>
@@ -1925,7 +4884,7 @@
                     <pic:cNvPicPr/>
                   </pic:nvPicPr>
                   <pic:blipFill>
-                    <a:blip r:embed="rId11"/>
+                    <a:blip r:embed="rId22"/>
                     <a:stretch>
                       <a:fillRect/>
                     </a:stretch>
@@ -1956,46 +4915,34 @@
     </w:p>
     <w:p>
       <w:pPr>
-        <w:rPr>
-          <w:sz w:val="24"/>
-          <w:szCs w:val="24"/>
-        </w:rPr>
-      </w:pPr>
-    </w:p>
-    <w:p>
-      <w:pPr>
-        <w:rPr>
-          <w:sz w:val="24"/>
-          <w:szCs w:val="24"/>
-        </w:rPr>
-      </w:pPr>
-      <w:r>
-        <w:rPr>
-          <w:b/>
-          <w:bCs/>
-          <w:sz w:val="28"/>
-          <w:szCs w:val="28"/>
-        </w:rPr>
+        <w:pStyle w:val="Ttulo2"/>
+      </w:pPr>
+      <w:bookmarkStart w:id="16" w:name="_Toc227315244"/>
+      <w:r>
+        <w:t>Archivo SQL</w:t>
+      </w:r>
+      <w:bookmarkEnd w:id="16"/>
+    </w:p>
+    <w:p>
+      <w:pPr>
+        <w:pStyle w:val="Ttulo3"/>
+        <w:rPr>
+          <w:sz w:val="24"/>
+          <w:szCs w:val="24"/>
+        </w:rPr>
+      </w:pPr>
+      <w:bookmarkStart w:id="17" w:name="_Toc227315245"/>
+      <w:r>
         <w:t>TABLAS</w:t>
       </w:r>
-    </w:p>
-    <w:p>
-      <w:pPr>
-        <w:rPr>
-          <w:b/>
-          <w:bCs/>
-          <w:sz w:val="24"/>
-          <w:szCs w:val="24"/>
-        </w:rPr>
-      </w:pPr>
-      <w:r>
-        <w:rPr>
-          <w:b/>
-          <w:bCs/>
-          <w:sz w:val="24"/>
-          <w:szCs w:val="24"/>
-        </w:rPr>
-        <w:t>Tabla usuario:</w:t>
+      <w:bookmarkEnd w:id="17"/>
+    </w:p>
+    <w:p>
+      <w:pPr>
+        <w:pStyle w:val="Ttulo4"/>
+      </w:pPr>
+      <w:r>
+        <w:t>Tabla usuario</w:t>
       </w:r>
     </w:p>
     <w:p>
@@ -2136,7 +5083,7 @@
                     <pic:cNvPicPr/>
                   </pic:nvPicPr>
                   <pic:blipFill>
-                    <a:blip r:embed="rId12"/>
+                    <a:blip r:embed="rId23"/>
                     <a:stretch>
                       <a:fillRect/>
                     </a:stretch>
@@ -2167,21 +5114,10 @@
     </w:p>
     <w:p>
       <w:pPr>
-        <w:rPr>
-          <w:b/>
-          <w:bCs/>
-          <w:sz w:val="24"/>
-          <w:szCs w:val="24"/>
-        </w:rPr>
-      </w:pPr>
-      <w:r>
-        <w:rPr>
-          <w:b/>
-          <w:bCs/>
-          <w:sz w:val="24"/>
-          <w:szCs w:val="24"/>
-        </w:rPr>
-        <w:t>Tabla eventos:</w:t>
+        <w:pStyle w:val="Ttulo4"/>
+      </w:pPr>
+      <w:r>
+        <w:t>Tabla eventos</w:t>
       </w:r>
     </w:p>
     <w:p>
@@ -2341,7 +5277,7 @@
                     <pic:cNvPicPr/>
                   </pic:nvPicPr>
                   <pic:blipFill>
-                    <a:blip r:embed="rId13"/>
+                    <a:blip r:embed="rId24"/>
                     <a:stretch>
                       <a:fillRect/>
                     </a:stretch>
@@ -2379,22 +5315,11 @@
     </w:p>
     <w:p>
       <w:pPr>
-        <w:rPr>
-          <w:b/>
-          <w:bCs/>
-          <w:sz w:val="24"/>
-          <w:szCs w:val="24"/>
-        </w:rPr>
-      </w:pPr>
-      <w:r>
-        <w:rPr>
-          <w:b/>
-          <w:bCs/>
-          <w:sz w:val="24"/>
-          <w:szCs w:val="24"/>
-        </w:rPr>
+        <w:pStyle w:val="Ttulo4"/>
+      </w:pPr>
+      <w:r>
         <w:lastRenderedPageBreak/>
-        <w:t>Tabla galerías:</w:t>
+        <w:t>Tabla galerías</w:t>
       </w:r>
     </w:p>
     <w:p>
@@ -2544,7 +5469,7 @@
                     <pic:cNvPicPr/>
                   </pic:nvPicPr>
                   <pic:blipFill>
-                    <a:blip r:embed="rId14"/>
+                    <a:blip r:embed="rId25"/>
                     <a:stretch>
                       <a:fillRect/>
                     </a:stretch>
@@ -2567,21 +5492,10 @@
     </w:p>
     <w:p>
       <w:pPr>
-        <w:rPr>
-          <w:b/>
-          <w:bCs/>
-          <w:sz w:val="24"/>
-          <w:szCs w:val="24"/>
-        </w:rPr>
-      </w:pPr>
-      <w:r>
-        <w:rPr>
-          <w:b/>
-          <w:bCs/>
-          <w:sz w:val="24"/>
-          <w:szCs w:val="24"/>
-        </w:rPr>
-        <w:t>Tabla imágenes:</w:t>
+        <w:pStyle w:val="Ttulo4"/>
+      </w:pPr>
+      <w:r>
+        <w:t>Tabla imágenes</w:t>
       </w:r>
     </w:p>
     <w:p>
@@ -2721,7 +5635,7 @@
                     <pic:cNvPicPr/>
                   </pic:nvPicPr>
                   <pic:blipFill>
-                    <a:blip r:embed="rId15"/>
+                    <a:blip r:embed="rId26"/>
                     <a:stretch>
                       <a:fillRect/>
                     </a:stretch>
@@ -2759,22 +5673,11 @@
     </w:p>
     <w:p>
       <w:pPr>
-        <w:rPr>
-          <w:b/>
-          <w:bCs/>
-          <w:sz w:val="24"/>
-          <w:szCs w:val="24"/>
-        </w:rPr>
-      </w:pPr>
-      <w:r>
-        <w:rPr>
-          <w:b/>
-          <w:bCs/>
-          <w:sz w:val="24"/>
-          <w:szCs w:val="24"/>
-        </w:rPr>
+        <w:pStyle w:val="Ttulo4"/>
+      </w:pPr>
+      <w:r>
         <w:lastRenderedPageBreak/>
-        <w:t>Tabla favoritos:</w:t>
+        <w:t>Tabla favoritos</w:t>
       </w:r>
     </w:p>
     <w:p>
@@ -2874,7 +5777,7 @@
                     <pic:cNvPicPr/>
                   </pic:nvPicPr>
                   <pic:blipFill>
-                    <a:blip r:embed="rId16"/>
+                    <a:blip r:embed="rId27"/>
                     <a:stretch>
                       <a:fillRect/>
                     </a:stretch>
@@ -2912,23 +5815,14 @@
     </w:p>
     <w:p>
       <w:pPr>
-        <w:rPr>
-          <w:b/>
-          <w:bCs/>
-          <w:sz w:val="28"/>
-          <w:szCs w:val="28"/>
-        </w:rPr>
-      </w:pPr>
-      <w:r>
-        <w:rPr>
-          <w:b/>
-          <w:bCs/>
-          <w:sz w:val="28"/>
-          <w:szCs w:val="28"/>
-        </w:rPr>
+        <w:pStyle w:val="Ttulo3"/>
+      </w:pPr>
+      <w:bookmarkStart w:id="18" w:name="_Toc227315246"/>
+      <w:r>
         <w:lastRenderedPageBreak/>
         <w:t>VALORES</w:t>
       </w:r>
+      <w:bookmarkEnd w:id="18"/>
     </w:p>
     <w:p>
       <w:pPr>
@@ -2994,7 +5888,7 @@
                     <pic:cNvPicPr/>
                   </pic:nvPicPr>
                   <pic:blipFill>
-                    <a:blip r:embed="rId17"/>
+                    <a:blip r:embed="rId28"/>
                     <a:stretch>
                       <a:fillRect/>
                     </a:stretch>
@@ -3057,7 +5951,7 @@
                     <pic:cNvPicPr/>
                   </pic:nvPicPr>
                   <pic:blipFill>
-                    <a:blip r:embed="rId18"/>
+                    <a:blip r:embed="rId29"/>
                     <a:stretch>
                       <a:fillRect/>
                     </a:stretch>
@@ -3162,7 +6056,7 @@
                     <pic:cNvPicPr/>
                   </pic:nvPicPr>
                   <pic:blipFill>
-                    <a:blip r:embed="rId19"/>
+                    <a:blip r:embed="rId30"/>
                     <a:stretch>
                       <a:fillRect/>
                     </a:stretch>
@@ -3274,7 +6168,7 @@
                     <pic:cNvPicPr/>
                   </pic:nvPicPr>
                   <pic:blipFill>
-                    <a:blip r:embed="rId20"/>
+                    <a:blip r:embed="rId31"/>
                     <a:stretch>
                       <a:fillRect/>
                     </a:stretch>
@@ -3337,7 +6231,7 @@
                     <pic:cNvPicPr/>
                   </pic:nvPicPr>
                   <pic:blipFill>
-                    <a:blip r:embed="rId21"/>
+                    <a:blip r:embed="rId32"/>
                     <a:stretch>
                       <a:fillRect/>
                     </a:stretch>
@@ -3368,65 +6262,23 @@
     </w:p>
     <w:p>
       <w:pPr>
-        <w:rPr>
-          <w:sz w:val="24"/>
-          <w:szCs w:val="24"/>
-        </w:rPr>
-      </w:pPr>
-      <w:r>
-        <w:rPr>
-          <w:sz w:val="24"/>
-          <w:szCs w:val="24"/>
-        </w:rPr>
-        <w:lastRenderedPageBreak/>
-        <w:br w:type="page"/>
-      </w:r>
-    </w:p>
-    <w:p>
-      <w:pPr>
-        <w:rPr>
-          <w:b/>
-          <w:bCs/>
-          <w:sz w:val="28"/>
-          <w:szCs w:val="28"/>
-        </w:rPr>
-      </w:pPr>
-      <w:r>
-        <w:rPr>
-          <w:b/>
-          <w:bCs/>
-          <w:sz w:val="28"/>
-          <w:szCs w:val="28"/>
-        </w:rPr>
+        <w:pStyle w:val="Ttulo3"/>
+      </w:pPr>
+      <w:bookmarkStart w:id="19" w:name="_Toc227315247"/>
+      <w:r>
         <w:lastRenderedPageBreak/>
         <w:t>VISTAS</w:t>
       </w:r>
       <w:r>
-        <w:rPr>
-          <w:b/>
-          <w:bCs/>
-          <w:sz w:val="28"/>
-          <w:szCs w:val="28"/>
-        </w:rPr>
         <w:t xml:space="preserve"> (Código + captura del resultado)</w:t>
       </w:r>
-    </w:p>
-    <w:p>
-      <w:pPr>
-        <w:rPr>
-          <w:b/>
-          <w:bCs/>
-          <w:sz w:val="24"/>
-          <w:szCs w:val="24"/>
-        </w:rPr>
-      </w:pPr>
-      <w:r>
-        <w:rPr>
-          <w:b/>
-          <w:bCs/>
-          <w:sz w:val="24"/>
-          <w:szCs w:val="24"/>
-        </w:rPr>
+      <w:bookmarkEnd w:id="19"/>
+    </w:p>
+    <w:p>
+      <w:pPr>
+        <w:pStyle w:val="Ttulo4"/>
+      </w:pPr>
+      <w:r>
         <w:t xml:space="preserve">Vista 1 (Devolver las galerías anteriores al 28-02-2026): </w:t>
       </w:r>
     </w:p>
@@ -3457,7 +6309,7 @@
                     <pic:cNvPicPr/>
                   </pic:nvPicPr>
                   <pic:blipFill>
-                    <a:blip r:embed="rId22"/>
+                    <a:blip r:embed="rId33"/>
                     <a:stretch>
                       <a:fillRect/>
                     </a:stretch>
@@ -3505,7 +6357,7 @@
                     <pic:cNvPicPr/>
                   </pic:nvPicPr>
                   <pic:blipFill>
-                    <a:blip r:embed="rId23"/>
+                    <a:blip r:embed="rId34"/>
                     <a:stretch>
                       <a:fillRect/>
                     </a:stretch>
@@ -3528,20 +6380,9 @@
     </w:p>
     <w:p>
       <w:pPr>
-        <w:rPr>
-          <w:b/>
-          <w:bCs/>
-          <w:sz w:val="24"/>
-          <w:szCs w:val="24"/>
-        </w:rPr>
-      </w:pPr>
-      <w:r>
-        <w:rPr>
-          <w:b/>
-          <w:bCs/>
-          <w:sz w:val="24"/>
-          <w:szCs w:val="24"/>
-        </w:rPr>
+        <w:pStyle w:val="Ttulo4"/>
+      </w:pPr>
+      <w:r>
         <w:t xml:space="preserve">Vista 2 (Devolver los eventos favoritos del usuario 1): </w:t>
       </w:r>
     </w:p>
@@ -3572,7 +6413,7 @@
                     <pic:cNvPicPr/>
                   </pic:nvPicPr>
                   <pic:blipFill>
-                    <a:blip r:embed="rId24"/>
+                    <a:blip r:embed="rId35"/>
                     <a:stretch>
                       <a:fillRect/>
                     </a:stretch>
@@ -3620,7 +6461,7 @@
                     <pic:cNvPicPr/>
                   </pic:nvPicPr>
                   <pic:blipFill>
-                    <a:blip r:embed="rId25"/>
+                    <a:blip r:embed="rId36"/>
                     <a:stretch>
                       <a:fillRect/>
                     </a:stretch>
@@ -3643,20 +6484,9 @@
     </w:p>
     <w:p>
       <w:pPr>
-        <w:rPr>
-          <w:b/>
-          <w:bCs/>
-          <w:sz w:val="24"/>
-          <w:szCs w:val="24"/>
-        </w:rPr>
-      </w:pPr>
-      <w:r>
-        <w:rPr>
-          <w:b/>
-          <w:bCs/>
-          <w:sz w:val="24"/>
-          <w:szCs w:val="24"/>
-        </w:rPr>
+        <w:pStyle w:val="Ttulo4"/>
+      </w:pPr>
+      <w:r>
         <w:t xml:space="preserve">Vista 3 (Devolver las imágenes de la galería del evento del 12-01-2026): </w:t>
       </w:r>
     </w:p>
@@ -3687,7 +6517,7 @@
                     <pic:cNvPicPr/>
                   </pic:nvPicPr>
                   <pic:blipFill>
-                    <a:blip r:embed="rId26"/>
+                    <a:blip r:embed="rId37"/>
                     <a:stretch>
                       <a:fillRect/>
                     </a:stretch>
@@ -3736,7 +6566,7 @@
                     <pic:cNvPicPr/>
                   </pic:nvPicPr>
                   <pic:blipFill>
-                    <a:blip r:embed="rId27"/>
+                    <a:blip r:embed="rId38"/>
                     <a:stretch>
                       <a:fillRect/>
                     </a:stretch>
@@ -3759,20 +6589,9 @@
     </w:p>
     <w:p>
       <w:pPr>
-        <w:rPr>
-          <w:b/>
-          <w:bCs/>
-          <w:sz w:val="24"/>
-          <w:szCs w:val="24"/>
-        </w:rPr>
-      </w:pPr>
-      <w:r>
-        <w:rPr>
-          <w:b/>
-          <w:bCs/>
-          <w:sz w:val="24"/>
-          <w:szCs w:val="24"/>
-        </w:rPr>
+        <w:pStyle w:val="Ttulo4"/>
+      </w:pPr>
+      <w:r>
         <w:t>Vista 4 (Devolver los eventos favoritos del usuario 2 posteriores al 28-02-2026):</w:t>
       </w:r>
     </w:p>
@@ -3803,7 +6622,7 @@
                     <pic:cNvPicPr/>
                   </pic:nvPicPr>
                   <pic:blipFill>
-                    <a:blip r:embed="rId28"/>
+                    <a:blip r:embed="rId39"/>
                     <a:stretch>
                       <a:fillRect/>
                     </a:stretch>
@@ -3851,7 +6670,7 @@
                     <pic:cNvPicPr/>
                   </pic:nvPicPr>
                   <pic:blipFill>
-                    <a:blip r:embed="rId29"/>
+                    <a:blip r:embed="rId40"/>
                     <a:stretch>
                       <a:fillRect/>
                     </a:stretch>
@@ -3889,43 +6708,24 @@
     </w:p>
     <w:p>
       <w:pPr>
-        <w:jc w:val="center"/>
-        <w:rPr>
-          <w:b/>
-          <w:bCs/>
-          <w:sz w:val="40"/>
-          <w:szCs w:val="40"/>
-        </w:rPr>
-      </w:pPr>
-      <w:r>
-        <w:rPr>
-          <w:b/>
-          <w:bCs/>
-          <w:sz w:val="40"/>
-          <w:szCs w:val="40"/>
-        </w:rPr>
+        <w:pStyle w:val="Ttulo1"/>
+      </w:pPr>
+      <w:bookmarkStart w:id="20" w:name="_Toc227315248"/>
+      <w:r>
         <w:lastRenderedPageBreak/>
         <w:t>PROGRAMACIÓN</w:t>
       </w:r>
-    </w:p>
-    <w:p>
-      <w:pPr>
-        <w:rPr>
-          <w:b/>
-          <w:bCs/>
-          <w:sz w:val="28"/>
-          <w:szCs w:val="28"/>
-        </w:rPr>
-      </w:pPr>
-      <w:r>
-        <w:rPr>
-          <w:b/>
-          <w:bCs/>
-          <w:sz w:val="28"/>
-          <w:szCs w:val="28"/>
-        </w:rPr>
+      <w:bookmarkEnd w:id="20"/>
+    </w:p>
+    <w:p>
+      <w:pPr>
+        <w:pStyle w:val="Ttulo2"/>
+      </w:pPr>
+      <w:bookmarkStart w:id="21" w:name="_Toc227315249"/>
+      <w:r>
         <w:t>El menú</w:t>
       </w:r>
+      <w:bookmarkEnd w:id="21"/>
     </w:p>
     <w:p>
       <w:pPr>
@@ -3969,7 +6769,7 @@
                     <pic:cNvPicPr/>
                   </pic:nvPicPr>
                   <pic:blipFill>
-                    <a:blip r:embed="rId30"/>
+                    <a:blip r:embed="rId41"/>
                     <a:stretch>
                       <a:fillRect/>
                     </a:stretch>
@@ -4002,22 +6802,13 @@
     </w:p>
     <w:p>
       <w:pPr>
-        <w:rPr>
-          <w:b/>
-          <w:bCs/>
-          <w:sz w:val="28"/>
-          <w:szCs w:val="28"/>
-        </w:rPr>
-      </w:pPr>
-      <w:r>
-        <w:rPr>
-          <w:b/>
-          <w:bCs/>
-          <w:sz w:val="28"/>
-          <w:szCs w:val="28"/>
-        </w:rPr>
-        <w:t>Opción 1:</w:t>
-      </w:r>
+        <w:pStyle w:val="Ttulo2"/>
+      </w:pPr>
+      <w:bookmarkStart w:id="22" w:name="_Toc227315250"/>
+      <w:r>
+        <w:t>Crear usuario (Opción 1)</w:t>
+      </w:r>
+      <w:bookmarkEnd w:id="22"/>
     </w:p>
     <w:p>
       <w:pPr>
@@ -4140,7 +6931,7 @@
                     <pic:cNvPicPr/>
                   </pic:nvPicPr>
                   <pic:blipFill>
-                    <a:blip r:embed="rId31"/>
+                    <a:blip r:embed="rId42"/>
                     <a:stretch>
                       <a:fillRect/>
                     </a:stretch>
@@ -4203,7 +6994,7 @@
                     <pic:cNvPicPr/>
                   </pic:nvPicPr>
                   <pic:blipFill>
-                    <a:blip r:embed="rId32"/>
+                    <a:blip r:embed="rId43"/>
                     <a:stretch>
                       <a:fillRect/>
                     </a:stretch>
@@ -4242,22 +7033,13 @@
     </w:p>
     <w:p>
       <w:pPr>
-        <w:rPr>
-          <w:b/>
-          <w:bCs/>
-          <w:sz w:val="28"/>
-          <w:szCs w:val="28"/>
-        </w:rPr>
-      </w:pPr>
-      <w:r>
-        <w:rPr>
-          <w:b/>
-          <w:bCs/>
-          <w:sz w:val="28"/>
-          <w:szCs w:val="28"/>
-        </w:rPr>
-        <w:t>Opción 2:</w:t>
-      </w:r>
+        <w:pStyle w:val="Ttulo2"/>
+      </w:pPr>
+      <w:bookmarkStart w:id="23" w:name="_Toc227315251"/>
+      <w:r>
+        <w:t>Borrar usuario (Opción 2)</w:t>
+      </w:r>
+      <w:bookmarkEnd w:id="23"/>
     </w:p>
     <w:p>
       <w:pPr>
@@ -4320,7 +7102,7 @@
                     <pic:cNvPicPr/>
                   </pic:nvPicPr>
                   <pic:blipFill>
-                    <a:blip r:embed="rId33"/>
+                    <a:blip r:embed="rId44"/>
                     <a:stretch>
                       <a:fillRect/>
                     </a:stretch>
@@ -4383,7 +7165,7 @@
                     <pic:cNvPicPr/>
                   </pic:nvPicPr>
                   <pic:blipFill>
-                    <a:blip r:embed="rId34"/>
+                    <a:blip r:embed="rId45"/>
                     <a:stretch>
                       <a:fillRect/>
                     </a:stretch>
@@ -4446,7 +7228,7 @@
                     <pic:cNvPicPr/>
                   </pic:nvPicPr>
                   <pic:blipFill>
-                    <a:blip r:embed="rId35"/>
+                    <a:blip r:embed="rId46"/>
                     <a:stretch>
                       <a:fillRect/>
                     </a:stretch>
@@ -4500,23 +7282,14 @@
     </w:p>
     <w:p>
       <w:pPr>
-        <w:rPr>
-          <w:b/>
-          <w:bCs/>
-          <w:sz w:val="28"/>
-          <w:szCs w:val="28"/>
-        </w:rPr>
-      </w:pPr>
-      <w:r>
-        <w:rPr>
-          <w:b/>
-          <w:bCs/>
-          <w:sz w:val="28"/>
-          <w:szCs w:val="28"/>
-        </w:rPr>
+        <w:pStyle w:val="Ttulo2"/>
+      </w:pPr>
+      <w:bookmarkStart w:id="24" w:name="_Toc227315252"/>
+      <w:r>
         <w:lastRenderedPageBreak/>
-        <w:t>Opción 3:</w:t>
-      </w:r>
+        <w:t>Crear evento (Opción 3)</w:t>
+      </w:r>
+      <w:bookmarkEnd w:id="24"/>
     </w:p>
     <w:p>
       <w:pPr>
@@ -4674,7 +7447,7 @@
                     <pic:cNvPicPr/>
                   </pic:nvPicPr>
                   <pic:blipFill>
-                    <a:blip r:embed="rId36"/>
+                    <a:blip r:embed="rId47"/>
                     <a:stretch>
                       <a:fillRect/>
                     </a:stretch>
@@ -4698,37 +7471,26 @@
     <w:p>
       <w:pPr>
         <w:rPr>
-          <w:sz w:val="24"/>
-          <w:szCs w:val="24"/>
-        </w:rPr>
-      </w:pPr>
-    </w:p>
-    <w:p>
-      <w:pPr>
-        <w:rPr>
-          <w:sz w:val="24"/>
-          <w:szCs w:val="24"/>
-        </w:rPr>
-      </w:pPr>
-    </w:p>
-    <w:p>
-      <w:pPr>
-        <w:rPr>
           <w:b/>
           <w:bCs/>
-          <w:sz w:val="28"/>
-          <w:szCs w:val="28"/>
-        </w:rPr>
-      </w:pPr>
-      <w:r>
-        <w:rPr>
-          <w:b/>
-          <w:bCs/>
-          <w:sz w:val="28"/>
-          <w:szCs w:val="28"/>
-        </w:rPr>
-        <w:t>Opción 4:</w:t>
-      </w:r>
+          <w:sz w:val="32"/>
+          <w:szCs w:val="32"/>
+        </w:rPr>
+      </w:pPr>
+      <w:r>
+        <w:br w:type="page"/>
+      </w:r>
+    </w:p>
+    <w:p>
+      <w:pPr>
+        <w:pStyle w:val="Ttulo2"/>
+      </w:pPr>
+      <w:bookmarkStart w:id="25" w:name="_Toc227315253"/>
+      <w:r>
+        <w:lastRenderedPageBreak/>
+        <w:t>Borrar evento (Opción 4)</w:t>
+      </w:r>
+      <w:bookmarkEnd w:id="25"/>
     </w:p>
     <w:p>
       <w:pPr>
@@ -4813,7 +7575,7 @@
                     <pic:cNvPicPr/>
                   </pic:nvPicPr>
                   <pic:blipFill>
-                    <a:blip r:embed="rId37"/>
+                    <a:blip r:embed="rId48"/>
                     <a:stretch>
                       <a:fillRect/>
                     </a:stretch>
@@ -4884,7 +7646,7 @@
                     <pic:cNvPicPr/>
                   </pic:nvPicPr>
                   <pic:blipFill>
-                    <a:blip r:embed="rId38"/>
+                    <a:blip r:embed="rId49"/>
                     <a:stretch>
                       <a:fillRect/>
                     </a:stretch>
@@ -4917,7 +7679,6 @@
           <w:sz w:val="24"/>
           <w:szCs w:val="24"/>
         </w:rPr>
-        <w:lastRenderedPageBreak/>
         <w:t>Asimismo, si se intenta eliminar un evento que no existe, el siguiente mensaje será mostrado:</w:t>
       </w:r>
     </w:p>
@@ -4948,7 +7709,7 @@
                     <pic:cNvPicPr/>
                   </pic:nvPicPr>
                   <pic:blipFill>
-                    <a:blip r:embed="rId39"/>
+                    <a:blip r:embed="rId50"/>
                     <a:stretch>
                       <a:fillRect/>
                     </a:stretch>
@@ -4985,8 +7746,19 @@
           <w:sz w:val="28"/>
           <w:szCs w:val="28"/>
         </w:rPr>
-        <w:t>Opción 5:</w:t>
-      </w:r>
+        <w:br w:type="page"/>
+      </w:r>
+    </w:p>
+    <w:p>
+      <w:pPr>
+        <w:pStyle w:val="Ttulo2"/>
+      </w:pPr>
+      <w:bookmarkStart w:id="26" w:name="_Toc227315254"/>
+      <w:r>
+        <w:lastRenderedPageBreak/>
+        <w:t>Crear galería (Opción 5)</w:t>
+      </w:r>
+      <w:bookmarkEnd w:id="26"/>
     </w:p>
     <w:p>
       <w:pPr>
@@ -5056,7 +7828,7 @@
                     <pic:cNvPicPr/>
                   </pic:nvPicPr>
                   <pic:blipFill>
-                    <a:blip r:embed="rId40"/>
+                    <a:blip r:embed="rId51"/>
                     <a:stretch>
                       <a:fillRect/>
                     </a:stretch>
@@ -5127,7 +7899,7 @@
                     <pic:cNvPicPr/>
                   </pic:nvPicPr>
                   <pic:blipFill>
-                    <a:blip r:embed="rId41"/>
+                    <a:blip r:embed="rId52"/>
                     <a:stretch>
                       <a:fillRect/>
                     </a:stretch>
@@ -5190,7 +7962,7 @@
                     <pic:cNvPicPr/>
                   </pic:nvPicPr>
                   <pic:blipFill>
-                    <a:blip r:embed="rId42"/>
+                    <a:blip r:embed="rId53"/>
                     <a:stretch>
                       <a:fillRect/>
                     </a:stretch>
@@ -5264,39 +8036,18 @@
     </w:p>
     <w:p>
       <w:pPr>
-        <w:rPr>
-          <w:sz w:val="24"/>
-          <w:szCs w:val="24"/>
-        </w:rPr>
-      </w:pPr>
-      <w:r>
-        <w:rPr>
-          <w:b/>
-          <w:bCs/>
-          <w:sz w:val="28"/>
-          <w:szCs w:val="28"/>
-        </w:rPr>
+        <w:pStyle w:val="Ttulo2"/>
+        <w:rPr>
+          <w:sz w:val="24"/>
+          <w:szCs w:val="24"/>
+        </w:rPr>
+      </w:pPr>
+      <w:bookmarkStart w:id="27" w:name="_Toc227315255"/>
+      <w:r>
         <w:lastRenderedPageBreak/>
-        <w:t xml:space="preserve">Opción </w:t>
-      </w:r>
-      <w:r>
-        <w:rPr>
-          <w:b/>
-          <w:bCs/>
-          <w:sz w:val="28"/>
-          <w:szCs w:val="28"/>
-        </w:rPr>
-        <w:t>6</w:t>
-      </w:r>
-      <w:r>
-        <w:rPr>
-          <w:b/>
-          <w:bCs/>
-          <w:sz w:val="28"/>
-          <w:szCs w:val="28"/>
-        </w:rPr>
-        <w:t>:</w:t>
-      </w:r>
+        <w:t>Borrar galería (Opción 6)</w:t>
+      </w:r>
+      <w:bookmarkEnd w:id="27"/>
     </w:p>
     <w:p>
       <w:pPr>
@@ -5389,7 +8140,7 @@
                     <pic:cNvPicPr/>
                   </pic:nvPicPr>
                   <pic:blipFill>
-                    <a:blip r:embed="rId43"/>
+                    <a:blip r:embed="rId54"/>
                     <a:stretch>
                       <a:fillRect/>
                     </a:stretch>
@@ -5452,7 +8203,7 @@
                     <pic:cNvPicPr/>
                   </pic:nvPicPr>
                   <pic:blipFill>
-                    <a:blip r:embed="rId44"/>
+                    <a:blip r:embed="rId55"/>
                     <a:stretch>
                       <a:fillRect/>
                     </a:stretch>
@@ -5515,7 +8266,7 @@
                     <pic:cNvPicPr/>
                   </pic:nvPicPr>
                   <pic:blipFill>
-                    <a:blip r:embed="rId45"/>
+                    <a:blip r:embed="rId56"/>
                     <a:stretch>
                       <a:fillRect/>
                     </a:stretch>
@@ -5600,7 +8351,7 @@
                     <pic:cNvPicPr/>
                   </pic:nvPicPr>
                   <pic:blipFill>
-                    <a:blip r:embed="rId46"/>
+                    <a:blip r:embed="rId57"/>
                     <a:stretch>
                       <a:fillRect/>
                     </a:stretch>
@@ -5633,32 +8384,14 @@
     </w:p>
     <w:p>
       <w:pPr>
-        <w:rPr>
-          <w:b/>
-          <w:bCs/>
-          <w:sz w:val="28"/>
-          <w:szCs w:val="28"/>
-        </w:rPr>
-      </w:pPr>
-      <w:r>
-        <w:rPr>
-          <w:b/>
-          <w:bCs/>
-          <w:sz w:val="28"/>
-          <w:szCs w:val="28"/>
-        </w:rPr>
+        <w:pStyle w:val="Ttulo2"/>
+      </w:pPr>
+      <w:bookmarkStart w:id="28" w:name="_Toc227315256"/>
+      <w:r>
         <w:lastRenderedPageBreak/>
-        <w:t>Opción 7</w:t>
-      </w:r>
-      <w:r>
-        <w:rPr>
-          <w:b/>
-          <w:bCs/>
-          <w:sz w:val="28"/>
-          <w:szCs w:val="28"/>
-        </w:rPr>
-        <w:t>:</w:t>
-      </w:r>
+        <w:t>Crear favorito (Opción 7)</w:t>
+      </w:r>
+      <w:bookmarkEnd w:id="28"/>
     </w:p>
     <w:p>
       <w:pPr>
@@ -5721,7 +8454,7 @@
                     <pic:cNvPicPr/>
                   </pic:nvPicPr>
                   <pic:blipFill>
-                    <a:blip r:embed="rId47"/>
+                    <a:blip r:embed="rId58"/>
                     <a:stretch>
                       <a:fillRect/>
                     </a:stretch>
@@ -5792,7 +8525,7 @@
                     <pic:cNvPicPr/>
                   </pic:nvPicPr>
                   <pic:blipFill rotWithShape="1">
-                    <a:blip r:embed="rId48">
+                    <a:blip r:embed="rId59">
                       <a:extLst>
                         <a:ext uri="{28A0092B-C50C-407E-A947-70E740481C1C}">
                           <a14:useLocalDpi xmlns:a14="http://schemas.microsoft.com/office/drawing/2010/main" val="0"/>
@@ -5877,7 +8610,7 @@
                     <pic:cNvPicPr/>
                   </pic:nvPicPr>
                   <pic:blipFill rotWithShape="1">
-                    <a:blip r:embed="rId49"/>
+                    <a:blip r:embed="rId60"/>
                     <a:srcRect t="47885"/>
                     <a:stretch>
                       <a:fillRect/>
@@ -5932,23 +8665,14 @@
     </w:p>
     <w:p>
       <w:pPr>
-        <w:rPr>
-          <w:b/>
-          <w:bCs/>
-          <w:sz w:val="28"/>
-          <w:szCs w:val="28"/>
-        </w:rPr>
-      </w:pPr>
-      <w:r>
-        <w:rPr>
-          <w:b/>
-          <w:bCs/>
-          <w:sz w:val="28"/>
-          <w:szCs w:val="28"/>
-        </w:rPr>
+        <w:pStyle w:val="Ttulo2"/>
+      </w:pPr>
+      <w:bookmarkStart w:id="29" w:name="_Toc227315257"/>
+      <w:r>
         <w:lastRenderedPageBreak/>
-        <w:t>Opción 8:</w:t>
-      </w:r>
+        <w:t>Borrar favorito (Opción 8)</w:t>
+      </w:r>
+      <w:bookmarkEnd w:id="29"/>
     </w:p>
     <w:p>
       <w:pPr>
@@ -6060,7 +8784,7 @@
                     <pic:cNvPicPr/>
                   </pic:nvPicPr>
                   <pic:blipFill>
-                    <a:blip r:embed="rId50"/>
+                    <a:blip r:embed="rId61"/>
                     <a:stretch>
                       <a:fillRect/>
                     </a:stretch>
@@ -6764,16 +9488,13 @@
     <w:link w:val="Ttulo1Car"/>
     <w:uiPriority w:val="9"/>
     <w:qFormat/>
-    <w:rsid w:val="003D77FD"/>
+    <w:rsid w:val="007B5636"/>
     <w:pPr>
-      <w:keepNext/>
-      <w:keepLines/>
-      <w:spacing w:before="360" w:after="80"/>
       <w:outlineLvl w:val="0"/>
     </w:pPr>
     <w:rPr>
-      <w:rFonts w:asciiTheme="majorHAnsi" w:eastAsiaTheme="majorEastAsia" w:hAnsiTheme="majorHAnsi" w:cstheme="majorBidi"/>
-      <w:color w:val="2F5496" w:themeColor="accent1" w:themeShade="BF"/>
+      <w:b/>
+      <w:bCs/>
       <w:sz w:val="40"/>
       <w:szCs w:val="40"/>
     </w:rPr>
@@ -6784,19 +9505,15 @@
     <w:next w:val="Normal"/>
     <w:link w:val="Ttulo2Car"/>
     <w:uiPriority w:val="9"/>
-    <w:semiHidden/>
     <w:unhideWhenUsed/>
     <w:qFormat/>
-    <w:rsid w:val="003D77FD"/>
+    <w:rsid w:val="007B5636"/>
     <w:pPr>
-      <w:keepNext/>
-      <w:keepLines/>
-      <w:spacing w:before="160" w:after="80"/>
       <w:outlineLvl w:val="1"/>
     </w:pPr>
     <w:rPr>
-      <w:rFonts w:asciiTheme="majorHAnsi" w:eastAsiaTheme="majorEastAsia" w:hAnsiTheme="majorHAnsi" w:cstheme="majorBidi"/>
-      <w:color w:val="2F5496" w:themeColor="accent1" w:themeShade="BF"/>
+      <w:b/>
+      <w:bCs/>
       <w:sz w:val="32"/>
       <w:szCs w:val="32"/>
     </w:rPr>
@@ -6807,19 +9524,16 @@
     <w:next w:val="Normal"/>
     <w:link w:val="Ttulo3Car"/>
     <w:uiPriority w:val="9"/>
-    <w:semiHidden/>
     <w:unhideWhenUsed/>
     <w:qFormat/>
-    <w:rsid w:val="003D77FD"/>
+    <w:rsid w:val="007B5636"/>
     <w:pPr>
-      <w:keepNext/>
-      <w:keepLines/>
-      <w:spacing w:before="160" w:after="80"/>
       <w:outlineLvl w:val="2"/>
     </w:pPr>
     <w:rPr>
-      <w:rFonts w:eastAsiaTheme="majorEastAsia" w:cstheme="majorBidi"/>
-      <w:color w:val="2F5496" w:themeColor="accent1" w:themeShade="BF"/>
+      <w:b/>
+      <w:bCs/>
+      <w:noProof/>
       <w:sz w:val="28"/>
       <w:szCs w:val="28"/>
     </w:rPr>
@@ -6830,21 +9544,17 @@
     <w:next w:val="Normal"/>
     <w:link w:val="Ttulo4Car"/>
     <w:uiPriority w:val="9"/>
-    <w:semiHidden/>
     <w:unhideWhenUsed/>
     <w:qFormat/>
-    <w:rsid w:val="003D77FD"/>
+    <w:rsid w:val="007B5636"/>
     <w:pPr>
-      <w:keepNext/>
-      <w:keepLines/>
-      <w:spacing w:before="80" w:after="40"/>
       <w:outlineLvl w:val="3"/>
     </w:pPr>
     <w:rPr>
-      <w:rFonts w:eastAsiaTheme="majorEastAsia" w:cstheme="majorBidi"/>
-      <w:i/>
-      <w:iCs/>
-      <w:color w:val="2F5496" w:themeColor="accent1" w:themeShade="BF"/>
+      <w:b/>
+      <w:bCs/>
+      <w:sz w:val="24"/>
+      <w:szCs w:val="24"/>
     </w:rPr>
   </w:style>
   <w:style w:type="paragraph" w:styleId="Ttulo5">
@@ -6987,10 +9697,10 @@
     <w:basedOn w:val="Fuentedeprrafopredeter"/>
     <w:link w:val="Ttulo1"/>
     <w:uiPriority w:val="9"/>
-    <w:rsid w:val="003D77FD"/>
+    <w:rsid w:val="007B5636"/>
     <w:rPr>
-      <w:rFonts w:asciiTheme="majorHAnsi" w:eastAsiaTheme="majorEastAsia" w:hAnsiTheme="majorHAnsi" w:cstheme="majorBidi"/>
-      <w:color w:val="2F5496" w:themeColor="accent1" w:themeShade="BF"/>
+      <w:b/>
+      <w:bCs/>
       <w:sz w:val="40"/>
       <w:szCs w:val="40"/>
     </w:rPr>
@@ -7000,11 +9710,10 @@
     <w:basedOn w:val="Fuentedeprrafopredeter"/>
     <w:link w:val="Ttulo2"/>
     <w:uiPriority w:val="9"/>
-    <w:semiHidden/>
-    <w:rsid w:val="003D77FD"/>
+    <w:rsid w:val="007B5636"/>
     <w:rPr>
-      <w:rFonts w:asciiTheme="majorHAnsi" w:eastAsiaTheme="majorEastAsia" w:hAnsiTheme="majorHAnsi" w:cstheme="majorBidi"/>
-      <w:color w:val="2F5496" w:themeColor="accent1" w:themeShade="BF"/>
+      <w:b/>
+      <w:bCs/>
       <w:sz w:val="32"/>
       <w:szCs w:val="32"/>
     </w:rPr>
@@ -7014,11 +9723,11 @@
     <w:basedOn w:val="Fuentedeprrafopredeter"/>
     <w:link w:val="Ttulo3"/>
     <w:uiPriority w:val="9"/>
-    <w:semiHidden/>
-    <w:rsid w:val="003D77FD"/>
+    <w:rsid w:val="007B5636"/>
     <w:rPr>
-      <w:rFonts w:eastAsiaTheme="majorEastAsia" w:cstheme="majorBidi"/>
-      <w:color w:val="2F5496" w:themeColor="accent1" w:themeShade="BF"/>
+      <w:b/>
+      <w:bCs/>
+      <w:noProof/>
       <w:sz w:val="28"/>
       <w:szCs w:val="28"/>
     </w:rPr>
@@ -7028,13 +9737,12 @@
     <w:basedOn w:val="Fuentedeprrafopredeter"/>
     <w:link w:val="Ttulo4"/>
     <w:uiPriority w:val="9"/>
-    <w:semiHidden/>
-    <w:rsid w:val="003D77FD"/>
+    <w:rsid w:val="007B5636"/>
     <w:rPr>
-      <w:rFonts w:eastAsiaTheme="majorEastAsia" w:cstheme="majorBidi"/>
-      <w:i/>
-      <w:iCs/>
-      <w:color w:val="2F5496" w:themeColor="accent1" w:themeShade="BF"/>
+      <w:b/>
+      <w:bCs/>
+      <w:sz w:val="24"/>
+      <w:szCs w:val="24"/>
     </w:rPr>
   </w:style>
   <w:style w:type="character" w:customStyle="1" w:styleId="Ttulo5Car">
@@ -7339,6 +10047,70 @@
       <w:szCs w:val="24"/>
     </w:rPr>
   </w:style>
+  <w:style w:type="paragraph" w:styleId="TtuloTDC">
+    <w:name w:val="TOC Heading"/>
+    <w:basedOn w:val="Ttulo1"/>
+    <w:next w:val="Normal"/>
+    <w:uiPriority w:val="39"/>
+    <w:unhideWhenUsed/>
+    <w:qFormat/>
+    <w:rsid w:val="00D034FE"/>
+    <w:pPr>
+      <w:keepNext/>
+      <w:keepLines/>
+      <w:spacing w:before="240" w:after="0"/>
+      <w:outlineLvl w:val="9"/>
+    </w:pPr>
+    <w:rPr>
+      <w:rFonts w:asciiTheme="majorHAnsi" w:eastAsiaTheme="majorEastAsia" w:hAnsiTheme="majorHAnsi" w:cstheme="majorBidi"/>
+      <w:b w:val="0"/>
+      <w:bCs w:val="0"/>
+      <w:color w:val="2F5496" w:themeColor="accent1" w:themeShade="BF"/>
+      <w:kern w:val="0"/>
+      <w:sz w:val="32"/>
+      <w:szCs w:val="32"/>
+      <w:lang w:eastAsia="es-ES"/>
+      <w14:ligatures w14:val="none"/>
+    </w:rPr>
+  </w:style>
+  <w:style w:type="paragraph" w:styleId="TDC1">
+    <w:name w:val="toc 1"/>
+    <w:basedOn w:val="Normal"/>
+    <w:next w:val="Normal"/>
+    <w:autoRedefine/>
+    <w:uiPriority w:val="39"/>
+    <w:unhideWhenUsed/>
+    <w:rsid w:val="00D034FE"/>
+    <w:pPr>
+      <w:spacing w:after="100"/>
+    </w:pPr>
+  </w:style>
+  <w:style w:type="paragraph" w:styleId="TDC2">
+    <w:name w:val="toc 2"/>
+    <w:basedOn w:val="Normal"/>
+    <w:next w:val="Normal"/>
+    <w:autoRedefine/>
+    <w:uiPriority w:val="39"/>
+    <w:unhideWhenUsed/>
+    <w:rsid w:val="00D034FE"/>
+    <w:pPr>
+      <w:spacing w:after="100"/>
+      <w:ind w:left="220"/>
+    </w:pPr>
+  </w:style>
+  <w:style w:type="paragraph" w:styleId="TDC3">
+    <w:name w:val="toc 3"/>
+    <w:basedOn w:val="Normal"/>
+    <w:next w:val="Normal"/>
+    <w:autoRedefine/>
+    <w:uiPriority w:val="39"/>
+    <w:unhideWhenUsed/>
+    <w:rsid w:val="00D034FE"/>
+    <w:pPr>
+      <w:spacing w:after="100"/>
+      <w:ind w:left="440"/>
+    </w:pPr>
+  </w:style>
 </w:styles>
 </file>
 
@@ -7635,4 +10407,16 @@
     </a:ext>
   </a:extLst>
 </a:theme>
+</file>
+
+<file path=customXml/item1.xml><?xml version="1.0" encoding="utf-8"?>
+<b:Sources xmlns:b="http://schemas.openxmlformats.org/officeDocument/2006/bibliography" xmlns="http://schemas.openxmlformats.org/officeDocument/2006/bibliography" SelectedStyle="\APASixthEditionOfficeOnline.xsl" StyleName="APA" Version="6"/>
+</file>
+
+<file path=customXml/itemProps1.xml><?xml version="1.0" encoding="utf-8"?>
+<ds:datastoreItem xmlns:ds="http://schemas.openxmlformats.org/officeDocument/2006/customXml" ds:itemID="{B2D42D02-4C0E-42B6-A1E7-5E60ACA11359}">
+  <ds:schemaRefs>
+    <ds:schemaRef ds:uri="http://schemas.openxmlformats.org/officeDocument/2006/bibliography"/>
+  </ds:schemaRefs>
+</ds:datastoreItem>
 </file>
--- a/documentacion/Informe.docx
+++ b/documentacion/Informe.docx
@@ -4,10 +4,7 @@
   <w:body>
     <w:p>
       <w:pPr>
-        <w:jc w:val="center"/>
         <w:rPr>
-          <w:b/>
-          <w:bCs/>
           <w:sz w:val="48"/>
           <w:szCs w:val="48"/>
         </w:rPr>
@@ -67,113 +64,37 @@
       </w:r>
     </w:p>
     <w:p>
-      <w:pPr>
-        <w:jc w:val="center"/>
-        <w:rPr>
-          <w:b/>
-          <w:bCs/>
-          <w:sz w:val="48"/>
-          <w:szCs w:val="48"/>
-        </w:rPr>
-      </w:pPr>
-      <w:r>
-        <w:rPr>
-          <w:b/>
-          <w:bCs/>
-          <w:sz w:val="48"/>
-          <w:szCs w:val="48"/>
-        </w:rPr>
+      <w:r>
         <w:t>INFORME DE PROYECTO</w:t>
       </w:r>
     </w:p>
     <w:p>
-      <w:pPr>
-        <w:jc w:val="center"/>
-        <w:rPr>
-          <w:color w:val="C00000"/>
-          <w:sz w:val="36"/>
-          <w:szCs w:val="36"/>
-        </w:rPr>
-      </w:pPr>
-      <w:r>
-        <w:rPr>
-          <w:color w:val="C00000"/>
-          <w:sz w:val="36"/>
-          <w:szCs w:val="36"/>
-        </w:rPr>
+      <w:r>
         <w:t>Héctor García Menéndez</w:t>
       </w:r>
     </w:p>
     <w:p>
-      <w:pPr>
-        <w:jc w:val="center"/>
-        <w:rPr>
-          <w:color w:val="C00000"/>
-          <w:sz w:val="28"/>
-          <w:szCs w:val="28"/>
-        </w:rPr>
-      </w:pPr>
-      <w:r>
-        <w:rPr>
-          <w:color w:val="C00000"/>
-          <w:sz w:val="28"/>
-          <w:szCs w:val="28"/>
-        </w:rPr>
+      <w:r>
         <w:t>1ºDAM</w:t>
       </w:r>
     </w:p>
-    <w:p>
-      <w:pPr>
-        <w:rPr>
-          <w:b/>
-          <w:bCs/>
-          <w:sz w:val="24"/>
-          <w:szCs w:val="24"/>
-          <w:u w:val="single"/>
-        </w:rPr>
-      </w:pPr>
-    </w:p>
-    <w:p>
-      <w:pPr>
-        <w:rPr>
-          <w:b/>
-          <w:bCs/>
-          <w:sz w:val="40"/>
-          <w:szCs w:val="40"/>
-        </w:rPr>
-      </w:pPr>
-      <w:r>
-        <w:rPr>
-          <w:b/>
-          <w:bCs/>
-          <w:sz w:val="40"/>
-          <w:szCs w:val="40"/>
-        </w:rPr>
+    <w:p/>
+    <w:p>
+      <w:r>
         <w:br w:type="page"/>
       </w:r>
     </w:p>
     <w:p>
-      <w:pPr>
-        <w:rPr>
-          <w:b/>
-          <w:bCs/>
-          <w:sz w:val="24"/>
-          <w:szCs w:val="24"/>
-        </w:rPr>
-      </w:pPr>
-      <w:r>
-        <w:rPr>
-          <w:b/>
-          <w:bCs/>
-          <w:sz w:val="40"/>
-          <w:szCs w:val="40"/>
-        </w:rPr>
+      <w:r>
         <w:lastRenderedPageBreak/>
         <w:t>Índice</w:t>
       </w:r>
     </w:p>
     <w:sdt>
       <w:sdtPr>
+        <w:rPr>
+          <w:rFonts w:eastAsiaTheme="minorHAnsi"/>
+        </w:rPr>
         <w:id w:val="289411660"/>
         <w:docPartObj>
           <w:docPartGallery w:val="Table of Contents"/>
@@ -182,13 +103,11 @@
       </w:sdtPr>
       <w:sdtEndPr>
         <w:rPr>
-          <w:rFonts w:asciiTheme="minorHAnsi" w:eastAsiaTheme="minorHAnsi" w:hAnsiTheme="minorHAnsi" w:cstheme="minorBidi"/>
-          <w:b/>
-          <w:bCs/>
+          <w:rFonts w:asciiTheme="minorHAnsi" w:hAnsiTheme="minorHAnsi" w:cstheme="minorBidi"/>
           <w:color w:val="auto"/>
           <w:kern w:val="2"/>
-          <w:sz w:val="22"/>
-          <w:szCs w:val="22"/>
+          <w:sz w:val="24"/>
+          <w:szCs w:val="24"/>
           <w:lang w:eastAsia="en-US"/>
           <w14:ligatures w14:val="standardContextual"/>
         </w:rPr>
@@ -197,24 +116,14 @@
         <w:p>
           <w:pPr>
             <w:pStyle w:val="TtuloTDC"/>
-            <w:rPr>
-              <w:b/>
-              <w:bCs/>
-              <w:color w:val="auto"/>
-            </w:rPr>
           </w:pPr>
         </w:p>
         <w:p>
           <w:pPr>
             <w:pStyle w:val="TDC1"/>
-            <w:tabs>
-              <w:tab w:val="right" w:leader="dot" w:pos="8494"/>
-            </w:tabs>
             <w:rPr>
               <w:rFonts w:eastAsiaTheme="minorEastAsia"/>
               <w:noProof/>
-              <w:sz w:val="24"/>
-              <w:szCs w:val="24"/>
               <w:lang w:eastAsia="es-ES"/>
             </w:rPr>
           </w:pPr>
@@ -288,14 +197,9 @@
         <w:p>
           <w:pPr>
             <w:pStyle w:val="TDC1"/>
-            <w:tabs>
-              <w:tab w:val="right" w:leader="dot" w:pos="8494"/>
-            </w:tabs>
             <w:rPr>
               <w:rFonts w:eastAsiaTheme="minorEastAsia"/>
               <w:noProof/>
-              <w:sz w:val="24"/>
-              <w:szCs w:val="24"/>
               <w:lang w:eastAsia="es-ES"/>
             </w:rPr>
           </w:pPr>
@@ -360,14 +264,9 @@
         <w:p>
           <w:pPr>
             <w:pStyle w:val="TDC1"/>
-            <w:tabs>
-              <w:tab w:val="right" w:leader="dot" w:pos="8494"/>
-            </w:tabs>
             <w:rPr>
               <w:rFonts w:eastAsiaTheme="minorEastAsia"/>
               <w:noProof/>
-              <w:sz w:val="24"/>
-              <w:szCs w:val="24"/>
               <w:lang w:eastAsia="es-ES"/>
             </w:rPr>
           </w:pPr>
@@ -432,14 +331,9 @@
         <w:p>
           <w:pPr>
             <w:pStyle w:val="TDC1"/>
-            <w:tabs>
-              <w:tab w:val="right" w:leader="dot" w:pos="8494"/>
-            </w:tabs>
             <w:rPr>
               <w:rFonts w:eastAsiaTheme="minorEastAsia"/>
               <w:noProof/>
-              <w:sz w:val="24"/>
-              <w:szCs w:val="24"/>
               <w:lang w:eastAsia="es-ES"/>
             </w:rPr>
           </w:pPr>
@@ -504,14 +398,9 @@
         <w:p>
           <w:pPr>
             <w:pStyle w:val="TDC2"/>
-            <w:tabs>
-              <w:tab w:val="right" w:leader="dot" w:pos="8494"/>
-            </w:tabs>
             <w:rPr>
               <w:rFonts w:eastAsiaTheme="minorEastAsia"/>
               <w:noProof/>
-              <w:sz w:val="24"/>
-              <w:szCs w:val="24"/>
               <w:lang w:eastAsia="es-ES"/>
             </w:rPr>
           </w:pPr>
@@ -576,14 +465,9 @@
         <w:p>
           <w:pPr>
             <w:pStyle w:val="TDC2"/>
-            <w:tabs>
-              <w:tab w:val="right" w:leader="dot" w:pos="8494"/>
-            </w:tabs>
             <w:rPr>
               <w:rFonts w:eastAsiaTheme="minorEastAsia"/>
               <w:noProof/>
-              <w:sz w:val="24"/>
-              <w:szCs w:val="24"/>
               <w:lang w:eastAsia="es-ES"/>
             </w:rPr>
           </w:pPr>
@@ -648,14 +532,9 @@
         <w:p>
           <w:pPr>
             <w:pStyle w:val="TDC3"/>
-            <w:tabs>
-              <w:tab w:val="right" w:leader="dot" w:pos="8494"/>
-            </w:tabs>
             <w:rPr>
               <w:rFonts w:eastAsiaTheme="minorEastAsia"/>
               <w:noProof/>
-              <w:sz w:val="24"/>
-              <w:szCs w:val="24"/>
               <w:lang w:eastAsia="es-ES"/>
             </w:rPr>
           </w:pPr>
@@ -720,14 +599,9 @@
         <w:p>
           <w:pPr>
             <w:pStyle w:val="TDC3"/>
-            <w:tabs>
-              <w:tab w:val="right" w:leader="dot" w:pos="8494"/>
-            </w:tabs>
             <w:rPr>
               <w:rFonts w:eastAsiaTheme="minorEastAsia"/>
               <w:noProof/>
-              <w:sz w:val="24"/>
-              <w:szCs w:val="24"/>
               <w:lang w:eastAsia="es-ES"/>
             </w:rPr>
           </w:pPr>
@@ -792,14 +666,9 @@
         <w:p>
           <w:pPr>
             <w:pStyle w:val="TDC3"/>
-            <w:tabs>
-              <w:tab w:val="right" w:leader="dot" w:pos="8494"/>
-            </w:tabs>
             <w:rPr>
               <w:rFonts w:eastAsiaTheme="minorEastAsia"/>
               <w:noProof/>
-              <w:sz w:val="24"/>
-              <w:szCs w:val="24"/>
               <w:lang w:eastAsia="es-ES"/>
             </w:rPr>
           </w:pPr>
@@ -864,14 +733,9 @@
         <w:p>
           <w:pPr>
             <w:pStyle w:val="TDC2"/>
-            <w:tabs>
-              <w:tab w:val="right" w:leader="dot" w:pos="8494"/>
-            </w:tabs>
             <w:rPr>
               <w:rFonts w:eastAsiaTheme="minorEastAsia"/>
               <w:noProof/>
-              <w:sz w:val="24"/>
-              <w:szCs w:val="24"/>
               <w:lang w:eastAsia="es-ES"/>
             </w:rPr>
           </w:pPr>
@@ -936,14 +800,9 @@
         <w:p>
           <w:pPr>
             <w:pStyle w:val="TDC2"/>
-            <w:tabs>
-              <w:tab w:val="right" w:leader="dot" w:pos="8494"/>
-            </w:tabs>
             <w:rPr>
               <w:rFonts w:eastAsiaTheme="minorEastAsia"/>
               <w:noProof/>
-              <w:sz w:val="24"/>
-              <w:szCs w:val="24"/>
               <w:lang w:eastAsia="es-ES"/>
             </w:rPr>
           </w:pPr>
@@ -1008,14 +867,9 @@
         <w:p>
           <w:pPr>
             <w:pStyle w:val="TDC3"/>
-            <w:tabs>
-              <w:tab w:val="right" w:leader="dot" w:pos="8494"/>
-            </w:tabs>
             <w:rPr>
               <w:rFonts w:eastAsiaTheme="minorEastAsia"/>
               <w:noProof/>
-              <w:sz w:val="24"/>
-              <w:szCs w:val="24"/>
               <w:lang w:eastAsia="es-ES"/>
             </w:rPr>
           </w:pPr>
@@ -1080,14 +934,9 @@
         <w:p>
           <w:pPr>
             <w:pStyle w:val="TDC3"/>
-            <w:tabs>
-              <w:tab w:val="right" w:leader="dot" w:pos="8494"/>
-            </w:tabs>
             <w:rPr>
               <w:rFonts w:eastAsiaTheme="minorEastAsia"/>
               <w:noProof/>
-              <w:sz w:val="24"/>
-              <w:szCs w:val="24"/>
               <w:lang w:eastAsia="es-ES"/>
             </w:rPr>
           </w:pPr>
@@ -1152,14 +1001,9 @@
         <w:p>
           <w:pPr>
             <w:pStyle w:val="TDC3"/>
-            <w:tabs>
-              <w:tab w:val="right" w:leader="dot" w:pos="8494"/>
-            </w:tabs>
             <w:rPr>
               <w:rFonts w:eastAsiaTheme="minorEastAsia"/>
               <w:noProof/>
-              <w:sz w:val="24"/>
-              <w:szCs w:val="24"/>
               <w:lang w:eastAsia="es-ES"/>
             </w:rPr>
           </w:pPr>
@@ -1224,14 +1068,9 @@
         <w:p>
           <w:pPr>
             <w:pStyle w:val="TDC1"/>
-            <w:tabs>
-              <w:tab w:val="right" w:leader="dot" w:pos="8494"/>
-            </w:tabs>
             <w:rPr>
               <w:rFonts w:eastAsiaTheme="minorEastAsia"/>
               <w:noProof/>
-              <w:sz w:val="24"/>
-              <w:szCs w:val="24"/>
               <w:lang w:eastAsia="es-ES"/>
             </w:rPr>
           </w:pPr>
@@ -1296,14 +1135,9 @@
         <w:p>
           <w:pPr>
             <w:pStyle w:val="TDC2"/>
-            <w:tabs>
-              <w:tab w:val="right" w:leader="dot" w:pos="8494"/>
-            </w:tabs>
             <w:rPr>
               <w:rFonts w:eastAsiaTheme="minorEastAsia"/>
               <w:noProof/>
-              <w:sz w:val="24"/>
-              <w:szCs w:val="24"/>
               <w:lang w:eastAsia="es-ES"/>
             </w:rPr>
           </w:pPr>
@@ -1368,14 +1202,9 @@
         <w:p>
           <w:pPr>
             <w:pStyle w:val="TDC2"/>
-            <w:tabs>
-              <w:tab w:val="right" w:leader="dot" w:pos="8494"/>
-            </w:tabs>
             <w:rPr>
               <w:rFonts w:eastAsiaTheme="minorEastAsia"/>
               <w:noProof/>
-              <w:sz w:val="24"/>
-              <w:szCs w:val="24"/>
               <w:lang w:eastAsia="es-ES"/>
             </w:rPr>
           </w:pPr>
@@ -1440,14 +1269,9 @@
         <w:p>
           <w:pPr>
             <w:pStyle w:val="TDC3"/>
-            <w:tabs>
-              <w:tab w:val="right" w:leader="dot" w:pos="8494"/>
-            </w:tabs>
             <w:rPr>
               <w:rFonts w:eastAsiaTheme="minorEastAsia"/>
               <w:noProof/>
-              <w:sz w:val="24"/>
-              <w:szCs w:val="24"/>
               <w:lang w:eastAsia="es-ES"/>
             </w:rPr>
           </w:pPr>
@@ -1512,14 +1336,9 @@
         <w:p>
           <w:pPr>
             <w:pStyle w:val="TDC3"/>
-            <w:tabs>
-              <w:tab w:val="right" w:leader="dot" w:pos="8494"/>
-            </w:tabs>
             <w:rPr>
               <w:rFonts w:eastAsiaTheme="minorEastAsia"/>
               <w:noProof/>
-              <w:sz w:val="24"/>
-              <w:szCs w:val="24"/>
               <w:lang w:eastAsia="es-ES"/>
             </w:rPr>
           </w:pPr>
@@ -1584,14 +1403,9 @@
         <w:p>
           <w:pPr>
             <w:pStyle w:val="TDC3"/>
-            <w:tabs>
-              <w:tab w:val="right" w:leader="dot" w:pos="8494"/>
-            </w:tabs>
             <w:rPr>
               <w:rFonts w:eastAsiaTheme="minorEastAsia"/>
               <w:noProof/>
-              <w:sz w:val="24"/>
-              <w:szCs w:val="24"/>
               <w:lang w:eastAsia="es-ES"/>
             </w:rPr>
           </w:pPr>
@@ -1656,14 +1470,9 @@
         <w:p>
           <w:pPr>
             <w:pStyle w:val="TDC1"/>
-            <w:tabs>
-              <w:tab w:val="right" w:leader="dot" w:pos="8494"/>
-            </w:tabs>
             <w:rPr>
               <w:rFonts w:eastAsiaTheme="minorEastAsia"/>
               <w:noProof/>
-              <w:sz w:val="24"/>
-              <w:szCs w:val="24"/>
               <w:lang w:eastAsia="es-ES"/>
             </w:rPr>
           </w:pPr>
@@ -1728,14 +1537,9 @@
         <w:p>
           <w:pPr>
             <w:pStyle w:val="TDC2"/>
-            <w:tabs>
-              <w:tab w:val="right" w:leader="dot" w:pos="8494"/>
-            </w:tabs>
             <w:rPr>
               <w:rFonts w:eastAsiaTheme="minorEastAsia"/>
               <w:noProof/>
-              <w:sz w:val="24"/>
-              <w:szCs w:val="24"/>
               <w:lang w:eastAsia="es-ES"/>
             </w:rPr>
           </w:pPr>
@@ -1800,14 +1604,9 @@
         <w:p>
           <w:pPr>
             <w:pStyle w:val="TDC2"/>
-            <w:tabs>
-              <w:tab w:val="right" w:leader="dot" w:pos="8494"/>
-            </w:tabs>
             <w:rPr>
               <w:rFonts w:eastAsiaTheme="minorEastAsia"/>
               <w:noProof/>
-              <w:sz w:val="24"/>
-              <w:szCs w:val="24"/>
               <w:lang w:eastAsia="es-ES"/>
             </w:rPr>
           </w:pPr>
@@ -1872,14 +1671,9 @@
         <w:p>
           <w:pPr>
             <w:pStyle w:val="TDC2"/>
-            <w:tabs>
-              <w:tab w:val="right" w:leader="dot" w:pos="8494"/>
-            </w:tabs>
             <w:rPr>
               <w:rFonts w:eastAsiaTheme="minorEastAsia"/>
               <w:noProof/>
-              <w:sz w:val="24"/>
-              <w:szCs w:val="24"/>
               <w:lang w:eastAsia="es-ES"/>
             </w:rPr>
           </w:pPr>
@@ -1944,14 +1738,9 @@
         <w:p>
           <w:pPr>
             <w:pStyle w:val="TDC2"/>
-            <w:tabs>
-              <w:tab w:val="right" w:leader="dot" w:pos="8494"/>
-            </w:tabs>
             <w:rPr>
               <w:rFonts w:eastAsiaTheme="minorEastAsia"/>
               <w:noProof/>
-              <w:sz w:val="24"/>
-              <w:szCs w:val="24"/>
               <w:lang w:eastAsia="es-ES"/>
             </w:rPr>
           </w:pPr>
@@ -2016,14 +1805,9 @@
         <w:p>
           <w:pPr>
             <w:pStyle w:val="TDC2"/>
-            <w:tabs>
-              <w:tab w:val="right" w:leader="dot" w:pos="8494"/>
-            </w:tabs>
             <w:rPr>
               <w:rFonts w:eastAsiaTheme="minorEastAsia"/>
               <w:noProof/>
-              <w:sz w:val="24"/>
-              <w:szCs w:val="24"/>
               <w:lang w:eastAsia="es-ES"/>
             </w:rPr>
           </w:pPr>
@@ -2088,14 +1872,9 @@
         <w:p>
           <w:pPr>
             <w:pStyle w:val="TDC2"/>
-            <w:tabs>
-              <w:tab w:val="right" w:leader="dot" w:pos="8494"/>
-            </w:tabs>
             <w:rPr>
               <w:rFonts w:eastAsiaTheme="minorEastAsia"/>
               <w:noProof/>
-              <w:sz w:val="24"/>
-              <w:szCs w:val="24"/>
               <w:lang w:eastAsia="es-ES"/>
             </w:rPr>
           </w:pPr>
@@ -2160,14 +1939,9 @@
         <w:p>
           <w:pPr>
             <w:pStyle w:val="TDC2"/>
-            <w:tabs>
-              <w:tab w:val="right" w:leader="dot" w:pos="8494"/>
-            </w:tabs>
             <w:rPr>
               <w:rFonts w:eastAsiaTheme="minorEastAsia"/>
               <w:noProof/>
-              <w:sz w:val="24"/>
-              <w:szCs w:val="24"/>
               <w:lang w:eastAsia="es-ES"/>
             </w:rPr>
           </w:pPr>
@@ -2232,14 +2006,9 @@
         <w:p>
           <w:pPr>
             <w:pStyle w:val="TDC2"/>
-            <w:tabs>
-              <w:tab w:val="right" w:leader="dot" w:pos="8494"/>
-            </w:tabs>
             <w:rPr>
               <w:rFonts w:eastAsiaTheme="minorEastAsia"/>
               <w:noProof/>
-              <w:sz w:val="24"/>
-              <w:szCs w:val="24"/>
               <w:lang w:eastAsia="es-ES"/>
             </w:rPr>
           </w:pPr>
@@ -2304,14 +2073,9 @@
         <w:p>
           <w:pPr>
             <w:pStyle w:val="TDC2"/>
-            <w:tabs>
-              <w:tab w:val="right" w:leader="dot" w:pos="8494"/>
-            </w:tabs>
             <w:rPr>
               <w:rFonts w:eastAsiaTheme="minorEastAsia"/>
               <w:noProof/>
-              <w:sz w:val="24"/>
-              <w:szCs w:val="24"/>
               <w:lang w:eastAsia="es-ES"/>
             </w:rPr>
           </w:pPr>
@@ -2375,31 +2139,14 @@
         </w:p>
         <w:p>
           <w:r>
-            <w:rPr>
-              <w:b/>
-              <w:bCs/>
-            </w:rPr>
             <w:fldChar w:fldCharType="end"/>
           </w:r>
         </w:p>
       </w:sdtContent>
     </w:sdt>
     <w:p>
-      <w:pPr>
-        <w:rPr>
-          <w:b/>
-          <w:bCs/>
-          <w:sz w:val="24"/>
-          <w:szCs w:val="24"/>
-        </w:rPr>
-      </w:pPr>
-      <w:r>
-        <w:rPr>
-          <w:b/>
-          <w:bCs/>
-          <w:sz w:val="24"/>
-          <w:szCs w:val="24"/>
-        </w:rPr>
+      <w:r>
+        <w:lastRenderedPageBreak/>
         <w:br w:type="page"/>
       </w:r>
     </w:p>
@@ -2415,164 +2162,65 @@
       <w:bookmarkEnd w:id="0"/>
     </w:p>
     <w:p>
-      <w:pPr>
-        <w:rPr>
-          <w:sz w:val="24"/>
-          <w:szCs w:val="24"/>
-        </w:rPr>
-      </w:pPr>
-      <w:r>
-        <w:rPr>
-          <w:sz w:val="24"/>
-          <w:szCs w:val="24"/>
-        </w:rPr>
+      <w:r>
         <w:t>HAPPINESS&amp;Co es una empresa joven y din</w:t>
       </w:r>
       <w:r>
-        <w:rPr>
-          <w:sz w:val="24"/>
-          <w:szCs w:val="24"/>
-        </w:rPr>
         <w:t>á</w:t>
       </w:r>
       <w:r>
-        <w:rPr>
-          <w:sz w:val="24"/>
-          <w:szCs w:val="24"/>
-        </w:rPr>
         <w:t>mica que se dedica, en cuerpo y alma, al mundo del ocio.</w:t>
       </w:r>
     </w:p>
     <w:p>
-      <w:pPr>
-        <w:rPr>
-          <w:sz w:val="24"/>
-          <w:szCs w:val="24"/>
-        </w:rPr>
-      </w:pPr>
-      <w:r>
-        <w:rPr>
-          <w:sz w:val="24"/>
-          <w:szCs w:val="24"/>
-        </w:rPr>
+      <w:r>
         <w:t>Perdidos entre la inmensa marea de actividades culturales que existen cada d</w:t>
       </w:r>
       <w:r>
-        <w:rPr>
-          <w:sz w:val="24"/>
-          <w:szCs w:val="24"/>
-        </w:rPr>
         <w:t>í</w:t>
       </w:r>
       <w:r>
-        <w:rPr>
-          <w:sz w:val="24"/>
-          <w:szCs w:val="24"/>
-        </w:rPr>
         <w:t>a en nuestra ciudad, nos dimos cuenta de que hac</w:t>
       </w:r>
       <w:r>
-        <w:rPr>
-          <w:sz w:val="24"/>
-          <w:szCs w:val="24"/>
-        </w:rPr>
         <w:t>ía</w:t>
       </w:r>
       <w:r>
-        <w:rPr>
-          <w:sz w:val="24"/>
-          <w:szCs w:val="24"/>
-        </w:rPr>
         <w:t xml:space="preserve"> falta buscar un poco de orden y estructura en este inmenso oc</w:t>
       </w:r>
       <w:r>
-        <w:rPr>
-          <w:sz w:val="24"/>
-          <w:szCs w:val="24"/>
-        </w:rPr>
         <w:t>é</w:t>
       </w:r>
       <w:r>
-        <w:rPr>
-          <w:sz w:val="24"/>
-          <w:szCs w:val="24"/>
-        </w:rPr>
         <w:t>ano de posibilidades. Y así surgi</w:t>
       </w:r>
       <w:r>
-        <w:rPr>
-          <w:sz w:val="24"/>
-          <w:szCs w:val="24"/>
-        </w:rPr>
         <w:t>ó</w:t>
       </w:r>
       <w:r>
-        <w:rPr>
-          <w:sz w:val="24"/>
-          <w:szCs w:val="24"/>
-        </w:rPr>
         <w:t xml:space="preserve"> HAPPINESS&amp;Co: una agenda cultural que intenta recopilar y organizar todos los eventos culturales, de cualquier tipo, que tienen lugar en nuestra localidad e inmediaciones.</w:t>
       </w:r>
     </w:p>
     <w:p>
-      <w:pPr>
-        <w:rPr>
-          <w:sz w:val="24"/>
-          <w:szCs w:val="24"/>
-        </w:rPr>
-      </w:pPr>
-      <w:r>
-        <w:rPr>
-          <w:sz w:val="24"/>
-          <w:szCs w:val="24"/>
-        </w:rPr>
+      <w:r>
         <w:t>M</w:t>
       </w:r>
       <w:r>
-        <w:rPr>
-          <w:sz w:val="24"/>
-          <w:szCs w:val="24"/>
-        </w:rPr>
         <w:t>ús</w:t>
       </w:r>
       <w:r>
-        <w:rPr>
-          <w:sz w:val="24"/>
-          <w:szCs w:val="24"/>
-        </w:rPr>
         <w:t>ica, teatro, exposiciones… Todo tiene cabida en nuestra agenda.</w:t>
       </w:r>
     </w:p>
     <w:p>
-      <w:pPr>
-        <w:rPr>
-          <w:sz w:val="24"/>
-          <w:szCs w:val="24"/>
-        </w:rPr>
-      </w:pPr>
-      <w:r>
-        <w:rPr>
-          <w:sz w:val="24"/>
-          <w:szCs w:val="24"/>
-        </w:rPr>
+      <w:r>
         <w:t>Así que… ¡Bienvenidos a HAPPINESS&amp;Co</w:t>
       </w:r>
       <w:r>
-        <w:rPr>
-          <w:sz w:val="24"/>
-          <w:szCs w:val="24"/>
-        </w:rPr>
         <w:t>!</w:t>
       </w:r>
     </w:p>
-    <w:p>
-      <w:pPr>
-        <w:rPr>
-          <w:sz w:val="24"/>
-          <w:szCs w:val="24"/>
-        </w:rPr>
-      </w:pPr>
-    </w:p>
+    <w:p/>
     <w:p>
       <w:pPr>
         <w:pStyle w:val="Ttulo1"/>
@@ -2601,12 +2249,6 @@
       </w:r>
     </w:p>
     <w:p>
-      <w:pPr>
-        <w:rPr>
-          <w:sz w:val="24"/>
-          <w:szCs w:val="24"/>
-        </w:rPr>
-      </w:pPr>
       <w:hyperlink r:id="rId7" w:history="1">
         <w:r>
           <w:rPr>
@@ -2640,16 +2282,8 @@
           <w:ilvl w:val="0"/>
           <w:numId w:val="2"/>
         </w:numPr>
-        <w:rPr>
-          <w:sz w:val="24"/>
-          <w:szCs w:val="24"/>
-        </w:rPr>
-      </w:pPr>
-      <w:r>
-        <w:rPr>
-          <w:sz w:val="24"/>
-          <w:szCs w:val="24"/>
-        </w:rPr>
+      </w:pPr>
+      <w:r>
         <w:t>Real Sporting vs Deportivo La Coruña</w:t>
       </w:r>
     </w:p>
@@ -2660,16 +2294,8 @@
           <w:ilvl w:val="1"/>
           <w:numId w:val="2"/>
         </w:numPr>
-        <w:rPr>
-          <w:sz w:val="24"/>
-          <w:szCs w:val="24"/>
-        </w:rPr>
-      </w:pPr>
-      <w:r>
-        <w:rPr>
-          <w:sz w:val="24"/>
-          <w:szCs w:val="24"/>
-        </w:rPr>
+      </w:pPr>
+      <w:r>
         <w:t>Categoría: Deportes</w:t>
       </w:r>
     </w:p>
@@ -2680,16 +2306,8 @@
           <w:ilvl w:val="1"/>
           <w:numId w:val="2"/>
         </w:numPr>
-        <w:rPr>
-          <w:sz w:val="24"/>
-          <w:szCs w:val="24"/>
-        </w:rPr>
-      </w:pPr>
-      <w:r>
-        <w:rPr>
-          <w:sz w:val="24"/>
-          <w:szCs w:val="24"/>
-        </w:rPr>
+      </w:pPr>
+      <w:r>
         <w:t>Fecha: 28 de marzo de 2026 21:00</w:t>
       </w:r>
     </w:p>
@@ -2700,16 +2318,8 @@
           <w:ilvl w:val="1"/>
           <w:numId w:val="2"/>
         </w:numPr>
-        <w:rPr>
-          <w:sz w:val="24"/>
-          <w:szCs w:val="24"/>
-        </w:rPr>
-      </w:pPr>
-      <w:r>
-        <w:rPr>
-          <w:sz w:val="24"/>
-          <w:szCs w:val="24"/>
-        </w:rPr>
+      </w:pPr>
+      <w:r>
         <w:t>Obicación: Estadio el Molinón, Gijón</w:t>
       </w:r>
     </w:p>
@@ -2720,16 +2330,8 @@
           <w:ilvl w:val="0"/>
           <w:numId w:val="2"/>
         </w:numPr>
-        <w:rPr>
-          <w:sz w:val="24"/>
-          <w:szCs w:val="24"/>
-        </w:rPr>
-      </w:pPr>
-      <w:r>
-        <w:rPr>
-          <w:sz w:val="24"/>
-          <w:szCs w:val="24"/>
-        </w:rPr>
+      </w:pPr>
+      <w:r>
         <w:t>Hoguera de San Juan 2026</w:t>
       </w:r>
     </w:p>
@@ -2740,16 +2342,8 @@
           <w:ilvl w:val="1"/>
           <w:numId w:val="2"/>
         </w:numPr>
-        <w:rPr>
-          <w:sz w:val="24"/>
-          <w:szCs w:val="24"/>
-        </w:rPr>
-      </w:pPr>
-      <w:r>
-        <w:rPr>
-          <w:sz w:val="24"/>
-          <w:szCs w:val="24"/>
-        </w:rPr>
+      </w:pPr>
+      <w:r>
         <w:t>Categoría: Celebraciones</w:t>
       </w:r>
     </w:p>
@@ -2760,16 +2354,8 @@
           <w:ilvl w:val="1"/>
           <w:numId w:val="2"/>
         </w:numPr>
-        <w:rPr>
-          <w:sz w:val="24"/>
-          <w:szCs w:val="24"/>
-        </w:rPr>
-      </w:pPr>
-      <w:r>
-        <w:rPr>
-          <w:sz w:val="24"/>
-          <w:szCs w:val="24"/>
-        </w:rPr>
+      </w:pPr>
+      <w:r>
         <w:t>Fecha: 23 de junio de 2026</w:t>
       </w:r>
     </w:p>
@@ -2780,16 +2366,8 @@
           <w:ilvl w:val="0"/>
           <w:numId w:val="2"/>
         </w:numPr>
-        <w:rPr>
-          <w:sz w:val="24"/>
-          <w:szCs w:val="24"/>
-        </w:rPr>
-      </w:pPr>
-      <w:r>
-        <w:rPr>
-          <w:sz w:val="24"/>
-          <w:szCs w:val="24"/>
-        </w:rPr>
+      </w:pPr>
+      <w:r>
         <w:t>Boombastic Asturias 2026</w:t>
       </w:r>
     </w:p>
@@ -2800,16 +2378,8 @@
           <w:ilvl w:val="1"/>
           <w:numId w:val="2"/>
         </w:numPr>
-        <w:rPr>
-          <w:sz w:val="24"/>
-          <w:szCs w:val="24"/>
-        </w:rPr>
-      </w:pPr>
-      <w:r>
-        <w:rPr>
-          <w:sz w:val="24"/>
-          <w:szCs w:val="24"/>
-        </w:rPr>
+      </w:pPr>
+      <w:r>
         <w:t>Categoría: Música</w:t>
       </w:r>
     </w:p>
@@ -2820,23 +2390,11 @@
           <w:ilvl w:val="1"/>
           <w:numId w:val="2"/>
         </w:numPr>
-        <w:rPr>
-          <w:sz w:val="24"/>
-          <w:szCs w:val="24"/>
-        </w:rPr>
-      </w:pPr>
-      <w:r>
-        <w:rPr>
-          <w:sz w:val="24"/>
-          <w:szCs w:val="24"/>
-        </w:rPr>
+      </w:pPr>
+      <w:r>
         <w:t xml:space="preserve">Fecha: </w:t>
       </w:r>
       <w:r>
-        <w:rPr>
-          <w:sz w:val="24"/>
-          <w:szCs w:val="24"/>
-        </w:rPr>
         <w:t>16 – 18 de julio de 2026</w:t>
       </w:r>
     </w:p>
@@ -2847,16 +2405,8 @@
           <w:ilvl w:val="1"/>
           <w:numId w:val="2"/>
         </w:numPr>
-        <w:rPr>
-          <w:sz w:val="24"/>
-          <w:szCs w:val="24"/>
-        </w:rPr>
-      </w:pPr>
-      <w:r>
-        <w:rPr>
-          <w:sz w:val="24"/>
-          <w:szCs w:val="24"/>
-        </w:rPr>
+      </w:pPr>
+      <w:r>
         <w:t>Ubicación: Llanera</w:t>
       </w:r>
     </w:p>
@@ -2867,16 +2417,8 @@
           <w:ilvl w:val="0"/>
           <w:numId w:val="2"/>
         </w:numPr>
-        <w:rPr>
-          <w:sz w:val="24"/>
-          <w:szCs w:val="24"/>
-        </w:rPr>
-      </w:pPr>
-      <w:r>
-        <w:rPr>
-          <w:sz w:val="24"/>
-          <w:szCs w:val="24"/>
-        </w:rPr>
+      </w:pPr>
+      <w:r>
         <w:t>Estreno: Super Mario Galaxy: La película</w:t>
       </w:r>
     </w:p>
@@ -2887,16 +2429,8 @@
           <w:ilvl w:val="1"/>
           <w:numId w:val="2"/>
         </w:numPr>
-        <w:rPr>
-          <w:sz w:val="24"/>
-          <w:szCs w:val="24"/>
-        </w:rPr>
-      </w:pPr>
-      <w:r>
-        <w:rPr>
-          <w:sz w:val="24"/>
-          <w:szCs w:val="24"/>
-        </w:rPr>
+      </w:pPr>
+      <w:r>
         <w:t>Categoría: Cine</w:t>
       </w:r>
     </w:p>
@@ -2907,16 +2441,8 @@
           <w:ilvl w:val="1"/>
           <w:numId w:val="2"/>
         </w:numPr>
-        <w:rPr>
-          <w:sz w:val="24"/>
-          <w:szCs w:val="24"/>
-        </w:rPr>
-      </w:pPr>
-      <w:r>
-        <w:rPr>
-          <w:sz w:val="24"/>
-          <w:szCs w:val="24"/>
-        </w:rPr>
+      </w:pPr>
+      <w:r>
         <w:t>Fecha: 1 de abril de 2026</w:t>
       </w:r>
     </w:p>
@@ -2927,16 +2453,8 @@
           <w:ilvl w:val="0"/>
           <w:numId w:val="2"/>
         </w:numPr>
-        <w:rPr>
-          <w:sz w:val="24"/>
-          <w:szCs w:val="24"/>
-        </w:rPr>
-      </w:pPr>
-      <w:r>
-        <w:rPr>
-          <w:sz w:val="24"/>
-          <w:szCs w:val="24"/>
-        </w:rPr>
+      </w:pPr>
+      <w:r>
         <w:t>Concierto La Oreja De Van Gogh Gijón</w:t>
       </w:r>
     </w:p>
@@ -2947,16 +2465,8 @@
           <w:ilvl w:val="1"/>
           <w:numId w:val="2"/>
         </w:numPr>
-        <w:rPr>
-          <w:sz w:val="24"/>
-          <w:szCs w:val="24"/>
-        </w:rPr>
-      </w:pPr>
-      <w:r>
-        <w:rPr>
-          <w:sz w:val="24"/>
-          <w:szCs w:val="24"/>
-        </w:rPr>
+      </w:pPr>
+      <w:r>
         <w:t>Categoría: Música</w:t>
       </w:r>
     </w:p>
@@ -2967,16 +2477,8 @@
           <w:ilvl w:val="1"/>
           <w:numId w:val="2"/>
         </w:numPr>
-        <w:rPr>
-          <w:sz w:val="24"/>
-          <w:szCs w:val="24"/>
-        </w:rPr>
-      </w:pPr>
-      <w:r>
-        <w:rPr>
-          <w:sz w:val="24"/>
-          <w:szCs w:val="24"/>
-        </w:rPr>
+      </w:pPr>
+      <w:r>
         <w:t>Fecha: 10 de julio de 2026</w:t>
       </w:r>
     </w:p>
@@ -2987,16 +2489,8 @@
           <w:ilvl w:val="1"/>
           <w:numId w:val="2"/>
         </w:numPr>
-        <w:rPr>
-          <w:sz w:val="24"/>
-          <w:szCs w:val="24"/>
-        </w:rPr>
-      </w:pPr>
-      <w:r>
-        <w:rPr>
-          <w:sz w:val="24"/>
-          <w:szCs w:val="24"/>
-        </w:rPr>
+      </w:pPr>
+      <w:r>
         <w:t>Ubicación: Gijón Life</w:t>
       </w:r>
     </w:p>
@@ -3007,16 +2501,8 @@
           <w:ilvl w:val="0"/>
           <w:numId w:val="2"/>
         </w:numPr>
-        <w:rPr>
-          <w:sz w:val="24"/>
-          <w:szCs w:val="24"/>
-        </w:rPr>
-      </w:pPr>
-      <w:r>
-        <w:rPr>
-          <w:sz w:val="24"/>
-          <w:szCs w:val="24"/>
-        </w:rPr>
+      </w:pPr>
+      <w:r>
         <w:t>Concierto Fito y Fitipaldis</w:t>
       </w:r>
     </w:p>
@@ -3027,16 +2513,8 @@
           <w:ilvl w:val="1"/>
           <w:numId w:val="2"/>
         </w:numPr>
-        <w:rPr>
-          <w:sz w:val="24"/>
-          <w:szCs w:val="24"/>
-        </w:rPr>
-      </w:pPr>
-      <w:r>
-        <w:rPr>
-          <w:sz w:val="24"/>
-          <w:szCs w:val="24"/>
-        </w:rPr>
+      </w:pPr>
+      <w:r>
         <w:t>Categoría: Música</w:t>
       </w:r>
     </w:p>
@@ -3047,16 +2525,8 @@
           <w:ilvl w:val="1"/>
           <w:numId w:val="2"/>
         </w:numPr>
-        <w:rPr>
-          <w:sz w:val="24"/>
-          <w:szCs w:val="24"/>
-        </w:rPr>
-      </w:pPr>
-      <w:r>
-        <w:rPr>
-          <w:sz w:val="24"/>
-          <w:szCs w:val="24"/>
-        </w:rPr>
+      </w:pPr>
+      <w:r>
         <w:t>Fecha: 20 de diciembre de 2025</w:t>
       </w:r>
     </w:p>
@@ -3067,16 +2537,8 @@
           <w:ilvl w:val="1"/>
           <w:numId w:val="2"/>
         </w:numPr>
-        <w:rPr>
-          <w:sz w:val="24"/>
-          <w:szCs w:val="24"/>
-        </w:rPr>
-      </w:pPr>
-      <w:r>
-        <w:rPr>
-          <w:sz w:val="24"/>
-          <w:szCs w:val="24"/>
-        </w:rPr>
+      </w:pPr>
+      <w:r>
         <w:t>Ubicación: Palacio de Deportes, Gijón</w:t>
       </w:r>
     </w:p>
@@ -3087,16 +2549,8 @@
           <w:ilvl w:val="0"/>
           <w:numId w:val="2"/>
         </w:numPr>
-        <w:rPr>
-          <w:sz w:val="24"/>
-          <w:szCs w:val="24"/>
-        </w:rPr>
-      </w:pPr>
-      <w:r>
-        <w:rPr>
-          <w:sz w:val="24"/>
-          <w:szCs w:val="24"/>
-        </w:rPr>
+      </w:pPr>
+      <w:r>
         <w:t>Carnaval 2026</w:t>
       </w:r>
     </w:p>
@@ -3107,16 +2561,8 @@
           <w:ilvl w:val="1"/>
           <w:numId w:val="2"/>
         </w:numPr>
-        <w:rPr>
-          <w:sz w:val="24"/>
-          <w:szCs w:val="24"/>
-        </w:rPr>
-      </w:pPr>
-      <w:r>
-        <w:rPr>
-          <w:sz w:val="24"/>
-          <w:szCs w:val="24"/>
-        </w:rPr>
+      </w:pPr>
+      <w:r>
         <w:t>Categoría: Celebraciones</w:t>
       </w:r>
     </w:p>
@@ -3127,31 +2573,13 @@
           <w:ilvl w:val="1"/>
           <w:numId w:val="2"/>
         </w:numPr>
-        <w:rPr>
-          <w:sz w:val="24"/>
-          <w:szCs w:val="24"/>
-        </w:rPr>
-      </w:pPr>
-      <w:r>
-        <w:rPr>
-          <w:sz w:val="24"/>
-          <w:szCs w:val="24"/>
-        </w:rPr>
+      </w:pPr>
+      <w:r>
         <w:t>Fecha: 12 – 18 de febrero de 2026</w:t>
       </w:r>
     </w:p>
     <w:p>
-      <w:pPr>
-        <w:rPr>
-          <w:sz w:val="24"/>
-          <w:szCs w:val="24"/>
-        </w:rPr>
-      </w:pPr>
-      <w:r>
-        <w:rPr>
-          <w:sz w:val="24"/>
-          <w:szCs w:val="24"/>
-        </w:rPr>
+      <w:r>
         <w:br w:type="page"/>
       </w:r>
     </w:p>
@@ -3166,171 +2594,75 @@
       </w:r>
       <w:bookmarkEnd w:id="3"/>
     </w:p>
-    <w:p>
-      <w:pPr>
-        <w:jc w:val="center"/>
+    <w:p/>
+    <w:p>
+      <w:pPr>
+        <w:pStyle w:val="Ttulo2"/>
+      </w:pPr>
+      <w:bookmarkStart w:id="4" w:name="_Toc227315232"/>
+      <w:r>
+        <w:t>TECNOLOGÍAS USADAS</w:t>
+      </w:r>
+      <w:r>
+        <w:t xml:space="preserve"> (Stack)</w:t>
+      </w:r>
+      <w:bookmarkEnd w:id="4"/>
+    </w:p>
+    <w:p>
+      <w:r>
         <w:rPr>
           <w:b/>
           <w:bCs/>
-          <w:sz w:val="40"/>
-          <w:szCs w:val="40"/>
         </w:rPr>
-      </w:pPr>
-    </w:p>
-    <w:p>
-      <w:pPr>
-        <w:pStyle w:val="Ttulo2"/>
-      </w:pPr>
-      <w:bookmarkStart w:id="4" w:name="_Toc227315232"/>
-      <w:r>
-        <w:t>TECNOLOGÍAS USADAS</w:t>
-      </w:r>
-      <w:r>
-        <w:t xml:space="preserve"> (Stack)</w:t>
-      </w:r>
-      <w:bookmarkEnd w:id="4"/>
-    </w:p>
-    <w:p>
-      <w:pPr>
-        <w:rPr>
-          <w:sz w:val="24"/>
-          <w:szCs w:val="24"/>
-        </w:rPr>
-      </w:pPr>
+        <w:t>Framework</w:t>
+      </w:r>
+      <w:r>
+        <w:t>: React + Vite</w:t>
+      </w:r>
+    </w:p>
+    <w:p>
+      <w:r>
+        <w:t>Estructura: HTML</w:t>
+      </w:r>
+    </w:p>
+    <w:p>
       <w:r>
         <w:rPr>
           <w:b/>
           <w:bCs/>
-          <w:sz w:val="24"/>
-          <w:szCs w:val="24"/>
-        </w:rPr>
-        <w:t>Framework</w:t>
-      </w:r>
-      <w:r>
-        <w:rPr>
-          <w:sz w:val="24"/>
-          <w:szCs w:val="24"/>
-        </w:rPr>
-        <w:t>: React + Vite</w:t>
-      </w:r>
-    </w:p>
-    <w:p>
-      <w:pPr>
-        <w:rPr>
-          <w:sz w:val="24"/>
-          <w:szCs w:val="24"/>
-        </w:rPr>
-      </w:pPr>
-      <w:r>
-        <w:rPr>
-          <w:b/>
-          <w:bCs/>
-          <w:sz w:val="24"/>
-          <w:szCs w:val="24"/>
-        </w:rPr>
-        <w:t>Estructura</w:t>
-      </w:r>
-      <w:r>
-        <w:rPr>
-          <w:sz w:val="24"/>
-          <w:szCs w:val="24"/>
-        </w:rPr>
-        <w:t>: HTML</w:t>
-      </w:r>
-    </w:p>
-    <w:p>
-      <w:pPr>
-        <w:rPr>
-          <w:sz w:val="24"/>
-          <w:szCs w:val="24"/>
-        </w:rPr>
-      </w:pPr>
-      <w:r>
-        <w:rPr>
-          <w:b/>
-          <w:bCs/>
-          <w:sz w:val="24"/>
-          <w:szCs w:val="24"/>
         </w:rPr>
         <w:t>Apariencia</w:t>
       </w:r>
       <w:r>
-        <w:rPr>
-          <w:sz w:val="24"/>
-          <w:szCs w:val="24"/>
-        </w:rPr>
         <w:t>: Tailwind + CSS</w:t>
       </w:r>
     </w:p>
     <w:p>
-      <w:pPr>
-        <w:rPr>
-          <w:sz w:val="24"/>
-          <w:szCs w:val="24"/>
-        </w:rPr>
-      </w:pPr>
-      <w:r>
-        <w:rPr>
-          <w:b/>
-          <w:bCs/>
-          <w:sz w:val="24"/>
-          <w:szCs w:val="24"/>
-        </w:rPr>
+      <w:r>
         <w:t>Gestión de datos:</w:t>
       </w:r>
       <w:r>
-        <w:rPr>
-          <w:sz w:val="24"/>
-          <w:szCs w:val="24"/>
-        </w:rPr>
         <w:t xml:space="preserve"> JSON</w:t>
       </w:r>
     </w:p>
     <w:p>
-      <w:pPr>
-        <w:rPr>
-          <w:sz w:val="24"/>
-          <w:szCs w:val="24"/>
-        </w:rPr>
-      </w:pPr>
-      <w:r>
-        <w:rPr>
-          <w:b/>
-          <w:bCs/>
-          <w:sz w:val="24"/>
-          <w:szCs w:val="24"/>
-        </w:rPr>
+      <w:r>
         <w:t>Programación:</w:t>
       </w:r>
       <w:r>
-        <w:rPr>
-          <w:sz w:val="24"/>
-          <w:szCs w:val="24"/>
-        </w:rPr>
         <w:t xml:space="preserve"> JavaScript</w:t>
       </w:r>
     </w:p>
-    <w:p>
-      <w:pPr>
-        <w:rPr>
-          <w:sz w:val="24"/>
-          <w:szCs w:val="24"/>
-        </w:rPr>
-      </w:pPr>
-    </w:p>
-    <w:p>
-      <w:pPr>
-        <w:rPr>
-          <w:sz w:val="24"/>
-          <w:szCs w:val="24"/>
-        </w:rPr>
-      </w:pPr>
-      <w:r>
-        <w:rPr>
-          <w:sz w:val="24"/>
-          <w:szCs w:val="24"/>
-        </w:rPr>
-        <w:t>El apartado de lenguaje de marcas (la web) se creó usando React y por tanto debe ejecutarse en un servidor local de Node.js. Es necesario tener Node.js instalado en el equipo.</w:t>
+    <w:p/>
+    <w:p>
+      <w:r>
+        <w:t>El apa</w:t>
+      </w:r>
+      <w:r>
+        <w:t>rtad</w:t>
+      </w:r>
+      <w:r>
+        <w:t>o de lenguaje de marcas (la web) se creó usando React y por tanto debe ejecutarse en un servidor local de Node.js. Es necesario tener Node.js instalado en el equipo.</w:t>
       </w:r>
     </w:p>
     <w:p>
@@ -3343,31 +2675,15 @@
         </w:rPr>
       </w:pPr>
       <w:r>
-        <w:rPr>
-          <w:sz w:val="24"/>
-          <w:szCs w:val="24"/>
-        </w:rPr>
         <w:t>Para consultar si tiene Node.js instalado, ejecute el sigu</w:t>
       </w:r>
       <w:r>
-        <w:rPr>
-          <w:sz w:val="24"/>
-          <w:szCs w:val="24"/>
-        </w:rPr>
         <w:t>i</w:t>
       </w:r>
       <w:r>
-        <w:rPr>
-          <w:sz w:val="24"/>
-          <w:szCs w:val="24"/>
-        </w:rPr>
         <w:t>ente comando en command prompt:</w:t>
       </w:r>
       <w:r>
-        <w:rPr>
-          <w:sz w:val="24"/>
-          <w:szCs w:val="24"/>
-        </w:rPr>
         <w:t xml:space="preserve"> </w:t>
       </w:r>
       <w:r>
@@ -3382,14 +2698,15 @@
       </w:r>
     </w:p>
     <w:p>
-      <w:pPr>
-        <w:rPr>
-          <w:b/>
-          <w:bCs/>
-          <w:sz w:val="32"/>
-          <w:szCs w:val="32"/>
-        </w:rPr>
-      </w:pPr>
+      <w:r>
+        <w:t>Si no tiene Node.js instalado, descárguelo</w:t>
+      </w:r>
+      <w:r>
+        <w:t xml:space="preserve"> e instálelo</w:t>
+      </w:r>
+      <w:r>
+        <w:t xml:space="preserve"> desde la web oficial: https://nodejs.org/en/download</w:t>
+      </w:r>
     </w:p>
     <w:p>
       <w:pPr>
@@ -3402,17 +2719,7 @@
       <w:bookmarkEnd w:id="5"/>
     </w:p>
     <w:p>
-      <w:pPr>
-        <w:rPr>
-          <w:sz w:val="24"/>
-          <w:szCs w:val="24"/>
-        </w:rPr>
-      </w:pPr>
-      <w:r>
-        <w:rPr>
-          <w:sz w:val="24"/>
-          <w:szCs w:val="24"/>
-        </w:rPr>
+      <w:r>
         <w:t>El menú de inicio tiene los siguientes diseños:</w:t>
       </w:r>
     </w:p>
@@ -3427,12 +2734,6 @@
       <w:bookmarkEnd w:id="6"/>
     </w:p>
     <w:p>
-      <w:pPr>
-        <w:rPr>
-          <w:sz w:val="24"/>
-          <w:szCs w:val="24"/>
-        </w:rPr>
-      </w:pPr>
       <w:r>
         <w:rPr>
           <w:noProof/>
@@ -3490,12 +2791,6 @@
       <w:bookmarkEnd w:id="7"/>
     </w:p>
     <w:p>
-      <w:pPr>
-        <w:rPr>
-          <w:sz w:val="24"/>
-          <w:szCs w:val="24"/>
-        </w:rPr>
-      </w:pPr>
       <w:r>
         <w:rPr>
           <w:noProof/>
@@ -3538,17 +2833,7 @@
       </w:r>
     </w:p>
     <w:p>
-      <w:pPr>
-        <w:rPr>
-          <w:sz w:val="24"/>
-          <w:szCs w:val="24"/>
-        </w:rPr>
-      </w:pPr>
-      <w:r>
-        <w:rPr>
-          <w:sz w:val="24"/>
-          <w:szCs w:val="24"/>
-        </w:rPr>
+      <w:r>
         <w:br w:type="page"/>
       </w:r>
     </w:p>
@@ -3564,12 +2849,6 @@
       <w:bookmarkEnd w:id="8"/>
     </w:p>
     <w:p>
-      <w:pPr>
-        <w:rPr>
-          <w:sz w:val="24"/>
-          <w:szCs w:val="24"/>
-        </w:rPr>
-      </w:pPr>
       <w:r>
         <w:rPr>
           <w:noProof/>
@@ -3612,21 +2891,7 @@
       </w:r>
     </w:p>
     <w:p>
-      <w:pPr>
-        <w:rPr>
-          <w:b/>
-          <w:bCs/>
-          <w:sz w:val="32"/>
-          <w:szCs w:val="32"/>
-        </w:rPr>
-      </w:pPr>
-      <w:r>
-        <w:rPr>
-          <w:b/>
-          <w:bCs/>
-          <w:sz w:val="32"/>
-          <w:szCs w:val="32"/>
-        </w:rPr>
+      <w:r>
         <w:br w:type="page"/>
       </w:r>
     </w:p>
@@ -3642,57 +2907,21 @@
       <w:bookmarkEnd w:id="9"/>
     </w:p>
     <w:p>
-      <w:pPr>
-        <w:rPr>
-          <w:sz w:val="24"/>
-          <w:szCs w:val="24"/>
-        </w:rPr>
-      </w:pPr>
-      <w:r>
-        <w:rPr>
-          <w:sz w:val="24"/>
-          <w:szCs w:val="24"/>
-        </w:rPr>
+      <w:r>
         <w:t>1. Descargar el .zip del repositorio.</w:t>
       </w:r>
     </w:p>
     <w:p>
-      <w:pPr>
-        <w:rPr>
-          <w:sz w:val="24"/>
-          <w:szCs w:val="24"/>
-        </w:rPr>
-      </w:pPr>
-      <w:r>
-        <w:rPr>
-          <w:sz w:val="24"/>
-          <w:szCs w:val="24"/>
-        </w:rPr>
+      <w:r>
         <w:t>2. Extraer el zip.</w:t>
       </w:r>
     </w:p>
     <w:p>
-      <w:pPr>
-        <w:rPr>
-          <w:sz w:val="24"/>
-          <w:szCs w:val="24"/>
-        </w:rPr>
-      </w:pPr>
-      <w:r>
-        <w:rPr>
-          <w:sz w:val="24"/>
-          <w:szCs w:val="24"/>
-        </w:rPr>
+      <w:r>
         <w:t>3. Desde un command prompt (recomendado el de vscode), ubicarse en el directorio "web2.0".</w:t>
       </w:r>
     </w:p>
     <w:p>
-      <w:pPr>
-        <w:rPr>
-          <w:sz w:val="24"/>
-          <w:szCs w:val="24"/>
-        </w:rPr>
-      </w:pPr>
       <w:r>
         <w:rPr>
           <w:noProof/>
@@ -3748,57 +2977,27 @@
       </w:r>
     </w:p>
     <w:p>
-      <w:pPr>
+      <w:r>
+        <w:t>4. Ejecutar el siguiente comando:</w:t>
+      </w:r>
+    </w:p>
+    <w:p>
+      <w:pPr>
+        <w:pStyle w:val="codigo"/>
+      </w:pPr>
+      <w:r>
         <w:rPr>
-          <w:sz w:val="24"/>
-          <w:szCs w:val="24"/>
-        </w:rPr>
-      </w:pPr>
-      <w:r>
-        <w:rPr>
-          <w:sz w:val="24"/>
-          <w:szCs w:val="24"/>
-        </w:rPr>
-        <w:t>4. Ejecutar el siguiente comando:</w:t>
-      </w:r>
-    </w:p>
-    <w:p>
-      <w:pPr>
-        <w:pStyle w:val="codigo"/>
-        <w:rPr>
-          <w:rFonts w:ascii="Consolas" w:hAnsi="Consolas"/>
-        </w:rPr>
-      </w:pPr>
-      <w:r>
-        <w:rPr>
-          <w:rFonts w:ascii="Consolas" w:hAnsi="Consolas"/>
           <w:highlight w:val="lightGray"/>
         </w:rPr>
         <w:t>npm run dev</w:t>
       </w:r>
     </w:p>
     <w:p>
-      <w:pPr>
-        <w:rPr>
-          <w:sz w:val="24"/>
-          <w:szCs w:val="24"/>
-        </w:rPr>
-      </w:pPr>
-      <w:r>
-        <w:rPr>
-          <w:sz w:val="24"/>
-          <w:szCs w:val="24"/>
-        </w:rPr>
+      <w:r>
         <w:t>5. Hacer click en el enlace que aparece en el cmd. Si no deja hacer click, puede copiar y pegar el enlace en su navegador.</w:t>
       </w:r>
     </w:p>
     <w:p>
-      <w:pPr>
-        <w:rPr>
-          <w:sz w:val="24"/>
-          <w:szCs w:val="24"/>
-        </w:rPr>
-      </w:pPr>
       <w:r>
         <w:rPr>
           <w:noProof/>
@@ -3841,21 +3040,7 @@
       </w:r>
     </w:p>
     <w:p>
-      <w:pPr>
-        <w:rPr>
-          <w:b/>
-          <w:bCs/>
-          <w:sz w:val="32"/>
-          <w:szCs w:val="32"/>
-        </w:rPr>
-      </w:pPr>
-      <w:r>
-        <w:rPr>
-          <w:b/>
-          <w:bCs/>
-          <w:sz w:val="32"/>
-          <w:szCs w:val="32"/>
-        </w:rPr>
+      <w:r>
         <w:br w:type="page"/>
       </w:r>
     </w:p>
@@ -3881,79 +3066,31 @@
       <w:bookmarkEnd w:id="11"/>
     </w:p>
     <w:p>
-      <w:pPr>
-        <w:rPr>
-          <w:sz w:val="24"/>
-          <w:szCs w:val="24"/>
-        </w:rPr>
-      </w:pPr>
-      <w:r>
-        <w:rPr>
-          <w:sz w:val="24"/>
-          <w:szCs w:val="24"/>
-        </w:rPr>
+      <w:r>
         <w:t xml:space="preserve">Los eventos disponibles, lo cuales corresponden a los del apartado de bases de datos, </w:t>
       </w:r>
     </w:p>
     <w:p>
-      <w:pPr>
-        <w:rPr>
-          <w:sz w:val="24"/>
-          <w:szCs w:val="24"/>
-        </w:rPr>
-      </w:pPr>
-      <w:r>
-        <w:rPr>
-          <w:sz w:val="24"/>
-          <w:szCs w:val="24"/>
-        </w:rPr>
+      <w:r>
         <w:t>son registrados en un archivo JSON para evitar redundancia de componentes (no tener que crear un archivo html para cada evento).</w:t>
       </w:r>
     </w:p>
-    <w:p>
-      <w:pPr>
-        <w:rPr>
-          <w:sz w:val="24"/>
-          <w:szCs w:val="24"/>
-          <w:u w:val="single"/>
-        </w:rPr>
-      </w:pPr>
-    </w:p>
-    <w:p>
-      <w:pPr>
-        <w:rPr>
-          <w:sz w:val="24"/>
-          <w:szCs w:val="24"/>
-        </w:rPr>
-      </w:pPr>
-      <w:r>
-        <w:rPr>
-          <w:sz w:val="24"/>
-          <w:szCs w:val="24"/>
-        </w:rPr>
+    <w:p/>
+    <w:p>
+      <w:r>
         <w:t>El JSON está compuesto por objectos, cada uno representando un evento. Cada evento tiene las siguientes propiedades:</w:t>
       </w:r>
       <w:r>
-        <w:rPr>
-          <w:sz w:val="24"/>
-          <w:szCs w:val="24"/>
-        </w:rPr>
         <w:t xml:space="preserve"> </w:t>
       </w:r>
     </w:p>
     <w:p>
-      <w:pPr>
-        <w:rPr>
-          <w:sz w:val="24"/>
-          <w:szCs w:val="24"/>
-        </w:rPr>
-      </w:pPr>
       <w:r>
         <w:rPr>
           <w:noProof/>
         </w:rPr>
         <w:drawing>
-          <wp:inline distT="0" distB="0" distL="0" distR="0" wp14:anchorId="37AC3DA4" wp14:editId="48623456">
+          <wp:inline distT="0" distB="0" distL="0" distR="0" wp14:anchorId="37AC3DA4" wp14:editId="577E0BAF">
             <wp:extent cx="5400040" cy="1916430"/>
             <wp:effectExtent l="0" t="0" r="0" b="7620"/>
             <wp:docPr id="1125118928" name="Imagen 1"/>
@@ -4003,42 +3140,17 @@
       </w:r>
     </w:p>
     <w:p>
-      <w:pPr>
-        <w:rPr>
-          <w:sz w:val="24"/>
-          <w:szCs w:val="24"/>
-        </w:rPr>
-      </w:pPr>
-      <w:r>
-        <w:rPr>
-          <w:sz w:val="24"/>
-          <w:szCs w:val="24"/>
-        </w:rPr>
+      <w:r>
         <w:t>La propiedad "galería" puede ser en algunos caso</w:t>
       </w:r>
       <w:r>
-        <w:rPr>
-          <w:sz w:val="24"/>
-          <w:szCs w:val="24"/>
-        </w:rPr>
         <w:t>s</w:t>
       </w:r>
       <w:r>
-        <w:rPr>
-          <w:sz w:val="24"/>
-          <w:szCs w:val="24"/>
-        </w:rPr>
         <w:t xml:space="preserve"> "null" si el evento aún no tiene una. Lo mismo se aplica al poster, en cuyo caso se usará una imagen temporal.</w:t>
       </w:r>
     </w:p>
-    <w:p>
-      <w:pPr>
-        <w:rPr>
-          <w:sz w:val="24"/>
-          <w:szCs w:val="24"/>
-        </w:rPr>
-      </w:pPr>
-    </w:p>
+    <w:p/>
     <w:p>
       <w:pPr>
         <w:pStyle w:val="Ttulo3"/>
@@ -4050,76 +3162,26 @@
       <w:bookmarkEnd w:id="12"/>
     </w:p>
     <w:p>
-      <w:pPr>
-        <w:rPr>
-          <w:sz w:val="24"/>
-          <w:szCs w:val="24"/>
-        </w:rPr>
-      </w:pPr>
-      <w:r>
-        <w:rPr>
-          <w:sz w:val="24"/>
-          <w:szCs w:val="24"/>
-        </w:rPr>
+      <w:r>
         <w:t xml:space="preserve">Al entrar a cualquier página de la web que muestre eventos, la web hace un bucle iterando por cada evento en el JSON. La función le </w:t>
       </w:r>
     </w:p>
     <w:p>
-      <w:pPr>
-        <w:rPr>
-          <w:sz w:val="24"/>
-          <w:szCs w:val="24"/>
-        </w:rPr>
-      </w:pPr>
-      <w:r>
-        <w:rPr>
-          <w:sz w:val="24"/>
-          <w:szCs w:val="24"/>
-        </w:rPr>
+      <w:r>
         <w:t>pasa el evento junto a sus atributos al componente necesario para que él muestre la información del evento.</w:t>
       </w:r>
     </w:p>
     <w:p>
-      <w:pPr>
-        <w:rPr>
-          <w:b/>
-          <w:bCs/>
-          <w:sz w:val="24"/>
-          <w:szCs w:val="24"/>
-        </w:rPr>
-      </w:pPr>
-      <w:r>
-        <w:rPr>
-          <w:b/>
-          <w:bCs/>
-          <w:sz w:val="24"/>
-          <w:szCs w:val="24"/>
-        </w:rPr>
+      <w:r>
         <w:t>Ejemplo:</w:t>
       </w:r>
     </w:p>
     <w:p>
-      <w:pPr>
-        <w:rPr>
-          <w:sz w:val="24"/>
-          <w:szCs w:val="24"/>
-        </w:rPr>
-      </w:pPr>
-      <w:r>
-        <w:rPr>
-          <w:sz w:val="24"/>
-          <w:szCs w:val="24"/>
-        </w:rPr>
+      <w:r>
         <w:t>Para las tarjetas de evento, la web lee los eventos uno por uno y llama al componente "TarjetaEvento" uno por uno, pasándole 3 parámentros, uno de ellos siendo el objeto evento.</w:t>
       </w:r>
     </w:p>
     <w:p>
-      <w:pPr>
-        <w:rPr>
-          <w:sz w:val="24"/>
-          <w:szCs w:val="24"/>
-        </w:rPr>
-      </w:pPr>
       <w:r>
         <w:rPr>
           <w:noProof/>
@@ -4174,44 +3236,14 @@
         </w:drawing>
       </w:r>
     </w:p>
-    <w:p>
-      <w:pPr>
-        <w:rPr>
-          <w:sz w:val="24"/>
-          <w:szCs w:val="24"/>
-        </w:rPr>
-      </w:pPr>
-    </w:p>
-    <w:p>
-      <w:pPr>
-        <w:rPr>
-          <w:sz w:val="24"/>
-          <w:szCs w:val="24"/>
-        </w:rPr>
-      </w:pPr>
-      <w:r>
-        <w:rPr>
-          <w:sz w:val="24"/>
-          <w:szCs w:val="24"/>
-        </w:rPr>
+    <w:p/>
+    <w:p>
+      <w:r>
         <w:t>El componente recibe el parámetro del evento. Este es un objeto que contiene todas las propiedades disponibles del archivo JSON.</w:t>
       </w:r>
     </w:p>
-    <w:p>
-      <w:pPr>
-        <w:rPr>
-          <w:sz w:val="24"/>
-          <w:szCs w:val="24"/>
-        </w:rPr>
-      </w:pPr>
-    </w:p>
-    <w:p>
-      <w:pPr>
-        <w:rPr>
-          <w:sz w:val="24"/>
-          <w:szCs w:val="24"/>
-        </w:rPr>
-      </w:pPr>
+    <w:p/>
+    <w:p>
       <w:r>
         <w:rPr>
           <w:noProof/>
@@ -4266,14 +3298,7 @@
         </w:drawing>
       </w:r>
     </w:p>
-    <w:p>
-      <w:pPr>
-        <w:rPr>
-          <w:sz w:val="24"/>
-          <w:szCs w:val="24"/>
-        </w:rPr>
-      </w:pPr>
-    </w:p>
+    <w:p/>
     <w:p>
       <w:pPr>
         <w:pStyle w:val="Ttulo3"/>
@@ -4285,64 +3310,24 @@
       <w:bookmarkEnd w:id="13"/>
     </w:p>
     <w:p>
-      <w:pPr>
-        <w:rPr>
-          <w:sz w:val="24"/>
-          <w:szCs w:val="24"/>
-        </w:rPr>
-      </w:pPr>
-      <w:r>
-        <w:rPr>
-          <w:sz w:val="24"/>
-          <w:szCs w:val="24"/>
-        </w:rPr>
+      <w:r>
         <w:t>Para mostrar el color característico del evento (el cual depende de la categoría), la web lee la propiedad de "categoría" en el evento, y</w:t>
       </w:r>
     </w:p>
     <w:p>
-      <w:pPr>
-        <w:rPr>
-          <w:sz w:val="24"/>
-          <w:szCs w:val="24"/>
-        </w:rPr>
-      </w:pPr>
-      <w:r>
-        <w:rPr>
-          <w:sz w:val="24"/>
-          <w:szCs w:val="24"/>
-        </w:rPr>
+      <w:r>
         <w:t>dependiendo de cúal es, se le asignará un color. Para lograr esto, existe una función JavaScript que devuelve un color dependiendo de la categoría dada.</w:t>
       </w:r>
     </w:p>
     <w:p>
-      <w:pPr>
-        <w:rPr>
-          <w:sz w:val="24"/>
-          <w:szCs w:val="24"/>
-        </w:rPr>
-      </w:pPr>
-      <w:r>
-        <w:rPr>
-          <w:sz w:val="24"/>
-          <w:szCs w:val="24"/>
-        </w:rPr>
+      <w:r>
         <w:t>En el archivo CSS se almacenan unas variables de colores para poder aplicarlos con facilidad a lo largo del proyecto con tailwind.</w:t>
       </w:r>
       <w:r>
-        <w:rPr>
-          <w:sz w:val="24"/>
-          <w:szCs w:val="24"/>
-        </w:rPr>
         <w:t xml:space="preserve"> Los colores están en formato “oklch”. </w:t>
       </w:r>
     </w:p>
     <w:p>
-      <w:pPr>
-        <w:rPr>
-          <w:sz w:val="24"/>
-          <w:szCs w:val="24"/>
-        </w:rPr>
-      </w:pPr>
       <w:r>
         <w:rPr>
           <w:noProof/>
@@ -4384,57 +3369,13 @@
         </w:drawing>
       </w:r>
     </w:p>
-    <w:p>
-      <w:pPr>
-        <w:rPr>
-          <w:sz w:val="24"/>
-          <w:szCs w:val="24"/>
-        </w:rPr>
-      </w:pPr>
-    </w:p>
-    <w:p>
-      <w:pPr>
-        <w:rPr>
-          <w:sz w:val="24"/>
-          <w:szCs w:val="24"/>
-        </w:rPr>
-      </w:pPr>
-      <w:r>
-        <w:rPr>
-          <w:sz w:val="24"/>
-          <w:szCs w:val="24"/>
-        </w:rPr>
-        <w:t>Para crear un</w:t>
-      </w:r>
-      <w:r>
-        <w:rPr>
-          <w:sz w:val="24"/>
-          <w:szCs w:val="24"/>
-        </w:rPr>
-        <w:t>a variable de</w:t>
-      </w:r>
-      <w:r>
-        <w:rPr>
-          <w:sz w:val="24"/>
-          <w:szCs w:val="24"/>
-        </w:rPr>
-        <w:t xml:space="preserve"> color solo hay que poner una línea</w:t>
-      </w:r>
-      <w:r>
-        <w:rPr>
-          <w:sz w:val="24"/>
-          <w:szCs w:val="24"/>
-        </w:rPr>
-        <w:t xml:space="preserve"> así:</w:t>
-      </w:r>
-    </w:p>
-    <w:p>
-      <w:pPr>
-        <w:rPr>
-          <w:sz w:val="24"/>
-          <w:szCs w:val="24"/>
-        </w:rPr>
-      </w:pPr>
+    <w:p/>
+    <w:p>
+      <w:r>
+        <w:t>Para crear una variable de color solo hay que poner una línea así:</w:t>
+      </w:r>
+    </w:p>
+    <w:p>
       <w:r>
         <w:rPr>
           <w:noProof/>
@@ -4477,62 +3418,22 @@
       </w:r>
     </w:p>
     <w:p>
-      <w:pPr>
-        <w:rPr>
-          <w:sz w:val="24"/>
-          <w:szCs w:val="24"/>
-        </w:rPr>
-      </w:pPr>
-      <w:r>
-        <w:rPr>
-          <w:sz w:val="24"/>
-          <w:szCs w:val="24"/>
-        </w:rPr>
+      <w:r>
         <w:t>Para usar una variable de color solo hay que poner el nombre de dicho color donde se quiera aplicar junto a tailwind.</w:t>
       </w:r>
     </w:p>
     <w:p>
-      <w:pPr>
-        <w:rPr>
-          <w:b/>
-          <w:bCs/>
-          <w:sz w:val="24"/>
-          <w:szCs w:val="24"/>
-        </w:rPr>
-      </w:pPr>
-      <w:r>
-        <w:rPr>
-          <w:b/>
-          <w:bCs/>
-          <w:sz w:val="24"/>
-          <w:szCs w:val="24"/>
-        </w:rPr>
+      <w:r>
         <w:lastRenderedPageBreak/>
         <w:t>Ejemplo:</w:t>
       </w:r>
     </w:p>
     <w:p>
-      <w:pPr>
-        <w:rPr>
-          <w:sz w:val="24"/>
-          <w:szCs w:val="24"/>
-        </w:rPr>
-      </w:pPr>
-      <w:r>
-        <w:rPr>
-          <w:sz w:val="24"/>
-          <w:szCs w:val="24"/>
-        </w:rPr>
+      <w:r>
         <w:t>Código:</w:t>
       </w:r>
     </w:p>
     <w:p>
-      <w:pPr>
-        <w:rPr>
-          <w:sz w:val="24"/>
-          <w:szCs w:val="24"/>
-        </w:rPr>
-      </w:pPr>
       <w:r>
         <w:rPr>
           <w:noProof/>
@@ -4575,27 +3476,11 @@
       </w:r>
     </w:p>
     <w:p>
-      <w:pPr>
-        <w:rPr>
-          <w:sz w:val="24"/>
-          <w:szCs w:val="24"/>
-        </w:rPr>
-      </w:pPr>
-      <w:r>
-        <w:rPr>
-          <w:sz w:val="24"/>
-          <w:szCs w:val="24"/>
-        </w:rPr>
+      <w:r>
         <w:t>Resultado:</w:t>
       </w:r>
     </w:p>
     <w:p>
-      <w:pPr>
-        <w:rPr>
-          <w:sz w:val="24"/>
-          <w:szCs w:val="24"/>
-        </w:rPr>
-      </w:pPr>
       <w:r>
         <w:rPr>
           <w:noProof/>
@@ -4644,74 +3529,30 @@
       </w:r>
     </w:p>
     <w:p>
-      <w:pPr>
-        <w:rPr>
-          <w:sz w:val="24"/>
-          <w:szCs w:val="24"/>
-        </w:rPr>
-      </w:pPr>
-      <w:r>
-        <w:rPr>
-          <w:sz w:val="24"/>
-          <w:szCs w:val="24"/>
-        </w:rPr>
+      <w:r>
         <w:t xml:space="preserve">Para más información sobre variables de colores en </w:t>
       </w:r>
       <w:r>
-        <w:rPr>
-          <w:sz w:val="24"/>
-          <w:szCs w:val="24"/>
-        </w:rPr>
         <w:t>T</w:t>
       </w:r>
       <w:r>
-        <w:rPr>
-          <w:sz w:val="24"/>
-          <w:szCs w:val="24"/>
-        </w:rPr>
         <w:t xml:space="preserve">ailwind, consulte su </w:t>
       </w:r>
       <w:hyperlink r:id="rId20" w:history="1">
         <w:r>
           <w:rPr>
             <w:rStyle w:val="Hipervnculo"/>
-            <w:sz w:val="24"/>
-            <w:szCs w:val="24"/>
           </w:rPr>
           <w:t>documentación</w:t>
         </w:r>
       </w:hyperlink>
       <w:r>
-        <w:rPr>
-          <w:sz w:val="24"/>
-          <w:szCs w:val="24"/>
-        </w:rPr>
         <w:t>.</w:t>
       </w:r>
     </w:p>
-    <w:p>
-      <w:pPr>
-        <w:rPr>
-          <w:sz w:val="24"/>
-          <w:szCs w:val="24"/>
-        </w:rPr>
-      </w:pPr>
-    </w:p>
-    <w:p>
-      <w:pPr>
-        <w:rPr>
-          <w:sz w:val="24"/>
-          <w:szCs w:val="24"/>
-        </w:rPr>
-      </w:pPr>
-    </w:p>
-    <w:p>
-      <w:pPr>
-        <w:rPr>
-          <w:sz w:val="24"/>
-          <w:szCs w:val="24"/>
-        </w:rPr>
-      </w:pPr>
+    <w:p/>
+    <w:p/>
+    <w:p>
       <w:r>
         <w:rPr>
           <w:noProof/>
@@ -4767,47 +3608,16 @@
       </w:r>
     </w:p>
     <w:p>
-      <w:pPr>
-        <w:rPr>
-          <w:sz w:val="24"/>
-          <w:szCs w:val="24"/>
-        </w:rPr>
-      </w:pPr>
-      <w:r>
-        <w:rPr>
-          <w:sz w:val="24"/>
-          <w:szCs w:val="24"/>
-        </w:rPr>
+      <w:r>
         <w:t>Este sistema aporta una gran facilidad a la hora de crear eventos nuevos.</w:t>
       </w:r>
     </w:p>
-    <w:p>
-      <w:pPr>
-        <w:rPr>
-          <w:sz w:val="24"/>
-          <w:szCs w:val="24"/>
-        </w:rPr>
-      </w:pPr>
-    </w:p>
-    <w:p>
-      <w:pPr>
-        <w:rPr>
-          <w:sz w:val="24"/>
-          <w:szCs w:val="24"/>
-        </w:rPr>
-      </w:pPr>
-      <w:r>
-        <w:rPr>
-          <w:sz w:val="24"/>
-          <w:szCs w:val="24"/>
-        </w:rPr>
+    <w:p/>
+    <w:p>
+      <w:r>
         <w:tab/>
       </w:r>
       <w:r>
-        <w:rPr>
-          <w:sz w:val="24"/>
-          <w:szCs w:val="24"/>
-        </w:rPr>
         <w:br w:type="page"/>
       </w:r>
     </w:p>
@@ -4858,12 +3668,6 @@
       <w:bookmarkEnd w:id="15"/>
     </w:p>
     <w:p>
-      <w:pPr>
-        <w:rPr>
-          <w:sz w:val="24"/>
-          <w:szCs w:val="24"/>
-        </w:rPr>
-      </w:pPr>
       <w:r>
         <w:rPr>
           <w:noProof/>
@@ -4905,14 +3709,7 @@
         </w:drawing>
       </w:r>
     </w:p>
-    <w:p>
-      <w:pPr>
-        <w:rPr>
-          <w:sz w:val="24"/>
-          <w:szCs w:val="24"/>
-        </w:rPr>
-      </w:pPr>
-    </w:p>
+    <w:p/>
     <w:p>
       <w:pPr>
         <w:pStyle w:val="Ttulo2"/>
@@ -4946,17 +3743,7 @@
       </w:r>
     </w:p>
     <w:p>
-      <w:pPr>
-        <w:rPr>
-          <w:sz w:val="24"/>
-          <w:szCs w:val="24"/>
-        </w:rPr>
-      </w:pPr>
-      <w:r>
-        <w:rPr>
-          <w:sz w:val="24"/>
-          <w:szCs w:val="24"/>
-        </w:rPr>
+      <w:r>
         <w:t>Contiene:</w:t>
       </w:r>
     </w:p>
@@ -4967,16 +3754,8 @@
           <w:ilvl w:val="0"/>
           <w:numId w:val="2"/>
         </w:numPr>
-        <w:rPr>
-          <w:sz w:val="24"/>
-          <w:szCs w:val="24"/>
-        </w:rPr>
-      </w:pPr>
-      <w:r>
-        <w:rPr>
-          <w:sz w:val="24"/>
-          <w:szCs w:val="24"/>
-        </w:rPr>
+      </w:pPr>
+      <w:r>
         <w:t>ID del usuario</w:t>
       </w:r>
     </w:p>
@@ -4987,16 +3766,8 @@
           <w:ilvl w:val="0"/>
           <w:numId w:val="2"/>
         </w:numPr>
-        <w:rPr>
-          <w:sz w:val="24"/>
-          <w:szCs w:val="24"/>
-        </w:rPr>
-      </w:pPr>
-      <w:r>
-        <w:rPr>
-          <w:sz w:val="24"/>
-          <w:szCs w:val="24"/>
-        </w:rPr>
+      </w:pPr>
+      <w:r>
         <w:t>Nombre del usuario</w:t>
       </w:r>
     </w:p>
@@ -5007,16 +3778,8 @@
           <w:ilvl w:val="0"/>
           <w:numId w:val="2"/>
         </w:numPr>
-        <w:rPr>
-          <w:sz w:val="24"/>
-          <w:szCs w:val="24"/>
-        </w:rPr>
-      </w:pPr>
-      <w:r>
-        <w:rPr>
-          <w:sz w:val="24"/>
-          <w:szCs w:val="24"/>
-        </w:rPr>
+      </w:pPr>
+      <w:r>
         <w:t>Email del usuario</w:t>
       </w:r>
     </w:p>
@@ -5027,41 +3790,17 @@
           <w:ilvl w:val="0"/>
           <w:numId w:val="2"/>
         </w:numPr>
-        <w:rPr>
-          <w:sz w:val="24"/>
-          <w:szCs w:val="24"/>
-        </w:rPr>
-      </w:pPr>
-      <w:r>
-        <w:rPr>
-          <w:sz w:val="24"/>
-          <w:szCs w:val="24"/>
-        </w:rPr>
+      </w:pPr>
+      <w:r>
         <w:t>Contraseña del usuario</w:t>
       </w:r>
     </w:p>
     <w:p>
-      <w:pPr>
-        <w:rPr>
-          <w:sz w:val="24"/>
-          <w:szCs w:val="24"/>
-        </w:rPr>
-      </w:pPr>
-      <w:r>
-        <w:rPr>
-          <w:sz w:val="24"/>
-          <w:szCs w:val="24"/>
-        </w:rPr>
+      <w:r>
         <w:t>Su clave principal es el ID de usuario</w:t>
       </w:r>
     </w:p>
     <w:p>
-      <w:pPr>
-        <w:rPr>
-          <w:sz w:val="24"/>
-          <w:szCs w:val="24"/>
-        </w:rPr>
-      </w:pPr>
       <w:r>
         <w:rPr>
           <w:noProof/>
@@ -5104,14 +3843,7 @@
         </w:drawing>
       </w:r>
     </w:p>
-    <w:p>
-      <w:pPr>
-        <w:rPr>
-          <w:sz w:val="24"/>
-          <w:szCs w:val="24"/>
-        </w:rPr>
-      </w:pPr>
-    </w:p>
+    <w:p/>
     <w:p>
       <w:pPr>
         <w:pStyle w:val="Ttulo4"/>
@@ -5121,17 +3853,7 @@
       </w:r>
     </w:p>
     <w:p>
-      <w:pPr>
-        <w:rPr>
-          <w:sz w:val="24"/>
-          <w:szCs w:val="24"/>
-        </w:rPr>
-      </w:pPr>
-      <w:r>
-        <w:rPr>
-          <w:sz w:val="24"/>
-          <w:szCs w:val="24"/>
-        </w:rPr>
+      <w:r>
         <w:t>Contiene:</w:t>
       </w:r>
     </w:p>
@@ -5142,16 +3864,8 @@
           <w:ilvl w:val="0"/>
           <w:numId w:val="2"/>
         </w:numPr>
-        <w:rPr>
-          <w:sz w:val="24"/>
-          <w:szCs w:val="24"/>
-        </w:rPr>
-      </w:pPr>
-      <w:r>
-        <w:rPr>
-          <w:sz w:val="24"/>
-          <w:szCs w:val="24"/>
-        </w:rPr>
+      </w:pPr>
+      <w:r>
         <w:t>ID del evento</w:t>
       </w:r>
     </w:p>
@@ -5162,16 +3876,8 @@
           <w:ilvl w:val="0"/>
           <w:numId w:val="2"/>
         </w:numPr>
-        <w:rPr>
-          <w:sz w:val="24"/>
-          <w:szCs w:val="24"/>
-        </w:rPr>
-      </w:pPr>
-      <w:r>
-        <w:rPr>
-          <w:sz w:val="24"/>
-          <w:szCs w:val="24"/>
-        </w:rPr>
+      </w:pPr>
+      <w:r>
         <w:t>Fecha del evento</w:t>
       </w:r>
     </w:p>
@@ -5182,16 +3888,8 @@
           <w:ilvl w:val="0"/>
           <w:numId w:val="2"/>
         </w:numPr>
-        <w:rPr>
-          <w:sz w:val="24"/>
-          <w:szCs w:val="24"/>
-        </w:rPr>
-      </w:pPr>
-      <w:r>
-        <w:rPr>
-          <w:sz w:val="24"/>
-          <w:szCs w:val="24"/>
-        </w:rPr>
+      </w:pPr>
+      <w:r>
         <w:t>Título del evento</w:t>
       </w:r>
     </w:p>
@@ -5202,16 +3900,8 @@
           <w:ilvl w:val="0"/>
           <w:numId w:val="2"/>
         </w:numPr>
-        <w:rPr>
-          <w:sz w:val="24"/>
-          <w:szCs w:val="24"/>
-        </w:rPr>
-      </w:pPr>
-      <w:r>
-        <w:rPr>
-          <w:sz w:val="24"/>
-          <w:szCs w:val="24"/>
-        </w:rPr>
+      </w:pPr>
+      <w:r>
         <w:t>Ubicación del evento</w:t>
       </w:r>
     </w:p>
@@ -5222,41 +3912,17 @@
           <w:ilvl w:val="0"/>
           <w:numId w:val="2"/>
         </w:numPr>
-        <w:rPr>
-          <w:sz w:val="24"/>
-          <w:szCs w:val="24"/>
-        </w:rPr>
-      </w:pPr>
-      <w:r>
-        <w:rPr>
-          <w:sz w:val="24"/>
-          <w:szCs w:val="24"/>
-        </w:rPr>
+      </w:pPr>
+      <w:r>
         <w:t>Descripción del evento</w:t>
       </w:r>
     </w:p>
     <w:p>
-      <w:pPr>
-        <w:rPr>
-          <w:sz w:val="24"/>
-          <w:szCs w:val="24"/>
-        </w:rPr>
-      </w:pPr>
-      <w:r>
-        <w:rPr>
-          <w:sz w:val="24"/>
-          <w:szCs w:val="24"/>
-        </w:rPr>
+      <w:r>
         <w:t>La clave principal es de ID del evento</w:t>
       </w:r>
     </w:p>
     <w:p>
-      <w:pPr>
-        <w:rPr>
-          <w:sz w:val="24"/>
-          <w:szCs w:val="24"/>
-        </w:rPr>
-      </w:pPr>
       <w:r>
         <w:rPr>
           <w:noProof/>
@@ -5299,17 +3965,7 @@
       </w:r>
     </w:p>
     <w:p>
-      <w:pPr>
-        <w:rPr>
-          <w:sz w:val="24"/>
-          <w:szCs w:val="24"/>
-        </w:rPr>
-      </w:pPr>
-      <w:r>
-        <w:rPr>
-          <w:sz w:val="24"/>
-          <w:szCs w:val="24"/>
-        </w:rPr>
+      <w:r>
         <w:br w:type="page"/>
       </w:r>
     </w:p>
@@ -5323,17 +3979,7 @@
       </w:r>
     </w:p>
     <w:p>
-      <w:pPr>
-        <w:rPr>
-          <w:sz w:val="24"/>
-          <w:szCs w:val="24"/>
-        </w:rPr>
-      </w:pPr>
-      <w:r>
-        <w:rPr>
-          <w:sz w:val="24"/>
-          <w:szCs w:val="24"/>
-        </w:rPr>
+      <w:r>
         <w:t>Contiene:</w:t>
       </w:r>
     </w:p>
@@ -5344,16 +3990,8 @@
           <w:ilvl w:val="0"/>
           <w:numId w:val="2"/>
         </w:numPr>
-        <w:rPr>
-          <w:sz w:val="24"/>
-          <w:szCs w:val="24"/>
-        </w:rPr>
-      </w:pPr>
-      <w:r>
-        <w:rPr>
-          <w:sz w:val="24"/>
-          <w:szCs w:val="24"/>
-        </w:rPr>
+      </w:pPr>
+      <w:r>
         <w:t>ID de la galería</w:t>
       </w:r>
     </w:p>
@@ -5364,16 +4002,8 @@
           <w:ilvl w:val="0"/>
           <w:numId w:val="2"/>
         </w:numPr>
-        <w:rPr>
-          <w:sz w:val="24"/>
-          <w:szCs w:val="24"/>
-        </w:rPr>
-      </w:pPr>
-      <w:r>
-        <w:rPr>
-          <w:sz w:val="24"/>
-          <w:szCs w:val="24"/>
-        </w:rPr>
+      </w:pPr>
+      <w:r>
         <w:t>Título de la galería</w:t>
       </w:r>
     </w:p>
@@ -5384,71 +4014,31 @@
           <w:ilvl w:val="0"/>
           <w:numId w:val="2"/>
         </w:numPr>
-        <w:rPr>
-          <w:sz w:val="24"/>
-          <w:szCs w:val="24"/>
-        </w:rPr>
-      </w:pPr>
-      <w:r>
-        <w:rPr>
-          <w:sz w:val="24"/>
-          <w:szCs w:val="24"/>
-        </w:rPr>
+      </w:pPr>
+      <w:r>
         <w:t>ID del evento</w:t>
       </w:r>
     </w:p>
     <w:p>
       <w:pPr>
         <w:pStyle w:val="Prrafodelista"/>
-        <w:rPr>
-          <w:sz w:val="24"/>
-          <w:szCs w:val="24"/>
-        </w:rPr>
-      </w:pPr>
-    </w:p>
-    <w:p>
-      <w:pPr>
-        <w:rPr>
-          <w:sz w:val="24"/>
-          <w:szCs w:val="24"/>
-        </w:rPr>
-      </w:pPr>
-      <w:r>
-        <w:rPr>
-          <w:sz w:val="24"/>
-          <w:szCs w:val="24"/>
-        </w:rPr>
+      </w:pPr>
+    </w:p>
+    <w:p>
+      <w:r>
         <w:t>La clave principal es el ID de la galería</w:t>
       </w:r>
       <w:r>
-        <w:rPr>
-          <w:sz w:val="24"/>
-          <w:szCs w:val="24"/>
-        </w:rPr>
         <w:t xml:space="preserve">. Tiene como clave foránea el ID de un </w:t>
       </w:r>
       <w:r>
-        <w:rPr>
-          <w:sz w:val="24"/>
-          <w:szCs w:val="24"/>
-        </w:rPr>
         <w:t>evento</w:t>
       </w:r>
       <w:r>
-        <w:rPr>
-          <w:sz w:val="24"/>
-          <w:szCs w:val="24"/>
-        </w:rPr>
         <w:t>.</w:t>
       </w:r>
     </w:p>
     <w:p>
-      <w:pPr>
-        <w:rPr>
-          <w:sz w:val="24"/>
-          <w:szCs w:val="24"/>
-        </w:rPr>
-      </w:pPr>
       <w:r>
         <w:rPr>
           <w:noProof/>
@@ -5499,17 +4089,7 @@
       </w:r>
     </w:p>
     <w:p>
-      <w:pPr>
-        <w:rPr>
-          <w:sz w:val="24"/>
-          <w:szCs w:val="24"/>
-        </w:rPr>
-      </w:pPr>
-      <w:r>
-        <w:rPr>
-          <w:sz w:val="24"/>
-          <w:szCs w:val="24"/>
-        </w:rPr>
+      <w:r>
         <w:t>Contiene:</w:t>
       </w:r>
     </w:p>
@@ -5520,16 +4100,8 @@
           <w:ilvl w:val="0"/>
           <w:numId w:val="2"/>
         </w:numPr>
-        <w:rPr>
-          <w:sz w:val="24"/>
-          <w:szCs w:val="24"/>
-        </w:rPr>
-      </w:pPr>
-      <w:r>
-        <w:rPr>
-          <w:sz w:val="24"/>
-          <w:szCs w:val="24"/>
-        </w:rPr>
+      </w:pPr>
+      <w:r>
         <w:t>ID de la imagen</w:t>
       </w:r>
     </w:p>
@@ -5540,16 +4112,8 @@
           <w:ilvl w:val="0"/>
           <w:numId w:val="2"/>
         </w:numPr>
-        <w:rPr>
-          <w:sz w:val="24"/>
-          <w:szCs w:val="24"/>
-        </w:rPr>
-      </w:pPr>
-      <w:r>
-        <w:rPr>
-          <w:sz w:val="24"/>
-          <w:szCs w:val="24"/>
-        </w:rPr>
+      </w:pPr>
+      <w:r>
         <w:t>Título de la imagen</w:t>
       </w:r>
     </w:p>
@@ -5560,16 +4124,8 @@
           <w:ilvl w:val="0"/>
           <w:numId w:val="2"/>
         </w:numPr>
-        <w:rPr>
-          <w:sz w:val="24"/>
-          <w:szCs w:val="24"/>
-        </w:rPr>
-      </w:pPr>
-      <w:r>
-        <w:rPr>
-          <w:sz w:val="24"/>
-          <w:szCs w:val="24"/>
-        </w:rPr>
+      </w:pPr>
+      <w:r>
         <w:t>Imagen</w:t>
       </w:r>
     </w:p>
@@ -5580,41 +4136,17 @@
           <w:ilvl w:val="0"/>
           <w:numId w:val="2"/>
         </w:numPr>
-        <w:rPr>
-          <w:sz w:val="24"/>
-          <w:szCs w:val="24"/>
-        </w:rPr>
-      </w:pPr>
-      <w:r>
-        <w:rPr>
-          <w:sz w:val="24"/>
-          <w:szCs w:val="24"/>
-        </w:rPr>
+      </w:pPr>
+      <w:r>
         <w:t>ID de la galería a la que pertenece la imagen</w:t>
       </w:r>
     </w:p>
     <w:p>
-      <w:pPr>
-        <w:rPr>
-          <w:sz w:val="24"/>
-          <w:szCs w:val="24"/>
-        </w:rPr>
-      </w:pPr>
-      <w:r>
-        <w:rPr>
-          <w:sz w:val="24"/>
-          <w:szCs w:val="24"/>
-        </w:rPr>
+      <w:r>
         <w:t>Tiene como clave principal el ID de la imagen. Tiene una clave foránea que toma como referencia un ID de galería.</w:t>
       </w:r>
     </w:p>
     <w:p>
-      <w:pPr>
-        <w:rPr>
-          <w:sz w:val="24"/>
-          <w:szCs w:val="24"/>
-        </w:rPr>
-      </w:pPr>
       <w:r>
         <w:rPr>
           <w:noProof/>
@@ -5657,17 +4189,7 @@
       </w:r>
     </w:p>
     <w:p>
-      <w:pPr>
-        <w:rPr>
-          <w:sz w:val="24"/>
-          <w:szCs w:val="24"/>
-        </w:rPr>
-      </w:pPr>
-      <w:r>
-        <w:rPr>
-          <w:sz w:val="24"/>
-          <w:szCs w:val="24"/>
-        </w:rPr>
+      <w:r>
         <w:br w:type="page"/>
       </w:r>
     </w:p>
@@ -5681,17 +4203,7 @@
       </w:r>
     </w:p>
     <w:p>
-      <w:pPr>
-        <w:rPr>
-          <w:sz w:val="24"/>
-          <w:szCs w:val="24"/>
-        </w:rPr>
-      </w:pPr>
-      <w:r>
-        <w:rPr>
-          <w:sz w:val="24"/>
-          <w:szCs w:val="24"/>
-        </w:rPr>
+      <w:r>
         <w:t>Contiene:</w:t>
       </w:r>
     </w:p>
@@ -5702,16 +4214,8 @@
           <w:ilvl w:val="0"/>
           <w:numId w:val="2"/>
         </w:numPr>
-        <w:rPr>
-          <w:sz w:val="24"/>
-          <w:szCs w:val="24"/>
-        </w:rPr>
-      </w:pPr>
-      <w:r>
-        <w:rPr>
-          <w:sz w:val="24"/>
-          <w:szCs w:val="24"/>
-        </w:rPr>
+      </w:pPr>
+      <w:r>
         <w:t>ID del usuario</w:t>
       </w:r>
     </w:p>
@@ -5722,41 +4226,17 @@
           <w:ilvl w:val="0"/>
           <w:numId w:val="2"/>
         </w:numPr>
-        <w:rPr>
-          <w:sz w:val="24"/>
-          <w:szCs w:val="24"/>
-        </w:rPr>
-      </w:pPr>
-      <w:r>
-        <w:rPr>
-          <w:sz w:val="24"/>
-          <w:szCs w:val="24"/>
-        </w:rPr>
+      </w:pPr>
+      <w:r>
         <w:t>ID del evento</w:t>
       </w:r>
     </w:p>
     <w:p>
-      <w:pPr>
-        <w:rPr>
-          <w:sz w:val="24"/>
-          <w:szCs w:val="24"/>
-        </w:rPr>
-      </w:pPr>
-      <w:r>
-        <w:rPr>
-          <w:sz w:val="24"/>
-          <w:szCs w:val="24"/>
-        </w:rPr>
+      <w:r>
         <w:t>La clave principal es una combinación de los dos atributos. Tiene 2 claves foráneas que representan el ID del usuario y evento.</w:t>
       </w:r>
     </w:p>
     <w:p>
-      <w:pPr>
-        <w:rPr>
-          <w:sz w:val="24"/>
-          <w:szCs w:val="24"/>
-        </w:rPr>
-      </w:pPr>
       <w:r>
         <w:rPr>
           <w:noProof/>
@@ -5799,17 +4279,7 @@
       </w:r>
     </w:p>
     <w:p>
-      <w:pPr>
-        <w:rPr>
-          <w:sz w:val="24"/>
-          <w:szCs w:val="24"/>
-        </w:rPr>
-      </w:pPr>
-      <w:r>
-        <w:rPr>
-          <w:sz w:val="24"/>
-          <w:szCs w:val="24"/>
-        </w:rPr>
+      <w:r>
         <w:br w:type="page"/>
       </w:r>
     </w:p>
@@ -5824,50 +4294,19 @@
       </w:r>
       <w:bookmarkEnd w:id="18"/>
     </w:p>
-    <w:p>
-      <w:pPr>
-        <w:rPr>
-          <w:sz w:val="24"/>
-          <w:szCs w:val="24"/>
-        </w:rPr>
-      </w:pPr>
-    </w:p>
-    <w:p>
-      <w:pPr>
-        <w:rPr>
-          <w:sz w:val="24"/>
-          <w:szCs w:val="24"/>
-        </w:rPr>
-      </w:pPr>
-      <w:r>
-        <w:rPr>
-          <w:sz w:val="24"/>
-          <w:szCs w:val="24"/>
-        </w:rPr>
+    <w:p/>
+    <w:p>
+      <w:r>
         <w:t>Los eventos insertados en la base de datos son</w:t>
       </w:r>
       <w:r>
-        <w:rPr>
-          <w:sz w:val="24"/>
-          <w:szCs w:val="24"/>
-        </w:rPr>
         <w:t xml:space="preserve"> (corresponden a los de la lista al principio del informe)</w:t>
       </w:r>
       <w:r>
-        <w:rPr>
-          <w:sz w:val="24"/>
-          <w:szCs w:val="24"/>
-        </w:rPr>
         <w:t>:</w:t>
       </w:r>
     </w:p>
     <w:p>
-      <w:pPr>
-        <w:rPr>
-          <w:sz w:val="24"/>
-          <w:szCs w:val="24"/>
-        </w:rPr>
-      </w:pPr>
       <w:r>
         <w:rPr>
           <w:noProof/>
@@ -5910,27 +4349,11 @@
       </w:r>
     </w:p>
     <w:p>
-      <w:pPr>
-        <w:rPr>
-          <w:sz w:val="24"/>
-          <w:szCs w:val="24"/>
-        </w:rPr>
-      </w:pPr>
-      <w:r>
-        <w:rPr>
-          <w:sz w:val="24"/>
-          <w:szCs w:val="24"/>
-        </w:rPr>
+      <w:r>
         <w:t>Los usuarios insertados en la base de datos son:</w:t>
       </w:r>
     </w:p>
     <w:p>
-      <w:pPr>
-        <w:rPr>
-          <w:sz w:val="24"/>
-          <w:szCs w:val="24"/>
-        </w:rPr>
-      </w:pPr>
       <w:r>
         <w:rPr>
           <w:noProof/>
@@ -5973,69 +4396,29 @@
       </w:r>
     </w:p>
     <w:p>
-      <w:pPr>
-        <w:rPr>
-          <w:sz w:val="24"/>
-          <w:szCs w:val="24"/>
-        </w:rPr>
-      </w:pPr>
-      <w:r>
-        <w:rPr>
-          <w:sz w:val="24"/>
-          <w:szCs w:val="24"/>
-        </w:rPr>
+      <w:r>
         <w:t>L</w:t>
       </w:r>
       <w:r>
-        <w:rPr>
-          <w:sz w:val="24"/>
-          <w:szCs w:val="24"/>
-        </w:rPr>
         <w:t>a</w:t>
       </w:r>
       <w:r>
-        <w:rPr>
-          <w:sz w:val="24"/>
-          <w:szCs w:val="24"/>
-        </w:rPr>
         <w:t xml:space="preserve">s </w:t>
       </w:r>
       <w:r>
-        <w:rPr>
-          <w:sz w:val="24"/>
-          <w:szCs w:val="24"/>
-        </w:rPr>
         <w:t xml:space="preserve">galerías </w:t>
       </w:r>
       <w:r>
-        <w:rPr>
-          <w:sz w:val="24"/>
-          <w:szCs w:val="24"/>
-        </w:rPr>
         <w:t>insertad</w:t>
       </w:r>
       <w:r>
-        <w:rPr>
-          <w:sz w:val="24"/>
-          <w:szCs w:val="24"/>
-        </w:rPr>
         <w:t xml:space="preserve">as </w:t>
       </w:r>
       <w:r>
-        <w:rPr>
-          <w:sz w:val="24"/>
-          <w:szCs w:val="24"/>
-        </w:rPr>
         <w:t>en la base de datos son:</w:t>
       </w:r>
     </w:p>
     <w:p>
-      <w:pPr>
-        <w:rPr>
-          <w:sz w:val="24"/>
-          <w:szCs w:val="24"/>
-        </w:rPr>
-      </w:pPr>
       <w:r>
         <w:rPr>
           <w:noProof/>
@@ -6078,76 +4461,32 @@
       </w:r>
     </w:p>
     <w:p>
-      <w:pPr>
-        <w:rPr>
-          <w:sz w:val="24"/>
-          <w:szCs w:val="24"/>
-        </w:rPr>
-      </w:pPr>
-      <w:r>
-        <w:rPr>
-          <w:sz w:val="24"/>
-          <w:szCs w:val="24"/>
-        </w:rPr>
+      <w:r>
         <w:t>L</w:t>
       </w:r>
       <w:r>
-        <w:rPr>
-          <w:sz w:val="24"/>
-          <w:szCs w:val="24"/>
-        </w:rPr>
         <w:t>as</w:t>
       </w:r>
       <w:r>
-        <w:rPr>
-          <w:sz w:val="24"/>
-          <w:szCs w:val="24"/>
-        </w:rPr>
         <w:t xml:space="preserve"> </w:t>
       </w:r>
       <w:r>
-        <w:rPr>
-          <w:sz w:val="24"/>
-          <w:szCs w:val="24"/>
-        </w:rPr>
         <w:t xml:space="preserve">imágenes </w:t>
       </w:r>
       <w:r>
-        <w:rPr>
-          <w:sz w:val="24"/>
-          <w:szCs w:val="24"/>
-        </w:rPr>
         <w:t>insertad</w:t>
       </w:r>
       <w:r>
-        <w:rPr>
-          <w:sz w:val="24"/>
-          <w:szCs w:val="24"/>
-        </w:rPr>
         <w:t>a</w:t>
       </w:r>
       <w:r>
-        <w:rPr>
-          <w:sz w:val="24"/>
-          <w:szCs w:val="24"/>
-        </w:rPr>
         <w:t>s</w:t>
       </w:r>
       <w:r>
-        <w:rPr>
-          <w:sz w:val="24"/>
-          <w:szCs w:val="24"/>
-        </w:rPr>
         <w:t xml:space="preserve"> en la base de datos son:</w:t>
       </w:r>
     </w:p>
     <w:p>
-      <w:pPr>
-        <w:rPr>
-          <w:sz w:val="24"/>
-          <w:szCs w:val="24"/>
-        </w:rPr>
-      </w:pPr>
       <w:r>
         <w:rPr>
           <w:noProof/>
@@ -6190,27 +4529,11 @@
       </w:r>
     </w:p>
     <w:p>
-      <w:pPr>
-        <w:rPr>
-          <w:sz w:val="24"/>
-          <w:szCs w:val="24"/>
-        </w:rPr>
-      </w:pPr>
-      <w:r>
-        <w:rPr>
-          <w:sz w:val="24"/>
-          <w:szCs w:val="24"/>
-        </w:rPr>
+      <w:r>
         <w:t>Los favoritos insertados en la base de datos son:</w:t>
       </w:r>
     </w:p>
     <w:p>
-      <w:pPr>
-        <w:rPr>
-          <w:sz w:val="24"/>
-          <w:szCs w:val="24"/>
-        </w:rPr>
-      </w:pPr>
       <w:r>
         <w:rPr>
           <w:noProof/>
@@ -6252,14 +4575,7 @@
         </w:drawing>
       </w:r>
     </w:p>
-    <w:p>
-      <w:pPr>
-        <w:rPr>
-          <w:sz w:val="24"/>
-          <w:szCs w:val="24"/>
-        </w:rPr>
-      </w:pPr>
-    </w:p>
+    <w:p/>
     <w:p>
       <w:pPr>
         <w:pStyle w:val="Ttulo3"/>
@@ -6283,12 +4599,6 @@
       </w:r>
     </w:p>
     <w:p>
-      <w:pPr>
-        <w:rPr>
-          <w:sz w:val="24"/>
-          <w:szCs w:val="24"/>
-        </w:rPr>
-      </w:pPr>
       <w:r>
         <w:rPr>
           <w:noProof/>
@@ -6331,12 +4641,6 @@
       </w:r>
     </w:p>
     <w:p>
-      <w:pPr>
-        <w:rPr>
-          <w:sz w:val="24"/>
-          <w:szCs w:val="24"/>
-        </w:rPr>
-      </w:pPr>
       <w:r>
         <w:rPr>
           <w:noProof/>
@@ -6387,12 +4691,6 @@
       </w:r>
     </w:p>
     <w:p>
-      <w:pPr>
-        <w:rPr>
-          <w:sz w:val="24"/>
-          <w:szCs w:val="24"/>
-        </w:rPr>
-      </w:pPr>
       <w:r>
         <w:rPr>
           <w:noProof/>
@@ -6435,12 +4733,6 @@
       </w:r>
     </w:p>
     <w:p>
-      <w:pPr>
-        <w:rPr>
-          <w:sz w:val="24"/>
-          <w:szCs w:val="24"/>
-        </w:rPr>
-      </w:pPr>
       <w:r>
         <w:rPr>
           <w:noProof/>
@@ -6491,12 +4783,6 @@
       </w:r>
     </w:p>
     <w:p>
-      <w:pPr>
-        <w:rPr>
-          <w:sz w:val="24"/>
-          <w:szCs w:val="24"/>
-        </w:rPr>
-      </w:pPr>
       <w:r>
         <w:rPr>
           <w:noProof/>
@@ -6539,12 +4825,6 @@
       </w:r>
     </w:p>
     <w:p>
-      <w:pPr>
-        <w:rPr>
-          <w:sz w:val="24"/>
-          <w:szCs w:val="24"/>
-        </w:rPr>
-      </w:pPr>
       <w:r>
         <w:rPr>
           <w:noProof/>
@@ -6596,12 +4876,6 @@
       </w:r>
     </w:p>
     <w:p>
-      <w:pPr>
-        <w:rPr>
-          <w:sz w:val="24"/>
-          <w:szCs w:val="24"/>
-        </w:rPr>
-      </w:pPr>
       <w:r>
         <w:rPr>
           <w:noProof/>
@@ -6644,12 +4918,6 @@
       </w:r>
     </w:p>
     <w:p>
-      <w:pPr>
-        <w:rPr>
-          <w:sz w:val="24"/>
-          <w:szCs w:val="24"/>
-        </w:rPr>
-      </w:pPr>
       <w:r>
         <w:rPr>
           <w:noProof/>
@@ -6692,17 +4960,7 @@
       </w:r>
     </w:p>
     <w:p>
-      <w:pPr>
-        <w:rPr>
-          <w:sz w:val="24"/>
-          <w:szCs w:val="24"/>
-        </w:rPr>
-      </w:pPr>
-      <w:r>
-        <w:rPr>
-          <w:sz w:val="24"/>
-          <w:szCs w:val="24"/>
-        </w:rPr>
+      <w:r>
         <w:br w:type="page"/>
       </w:r>
     </w:p>
@@ -6728,27 +4986,11 @@
       <w:bookmarkEnd w:id="21"/>
     </w:p>
     <w:p>
-      <w:pPr>
-        <w:rPr>
-          <w:sz w:val="24"/>
-          <w:szCs w:val="24"/>
-        </w:rPr>
-      </w:pPr>
-      <w:r>
-        <w:rPr>
-          <w:sz w:val="24"/>
-          <w:szCs w:val="24"/>
-        </w:rPr>
+      <w:r>
         <w:t>Al iniciar el programa, el usuario se encuentra un menú con las siguientes opciones:</w:t>
       </w:r>
     </w:p>
     <w:p>
-      <w:pPr>
-        <w:rPr>
-          <w:sz w:val="24"/>
-          <w:szCs w:val="24"/>
-        </w:rPr>
-      </w:pPr>
       <w:r>
         <w:rPr>
           <w:noProof/>
@@ -6790,16 +5032,7 @@
         </w:drawing>
       </w:r>
     </w:p>
-    <w:p>
-      <w:pPr>
-        <w:rPr>
-          <w:b/>
-          <w:bCs/>
-          <w:sz w:val="28"/>
-          <w:szCs w:val="28"/>
-        </w:rPr>
-      </w:pPr>
-    </w:p>
+    <w:p/>
     <w:p>
       <w:pPr>
         <w:pStyle w:val="Ttulo2"/>
@@ -6811,36 +5044,12 @@
       <w:bookmarkEnd w:id="22"/>
     </w:p>
     <w:p>
-      <w:pPr>
-        <w:rPr>
-          <w:b/>
-          <w:bCs/>
-          <w:sz w:val="24"/>
-          <w:szCs w:val="24"/>
-        </w:rPr>
-      </w:pPr>
-      <w:r>
-        <w:rPr>
-          <w:b/>
-          <w:bCs/>
-          <w:sz w:val="24"/>
-          <w:szCs w:val="24"/>
-        </w:rPr>
+      <w:r>
         <w:t>Se inicia el menú de creación de usuario.</w:t>
       </w:r>
     </w:p>
     <w:p>
-      <w:pPr>
-        <w:rPr>
-          <w:sz w:val="24"/>
-          <w:szCs w:val="24"/>
-        </w:rPr>
-      </w:pPr>
-      <w:r>
-        <w:rPr>
-          <w:sz w:val="24"/>
-          <w:szCs w:val="24"/>
-        </w:rPr>
+      <w:r>
         <w:t>La información requerida para crear un usuario es:</w:t>
       </w:r>
     </w:p>
@@ -6851,16 +5060,8 @@
           <w:ilvl w:val="0"/>
           <w:numId w:val="2"/>
         </w:numPr>
-        <w:rPr>
-          <w:sz w:val="24"/>
-          <w:szCs w:val="24"/>
-        </w:rPr>
-      </w:pPr>
-      <w:r>
-        <w:rPr>
-          <w:sz w:val="24"/>
-          <w:szCs w:val="24"/>
-        </w:rPr>
+      </w:pPr>
+      <w:r>
         <w:t>Nombre</w:t>
       </w:r>
     </w:p>
@@ -6871,16 +5072,8 @@
           <w:ilvl w:val="0"/>
           <w:numId w:val="2"/>
         </w:numPr>
-        <w:rPr>
-          <w:sz w:val="24"/>
-          <w:szCs w:val="24"/>
-        </w:rPr>
-      </w:pPr>
-      <w:r>
-        <w:rPr>
-          <w:sz w:val="24"/>
-          <w:szCs w:val="24"/>
-        </w:rPr>
+      </w:pPr>
+      <w:r>
         <w:t>Email del usuario (único)</w:t>
       </w:r>
     </w:p>
@@ -6891,26 +5084,12 @@
           <w:ilvl w:val="0"/>
           <w:numId w:val="2"/>
         </w:numPr>
-        <w:rPr>
-          <w:sz w:val="24"/>
-          <w:szCs w:val="24"/>
-        </w:rPr>
-      </w:pPr>
-      <w:r>
-        <w:rPr>
-          <w:sz w:val="24"/>
-          <w:szCs w:val="24"/>
-        </w:rPr>
+      </w:pPr>
+      <w:r>
         <w:t>Contraseña</w:t>
       </w:r>
     </w:p>
     <w:p>
-      <w:pPr>
-        <w:rPr>
-          <w:sz w:val="24"/>
-          <w:szCs w:val="24"/>
-        </w:rPr>
-      </w:pPr>
       <w:r>
         <w:rPr>
           <w:noProof/>
@@ -6953,27 +5132,11 @@
       </w:r>
     </w:p>
     <w:p>
-      <w:pPr>
-        <w:rPr>
-          <w:sz w:val="24"/>
-          <w:szCs w:val="24"/>
-        </w:rPr>
-      </w:pPr>
-      <w:r>
-        <w:rPr>
-          <w:sz w:val="24"/>
-          <w:szCs w:val="24"/>
-        </w:rPr>
+      <w:r>
         <w:t>En el caso de que se inserte un email ya registrado, el programa lanzará un error diciendo que el usuario ya existe, por lo que no podrá ser creado.</w:t>
       </w:r>
     </w:p>
     <w:p>
-      <w:pPr>
-        <w:rPr>
-          <w:sz w:val="24"/>
-          <w:szCs w:val="24"/>
-        </w:rPr>
-      </w:pPr>
       <w:r>
         <w:rPr>
           <w:noProof/>
@@ -7015,22 +5178,8 @@
         </w:drawing>
       </w:r>
     </w:p>
-    <w:p>
-      <w:pPr>
-        <w:rPr>
-          <w:sz w:val="24"/>
-          <w:szCs w:val="24"/>
-        </w:rPr>
-      </w:pPr>
-    </w:p>
-    <w:p>
-      <w:pPr>
-        <w:rPr>
-          <w:sz w:val="24"/>
-          <w:szCs w:val="24"/>
-        </w:rPr>
-      </w:pPr>
-    </w:p>
+    <w:p/>
+    <w:p/>
     <w:p>
       <w:pPr>
         <w:pStyle w:val="Ttulo2"/>
@@ -7042,46 +5191,16 @@
       <w:bookmarkEnd w:id="23"/>
     </w:p>
     <w:p>
-      <w:pPr>
-        <w:rPr>
-          <w:b/>
-          <w:bCs/>
-          <w:sz w:val="24"/>
-          <w:szCs w:val="24"/>
-        </w:rPr>
-      </w:pPr>
-      <w:r>
-        <w:rPr>
-          <w:b/>
-          <w:bCs/>
-          <w:sz w:val="24"/>
-          <w:szCs w:val="24"/>
-        </w:rPr>
+      <w:r>
         <w:t>Se inicia el menú de borrado de usuario.</w:t>
       </w:r>
     </w:p>
     <w:p>
-      <w:pPr>
-        <w:rPr>
-          <w:sz w:val="24"/>
-          <w:szCs w:val="24"/>
-        </w:rPr>
-      </w:pPr>
-      <w:r>
-        <w:rPr>
-          <w:sz w:val="24"/>
-          <w:szCs w:val="24"/>
-        </w:rPr>
+      <w:r>
         <w:t>La información requerida para eliminar un usuario es su email:</w:t>
       </w:r>
     </w:p>
     <w:p>
-      <w:pPr>
-        <w:rPr>
-          <w:sz w:val="24"/>
-          <w:szCs w:val="24"/>
-        </w:rPr>
-      </w:pPr>
       <w:r>
         <w:rPr>
           <w:noProof/>
@@ -7124,27 +5243,11 @@
       </w:r>
     </w:p>
     <w:p>
-      <w:pPr>
-        <w:rPr>
-          <w:sz w:val="24"/>
-          <w:szCs w:val="24"/>
-        </w:rPr>
-      </w:pPr>
-      <w:r>
-        <w:rPr>
-          <w:sz w:val="24"/>
-          <w:szCs w:val="24"/>
-        </w:rPr>
+      <w:r>
         <w:t>Si no hay usuarios para eliminar, saltará el siguiente mensaje:</w:t>
       </w:r>
     </w:p>
     <w:p>
-      <w:pPr>
-        <w:rPr>
-          <w:sz w:val="24"/>
-          <w:szCs w:val="24"/>
-        </w:rPr>
-      </w:pPr>
       <w:r>
         <w:rPr>
           <w:noProof/>
@@ -7187,27 +5290,11 @@
       </w:r>
     </w:p>
     <w:p>
-      <w:pPr>
-        <w:rPr>
-          <w:sz w:val="24"/>
-          <w:szCs w:val="24"/>
-        </w:rPr>
-      </w:pPr>
-      <w:r>
-        <w:rPr>
-          <w:sz w:val="24"/>
-          <w:szCs w:val="24"/>
-        </w:rPr>
+      <w:r>
         <w:t>Si se intenta eliminar un usuario que no existe, saltará el siguiente error:</w:t>
       </w:r>
     </w:p>
     <w:p>
-      <w:pPr>
-        <w:rPr>
-          <w:sz w:val="24"/>
-          <w:szCs w:val="24"/>
-        </w:rPr>
-      </w:pPr>
       <w:r>
         <w:rPr>
           <w:noProof/>
@@ -7249,34 +5336,10 @@
         </w:drawing>
       </w:r>
     </w:p>
-    <w:p>
-      <w:pPr>
-        <w:rPr>
-          <w:sz w:val="24"/>
-          <w:szCs w:val="24"/>
-        </w:rPr>
-      </w:pPr>
-    </w:p>
-    <w:p>
-      <w:pPr>
-        <w:rPr>
-          <w:sz w:val="24"/>
-          <w:szCs w:val="24"/>
-        </w:rPr>
-      </w:pPr>
-    </w:p>
-    <w:p>
-      <w:pPr>
-        <w:rPr>
-          <w:sz w:val="24"/>
-          <w:szCs w:val="24"/>
-        </w:rPr>
-      </w:pPr>
-      <w:r>
-        <w:rPr>
-          <w:sz w:val="24"/>
-          <w:szCs w:val="24"/>
-        </w:rPr>
+    <w:p/>
+    <w:p/>
+    <w:p>
+      <w:r>
         <w:br w:type="page"/>
       </w:r>
     </w:p>
@@ -7292,36 +5355,12 @@
       <w:bookmarkEnd w:id="24"/>
     </w:p>
     <w:p>
-      <w:pPr>
-        <w:rPr>
-          <w:b/>
-          <w:bCs/>
-          <w:sz w:val="24"/>
-          <w:szCs w:val="24"/>
-        </w:rPr>
-      </w:pPr>
-      <w:r>
-        <w:rPr>
-          <w:b/>
-          <w:bCs/>
-          <w:sz w:val="24"/>
-          <w:szCs w:val="24"/>
-        </w:rPr>
+      <w:r>
         <w:t>Se inicia el menú de creación de evento.</w:t>
       </w:r>
     </w:p>
     <w:p>
-      <w:pPr>
-        <w:rPr>
-          <w:sz w:val="24"/>
-          <w:szCs w:val="24"/>
-        </w:rPr>
-      </w:pPr>
-      <w:r>
-        <w:rPr>
-          <w:sz w:val="24"/>
-          <w:szCs w:val="24"/>
-        </w:rPr>
+      <w:r>
         <w:t>La información requerida para crear un evento es:</w:t>
       </w:r>
     </w:p>
@@ -7332,16 +5371,8 @@
           <w:ilvl w:val="0"/>
           <w:numId w:val="2"/>
         </w:numPr>
-        <w:rPr>
-          <w:sz w:val="24"/>
-          <w:szCs w:val="24"/>
-        </w:rPr>
-      </w:pPr>
-      <w:r>
-        <w:rPr>
-          <w:sz w:val="24"/>
-          <w:szCs w:val="24"/>
-        </w:rPr>
+      </w:pPr>
+      <w:r>
         <w:t>Fecha</w:t>
       </w:r>
     </w:p>
@@ -7352,16 +5383,8 @@
           <w:ilvl w:val="0"/>
           <w:numId w:val="2"/>
         </w:numPr>
-        <w:rPr>
-          <w:sz w:val="24"/>
-          <w:szCs w:val="24"/>
-        </w:rPr>
-      </w:pPr>
-      <w:r>
-        <w:rPr>
-          <w:sz w:val="24"/>
-          <w:szCs w:val="24"/>
-        </w:rPr>
+      </w:pPr>
+      <w:r>
         <w:t>Título</w:t>
       </w:r>
     </w:p>
@@ -7372,16 +5395,8 @@
           <w:ilvl w:val="0"/>
           <w:numId w:val="2"/>
         </w:numPr>
-        <w:rPr>
-          <w:sz w:val="24"/>
-          <w:szCs w:val="24"/>
-        </w:rPr>
-      </w:pPr>
-      <w:r>
-        <w:rPr>
-          <w:sz w:val="24"/>
-          <w:szCs w:val="24"/>
-        </w:rPr>
+      </w:pPr>
+      <w:r>
         <w:t>Ubicación</w:t>
       </w:r>
     </w:p>
@@ -7392,41 +5407,17 @@
           <w:ilvl w:val="0"/>
           <w:numId w:val="2"/>
         </w:numPr>
-        <w:rPr>
-          <w:sz w:val="24"/>
-          <w:szCs w:val="24"/>
-        </w:rPr>
-      </w:pPr>
-      <w:r>
-        <w:rPr>
-          <w:sz w:val="24"/>
-          <w:szCs w:val="24"/>
-        </w:rPr>
+      </w:pPr>
+      <w:r>
         <w:t>Descripción</w:t>
       </w:r>
     </w:p>
     <w:p>
-      <w:pPr>
-        <w:rPr>
-          <w:sz w:val="24"/>
-          <w:szCs w:val="24"/>
-        </w:rPr>
-      </w:pPr>
-      <w:r>
-        <w:rPr>
-          <w:sz w:val="24"/>
-          <w:szCs w:val="24"/>
-        </w:rPr>
+      <w:r>
         <w:t>Adicionalmente, se crea automáticamente un ID único para cada evento.</w:t>
       </w:r>
     </w:p>
     <w:p>
-      <w:pPr>
-        <w:rPr>
-          <w:sz w:val="24"/>
-          <w:szCs w:val="24"/>
-        </w:rPr>
-      </w:pPr>
       <w:r>
         <w:rPr>
           <w:noProof/>
@@ -7471,8 +5462,6 @@
     <w:p>
       <w:pPr>
         <w:rPr>
-          <w:b/>
-          <w:bCs/>
           <w:sz w:val="32"/>
           <w:szCs w:val="32"/>
         </w:rPr>
@@ -7493,68 +5482,24 @@
       <w:bookmarkEnd w:id="25"/>
     </w:p>
     <w:p>
-      <w:pPr>
-        <w:rPr>
-          <w:b/>
-          <w:bCs/>
-          <w:sz w:val="24"/>
-          <w:szCs w:val="24"/>
-        </w:rPr>
-      </w:pPr>
-      <w:r>
-        <w:rPr>
-          <w:b/>
-          <w:bCs/>
-          <w:sz w:val="24"/>
-          <w:szCs w:val="24"/>
-        </w:rPr>
+      <w:r>
         <w:t>Se inicia el menú de borrado de evento.</w:t>
       </w:r>
     </w:p>
     <w:p>
-      <w:pPr>
-        <w:rPr>
-          <w:sz w:val="24"/>
-          <w:szCs w:val="24"/>
-        </w:rPr>
-      </w:pPr>
-      <w:r>
-        <w:rPr>
-          <w:sz w:val="24"/>
-          <w:szCs w:val="24"/>
-        </w:rPr>
+      <w:r>
         <w:t>Se muestra una tabla con los eventos disponibles , mostrando sus ID y título</w:t>
       </w:r>
       <w:r>
-        <w:rPr>
-          <w:sz w:val="24"/>
-          <w:szCs w:val="24"/>
-        </w:rPr>
         <w:t>.</w:t>
       </w:r>
     </w:p>
     <w:p>
-      <w:pPr>
-        <w:rPr>
-          <w:sz w:val="24"/>
-          <w:szCs w:val="24"/>
-        </w:rPr>
-      </w:pPr>
-      <w:r>
-        <w:rPr>
-          <w:sz w:val="24"/>
-          <w:szCs w:val="24"/>
-        </w:rPr>
+      <w:r>
         <w:t>Solamente hace falta introducir el ID del evento que se quiere eliminar.</w:t>
       </w:r>
     </w:p>
     <w:p>
-      <w:pPr>
-        <w:rPr>
-          <w:sz w:val="24"/>
-          <w:szCs w:val="24"/>
-        </w:rPr>
-      </w:pPr>
       <w:r>
         <w:rPr>
           <w:noProof/>
@@ -7596,36 +5541,13 @@
         </w:drawing>
       </w:r>
     </w:p>
-    <w:p>
-      <w:pPr>
-        <w:rPr>
-          <w:sz w:val="24"/>
-          <w:szCs w:val="24"/>
-        </w:rPr>
-      </w:pPr>
-    </w:p>
-    <w:p>
-      <w:pPr>
-        <w:rPr>
-          <w:sz w:val="24"/>
-          <w:szCs w:val="24"/>
-        </w:rPr>
-      </w:pPr>
-      <w:r>
-        <w:rPr>
-          <w:sz w:val="24"/>
-          <w:szCs w:val="24"/>
-        </w:rPr>
+    <w:p/>
+    <w:p>
+      <w:r>
         <w:t>Si no hay eventos disponibles para eliminar, se mostrará el siguiente mensaje:</w:t>
       </w:r>
     </w:p>
     <w:p>
-      <w:pPr>
-        <w:rPr>
-          <w:sz w:val="24"/>
-          <w:szCs w:val="24"/>
-        </w:rPr>
-      </w:pPr>
       <w:r>
         <w:rPr>
           <w:noProof/>
@@ -7668,27 +5590,11 @@
       </w:r>
     </w:p>
     <w:p>
-      <w:pPr>
-        <w:rPr>
-          <w:sz w:val="24"/>
-          <w:szCs w:val="24"/>
-        </w:rPr>
-      </w:pPr>
-      <w:r>
-        <w:rPr>
-          <w:sz w:val="24"/>
-          <w:szCs w:val="24"/>
-        </w:rPr>
+      <w:r>
         <w:t>Asimismo, si se intenta eliminar un evento que no existe, el siguiente mensaje será mostrado:</w:t>
       </w:r>
     </w:p>
     <w:p>
-      <w:pPr>
-        <w:rPr>
-          <w:sz w:val="24"/>
-          <w:szCs w:val="24"/>
-        </w:rPr>
-      </w:pPr>
       <w:r>
         <w:rPr>
           <w:noProof/>
@@ -7731,21 +5637,7 @@
       </w:r>
     </w:p>
     <w:p>
-      <w:pPr>
-        <w:rPr>
-          <w:b/>
-          <w:bCs/>
-          <w:sz w:val="28"/>
-          <w:szCs w:val="28"/>
-        </w:rPr>
-      </w:pPr>
-      <w:r>
-        <w:rPr>
-          <w:b/>
-          <w:bCs/>
-          <w:sz w:val="28"/>
-          <w:szCs w:val="28"/>
-        </w:rPr>
+      <w:r>
         <w:br w:type="page"/>
       </w:r>
     </w:p>
@@ -7761,53 +5653,19 @@
       <w:bookmarkEnd w:id="26"/>
     </w:p>
     <w:p>
-      <w:pPr>
-        <w:rPr>
-          <w:b/>
-          <w:bCs/>
-          <w:sz w:val="24"/>
-          <w:szCs w:val="24"/>
-        </w:rPr>
-      </w:pPr>
-      <w:r>
-        <w:rPr>
-          <w:b/>
-          <w:bCs/>
-          <w:sz w:val="24"/>
-          <w:szCs w:val="24"/>
-        </w:rPr>
+      <w:r>
         <w:t>Se inicia el menú de creación de galerías</w:t>
       </w:r>
     </w:p>
     <w:p>
-      <w:pPr>
-        <w:rPr>
-          <w:sz w:val="24"/>
-          <w:szCs w:val="24"/>
-        </w:rPr>
-      </w:pPr>
-      <w:r>
-        <w:rPr>
-          <w:sz w:val="24"/>
-          <w:szCs w:val="24"/>
-        </w:rPr>
+      <w:r>
         <w:t xml:space="preserve">Para crear una galería hace falta como mínimo un evento disponible. </w:t>
       </w:r>
       <w:r>
-        <w:rPr>
-          <w:sz w:val="24"/>
-          <w:szCs w:val="24"/>
-        </w:rPr>
         <w:t>Tras elegir el evento donde se quiere crear la galería, se deberá introducir el título de dicha galería.</w:t>
       </w:r>
     </w:p>
     <w:p>
-      <w:pPr>
-        <w:rPr>
-          <w:sz w:val="24"/>
-          <w:szCs w:val="24"/>
-        </w:rPr>
-      </w:pPr>
       <w:r>
         <w:rPr>
           <w:noProof/>
@@ -7849,36 +5707,13 @@
         </w:drawing>
       </w:r>
     </w:p>
-    <w:p>
-      <w:pPr>
-        <w:rPr>
-          <w:sz w:val="24"/>
-          <w:szCs w:val="24"/>
-        </w:rPr>
-      </w:pPr>
-    </w:p>
-    <w:p>
-      <w:pPr>
-        <w:rPr>
-          <w:sz w:val="24"/>
-          <w:szCs w:val="24"/>
-        </w:rPr>
-      </w:pPr>
-      <w:r>
-        <w:rPr>
-          <w:sz w:val="24"/>
-          <w:szCs w:val="24"/>
-        </w:rPr>
+    <w:p/>
+    <w:p>
+      <w:r>
         <w:t>En el caso de que no haya eventos disponibles, se mostrará el siguiente mensaje:</w:t>
       </w:r>
     </w:p>
     <w:p>
-      <w:pPr>
-        <w:rPr>
-          <w:sz w:val="24"/>
-          <w:szCs w:val="24"/>
-        </w:rPr>
-      </w:pPr>
       <w:r>
         <w:rPr>
           <w:noProof/>
@@ -7921,27 +5756,11 @@
       </w:r>
     </w:p>
     <w:p>
-      <w:pPr>
-        <w:rPr>
-          <w:sz w:val="24"/>
-          <w:szCs w:val="24"/>
-        </w:rPr>
-      </w:pPr>
-      <w:r>
-        <w:rPr>
-          <w:sz w:val="24"/>
-          <w:szCs w:val="24"/>
-        </w:rPr>
+      <w:r>
         <w:t>En el caso de que el evento seleccionado no exista, se mostrará el siguiente mensaje:</w:t>
       </w:r>
     </w:p>
     <w:p>
-      <w:pPr>
-        <w:rPr>
-          <w:sz w:val="24"/>
-          <w:szCs w:val="24"/>
-        </w:rPr>
-      </w:pPr>
       <w:r>
         <w:rPr>
           <w:noProof/>
@@ -7983,54 +5802,12 @@
         </w:drawing>
       </w:r>
     </w:p>
-    <w:p>
-      <w:pPr>
-        <w:rPr>
-          <w:sz w:val="24"/>
-          <w:szCs w:val="24"/>
-        </w:rPr>
-      </w:pPr>
-    </w:p>
-    <w:p>
-      <w:pPr>
-        <w:rPr>
-          <w:sz w:val="24"/>
-          <w:szCs w:val="24"/>
-        </w:rPr>
-      </w:pPr>
-    </w:p>
-    <w:p>
-      <w:pPr>
-        <w:rPr>
-          <w:sz w:val="24"/>
-          <w:szCs w:val="24"/>
-        </w:rPr>
-      </w:pPr>
-    </w:p>
-    <w:p>
-      <w:pPr>
-        <w:rPr>
-          <w:sz w:val="24"/>
-          <w:szCs w:val="24"/>
-        </w:rPr>
-      </w:pPr>
-    </w:p>
-    <w:p>
-      <w:pPr>
-        <w:rPr>
-          <w:b/>
-          <w:bCs/>
-          <w:sz w:val="28"/>
-          <w:szCs w:val="28"/>
-        </w:rPr>
-      </w:pPr>
-      <w:r>
-        <w:rPr>
-          <w:b/>
-          <w:bCs/>
-          <w:sz w:val="28"/>
-          <w:szCs w:val="28"/>
-        </w:rPr>
+    <w:p/>
+    <w:p/>
+    <w:p/>
+    <w:p/>
+    <w:p>
+      <w:r>
         <w:br w:type="page"/>
       </w:r>
     </w:p>
@@ -8050,76 +5827,28 @@
       <w:bookmarkEnd w:id="27"/>
     </w:p>
     <w:p>
-      <w:pPr>
-        <w:rPr>
-          <w:b/>
-          <w:bCs/>
-          <w:sz w:val="24"/>
-          <w:szCs w:val="24"/>
-        </w:rPr>
-      </w:pPr>
-      <w:r>
-        <w:rPr>
-          <w:b/>
-          <w:bCs/>
-          <w:sz w:val="24"/>
-          <w:szCs w:val="24"/>
-        </w:rPr>
+      <w:r>
         <w:t>Se inicia el menú de borrado de galerías</w:t>
       </w:r>
       <w:r>
-        <w:rPr>
-          <w:b/>
-          <w:bCs/>
-          <w:sz w:val="24"/>
-          <w:szCs w:val="24"/>
-        </w:rPr>
         <w:t>.</w:t>
       </w:r>
     </w:p>
     <w:p>
-      <w:pPr>
-        <w:rPr>
-          <w:sz w:val="24"/>
-          <w:szCs w:val="24"/>
-        </w:rPr>
-      </w:pPr>
-      <w:r>
-        <w:rPr>
-          <w:sz w:val="24"/>
-          <w:szCs w:val="24"/>
-        </w:rPr>
+      <w:r>
         <w:t>Tras abrir el menú, se mostrará una tabla con los eventos disponibles. Tras seleccionar el evento, se mostrarán las galerías que tiene.</w:t>
       </w:r>
       <w:r>
-        <w:rPr>
-          <w:sz w:val="24"/>
-          <w:szCs w:val="24"/>
-        </w:rPr>
         <w:t xml:space="preserve"> Si se selecciona una galería</w:t>
       </w:r>
       <w:r>
-        <w:rPr>
-          <w:sz w:val="24"/>
-          <w:szCs w:val="24"/>
-        </w:rPr>
         <w:t>,</w:t>
       </w:r>
       <w:r>
-        <w:rPr>
-          <w:sz w:val="24"/>
-          <w:szCs w:val="24"/>
-        </w:rPr>
         <w:t xml:space="preserve"> esta será borrada.</w:t>
       </w:r>
     </w:p>
     <w:p>
-      <w:pPr>
-        <w:rPr>
-          <w:sz w:val="24"/>
-          <w:szCs w:val="24"/>
-        </w:rPr>
-      </w:pPr>
       <w:r>
         <w:rPr>
           <w:noProof/>
@@ -8162,27 +5891,11 @@
       </w:r>
     </w:p>
     <w:p>
-      <w:pPr>
-        <w:rPr>
-          <w:sz w:val="24"/>
-          <w:szCs w:val="24"/>
-        </w:rPr>
-      </w:pPr>
-      <w:r>
-        <w:rPr>
-          <w:sz w:val="24"/>
-          <w:szCs w:val="24"/>
-        </w:rPr>
+      <w:r>
         <w:t>Si no hay eventos disponibles, el siguiente error saldrá:</w:t>
       </w:r>
     </w:p>
     <w:p>
-      <w:pPr>
-        <w:rPr>
-          <w:sz w:val="24"/>
-          <w:szCs w:val="24"/>
-        </w:rPr>
-      </w:pPr>
       <w:r>
         <w:rPr>
           <w:noProof/>
@@ -8225,27 +5938,11 @@
       </w:r>
     </w:p>
     <w:p>
-      <w:pPr>
-        <w:rPr>
-          <w:sz w:val="24"/>
-          <w:szCs w:val="24"/>
-        </w:rPr>
-      </w:pPr>
-      <w:r>
-        <w:rPr>
-          <w:sz w:val="24"/>
-          <w:szCs w:val="24"/>
-        </w:rPr>
+      <w:r>
         <w:t>Si se selecciona un evento que no existe, el siguiente mensaje saldrá:</w:t>
       </w:r>
     </w:p>
     <w:p>
-      <w:pPr>
-        <w:rPr>
-          <w:sz w:val="24"/>
-          <w:szCs w:val="24"/>
-        </w:rPr>
-      </w:pPr>
       <w:r>
         <w:rPr>
           <w:noProof/>
@@ -8287,50 +5984,19 @@
         </w:drawing>
       </w:r>
     </w:p>
-    <w:p>
-      <w:pPr>
-        <w:rPr>
-          <w:sz w:val="24"/>
-          <w:szCs w:val="24"/>
-        </w:rPr>
-      </w:pPr>
-    </w:p>
-    <w:p>
-      <w:pPr>
-        <w:rPr>
-          <w:sz w:val="24"/>
-          <w:szCs w:val="24"/>
-        </w:rPr>
-      </w:pPr>
-      <w:r>
-        <w:rPr>
-          <w:sz w:val="24"/>
-          <w:szCs w:val="24"/>
-        </w:rPr>
+    <w:p/>
+    <w:p>
+      <w:r>
         <w:t xml:space="preserve">Si </w:t>
       </w:r>
       <w:r>
-        <w:rPr>
-          <w:sz w:val="24"/>
-          <w:szCs w:val="24"/>
-        </w:rPr>
         <w:t>después de seleccionar un evento válido se</w:t>
       </w:r>
       <w:r>
-        <w:rPr>
-          <w:sz w:val="24"/>
-          <w:szCs w:val="24"/>
-        </w:rPr>
         <w:t xml:space="preserve"> introduce un ID de galería que no existe, el siguiente mensaje saldrá:</w:t>
       </w:r>
     </w:p>
     <w:p>
-      <w:pPr>
-        <w:rPr>
-          <w:sz w:val="24"/>
-          <w:szCs w:val="24"/>
-        </w:rPr>
-      </w:pPr>
       <w:r>
         <w:rPr>
           <w:noProof/>
@@ -8372,16 +6038,7 @@
         </w:drawing>
       </w:r>
     </w:p>
-    <w:p>
-      <w:pPr>
-        <w:rPr>
-          <w:b/>
-          <w:bCs/>
-          <w:sz w:val="28"/>
-          <w:szCs w:val="28"/>
-        </w:rPr>
-      </w:pPr>
-    </w:p>
+    <w:p/>
     <w:p>
       <w:pPr>
         <w:pStyle w:val="Ttulo2"/>
@@ -8394,46 +6051,16 @@
       <w:bookmarkEnd w:id="28"/>
     </w:p>
     <w:p>
-      <w:pPr>
-        <w:rPr>
-          <w:b/>
-          <w:bCs/>
-          <w:sz w:val="24"/>
-          <w:szCs w:val="24"/>
-        </w:rPr>
-      </w:pPr>
-      <w:r>
-        <w:rPr>
-          <w:b/>
-          <w:bCs/>
-          <w:sz w:val="24"/>
-          <w:szCs w:val="24"/>
-        </w:rPr>
+      <w:r>
         <w:t>Se inicia el menú de creación de favoritos</w:t>
       </w:r>
     </w:p>
     <w:p>
-      <w:pPr>
-        <w:rPr>
-          <w:sz w:val="24"/>
-          <w:szCs w:val="24"/>
-        </w:rPr>
-      </w:pPr>
-      <w:r>
-        <w:rPr>
-          <w:sz w:val="24"/>
-          <w:szCs w:val="24"/>
-        </w:rPr>
+      <w:r>
         <w:t>Tras introducir un ID de evento y un email de usuario, se creará un favorito mediando esos datos.</w:t>
       </w:r>
     </w:p>
     <w:p>
-      <w:pPr>
-        <w:rPr>
-          <w:sz w:val="24"/>
-          <w:szCs w:val="24"/>
-        </w:rPr>
-      </w:pPr>
       <w:r>
         <w:rPr>
           <w:noProof/>
@@ -8476,27 +6103,11 @@
       </w:r>
     </w:p>
     <w:p>
-      <w:pPr>
-        <w:rPr>
-          <w:sz w:val="24"/>
-          <w:szCs w:val="24"/>
-        </w:rPr>
-      </w:pPr>
-      <w:r>
-        <w:rPr>
-          <w:sz w:val="24"/>
-          <w:szCs w:val="24"/>
-        </w:rPr>
+      <w:r>
         <w:t>Si se selecciona un evento que no existe, el siguiente error saldrá:</w:t>
       </w:r>
     </w:p>
     <w:p>
-      <w:pPr>
-        <w:rPr>
-          <w:sz w:val="24"/>
-          <w:szCs w:val="24"/>
-        </w:rPr>
-      </w:pPr>
       <w:r>
         <w:rPr>
           <w:noProof/>
@@ -8561,35 +6172,15 @@
         </w:drawing>
       </w:r>
       <w:r>
-        <w:rPr>
-          <w:sz w:val="24"/>
-          <w:szCs w:val="24"/>
-        </w:rPr>
         <w:br w:type="textWrapping" w:clear="all"/>
       </w:r>
     </w:p>
     <w:p>
-      <w:pPr>
-        <w:rPr>
-          <w:sz w:val="24"/>
-          <w:szCs w:val="24"/>
-        </w:rPr>
-      </w:pPr>
-      <w:r>
-        <w:rPr>
-          <w:sz w:val="24"/>
-          <w:szCs w:val="24"/>
-        </w:rPr>
+      <w:r>
         <w:t>Si se selecciona un usuario que no existe, el siguiente error saldrá:</w:t>
       </w:r>
     </w:p>
     <w:p>
-      <w:pPr>
-        <w:rPr>
-          <w:sz w:val="24"/>
-          <w:szCs w:val="24"/>
-        </w:rPr>
-      </w:pPr>
       <w:r>
         <w:rPr>
           <w:noProof/>
@@ -8640,26 +6231,9 @@
         </w:drawing>
       </w:r>
     </w:p>
-    <w:p>
-      <w:pPr>
-        <w:rPr>
-          <w:sz w:val="24"/>
-          <w:szCs w:val="24"/>
-        </w:rPr>
-      </w:pPr>
-    </w:p>
-    <w:p>
-      <w:pPr>
-        <w:rPr>
-          <w:sz w:val="24"/>
-          <w:szCs w:val="24"/>
-        </w:rPr>
-      </w:pPr>
-      <w:r>
-        <w:rPr>
-          <w:sz w:val="24"/>
-          <w:szCs w:val="24"/>
-        </w:rPr>
+    <w:p/>
+    <w:p>
+      <w:r>
         <w:br w:type="page"/>
       </w:r>
     </w:p>
@@ -8675,36 +6249,12 @@
       <w:bookmarkEnd w:id="29"/>
     </w:p>
     <w:p>
-      <w:pPr>
-        <w:rPr>
-          <w:b/>
-          <w:bCs/>
-          <w:sz w:val="24"/>
-          <w:szCs w:val="24"/>
-        </w:rPr>
-      </w:pPr>
-      <w:r>
-        <w:rPr>
-          <w:b/>
-          <w:bCs/>
-          <w:sz w:val="24"/>
-          <w:szCs w:val="24"/>
-        </w:rPr>
+      <w:r>
         <w:t>Se inicia el menú de borrado de favoritos.</w:t>
       </w:r>
     </w:p>
     <w:p>
-      <w:pPr>
-        <w:rPr>
-          <w:sz w:val="24"/>
-          <w:szCs w:val="24"/>
-        </w:rPr>
-      </w:pPr>
-      <w:r>
-        <w:rPr>
-          <w:sz w:val="24"/>
-          <w:szCs w:val="24"/>
-        </w:rPr>
+      <w:r>
         <w:t>Para eliminar un favorito, hacen falta los mismos datos que para crearlo:</w:t>
       </w:r>
     </w:p>
@@ -8715,16 +6265,8 @@
           <w:ilvl w:val="0"/>
           <w:numId w:val="2"/>
         </w:numPr>
-        <w:rPr>
-          <w:sz w:val="24"/>
-          <w:szCs w:val="24"/>
-        </w:rPr>
-      </w:pPr>
-      <w:r>
-        <w:rPr>
-          <w:sz w:val="24"/>
-          <w:szCs w:val="24"/>
-        </w:rPr>
+      </w:pPr>
+      <w:r>
         <w:t>ID de evento</w:t>
       </w:r>
     </w:p>
@@ -8735,35 +6277,13 @@
           <w:ilvl w:val="0"/>
           <w:numId w:val="2"/>
         </w:numPr>
-        <w:rPr>
-          <w:sz w:val="24"/>
-          <w:szCs w:val="24"/>
-        </w:rPr>
-      </w:pPr>
-      <w:r>
-        <w:rPr>
-          <w:sz w:val="24"/>
-          <w:szCs w:val="24"/>
-        </w:rPr>
+      </w:pPr>
+      <w:r>
         <w:t>Email del usuario</w:t>
       </w:r>
     </w:p>
-    <w:p>
-      <w:pPr>
-        <w:ind w:left="360"/>
-        <w:rPr>
-          <w:sz w:val="24"/>
-          <w:szCs w:val="24"/>
-        </w:rPr>
-      </w:pPr>
-    </w:p>
-    <w:p>
-      <w:pPr>
-        <w:rPr>
-          <w:sz w:val="24"/>
-          <w:szCs w:val="24"/>
-        </w:rPr>
-      </w:pPr>
+    <w:p/>
+    <w:p>
       <w:r>
         <w:rPr>
           <w:noProof/>
@@ -8805,33 +6325,12 @@
         </w:drawing>
       </w:r>
     </w:p>
-    <w:p>
-      <w:pPr>
-        <w:rPr>
-          <w:sz w:val="24"/>
-          <w:szCs w:val="24"/>
-        </w:rPr>
-      </w:pPr>
-    </w:p>
-    <w:p>
-      <w:pPr>
-        <w:rPr>
-          <w:sz w:val="24"/>
-          <w:szCs w:val="24"/>
-        </w:rPr>
-      </w:pPr>
-      <w:r>
-        <w:rPr>
-          <w:sz w:val="24"/>
-          <w:szCs w:val="24"/>
-        </w:rPr>
+    <w:p/>
+    <w:p>
+      <w:r>
         <w:t>Si alguno de lo datos no es correcto, saltará un erro</w:t>
       </w:r>
       <w:r>
-        <w:rPr>
-          <w:sz w:val="24"/>
-          <w:szCs w:val="24"/>
-        </w:rPr>
         <w:t>r.</w:t>
       </w:r>
     </w:p>
@@ -9480,6 +6979,11 @@
   <w:style w:type="paragraph" w:default="1" w:styleId="Normal">
     <w:name w:val="Normal"/>
     <w:qFormat/>
+    <w:rsid w:val="0024176F"/>
+    <w:rPr>
+      <w:sz w:val="24"/>
+      <w:szCs w:val="24"/>
+    </w:rPr>
   </w:style>
   <w:style w:type="paragraph" w:styleId="Ttulo1">
     <w:name w:val="heading 1"/>
@@ -9553,8 +7057,6 @@
     <w:rPr>
       <w:b/>
       <w:bCs/>
-      <w:sz w:val="24"/>
-      <w:szCs w:val="24"/>
     </w:rPr>
   </w:style>
   <w:style w:type="paragraph" w:styleId="Ttulo5">
@@ -10029,8 +7531,6 @@
       <w:b/>
       <w:color w:val="000000" w:themeColor="text1"/>
       <w:spacing w:val="-20"/>
-      <w:sz w:val="24"/>
-      <w:szCs w:val="24"/>
     </w:rPr>
   </w:style>
   <w:style w:type="character" w:customStyle="1" w:styleId="codigoCar">

--- a/documentacion/Informe.docx
+++ b/documentacion/Informe.docx
@@ -85,15 +85,30 @@
       </w:r>
     </w:p>
     <w:p>
+      <w:pPr>
+        <w:pStyle w:val="Ttulo1"/>
+        <w:rPr>
+          <w:sz w:val="24"/>
+          <w:szCs w:val="24"/>
+        </w:rPr>
+      </w:pPr>
+      <w:bookmarkStart w:id="0" w:name="_Toc227319922"/>
       <w:r>
         <w:lastRenderedPageBreak/>
-        <w:t>Índice</w:t>
-      </w:r>
+        <w:t>ÍNDICE</w:t>
+      </w:r>
+      <w:bookmarkEnd w:id="0"/>
     </w:p>
     <w:sdt>
       <w:sdtPr>
         <w:rPr>
-          <w:rFonts w:eastAsiaTheme="minorHAnsi"/>
+          <w:rFonts w:asciiTheme="minorHAnsi" w:eastAsiaTheme="minorHAnsi" w:hAnsiTheme="minorHAnsi" w:cstheme="minorBidi"/>
+          <w:color w:val="auto"/>
+          <w:kern w:val="2"/>
+          <w:sz w:val="24"/>
+          <w:szCs w:val="24"/>
+          <w:lang w:eastAsia="en-US"/>
+          <w14:ligatures w14:val="standardContextual"/>
         </w:rPr>
         <w:id w:val="289411660"/>
         <w:docPartObj>
@@ -101,17 +116,6 @@
           <w:docPartUnique/>
         </w:docPartObj>
       </w:sdtPr>
-      <w:sdtEndPr>
-        <w:rPr>
-          <w:rFonts w:asciiTheme="minorHAnsi" w:hAnsiTheme="minorHAnsi" w:cstheme="minorBidi"/>
-          <w:color w:val="auto"/>
-          <w:kern w:val="2"/>
-          <w:sz w:val="24"/>
-          <w:szCs w:val="24"/>
-          <w:lang w:eastAsia="en-US"/>
-          <w14:ligatures w14:val="standardContextual"/>
-        </w:rPr>
-      </w:sdtEndPr>
       <w:sdtContent>
         <w:p>
           <w:pPr>
@@ -121,6 +125,9 @@
         <w:p>
           <w:pPr>
             <w:pStyle w:val="TDC1"/>
+            <w:tabs>
+              <w:tab w:val="right" w:leader="dot" w:pos="8494"/>
+            </w:tabs>
             <w:rPr>
               <w:rFonts w:eastAsiaTheme="minorEastAsia"/>
               <w:noProof/>
@@ -136,13 +143,13 @@
           <w:r>
             <w:fldChar w:fldCharType="separate"/>
           </w:r>
-          <w:hyperlink w:anchor="_Toc227315228" w:history="1">
+          <w:hyperlink w:anchor="_Toc227319922" w:history="1">
             <w:r>
               <w:rPr>
                 <w:rStyle w:val="Hipervnculo"/>
                 <w:noProof/>
               </w:rPr>
-              <w:t>INTRODUCCIÓN</w:t>
+              <w:t>ÍNDICE</w:t>
             </w:r>
             <w:r>
               <w:rPr>
@@ -163,7 +170,7 @@
                 <w:noProof/>
                 <w:webHidden/>
               </w:rPr>
-              <w:instrText xml:space="preserve"> PAGEREF _Toc227315228 \h </w:instrText>
+              <w:instrText xml:space="preserve"> PAGEREF _Toc227319922 \h </w:instrText>
             </w:r>
             <w:r>
               <w:rPr>
@@ -183,7 +190,7 @@
                 <w:noProof/>
                 <w:webHidden/>
               </w:rPr>
-              <w:t>3</w:t>
+              <w:t>2</w:t>
             </w:r>
             <w:r>
               <w:rPr>
@@ -197,19 +204,22 @@
         <w:p>
           <w:pPr>
             <w:pStyle w:val="TDC1"/>
+            <w:tabs>
+              <w:tab w:val="right" w:leader="dot" w:pos="8494"/>
+            </w:tabs>
             <w:rPr>
               <w:rFonts w:eastAsiaTheme="minorEastAsia"/>
               <w:noProof/>
               <w:lang w:eastAsia="es-ES"/>
             </w:rPr>
           </w:pPr>
-          <w:hyperlink w:anchor="_Toc227315229" w:history="1">
+          <w:hyperlink w:anchor="_Toc227319923" w:history="1">
             <w:r>
               <w:rPr>
                 <w:rStyle w:val="Hipervnculo"/>
                 <w:noProof/>
               </w:rPr>
-              <w:t>REPOSITORIO DE GITHUB</w:t>
+              <w:t>ESTRUCTURA DE CARPETAS</w:t>
             </w:r>
             <w:r>
               <w:rPr>
@@ -230,7 +240,7 @@
                 <w:noProof/>
                 <w:webHidden/>
               </w:rPr>
-              <w:instrText xml:space="preserve"> PAGEREF _Toc227315229 \h </w:instrText>
+              <w:instrText xml:space="preserve"> PAGEREF _Toc227319923 \h </w:instrText>
             </w:r>
             <w:r>
               <w:rPr>
@@ -250,7 +260,7 @@
                 <w:noProof/>
                 <w:webHidden/>
               </w:rPr>
-              <w:t>3</w:t>
+              <w:t>4</w:t>
             </w:r>
             <w:r>
               <w:rPr>
@@ -264,19 +274,22 @@
         <w:p>
           <w:pPr>
             <w:pStyle w:val="TDC1"/>
+            <w:tabs>
+              <w:tab w:val="right" w:leader="dot" w:pos="8494"/>
+            </w:tabs>
             <w:rPr>
               <w:rFonts w:eastAsiaTheme="minorEastAsia"/>
               <w:noProof/>
               <w:lang w:eastAsia="es-ES"/>
             </w:rPr>
           </w:pPr>
-          <w:hyperlink w:anchor="_Toc227315230" w:history="1">
+          <w:hyperlink w:anchor="_Toc227319924" w:history="1">
             <w:r>
               <w:rPr>
                 <w:rStyle w:val="Hipervnculo"/>
                 <w:noProof/>
               </w:rPr>
-              <w:t>EVENTOS</w:t>
+              <w:t>INTRODUCCIÓN</w:t>
             </w:r>
             <w:r>
               <w:rPr>
@@ -297,7 +310,7 @@
                 <w:noProof/>
                 <w:webHidden/>
               </w:rPr>
-              <w:instrText xml:space="preserve"> PAGEREF _Toc227315230 \h </w:instrText>
+              <w:instrText xml:space="preserve"> PAGEREF _Toc227319924 \h </w:instrText>
             </w:r>
             <w:r>
               <w:rPr>
@@ -317,7 +330,7 @@
                 <w:noProof/>
                 <w:webHidden/>
               </w:rPr>
-              <w:t>4</w:t>
+              <w:t>5</w:t>
             </w:r>
             <w:r>
               <w:rPr>
@@ -331,19 +344,22 @@
         <w:p>
           <w:pPr>
             <w:pStyle w:val="TDC1"/>
+            <w:tabs>
+              <w:tab w:val="right" w:leader="dot" w:pos="8494"/>
+            </w:tabs>
             <w:rPr>
               <w:rFonts w:eastAsiaTheme="minorEastAsia"/>
               <w:noProof/>
               <w:lang w:eastAsia="es-ES"/>
             </w:rPr>
           </w:pPr>
-          <w:hyperlink w:anchor="_Toc227315231" w:history="1">
+          <w:hyperlink w:anchor="_Toc227319925" w:history="1">
             <w:r>
               <w:rPr>
                 <w:rStyle w:val="Hipervnculo"/>
                 <w:noProof/>
               </w:rPr>
-              <w:t>LENGUAJE DE MARCAS</w:t>
+              <w:t>REPOSITORIO DE GITHUB</w:t>
             </w:r>
             <w:r>
               <w:rPr>
@@ -364,7 +380,7 @@
                 <w:noProof/>
                 <w:webHidden/>
               </w:rPr>
-              <w:instrText xml:space="preserve"> PAGEREF _Toc227315231 \h </w:instrText>
+              <w:instrText xml:space="preserve"> PAGEREF _Toc227319925 \h </w:instrText>
             </w:r>
             <w:r>
               <w:rPr>
@@ -397,20 +413,23 @@
         </w:p>
         <w:p>
           <w:pPr>
-            <w:pStyle w:val="TDC2"/>
+            <w:pStyle w:val="TDC1"/>
+            <w:tabs>
+              <w:tab w:val="right" w:leader="dot" w:pos="8494"/>
+            </w:tabs>
             <w:rPr>
               <w:rFonts w:eastAsiaTheme="minorEastAsia"/>
               <w:noProof/>
               <w:lang w:eastAsia="es-ES"/>
             </w:rPr>
           </w:pPr>
-          <w:hyperlink w:anchor="_Toc227315232" w:history="1">
+          <w:hyperlink w:anchor="_Toc227319926" w:history="1">
             <w:r>
               <w:rPr>
                 <w:rStyle w:val="Hipervnculo"/>
                 <w:noProof/>
               </w:rPr>
-              <w:t>TECNOLOGÍAS USADAS (Stack)</w:t>
+              <w:t>EVENTOS</w:t>
             </w:r>
             <w:r>
               <w:rPr>
@@ -431,7 +450,7 @@
                 <w:noProof/>
                 <w:webHidden/>
               </w:rPr>
-              <w:instrText xml:space="preserve"> PAGEREF _Toc227315232 \h </w:instrText>
+              <w:instrText xml:space="preserve"> PAGEREF _Toc227319926 \h </w:instrText>
             </w:r>
             <w:r>
               <w:rPr>
@@ -451,7 +470,7 @@
                 <w:noProof/>
                 <w:webHidden/>
               </w:rPr>
-              <w:t>5</w:t>
+              <w:t>6</w:t>
             </w:r>
             <w:r>
               <w:rPr>
@@ -464,20 +483,23 @@
         </w:p>
         <w:p>
           <w:pPr>
-            <w:pStyle w:val="TDC2"/>
+            <w:pStyle w:val="TDC1"/>
+            <w:tabs>
+              <w:tab w:val="right" w:leader="dot" w:pos="8494"/>
+            </w:tabs>
             <w:rPr>
               <w:rFonts w:eastAsiaTheme="minorEastAsia"/>
               <w:noProof/>
               <w:lang w:eastAsia="es-ES"/>
             </w:rPr>
           </w:pPr>
-          <w:hyperlink w:anchor="_Toc227315233" w:history="1">
+          <w:hyperlink w:anchor="_Toc227319927" w:history="1">
             <w:r>
               <w:rPr>
                 <w:rStyle w:val="Hipervnculo"/>
                 <w:noProof/>
               </w:rPr>
-              <w:t>DISEÑO</w:t>
+              <w:t>LENGUAJE DE MARCAS</w:t>
             </w:r>
             <w:r>
               <w:rPr>
@@ -498,7 +520,7 @@
                 <w:noProof/>
                 <w:webHidden/>
               </w:rPr>
-              <w:instrText xml:space="preserve"> PAGEREF _Toc227315233 \h </w:instrText>
+              <w:instrText xml:space="preserve"> PAGEREF _Toc227319927 \h </w:instrText>
             </w:r>
             <w:r>
               <w:rPr>
@@ -518,7 +540,7 @@
                 <w:noProof/>
                 <w:webHidden/>
               </w:rPr>
-              <w:t>5</w:t>
+              <w:t>7</w:t>
             </w:r>
             <w:r>
               <w:rPr>
@@ -531,20 +553,23 @@
         </w:p>
         <w:p>
           <w:pPr>
-            <w:pStyle w:val="TDC3"/>
+            <w:pStyle w:val="TDC2"/>
+            <w:tabs>
+              <w:tab w:val="right" w:leader="dot" w:pos="8494"/>
+            </w:tabs>
             <w:rPr>
               <w:rFonts w:eastAsiaTheme="minorEastAsia"/>
               <w:noProof/>
               <w:lang w:eastAsia="es-ES"/>
             </w:rPr>
           </w:pPr>
-          <w:hyperlink w:anchor="_Toc227315234" w:history="1">
+          <w:hyperlink w:anchor="_Toc227319928" w:history="1">
             <w:r>
               <w:rPr>
                 <w:rStyle w:val="Hipervnculo"/>
                 <w:noProof/>
               </w:rPr>
-              <w:t>WIREFRAME</w:t>
+              <w:t>TECNOLOGÍAS USADAS (Stack)</w:t>
             </w:r>
             <w:r>
               <w:rPr>
@@ -565,7 +590,7 @@
                 <w:noProof/>
                 <w:webHidden/>
               </w:rPr>
-              <w:instrText xml:space="preserve"> PAGEREF _Toc227315234 \h </w:instrText>
+              <w:instrText xml:space="preserve"> PAGEREF _Toc227319928 \h </w:instrText>
             </w:r>
             <w:r>
               <w:rPr>
@@ -585,7 +610,7 @@
                 <w:noProof/>
                 <w:webHidden/>
               </w:rPr>
-              <w:t>5</w:t>
+              <w:t>7</w:t>
             </w:r>
             <w:r>
               <w:rPr>
@@ -598,20 +623,23 @@
         </w:p>
         <w:p>
           <w:pPr>
-            <w:pStyle w:val="TDC3"/>
+            <w:pStyle w:val="TDC2"/>
+            <w:tabs>
+              <w:tab w:val="right" w:leader="dot" w:pos="8494"/>
+            </w:tabs>
             <w:rPr>
               <w:rFonts w:eastAsiaTheme="minorEastAsia"/>
               <w:noProof/>
               <w:lang w:eastAsia="es-ES"/>
             </w:rPr>
           </w:pPr>
-          <w:hyperlink w:anchor="_Toc227315235" w:history="1">
+          <w:hyperlink w:anchor="_Toc227319929" w:history="1">
             <w:r>
               <w:rPr>
                 <w:rStyle w:val="Hipervnculo"/>
                 <w:noProof/>
               </w:rPr>
-              <w:t>ESQUEMA</w:t>
+              <w:t>DISEÑO</w:t>
             </w:r>
             <w:r>
               <w:rPr>
@@ -632,7 +660,7 @@
                 <w:noProof/>
                 <w:webHidden/>
               </w:rPr>
-              <w:instrText xml:space="preserve"> PAGEREF _Toc227315235 \h </w:instrText>
+              <w:instrText xml:space="preserve"> PAGEREF _Toc227319929 \h </w:instrText>
             </w:r>
             <w:r>
               <w:rPr>
@@ -666,19 +694,22 @@
         <w:p>
           <w:pPr>
             <w:pStyle w:val="TDC3"/>
+            <w:tabs>
+              <w:tab w:val="right" w:leader="dot" w:pos="8494"/>
+            </w:tabs>
             <w:rPr>
               <w:rFonts w:eastAsiaTheme="minorEastAsia"/>
               <w:noProof/>
               <w:lang w:eastAsia="es-ES"/>
             </w:rPr>
           </w:pPr>
-          <w:hyperlink w:anchor="_Toc227315236" w:history="1">
+          <w:hyperlink w:anchor="_Toc227319930" w:history="1">
             <w:r>
               <w:rPr>
                 <w:rStyle w:val="Hipervnculo"/>
                 <w:noProof/>
               </w:rPr>
-              <w:t>MOCK-UP</w:t>
+              <w:t>WIREFRAME</w:t>
             </w:r>
             <w:r>
               <w:rPr>
@@ -699,7 +730,7 @@
                 <w:noProof/>
                 <w:webHidden/>
               </w:rPr>
-              <w:instrText xml:space="preserve"> PAGEREF _Toc227315236 \h </w:instrText>
+              <w:instrText xml:space="preserve"> PAGEREF _Toc227319930 \h </w:instrText>
             </w:r>
             <w:r>
               <w:rPr>
@@ -719,7 +750,7 @@
                 <w:noProof/>
                 <w:webHidden/>
               </w:rPr>
-              <w:t>8</w:t>
+              <w:t>7</w:t>
             </w:r>
             <w:r>
               <w:rPr>
@@ -732,20 +763,23 @@
         </w:p>
         <w:p>
           <w:pPr>
-            <w:pStyle w:val="TDC2"/>
+            <w:pStyle w:val="TDC3"/>
+            <w:tabs>
+              <w:tab w:val="right" w:leader="dot" w:pos="8494"/>
+            </w:tabs>
             <w:rPr>
               <w:rFonts w:eastAsiaTheme="minorEastAsia"/>
               <w:noProof/>
               <w:lang w:eastAsia="es-ES"/>
             </w:rPr>
           </w:pPr>
-          <w:hyperlink w:anchor="_Toc227315237" w:history="1">
+          <w:hyperlink w:anchor="_Toc227319931" w:history="1">
             <w:r>
               <w:rPr>
                 <w:rStyle w:val="Hipervnculo"/>
                 <w:noProof/>
               </w:rPr>
-              <w:t>INSTALACIÓN Y USO</w:t>
+              <w:t>ESQUEMA</w:t>
             </w:r>
             <w:r>
               <w:rPr>
@@ -766,7 +800,7 @@
                 <w:noProof/>
                 <w:webHidden/>
               </w:rPr>
-              <w:instrText xml:space="preserve"> PAGEREF _Toc227315237 \h </w:instrText>
+              <w:instrText xml:space="preserve"> PAGEREF _Toc227319931 \h </w:instrText>
             </w:r>
             <w:r>
               <w:rPr>
@@ -799,20 +833,23 @@
         </w:p>
         <w:p>
           <w:pPr>
-            <w:pStyle w:val="TDC2"/>
+            <w:pStyle w:val="TDC3"/>
+            <w:tabs>
+              <w:tab w:val="right" w:leader="dot" w:pos="8494"/>
+            </w:tabs>
             <w:rPr>
               <w:rFonts w:eastAsiaTheme="minorEastAsia"/>
               <w:noProof/>
               <w:lang w:eastAsia="es-ES"/>
             </w:rPr>
           </w:pPr>
-          <w:hyperlink w:anchor="_Toc227315238" w:history="1">
+          <w:hyperlink w:anchor="_Toc227319932" w:history="1">
             <w:r>
               <w:rPr>
                 <w:rStyle w:val="Hipervnculo"/>
                 <w:noProof/>
               </w:rPr>
-              <w:t>FUNCIONAMIENTO DE LA WEB</w:t>
+              <w:t>MOCK-UP</w:t>
             </w:r>
             <w:r>
               <w:rPr>
@@ -833,7 +870,7 @@
                 <w:noProof/>
                 <w:webHidden/>
               </w:rPr>
-              <w:instrText xml:space="preserve"> PAGEREF _Toc227315238 \h </w:instrText>
+              <w:instrText xml:space="preserve"> PAGEREF _Toc227319932 \h </w:instrText>
             </w:r>
             <w:r>
               <w:rPr>
@@ -866,20 +903,23 @@
         </w:p>
         <w:p>
           <w:pPr>
-            <w:pStyle w:val="TDC3"/>
+            <w:pStyle w:val="TDC2"/>
+            <w:tabs>
+              <w:tab w:val="right" w:leader="dot" w:pos="8494"/>
+            </w:tabs>
             <w:rPr>
               <w:rFonts w:eastAsiaTheme="minorEastAsia"/>
               <w:noProof/>
               <w:lang w:eastAsia="es-ES"/>
             </w:rPr>
           </w:pPr>
-          <w:hyperlink w:anchor="_Toc227315239" w:history="1">
+          <w:hyperlink w:anchor="_Toc227319933" w:history="1">
             <w:r>
               <w:rPr>
                 <w:rStyle w:val="Hipervnculo"/>
                 <w:noProof/>
               </w:rPr>
-              <w:t>Archivo JSON</w:t>
+              <w:t>INSTALACIÓN Y USO</w:t>
             </w:r>
             <w:r>
               <w:rPr>
@@ -900,7 +940,7 @@
                 <w:noProof/>
                 <w:webHidden/>
               </w:rPr>
-              <w:instrText xml:space="preserve"> PAGEREF _Toc227315239 \h </w:instrText>
+              <w:instrText xml:space="preserve"> PAGEREF _Toc227319933 \h </w:instrText>
             </w:r>
             <w:r>
               <w:rPr>
@@ -920,7 +960,7 @@
                 <w:noProof/>
                 <w:webHidden/>
               </w:rPr>
-              <w:t>10</w:t>
+              <w:t>11</w:t>
             </w:r>
             <w:r>
               <w:rPr>
@@ -933,20 +973,23 @@
         </w:p>
         <w:p>
           <w:pPr>
-            <w:pStyle w:val="TDC3"/>
+            <w:pStyle w:val="TDC2"/>
+            <w:tabs>
+              <w:tab w:val="right" w:leader="dot" w:pos="8494"/>
+            </w:tabs>
             <w:rPr>
               <w:rFonts w:eastAsiaTheme="minorEastAsia"/>
               <w:noProof/>
               <w:lang w:eastAsia="es-ES"/>
             </w:rPr>
           </w:pPr>
-          <w:hyperlink w:anchor="_Toc227315240" w:history="1">
+          <w:hyperlink w:anchor="_Toc227319934" w:history="1">
             <w:r>
               <w:rPr>
                 <w:rStyle w:val="Hipervnculo"/>
                 <w:noProof/>
               </w:rPr>
-              <w:t>Sistema de eventos</w:t>
+              <w:t>FUNCIONAMIENTO DE LA WEB</w:t>
             </w:r>
             <w:r>
               <w:rPr>
@@ -967,7 +1010,7 @@
                 <w:noProof/>
                 <w:webHidden/>
               </w:rPr>
-              <w:instrText xml:space="preserve"> PAGEREF _Toc227315240 \h </w:instrText>
+              <w:instrText xml:space="preserve"> PAGEREF _Toc227319934 \h </w:instrText>
             </w:r>
             <w:r>
               <w:rPr>
@@ -987,7 +1030,7 @@
                 <w:noProof/>
                 <w:webHidden/>
               </w:rPr>
-              <w:t>10</w:t>
+              <w:t>12</w:t>
             </w:r>
             <w:r>
               <w:rPr>
@@ -1001,19 +1044,22 @@
         <w:p>
           <w:pPr>
             <w:pStyle w:val="TDC3"/>
+            <w:tabs>
+              <w:tab w:val="right" w:leader="dot" w:pos="8494"/>
+            </w:tabs>
             <w:rPr>
               <w:rFonts w:eastAsiaTheme="minorEastAsia"/>
               <w:noProof/>
               <w:lang w:eastAsia="es-ES"/>
             </w:rPr>
           </w:pPr>
-          <w:hyperlink w:anchor="_Toc227315241" w:history="1">
+          <w:hyperlink w:anchor="_Toc227319935" w:history="1">
             <w:r>
               <w:rPr>
                 <w:rStyle w:val="Hipervnculo"/>
                 <w:noProof/>
               </w:rPr>
-              <w:t>Colores dinámicos</w:t>
+              <w:t>Archivo JSON</w:t>
             </w:r>
             <w:r>
               <w:rPr>
@@ -1034,7 +1080,7 @@
                 <w:noProof/>
                 <w:webHidden/>
               </w:rPr>
-              <w:instrText xml:space="preserve"> PAGEREF _Toc227315241 \h </w:instrText>
+              <w:instrText xml:space="preserve"> PAGEREF _Toc227319935 \h </w:instrText>
             </w:r>
             <w:r>
               <w:rPr>
@@ -1054,7 +1100,7 @@
                 <w:noProof/>
                 <w:webHidden/>
               </w:rPr>
-              <w:t>11</w:t>
+              <w:t>12</w:t>
             </w:r>
             <w:r>
               <w:rPr>
@@ -1067,20 +1113,23 @@
         </w:p>
         <w:p>
           <w:pPr>
-            <w:pStyle w:val="TDC1"/>
+            <w:pStyle w:val="TDC3"/>
+            <w:tabs>
+              <w:tab w:val="right" w:leader="dot" w:pos="8494"/>
+            </w:tabs>
             <w:rPr>
               <w:rFonts w:eastAsiaTheme="minorEastAsia"/>
               <w:noProof/>
               <w:lang w:eastAsia="es-ES"/>
             </w:rPr>
           </w:pPr>
-          <w:hyperlink w:anchor="_Toc227315242" w:history="1">
+          <w:hyperlink w:anchor="_Toc227319936" w:history="1">
             <w:r>
               <w:rPr>
                 <w:rStyle w:val="Hipervnculo"/>
                 <w:noProof/>
               </w:rPr>
-              <w:t>BASES DE DATOS</w:t>
+              <w:t>Sistema de eventos</w:t>
             </w:r>
             <w:r>
               <w:rPr>
@@ -1101,7 +1150,7 @@
                 <w:noProof/>
                 <w:webHidden/>
               </w:rPr>
-              <w:instrText xml:space="preserve"> PAGEREF _Toc227315242 \h </w:instrText>
+              <w:instrText xml:space="preserve"> PAGEREF _Toc227319936 \h </w:instrText>
             </w:r>
             <w:r>
               <w:rPr>
@@ -1121,7 +1170,7 @@
                 <w:noProof/>
                 <w:webHidden/>
               </w:rPr>
-              <w:t>13</w:t>
+              <w:t>12</w:t>
             </w:r>
             <w:r>
               <w:rPr>
@@ -1134,20 +1183,23 @@
         </w:p>
         <w:p>
           <w:pPr>
-            <w:pStyle w:val="TDC2"/>
+            <w:pStyle w:val="TDC3"/>
+            <w:tabs>
+              <w:tab w:val="right" w:leader="dot" w:pos="8494"/>
+            </w:tabs>
             <w:rPr>
               <w:rFonts w:eastAsiaTheme="minorEastAsia"/>
               <w:noProof/>
               <w:lang w:eastAsia="es-ES"/>
             </w:rPr>
           </w:pPr>
-          <w:hyperlink w:anchor="_Toc227315243" w:history="1">
+          <w:hyperlink w:anchor="_Toc227319937" w:history="1">
             <w:r>
               <w:rPr>
                 <w:rStyle w:val="Hipervnculo"/>
                 <w:noProof/>
               </w:rPr>
-              <w:t>Esquema entidad-relación:</w:t>
+              <w:t>Colores dinámicos</w:t>
             </w:r>
             <w:r>
               <w:rPr>
@@ -1168,7 +1220,7 @@
                 <w:noProof/>
                 <w:webHidden/>
               </w:rPr>
-              <w:instrText xml:space="preserve"> PAGEREF _Toc227315243 \h </w:instrText>
+              <w:instrText xml:space="preserve"> PAGEREF _Toc227319937 \h </w:instrText>
             </w:r>
             <w:r>
               <w:rPr>
@@ -1201,20 +1253,23 @@
         </w:p>
         <w:p>
           <w:pPr>
-            <w:pStyle w:val="TDC2"/>
+            <w:pStyle w:val="TDC3"/>
+            <w:tabs>
+              <w:tab w:val="right" w:leader="dot" w:pos="8494"/>
+            </w:tabs>
             <w:rPr>
               <w:rFonts w:eastAsiaTheme="minorEastAsia"/>
               <w:noProof/>
               <w:lang w:eastAsia="es-ES"/>
             </w:rPr>
           </w:pPr>
-          <w:hyperlink w:anchor="_Toc227315244" w:history="1">
+          <w:hyperlink w:anchor="_Toc227319938" w:history="1">
             <w:r>
               <w:rPr>
                 <w:rStyle w:val="Hipervnculo"/>
                 <w:noProof/>
               </w:rPr>
-              <w:t>Archivo SQL</w:t>
+              <w:t>Añadir eventos nuevos</w:t>
             </w:r>
             <w:r>
               <w:rPr>
@@ -1235,7 +1290,7 @@
                 <w:noProof/>
                 <w:webHidden/>
               </w:rPr>
-              <w:instrText xml:space="preserve"> PAGEREF _Toc227315244 \h </w:instrText>
+              <w:instrText xml:space="preserve"> PAGEREF _Toc227319938 \h </w:instrText>
             </w:r>
             <w:r>
               <w:rPr>
@@ -1255,7 +1310,7 @@
                 <w:noProof/>
                 <w:webHidden/>
               </w:rPr>
-              <w:t>13</w:t>
+              <w:t>14</w:t>
             </w:r>
             <w:r>
               <w:rPr>
@@ -1268,20 +1323,23 @@
         </w:p>
         <w:p>
           <w:pPr>
-            <w:pStyle w:val="TDC3"/>
+            <w:pStyle w:val="TDC1"/>
+            <w:tabs>
+              <w:tab w:val="right" w:leader="dot" w:pos="8494"/>
+            </w:tabs>
             <w:rPr>
               <w:rFonts w:eastAsiaTheme="minorEastAsia"/>
               <w:noProof/>
               <w:lang w:eastAsia="es-ES"/>
             </w:rPr>
           </w:pPr>
-          <w:hyperlink w:anchor="_Toc227315245" w:history="1">
+          <w:hyperlink w:anchor="_Toc227319939" w:history="1">
             <w:r>
               <w:rPr>
                 <w:rStyle w:val="Hipervnculo"/>
                 <w:noProof/>
               </w:rPr>
-              <w:t>TABLAS</w:t>
+              <w:t>RSS</w:t>
             </w:r>
             <w:r>
               <w:rPr>
@@ -1302,7 +1360,7 @@
                 <w:noProof/>
                 <w:webHidden/>
               </w:rPr>
-              <w:instrText xml:space="preserve"> PAGEREF _Toc227315245 \h </w:instrText>
+              <w:instrText xml:space="preserve"> PAGEREF _Toc227319939 \h </w:instrText>
             </w:r>
             <w:r>
               <w:rPr>
@@ -1322,7 +1380,7 @@
                 <w:noProof/>
                 <w:webHidden/>
               </w:rPr>
-              <w:t>13</w:t>
+              <w:t>16</w:t>
             </w:r>
             <w:r>
               <w:rPr>
@@ -1335,20 +1393,23 @@
         </w:p>
         <w:p>
           <w:pPr>
-            <w:pStyle w:val="TDC3"/>
+            <w:pStyle w:val="TDC1"/>
+            <w:tabs>
+              <w:tab w:val="right" w:leader="dot" w:pos="8494"/>
+            </w:tabs>
             <w:rPr>
               <w:rFonts w:eastAsiaTheme="minorEastAsia"/>
               <w:noProof/>
               <w:lang w:eastAsia="es-ES"/>
             </w:rPr>
           </w:pPr>
-          <w:hyperlink w:anchor="_Toc227315246" w:history="1">
+          <w:hyperlink w:anchor="_Toc227319940" w:history="1">
             <w:r>
               <w:rPr>
                 <w:rStyle w:val="Hipervnculo"/>
                 <w:noProof/>
               </w:rPr>
-              <w:t>VALORES</w:t>
+              <w:t>BASES DE DATOS</w:t>
             </w:r>
             <w:r>
               <w:rPr>
@@ -1369,7 +1430,7 @@
                 <w:noProof/>
                 <w:webHidden/>
               </w:rPr>
-              <w:instrText xml:space="preserve"> PAGEREF _Toc227315246 \h </w:instrText>
+              <w:instrText xml:space="preserve"> PAGEREF _Toc227319940 \h </w:instrText>
             </w:r>
             <w:r>
               <w:rPr>
@@ -1402,20 +1463,23 @@
         </w:p>
         <w:p>
           <w:pPr>
-            <w:pStyle w:val="TDC3"/>
+            <w:pStyle w:val="TDC2"/>
+            <w:tabs>
+              <w:tab w:val="right" w:leader="dot" w:pos="8494"/>
+            </w:tabs>
             <w:rPr>
               <w:rFonts w:eastAsiaTheme="minorEastAsia"/>
               <w:noProof/>
               <w:lang w:eastAsia="es-ES"/>
             </w:rPr>
           </w:pPr>
-          <w:hyperlink w:anchor="_Toc227315247" w:history="1">
+          <w:hyperlink w:anchor="_Toc227319941" w:history="1">
             <w:r>
               <w:rPr>
                 <w:rStyle w:val="Hipervnculo"/>
                 <w:noProof/>
               </w:rPr>
-              <w:t>VISTAS (Código + captura del resultado)</w:t>
+              <w:t>Esquema entidad-relación:</w:t>
             </w:r>
             <w:r>
               <w:rPr>
@@ -1436,7 +1500,7 @@
                 <w:noProof/>
                 <w:webHidden/>
               </w:rPr>
-              <w:instrText xml:space="preserve"> PAGEREF _Toc227315247 \h </w:instrText>
+              <w:instrText xml:space="preserve"> PAGEREF _Toc227319941 \h </w:instrText>
             </w:r>
             <w:r>
               <w:rPr>
@@ -1456,7 +1520,7 @@
                 <w:noProof/>
                 <w:webHidden/>
               </w:rPr>
-              <w:t>18</w:t>
+              <w:t>17</w:t>
             </w:r>
             <w:r>
               <w:rPr>
@@ -1469,20 +1533,23 @@
         </w:p>
         <w:p>
           <w:pPr>
-            <w:pStyle w:val="TDC1"/>
+            <w:pStyle w:val="TDC2"/>
+            <w:tabs>
+              <w:tab w:val="right" w:leader="dot" w:pos="8494"/>
+            </w:tabs>
             <w:rPr>
               <w:rFonts w:eastAsiaTheme="minorEastAsia"/>
               <w:noProof/>
               <w:lang w:eastAsia="es-ES"/>
             </w:rPr>
           </w:pPr>
-          <w:hyperlink w:anchor="_Toc227315248" w:history="1">
+          <w:hyperlink w:anchor="_Toc227319942" w:history="1">
             <w:r>
               <w:rPr>
                 <w:rStyle w:val="Hipervnculo"/>
                 <w:noProof/>
               </w:rPr>
-              <w:t>PROGRAMACIÓN</w:t>
+              <w:t>Archivo SQL</w:t>
             </w:r>
             <w:r>
               <w:rPr>
@@ -1503,7 +1570,7 @@
                 <w:noProof/>
                 <w:webHidden/>
               </w:rPr>
-              <w:instrText xml:space="preserve"> PAGEREF _Toc227315248 \h </w:instrText>
+              <w:instrText xml:space="preserve"> PAGEREF _Toc227319942 \h </w:instrText>
             </w:r>
             <w:r>
               <w:rPr>
@@ -1523,7 +1590,7 @@
                 <w:noProof/>
                 <w:webHidden/>
               </w:rPr>
-              <w:t>20</w:t>
+              <w:t>17</w:t>
             </w:r>
             <w:r>
               <w:rPr>
@@ -1536,20 +1603,23 @@
         </w:p>
         <w:p>
           <w:pPr>
-            <w:pStyle w:val="TDC2"/>
+            <w:pStyle w:val="TDC3"/>
+            <w:tabs>
+              <w:tab w:val="right" w:leader="dot" w:pos="8494"/>
+            </w:tabs>
             <w:rPr>
               <w:rFonts w:eastAsiaTheme="minorEastAsia"/>
               <w:noProof/>
               <w:lang w:eastAsia="es-ES"/>
             </w:rPr>
           </w:pPr>
-          <w:hyperlink w:anchor="_Toc227315249" w:history="1">
+          <w:hyperlink w:anchor="_Toc227319943" w:history="1">
             <w:r>
               <w:rPr>
                 <w:rStyle w:val="Hipervnculo"/>
                 <w:noProof/>
               </w:rPr>
-              <w:t>El menú</w:t>
+              <w:t>TABLAS</w:t>
             </w:r>
             <w:r>
               <w:rPr>
@@ -1570,7 +1640,7 @@
                 <w:noProof/>
                 <w:webHidden/>
               </w:rPr>
-              <w:instrText xml:space="preserve"> PAGEREF _Toc227315249 \h </w:instrText>
+              <w:instrText xml:space="preserve"> PAGEREF _Toc227319943 \h </w:instrText>
             </w:r>
             <w:r>
               <w:rPr>
@@ -1590,7 +1660,7 @@
                 <w:noProof/>
                 <w:webHidden/>
               </w:rPr>
-              <w:t>20</w:t>
+              <w:t>17</w:t>
             </w:r>
             <w:r>
               <w:rPr>
@@ -1603,20 +1673,23 @@
         </w:p>
         <w:p>
           <w:pPr>
-            <w:pStyle w:val="TDC2"/>
+            <w:pStyle w:val="TDC3"/>
+            <w:tabs>
+              <w:tab w:val="right" w:leader="dot" w:pos="8494"/>
+            </w:tabs>
             <w:rPr>
               <w:rFonts w:eastAsiaTheme="minorEastAsia"/>
               <w:noProof/>
               <w:lang w:eastAsia="es-ES"/>
             </w:rPr>
           </w:pPr>
-          <w:hyperlink w:anchor="_Toc227315250" w:history="1">
+          <w:hyperlink w:anchor="_Toc227319944" w:history="1">
             <w:r>
               <w:rPr>
                 <w:rStyle w:val="Hipervnculo"/>
                 <w:noProof/>
               </w:rPr>
-              <w:t>Crear usuario (Opción 1)</w:t>
+              <w:t>VALORES</w:t>
             </w:r>
             <w:r>
               <w:rPr>
@@ -1637,7 +1710,7 @@
                 <w:noProof/>
                 <w:webHidden/>
               </w:rPr>
-              <w:instrText xml:space="preserve"> PAGEREF _Toc227315250 \h </w:instrText>
+              <w:instrText xml:space="preserve"> PAGEREF _Toc227319944 \h </w:instrText>
             </w:r>
             <w:r>
               <w:rPr>
@@ -1657,7 +1730,7 @@
                 <w:noProof/>
                 <w:webHidden/>
               </w:rPr>
-              <w:t>20</w:t>
+              <w:t>21</w:t>
             </w:r>
             <w:r>
               <w:rPr>
@@ -1670,20 +1743,23 @@
         </w:p>
         <w:p>
           <w:pPr>
-            <w:pStyle w:val="TDC2"/>
+            <w:pStyle w:val="TDC3"/>
+            <w:tabs>
+              <w:tab w:val="right" w:leader="dot" w:pos="8494"/>
+            </w:tabs>
             <w:rPr>
               <w:rFonts w:eastAsiaTheme="minorEastAsia"/>
               <w:noProof/>
               <w:lang w:eastAsia="es-ES"/>
             </w:rPr>
           </w:pPr>
-          <w:hyperlink w:anchor="_Toc227315251" w:history="1">
+          <w:hyperlink w:anchor="_Toc227319945" w:history="1">
             <w:r>
               <w:rPr>
                 <w:rStyle w:val="Hipervnculo"/>
                 <w:noProof/>
               </w:rPr>
-              <w:t>Borrar usuario (Opción 2)</w:t>
+              <w:t>VISTAS (Código + captura del resultado)</w:t>
             </w:r>
             <w:r>
               <w:rPr>
@@ -1704,7 +1780,7 @@
                 <w:noProof/>
                 <w:webHidden/>
               </w:rPr>
-              <w:instrText xml:space="preserve"> PAGEREF _Toc227315251 \h </w:instrText>
+              <w:instrText xml:space="preserve"> PAGEREF _Toc227319945 \h </w:instrText>
             </w:r>
             <w:r>
               <w:rPr>
@@ -1724,7 +1800,7 @@
                 <w:noProof/>
                 <w:webHidden/>
               </w:rPr>
-              <w:t>21</w:t>
+              <w:t>22</w:t>
             </w:r>
             <w:r>
               <w:rPr>
@@ -1737,20 +1813,23 @@
         </w:p>
         <w:p>
           <w:pPr>
-            <w:pStyle w:val="TDC2"/>
+            <w:pStyle w:val="TDC1"/>
+            <w:tabs>
+              <w:tab w:val="right" w:leader="dot" w:pos="8494"/>
+            </w:tabs>
             <w:rPr>
               <w:rFonts w:eastAsiaTheme="minorEastAsia"/>
               <w:noProof/>
               <w:lang w:eastAsia="es-ES"/>
             </w:rPr>
           </w:pPr>
-          <w:hyperlink w:anchor="_Toc227315252" w:history="1">
+          <w:hyperlink w:anchor="_Toc227319946" w:history="1">
             <w:r>
               <w:rPr>
                 <w:rStyle w:val="Hipervnculo"/>
                 <w:noProof/>
               </w:rPr>
-              <w:t>Crear evento (Opción 3)</w:t>
+              <w:t>PROGRAMACIÓN</w:t>
             </w:r>
             <w:r>
               <w:rPr>
@@ -1771,7 +1850,7 @@
                 <w:noProof/>
                 <w:webHidden/>
               </w:rPr>
-              <w:instrText xml:space="preserve"> PAGEREF _Toc227315252 \h </w:instrText>
+              <w:instrText xml:space="preserve"> PAGEREF _Toc227319946 \h </w:instrText>
             </w:r>
             <w:r>
               <w:rPr>
@@ -1791,7 +1870,7 @@
                 <w:noProof/>
                 <w:webHidden/>
               </w:rPr>
-              <w:t>22</w:t>
+              <w:t>24</w:t>
             </w:r>
             <w:r>
               <w:rPr>
@@ -1805,19 +1884,22 @@
         <w:p>
           <w:pPr>
             <w:pStyle w:val="TDC2"/>
+            <w:tabs>
+              <w:tab w:val="right" w:leader="dot" w:pos="8494"/>
+            </w:tabs>
             <w:rPr>
               <w:rFonts w:eastAsiaTheme="minorEastAsia"/>
               <w:noProof/>
               <w:lang w:eastAsia="es-ES"/>
             </w:rPr>
           </w:pPr>
-          <w:hyperlink w:anchor="_Toc227315253" w:history="1">
+          <w:hyperlink w:anchor="_Toc227319947" w:history="1">
             <w:r>
               <w:rPr>
                 <w:rStyle w:val="Hipervnculo"/>
                 <w:noProof/>
               </w:rPr>
-              <w:t>Borrar evento (Opción 4)</w:t>
+              <w:t>El menú</w:t>
             </w:r>
             <w:r>
               <w:rPr>
@@ -1838,7 +1920,7 @@
                 <w:noProof/>
                 <w:webHidden/>
               </w:rPr>
-              <w:instrText xml:space="preserve"> PAGEREF _Toc227315253 \h </w:instrText>
+              <w:instrText xml:space="preserve"> PAGEREF _Toc227319947 \h </w:instrText>
             </w:r>
             <w:r>
               <w:rPr>
@@ -1858,7 +1940,7 @@
                 <w:noProof/>
                 <w:webHidden/>
               </w:rPr>
-              <w:t>23</w:t>
+              <w:t>24</w:t>
             </w:r>
             <w:r>
               <w:rPr>
@@ -1872,19 +1954,22 @@
         <w:p>
           <w:pPr>
             <w:pStyle w:val="TDC2"/>
+            <w:tabs>
+              <w:tab w:val="right" w:leader="dot" w:pos="8494"/>
+            </w:tabs>
             <w:rPr>
               <w:rFonts w:eastAsiaTheme="minorEastAsia"/>
               <w:noProof/>
               <w:lang w:eastAsia="es-ES"/>
             </w:rPr>
           </w:pPr>
-          <w:hyperlink w:anchor="_Toc227315254" w:history="1">
+          <w:hyperlink w:anchor="_Toc227319948" w:history="1">
             <w:r>
               <w:rPr>
                 <w:rStyle w:val="Hipervnculo"/>
                 <w:noProof/>
               </w:rPr>
-              <w:t>Crear galería (Opción 5)</w:t>
+              <w:t>Crear usuario (Opción 1)</w:t>
             </w:r>
             <w:r>
               <w:rPr>
@@ -1905,7 +1990,7 @@
                 <w:noProof/>
                 <w:webHidden/>
               </w:rPr>
-              <w:instrText xml:space="preserve"> PAGEREF _Toc227315254 \h </w:instrText>
+              <w:instrText xml:space="preserve"> PAGEREF _Toc227319948 \h </w:instrText>
             </w:r>
             <w:r>
               <w:rPr>
@@ -1939,19 +2024,22 @@
         <w:p>
           <w:pPr>
             <w:pStyle w:val="TDC2"/>
+            <w:tabs>
+              <w:tab w:val="right" w:leader="dot" w:pos="8494"/>
+            </w:tabs>
             <w:rPr>
               <w:rFonts w:eastAsiaTheme="minorEastAsia"/>
               <w:noProof/>
               <w:lang w:eastAsia="es-ES"/>
             </w:rPr>
           </w:pPr>
-          <w:hyperlink w:anchor="_Toc227315255" w:history="1">
+          <w:hyperlink w:anchor="_Toc227319949" w:history="1">
             <w:r>
               <w:rPr>
                 <w:rStyle w:val="Hipervnculo"/>
                 <w:noProof/>
               </w:rPr>
-              <w:t>Borrar galería (Opción 6)</w:t>
+              <w:t>Borrar usuario (Opción 2)</w:t>
             </w:r>
             <w:r>
               <w:rPr>
@@ -1972,7 +2060,7 @@
                 <w:noProof/>
                 <w:webHidden/>
               </w:rPr>
-              <w:instrText xml:space="preserve"> PAGEREF _Toc227315255 \h </w:instrText>
+              <w:instrText xml:space="preserve"> PAGEREF _Toc227319949 \h </w:instrText>
             </w:r>
             <w:r>
               <w:rPr>
@@ -2006,19 +2094,22 @@
         <w:p>
           <w:pPr>
             <w:pStyle w:val="TDC2"/>
+            <w:tabs>
+              <w:tab w:val="right" w:leader="dot" w:pos="8494"/>
+            </w:tabs>
             <w:rPr>
               <w:rFonts w:eastAsiaTheme="minorEastAsia"/>
               <w:noProof/>
               <w:lang w:eastAsia="es-ES"/>
             </w:rPr>
           </w:pPr>
-          <w:hyperlink w:anchor="_Toc227315256" w:history="1">
+          <w:hyperlink w:anchor="_Toc227319950" w:history="1">
             <w:r>
               <w:rPr>
                 <w:rStyle w:val="Hipervnculo"/>
                 <w:noProof/>
               </w:rPr>
-              <w:t>Crear favorito (Opción 7)</w:t>
+              <w:t>Crear evento (Opción 3)</w:t>
             </w:r>
             <w:r>
               <w:rPr>
@@ -2039,7 +2130,7 @@
                 <w:noProof/>
                 <w:webHidden/>
               </w:rPr>
-              <w:instrText xml:space="preserve"> PAGEREF _Toc227315256 \h </w:instrText>
+              <w:instrText xml:space="preserve"> PAGEREF _Toc227319950 \h </w:instrText>
             </w:r>
             <w:r>
               <w:rPr>
@@ -2073,18 +2164,301 @@
         <w:p>
           <w:pPr>
             <w:pStyle w:val="TDC2"/>
+            <w:tabs>
+              <w:tab w:val="right" w:leader="dot" w:pos="8494"/>
+            </w:tabs>
             <w:rPr>
               <w:rFonts w:eastAsiaTheme="minorEastAsia"/>
               <w:noProof/>
               <w:lang w:eastAsia="es-ES"/>
             </w:rPr>
           </w:pPr>
-          <w:hyperlink w:anchor="_Toc227315257" w:history="1">
+          <w:hyperlink w:anchor="_Toc227319951" w:history="1">
             <w:r>
               <w:rPr>
                 <w:rStyle w:val="Hipervnculo"/>
                 <w:noProof/>
               </w:rPr>
+              <w:t>Borrar evento (Opción 4)</w:t>
+            </w:r>
+            <w:r>
+              <w:rPr>
+                <w:noProof/>
+                <w:webHidden/>
+              </w:rPr>
+              <w:tab/>
+            </w:r>
+            <w:r>
+              <w:rPr>
+                <w:noProof/>
+                <w:webHidden/>
+              </w:rPr>
+              <w:fldChar w:fldCharType="begin"/>
+            </w:r>
+            <w:r>
+              <w:rPr>
+                <w:noProof/>
+                <w:webHidden/>
+              </w:rPr>
+              <w:instrText xml:space="preserve"> PAGEREF _Toc227319951 \h </w:instrText>
+            </w:r>
+            <w:r>
+              <w:rPr>
+                <w:noProof/>
+                <w:webHidden/>
+              </w:rPr>
+            </w:r>
+            <w:r>
+              <w:rPr>
+                <w:noProof/>
+                <w:webHidden/>
+              </w:rPr>
+              <w:fldChar w:fldCharType="separate"/>
+            </w:r>
+            <w:r>
+              <w:rPr>
+                <w:noProof/>
+                <w:webHidden/>
+              </w:rPr>
+              <w:t>27</w:t>
+            </w:r>
+            <w:r>
+              <w:rPr>
+                <w:noProof/>
+                <w:webHidden/>
+              </w:rPr>
+              <w:fldChar w:fldCharType="end"/>
+            </w:r>
+          </w:hyperlink>
+        </w:p>
+        <w:p>
+          <w:pPr>
+            <w:pStyle w:val="TDC2"/>
+            <w:tabs>
+              <w:tab w:val="right" w:leader="dot" w:pos="8494"/>
+            </w:tabs>
+            <w:rPr>
+              <w:rFonts w:eastAsiaTheme="minorEastAsia"/>
+              <w:noProof/>
+              <w:lang w:eastAsia="es-ES"/>
+            </w:rPr>
+          </w:pPr>
+          <w:hyperlink w:anchor="_Toc227319952" w:history="1">
+            <w:r>
+              <w:rPr>
+                <w:rStyle w:val="Hipervnculo"/>
+                <w:noProof/>
+              </w:rPr>
+              <w:t>Crear galería (Opción 5)</w:t>
+            </w:r>
+            <w:r>
+              <w:rPr>
+                <w:noProof/>
+                <w:webHidden/>
+              </w:rPr>
+              <w:tab/>
+            </w:r>
+            <w:r>
+              <w:rPr>
+                <w:noProof/>
+                <w:webHidden/>
+              </w:rPr>
+              <w:fldChar w:fldCharType="begin"/>
+            </w:r>
+            <w:r>
+              <w:rPr>
+                <w:noProof/>
+                <w:webHidden/>
+              </w:rPr>
+              <w:instrText xml:space="preserve"> PAGEREF _Toc227319952 \h </w:instrText>
+            </w:r>
+            <w:r>
+              <w:rPr>
+                <w:noProof/>
+                <w:webHidden/>
+              </w:rPr>
+            </w:r>
+            <w:r>
+              <w:rPr>
+                <w:noProof/>
+                <w:webHidden/>
+              </w:rPr>
+              <w:fldChar w:fldCharType="separate"/>
+            </w:r>
+            <w:r>
+              <w:rPr>
+                <w:noProof/>
+                <w:webHidden/>
+              </w:rPr>
+              <w:t>28</w:t>
+            </w:r>
+            <w:r>
+              <w:rPr>
+                <w:noProof/>
+                <w:webHidden/>
+              </w:rPr>
+              <w:fldChar w:fldCharType="end"/>
+            </w:r>
+          </w:hyperlink>
+        </w:p>
+        <w:p>
+          <w:pPr>
+            <w:pStyle w:val="TDC2"/>
+            <w:tabs>
+              <w:tab w:val="right" w:leader="dot" w:pos="8494"/>
+            </w:tabs>
+            <w:rPr>
+              <w:rFonts w:eastAsiaTheme="minorEastAsia"/>
+              <w:noProof/>
+              <w:lang w:eastAsia="es-ES"/>
+            </w:rPr>
+          </w:pPr>
+          <w:hyperlink w:anchor="_Toc227319953" w:history="1">
+            <w:r>
+              <w:rPr>
+                <w:rStyle w:val="Hipervnculo"/>
+                <w:noProof/>
+              </w:rPr>
+              <w:t>Borrar galería (Opción 6)</w:t>
+            </w:r>
+            <w:r>
+              <w:rPr>
+                <w:noProof/>
+                <w:webHidden/>
+              </w:rPr>
+              <w:tab/>
+            </w:r>
+            <w:r>
+              <w:rPr>
+                <w:noProof/>
+                <w:webHidden/>
+              </w:rPr>
+              <w:fldChar w:fldCharType="begin"/>
+            </w:r>
+            <w:r>
+              <w:rPr>
+                <w:noProof/>
+                <w:webHidden/>
+              </w:rPr>
+              <w:instrText xml:space="preserve"> PAGEREF _Toc227319953 \h </w:instrText>
+            </w:r>
+            <w:r>
+              <w:rPr>
+                <w:noProof/>
+                <w:webHidden/>
+              </w:rPr>
+            </w:r>
+            <w:r>
+              <w:rPr>
+                <w:noProof/>
+                <w:webHidden/>
+              </w:rPr>
+              <w:fldChar w:fldCharType="separate"/>
+            </w:r>
+            <w:r>
+              <w:rPr>
+                <w:noProof/>
+                <w:webHidden/>
+              </w:rPr>
+              <w:t>29</w:t>
+            </w:r>
+            <w:r>
+              <w:rPr>
+                <w:noProof/>
+                <w:webHidden/>
+              </w:rPr>
+              <w:fldChar w:fldCharType="end"/>
+            </w:r>
+          </w:hyperlink>
+        </w:p>
+        <w:p>
+          <w:pPr>
+            <w:pStyle w:val="TDC2"/>
+            <w:tabs>
+              <w:tab w:val="right" w:leader="dot" w:pos="8494"/>
+            </w:tabs>
+            <w:rPr>
+              <w:rFonts w:eastAsiaTheme="minorEastAsia"/>
+              <w:noProof/>
+              <w:lang w:eastAsia="es-ES"/>
+            </w:rPr>
+          </w:pPr>
+          <w:hyperlink w:anchor="_Toc227319954" w:history="1">
+            <w:r>
+              <w:rPr>
+                <w:rStyle w:val="Hipervnculo"/>
+                <w:noProof/>
+              </w:rPr>
+              <w:t>Crear favorito (Opción 7)</w:t>
+            </w:r>
+            <w:r>
+              <w:rPr>
+                <w:noProof/>
+                <w:webHidden/>
+              </w:rPr>
+              <w:tab/>
+            </w:r>
+            <w:r>
+              <w:rPr>
+                <w:noProof/>
+                <w:webHidden/>
+              </w:rPr>
+              <w:fldChar w:fldCharType="begin"/>
+            </w:r>
+            <w:r>
+              <w:rPr>
+                <w:noProof/>
+                <w:webHidden/>
+              </w:rPr>
+              <w:instrText xml:space="preserve"> PAGEREF _Toc227319954 \h </w:instrText>
+            </w:r>
+            <w:r>
+              <w:rPr>
+                <w:noProof/>
+                <w:webHidden/>
+              </w:rPr>
+            </w:r>
+            <w:r>
+              <w:rPr>
+                <w:noProof/>
+                <w:webHidden/>
+              </w:rPr>
+              <w:fldChar w:fldCharType="separate"/>
+            </w:r>
+            <w:r>
+              <w:rPr>
+                <w:noProof/>
+                <w:webHidden/>
+              </w:rPr>
+              <w:t>30</w:t>
+            </w:r>
+            <w:r>
+              <w:rPr>
+                <w:noProof/>
+                <w:webHidden/>
+              </w:rPr>
+              <w:fldChar w:fldCharType="end"/>
+            </w:r>
+          </w:hyperlink>
+        </w:p>
+        <w:p>
+          <w:pPr>
+            <w:pStyle w:val="TDC2"/>
+            <w:tabs>
+              <w:tab w:val="right" w:leader="dot" w:pos="8494"/>
+            </w:tabs>
+            <w:rPr>
+              <w:rFonts w:eastAsiaTheme="minorEastAsia"/>
+              <w:noProof/>
+              <w:lang w:eastAsia="es-ES"/>
+            </w:rPr>
+          </w:pPr>
+          <w:hyperlink w:anchor="_Toc227319955" w:history="1">
+            <w:r>
+              <w:rPr>
+                <w:rStyle w:val="Hipervnculo"/>
+                <w:noProof/>
+              </w:rPr>
               <w:t>Borrar favorito (Opción 8)</w:t>
             </w:r>
             <w:r>
@@ -2106,7 +2480,7 @@
                 <w:noProof/>
                 <w:webHidden/>
               </w:rPr>
-              <w:instrText xml:space="preserve"> PAGEREF _Toc227315257 \h </w:instrText>
+              <w:instrText xml:space="preserve"> PAGEREF _Toc227319955 \h </w:instrText>
             </w:r>
             <w:r>
               <w:rPr>
@@ -2126,7 +2500,7 @@
                 <w:noProof/>
                 <w:webHidden/>
               </w:rPr>
-              <w:t>27</w:t>
+              <w:t>31</w:t>
             </w:r>
             <w:r>
               <w:rPr>
@@ -2145,8 +2519,541 @@
       </w:sdtContent>
     </w:sdt>
     <w:p>
+      <w:pPr>
+        <w:rPr>
+          <w:b/>
+          <w:bCs/>
+          <w:sz w:val="40"/>
+          <w:szCs w:val="40"/>
+        </w:rPr>
+      </w:pPr>
+      <w:r>
+        <w:br w:type="page"/>
+      </w:r>
+    </w:p>
+    <w:p>
+      <w:pPr>
+        <w:pStyle w:val="Ttulo1"/>
+      </w:pPr>
+      <w:bookmarkStart w:id="1" w:name="_Toc227319923"/>
       <w:r>
         <w:lastRenderedPageBreak/>
+        <w:t>ESTRUCTURA DE CARPETAS</w:t>
+      </w:r>
+      <w:bookmarkEnd w:id="1"/>
+    </w:p>
+    <w:p>
+      <w:r>
+        <w:t>proyecto/</w:t>
+      </w:r>
+    </w:p>
+    <w:p>
+      <w:pPr>
+        <w:pStyle w:val="Prrafodelista"/>
+        <w:numPr>
+          <w:ilvl w:val="0"/>
+          <w:numId w:val="3"/>
+        </w:numPr>
+      </w:pPr>
+      <w:r>
+        <w:t>B</w:t>
+      </w:r>
+      <w:r>
+        <w:t>ases</w:t>
+      </w:r>
+      <w:r>
+        <w:t>-de-datos</w:t>
+      </w:r>
+      <w:r>
+        <w:t>/</w:t>
+      </w:r>
+    </w:p>
+    <w:p>
+      <w:pPr>
+        <w:pStyle w:val="Prrafodelista"/>
+        <w:numPr>
+          <w:ilvl w:val="1"/>
+          <w:numId w:val="3"/>
+        </w:numPr>
+      </w:pPr>
+      <w:proofErr w:type="spellStart"/>
+      <w:r>
+        <w:t>proyecto.sql</w:t>
+      </w:r>
+      <w:proofErr w:type="spellEnd"/>
+      <w:r>
+        <w:t xml:space="preserve"> (archivo </w:t>
+      </w:r>
+      <w:proofErr w:type="spellStart"/>
+      <w:r>
+        <w:t>sql</w:t>
+      </w:r>
+      <w:proofErr w:type="spellEnd"/>
+      <w:r>
+        <w:t>)</w:t>
+      </w:r>
+    </w:p>
+    <w:p>
+      <w:pPr>
+        <w:pStyle w:val="Prrafodelista"/>
+        <w:numPr>
+          <w:ilvl w:val="1"/>
+          <w:numId w:val="3"/>
+        </w:numPr>
+      </w:pPr>
+      <w:r>
+        <w:t>entidad-</w:t>
+      </w:r>
+      <w:proofErr w:type="spellStart"/>
+      <w:r>
+        <w:t>relacion.dia</w:t>
+      </w:r>
+      <w:proofErr w:type="spellEnd"/>
+      <w:r>
+        <w:t xml:space="preserve"> (esquema ER)</w:t>
+      </w:r>
+    </w:p>
+    <w:p>
+      <w:pPr>
+        <w:pStyle w:val="Prrafodelista"/>
+        <w:numPr>
+          <w:ilvl w:val="0"/>
+          <w:numId w:val="3"/>
+        </w:numPr>
+      </w:pPr>
+      <w:r>
+        <w:t>documentación/</w:t>
+      </w:r>
+    </w:p>
+    <w:p>
+      <w:pPr>
+        <w:pStyle w:val="Prrafodelista"/>
+        <w:numPr>
+          <w:ilvl w:val="1"/>
+          <w:numId w:val="3"/>
+        </w:numPr>
+      </w:pPr>
+      <w:r>
+        <w:t>imágenes</w:t>
+      </w:r>
+    </w:p>
+    <w:p>
+      <w:pPr>
+        <w:pStyle w:val="Prrafodelista"/>
+        <w:numPr>
+          <w:ilvl w:val="1"/>
+          <w:numId w:val="3"/>
+        </w:numPr>
+      </w:pPr>
+      <w:proofErr w:type="spellStart"/>
+      <w:proofErr w:type="gramStart"/>
+      <w:r>
+        <w:t>Informe..</w:t>
+      </w:r>
+      <w:proofErr w:type="gramEnd"/>
+      <w:r>
+        <w:t>docx</w:t>
+      </w:r>
+      <w:proofErr w:type="spellEnd"/>
+      <w:r>
+        <w:t xml:space="preserve"> (el informe)</w:t>
+      </w:r>
+    </w:p>
+    <w:p>
+      <w:pPr>
+        <w:pStyle w:val="Prrafodelista"/>
+        <w:numPr>
+          <w:ilvl w:val="0"/>
+          <w:numId w:val="3"/>
+        </w:numPr>
+      </w:pPr>
+      <w:proofErr w:type="spellStart"/>
+      <w:r>
+        <w:t>programacion</w:t>
+      </w:r>
+      <w:proofErr w:type="spellEnd"/>
+      <w:r>
+        <w:t>/proyecto</w:t>
+      </w:r>
+    </w:p>
+    <w:p>
+      <w:pPr>
+        <w:pStyle w:val="Prrafodelista"/>
+        <w:numPr>
+          <w:ilvl w:val="1"/>
+          <w:numId w:val="3"/>
+        </w:numPr>
+      </w:pPr>
+      <w:proofErr w:type="spellStart"/>
+      <w:r>
+        <w:t>src</w:t>
+      </w:r>
+      <w:proofErr w:type="spellEnd"/>
+      <w:r>
+        <w:t>/ (</w:t>
+      </w:r>
+      <w:proofErr w:type="spellStart"/>
+      <w:r>
+        <w:t>source</w:t>
+      </w:r>
+      <w:proofErr w:type="spellEnd"/>
+      <w:r>
+        <w:t xml:space="preserve"> del proyecto)</w:t>
+      </w:r>
+    </w:p>
+    <w:p>
+      <w:pPr>
+        <w:pStyle w:val="Prrafodelista"/>
+        <w:numPr>
+          <w:ilvl w:val="0"/>
+          <w:numId w:val="3"/>
+        </w:numPr>
+      </w:pPr>
+      <w:proofErr w:type="spellStart"/>
+      <w:r>
+        <w:t>rss</w:t>
+      </w:r>
+      <w:proofErr w:type="spellEnd"/>
+      <w:r>
+        <w:t>/</w:t>
+      </w:r>
+    </w:p>
+    <w:p>
+      <w:pPr>
+        <w:pStyle w:val="Prrafodelista"/>
+        <w:numPr>
+          <w:ilvl w:val="1"/>
+          <w:numId w:val="3"/>
+        </w:numPr>
+      </w:pPr>
+      <w:proofErr w:type="spellStart"/>
+      <w:r>
+        <w:t>eventos.rss</w:t>
+      </w:r>
+      <w:proofErr w:type="spellEnd"/>
+      <w:r>
+        <w:t xml:space="preserve"> (archivo RSS)</w:t>
+      </w:r>
+    </w:p>
+    <w:p>
+      <w:pPr>
+        <w:pStyle w:val="Prrafodelista"/>
+        <w:numPr>
+          <w:ilvl w:val="0"/>
+          <w:numId w:val="3"/>
+        </w:numPr>
+      </w:pPr>
+      <w:r>
+        <w:t>lenguaje-de-marcas/</w:t>
+      </w:r>
+      <w:r>
+        <w:t>web2.0/</w:t>
+      </w:r>
+    </w:p>
+    <w:p>
+      <w:pPr>
+        <w:pStyle w:val="Prrafodelista"/>
+        <w:numPr>
+          <w:ilvl w:val="1"/>
+          <w:numId w:val="3"/>
+        </w:numPr>
+      </w:pPr>
+      <w:proofErr w:type="spellStart"/>
+      <w:r>
+        <w:t>src</w:t>
+      </w:r>
+      <w:proofErr w:type="spellEnd"/>
+      <w:r>
+        <w:t>/</w:t>
+      </w:r>
+    </w:p>
+    <w:p>
+      <w:pPr>
+        <w:pStyle w:val="Prrafodelista"/>
+        <w:numPr>
+          <w:ilvl w:val="2"/>
+          <w:numId w:val="3"/>
+        </w:numPr>
+      </w:pPr>
+      <w:proofErr w:type="spellStart"/>
+      <w:r>
+        <w:t>assets</w:t>
+      </w:r>
+      <w:proofErr w:type="spellEnd"/>
+      <w:r>
+        <w:t>/</w:t>
+      </w:r>
+    </w:p>
+    <w:p>
+      <w:pPr>
+        <w:pStyle w:val="Prrafodelista"/>
+        <w:numPr>
+          <w:ilvl w:val="3"/>
+          <w:numId w:val="3"/>
+        </w:numPr>
+      </w:pPr>
+      <w:proofErr w:type="spellStart"/>
+      <w:r>
+        <w:t>fonts</w:t>
+      </w:r>
+      <w:proofErr w:type="spellEnd"/>
+      <w:r>
+        <w:t>/</w:t>
+      </w:r>
+    </w:p>
+    <w:p>
+      <w:pPr>
+        <w:pStyle w:val="Prrafodelista"/>
+        <w:numPr>
+          <w:ilvl w:val="3"/>
+          <w:numId w:val="3"/>
+        </w:numPr>
+      </w:pPr>
+      <w:proofErr w:type="spellStart"/>
+      <w:r>
+        <w:t>icons</w:t>
+      </w:r>
+      <w:proofErr w:type="spellEnd"/>
+      <w:r>
+        <w:t>/</w:t>
+      </w:r>
+    </w:p>
+    <w:p>
+      <w:pPr>
+        <w:pStyle w:val="Prrafodelista"/>
+        <w:numPr>
+          <w:ilvl w:val="3"/>
+          <w:numId w:val="3"/>
+        </w:numPr>
+      </w:pPr>
+      <w:proofErr w:type="spellStart"/>
+      <w:r>
+        <w:t>images</w:t>
+      </w:r>
+      <w:proofErr w:type="spellEnd"/>
+      <w:r>
+        <w:t>/</w:t>
+      </w:r>
+    </w:p>
+    <w:p>
+      <w:pPr>
+        <w:pStyle w:val="Prrafodelista"/>
+        <w:numPr>
+          <w:ilvl w:val="4"/>
+          <w:numId w:val="3"/>
+        </w:numPr>
+      </w:pPr>
+      <w:proofErr w:type="spellStart"/>
+      <w:r>
+        <w:t>imagenesEventos</w:t>
+      </w:r>
+      <w:proofErr w:type="spellEnd"/>
+      <w:r>
+        <w:t>/ (galerías de eventos)</w:t>
+      </w:r>
+    </w:p>
+    <w:p>
+      <w:pPr>
+        <w:pStyle w:val="Prrafodelista"/>
+        <w:numPr>
+          <w:ilvl w:val="4"/>
+          <w:numId w:val="3"/>
+        </w:numPr>
+      </w:pPr>
+      <w:r>
+        <w:t>logos/ (logotipos de la empresa)</w:t>
+      </w:r>
+    </w:p>
+    <w:p>
+      <w:pPr>
+        <w:pStyle w:val="Prrafodelista"/>
+        <w:numPr>
+          <w:ilvl w:val="4"/>
+          <w:numId w:val="3"/>
+        </w:numPr>
+      </w:pPr>
+      <w:r>
+        <w:t>personal/ (imágenes de los trabajadores)</w:t>
+      </w:r>
+    </w:p>
+    <w:p>
+      <w:pPr>
+        <w:pStyle w:val="Prrafodelista"/>
+        <w:numPr>
+          <w:ilvl w:val="3"/>
+          <w:numId w:val="3"/>
+        </w:numPr>
+      </w:pPr>
+      <w:proofErr w:type="spellStart"/>
+      <w:r>
+        <w:t>styles</w:t>
+      </w:r>
+      <w:proofErr w:type="spellEnd"/>
+      <w:r>
+        <w:t>/</w:t>
+      </w:r>
+    </w:p>
+    <w:p>
+      <w:pPr>
+        <w:pStyle w:val="Prrafodelista"/>
+        <w:numPr>
+          <w:ilvl w:val="4"/>
+          <w:numId w:val="3"/>
+        </w:numPr>
+      </w:pPr>
+      <w:r>
+        <w:t xml:space="preserve">styles.css (archivo </w:t>
+      </w:r>
+      <w:proofErr w:type="gramStart"/>
+      <w:r>
+        <w:t>CSS )</w:t>
+      </w:r>
+      <w:proofErr w:type="gramEnd"/>
+    </w:p>
+    <w:p>
+      <w:pPr>
+        <w:pStyle w:val="Prrafodelista"/>
+        <w:numPr>
+          <w:ilvl w:val="2"/>
+          <w:numId w:val="3"/>
+        </w:numPr>
+      </w:pPr>
+      <w:proofErr w:type="spellStart"/>
+      <w:r>
+        <w:t>componentes_principales</w:t>
+      </w:r>
+      <w:proofErr w:type="spellEnd"/>
+      <w:r>
+        <w:t>/ (los componentes que se repiten)</w:t>
+      </w:r>
+    </w:p>
+    <w:p>
+      <w:pPr>
+        <w:pStyle w:val="Prrafodelista"/>
+        <w:numPr>
+          <w:ilvl w:val="2"/>
+          <w:numId w:val="3"/>
+        </w:numPr>
+      </w:pPr>
+      <w:proofErr w:type="spellStart"/>
+      <w:r>
+        <w:t>pages</w:t>
+      </w:r>
+      <w:proofErr w:type="spellEnd"/>
+      <w:r>
+        <w:t xml:space="preserve">/ (las páginas de la web en </w:t>
+      </w:r>
+      <w:proofErr w:type="gramStart"/>
+      <w:r>
+        <w:t>formato .</w:t>
+      </w:r>
+      <w:proofErr w:type="spellStart"/>
+      <w:r>
+        <w:t>jsx</w:t>
+      </w:r>
+      <w:proofErr w:type="spellEnd"/>
+      <w:proofErr w:type="gramEnd"/>
+      <w:r>
+        <w:t>)</w:t>
+      </w:r>
+    </w:p>
+    <w:p>
+      <w:pPr>
+        <w:pStyle w:val="Prrafodelista"/>
+        <w:numPr>
+          <w:ilvl w:val="2"/>
+          <w:numId w:val="3"/>
+        </w:numPr>
+      </w:pPr>
+      <w:r>
+        <w:t>scripts/ (scripts de JavaScript)</w:t>
+      </w:r>
+    </w:p>
+    <w:p>
+      <w:pPr>
+        <w:pStyle w:val="Prrafodelista"/>
+        <w:numPr>
+          <w:ilvl w:val="1"/>
+          <w:numId w:val="3"/>
+        </w:numPr>
+      </w:pPr>
+      <w:r>
+        <w:t>datos/</w:t>
+      </w:r>
+    </w:p>
+    <w:p>
+      <w:pPr>
+        <w:pStyle w:val="Prrafodelista"/>
+        <w:numPr>
+          <w:ilvl w:val="2"/>
+          <w:numId w:val="3"/>
+        </w:numPr>
+      </w:pPr>
+      <w:proofErr w:type="spellStart"/>
+      <w:proofErr w:type="gramStart"/>
+      <w:r>
+        <w:t>eventos.json</w:t>
+      </w:r>
+      <w:proofErr w:type="spellEnd"/>
+      <w:proofErr w:type="gramEnd"/>
+      <w:r>
+        <w:t xml:space="preserve"> (archivo con los datos de los eventos)</w:t>
+      </w:r>
+    </w:p>
+    <w:p>
+      <w:pPr>
+        <w:pStyle w:val="Prrafodelista"/>
+        <w:numPr>
+          <w:ilvl w:val="0"/>
+          <w:numId w:val="3"/>
+        </w:numPr>
+      </w:pPr>
+      <w:r>
+        <w:t>README.md</w:t>
+      </w:r>
+    </w:p>
+    <w:p>
+      <w:pPr>
+        <w:pStyle w:val="Prrafodelista"/>
+        <w:numPr>
+          <w:ilvl w:val="0"/>
+          <w:numId w:val="3"/>
+        </w:numPr>
+      </w:pPr>
+      <w:proofErr w:type="spellStart"/>
+      <w:r>
+        <w:t>funcionamiento_web</w:t>
+      </w:r>
+      <w:proofErr w:type="spellEnd"/>
+      <w:r>
+        <w:tab/>
+        <w:t>.</w:t>
+      </w:r>
+      <w:proofErr w:type="spellStart"/>
+      <w:r>
+        <w:t>md</w:t>
+      </w:r>
+      <w:proofErr w:type="spellEnd"/>
+    </w:p>
+    <w:p>
+      <w:pPr>
+        <w:pStyle w:val="Prrafodelista"/>
+        <w:numPr>
+          <w:ilvl w:val="0"/>
+          <w:numId w:val="3"/>
+        </w:numPr>
+      </w:pPr>
+      <w:proofErr w:type="gramStart"/>
+      <w:r>
+        <w:t>.</w:t>
+      </w:r>
+      <w:proofErr w:type="spellStart"/>
+      <w:r>
+        <w:t>gitignore</w:t>
+      </w:r>
+      <w:proofErr w:type="spellEnd"/>
+      <w:proofErr w:type="gramEnd"/>
+      <w:r>
         <w:br w:type="page"/>
       </w:r>
     </w:p>
@@ -2154,16 +3061,21 @@
       <w:pPr>
         <w:pStyle w:val="Ttulo1"/>
       </w:pPr>
-      <w:bookmarkStart w:id="0" w:name="_Toc227315228"/>
+      <w:bookmarkStart w:id="2" w:name="_Toc227319924"/>
       <w:r>
         <w:lastRenderedPageBreak/>
         <w:t>INTRODUCCIÓN</w:t>
       </w:r>
-      <w:bookmarkEnd w:id="0"/>
-    </w:p>
-    <w:p>
-      <w:r>
-        <w:t>HAPPINESS&amp;Co es una empresa joven y din</w:t>
+      <w:bookmarkEnd w:id="2"/>
+    </w:p>
+    <w:p>
+      <w:proofErr w:type="spellStart"/>
+      <w:r>
+        <w:t>HAPPINESS&amp;Co</w:t>
+      </w:r>
+      <w:proofErr w:type="spellEnd"/>
+      <w:r>
+        <w:t xml:space="preserve"> es una empresa joven y din</w:t>
       </w:r>
       <w:r>
         <w:t>á</w:t>
@@ -2198,7 +3110,15 @@
         <w:t>ó</w:t>
       </w:r>
       <w:r>
-        <w:t xml:space="preserve"> HAPPINESS&amp;Co: una agenda cultural que intenta recopilar y organizar todos los eventos culturales, de cualquier tipo, que tienen lugar en nuestra localidad e inmediaciones.</w:t>
+        <w:t xml:space="preserve"> </w:t>
+      </w:r>
+      <w:proofErr w:type="spellStart"/>
+      <w:r>
+        <w:t>HAPPINESS&amp;Co</w:t>
+      </w:r>
+      <w:proofErr w:type="spellEnd"/>
+      <w:r>
+        <w:t>: una agenda cultural que intenta recopilar y organizar todos los eventos culturales, de cualquier tipo, que tienen lugar en nuestra localidad e inmediaciones.</w:t>
       </w:r>
     </w:p>
     <w:p>
@@ -2214,8 +3134,13 @@
     </w:p>
     <w:p>
       <w:r>
-        <w:t>Así que… ¡Bienvenidos a HAPPINESS&amp;Co</w:t>
-      </w:r>
+        <w:t xml:space="preserve">Así que… ¡Bienvenidos a </w:t>
+      </w:r>
+      <w:proofErr w:type="spellStart"/>
+      <w:r>
+        <w:t>HAPPINESS&amp;Co</w:t>
+      </w:r>
+      <w:proofErr w:type="spellEnd"/>
       <w:r>
         <w:t>!</w:t>
       </w:r>
@@ -2225,11 +3150,11 @@
       <w:pPr>
         <w:pStyle w:val="Ttulo1"/>
       </w:pPr>
-      <w:bookmarkStart w:id="1" w:name="_Toc227315229"/>
+      <w:bookmarkStart w:id="3" w:name="_Toc227319925"/>
       <w:r>
         <w:t>REPOSITORIO DE GITHUB</w:t>
       </w:r>
-      <w:bookmarkEnd w:id="1"/>
+      <w:bookmarkEnd w:id="3"/>
     </w:p>
     <w:p>
       <w:r>
@@ -2239,8 +3164,13 @@
         <w:t>,</w:t>
       </w:r>
       <w:r>
-        <w:t xml:space="preserve"> y el enlace al Figma</w:t>
-      </w:r>
+        <w:t xml:space="preserve"> y el enlace al </w:t>
+      </w:r>
+      <w:proofErr w:type="spellStart"/>
+      <w:r>
+        <w:t>Figma</w:t>
+      </w:r>
+      <w:proofErr w:type="spellEnd"/>
       <w:r>
         <w:t>. Además, cuenta con un índice con la localización de archivos importantes, como el RSS o el SQL</w:t>
       </w:r>
@@ -2250,11 +3180,19 @@
     </w:p>
     <w:p>
       <w:hyperlink r:id="rId7" w:history="1">
+        <w:proofErr w:type="spellStart"/>
         <w:r>
           <w:rPr>
             <w:rStyle w:val="Hipervnculo"/>
           </w:rPr>
-          <w:t>thorghy/proyecto</w:t>
+          <w:t>thorghy</w:t>
+        </w:r>
+        <w:proofErr w:type="spellEnd"/>
+        <w:r>
+          <w:rPr>
+            <w:rStyle w:val="Hipervnculo"/>
+          </w:rPr>
+          <w:t>/proyecto</w:t>
         </w:r>
       </w:hyperlink>
       <w:r>
@@ -2268,317 +3206,53 @@
       <w:pPr>
         <w:pStyle w:val="Ttulo1"/>
       </w:pPr>
-      <w:bookmarkStart w:id="2" w:name="_Toc227315230"/>
+      <w:bookmarkStart w:id="4" w:name="_Toc227319926"/>
       <w:r>
         <w:lastRenderedPageBreak/>
         <w:t>EVENTOS</w:t>
       </w:r>
-      <w:bookmarkEnd w:id="2"/>
-    </w:p>
-    <w:p>
-      <w:pPr>
-        <w:pStyle w:val="Prrafodelista"/>
-        <w:numPr>
-          <w:ilvl w:val="0"/>
-          <w:numId w:val="2"/>
-        </w:numPr>
-      </w:pPr>
-      <w:r>
-        <w:t>Real Sporting vs Deportivo La Coruña</w:t>
-      </w:r>
-    </w:p>
-    <w:p>
-      <w:pPr>
-        <w:pStyle w:val="Prrafodelista"/>
-        <w:numPr>
-          <w:ilvl w:val="1"/>
-          <w:numId w:val="2"/>
-        </w:numPr>
-      </w:pPr>
-      <w:r>
-        <w:t>Categoría: Deportes</w:t>
-      </w:r>
-    </w:p>
-    <w:p>
-      <w:pPr>
-        <w:pStyle w:val="Prrafodelista"/>
-        <w:numPr>
-          <w:ilvl w:val="1"/>
-          <w:numId w:val="2"/>
-        </w:numPr>
-      </w:pPr>
-      <w:r>
-        <w:t>Fecha: 28 de marzo de 2026 21:00</w:t>
-      </w:r>
-    </w:p>
-    <w:p>
-      <w:pPr>
-        <w:pStyle w:val="Prrafodelista"/>
-        <w:numPr>
-          <w:ilvl w:val="1"/>
-          <w:numId w:val="2"/>
-        </w:numPr>
-      </w:pPr>
-      <w:r>
-        <w:t>Obicación: Estadio el Molinón, Gijón</w:t>
-      </w:r>
-    </w:p>
-    <w:p>
-      <w:pPr>
-        <w:pStyle w:val="Prrafodelista"/>
-        <w:numPr>
-          <w:ilvl w:val="0"/>
-          <w:numId w:val="2"/>
-        </w:numPr>
-      </w:pPr>
-      <w:r>
-        <w:t>Hoguera de San Juan 2026</w:t>
-      </w:r>
-    </w:p>
-    <w:p>
-      <w:pPr>
-        <w:pStyle w:val="Prrafodelista"/>
-        <w:numPr>
-          <w:ilvl w:val="1"/>
-          <w:numId w:val="2"/>
-        </w:numPr>
-      </w:pPr>
-      <w:r>
-        <w:t>Categoría: Celebraciones</w:t>
-      </w:r>
-    </w:p>
-    <w:p>
-      <w:pPr>
-        <w:pStyle w:val="Prrafodelista"/>
-        <w:numPr>
-          <w:ilvl w:val="1"/>
-          <w:numId w:val="2"/>
-        </w:numPr>
-      </w:pPr>
-      <w:r>
-        <w:t>Fecha: 23 de junio de 2026</w:t>
-      </w:r>
-    </w:p>
-    <w:p>
-      <w:pPr>
-        <w:pStyle w:val="Prrafodelista"/>
-        <w:numPr>
-          <w:ilvl w:val="0"/>
-          <w:numId w:val="2"/>
-        </w:numPr>
-      </w:pPr>
-      <w:r>
-        <w:t>Boombastic Asturias 2026</w:t>
-      </w:r>
-    </w:p>
-    <w:p>
-      <w:pPr>
-        <w:pStyle w:val="Prrafodelista"/>
-        <w:numPr>
-          <w:ilvl w:val="1"/>
-          <w:numId w:val="2"/>
-        </w:numPr>
-      </w:pPr>
-      <w:r>
-        <w:t>Categoría: Música</w:t>
-      </w:r>
-    </w:p>
-    <w:p>
-      <w:pPr>
-        <w:pStyle w:val="Prrafodelista"/>
-        <w:numPr>
-          <w:ilvl w:val="1"/>
-          <w:numId w:val="2"/>
-        </w:numPr>
-      </w:pPr>
-      <w:r>
-        <w:t xml:space="preserve">Fecha: </w:t>
-      </w:r>
-      <w:r>
-        <w:t>16 – 18 de julio de 2026</w:t>
-      </w:r>
-    </w:p>
-    <w:p>
-      <w:pPr>
-        <w:pStyle w:val="Prrafodelista"/>
-        <w:numPr>
-          <w:ilvl w:val="1"/>
-          <w:numId w:val="2"/>
-        </w:numPr>
-      </w:pPr>
-      <w:r>
-        <w:t>Ubicación: Llanera</w:t>
-      </w:r>
-    </w:p>
-    <w:p>
-      <w:pPr>
-        <w:pStyle w:val="Prrafodelista"/>
-        <w:numPr>
-          <w:ilvl w:val="0"/>
-          <w:numId w:val="2"/>
-        </w:numPr>
-      </w:pPr>
-      <w:r>
-        <w:t>Estreno: Super Mario Galaxy: La película</w:t>
-      </w:r>
-    </w:p>
-    <w:p>
-      <w:pPr>
-        <w:pStyle w:val="Prrafodelista"/>
-        <w:numPr>
-          <w:ilvl w:val="1"/>
-          <w:numId w:val="2"/>
-        </w:numPr>
-      </w:pPr>
-      <w:r>
-        <w:t>Categoría: Cine</w:t>
-      </w:r>
-    </w:p>
-    <w:p>
-      <w:pPr>
-        <w:pStyle w:val="Prrafodelista"/>
-        <w:numPr>
-          <w:ilvl w:val="1"/>
-          <w:numId w:val="2"/>
-        </w:numPr>
-      </w:pPr>
-      <w:r>
-        <w:t>Fecha: 1 de abril de 2026</w:t>
-      </w:r>
-    </w:p>
-    <w:p>
-      <w:pPr>
-        <w:pStyle w:val="Prrafodelista"/>
-        <w:numPr>
-          <w:ilvl w:val="0"/>
-          <w:numId w:val="2"/>
-        </w:numPr>
-      </w:pPr>
-      <w:r>
-        <w:t>Concierto La Oreja De Van Gogh Gijón</w:t>
-      </w:r>
-    </w:p>
-    <w:p>
-      <w:pPr>
-        <w:pStyle w:val="Prrafodelista"/>
-        <w:numPr>
-          <w:ilvl w:val="1"/>
-          <w:numId w:val="2"/>
-        </w:numPr>
-      </w:pPr>
-      <w:r>
-        <w:t>Categoría: Música</w:t>
-      </w:r>
-    </w:p>
-    <w:p>
-      <w:pPr>
-        <w:pStyle w:val="Prrafodelista"/>
-        <w:numPr>
-          <w:ilvl w:val="1"/>
-          <w:numId w:val="2"/>
-        </w:numPr>
-      </w:pPr>
-      <w:r>
-        <w:t>Fecha: 10 de julio de 2026</w:t>
-      </w:r>
-    </w:p>
-    <w:p>
-      <w:pPr>
-        <w:pStyle w:val="Prrafodelista"/>
-        <w:numPr>
-          <w:ilvl w:val="1"/>
-          <w:numId w:val="2"/>
-        </w:numPr>
-      </w:pPr>
-      <w:r>
-        <w:t>Ubicación: Gijón Life</w:t>
-      </w:r>
-    </w:p>
-    <w:p>
-      <w:pPr>
-        <w:pStyle w:val="Prrafodelista"/>
-        <w:numPr>
-          <w:ilvl w:val="0"/>
-          <w:numId w:val="2"/>
-        </w:numPr>
-      </w:pPr>
-      <w:r>
-        <w:t>Concierto Fito y Fitipaldis</w:t>
-      </w:r>
-    </w:p>
-    <w:p>
-      <w:pPr>
-        <w:pStyle w:val="Prrafodelista"/>
-        <w:numPr>
-          <w:ilvl w:val="1"/>
-          <w:numId w:val="2"/>
-        </w:numPr>
-      </w:pPr>
-      <w:r>
-        <w:t>Categoría: Música</w:t>
-      </w:r>
-    </w:p>
-    <w:p>
-      <w:pPr>
-        <w:pStyle w:val="Prrafodelista"/>
-        <w:numPr>
-          <w:ilvl w:val="1"/>
-          <w:numId w:val="2"/>
-        </w:numPr>
-      </w:pPr>
-      <w:r>
-        <w:t>Fecha: 20 de diciembre de 2025</w:t>
-      </w:r>
-    </w:p>
-    <w:p>
-      <w:pPr>
-        <w:pStyle w:val="Prrafodelista"/>
-        <w:numPr>
-          <w:ilvl w:val="1"/>
-          <w:numId w:val="2"/>
-        </w:numPr>
-      </w:pPr>
-      <w:r>
-        <w:t>Ubicación: Palacio de Deportes, Gijón</w:t>
-      </w:r>
-    </w:p>
-    <w:p>
-      <w:pPr>
-        <w:pStyle w:val="Prrafodelista"/>
-        <w:numPr>
-          <w:ilvl w:val="0"/>
-          <w:numId w:val="2"/>
-        </w:numPr>
-      </w:pPr>
-      <w:r>
-        <w:t>Carnaval 2026</w:t>
-      </w:r>
-    </w:p>
-    <w:p>
-      <w:pPr>
-        <w:pStyle w:val="Prrafodelista"/>
-        <w:numPr>
-          <w:ilvl w:val="1"/>
-          <w:numId w:val="2"/>
-        </w:numPr>
-      </w:pPr>
-      <w:r>
-        <w:t>Categoría: Celebraciones</w:t>
-      </w:r>
-    </w:p>
-    <w:p>
-      <w:pPr>
-        <w:pStyle w:val="Prrafodelista"/>
-        <w:numPr>
-          <w:ilvl w:val="1"/>
-          <w:numId w:val="2"/>
-        </w:numPr>
-      </w:pPr>
-      <w:r>
-        <w:t>Fecha: 12 – 18 de febrero de 2026</w:t>
-      </w:r>
-    </w:p>
-    <w:p>
+      <w:bookmarkEnd w:id="4"/>
+    </w:p>
+    <w:p>
+      <w:r>
+        <w:t xml:space="preserve">Los eventos disponibles en la web se encuentran en el archivo JSON, el cual proporciona una manera fácil de leerlos y entenderlos. Puede encontrar el archivo JSON </w:t>
+      </w:r>
+      <w:r>
+        <w:rPr>
+          <w:rStyle w:val="codigoCar"/>
+          <w:highlight w:val="lightGray"/>
+        </w:rPr>
+        <w:t>en proyecto/web2.0/datos/</w:t>
+      </w:r>
+      <w:proofErr w:type="spellStart"/>
+      <w:r>
+        <w:rPr>
+          <w:rStyle w:val="codigoCar"/>
+          <w:highlight w:val="lightGray"/>
+        </w:rPr>
+        <w:t>eventos.json</w:t>
+      </w:r>
+      <w:proofErr w:type="spellEnd"/>
+      <w:r>
+        <w:rPr>
+          <w:rStyle w:val="codigoCar"/>
+        </w:rPr>
+        <w:t xml:space="preserve"> o en el índice del </w:t>
+      </w:r>
+      <w:proofErr w:type="spellStart"/>
+      <w:r>
+        <w:rPr>
+          <w:rStyle w:val="codigoCar"/>
+        </w:rPr>
+        <w:t>readme</w:t>
+      </w:r>
+      <w:proofErr w:type="spellEnd"/>
+      <w:r>
+        <w:rPr>
+          <w:rStyle w:val="codigoCar"/>
+        </w:rPr>
+        <w:t xml:space="preserve"> en el repositorio de GitHub.</w:t>
+      </w:r>
       <w:r>
         <w:br w:type="page"/>
       </w:r>
@@ -2587,26 +3261,26 @@
       <w:pPr>
         <w:pStyle w:val="Ttulo1"/>
       </w:pPr>
-      <w:bookmarkStart w:id="3" w:name="_Toc227315231"/>
+      <w:bookmarkStart w:id="5" w:name="_Toc227319927"/>
       <w:r>
         <w:lastRenderedPageBreak/>
         <w:t>LENGUAJE DE MARCAS</w:t>
       </w:r>
-      <w:bookmarkEnd w:id="3"/>
+      <w:bookmarkEnd w:id="5"/>
     </w:p>
     <w:p/>
     <w:p>
       <w:pPr>
         <w:pStyle w:val="Ttulo2"/>
       </w:pPr>
-      <w:bookmarkStart w:id="4" w:name="_Toc227315232"/>
+      <w:bookmarkStart w:id="6" w:name="_Toc227319928"/>
       <w:r>
         <w:t>TECNOLOGÍAS USADAS</w:t>
       </w:r>
       <w:r>
         <w:t xml:space="preserve"> (Stack)</w:t>
       </w:r>
-      <w:bookmarkEnd w:id="4"/>
+      <w:bookmarkEnd w:id="6"/>
     </w:p>
     <w:p>
       <w:r>
@@ -2617,12 +3291,27 @@
         <w:t>Framework</w:t>
       </w:r>
       <w:r>
-        <w:t>: React + Vite</w:t>
-      </w:r>
-    </w:p>
-    <w:p>
-      <w:r>
-        <w:t>Estructura: HTML</w:t>
+        <w:t xml:space="preserve">: </w:t>
+      </w:r>
+      <w:proofErr w:type="spellStart"/>
+      <w:r>
+        <w:t>React</w:t>
+      </w:r>
+      <w:proofErr w:type="spellEnd"/>
+      <w:r>
+        <w:t xml:space="preserve"> + Vite</w:t>
+      </w:r>
+    </w:p>
+    <w:p>
+      <w:r>
+        <w:rPr>
+          <w:b/>
+          <w:bCs/>
+        </w:rPr>
+        <w:t>Estructura</w:t>
+      </w:r>
+      <w:r>
+        <w:t>: HTML</w:t>
       </w:r>
     </w:p>
     <w:p>
@@ -2634,12 +3323,27 @@
         <w:t>Apariencia</w:t>
       </w:r>
       <w:r>
-        <w:t>: Tailwind + CSS</w:t>
-      </w:r>
-    </w:p>
-    <w:p>
-      <w:r>
-        <w:t>Gestión de datos:</w:t>
+        <w:t xml:space="preserve">: </w:t>
+      </w:r>
+      <w:proofErr w:type="spellStart"/>
+      <w:r>
+        <w:t>Tailwind</w:t>
+      </w:r>
+      <w:proofErr w:type="spellEnd"/>
+      <w:r>
+        <w:t xml:space="preserve"> + CSS</w:t>
+      </w:r>
+    </w:p>
+    <w:p>
+      <w:r>
+        <w:rPr>
+          <w:b/>
+          <w:bCs/>
+        </w:rPr>
+        <w:t>Gestión de datos</w:t>
+      </w:r>
+      <w:r>
+        <w:t>:</w:t>
       </w:r>
       <w:r>
         <w:t xml:space="preserve"> JSON</w:t>
@@ -2647,7 +3351,14 @@
     </w:p>
     <w:p>
       <w:r>
-        <w:t>Programación:</w:t>
+        <w:rPr>
+          <w:b/>
+          <w:bCs/>
+        </w:rPr>
+        <w:t>Programación</w:t>
+      </w:r>
+      <w:r>
+        <w:t>:</w:t>
       </w:r>
       <w:r>
         <w:t xml:space="preserve"> JavaScript</w:t>
@@ -2662,16 +3373,23 @@
         <w:t>rtad</w:t>
       </w:r>
       <w:r>
-        <w:t>o de lenguaje de marcas (la web) se creó usando React y por tanto debe ejecutarse en un servidor local de Node.js. Es necesario tener Node.js instalado en el equipo.</w:t>
+        <w:t xml:space="preserve">o de lenguaje de marcas (la web) se creó usando </w:t>
+      </w:r>
+      <w:proofErr w:type="spellStart"/>
+      <w:r>
+        <w:t>React</w:t>
+      </w:r>
+      <w:proofErr w:type="spellEnd"/>
+      <w:r>
+        <w:t xml:space="preserve"> y por tanto debe ejecutarse en un servidor local de Node.js. Es necesario tener Node.js instalado en el equipo.</w:t>
       </w:r>
     </w:p>
     <w:p>
       <w:pPr>
         <w:rPr>
           <w:rStyle w:val="codigoCar"/>
-          <w:rFonts w:ascii="Consolas" w:hAnsi="Consolas"/>
-          <w:b w:val="0"/>
-          <w:bCs/>
+          <w:b/>
+          <w:bCs w:val="0"/>
         </w:rPr>
       </w:pPr>
       <w:r>
@@ -2681,20 +3399,42 @@
         <w:t>i</w:t>
       </w:r>
       <w:r>
-        <w:t>ente comando en command prompt:</w:t>
-      </w:r>
+        <w:t xml:space="preserve">ente comando en </w:t>
+      </w:r>
+      <w:proofErr w:type="spellStart"/>
+      <w:r>
+        <w:t>command</w:t>
+      </w:r>
+      <w:proofErr w:type="spellEnd"/>
       <w:r>
         <w:t xml:space="preserve"> </w:t>
       </w:r>
+      <w:proofErr w:type="spellStart"/>
+      <w:r>
+        <w:t>prompt</w:t>
+      </w:r>
+      <w:proofErr w:type="spellEnd"/>
+      <w:r>
+        <w:t>:</w:t>
+      </w:r>
+      <w:r>
+        <w:t xml:space="preserve"> </w:t>
+      </w:r>
+      <w:proofErr w:type="spellStart"/>
       <w:r>
         <w:rPr>
           <w:rStyle w:val="codigoCar"/>
-          <w:rFonts w:ascii="Consolas" w:hAnsi="Consolas"/>
-          <w:b w:val="0"/>
-          <w:bCs/>
           <w:highlight w:val="lightGray"/>
         </w:rPr>
-        <w:t>node -v</w:t>
+        <w:t>node</w:t>
+      </w:r>
+      <w:proofErr w:type="spellEnd"/>
+      <w:r>
+        <w:rPr>
+          <w:rStyle w:val="codigoCar"/>
+          <w:highlight w:val="lightGray"/>
+        </w:rPr>
+        <w:t xml:space="preserve"> -v</w:t>
       </w:r>
     </w:p>
     <w:p>
@@ -2712,11 +3452,11 @@
       <w:pPr>
         <w:pStyle w:val="Ttulo2"/>
       </w:pPr>
-      <w:bookmarkStart w:id="5" w:name="_Toc227315233"/>
+      <w:bookmarkStart w:id="7" w:name="_Toc227319929"/>
       <w:r>
         <w:t>DISEÑO</w:t>
       </w:r>
-      <w:bookmarkEnd w:id="5"/>
+      <w:bookmarkEnd w:id="7"/>
     </w:p>
     <w:p>
       <w:r>
@@ -2727,11 +3467,11 @@
       <w:pPr>
         <w:pStyle w:val="Ttulo3"/>
       </w:pPr>
-      <w:bookmarkStart w:id="6" w:name="_Toc227315234"/>
+      <w:bookmarkStart w:id="8" w:name="_Toc227319930"/>
       <w:r>
         <w:t>WIREFRAME</w:t>
       </w:r>
-      <w:bookmarkEnd w:id="6"/>
+      <w:bookmarkEnd w:id="8"/>
     </w:p>
     <w:p>
       <w:r>
@@ -2783,12 +3523,12 @@
       <w:r>
         <w:br w:type="page"/>
       </w:r>
-      <w:bookmarkStart w:id="7" w:name="_Toc227315235"/>
+      <w:bookmarkStart w:id="9" w:name="_Toc227319931"/>
       <w:r>
         <w:lastRenderedPageBreak/>
         <w:t>ESQUEMA</w:t>
       </w:r>
-      <w:bookmarkEnd w:id="7"/>
+      <w:bookmarkEnd w:id="9"/>
     </w:p>
     <w:p>
       <w:r>
@@ -2841,12 +3581,12 @@
       <w:pPr>
         <w:pStyle w:val="Ttulo3"/>
       </w:pPr>
-      <w:bookmarkStart w:id="8" w:name="_Toc227315236"/>
+      <w:bookmarkStart w:id="10" w:name="_Toc227319932"/>
       <w:r>
         <w:lastRenderedPageBreak/>
         <w:t>MOCK-UP</w:t>
       </w:r>
-      <w:bookmarkEnd w:id="8"/>
+      <w:bookmarkEnd w:id="10"/>
     </w:p>
     <w:p>
       <w:r>
@@ -2899,16 +3639,24 @@
       <w:pPr>
         <w:pStyle w:val="Ttulo2"/>
       </w:pPr>
-      <w:bookmarkStart w:id="9" w:name="_Toc227315237"/>
+      <w:bookmarkStart w:id="11" w:name="_Toc227319933"/>
       <w:r>
         <w:lastRenderedPageBreak/>
         <w:t>INSTALACIÓN Y USO</w:t>
       </w:r>
-      <w:bookmarkEnd w:id="9"/>
-    </w:p>
-    <w:p>
-      <w:r>
-        <w:t>1. Descargar el .zip del repositorio.</w:t>
+      <w:bookmarkEnd w:id="11"/>
+    </w:p>
+    <w:p>
+      <w:r>
+        <w:t xml:space="preserve">1. Descargar </w:t>
+      </w:r>
+      <w:proofErr w:type="spellStart"/>
+      <w:r>
+        <w:t>el</w:t>
+      </w:r>
+      <w:proofErr w:type="spellEnd"/>
+      <w:r>
+        <w:t xml:space="preserve"> .zip del repositorio.</w:t>
       </w:r>
     </w:p>
     <w:p>
@@ -2918,7 +3666,31 @@
     </w:p>
     <w:p>
       <w:r>
-        <w:t>3. Desde un command prompt (recomendado el de vscode), ubicarse en el directorio "web2.0".</w:t>
+        <w:t xml:space="preserve">3. Desde un </w:t>
+      </w:r>
+      <w:proofErr w:type="spellStart"/>
+      <w:r>
+        <w:t>command</w:t>
+      </w:r>
+      <w:proofErr w:type="spellEnd"/>
+      <w:r>
+        <w:t xml:space="preserve"> </w:t>
+      </w:r>
+      <w:proofErr w:type="spellStart"/>
+      <w:r>
+        <w:t>prompt</w:t>
+      </w:r>
+      <w:proofErr w:type="spellEnd"/>
+      <w:r>
+        <w:t xml:space="preserve"> (recomendado el de </w:t>
+      </w:r>
+      <w:proofErr w:type="spellStart"/>
+      <w:r>
+        <w:t>vscode</w:t>
+      </w:r>
+      <w:proofErr w:type="spellEnd"/>
+      <w:r>
+        <w:t>), ubicarse en el directorio "web2.0".</w:t>
       </w:r>
     </w:p>
     <w:p>
@@ -2985,16 +3757,56 @@
       <w:pPr>
         <w:pStyle w:val="codigo"/>
       </w:pPr>
+      <w:proofErr w:type="spellStart"/>
       <w:r>
         <w:rPr>
           <w:highlight w:val="lightGray"/>
         </w:rPr>
-        <w:t>npm run dev</w:t>
-      </w:r>
-    </w:p>
-    <w:p>
-      <w:r>
-        <w:t>5. Hacer click en el enlace que aparece en el cmd. Si no deja hacer click, puede copiar y pegar el enlace en su navegador.</w:t>
+        <w:t>npm</w:t>
+      </w:r>
+      <w:proofErr w:type="spellEnd"/>
+      <w:r>
+        <w:rPr>
+          <w:highlight w:val="lightGray"/>
+        </w:rPr>
+        <w:t xml:space="preserve"> run </w:t>
+      </w:r>
+      <w:proofErr w:type="spellStart"/>
+      <w:r>
+        <w:rPr>
+          <w:highlight w:val="lightGray"/>
+        </w:rPr>
+        <w:t>dev</w:t>
+      </w:r>
+      <w:proofErr w:type="spellEnd"/>
+    </w:p>
+    <w:p>
+      <w:r>
+        <w:t xml:space="preserve">5. Hacer </w:t>
+      </w:r>
+      <w:proofErr w:type="spellStart"/>
+      <w:r>
+        <w:t>click</w:t>
+      </w:r>
+      <w:proofErr w:type="spellEnd"/>
+      <w:r>
+        <w:t xml:space="preserve"> en el enlace que aparece en el </w:t>
+      </w:r>
+      <w:proofErr w:type="spellStart"/>
+      <w:r>
+        <w:t>cmd</w:t>
+      </w:r>
+      <w:proofErr w:type="spellEnd"/>
+      <w:r>
+        <w:t xml:space="preserve">. Si no deja hacer </w:t>
+      </w:r>
+      <w:proofErr w:type="spellStart"/>
+      <w:r>
+        <w:t>click</w:t>
+      </w:r>
+      <w:proofErr w:type="spellEnd"/>
+      <w:r>
+        <w:t>, puede copiar y pegar el enlace en su navegador.</w:t>
       </w:r>
     </w:p>
     <w:p>
@@ -3048,22 +3860,22 @@
       <w:pPr>
         <w:pStyle w:val="Ttulo2"/>
       </w:pPr>
-      <w:bookmarkStart w:id="10" w:name="_Toc227315238"/>
+      <w:bookmarkStart w:id="12" w:name="_Toc227319934"/>
       <w:r>
         <w:lastRenderedPageBreak/>
         <w:t>FUNCIONAMIENTO DE LA WEB</w:t>
       </w:r>
-      <w:bookmarkEnd w:id="10"/>
+      <w:bookmarkEnd w:id="12"/>
     </w:p>
     <w:p>
       <w:pPr>
         <w:pStyle w:val="Ttulo3"/>
       </w:pPr>
-      <w:bookmarkStart w:id="11" w:name="_Toc227315239"/>
+      <w:bookmarkStart w:id="13" w:name="_Toc227319935"/>
       <w:r>
         <w:t>Archivo JSON</w:t>
       </w:r>
-      <w:bookmarkEnd w:id="11"/>
+      <w:bookmarkEnd w:id="13"/>
     </w:p>
     <w:p>
       <w:r>
@@ -3072,10 +3884,15 @@
     </w:p>
     <w:p>
       <w:r>
-        <w:t>son registrados en un archivo JSON para evitar redundancia de componentes (no tener que crear un archivo html para cada evento).</w:t>
-      </w:r>
-    </w:p>
-    <w:p/>
+        <w:t xml:space="preserve">son registrados en un archivo JSON para evitar redundancia de componentes (no tener que crear un archivo </w:t>
+      </w:r>
+      <w:r>
+        <w:t>HTML</w:t>
+      </w:r>
+      <w:r>
+        <w:t xml:space="preserve"> para cada evento).</w:t>
+      </w:r>
+    </w:p>
     <w:p>
       <w:r>
         <w:t>El JSON está compuesto por objectos, cada uno representando un evento. Cada evento tiene las siguientes propiedades:</w:t>
@@ -3090,7 +3907,7 @@
           <w:noProof/>
         </w:rPr>
         <w:drawing>
-          <wp:inline distT="0" distB="0" distL="0" distR="0" wp14:anchorId="37AC3DA4" wp14:editId="577E0BAF">
+          <wp:inline distT="0" distB="0" distL="0" distR="0" wp14:anchorId="37AC3DA4" wp14:editId="2D240713">
             <wp:extent cx="5400040" cy="1916430"/>
             <wp:effectExtent l="0" t="0" r="0" b="7620"/>
             <wp:docPr id="1125118928" name="Imagen 1"/>
@@ -3141,13 +3958,35 @@
     </w:p>
     <w:p>
       <w:r>
-        <w:t>La propiedad "galería" puede ser en algunos caso</w:t>
+        <w:t>La propiedad "</w:t>
+      </w:r>
+      <w:proofErr w:type="spellStart"/>
+      <w:r>
+        <w:t>galer</w:t>
+      </w:r>
+      <w:r>
+        <w:t>i</w:t>
+      </w:r>
+      <w:r>
+        <w:t>a</w:t>
+      </w:r>
+      <w:proofErr w:type="spellEnd"/>
+      <w:r>
+        <w:t>" puede ser en algunos caso</w:t>
       </w:r>
       <w:r>
         <w:t>s</w:t>
       </w:r>
       <w:r>
-        <w:t xml:space="preserve"> "null" si el evento aún no tiene una. Lo mismo se aplica al poster, en cuyo caso se usará una imagen temporal.</w:t>
+        <w:t xml:space="preserve"> "</w:t>
+      </w:r>
+      <w:proofErr w:type="spellStart"/>
+      <w:r>
+        <w:t>null</w:t>
+      </w:r>
+      <w:proofErr w:type="spellEnd"/>
+      <w:r>
+        <w:t>" si el evento aún no tiene una. Lo mismo se aplica al poster, en cuyo caso se usará una imagen temporal.</w:t>
       </w:r>
     </w:p>
     <w:p/>
@@ -3155,11 +3994,11 @@
       <w:pPr>
         <w:pStyle w:val="Ttulo3"/>
       </w:pPr>
-      <w:bookmarkStart w:id="12" w:name="_Toc227315240"/>
+      <w:bookmarkStart w:id="14" w:name="_Toc227319936"/>
       <w:r>
         <w:t>Sistema de eventos</w:t>
       </w:r>
-      <w:bookmarkEnd w:id="12"/>
+      <w:bookmarkEnd w:id="14"/>
     </w:p>
     <w:p>
       <w:r>
@@ -3178,7 +4017,23 @@
     </w:p>
     <w:p>
       <w:r>
-        <w:t>Para las tarjetas de evento, la web lee los eventos uno por uno y llama al componente "TarjetaEvento" uno por uno, pasándole 3 parámentros, uno de ellos siendo el objeto evento.</w:t>
+        <w:t>Para las tarjetas de evento, la web lee los eventos uno por uno y llama al componente "</w:t>
+      </w:r>
+      <w:proofErr w:type="spellStart"/>
+      <w:r>
+        <w:t>TarjetaEvento</w:t>
+      </w:r>
+      <w:proofErr w:type="spellEnd"/>
+      <w:r>
+        <w:t xml:space="preserve">" uno por uno, pasándole 3 </w:t>
+      </w:r>
+      <w:proofErr w:type="spellStart"/>
+      <w:r>
+        <w:t>parámentros</w:t>
+      </w:r>
+      <w:proofErr w:type="spellEnd"/>
+      <w:r>
+        <w:t>, uno de ellos siendo el objeto evento.</w:t>
       </w:r>
     </w:p>
     <w:p>
@@ -3239,6 +4094,7 @@
     <w:p/>
     <w:p>
       <w:r>
+        <w:lastRenderedPageBreak/>
         <w:t>El componente recibe el parámetro del evento. Este es un objeto que contiene todas las propiedades disponibles del archivo JSON.</w:t>
       </w:r>
     </w:p>
@@ -3303,11 +4159,11 @@
       <w:pPr>
         <w:pStyle w:val="Ttulo3"/>
       </w:pPr>
-      <w:bookmarkStart w:id="13" w:name="_Toc227315241"/>
+      <w:bookmarkStart w:id="15" w:name="_Toc227319937"/>
       <w:r>
         <w:t>Colores dinámicos</w:t>
       </w:r>
-      <w:bookmarkEnd w:id="13"/>
+      <w:bookmarkEnd w:id="15"/>
     </w:p>
     <w:p>
       <w:r>
@@ -3316,15 +4172,39 @@
     </w:p>
     <w:p>
       <w:r>
-        <w:t>dependiendo de cúal es, se le asignará un color. Para lograr esto, existe una función JavaScript que devuelve un color dependiendo de la categoría dada.</w:t>
-      </w:r>
-    </w:p>
-    <w:p>
-      <w:r>
-        <w:t>En el archivo CSS se almacenan unas variables de colores para poder aplicarlos con facilidad a lo largo del proyecto con tailwind.</w:t>
-      </w:r>
-      <w:r>
-        <w:t xml:space="preserve"> Los colores están en formato “oklch”. </w:t>
+        <w:t xml:space="preserve">dependiendo de </w:t>
+      </w:r>
+      <w:proofErr w:type="spellStart"/>
+      <w:r>
+        <w:t>cúal</w:t>
+      </w:r>
+      <w:proofErr w:type="spellEnd"/>
+      <w:r>
+        <w:t xml:space="preserve"> es, se le asignará un color. Para lograr esto, existe una función JavaScript que devuelve un color dependiendo de la categoría dada.</w:t>
+      </w:r>
+    </w:p>
+    <w:p>
+      <w:r>
+        <w:t xml:space="preserve">En el archivo CSS se almacenan unas variables de colores para poder aplicarlos con facilidad a lo largo del proyecto con </w:t>
+      </w:r>
+      <w:proofErr w:type="spellStart"/>
+      <w:r>
+        <w:t>tailwind</w:t>
+      </w:r>
+      <w:proofErr w:type="spellEnd"/>
+      <w:r>
+        <w:t>.</w:t>
+      </w:r>
+      <w:r>
+        <w:t xml:space="preserve"> Los colores están en formato “</w:t>
+      </w:r>
+      <w:proofErr w:type="spellStart"/>
+      <w:r>
+        <w:t>oklch</w:t>
+      </w:r>
+      <w:proofErr w:type="spellEnd"/>
+      <w:r>
+        <w:t xml:space="preserve">”. </w:t>
       </w:r>
     </w:p>
     <w:p>
@@ -3419,17 +4299,25 @@
     </w:p>
     <w:p>
       <w:r>
-        <w:t>Para usar una variable de color solo hay que poner el nombre de dicho color donde se quiera aplicar junto a tailwind.</w:t>
+        <w:t xml:space="preserve">Para usar una variable de color solo hay que poner el nombre de dicho color donde se quiera aplicar junto a </w:t>
+      </w:r>
+      <w:proofErr w:type="spellStart"/>
+      <w:r>
+        <w:t>tailwind</w:t>
+      </w:r>
+      <w:proofErr w:type="spellEnd"/>
+      <w:r>
+        <w:t>.</w:t>
+      </w:r>
+    </w:p>
+    <w:p>
+      <w:r>
+        <w:t>Ejemplo:</w:t>
       </w:r>
     </w:p>
     <w:p>
       <w:r>
         <w:lastRenderedPageBreak/>
-        <w:t>Ejemplo:</w:t>
-      </w:r>
-    </w:p>
-    <w:p>
-      <w:r>
         <w:t>Código:</w:t>
       </w:r>
     </w:p>
@@ -3532,11 +4420,16 @@
       <w:r>
         <w:t xml:space="preserve">Para más información sobre variables de colores en </w:t>
       </w:r>
+      <w:proofErr w:type="spellStart"/>
       <w:r>
         <w:t>T</w:t>
       </w:r>
       <w:r>
-        <w:t xml:space="preserve">ailwind, consulte su </w:t>
+        <w:t>ailwind</w:t>
+      </w:r>
+      <w:proofErr w:type="spellEnd"/>
+      <w:r>
+        <w:t xml:space="preserve">, consulte su </w:t>
       </w:r>
       <w:hyperlink r:id="rId20" w:history="1">
         <w:r>
@@ -3550,8 +4443,6 @@
         <w:t>.</w:t>
       </w:r>
     </w:p>
-    <w:p/>
-    <w:p/>
     <w:p>
       <w:r>
         <w:rPr>
@@ -3614,8 +4505,551 @@
     </w:p>
     <w:p/>
     <w:p>
-      <w:r>
-        <w:tab/>
+      <w:pPr>
+        <w:pStyle w:val="Ttulo3"/>
+      </w:pPr>
+      <w:bookmarkStart w:id="16" w:name="_Toc227319938"/>
+      <w:r>
+        <w:t>Añadir eventos nuevos</w:t>
+      </w:r>
+      <w:bookmarkEnd w:id="16"/>
+    </w:p>
+    <w:p>
+      <w:r>
+        <w:t>Para añadir nuevos eventos, simplemente debe añadir un objeto de evento al JSON. Solo debe copiar, rellenar y pegar el siguiente código al JSON:</w:t>
+      </w:r>
+    </w:p>
+    <w:p/>
+    <w:p>
+      <w:r>
+        <w:rPr>
+          <w:noProof/>
+        </w:rPr>
+        <w:lastRenderedPageBreak/>
+        <mc:AlternateContent>
+          <mc:Choice Requires="wps">
+            <w:drawing>
+              <wp:inline distT="0" distB="0" distL="0" distR="0" wp14:anchorId="42A217C1" wp14:editId="5B9F317E">
+                <wp:extent cx="5074920" cy="4838700"/>
+                <wp:effectExtent l="0" t="0" r="11430" b="19050"/>
+                <wp:docPr id="1770525067" name="Cuadro de texto 1"/>
+                <wp:cNvGraphicFramePr/>
+                <a:graphic xmlns:a="http://schemas.openxmlformats.org/drawingml/2006/main">
+                  <a:graphicData uri="http://schemas.microsoft.com/office/word/2010/wordprocessingShape">
+                    <wps:wsp>
+                      <wps:cNvSpPr txBox="1"/>
+                      <wps:spPr>
+                        <a:xfrm>
+                          <a:off x="0" y="0"/>
+                          <a:ext cx="5074920" cy="4838700"/>
+                        </a:xfrm>
+                        <a:prstGeom prst="rect">
+                          <a:avLst/>
+                        </a:prstGeom>
+                        <a:solidFill>
+                          <a:schemeClr val="bg2"/>
+                        </a:solidFill>
+                        <a:ln w="6350">
+                          <a:solidFill>
+                            <a:prstClr val="black"/>
+                          </a:solidFill>
+                        </a:ln>
+                      </wps:spPr>
+                      <wps:txbx>
+                        <w:txbxContent>
+                          <w:p>
+                            <w:pPr>
+                              <w:pStyle w:val="codigo"/>
+                            </w:pPr>
+                            <w:r>
+                              <w:t xml:space="preserve">{ </w:t>
+                            </w:r>
+                          </w:p>
+                          <w:p>
+                            <w:pPr>
+                              <w:pStyle w:val="codigo"/>
+                            </w:pPr>
+                            <w:r>
+                              <w:t>    "id": -1,</w:t>
+                            </w:r>
+                          </w:p>
+                          <w:p>
+                            <w:pPr>
+                              <w:pStyle w:val="codigo"/>
+                            </w:pPr>
+                            <w:r>
+                              <w:t>    "titulo": "Título",</w:t>
+                            </w:r>
+                          </w:p>
+                          <w:p>
+                            <w:pPr>
+                              <w:pStyle w:val="codigo"/>
+                            </w:pPr>
+                            <w:r>
+                              <w:t>    "descripcionCorta": "Descripción corta",</w:t>
+                            </w:r>
+                          </w:p>
+                          <w:p>
+                            <w:pPr>
+                              <w:pStyle w:val="codigo"/>
+                            </w:pPr>
+                            <w:r>
+                              <w:t>    "descripcionLarga": "Descripción larga",</w:t>
+                            </w:r>
+                          </w:p>
+                          <w:p>
+                            <w:pPr>
+                              <w:pStyle w:val="codigo"/>
+                            </w:pPr>
+                            <w:r>
+                              <w:t>    "fecha": {</w:t>
+                            </w:r>
+                          </w:p>
+                          <w:p>
+                            <w:pPr>
+                              <w:pStyle w:val="codigo"/>
+                            </w:pPr>
+                            <w:r>
+                              <w:t>      "fechaLarga": "1 de enero de 2026",</w:t>
+                            </w:r>
+                          </w:p>
+                          <w:p>
+                            <w:pPr>
+                              <w:pStyle w:val="codigo"/>
+                            </w:pPr>
+                            <w:r>
+                              <w:t>      "fechaCorta": "1/1/2026"</w:t>
+                            </w:r>
+                          </w:p>
+                          <w:p>
+                            <w:pPr>
+                              <w:pStyle w:val="codigo"/>
+                            </w:pPr>
+                            <w:r>
+                              <w:t>    },</w:t>
+                            </w:r>
+                          </w:p>
+                          <w:p>
+                            <w:pPr>
+                              <w:pStyle w:val="codigo"/>
+                            </w:pPr>
+                            <w:r>
+                              <w:t>    "lugar": "Lugar",</w:t>
+                            </w:r>
+                          </w:p>
+                          <w:p>
+                            <w:pPr>
+                              <w:pStyle w:val="codigo"/>
+                            </w:pPr>
+                            <w:r>
+                              <w:t>    "categoria": "Categoría",</w:t>
+                            </w:r>
+                          </w:p>
+                          <w:p>
+                            <w:pPr>
+                              <w:pStyle w:val="codigo"/>
+                            </w:pPr>
+                            <w:r>
+                              <w:t>    "poster": "imagen.jpg",</w:t>
+                            </w:r>
+                          </w:p>
+                          <w:p>
+                            <w:pPr>
+                              <w:pStyle w:val="codigo"/>
+                            </w:pPr>
+                            <w:r>
+                              <w:t>    "galeria": {</w:t>
+                            </w:r>
+                          </w:p>
+                          <w:p>
+                            <w:pPr>
+                              <w:pStyle w:val="codigo"/>
+                            </w:pPr>
+                            <w:r>
+                              <w:t>      "1": "imagen-1.jpg",</w:t>
+                            </w:r>
+                          </w:p>
+                          <w:p>
+                            <w:pPr>
+                              <w:pStyle w:val="codigo"/>
+                            </w:pPr>
+                            <w:r>
+                              <w:t>      "2": "imagen-2.jpg"</w:t>
+                            </w:r>
+                          </w:p>
+                          <w:p>
+                            <w:pPr>
+                              <w:pStyle w:val="codigo"/>
+                            </w:pPr>
+                            <w:r>
+                              <w:t>    }</w:t>
+                            </w:r>
+                          </w:p>
+                          <w:p>
+                            <w:pPr>
+                              <w:pStyle w:val="codigo"/>
+                            </w:pPr>
+                            <w:r>
+                              <w:t>  }</w:t>
+                            </w:r>
+                          </w:p>
+                          <w:p/>
+                        </w:txbxContent>
+                      </wps:txbx>
+                      <wps:bodyPr rot="0" spcFirstLastPara="0" vertOverflow="overflow" horzOverflow="overflow" vert="horz" wrap="square" lIns="91440" tIns="45720" rIns="91440" bIns="45720" numCol="1" spcCol="0" rtlCol="0" fromWordArt="0" anchor="t" anchorCtr="0" forceAA="0" compatLnSpc="1">
+                        <a:prstTxWarp prst="textNoShape">
+                          <a:avLst/>
+                        </a:prstTxWarp>
+                        <a:noAutofit/>
+                      </wps:bodyPr>
+                    </wps:wsp>
+                  </a:graphicData>
+                </a:graphic>
+              </wp:inline>
+            </w:drawing>
+          </mc:Choice>
+          <mc:Fallback>
+            <w:pict>
+              <v:shapetype w14:anchorId="42A217C1" id="_x0000_t202" coordsize="21600,21600" o:spt="202" path="m,l,21600r21600,l21600,xe">
+                <v:stroke joinstyle="miter"/>
+                <v:path gradientshapeok="t" o:connecttype="rect"/>
+              </v:shapetype>
+              <v:shape id="Cuadro de texto 1" o:spid="_x0000_s1026" type="#_x0000_t202" style="width:399.6pt;height:381pt;visibility:visible;mso-wrap-style:square;mso-left-percent:-10001;mso-top-percent:-10001;mso-position-horizontal:absolute;mso-position-horizontal-relative:char;mso-position-vertical:absolute;mso-position-vertical-relative:line;mso-left-percent:-10001;mso-top-percent:-10001;v-text-anchor:top" o:gfxdata="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" fillcolor="#e7e6e6 [3214]" strokeweight=".5pt">
+                <v:textbox>
+                  <w:txbxContent>
+                    <w:p>
+                      <w:pPr>
+                        <w:pStyle w:val="codigo"/>
+                      </w:pPr>
+                      <w:r>
+                        <w:t xml:space="preserve">{ </w:t>
+                      </w:r>
+                    </w:p>
+                    <w:p>
+                      <w:pPr>
+                        <w:pStyle w:val="codigo"/>
+                      </w:pPr>
+                      <w:r>
+                        <w:t>    "id": -1,</w:t>
+                      </w:r>
+                    </w:p>
+                    <w:p>
+                      <w:pPr>
+                        <w:pStyle w:val="codigo"/>
+                      </w:pPr>
+                      <w:r>
+                        <w:t>    "titulo": "Título",</w:t>
+                      </w:r>
+                    </w:p>
+                    <w:p>
+                      <w:pPr>
+                        <w:pStyle w:val="codigo"/>
+                      </w:pPr>
+                      <w:r>
+                        <w:t>    "descripcionCorta": "Descripción corta",</w:t>
+                      </w:r>
+                    </w:p>
+                    <w:p>
+                      <w:pPr>
+                        <w:pStyle w:val="codigo"/>
+                      </w:pPr>
+                      <w:r>
+                        <w:t>    "descripcionLarga": "Descripción larga",</w:t>
+                      </w:r>
+                    </w:p>
+                    <w:p>
+                      <w:pPr>
+                        <w:pStyle w:val="codigo"/>
+                      </w:pPr>
+                      <w:r>
+                        <w:t>    "fecha": {</w:t>
+                      </w:r>
+                    </w:p>
+                    <w:p>
+                      <w:pPr>
+                        <w:pStyle w:val="codigo"/>
+                      </w:pPr>
+                      <w:r>
+                        <w:t>      "fechaLarga": "1 de enero de 2026",</w:t>
+                      </w:r>
+                    </w:p>
+                    <w:p>
+                      <w:pPr>
+                        <w:pStyle w:val="codigo"/>
+                      </w:pPr>
+                      <w:r>
+                        <w:t>      "fechaCorta": "1/1/2026"</w:t>
+                      </w:r>
+                    </w:p>
+                    <w:p>
+                      <w:pPr>
+                        <w:pStyle w:val="codigo"/>
+                      </w:pPr>
+                      <w:r>
+                        <w:t>    },</w:t>
+                      </w:r>
+                    </w:p>
+                    <w:p>
+                      <w:pPr>
+                        <w:pStyle w:val="codigo"/>
+                      </w:pPr>
+                      <w:r>
+                        <w:t>    "lugar": "Lugar",</w:t>
+                      </w:r>
+                    </w:p>
+                    <w:p>
+                      <w:pPr>
+                        <w:pStyle w:val="codigo"/>
+                      </w:pPr>
+                      <w:r>
+                        <w:t>    "categoria": "Categoría",</w:t>
+                      </w:r>
+                    </w:p>
+                    <w:p>
+                      <w:pPr>
+                        <w:pStyle w:val="codigo"/>
+                      </w:pPr>
+                      <w:r>
+                        <w:t>    "poster": "imagen.jpg",</w:t>
+                      </w:r>
+                    </w:p>
+                    <w:p>
+                      <w:pPr>
+                        <w:pStyle w:val="codigo"/>
+                      </w:pPr>
+                      <w:r>
+                        <w:t>    "galeria": {</w:t>
+                      </w:r>
+                    </w:p>
+                    <w:p>
+                      <w:pPr>
+                        <w:pStyle w:val="codigo"/>
+                      </w:pPr>
+                      <w:r>
+                        <w:t>      "1": "imagen-1.jpg",</w:t>
+                      </w:r>
+                    </w:p>
+                    <w:p>
+                      <w:pPr>
+                        <w:pStyle w:val="codigo"/>
+                      </w:pPr>
+                      <w:r>
+                        <w:t>      "2": "imagen-2.jpg"</w:t>
+                      </w:r>
+                    </w:p>
+                    <w:p>
+                      <w:pPr>
+                        <w:pStyle w:val="codigo"/>
+                      </w:pPr>
+                      <w:r>
+                        <w:t>    }</w:t>
+                      </w:r>
+                    </w:p>
+                    <w:p>
+                      <w:pPr>
+                        <w:pStyle w:val="codigo"/>
+                      </w:pPr>
+                      <w:r>
+                        <w:t>  }</w:t>
+                      </w:r>
+                    </w:p>
+                    <w:p/>
+                  </w:txbxContent>
+                </v:textbox>
+                <w10:anchorlock/>
+              </v:shape>
+            </w:pict>
+          </mc:Fallback>
+        </mc:AlternateContent>
+      </w:r>
+    </w:p>
+    <w:p>
+      <w:r>
+        <w:t xml:space="preserve">Si no desea tener una galería en el evento, deje la propiedad "galería" como </w:t>
+      </w:r>
+      <w:proofErr w:type="spellStart"/>
+      <w:r>
+        <w:t>null</w:t>
+      </w:r>
+      <w:proofErr w:type="spellEnd"/>
+      <w:r>
+        <w:t>:</w:t>
+      </w:r>
+    </w:p>
+    <w:p>
+      <w:r>
+        <w:rPr>
+          <w:noProof/>
+        </w:rPr>
+        <mc:AlternateContent>
+          <mc:Choice Requires="wps">
+            <w:drawing>
+              <wp:inline distT="0" distB="0" distL="0" distR="0" wp14:anchorId="15EB1213" wp14:editId="76212C54">
+                <wp:extent cx="5074920" cy="342900"/>
+                <wp:effectExtent l="0" t="0" r="11430" b="19050"/>
+                <wp:docPr id="1408711838" name="Cuadro de texto 2"/>
+                <wp:cNvGraphicFramePr/>
+                <a:graphic xmlns:a="http://schemas.openxmlformats.org/drawingml/2006/main">
+                  <a:graphicData uri="http://schemas.microsoft.com/office/word/2010/wordprocessingShape">
+                    <wps:wsp>
+                      <wps:cNvSpPr txBox="1"/>
+                      <wps:spPr>
+                        <a:xfrm>
+                          <a:off x="0" y="0"/>
+                          <a:ext cx="5074920" cy="342900"/>
+                        </a:xfrm>
+                        <a:prstGeom prst="rect">
+                          <a:avLst/>
+                        </a:prstGeom>
+                        <a:solidFill>
+                          <a:schemeClr val="bg2"/>
+                        </a:solidFill>
+                        <a:ln w="6350">
+                          <a:solidFill>
+                            <a:prstClr val="black"/>
+                          </a:solidFill>
+                        </a:ln>
+                      </wps:spPr>
+                      <wps:txbx>
+                        <w:txbxContent>
+                          <w:p>
+                            <w:r>
+                              <w:t>"galeria": null,</w:t>
+                            </w:r>
+                          </w:p>
+                        </w:txbxContent>
+                      </wps:txbx>
+                      <wps:bodyPr rot="0" spcFirstLastPara="0" vertOverflow="overflow" horzOverflow="overflow" vert="horz" wrap="square" lIns="91440" tIns="45720" rIns="91440" bIns="45720" numCol="1" spcCol="0" rtlCol="0" fromWordArt="0" anchor="t" anchorCtr="0" forceAA="0" compatLnSpc="1">
+                        <a:prstTxWarp prst="textNoShape">
+                          <a:avLst/>
+                        </a:prstTxWarp>
+                        <a:noAutofit/>
+                      </wps:bodyPr>
+                    </wps:wsp>
+                  </a:graphicData>
+                </a:graphic>
+              </wp:inline>
+            </w:drawing>
+          </mc:Choice>
+          <mc:Fallback>
+            <w:pict>
+              <v:shape w14:anchorId="15EB1213" id="Cuadro de texto 2" o:spid="_x0000_s1027" type="#_x0000_t202" style="width:399.6pt;height:27pt;visibility:visible;mso-wrap-style:square;mso-left-percent:-10001;mso-top-percent:-10001;mso-position-horizontal:absolute;mso-position-horizontal-relative:char;mso-position-vertical:absolute;mso-position-vertical-relative:line;mso-left-percent:-10001;mso-top-percent:-10001;v-text-anchor:top" o:gfxdata="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" fillcolor="#e7e6e6 [3214]" strokeweight=".5pt">
+                <v:textbox>
+                  <w:txbxContent>
+                    <w:p>
+                      <w:r>
+                        <w:t>"galeria": null,</w:t>
+                      </w:r>
+                    </w:p>
+                  </w:txbxContent>
+                </v:textbox>
+                <w10:anchorlock/>
+              </v:shape>
+            </w:pict>
+          </mc:Fallback>
+        </mc:AlternateContent>
+      </w:r>
+    </w:p>
+    <w:p>
+      <w:r>
+        <w:t xml:space="preserve">Si aún no tiene un póster disponible para su evento, debe la propiedad "poster" como </w:t>
+      </w:r>
+      <w:proofErr w:type="spellStart"/>
+      <w:r>
+        <w:t>null</w:t>
+      </w:r>
+      <w:proofErr w:type="spellEnd"/>
+      <w:r>
+        <w:t>. En este caso, se mostrará una imagen temporal:</w:t>
+      </w:r>
+    </w:p>
+    <w:p>
+      <w:r>
+        <w:rPr>
+          <w:noProof/>
+        </w:rPr>
+        <mc:AlternateContent>
+          <mc:Choice Requires="wps">
+            <w:drawing>
+              <wp:inline distT="0" distB="0" distL="0" distR="0" wp14:anchorId="5DC286A8" wp14:editId="0AB4D3F8">
+                <wp:extent cx="5074920" cy="342900"/>
+                <wp:effectExtent l="0" t="0" r="11430" b="19050"/>
+                <wp:docPr id="338281930" name="Cuadro de texto 2"/>
+                <wp:cNvGraphicFramePr/>
+                <a:graphic xmlns:a="http://schemas.openxmlformats.org/drawingml/2006/main">
+                  <a:graphicData uri="http://schemas.microsoft.com/office/word/2010/wordprocessingShape">
+                    <wps:wsp>
+                      <wps:cNvSpPr txBox="1"/>
+                      <wps:spPr>
+                        <a:xfrm>
+                          <a:off x="0" y="0"/>
+                          <a:ext cx="5074920" cy="342900"/>
+                        </a:xfrm>
+                        <a:prstGeom prst="rect">
+                          <a:avLst/>
+                        </a:prstGeom>
+                        <a:solidFill>
+                          <a:schemeClr val="bg2"/>
+                        </a:solidFill>
+                        <a:ln w="6350">
+                          <a:solidFill>
+                            <a:prstClr val="black"/>
+                          </a:solidFill>
+                        </a:ln>
+                      </wps:spPr>
+                      <wps:txbx>
+                        <w:txbxContent>
+                          <w:p>
+                            <w:r>
+                              <w:t>“</w:t>
+                            </w:r>
+                            <w:r>
+                              <w:t>poster": null,</w:t>
+                            </w:r>
+                            <w:r>
+                              <w:tab/>
+                            </w:r>
+                          </w:p>
+                        </w:txbxContent>
+                      </wps:txbx>
+                      <wps:bodyPr rot="0" spcFirstLastPara="0" vertOverflow="overflow" horzOverflow="overflow" vert="horz" wrap="square" lIns="91440" tIns="45720" rIns="91440" bIns="45720" numCol="1" spcCol="0" rtlCol="0" fromWordArt="0" anchor="t" anchorCtr="0" forceAA="0" compatLnSpc="1">
+                        <a:prstTxWarp prst="textNoShape">
+                          <a:avLst/>
+                        </a:prstTxWarp>
+                        <a:noAutofit/>
+                      </wps:bodyPr>
+                    </wps:wsp>
+                  </a:graphicData>
+                </a:graphic>
+              </wp:inline>
+            </w:drawing>
+          </mc:Choice>
+          <mc:Fallback>
+            <w:pict>
+              <v:shape w14:anchorId="5DC286A8" id="_x0000_s1028" type="#_x0000_t202" style="width:399.6pt;height:27pt;visibility:visible;mso-wrap-style:square;mso-left-percent:-10001;mso-top-percent:-10001;mso-position-horizontal:absolute;mso-position-horizontal-relative:char;mso-position-vertical:absolute;mso-position-vertical-relative:line;mso-left-percent:-10001;mso-top-percent:-10001;v-text-anchor:top" o:gfxdata="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" fillcolor="#e7e6e6 [3214]" strokeweight=".5pt">
+                <v:textbox>
+                  <w:txbxContent>
+                    <w:p>
+                      <w:r>
+                        <w:t>“</w:t>
+                      </w:r>
+                      <w:r>
+                        <w:t>poster": null,</w:t>
+                      </w:r>
+                      <w:r>
+                        <w:tab/>
+                      </w:r>
+                    </w:p>
+                  </w:txbxContent>
+                </v:textbox>
+                <w10:anchorlock/>
+              </v:shape>
+            </w:pict>
+          </mc:Fallback>
+        </mc:AlternateContent>
+      </w:r>
+      <w:r>
+        <w:t xml:space="preserve"> </w:t>
       </w:r>
       <w:r>
         <w:br w:type="page"/>
@@ -3625,11 +5059,12 @@
       <w:pPr>
         <w:pStyle w:val="Ttulo1"/>
       </w:pPr>
-      <w:bookmarkStart w:id="14" w:name="_Toc227315242"/>
+      <w:bookmarkStart w:id="17" w:name="_Toc227319939"/>
       <w:r>
         <w:lastRenderedPageBreak/>
         <w:t>RSS</w:t>
       </w:r>
+      <w:bookmarkEnd w:id="17"/>
     </w:p>
     <w:p>
       <w:pPr>
@@ -3644,6 +5079,9 @@
         <w:t>El RSS de la web hace referencia a las tarjetas de los próximos eventos disponibles. Tiene como canal la página de eventos.</w:t>
       </w:r>
       <w:r>
+        <w:t xml:space="preserve"> El archivo RSS se encuentra en el índice del README en el repositorio.</w:t>
+      </w:r>
+      <w:r>
         <w:br w:type="page"/>
       </w:r>
     </w:p>
@@ -3651,21 +5089,22 @@
       <w:pPr>
         <w:pStyle w:val="Ttulo1"/>
       </w:pPr>
+      <w:bookmarkStart w:id="18" w:name="_Toc227319940"/>
       <w:r>
         <w:lastRenderedPageBreak/>
         <w:t>BASES DE DATOS</w:t>
       </w:r>
-      <w:bookmarkEnd w:id="14"/>
+      <w:bookmarkEnd w:id="18"/>
     </w:p>
     <w:p>
       <w:pPr>
         <w:pStyle w:val="Ttulo2"/>
       </w:pPr>
-      <w:bookmarkStart w:id="15" w:name="_Toc227315243"/>
+      <w:bookmarkStart w:id="19" w:name="_Toc227319941"/>
       <w:r>
         <w:t>Esquema entidad-relación:</w:t>
       </w:r>
-      <w:bookmarkEnd w:id="15"/>
+      <w:bookmarkEnd w:id="19"/>
     </w:p>
     <w:p>
       <w:r>
@@ -3709,16 +5148,72 @@
         </w:drawing>
       </w:r>
     </w:p>
+    <w:p>
+      <w:pPr>
+        <w:pStyle w:val="Ttulo2"/>
+      </w:pPr>
+    </w:p>
+    <w:p>
+      <w:pPr>
+        <w:pStyle w:val="Ttulo2"/>
+      </w:pPr>
+      <w:r>
+        <w:t>Esquema estructura</w:t>
+      </w:r>
+    </w:p>
+    <w:p>
+      <w:r>
+        <w:rPr>
+          <w:noProof/>
+        </w:rPr>
+        <w:drawing>
+          <wp:inline distT="0" distB="0" distL="0" distR="0" wp14:anchorId="20B6EA49" wp14:editId="584AD961">
+            <wp:extent cx="5400040" cy="2583815"/>
+            <wp:effectExtent l="0" t="0" r="0" b="6985"/>
+            <wp:docPr id="1997511474" name="Imagen 1"/>
+            <wp:cNvGraphicFramePr>
+              <a:graphicFrameLocks xmlns:a="http://schemas.openxmlformats.org/drawingml/2006/main" noChangeAspect="1"/>
+            </wp:cNvGraphicFramePr>
+            <a:graphic xmlns:a="http://schemas.openxmlformats.org/drawingml/2006/main">
+              <a:graphicData uri="http://schemas.openxmlformats.org/drawingml/2006/picture">
+                <pic:pic xmlns:pic="http://schemas.openxmlformats.org/drawingml/2006/picture">
+                  <pic:nvPicPr>
+                    <pic:cNvPr id="1997511474" name=""/>
+                    <pic:cNvPicPr/>
+                  </pic:nvPicPr>
+                  <pic:blipFill>
+                    <a:blip r:embed="rId23"/>
+                    <a:stretch>
+                      <a:fillRect/>
+                    </a:stretch>
+                  </pic:blipFill>
+                  <pic:spPr>
+                    <a:xfrm>
+                      <a:off x="0" y="0"/>
+                      <a:ext cx="5400040" cy="2583815"/>
+                    </a:xfrm>
+                    <a:prstGeom prst="rect">
+                      <a:avLst/>
+                    </a:prstGeom>
+                  </pic:spPr>
+                </pic:pic>
+              </a:graphicData>
+            </a:graphic>
+          </wp:inline>
+        </w:drawing>
+      </w:r>
+    </w:p>
     <w:p/>
     <w:p>
       <w:pPr>
         <w:pStyle w:val="Ttulo2"/>
       </w:pPr>
-      <w:bookmarkStart w:id="16" w:name="_Toc227315244"/>
-      <w:r>
+      <w:bookmarkStart w:id="20" w:name="_Toc227319942"/>
+      <w:r>
+        <w:lastRenderedPageBreak/>
         <w:t>Archivo SQL</w:t>
       </w:r>
-      <w:bookmarkEnd w:id="16"/>
+      <w:bookmarkEnd w:id="20"/>
     </w:p>
     <w:p>
       <w:pPr>
@@ -3728,11 +5223,11 @@
           <w:szCs w:val="24"/>
         </w:rPr>
       </w:pPr>
-      <w:bookmarkStart w:id="17" w:name="_Toc227315245"/>
+      <w:bookmarkStart w:id="21" w:name="_Toc227319943"/>
       <w:r>
         <w:t>TABLAS</w:t>
       </w:r>
-      <w:bookmarkEnd w:id="17"/>
+      <w:bookmarkEnd w:id="21"/>
     </w:p>
     <w:p>
       <w:pPr>
@@ -3805,7 +5300,6 @@
         <w:rPr>
           <w:noProof/>
         </w:rPr>
-        <w:lastRenderedPageBreak/>
         <w:drawing>
           <wp:inline distT="0" distB="0" distL="0" distR="0" wp14:anchorId="214CC3E3" wp14:editId="3E186424">
             <wp:extent cx="4335780" cy="1701885"/>
@@ -3822,7 +5316,7 @@
                     <pic:cNvPicPr/>
                   </pic:nvPicPr>
                   <pic:blipFill>
-                    <a:blip r:embed="rId23"/>
+                    <a:blip r:embed="rId24"/>
                     <a:stretch>
                       <a:fillRect/>
                     </a:stretch>
@@ -3943,7 +5437,7 @@
                     <pic:cNvPicPr/>
                   </pic:nvPicPr>
                   <pic:blipFill>
-                    <a:blip r:embed="rId24"/>
+                    <a:blip r:embed="rId25"/>
                     <a:stretch>
                       <a:fillRect/>
                     </a:stretch>
@@ -3966,6 +5460,7 @@
     </w:p>
     <w:p>
       <w:r>
+        <w:lastRenderedPageBreak/>
         <w:br w:type="page"/>
       </w:r>
     </w:p>
@@ -4059,7 +5554,7 @@
                     <pic:cNvPicPr/>
                   </pic:nvPicPr>
                   <pic:blipFill>
-                    <a:blip r:embed="rId25"/>
+                    <a:blip r:embed="rId26"/>
                     <a:stretch>
                       <a:fillRect/>
                     </a:stretch>
@@ -4167,7 +5662,7 @@
                     <pic:cNvPicPr/>
                   </pic:nvPicPr>
                   <pic:blipFill>
-                    <a:blip r:embed="rId26"/>
+                    <a:blip r:embed="rId27"/>
                     <a:stretch>
                       <a:fillRect/>
                     </a:stretch>
@@ -4257,7 +5752,7 @@
                     <pic:cNvPicPr/>
                   </pic:nvPicPr>
                   <pic:blipFill>
-                    <a:blip r:embed="rId27"/>
+                    <a:blip r:embed="rId28"/>
                     <a:stretch>
                       <a:fillRect/>
                     </a:stretch>
@@ -4287,12 +5782,12 @@
       <w:pPr>
         <w:pStyle w:val="Ttulo3"/>
       </w:pPr>
-      <w:bookmarkStart w:id="18" w:name="_Toc227315246"/>
+      <w:bookmarkStart w:id="22" w:name="_Toc227319944"/>
       <w:r>
         <w:lastRenderedPageBreak/>
         <w:t>VALORES</w:t>
       </w:r>
-      <w:bookmarkEnd w:id="18"/>
+      <w:bookmarkEnd w:id="22"/>
     </w:p>
     <w:p/>
     <w:p>
@@ -4327,7 +5822,7 @@
                     <pic:cNvPicPr/>
                   </pic:nvPicPr>
                   <pic:blipFill>
-                    <a:blip r:embed="rId28"/>
+                    <a:blip r:embed="rId29"/>
                     <a:stretch>
                       <a:fillRect/>
                     </a:stretch>
@@ -4374,7 +5869,7 @@
                     <pic:cNvPicPr/>
                   </pic:nvPicPr>
                   <pic:blipFill>
-                    <a:blip r:embed="rId29"/>
+                    <a:blip r:embed="rId30"/>
                     <a:stretch>
                       <a:fillRect/>
                     </a:stretch>
@@ -4439,7 +5934,7 @@
                     <pic:cNvPicPr/>
                   </pic:nvPicPr>
                   <pic:blipFill>
-                    <a:blip r:embed="rId30"/>
+                    <a:blip r:embed="rId31"/>
                     <a:stretch>
                       <a:fillRect/>
                     </a:stretch>
@@ -4507,7 +6002,7 @@
                     <pic:cNvPicPr/>
                   </pic:nvPicPr>
                   <pic:blipFill>
-                    <a:blip r:embed="rId31"/>
+                    <a:blip r:embed="rId32"/>
                     <a:stretch>
                       <a:fillRect/>
                     </a:stretch>
@@ -4554,7 +6049,7 @@
                     <pic:cNvPicPr/>
                   </pic:nvPicPr>
                   <pic:blipFill>
-                    <a:blip r:embed="rId32"/>
+                    <a:blip r:embed="rId33"/>
                     <a:stretch>
                       <a:fillRect/>
                     </a:stretch>
@@ -4580,7 +6075,7 @@
       <w:pPr>
         <w:pStyle w:val="Ttulo3"/>
       </w:pPr>
-      <w:bookmarkStart w:id="19" w:name="_Toc227315247"/>
+      <w:bookmarkStart w:id="23" w:name="_Toc227319945"/>
       <w:r>
         <w:lastRenderedPageBreak/>
         <w:t>VISTAS</w:t>
@@ -4588,7 +6083,7 @@
       <w:r>
         <w:t xml:space="preserve"> (Código + captura del resultado)</w:t>
       </w:r>
-      <w:bookmarkEnd w:id="19"/>
+      <w:bookmarkEnd w:id="23"/>
     </w:p>
     <w:p>
       <w:pPr>
@@ -4619,7 +6114,7 @@
                     <pic:cNvPicPr/>
                   </pic:nvPicPr>
                   <pic:blipFill>
-                    <a:blip r:embed="rId33"/>
+                    <a:blip r:embed="rId34"/>
                     <a:stretch>
                       <a:fillRect/>
                     </a:stretch>
@@ -4661,7 +6156,7 @@
                     <pic:cNvPicPr/>
                   </pic:nvPicPr>
                   <pic:blipFill>
-                    <a:blip r:embed="rId34"/>
+                    <a:blip r:embed="rId35"/>
                     <a:stretch>
                       <a:fillRect/>
                     </a:stretch>
@@ -4711,7 +6206,7 @@
                     <pic:cNvPicPr/>
                   </pic:nvPicPr>
                   <pic:blipFill>
-                    <a:blip r:embed="rId35"/>
+                    <a:blip r:embed="rId36"/>
                     <a:stretch>
                       <a:fillRect/>
                     </a:stretch>
@@ -4753,7 +6248,7 @@
                     <pic:cNvPicPr/>
                   </pic:nvPicPr>
                   <pic:blipFill>
-                    <a:blip r:embed="rId36"/>
+                    <a:blip r:embed="rId37"/>
                     <a:stretch>
                       <a:fillRect/>
                     </a:stretch>
@@ -4803,7 +6298,7 @@
                     <pic:cNvPicPr/>
                   </pic:nvPicPr>
                   <pic:blipFill>
-                    <a:blip r:embed="rId37"/>
+                    <a:blip r:embed="rId38"/>
                     <a:stretch>
                       <a:fillRect/>
                     </a:stretch>
@@ -4846,7 +6341,7 @@
                     <pic:cNvPicPr/>
                   </pic:nvPicPr>
                   <pic:blipFill>
-                    <a:blip r:embed="rId38"/>
+                    <a:blip r:embed="rId39"/>
                     <a:stretch>
                       <a:fillRect/>
                     </a:stretch>
@@ -4896,7 +6391,7 @@
                     <pic:cNvPicPr/>
                   </pic:nvPicPr>
                   <pic:blipFill>
-                    <a:blip r:embed="rId39"/>
+                    <a:blip r:embed="rId40"/>
                     <a:stretch>
                       <a:fillRect/>
                     </a:stretch>
@@ -4938,7 +6433,7 @@
                     <pic:cNvPicPr/>
                   </pic:nvPicPr>
                   <pic:blipFill>
-                    <a:blip r:embed="rId40"/>
+                    <a:blip r:embed="rId41"/>
                     <a:stretch>
                       <a:fillRect/>
                     </a:stretch>
@@ -4968,22 +6463,22 @@
       <w:pPr>
         <w:pStyle w:val="Ttulo1"/>
       </w:pPr>
-      <w:bookmarkStart w:id="20" w:name="_Toc227315248"/>
+      <w:bookmarkStart w:id="24" w:name="_Toc227319946"/>
       <w:r>
         <w:lastRenderedPageBreak/>
         <w:t>PROGRAMACIÓN</w:t>
       </w:r>
-      <w:bookmarkEnd w:id="20"/>
+      <w:bookmarkEnd w:id="24"/>
     </w:p>
     <w:p>
       <w:pPr>
         <w:pStyle w:val="Ttulo2"/>
       </w:pPr>
-      <w:bookmarkStart w:id="21" w:name="_Toc227315249"/>
+      <w:bookmarkStart w:id="25" w:name="_Toc227319947"/>
       <w:r>
         <w:t>El menú</w:t>
       </w:r>
-      <w:bookmarkEnd w:id="21"/>
+      <w:bookmarkEnd w:id="25"/>
     </w:p>
     <w:p>
       <w:r>
@@ -5011,7 +6506,7 @@
                     <pic:cNvPicPr/>
                   </pic:nvPicPr>
                   <pic:blipFill>
-                    <a:blip r:embed="rId41"/>
+                    <a:blip r:embed="rId42"/>
                     <a:stretch>
                       <a:fillRect/>
                     </a:stretch>
@@ -5037,11 +6532,11 @@
       <w:pPr>
         <w:pStyle w:val="Ttulo2"/>
       </w:pPr>
-      <w:bookmarkStart w:id="22" w:name="_Toc227315250"/>
+      <w:bookmarkStart w:id="26" w:name="_Toc227319948"/>
       <w:r>
         <w:t>Crear usuario (Opción 1)</w:t>
       </w:r>
-      <w:bookmarkEnd w:id="22"/>
+      <w:bookmarkEnd w:id="26"/>
     </w:p>
     <w:p>
       <w:r>
@@ -5110,7 +6605,7 @@
                     <pic:cNvPicPr/>
                   </pic:nvPicPr>
                   <pic:blipFill>
-                    <a:blip r:embed="rId42"/>
+                    <a:blip r:embed="rId43"/>
                     <a:stretch>
                       <a:fillRect/>
                     </a:stretch>
@@ -5157,7 +6652,7 @@
                     <pic:cNvPicPr/>
                   </pic:nvPicPr>
                   <pic:blipFill>
-                    <a:blip r:embed="rId43"/>
+                    <a:blip r:embed="rId44"/>
                     <a:stretch>
                       <a:fillRect/>
                     </a:stretch>
@@ -5184,11 +6679,11 @@
       <w:pPr>
         <w:pStyle w:val="Ttulo2"/>
       </w:pPr>
-      <w:bookmarkStart w:id="23" w:name="_Toc227315251"/>
+      <w:bookmarkStart w:id="27" w:name="_Toc227319949"/>
       <w:r>
         <w:t>Borrar usuario (Opción 2)</w:t>
       </w:r>
-      <w:bookmarkEnd w:id="23"/>
+      <w:bookmarkEnd w:id="27"/>
     </w:p>
     <w:p>
       <w:r>
@@ -5221,7 +6716,7 @@
                     <pic:cNvPicPr/>
                   </pic:nvPicPr>
                   <pic:blipFill>
-                    <a:blip r:embed="rId44"/>
+                    <a:blip r:embed="rId45"/>
                     <a:stretch>
                       <a:fillRect/>
                     </a:stretch>
@@ -5268,7 +6763,7 @@
                     <pic:cNvPicPr/>
                   </pic:nvPicPr>
                   <pic:blipFill>
-                    <a:blip r:embed="rId45"/>
+                    <a:blip r:embed="rId46"/>
                     <a:stretch>
                       <a:fillRect/>
                     </a:stretch>
@@ -5315,7 +6810,7 @@
                     <pic:cNvPicPr/>
                   </pic:nvPicPr>
                   <pic:blipFill>
-                    <a:blip r:embed="rId46"/>
+                    <a:blip r:embed="rId47"/>
                     <a:stretch>
                       <a:fillRect/>
                     </a:stretch>
@@ -5347,12 +6842,12 @@
       <w:pPr>
         <w:pStyle w:val="Ttulo2"/>
       </w:pPr>
-      <w:bookmarkStart w:id="24" w:name="_Toc227315252"/>
+      <w:bookmarkStart w:id="28" w:name="_Toc227319950"/>
       <w:r>
         <w:lastRenderedPageBreak/>
         <w:t>Crear evento (Opción 3)</w:t>
       </w:r>
-      <w:bookmarkEnd w:id="24"/>
+      <w:bookmarkEnd w:id="28"/>
     </w:p>
     <w:p>
       <w:r>
@@ -5438,7 +6933,7 @@
                     <pic:cNvPicPr/>
                   </pic:nvPicPr>
                   <pic:blipFill>
-                    <a:blip r:embed="rId47"/>
+                    <a:blip r:embed="rId48"/>
                     <a:stretch>
                       <a:fillRect/>
                     </a:stretch>
@@ -5474,12 +6969,12 @@
       <w:pPr>
         <w:pStyle w:val="Ttulo2"/>
       </w:pPr>
-      <w:bookmarkStart w:id="25" w:name="_Toc227315253"/>
+      <w:bookmarkStart w:id="29" w:name="_Toc227319951"/>
       <w:r>
         <w:lastRenderedPageBreak/>
         <w:t>Borrar evento (Opción 4)</w:t>
       </w:r>
-      <w:bookmarkEnd w:id="25"/>
+      <w:bookmarkEnd w:id="29"/>
     </w:p>
     <w:p>
       <w:r>
@@ -5488,7 +6983,15 @@
     </w:p>
     <w:p>
       <w:r>
-        <w:t>Se muestra una tabla con los eventos disponibles , mostrando sus ID y título</w:t>
+        <w:t xml:space="preserve">Se muestra una tabla con los eventos </w:t>
+      </w:r>
+      <w:proofErr w:type="gramStart"/>
+      <w:r>
+        <w:t>disponibles ,</w:t>
+      </w:r>
+      <w:proofErr w:type="gramEnd"/>
+      <w:r>
+        <w:t xml:space="preserve"> mostrando sus ID y título</w:t>
       </w:r>
       <w:r>
         <w:t>.</w:t>
@@ -5520,7 +7023,7 @@
                     <pic:cNvPicPr/>
                   </pic:nvPicPr>
                   <pic:blipFill>
-                    <a:blip r:embed="rId48"/>
+                    <a:blip r:embed="rId49"/>
                     <a:stretch>
                       <a:fillRect/>
                     </a:stretch>
@@ -5568,7 +7071,7 @@
                     <pic:cNvPicPr/>
                   </pic:nvPicPr>
                   <pic:blipFill>
-                    <a:blip r:embed="rId49"/>
+                    <a:blip r:embed="rId50"/>
                     <a:stretch>
                       <a:fillRect/>
                     </a:stretch>
@@ -5615,7 +7118,7 @@
                     <pic:cNvPicPr/>
                   </pic:nvPicPr>
                   <pic:blipFill>
-                    <a:blip r:embed="rId50"/>
+                    <a:blip r:embed="rId51"/>
                     <a:stretch>
                       <a:fillRect/>
                     </a:stretch>
@@ -5645,12 +7148,12 @@
       <w:pPr>
         <w:pStyle w:val="Ttulo2"/>
       </w:pPr>
-      <w:bookmarkStart w:id="26" w:name="_Toc227315254"/>
+      <w:bookmarkStart w:id="30" w:name="_Toc227319952"/>
       <w:r>
         <w:lastRenderedPageBreak/>
         <w:t>Crear galería (Opción 5)</w:t>
       </w:r>
-      <w:bookmarkEnd w:id="26"/>
+      <w:bookmarkEnd w:id="30"/>
     </w:p>
     <w:p>
       <w:r>
@@ -5686,7 +7189,7 @@
                     <pic:cNvPicPr/>
                   </pic:nvPicPr>
                   <pic:blipFill>
-                    <a:blip r:embed="rId51"/>
+                    <a:blip r:embed="rId52"/>
                     <a:stretch>
                       <a:fillRect/>
                     </a:stretch>
@@ -5734,7 +7237,7 @@
                     <pic:cNvPicPr/>
                   </pic:nvPicPr>
                   <pic:blipFill>
-                    <a:blip r:embed="rId52"/>
+                    <a:blip r:embed="rId53"/>
                     <a:stretch>
                       <a:fillRect/>
                     </a:stretch>
@@ -5781,7 +7284,7 @@
                     <pic:cNvPicPr/>
                   </pic:nvPicPr>
                   <pic:blipFill>
-                    <a:blip r:embed="rId53"/>
+                    <a:blip r:embed="rId54"/>
                     <a:stretch>
                       <a:fillRect/>
                     </a:stretch>
@@ -5819,12 +7322,12 @@
           <w:szCs w:val="24"/>
         </w:rPr>
       </w:pPr>
-      <w:bookmarkStart w:id="27" w:name="_Toc227315255"/>
+      <w:bookmarkStart w:id="31" w:name="_Toc227319953"/>
       <w:r>
         <w:lastRenderedPageBreak/>
         <w:t>Borrar galería (Opción 6)</w:t>
       </w:r>
-      <w:bookmarkEnd w:id="27"/>
+      <w:bookmarkEnd w:id="31"/>
     </w:p>
     <w:p>
       <w:r>
@@ -5869,7 +7372,7 @@
                     <pic:cNvPicPr/>
                   </pic:nvPicPr>
                   <pic:blipFill>
-                    <a:blip r:embed="rId54"/>
+                    <a:blip r:embed="rId55"/>
                     <a:stretch>
                       <a:fillRect/>
                     </a:stretch>
@@ -5916,7 +7419,7 @@
                     <pic:cNvPicPr/>
                   </pic:nvPicPr>
                   <pic:blipFill>
-                    <a:blip r:embed="rId55"/>
+                    <a:blip r:embed="rId56"/>
                     <a:stretch>
                       <a:fillRect/>
                     </a:stretch>
@@ -5963,7 +7466,7 @@
                     <pic:cNvPicPr/>
                   </pic:nvPicPr>
                   <pic:blipFill>
-                    <a:blip r:embed="rId56"/>
+                    <a:blip r:embed="rId57"/>
                     <a:stretch>
                       <a:fillRect/>
                     </a:stretch>
@@ -6017,7 +7520,7 @@
                     <pic:cNvPicPr/>
                   </pic:nvPicPr>
                   <pic:blipFill>
-                    <a:blip r:embed="rId57"/>
+                    <a:blip r:embed="rId58"/>
                     <a:stretch>
                       <a:fillRect/>
                     </a:stretch>
@@ -6043,12 +7546,12 @@
       <w:pPr>
         <w:pStyle w:val="Ttulo2"/>
       </w:pPr>
-      <w:bookmarkStart w:id="28" w:name="_Toc227315256"/>
+      <w:bookmarkStart w:id="32" w:name="_Toc227319954"/>
       <w:r>
         <w:lastRenderedPageBreak/>
         <w:t>Crear favorito (Opción 7)</w:t>
       </w:r>
-      <w:bookmarkEnd w:id="28"/>
+      <w:bookmarkEnd w:id="32"/>
     </w:p>
     <w:p>
       <w:r>
@@ -6081,7 +7584,7 @@
                     <pic:cNvPicPr/>
                   </pic:nvPicPr>
                   <pic:blipFill>
-                    <a:blip r:embed="rId58"/>
+                    <a:blip r:embed="rId59"/>
                     <a:stretch>
                       <a:fillRect/>
                     </a:stretch>
@@ -6136,7 +7639,7 @@
                     <pic:cNvPicPr/>
                   </pic:nvPicPr>
                   <pic:blipFill rotWithShape="1">
-                    <a:blip r:embed="rId59">
+                    <a:blip r:embed="rId60">
                       <a:extLst>
                         <a:ext uri="{28A0092B-C50C-407E-A947-70E740481C1C}">
                           <a14:useLocalDpi xmlns:a14="http://schemas.microsoft.com/office/drawing/2010/main" val="0"/>
@@ -6201,7 +7704,7 @@
                     <pic:cNvPicPr/>
                   </pic:nvPicPr>
                   <pic:blipFill rotWithShape="1">
-                    <a:blip r:embed="rId60"/>
+                    <a:blip r:embed="rId61"/>
                     <a:srcRect t="47885"/>
                     <a:stretch>
                       <a:fillRect/>
@@ -6241,12 +7744,12 @@
       <w:pPr>
         <w:pStyle w:val="Ttulo2"/>
       </w:pPr>
-      <w:bookmarkStart w:id="29" w:name="_Toc227315257"/>
+      <w:bookmarkStart w:id="33" w:name="_Toc227319955"/>
       <w:r>
         <w:lastRenderedPageBreak/>
         <w:t>Borrar favorito (Opción 8)</w:t>
       </w:r>
-      <w:bookmarkEnd w:id="29"/>
+      <w:bookmarkEnd w:id="33"/>
     </w:p>
     <w:p>
       <w:r>
@@ -6304,7 +7807,7 @@
                     <pic:cNvPicPr/>
                   </pic:nvPicPr>
                   <pic:blipFill>
-                    <a:blip r:embed="rId61"/>
+                    <a:blip r:embed="rId62"/>
                     <a:stretch>
                       <a:fillRect/>
                     </a:stretch>
@@ -6328,7 +7831,15 @@
     <w:p/>
     <w:p>
       <w:r>
-        <w:t>Si alguno de lo datos no es correcto, saltará un erro</w:t>
+        <w:t xml:space="preserve">Si alguno de </w:t>
+      </w:r>
+      <w:proofErr w:type="spellStart"/>
+      <w:r>
+        <w:t>lo</w:t>
+      </w:r>
+      <w:proofErr w:type="spellEnd"/>
+      <w:r>
+        <w:t xml:space="preserve"> datos no es correcto, saltará un erro</w:t>
       </w:r>
       <w:r>
         <w:t>r.</w:t>
@@ -6570,11 +8081,127 @@
       </w:rPr>
     </w:lvl>
   </w:abstractNum>
+  <w:abstractNum w:abstractNumId="2" w15:restartNumberingAfterBreak="0">
+    <w:nsid w:val="0E557D56"/>
+    <w:multiLevelType w:val="hybridMultilevel"/>
+    <w:tmpl w:val="B5DEBBFA"/>
+    <w:lvl w:ilvl="0" w:tplc="0C0A0001">
+      <w:start w:val="1"/>
+      <w:numFmt w:val="bullet"/>
+      <w:lvlText w:val=""/>
+      <w:lvlJc w:val="left"/>
+      <w:pPr>
+        <w:ind w:left="720" w:hanging="360"/>
+      </w:pPr>
+      <w:rPr>
+        <w:rFonts w:ascii="Symbol" w:hAnsi="Symbol" w:hint="default"/>
+      </w:rPr>
+    </w:lvl>
+    <w:lvl w:ilvl="1" w:tplc="0C0A0003">
+      <w:start w:val="1"/>
+      <w:numFmt w:val="bullet"/>
+      <w:lvlText w:val="o"/>
+      <w:lvlJc w:val="left"/>
+      <w:pPr>
+        <w:ind w:left="1440" w:hanging="360"/>
+      </w:pPr>
+      <w:rPr>
+        <w:rFonts w:ascii="Courier New" w:hAnsi="Courier New" w:cs="Courier New" w:hint="default"/>
+      </w:rPr>
+    </w:lvl>
+    <w:lvl w:ilvl="2" w:tplc="0C0A0005">
+      <w:start w:val="1"/>
+      <w:numFmt w:val="bullet"/>
+      <w:lvlText w:val=""/>
+      <w:lvlJc w:val="left"/>
+      <w:pPr>
+        <w:ind w:left="2160" w:hanging="360"/>
+      </w:pPr>
+      <w:rPr>
+        <w:rFonts w:ascii="Wingdings" w:hAnsi="Wingdings" w:hint="default"/>
+      </w:rPr>
+    </w:lvl>
+    <w:lvl w:ilvl="3" w:tplc="0C0A0001">
+      <w:start w:val="1"/>
+      <w:numFmt w:val="bullet"/>
+      <w:lvlText w:val=""/>
+      <w:lvlJc w:val="left"/>
+      <w:pPr>
+        <w:ind w:left="2880" w:hanging="360"/>
+      </w:pPr>
+      <w:rPr>
+        <w:rFonts w:ascii="Symbol" w:hAnsi="Symbol" w:hint="default"/>
+      </w:rPr>
+    </w:lvl>
+    <w:lvl w:ilvl="4" w:tplc="0C0A0003">
+      <w:start w:val="1"/>
+      <w:numFmt w:val="bullet"/>
+      <w:lvlText w:val="o"/>
+      <w:lvlJc w:val="left"/>
+      <w:pPr>
+        <w:ind w:left="3600" w:hanging="360"/>
+      </w:pPr>
+      <w:rPr>
+        <w:rFonts w:ascii="Courier New" w:hAnsi="Courier New" w:cs="Courier New" w:hint="default"/>
+      </w:rPr>
+    </w:lvl>
+    <w:lvl w:ilvl="5" w:tplc="0C0A0005">
+      <w:start w:val="1"/>
+      <w:numFmt w:val="bullet"/>
+      <w:lvlText w:val=""/>
+      <w:lvlJc w:val="left"/>
+      <w:pPr>
+        <w:ind w:left="4320" w:hanging="360"/>
+      </w:pPr>
+      <w:rPr>
+        <w:rFonts w:ascii="Wingdings" w:hAnsi="Wingdings" w:hint="default"/>
+      </w:rPr>
+    </w:lvl>
+    <w:lvl w:ilvl="6" w:tplc="0C0A0001" w:tentative="1">
+      <w:start w:val="1"/>
+      <w:numFmt w:val="bullet"/>
+      <w:lvlText w:val=""/>
+      <w:lvlJc w:val="left"/>
+      <w:pPr>
+        <w:ind w:left="5040" w:hanging="360"/>
+      </w:pPr>
+      <w:rPr>
+        <w:rFonts w:ascii="Symbol" w:hAnsi="Symbol" w:hint="default"/>
+      </w:rPr>
+    </w:lvl>
+    <w:lvl w:ilvl="7" w:tplc="0C0A0003" w:tentative="1">
+      <w:start w:val="1"/>
+      <w:numFmt w:val="bullet"/>
+      <w:lvlText w:val="o"/>
+      <w:lvlJc w:val="left"/>
+      <w:pPr>
+        <w:ind w:left="5760" w:hanging="360"/>
+      </w:pPr>
+      <w:rPr>
+        <w:rFonts w:ascii="Courier New" w:hAnsi="Courier New" w:cs="Courier New" w:hint="default"/>
+      </w:rPr>
+    </w:lvl>
+    <w:lvl w:ilvl="8" w:tplc="0C0A0005" w:tentative="1">
+      <w:start w:val="1"/>
+      <w:numFmt w:val="bullet"/>
+      <w:lvlText w:val=""/>
+      <w:lvlJc w:val="left"/>
+      <w:pPr>
+        <w:ind w:left="6480" w:hanging="360"/>
+      </w:pPr>
+      <w:rPr>
+        <w:rFonts w:ascii="Wingdings" w:hAnsi="Wingdings" w:hint="default"/>
+      </w:rPr>
+    </w:lvl>
+  </w:abstractNum>
   <w:num w:numId="1" w16cid:durableId="508104013">
     <w:abstractNumId w:val="0"/>
   </w:num>
   <w:num w:numId="2" w16cid:durableId="1537544127">
     <w:abstractNumId w:val="1"/>
+  </w:num>
+  <w:num w:numId="3" w16cid:durableId="1626961928">
+    <w:abstractNumId w:val="2"/>
   </w:num>
 </w:numbering>
 </file>
@@ -7171,6 +8798,7 @@
   <w:style w:type="character" w:default="1" w:styleId="Fuentedeprrafopredeter">
     <w:name w:val="Default Paragraph Font"/>
     <w:uiPriority w:val="1"/>
+    <w:semiHidden/>
     <w:unhideWhenUsed/>
   </w:style>
   <w:style w:type="table" w:default="1" w:styleId="Tablanormal">
@@ -7522,13 +9150,13 @@
     <w:basedOn w:val="Normal"/>
     <w:link w:val="codigoCar"/>
     <w:qFormat/>
-    <w:rsid w:val="00BE530C"/>
+    <w:rsid w:val="007E6353"/>
     <w:pPr>
       <w:spacing w:line="240" w:lineRule="auto"/>
     </w:pPr>
     <w:rPr>
-      <w:rFonts w:ascii="Courier New" w:hAnsi="Courier New"/>
-      <w:b/>
+      <w:rFonts w:ascii="Consolas" w:hAnsi="Consolas"/>
+      <w:bCs/>
       <w:color w:val="000000" w:themeColor="text1"/>
       <w:spacing w:val="-20"/>
     </w:rPr>
@@ -7537,10 +9165,10 @@
     <w:name w:val="codigo Car"/>
     <w:basedOn w:val="Fuentedeprrafopredeter"/>
     <w:link w:val="codigo"/>
-    <w:rsid w:val="00BE530C"/>
+    <w:rsid w:val="007E6353"/>
     <w:rPr>
-      <w:rFonts w:ascii="Courier New" w:hAnsi="Courier New"/>
-      <w:b/>
+      <w:rFonts w:ascii="Consolas" w:hAnsi="Consolas"/>
+      <w:bCs/>
       <w:color w:val="000000" w:themeColor="text1"/>
       <w:spacing w:val="-20"/>
       <w:sz w:val="24"/>
